--- a/docs/submission/Prism-技术文档-评审版.docx
+++ b/docs/submission/Prism-技术文档-评审版.docx
@@ -101,7 +101,7 @@
       <w:r>
         <w:fldChar w:fldCharType="separate"/>
       </w:r>
-      <w:hyperlink w:anchor="_Toc240645642" w:history="1">
+      <w:hyperlink w:anchor="_Toc240647808" w:history="1">
         <w:r>
           <w:rPr>
             <w:rStyle w:val="a5"/>
@@ -152,7 +152,7 @@
             <w:noProof/>
             <w:webHidden/>
           </w:rPr>
-          <w:instrText>PAGEREF _Toc240645642 \h</w:instrText>
+          <w:instrText>PAGEREF _Toc240647808 \h</w:instrText>
         </w:r>
         <w:r>
           <w:rPr>
@@ -210,7 +210,7 @@
           <w14:ligatures w14:val="standardContextual"/>
         </w:rPr>
       </w:pPr>
-      <w:hyperlink w:anchor="_Toc240645643" w:history="1">
+      <w:hyperlink w:anchor="_Toc240647809" w:history="1">
         <w:r>
           <w:rPr>
             <w:rStyle w:val="a5"/>
@@ -254,7 +254,7 @@
             <w:noProof/>
             <w:webHidden/>
           </w:rPr>
-          <w:instrText>PAGEREF _Toc240645643 \h</w:instrText>
+          <w:instrText>PAGEREF _Toc240647809 \h</w:instrText>
         </w:r>
         <w:r>
           <w:rPr>
@@ -312,7 +312,7 @@
           <w14:ligatures w14:val="standardContextual"/>
         </w:rPr>
       </w:pPr>
-      <w:hyperlink w:anchor="_Toc240645644" w:history="1">
+      <w:hyperlink w:anchor="_Toc240647810" w:history="1">
         <w:r>
           <w:rPr>
             <w:rStyle w:val="a5"/>
@@ -356,7 +356,7 @@
             <w:noProof/>
             <w:webHidden/>
           </w:rPr>
-          <w:instrText>PAGEREF _Toc240645644 \h</w:instrText>
+          <w:instrText>PAGEREF _Toc240647810 \h</w:instrText>
         </w:r>
         <w:r>
           <w:rPr>
@@ -414,7 +414,7 @@
           <w14:ligatures w14:val="standardContextual"/>
         </w:rPr>
       </w:pPr>
-      <w:hyperlink w:anchor="_Toc240645645" w:history="1">
+      <w:hyperlink w:anchor="_Toc240647811" w:history="1">
         <w:r>
           <w:rPr>
             <w:rStyle w:val="a5"/>
@@ -458,7 +458,7 @@
             <w:noProof/>
             <w:webHidden/>
           </w:rPr>
-          <w:instrText>PAGEREF _Toc240645645 \h</w:instrText>
+          <w:instrText>PAGEREF _Toc240647811 \h</w:instrText>
         </w:r>
         <w:r>
           <w:rPr>
@@ -515,7 +515,7 @@
           <w14:ligatures w14:val="standardContextual"/>
         </w:rPr>
       </w:pPr>
-      <w:hyperlink w:anchor="_Toc240645646" w:history="1">
+      <w:hyperlink w:anchor="_Toc240647812" w:history="1">
         <w:r>
           <w:rPr>
             <w:rStyle w:val="a5"/>
@@ -566,7 +566,7 @@
             <w:noProof/>
             <w:webHidden/>
           </w:rPr>
-          <w:instrText>PAGEREF _Toc240645646 \h</w:instrText>
+          <w:instrText>PAGEREF _Toc240647812 \h</w:instrText>
         </w:r>
         <w:r>
           <w:rPr>
@@ -624,7 +624,7 @@
           <w14:ligatures w14:val="standardContextual"/>
         </w:rPr>
       </w:pPr>
-      <w:hyperlink w:anchor="_Toc240645647" w:history="1">
+      <w:hyperlink w:anchor="_Toc240647813" w:history="1">
         <w:r>
           <w:rPr>
             <w:rStyle w:val="a5"/>
@@ -668,7 +668,7 @@
             <w:noProof/>
             <w:webHidden/>
           </w:rPr>
-          <w:instrText>PAGEREF _Toc240645647 \h</w:instrText>
+          <w:instrText>PAGEREF _Toc240647813 \h</w:instrText>
         </w:r>
         <w:r>
           <w:rPr>
@@ -726,7 +726,7 @@
           <w14:ligatures w14:val="standardContextual"/>
         </w:rPr>
       </w:pPr>
-      <w:hyperlink w:anchor="_Toc240645648" w:history="1">
+      <w:hyperlink w:anchor="_Toc240647814" w:history="1">
         <w:r>
           <w:rPr>
             <w:rStyle w:val="a5"/>
@@ -770,7 +770,7 @@
             <w:noProof/>
             <w:webHidden/>
           </w:rPr>
-          <w:instrText>PAGEREF _Toc240645648 \h</w:instrText>
+          <w:instrText>PAGEREF _Toc240647814 \h</w:instrText>
         </w:r>
         <w:r>
           <w:rPr>
@@ -828,7 +828,7 @@
           <w14:ligatures w14:val="standardContextual"/>
         </w:rPr>
       </w:pPr>
-      <w:hyperlink w:anchor="_Toc240645649" w:history="1">
+      <w:hyperlink w:anchor="_Toc240647815" w:history="1">
         <w:r>
           <w:rPr>
             <w:rStyle w:val="a5"/>
@@ -872,7 +872,7 @@
             <w:noProof/>
             <w:webHidden/>
           </w:rPr>
-          <w:instrText>PAGEREF _Toc240645649 \h</w:instrText>
+          <w:instrText>PAGEREF _Toc240647815 \h</w:instrText>
         </w:r>
         <w:r>
           <w:rPr>
@@ -929,7 +929,7 @@
           <w14:ligatures w14:val="standardContextual"/>
         </w:rPr>
       </w:pPr>
-      <w:hyperlink w:anchor="_Toc240645650" w:history="1">
+      <w:hyperlink w:anchor="_Toc240647816" w:history="1">
         <w:r>
           <w:rPr>
             <w:rStyle w:val="a5"/>
@@ -980,7 +980,7 @@
             <w:noProof/>
             <w:webHidden/>
           </w:rPr>
-          <w:instrText>PAGEREF _Toc240645650 \h</w:instrText>
+          <w:instrText>PAGEREF _Toc240647816 \h</w:instrText>
         </w:r>
         <w:r>
           <w:rPr>
@@ -1038,7 +1038,7 @@
           <w14:ligatures w14:val="standardContextual"/>
         </w:rPr>
       </w:pPr>
-      <w:hyperlink w:anchor="_Toc240645651" w:history="1">
+      <w:hyperlink w:anchor="_Toc240647817" w:history="1">
         <w:r>
           <w:rPr>
             <w:rStyle w:val="a5"/>
@@ -1082,7 +1082,7 @@
             <w:noProof/>
             <w:webHidden/>
           </w:rPr>
-          <w:instrText>PAGEREF _Toc240645651 \h</w:instrText>
+          <w:instrText>PAGEREF _Toc240647817 \h</w:instrText>
         </w:r>
         <w:r>
           <w:rPr>
@@ -1140,7 +1140,7 @@
           <w14:ligatures w14:val="standardContextual"/>
         </w:rPr>
       </w:pPr>
-      <w:hyperlink w:anchor="_Toc240645652" w:history="1">
+      <w:hyperlink w:anchor="_Toc240647818" w:history="1">
         <w:r>
           <w:rPr>
             <w:rStyle w:val="a5"/>
@@ -1184,7 +1184,7 @@
             <w:noProof/>
             <w:webHidden/>
           </w:rPr>
-          <w:instrText>PAGEREF _Toc240645652 \h</w:instrText>
+          <w:instrText>PAGEREF _Toc240647818 \h</w:instrText>
         </w:r>
         <w:r>
           <w:rPr>
@@ -1242,7 +1242,7 @@
           <w14:ligatures w14:val="standardContextual"/>
         </w:rPr>
       </w:pPr>
-      <w:hyperlink w:anchor="_Toc240645653" w:history="1">
+      <w:hyperlink w:anchor="_Toc240647819" w:history="1">
         <w:r>
           <w:rPr>
             <w:rStyle w:val="a5"/>
@@ -1286,7 +1286,7 @@
             <w:noProof/>
             <w:webHidden/>
           </w:rPr>
-          <w:instrText>PAGEREF _Toc240645653 \h</w:instrText>
+          <w:instrText>PAGEREF _Toc240647819 \h</w:instrText>
         </w:r>
         <w:r>
           <w:rPr>
@@ -1343,7 +1343,7 @@
           <w14:ligatures w14:val="standardContextual"/>
         </w:rPr>
       </w:pPr>
-      <w:hyperlink w:anchor="_Toc240645654" w:history="1">
+      <w:hyperlink w:anchor="_Toc240647820" w:history="1">
         <w:r>
           <w:rPr>
             <w:rStyle w:val="a5"/>
@@ -1394,7 +1394,7 @@
             <w:noProof/>
             <w:webHidden/>
           </w:rPr>
-          <w:instrText>PAGEREF _Toc240645654 \h</w:instrText>
+          <w:instrText>PAGEREF _Toc240647820 \h</w:instrText>
         </w:r>
         <w:r>
           <w:rPr>
@@ -1452,7 +1452,7 @@
           <w14:ligatures w14:val="standardContextual"/>
         </w:rPr>
       </w:pPr>
-      <w:hyperlink w:anchor="_Toc240645655" w:history="1">
+      <w:hyperlink w:anchor="_Toc240647821" w:history="1">
         <w:r>
           <w:rPr>
             <w:rStyle w:val="a5"/>
@@ -1496,7 +1496,7 @@
             <w:noProof/>
             <w:webHidden/>
           </w:rPr>
-          <w:instrText>PAGEREF _Toc240645655 \h</w:instrText>
+          <w:instrText>PAGEREF _Toc240647821 \h</w:instrText>
         </w:r>
         <w:r>
           <w:rPr>
@@ -1554,7 +1554,7 @@
           <w14:ligatures w14:val="standardContextual"/>
         </w:rPr>
       </w:pPr>
-      <w:hyperlink w:anchor="_Toc240645656" w:history="1">
+      <w:hyperlink w:anchor="_Toc240647822" w:history="1">
         <w:r>
           <w:rPr>
             <w:rStyle w:val="a5"/>
@@ -1598,7 +1598,7 @@
             <w:noProof/>
             <w:webHidden/>
           </w:rPr>
-          <w:instrText>PAGEREF _Toc240645656 \h</w:instrText>
+          <w:instrText>PAGEREF _Toc240647822 \h</w:instrText>
         </w:r>
         <w:r>
           <w:rPr>
@@ -1628,7 +1628,7 @@
             <w:noProof/>
             <w:webHidden/>
           </w:rPr>
-          <w:t>9</w:t>
+          <w:t>8</w:t>
         </w:r>
         <w:r>
           <w:rPr>
@@ -1656,7 +1656,7 @@
           <w14:ligatures w14:val="standardContextual"/>
         </w:rPr>
       </w:pPr>
-      <w:hyperlink w:anchor="_Toc240645657" w:history="1">
+      <w:hyperlink w:anchor="_Toc240647823" w:history="1">
         <w:r>
           <w:rPr>
             <w:rStyle w:val="a5"/>
@@ -1700,7 +1700,7 @@
             <w:noProof/>
             <w:webHidden/>
           </w:rPr>
-          <w:instrText>PAGEREF _Toc240645657 \h</w:instrText>
+          <w:instrText>PAGEREF _Toc240647823 \h</w:instrText>
         </w:r>
         <w:r>
           <w:rPr>
@@ -1730,7 +1730,7 @@
             <w:noProof/>
             <w:webHidden/>
           </w:rPr>
-          <w:t>10</w:t>
+          <w:t>9</w:t>
         </w:r>
         <w:r>
           <w:rPr>
@@ -1758,7 +1758,7 @@
           <w14:ligatures w14:val="standardContextual"/>
         </w:rPr>
       </w:pPr>
-      <w:hyperlink w:anchor="_Toc240645658" w:history="1">
+      <w:hyperlink w:anchor="_Toc240647824" w:history="1">
         <w:r>
           <w:rPr>
             <w:rStyle w:val="a5"/>
@@ -1802,7 +1802,7 @@
             <w:noProof/>
             <w:webHidden/>
           </w:rPr>
-          <w:instrText>PAGEREF _Toc240645658 \h</w:instrText>
+          <w:instrText>PAGEREF _Toc240647824 \h</w:instrText>
         </w:r>
         <w:r>
           <w:rPr>
@@ -1832,7 +1832,7 @@
             <w:noProof/>
             <w:webHidden/>
           </w:rPr>
-          <w:t>11</w:t>
+          <w:t>10</w:t>
         </w:r>
         <w:r>
           <w:rPr>
@@ -1860,7 +1860,7 @@
           <w14:ligatures w14:val="standardContextual"/>
         </w:rPr>
       </w:pPr>
-      <w:hyperlink w:anchor="_Toc240645659" w:history="1">
+      <w:hyperlink w:anchor="_Toc240647825" w:history="1">
         <w:r>
           <w:rPr>
             <w:rStyle w:val="a5"/>
@@ -1904,7 +1904,7 @@
             <w:noProof/>
             <w:webHidden/>
           </w:rPr>
-          <w:instrText>PAGEREF _Toc240645659 \h</w:instrText>
+          <w:instrText>PAGEREF _Toc240647825 \h</w:instrText>
         </w:r>
         <w:r>
           <w:rPr>
@@ -1934,7 +1934,7 @@
             <w:noProof/>
             <w:webHidden/>
           </w:rPr>
-          <w:t>12</w:t>
+          <w:t>11</w:t>
         </w:r>
         <w:r>
           <w:rPr>
@@ -1961,7 +1961,7 @@
           <w14:ligatures w14:val="standardContextual"/>
         </w:rPr>
       </w:pPr>
-      <w:hyperlink w:anchor="_Toc240645660" w:history="1">
+      <w:hyperlink w:anchor="_Toc240647826" w:history="1">
         <w:r>
           <w:rPr>
             <w:rStyle w:val="a5"/>
@@ -2012,7 +2012,7 @@
             <w:noProof/>
             <w:webHidden/>
           </w:rPr>
-          <w:instrText>PAGEREF _Toc240645660 \h</w:instrText>
+          <w:instrText>PAGEREF _Toc240647826 \h</w:instrText>
         </w:r>
         <w:r>
           <w:rPr>
@@ -2070,7 +2070,7 @@
           <w14:ligatures w14:val="standardContextual"/>
         </w:rPr>
       </w:pPr>
-      <w:hyperlink w:anchor="_Toc240645661" w:history="1">
+      <w:hyperlink w:anchor="_Toc240647827" w:history="1">
         <w:r>
           <w:rPr>
             <w:rStyle w:val="a5"/>
@@ -2114,7 +2114,7 @@
             <w:noProof/>
             <w:webHidden/>
           </w:rPr>
-          <w:instrText>PAGEREF _Toc240645661 \h</w:instrText>
+          <w:instrText>PAGEREF _Toc240647827 \h</w:instrText>
         </w:r>
         <w:r>
           <w:rPr>
@@ -2172,7 +2172,7 @@
           <w14:ligatures w14:val="standardContextual"/>
         </w:rPr>
       </w:pPr>
-      <w:hyperlink w:anchor="_Toc240645662" w:history="1">
+      <w:hyperlink w:anchor="_Toc240647828" w:history="1">
         <w:r>
           <w:rPr>
             <w:rStyle w:val="a5"/>
@@ -2216,7 +2216,7 @@
             <w:noProof/>
             <w:webHidden/>
           </w:rPr>
-          <w:instrText>PAGEREF _Toc240645662 \h</w:instrText>
+          <w:instrText>PAGEREF _Toc240647828 \h</w:instrText>
         </w:r>
         <w:r>
           <w:rPr>
@@ -2274,7 +2274,7 @@
           <w14:ligatures w14:val="standardContextual"/>
         </w:rPr>
       </w:pPr>
-      <w:hyperlink w:anchor="_Toc240645663" w:history="1">
+      <w:hyperlink w:anchor="_Toc240647829" w:history="1">
         <w:r>
           <w:rPr>
             <w:rStyle w:val="a5"/>
@@ -2318,7 +2318,7 @@
             <w:noProof/>
             <w:webHidden/>
           </w:rPr>
-          <w:instrText>PAGEREF _Toc240645663 \h</w:instrText>
+          <w:instrText>PAGEREF _Toc240647829 \h</w:instrText>
         </w:r>
         <w:r>
           <w:rPr>
@@ -2376,7 +2376,7 @@
           <w14:ligatures w14:val="standardContextual"/>
         </w:rPr>
       </w:pPr>
-      <w:hyperlink w:anchor="_Toc240645664" w:history="1">
+      <w:hyperlink w:anchor="_Toc240647830" w:history="1">
         <w:r>
           <w:rPr>
             <w:rStyle w:val="a5"/>
@@ -2434,7 +2434,7 @@
             <w:noProof/>
             <w:webHidden/>
           </w:rPr>
-          <w:instrText>PAGEREF _Toc240645664 \h</w:instrText>
+          <w:instrText>PAGEREF _Toc240647830 \h</w:instrText>
         </w:r>
         <w:r>
           <w:rPr>
@@ -2492,7 +2492,7 @@
           <w14:ligatures w14:val="standardContextual"/>
         </w:rPr>
       </w:pPr>
-      <w:hyperlink w:anchor="_Toc240645665" w:history="1">
+      <w:hyperlink w:anchor="_Toc240647831" w:history="1">
         <w:r>
           <w:rPr>
             <w:rStyle w:val="a5"/>
@@ -2536,7 +2536,7 @@
             <w:noProof/>
             <w:webHidden/>
           </w:rPr>
-          <w:instrText>PAGEREF _Toc240645665 \h</w:instrText>
+          <w:instrText>PAGEREF _Toc240647831 \h</w:instrText>
         </w:r>
         <w:r>
           <w:rPr>
@@ -2594,7 +2594,7 @@
           <w14:ligatures w14:val="standardContextual"/>
         </w:rPr>
       </w:pPr>
-      <w:hyperlink w:anchor="_Toc240645666" w:history="1">
+      <w:hyperlink w:anchor="_Toc240647832" w:history="1">
         <w:r>
           <w:rPr>
             <w:rStyle w:val="a5"/>
@@ -2638,7 +2638,7 @@
             <w:noProof/>
             <w:webHidden/>
           </w:rPr>
-          <w:instrText>PAGEREF _Toc240645666 \h</w:instrText>
+          <w:instrText>PAGEREF _Toc240647832 \h</w:instrText>
         </w:r>
         <w:r>
           <w:rPr>
@@ -2668,7 +2668,7 @@
             <w:noProof/>
             <w:webHidden/>
           </w:rPr>
-          <w:t>14</w:t>
+          <w:t>13</w:t>
         </w:r>
         <w:r>
           <w:rPr>
@@ -2696,7 +2696,7 @@
           <w14:ligatures w14:val="standardContextual"/>
         </w:rPr>
       </w:pPr>
-      <w:hyperlink w:anchor="_Toc240645667" w:history="1">
+      <w:hyperlink w:anchor="_Toc240647833" w:history="1">
         <w:r>
           <w:rPr>
             <w:rStyle w:val="a5"/>
@@ -2740,7 +2740,7 @@
             <w:noProof/>
             <w:webHidden/>
           </w:rPr>
-          <w:instrText>PAGEREF _Toc240645667 \h</w:instrText>
+          <w:instrText>PAGEREF _Toc240647833 \h</w:instrText>
         </w:r>
         <w:r>
           <w:rPr>
@@ -2798,7 +2798,7 @@
           <w14:ligatures w14:val="standardContextual"/>
         </w:rPr>
       </w:pPr>
-      <w:hyperlink w:anchor="_Toc240645668" w:history="1">
+      <w:hyperlink w:anchor="_Toc240647834" w:history="1">
         <w:r>
           <w:rPr>
             <w:rStyle w:val="a5"/>
@@ -2842,7 +2842,7 @@
             <w:noProof/>
             <w:webHidden/>
           </w:rPr>
-          <w:instrText>PAGEREF _Toc240645668 \h</w:instrText>
+          <w:instrText>PAGEREF _Toc240647834 \h</w:instrText>
         </w:r>
         <w:r>
           <w:rPr>
@@ -2900,7 +2900,7 @@
           <w14:ligatures w14:val="standardContextual"/>
         </w:rPr>
       </w:pPr>
-      <w:hyperlink w:anchor="_Toc240645669" w:history="1">
+      <w:hyperlink w:anchor="_Toc240647835" w:history="1">
         <w:r>
           <w:rPr>
             <w:rStyle w:val="a5"/>
@@ -2944,7 +2944,7 @@
             <w:noProof/>
             <w:webHidden/>
           </w:rPr>
-          <w:instrText>PAGEREF _Toc240645669 \h</w:instrText>
+          <w:instrText>PAGEREF _Toc240647835 \h</w:instrText>
         </w:r>
         <w:r>
           <w:rPr>
@@ -2974,7 +2974,7 @@
             <w:noProof/>
             <w:webHidden/>
           </w:rPr>
-          <w:t>15</w:t>
+          <w:t>14</w:t>
         </w:r>
         <w:r>
           <w:rPr>
@@ -3002,7 +3002,7 @@
           <w14:ligatures w14:val="standardContextual"/>
         </w:rPr>
       </w:pPr>
-      <w:hyperlink w:anchor="_Toc240645670" w:history="1">
+      <w:hyperlink w:anchor="_Toc240647836" w:history="1">
         <w:r>
           <w:rPr>
             <w:rStyle w:val="a5"/>
@@ -3046,7 +3046,7 @@
             <w:noProof/>
             <w:webHidden/>
           </w:rPr>
-          <w:instrText>PAGEREF _Toc240645670 \h</w:instrText>
+          <w:instrText>PAGEREF _Toc240647836 \h</w:instrText>
         </w:r>
         <w:r>
           <w:rPr>
@@ -3104,7 +3104,7 @@
           <w14:ligatures w14:val="standardContextual"/>
         </w:rPr>
       </w:pPr>
-      <w:hyperlink w:anchor="_Toc240645671" w:history="1">
+      <w:hyperlink w:anchor="_Toc240647837" w:history="1">
         <w:r>
           <w:rPr>
             <w:rStyle w:val="a5"/>
@@ -3117,7 +3117,7 @@
             <w:rStyle w:val="a5"/>
             <w:noProof/>
           </w:rPr>
-          <w:t>投资者画像与风险约束映射</w:t>
+          <w:t>画像条件化的风险预算映射模型</w:t>
         </w:r>
         <w:r>
           <w:rPr>
@@ -3148,7 +3148,7 @@
             <w:noProof/>
             <w:webHidden/>
           </w:rPr>
-          <w:instrText>PAGEREF _Toc240645671 \h</w:instrText>
+          <w:instrText>PAGEREF _Toc240647837 \h</w:instrText>
         </w:r>
         <w:r>
           <w:rPr>
@@ -3206,7 +3206,7 @@
           <w14:ligatures w14:val="standardContextual"/>
         </w:rPr>
       </w:pPr>
-      <w:hyperlink w:anchor="_Toc240645672" w:history="1">
+      <w:hyperlink w:anchor="_Toc240647838" w:history="1">
         <w:r>
           <w:rPr>
             <w:rStyle w:val="a5"/>
@@ -3219,7 +3219,7 @@
             <w:rStyle w:val="a5"/>
             <w:noProof/>
           </w:rPr>
-          <w:t>来源关联约束的证据验证</w:t>
+          <w:t>来源等价类约束的证据一致性验证</w:t>
         </w:r>
         <w:r>
           <w:rPr>
@@ -3250,7 +3250,7 @@
             <w:noProof/>
             <w:webHidden/>
           </w:rPr>
-          <w:instrText>PAGEREF _Toc240645672 \h</w:instrText>
+          <w:instrText>PAGEREF _Toc240647838 \h</w:instrText>
         </w:r>
         <w:r>
           <w:rPr>
@@ -3308,7 +3308,7 @@
           <w14:ligatures w14:val="standardContextual"/>
         </w:rPr>
       </w:pPr>
-      <w:hyperlink w:anchor="_Toc240645673" w:history="1">
+      <w:hyperlink w:anchor="_Toc240647839" w:history="1">
         <w:r>
           <w:rPr>
             <w:rStyle w:val="a5"/>
@@ -3321,7 +3321,7 @@
             <w:rStyle w:val="a5"/>
             <w:noProof/>
           </w:rPr>
-          <w:t>持仓暴露与集中度计算</w:t>
+          <w:t>穿透暴露矩阵与集中度度量</w:t>
         </w:r>
         <w:r>
           <w:rPr>
@@ -3352,7 +3352,7 @@
             <w:noProof/>
             <w:webHidden/>
           </w:rPr>
-          <w:instrText>PAGEREF _Toc240645673 \h</w:instrText>
+          <w:instrText>PAGEREF _Toc240647839 \h</w:instrText>
         </w:r>
         <w:r>
           <w:rPr>
@@ -3382,7 +3382,7 @@
             <w:noProof/>
             <w:webHidden/>
           </w:rPr>
-          <w:t>17</w:t>
+          <w:t>18</w:t>
         </w:r>
         <w:r>
           <w:rPr>
@@ -3410,7 +3410,7 @@
           <w14:ligatures w14:val="standardContextual"/>
         </w:rPr>
       </w:pPr>
-      <w:hyperlink w:anchor="_Toc240645674" w:history="1">
+      <w:hyperlink w:anchor="_Toc240647840" w:history="1">
         <w:r>
           <w:rPr>
             <w:rStyle w:val="a5"/>
@@ -3423,7 +3423,7 @@
             <w:rStyle w:val="a5"/>
             <w:noProof/>
           </w:rPr>
-          <w:t>交易单位与现金约束下的再平衡</w:t>
+          <w:t>离散交易约束下的序贯再平衡求解</w:t>
         </w:r>
         <w:r>
           <w:rPr>
@@ -3454,7 +3454,7 @@
             <w:noProof/>
             <w:webHidden/>
           </w:rPr>
-          <w:instrText>PAGEREF _Toc240645674 \h</w:instrText>
+          <w:instrText>PAGEREF _Toc240647840 \h</w:instrText>
         </w:r>
         <w:r>
           <w:rPr>
@@ -3512,7 +3512,7 @@
           <w14:ligatures w14:val="standardContextual"/>
         </w:rPr>
       </w:pPr>
-      <w:hyperlink w:anchor="_Toc240645675" w:history="1">
+      <w:hyperlink w:anchor="_Toc240647841" w:history="1">
         <w:r>
           <w:rPr>
             <w:rStyle w:val="a5"/>
@@ -3525,7 +3525,21 @@
             <w:rStyle w:val="a5"/>
             <w:noProof/>
           </w:rPr>
-          <w:t>专业研究协作</w:t>
+          <w:t>时间预算约束的</w:t>
+        </w:r>
+        <w:r>
+          <w:rPr>
+            <w:rStyle w:val="a5"/>
+            <w:noProof/>
+          </w:rPr>
+          <w:t xml:space="preserve"> DAG </w:t>
+        </w:r>
+        <w:r>
+          <w:rPr>
+            <w:rStyle w:val="a5"/>
+            <w:noProof/>
+          </w:rPr>
+          <w:t>研究调度</w:t>
         </w:r>
         <w:r>
           <w:rPr>
@@ -3556,7 +3570,7 @@
             <w:noProof/>
             <w:webHidden/>
           </w:rPr>
-          <w:instrText>PAGEREF _Toc240645675 \h</w:instrText>
+          <w:instrText>PAGEREF _Toc240647841 \h</w:instrText>
         </w:r>
         <w:r>
           <w:rPr>
@@ -3614,7 +3628,7 @@
           <w14:ligatures w14:val="standardContextual"/>
         </w:rPr>
       </w:pPr>
-      <w:hyperlink w:anchor="_Toc240645676" w:history="1">
+      <w:hyperlink w:anchor="_Toc240647842" w:history="1">
         <w:r>
           <w:rPr>
             <w:rStyle w:val="a5"/>
@@ -3627,7 +3641,7 @@
             <w:rStyle w:val="a5"/>
             <w:noProof/>
           </w:rPr>
-          <w:t>风险与合规双重审查</w:t>
+          <w:t>双闸门状态聚合与建议资格判定</w:t>
         </w:r>
         <w:r>
           <w:rPr>
@@ -3658,7 +3672,7 @@
             <w:noProof/>
             <w:webHidden/>
           </w:rPr>
-          <w:instrText>PAGEREF _Toc240645676 \h</w:instrText>
+          <w:instrText>PAGEREF _Toc240647842 \h</w:instrText>
         </w:r>
         <w:r>
           <w:rPr>
@@ -3715,7 +3729,7 @@
           <w14:ligatures w14:val="standardContextual"/>
         </w:rPr>
       </w:pPr>
-      <w:hyperlink w:anchor="_Toc240645677" w:history="1">
+      <w:hyperlink w:anchor="_Toc240647843" w:history="1">
         <w:r>
           <w:rPr>
             <w:rStyle w:val="a5"/>
@@ -3766,7 +3780,7 @@
             <w:noProof/>
             <w:webHidden/>
           </w:rPr>
-          <w:instrText>PAGEREF _Toc240645677 \h</w:instrText>
+          <w:instrText>PAGEREF _Toc240647843 \h</w:instrText>
         </w:r>
         <w:r>
           <w:rPr>
@@ -3796,7 +3810,7 @@
             <w:noProof/>
             <w:webHidden/>
           </w:rPr>
-          <w:t>21</w:t>
+          <w:t>22</w:t>
         </w:r>
         <w:r>
           <w:rPr>
@@ -3824,7 +3838,7 @@
           <w14:ligatures w14:val="standardContextual"/>
         </w:rPr>
       </w:pPr>
-      <w:hyperlink w:anchor="_Toc240645678" w:history="1">
+      <w:hyperlink w:anchor="_Toc240647844" w:history="1">
         <w:r>
           <w:rPr>
             <w:rStyle w:val="a5"/>
@@ -3837,7 +3851,7 @@
             <w:rStyle w:val="a5"/>
             <w:noProof/>
           </w:rPr>
-          <w:t>投资者画像参与组合计算的个性化约束机制</w:t>
+          <w:t>画像条件化的动态风险可行域构建</w:t>
         </w:r>
         <w:r>
           <w:rPr>
@@ -3868,7 +3882,7 @@
             <w:noProof/>
             <w:webHidden/>
           </w:rPr>
-          <w:instrText>PAGEREF _Toc240645678 \h</w:instrText>
+          <w:instrText>PAGEREF _Toc240647844 \h</w:instrText>
         </w:r>
         <w:r>
           <w:rPr>
@@ -3898,7 +3912,7 @@
             <w:noProof/>
             <w:webHidden/>
           </w:rPr>
-          <w:t>21</w:t>
+          <w:t>22</w:t>
         </w:r>
         <w:r>
           <w:rPr>
@@ -3926,7 +3940,7 @@
           <w14:ligatures w14:val="standardContextual"/>
         </w:rPr>
       </w:pPr>
-      <w:hyperlink w:anchor="_Toc240645679" w:history="1">
+      <w:hyperlink w:anchor="_Toc240647845" w:history="1">
         <w:r>
           <w:rPr>
             <w:rStyle w:val="a5"/>
@@ -3970,7 +3984,7 @@
             <w:noProof/>
             <w:webHidden/>
           </w:rPr>
-          <w:instrText>PAGEREF _Toc240645679 \h</w:instrText>
+          <w:instrText>PAGEREF _Toc240647845 \h</w:instrText>
         </w:r>
         <w:r>
           <w:rPr>
@@ -4000,7 +4014,7 @@
             <w:noProof/>
             <w:webHidden/>
           </w:rPr>
-          <w:t>21</w:t>
+          <w:t>22</w:t>
         </w:r>
         <w:r>
           <w:rPr>
@@ -4028,7 +4042,7 @@
           <w14:ligatures w14:val="standardContextual"/>
         </w:rPr>
       </w:pPr>
-      <w:hyperlink w:anchor="_Toc240645680" w:history="1">
+      <w:hyperlink w:anchor="_Toc240647846" w:history="1">
         <w:r>
           <w:rPr>
             <w:rStyle w:val="a5"/>
@@ -4041,7 +4055,7 @@
             <w:rStyle w:val="a5"/>
             <w:noProof/>
           </w:rPr>
-          <w:t>核心流程</w:t>
+          <w:t>条件映射与约束生成</w:t>
         </w:r>
         <w:r>
           <w:rPr>
@@ -4072,7 +4086,7 @@
             <w:noProof/>
             <w:webHidden/>
           </w:rPr>
-          <w:instrText>PAGEREF _Toc240645680 \h</w:instrText>
+          <w:instrText>PAGEREF _Toc240647846 \h</w:instrText>
         </w:r>
         <w:r>
           <w:rPr>
@@ -4102,7 +4116,7 @@
             <w:noProof/>
             <w:webHidden/>
           </w:rPr>
-          <w:t>21</w:t>
+          <w:t>22</w:t>
         </w:r>
         <w:r>
           <w:rPr>
@@ -4130,7 +4144,7 @@
           <w14:ligatures w14:val="standardContextual"/>
         </w:rPr>
       </w:pPr>
-      <w:hyperlink w:anchor="_Toc240645681" w:history="1">
+      <w:hyperlink w:anchor="_Toc240647847" w:history="1">
         <w:r>
           <w:rPr>
             <w:rStyle w:val="a5"/>
@@ -4143,7 +4157,7 @@
             <w:rStyle w:val="a5"/>
             <w:noProof/>
           </w:rPr>
-          <w:t>关键机制</w:t>
+          <w:t>版本绑定与约束残差</w:t>
         </w:r>
         <w:r>
           <w:rPr>
@@ -4174,7 +4188,7 @@
             <w:noProof/>
             <w:webHidden/>
           </w:rPr>
-          <w:instrText>PAGEREF _Toc240645681 \h</w:instrText>
+          <w:instrText>PAGEREF _Toc240647847 \h</w:instrText>
         </w:r>
         <w:r>
           <w:rPr>
@@ -4204,7 +4218,7 @@
             <w:noProof/>
             <w:webHidden/>
           </w:rPr>
-          <w:t>21</w:t>
+          <w:t>22</w:t>
         </w:r>
         <w:r>
           <w:rPr>
@@ -4232,7 +4246,7 @@
           <w14:ligatures w14:val="standardContextual"/>
         </w:rPr>
       </w:pPr>
-      <w:hyperlink w:anchor="_Toc240645682" w:history="1">
+      <w:hyperlink w:anchor="_Toc240647848" w:history="1">
         <w:r>
           <w:rPr>
             <w:rStyle w:val="a5"/>
@@ -4276,7 +4290,7 @@
             <w:noProof/>
             <w:webHidden/>
           </w:rPr>
-          <w:instrText>PAGEREF _Toc240645682 \h</w:instrText>
+          <w:instrText>PAGEREF _Toc240647848 \h</w:instrText>
         </w:r>
         <w:r>
           <w:rPr>
@@ -4306,7 +4320,7 @@
             <w:noProof/>
             <w:webHidden/>
           </w:rPr>
-          <w:t>21</w:t>
+          <w:t>22</w:t>
         </w:r>
         <w:r>
           <w:rPr>
@@ -4334,7 +4348,7 @@
           <w14:ligatures w14:val="standardContextual"/>
         </w:rPr>
       </w:pPr>
-      <w:hyperlink w:anchor="_Toc240645683" w:history="1">
+      <w:hyperlink w:anchor="_Toc240647849" w:history="1">
         <w:r>
           <w:rPr>
             <w:rStyle w:val="a5"/>
@@ -4347,7 +4361,7 @@
             <w:rStyle w:val="a5"/>
             <w:noProof/>
           </w:rPr>
-          <w:t>来源去重与冲突校验结合的证据验证机制</w:t>
+          <w:t>来源等价类上的证据聚合与冲突保持</w:t>
         </w:r>
         <w:r>
           <w:rPr>
@@ -4378,7 +4392,7 @@
             <w:noProof/>
             <w:webHidden/>
           </w:rPr>
-          <w:instrText>PAGEREF _Toc240645683 \h</w:instrText>
+          <w:instrText>PAGEREF _Toc240647849 \h</w:instrText>
         </w:r>
         <w:r>
           <w:rPr>
@@ -4408,7 +4422,7 @@
             <w:noProof/>
             <w:webHidden/>
           </w:rPr>
-          <w:t>22</w:t>
+          <w:t>23</w:t>
         </w:r>
         <w:r>
           <w:rPr>
@@ -4436,7 +4450,7 @@
           <w14:ligatures w14:val="standardContextual"/>
         </w:rPr>
       </w:pPr>
-      <w:hyperlink w:anchor="_Toc240645684" w:history="1">
+      <w:hyperlink w:anchor="_Toc240647850" w:history="1">
         <w:r>
           <w:rPr>
             <w:rStyle w:val="a5"/>
@@ -4480,7 +4494,7 @@
             <w:noProof/>
             <w:webHidden/>
           </w:rPr>
-          <w:instrText>PAGEREF _Toc240645684 \h</w:instrText>
+          <w:instrText>PAGEREF _Toc240647850 \h</w:instrText>
         </w:r>
         <w:r>
           <w:rPr>
@@ -4510,7 +4524,7 @@
             <w:noProof/>
             <w:webHidden/>
           </w:rPr>
-          <w:t>22</w:t>
+          <w:t>23</w:t>
         </w:r>
         <w:r>
           <w:rPr>
@@ -4538,7 +4552,7 @@
           <w14:ligatures w14:val="standardContextual"/>
         </w:rPr>
       </w:pPr>
-      <w:hyperlink w:anchor="_Toc240645685" w:history="1">
+      <w:hyperlink w:anchor="_Toc240647851" w:history="1">
         <w:r>
           <w:rPr>
             <w:rStyle w:val="a5"/>
@@ -4551,7 +4565,7 @@
             <w:rStyle w:val="a5"/>
             <w:noProof/>
           </w:rPr>
-          <w:t>方法设计</w:t>
+          <w:t>等价类聚合方法</w:t>
         </w:r>
         <w:r>
           <w:rPr>
@@ -4582,7 +4596,7 @@
             <w:noProof/>
             <w:webHidden/>
           </w:rPr>
-          <w:instrText>PAGEREF _Toc240645685 \h</w:instrText>
+          <w:instrText>PAGEREF _Toc240647851 \h</w:instrText>
         </w:r>
         <w:r>
           <w:rPr>
@@ -4612,7 +4626,7 @@
             <w:noProof/>
             <w:webHidden/>
           </w:rPr>
-          <w:t>22</w:t>
+          <w:t>23</w:t>
         </w:r>
         <w:r>
           <w:rPr>
@@ -4640,7 +4654,7 @@
           <w14:ligatures w14:val="standardContextual"/>
         </w:rPr>
       </w:pPr>
-      <w:hyperlink w:anchor="_Toc240645686" w:history="1">
+      <w:hyperlink w:anchor="_Toc240647852" w:history="1">
         <w:r>
           <w:rPr>
             <w:rStyle w:val="a5"/>
@@ -4653,7 +4667,7 @@
             <w:rStyle w:val="a5"/>
             <w:noProof/>
           </w:rPr>
-          <w:t>质量约束</w:t>
+          <w:t>同源重复不变性</w:t>
         </w:r>
         <w:r>
           <w:rPr>
@@ -4684,7 +4698,7 @@
             <w:noProof/>
             <w:webHidden/>
           </w:rPr>
-          <w:instrText>PAGEREF _Toc240645686 \h</w:instrText>
+          <w:instrText>PAGEREF _Toc240647852 \h</w:instrText>
         </w:r>
         <w:r>
           <w:rPr>
@@ -4714,7 +4728,7 @@
             <w:noProof/>
             <w:webHidden/>
           </w:rPr>
-          <w:t>22</w:t>
+          <w:t>23</w:t>
         </w:r>
         <w:r>
           <w:rPr>
@@ -4742,7 +4756,7 @@
           <w14:ligatures w14:val="standardContextual"/>
         </w:rPr>
       </w:pPr>
-      <w:hyperlink w:anchor="_Toc240645687" w:history="1">
+      <w:hyperlink w:anchor="_Toc240647853" w:history="1">
         <w:r>
           <w:rPr>
             <w:rStyle w:val="a5"/>
@@ -4786,7 +4800,7 @@
             <w:noProof/>
             <w:webHidden/>
           </w:rPr>
-          <w:instrText>PAGEREF _Toc240645687 \h</w:instrText>
+          <w:instrText>PAGEREF _Toc240647853 \h</w:instrText>
         </w:r>
         <w:r>
           <w:rPr>
@@ -4816,7 +4830,7 @@
             <w:noProof/>
             <w:webHidden/>
           </w:rPr>
-          <w:t>22</w:t>
+          <w:t>23</w:t>
         </w:r>
         <w:r>
           <w:rPr>
@@ -4844,7 +4858,7 @@
           <w14:ligatures w14:val="standardContextual"/>
         </w:rPr>
       </w:pPr>
-      <w:hyperlink w:anchor="_Toc240645688" w:history="1">
+      <w:hyperlink w:anchor="_Toc240647854" w:history="1">
         <w:r>
           <w:rPr>
             <w:rStyle w:val="a5"/>
@@ -4857,7 +4871,7 @@
             <w:rStyle w:val="a5"/>
             <w:noProof/>
           </w:rPr>
-          <w:t>确定性计算与交易约束结合的组合调整机制</w:t>
+          <w:t>费用感知的整数交易可行性求解</w:t>
         </w:r>
         <w:r>
           <w:rPr>
@@ -4888,7 +4902,7 @@
             <w:noProof/>
             <w:webHidden/>
           </w:rPr>
-          <w:instrText>PAGEREF _Toc240645688 \h</w:instrText>
+          <w:instrText>PAGEREF _Toc240647854 \h</w:instrText>
         </w:r>
         <w:r>
           <w:rPr>
@@ -4918,7 +4932,7 @@
             <w:noProof/>
             <w:webHidden/>
           </w:rPr>
-          <w:t>22</w:t>
+          <w:t>23</w:t>
         </w:r>
         <w:r>
           <w:rPr>
@@ -4946,7 +4960,7 @@
           <w14:ligatures w14:val="standardContextual"/>
         </w:rPr>
       </w:pPr>
-      <w:hyperlink w:anchor="_Toc240645689" w:history="1">
+      <w:hyperlink w:anchor="_Toc240647855" w:history="1">
         <w:r>
           <w:rPr>
             <w:rStyle w:val="a5"/>
@@ -4990,7 +5004,7 @@
             <w:noProof/>
             <w:webHidden/>
           </w:rPr>
-          <w:instrText>PAGEREF _Toc240645689 \h</w:instrText>
+          <w:instrText>PAGEREF _Toc240647855 \h</w:instrText>
         </w:r>
         <w:r>
           <w:rPr>
@@ -5020,7 +5034,7 @@
             <w:noProof/>
             <w:webHidden/>
           </w:rPr>
-          <w:t>22</w:t>
+          <w:t>23</w:t>
         </w:r>
         <w:r>
           <w:rPr>
@@ -5048,7 +5062,7 @@
           <w14:ligatures w14:val="standardContextual"/>
         </w:rPr>
       </w:pPr>
-      <w:hyperlink w:anchor="_Toc240645690" w:history="1">
+      <w:hyperlink w:anchor="_Toc240647856" w:history="1">
         <w:r>
           <w:rPr>
             <w:rStyle w:val="a5"/>
@@ -5061,7 +5075,7 @@
             <w:rStyle w:val="a5"/>
             <w:noProof/>
           </w:rPr>
-          <w:t>核心流程</w:t>
+          <w:t>序贯求解流程</w:t>
         </w:r>
         <w:r>
           <w:rPr>
@@ -5092,7 +5106,7 @@
             <w:noProof/>
             <w:webHidden/>
           </w:rPr>
-          <w:instrText>PAGEREF _Toc240645690 \h</w:instrText>
+          <w:instrText>PAGEREF _Toc240647856 \h</w:instrText>
         </w:r>
         <w:r>
           <w:rPr>
@@ -5122,7 +5136,7 @@
             <w:noProof/>
             <w:webHidden/>
           </w:rPr>
-          <w:t>23</w:t>
+          <w:t>24</w:t>
         </w:r>
         <w:r>
           <w:rPr>
@@ -5150,7 +5164,7 @@
           <w14:ligatures w14:val="standardContextual"/>
         </w:rPr>
       </w:pPr>
-      <w:hyperlink w:anchor="_Toc240645691" w:history="1">
+      <w:hyperlink w:anchor="_Toc240647857" w:history="1">
         <w:r>
           <w:rPr>
             <w:rStyle w:val="a5"/>
@@ -5163,7 +5177,7 @@
             <w:rStyle w:val="a5"/>
             <w:noProof/>
           </w:rPr>
-          <w:t>关键机制</w:t>
+          <w:t>单调可行性与数量边界</w:t>
         </w:r>
         <w:r>
           <w:rPr>
@@ -5194,7 +5208,7 @@
             <w:noProof/>
             <w:webHidden/>
           </w:rPr>
-          <w:instrText>PAGEREF _Toc240645691 \h</w:instrText>
+          <w:instrText>PAGEREF _Toc240647857 \h</w:instrText>
         </w:r>
         <w:r>
           <w:rPr>
@@ -5224,7 +5238,7 @@
             <w:noProof/>
             <w:webHidden/>
           </w:rPr>
-          <w:t>23</w:t>
+          <w:t>24</w:t>
         </w:r>
         <w:r>
           <w:rPr>
@@ -5252,7 +5266,7 @@
           <w14:ligatures w14:val="standardContextual"/>
         </w:rPr>
       </w:pPr>
-      <w:hyperlink w:anchor="_Toc240645692" w:history="1">
+      <w:hyperlink w:anchor="_Toc240647858" w:history="1">
         <w:r>
           <w:rPr>
             <w:rStyle w:val="a5"/>
@@ -5296,7 +5310,7 @@
             <w:noProof/>
             <w:webHidden/>
           </w:rPr>
-          <w:instrText>PAGEREF _Toc240645692 \h</w:instrText>
+          <w:instrText>PAGEREF _Toc240647858 \h</w:instrText>
         </w:r>
         <w:r>
           <w:rPr>
@@ -5326,7 +5340,7 @@
             <w:noProof/>
             <w:webHidden/>
           </w:rPr>
-          <w:t>23</w:t>
+          <w:t>24</w:t>
         </w:r>
         <w:r>
           <w:rPr>
@@ -5354,7 +5368,7 @@
           <w14:ligatures w14:val="standardContextual"/>
         </w:rPr>
       </w:pPr>
-      <w:hyperlink w:anchor="_Toc240645693" w:history="1">
+      <w:hyperlink w:anchor="_Toc240647859" w:history="1">
         <w:r>
           <w:rPr>
             <w:rStyle w:val="a5"/>
@@ -5367,7 +5381,7 @@
             <w:rStyle w:val="a5"/>
             <w:noProof/>
           </w:rPr>
-          <w:t>任务依赖与双重审查结合的专业研究协作机制</w:t>
+          <w:t>依赖状态传播与双闸门单调聚合</w:t>
         </w:r>
         <w:r>
           <w:rPr>
@@ -5398,7 +5412,7 @@
             <w:noProof/>
             <w:webHidden/>
           </w:rPr>
-          <w:instrText>PAGEREF _Toc240645693 \h</w:instrText>
+          <w:instrText>PAGEREF _Toc240647859 \h</w:instrText>
         </w:r>
         <w:r>
           <w:rPr>
@@ -5428,7 +5442,7 @@
             <w:noProof/>
             <w:webHidden/>
           </w:rPr>
-          <w:t>23</w:t>
+          <w:t>24</w:t>
         </w:r>
         <w:r>
           <w:rPr>
@@ -5456,7 +5470,7 @@
           <w14:ligatures w14:val="standardContextual"/>
         </w:rPr>
       </w:pPr>
-      <w:hyperlink w:anchor="_Toc240645694" w:history="1">
+      <w:hyperlink w:anchor="_Toc240647860" w:history="1">
         <w:r>
           <w:rPr>
             <w:rStyle w:val="a5"/>
@@ -5500,7 +5514,7 @@
             <w:noProof/>
             <w:webHidden/>
           </w:rPr>
-          <w:instrText>PAGEREF _Toc240645694 \h</w:instrText>
+          <w:instrText>PAGEREF _Toc240647860 \h</w:instrText>
         </w:r>
         <w:r>
           <w:rPr>
@@ -5530,7 +5544,7 @@
             <w:noProof/>
             <w:webHidden/>
           </w:rPr>
-          <w:t>23</w:t>
+          <w:t>24</w:t>
         </w:r>
         <w:r>
           <w:rPr>
@@ -5558,7 +5572,7 @@
           <w14:ligatures w14:val="standardContextual"/>
         </w:rPr>
       </w:pPr>
-      <w:hyperlink w:anchor="_Toc240645695" w:history="1">
+      <w:hyperlink w:anchor="_Toc240647861" w:history="1">
         <w:r>
           <w:rPr>
             <w:rStyle w:val="a5"/>
@@ -5571,7 +5585,7 @@
             <w:rStyle w:val="a5"/>
             <w:noProof/>
           </w:rPr>
-          <w:t>方案架构</w:t>
+          <w:t>依赖执行与独立审查</w:t>
         </w:r>
         <w:r>
           <w:rPr>
@@ -5602,7 +5616,7 @@
             <w:noProof/>
             <w:webHidden/>
           </w:rPr>
-          <w:instrText>PAGEREF _Toc240645695 \h</w:instrText>
+          <w:instrText>PAGEREF _Toc240647861 \h</w:instrText>
         </w:r>
         <w:r>
           <w:rPr>
@@ -5632,7 +5646,7 @@
             <w:noProof/>
             <w:webHidden/>
           </w:rPr>
-          <w:t>23</w:t>
+          <w:t>24</w:t>
         </w:r>
         <w:r>
           <w:rPr>
@@ -5660,7 +5674,7 @@
           <w14:ligatures w14:val="standardContextual"/>
         </w:rPr>
       </w:pPr>
-      <w:hyperlink w:anchor="_Toc240645696" w:history="1">
+      <w:hyperlink w:anchor="_Toc240647862" w:history="1">
         <w:r>
           <w:rPr>
             <w:rStyle w:val="a5"/>
@@ -5673,7 +5687,7 @@
             <w:rStyle w:val="a5"/>
             <w:noProof/>
           </w:rPr>
-          <w:t>关键机制</w:t>
+          <w:t>审查状态的单调性</w:t>
         </w:r>
         <w:r>
           <w:rPr>
@@ -5704,7 +5718,7 @@
             <w:noProof/>
             <w:webHidden/>
           </w:rPr>
-          <w:instrText>PAGEREF _Toc240645696 \h</w:instrText>
+          <w:instrText>PAGEREF _Toc240647862 \h</w:instrText>
         </w:r>
         <w:r>
           <w:rPr>
@@ -5734,7 +5748,7 @@
             <w:noProof/>
             <w:webHidden/>
           </w:rPr>
-          <w:t>24</w:t>
+          <w:t>25</w:t>
         </w:r>
         <w:r>
           <w:rPr>
@@ -5762,7 +5776,7 @@
           <w14:ligatures w14:val="standardContextual"/>
         </w:rPr>
       </w:pPr>
-      <w:hyperlink w:anchor="_Toc240645697" w:history="1">
+      <w:hyperlink w:anchor="_Toc240647863" w:history="1">
         <w:r>
           <w:rPr>
             <w:rStyle w:val="a5"/>
@@ -5806,7 +5820,7 @@
             <w:noProof/>
             <w:webHidden/>
           </w:rPr>
-          <w:instrText>PAGEREF _Toc240645697 \h</w:instrText>
+          <w:instrText>PAGEREF _Toc240647863 \h</w:instrText>
         </w:r>
         <w:r>
           <w:rPr>
@@ -5836,7 +5850,7 @@
             <w:noProof/>
             <w:webHidden/>
           </w:rPr>
-          <w:t>24</w:t>
+          <w:t>25</w:t>
         </w:r>
         <w:r>
           <w:rPr>
@@ -5864,7 +5878,7 @@
           <w14:ligatures w14:val="standardContextual"/>
         </w:rPr>
       </w:pPr>
-      <w:hyperlink w:anchor="_Toc240645698" w:history="1">
+      <w:hyperlink w:anchor="_Toc240647864" w:history="1">
         <w:r>
           <w:rPr>
             <w:rStyle w:val="a5"/>
@@ -5908,7 +5922,7 @@
             <w:noProof/>
             <w:webHidden/>
           </w:rPr>
-          <w:instrText>PAGEREF _Toc240645698 \h</w:instrText>
+          <w:instrText>PAGEREF _Toc240647864 \h</w:instrText>
         </w:r>
         <w:r>
           <w:rPr>
@@ -5938,7 +5952,7 @@
             <w:noProof/>
             <w:webHidden/>
           </w:rPr>
-          <w:t>24</w:t>
+          <w:t>25</w:t>
         </w:r>
         <w:r>
           <w:rPr>
@@ -5965,7 +5979,7 @@
           <w14:ligatures w14:val="standardContextual"/>
         </w:rPr>
       </w:pPr>
-      <w:hyperlink w:anchor="_Toc240645699" w:history="1">
+      <w:hyperlink w:anchor="_Toc240647865" w:history="1">
         <w:r>
           <w:rPr>
             <w:rStyle w:val="a5"/>
@@ -6016,7 +6030,7 @@
             <w:noProof/>
             <w:webHidden/>
           </w:rPr>
-          <w:instrText>PAGEREF _Toc240645699 \h</w:instrText>
+          <w:instrText>PAGEREF _Toc240647865 \h</w:instrText>
         </w:r>
         <w:r>
           <w:rPr>
@@ -6046,7 +6060,7 @@
             <w:noProof/>
             <w:webHidden/>
           </w:rPr>
-          <w:t>25</w:t>
+          <w:t>26</w:t>
         </w:r>
         <w:r>
           <w:rPr>
@@ -6074,7 +6088,7 @@
           <w14:ligatures w14:val="standardContextual"/>
         </w:rPr>
       </w:pPr>
-      <w:hyperlink w:anchor="_Toc240645700" w:history="1">
+      <w:hyperlink w:anchor="_Toc240647866" w:history="1">
         <w:r>
           <w:rPr>
             <w:rStyle w:val="a5"/>
@@ -6118,7 +6132,7 @@
             <w:noProof/>
             <w:webHidden/>
           </w:rPr>
-          <w:instrText>PAGEREF _Toc240645700 \h</w:instrText>
+          <w:instrText>PAGEREF _Toc240647866 \h</w:instrText>
         </w:r>
         <w:r>
           <w:rPr>
@@ -6148,7 +6162,7 @@
             <w:noProof/>
             <w:webHidden/>
           </w:rPr>
-          <w:t>25</w:t>
+          <w:t>26</w:t>
         </w:r>
         <w:r>
           <w:rPr>
@@ -6176,7 +6190,7 @@
           <w14:ligatures w14:val="standardContextual"/>
         </w:rPr>
       </w:pPr>
-      <w:hyperlink w:anchor="_Toc240645701" w:history="1">
+      <w:hyperlink w:anchor="_Toc240647867" w:history="1">
         <w:r>
           <w:rPr>
             <w:rStyle w:val="a5"/>
@@ -6220,7 +6234,7 @@
             <w:noProof/>
             <w:webHidden/>
           </w:rPr>
-          <w:instrText>PAGEREF _Toc240645701 \h</w:instrText>
+          <w:instrText>PAGEREF _Toc240647867 \h</w:instrText>
         </w:r>
         <w:r>
           <w:rPr>
@@ -6250,7 +6264,7 @@
             <w:noProof/>
             <w:webHidden/>
           </w:rPr>
-          <w:t>26</w:t>
+          <w:t>27</w:t>
         </w:r>
         <w:r>
           <w:rPr>
@@ -6278,7 +6292,7 @@
           <w14:ligatures w14:val="standardContextual"/>
         </w:rPr>
       </w:pPr>
-      <w:hyperlink w:anchor="_Toc240645702" w:history="1">
+      <w:hyperlink w:anchor="_Toc240647868" w:history="1">
         <w:r>
           <w:rPr>
             <w:rStyle w:val="a5"/>
@@ -6322,7 +6336,7 @@
             <w:noProof/>
             <w:webHidden/>
           </w:rPr>
-          <w:instrText>PAGEREF _Toc240645702 \h</w:instrText>
+          <w:instrText>PAGEREF _Toc240647868 \h</w:instrText>
         </w:r>
         <w:r>
           <w:rPr>
@@ -6352,7 +6366,7 @@
             <w:noProof/>
             <w:webHidden/>
           </w:rPr>
-          <w:t>26</w:t>
+          <w:t>27</w:t>
         </w:r>
         <w:r>
           <w:rPr>
@@ -6380,7 +6394,7 @@
           <w14:ligatures w14:val="standardContextual"/>
         </w:rPr>
       </w:pPr>
-      <w:hyperlink w:anchor="_Toc240645703" w:history="1">
+      <w:hyperlink w:anchor="_Toc240647869" w:history="1">
         <w:r>
           <w:rPr>
             <w:rStyle w:val="a5"/>
@@ -6424,7 +6438,7 @@
             <w:noProof/>
             <w:webHidden/>
           </w:rPr>
-          <w:instrText>PAGEREF _Toc240645703 \h</w:instrText>
+          <w:instrText>PAGEREF _Toc240647869 \h</w:instrText>
         </w:r>
         <w:r>
           <w:rPr>
@@ -6454,7 +6468,7 @@
             <w:noProof/>
             <w:webHidden/>
           </w:rPr>
-          <w:t>26</w:t>
+          <w:t>27</w:t>
         </w:r>
         <w:r>
           <w:rPr>
@@ -6481,7 +6495,7 @@
           <w14:ligatures w14:val="standardContextual"/>
         </w:rPr>
       </w:pPr>
-      <w:hyperlink w:anchor="_Toc240645704" w:history="1">
+      <w:hyperlink w:anchor="_Toc240647870" w:history="1">
         <w:r>
           <w:rPr>
             <w:rStyle w:val="a5"/>
@@ -6532,7 +6546,7 @@
             <w:noProof/>
             <w:webHidden/>
           </w:rPr>
-          <w:instrText>PAGEREF _Toc240645704 \h</w:instrText>
+          <w:instrText>PAGEREF _Toc240647870 \h</w:instrText>
         </w:r>
         <w:r>
           <w:rPr>
@@ -6562,7 +6576,7 @@
             <w:noProof/>
             <w:webHidden/>
           </w:rPr>
-          <w:t>27</w:t>
+          <w:t>28</w:t>
         </w:r>
         <w:r>
           <w:rPr>
@@ -6589,7 +6603,7 @@
           <w14:ligatures w14:val="standardContextual"/>
         </w:rPr>
       </w:pPr>
-      <w:hyperlink w:anchor="_Toc240645705" w:history="1">
+      <w:hyperlink w:anchor="_Toc240647871" w:history="1">
         <w:r>
           <w:rPr>
             <w:rStyle w:val="a5"/>
@@ -6640,7 +6654,7 @@
             <w:noProof/>
             <w:webHidden/>
           </w:rPr>
-          <w:instrText>PAGEREF _Toc240645705 \h</w:instrText>
+          <w:instrText>PAGEREF _Toc240647871 \h</w:instrText>
         </w:r>
         <w:r>
           <w:rPr>
@@ -6670,7 +6684,7 @@
             <w:noProof/>
             <w:webHidden/>
           </w:rPr>
-          <w:t>28</w:t>
+          <w:t>29</w:t>
         </w:r>
         <w:r>
           <w:rPr>
@@ -6695,7 +6709,7 @@
         <w:pStyle w:val="1"/>
         <w:widowControl/>
       </w:pPr>
-      <w:bookmarkStart w:id="0" w:name="_Toc240645642"/>
+      <w:bookmarkStart w:id="0" w:name="_Toc240647808"/>
       <w:r>
         <w:lastRenderedPageBreak/>
         <w:t>第一章</w:t>
@@ -6713,7 +6727,7 @@
         <w:pStyle w:val="2"/>
         <w:widowControl/>
       </w:pPr>
-      <w:bookmarkStart w:id="1" w:name="_Toc240645643"/>
+      <w:bookmarkStart w:id="1" w:name="_Toc240647809"/>
       <w:r>
         <w:t xml:space="preserve">1.1 </w:t>
       </w:r>
@@ -6786,7 +6800,7 @@
         <w:pStyle w:val="2"/>
         <w:widowControl/>
       </w:pPr>
-      <w:bookmarkStart w:id="2" w:name="_Toc240645644"/>
+      <w:bookmarkStart w:id="2" w:name="_Toc240647810"/>
       <w:r>
         <w:t xml:space="preserve">1.2 </w:t>
       </w:r>
@@ -6812,7 +6826,7 @@
         <w:pStyle w:val="2"/>
         <w:widowControl/>
       </w:pPr>
-      <w:bookmarkStart w:id="3" w:name="_Toc240645645"/>
+      <w:bookmarkStart w:id="3" w:name="_Toc240647811"/>
       <w:r>
         <w:t xml:space="preserve">1.3 </w:t>
       </w:r>
@@ -7072,7 +7086,7 @@
         <w:pStyle w:val="1"/>
         <w:widowControl/>
       </w:pPr>
-      <w:bookmarkStart w:id="4" w:name="_Toc240645646"/>
+      <w:bookmarkStart w:id="4" w:name="_Toc240647812"/>
       <w:r>
         <w:lastRenderedPageBreak/>
         <w:t>第二章</w:t>
@@ -7090,7 +7104,7 @@
         <w:pStyle w:val="2"/>
         <w:widowControl/>
       </w:pPr>
-      <w:bookmarkStart w:id="5" w:name="_Toc240645647"/>
+      <w:bookmarkStart w:id="5" w:name="_Toc240647813"/>
       <w:r>
         <w:t xml:space="preserve">2.1 </w:t>
       </w:r>
@@ -7699,7 +7713,7 @@
         <w:pStyle w:val="2"/>
         <w:widowControl/>
       </w:pPr>
-      <w:bookmarkStart w:id="6" w:name="_Toc240645648"/>
+      <w:bookmarkStart w:id="6" w:name="_Toc240647814"/>
       <w:r>
         <w:t xml:space="preserve">2.2 </w:t>
       </w:r>
@@ -7725,7 +7739,7 @@
         <w:pStyle w:val="2"/>
         <w:widowControl/>
       </w:pPr>
-      <w:bookmarkStart w:id="7" w:name="_Toc240645649"/>
+      <w:bookmarkStart w:id="7" w:name="_Toc240647815"/>
       <w:r>
         <w:t xml:space="preserve">2.3 </w:t>
       </w:r>
@@ -7751,7 +7765,7 @@
         <w:pStyle w:val="1"/>
         <w:widowControl/>
       </w:pPr>
-      <w:bookmarkStart w:id="8" w:name="_Toc240645650"/>
+      <w:bookmarkStart w:id="8" w:name="_Toc240647816"/>
       <w:r>
         <w:lastRenderedPageBreak/>
         <w:t>第三章</w:t>
@@ -7769,7 +7783,7 @@
         <w:pStyle w:val="2"/>
         <w:widowControl/>
       </w:pPr>
-      <w:bookmarkStart w:id="9" w:name="_Toc240645651"/>
+      <w:bookmarkStart w:id="9" w:name="_Toc240647817"/>
       <w:r>
         <w:t xml:space="preserve">3.1 </w:t>
       </w:r>
@@ -7780,7 +7794,6 @@
     </w:p>
     <w:p>
       <w:pPr>
-        <w:keepNext/>
         <w:widowControl/>
       </w:pPr>
       <w:r>
@@ -7803,7 +7816,7 @@
           <w:noProof/>
         </w:rPr>
         <w:drawing>
-          <wp:inline distT="0" distB="0" distL="0" distR="0" wp14:anchorId="7556C8B5" wp14:editId="1D5EC6FC">
+          <wp:inline distT="0" distB="0" distL="0" distR="0" wp14:anchorId="5904436D" wp14:editId="139B82EB">
             <wp:extent cx="5556705" cy="5760000"/>
             <wp:effectExtent l="0" t="0" r="0" b="0"/>
             <wp:docPr id="1" name="Picture 1"/>
@@ -7875,7 +7888,7 @@
         <w:pStyle w:val="2"/>
         <w:widowControl/>
       </w:pPr>
-      <w:bookmarkStart w:id="10" w:name="_Toc240645652"/>
+      <w:bookmarkStart w:id="10" w:name="_Toc240647818"/>
       <w:r>
         <w:lastRenderedPageBreak/>
         <w:t xml:space="preserve">3.2 </w:t>
@@ -8485,7 +8498,7 @@
         <w:pStyle w:val="2"/>
         <w:widowControl/>
       </w:pPr>
-      <w:bookmarkStart w:id="11" w:name="_Toc240645653"/>
+      <w:bookmarkStart w:id="11" w:name="_Toc240647819"/>
       <w:r>
         <w:t xml:space="preserve">3.3 </w:t>
       </w:r>
@@ -8511,7 +8524,7 @@
         <w:pStyle w:val="1"/>
         <w:widowControl/>
       </w:pPr>
-      <w:bookmarkStart w:id="12" w:name="_Toc240645654"/>
+      <w:bookmarkStart w:id="12" w:name="_Toc240647820"/>
       <w:r>
         <w:lastRenderedPageBreak/>
         <w:t>第四章</w:t>
@@ -8529,7 +8542,7 @@
         <w:pStyle w:val="2"/>
         <w:widowControl/>
       </w:pPr>
-      <w:bookmarkStart w:id="13" w:name="_Toc240645655"/>
+      <w:bookmarkStart w:id="13" w:name="_Toc240647821"/>
       <w:r>
         <w:t xml:space="preserve">4.1 </w:t>
       </w:r>
@@ -8540,7 +8553,6 @@
     </w:p>
     <w:p>
       <w:pPr>
-        <w:keepNext/>
         <w:widowControl/>
       </w:pPr>
       <w:r>
@@ -8563,7 +8575,7 @@
           <w:noProof/>
         </w:rPr>
         <w:drawing>
-          <wp:inline distT="0" distB="0" distL="0" distR="0" wp14:anchorId="58047581" wp14:editId="3E1CCC66">
+          <wp:inline distT="0" distB="0" distL="0" distR="0" wp14:anchorId="4FFA2E70" wp14:editId="4BD459F3">
             <wp:extent cx="6120000" cy="4951250"/>
             <wp:effectExtent l="0" t="0" r="0" b="0"/>
             <wp:docPr id="2" name="Picture 2"/>
@@ -8695,9 +8707,8 @@
         <w:pStyle w:val="2"/>
         <w:widowControl/>
       </w:pPr>
-      <w:bookmarkStart w:id="14" w:name="_Toc240645656"/>
-      <w:r>
-        <w:lastRenderedPageBreak/>
+      <w:bookmarkStart w:id="14" w:name="_Toc240647822"/>
+      <w:r>
         <w:t xml:space="preserve">4.2 </w:t>
       </w:r>
       <w:r>
@@ -8707,7 +8718,6 @@
     </w:p>
     <w:p>
       <w:pPr>
-        <w:keepNext/>
         <w:widowControl/>
       </w:pPr>
       <w:r>
@@ -8729,8 +8739,9 @@
         <w:rPr>
           <w:noProof/>
         </w:rPr>
+        <w:lastRenderedPageBreak/>
         <w:drawing>
-          <wp:inline distT="0" distB="0" distL="0" distR="0" wp14:anchorId="71DA4C87" wp14:editId="5EB6D153">
+          <wp:inline distT="0" distB="0" distL="0" distR="0" wp14:anchorId="2C8BA242" wp14:editId="03DC95CC">
             <wp:extent cx="2204617" cy="6299999"/>
             <wp:effectExtent l="0" t="0" r="0" b="0"/>
             <wp:docPr id="3" name="Picture 3"/>
@@ -8876,9 +8887,8 @@
         <w:pStyle w:val="2"/>
         <w:widowControl/>
       </w:pPr>
-      <w:bookmarkStart w:id="15" w:name="_Toc240645657"/>
-      <w:r>
-        <w:lastRenderedPageBreak/>
+      <w:bookmarkStart w:id="15" w:name="_Toc240647823"/>
+      <w:r>
         <w:t xml:space="preserve">4.3 </w:t>
       </w:r>
       <w:r>
@@ -8888,7 +8898,6 @@
     </w:p>
     <w:p>
       <w:pPr>
-        <w:keepNext/>
         <w:widowControl/>
       </w:pPr>
       <w:r>
@@ -8910,8 +8919,9 @@
         <w:rPr>
           <w:noProof/>
         </w:rPr>
+        <w:lastRenderedPageBreak/>
         <w:drawing>
-          <wp:inline distT="0" distB="0" distL="0" distR="0" wp14:anchorId="268947C7" wp14:editId="7B9362F9">
+          <wp:inline distT="0" distB="0" distL="0" distR="0" wp14:anchorId="406B6217" wp14:editId="729EE1EC">
             <wp:extent cx="2643356" cy="6299998"/>
             <wp:effectExtent l="0" t="0" r="0" b="0"/>
             <wp:docPr id="4" name="Picture 4"/>
@@ -9043,9 +9053,8 @@
         <w:pStyle w:val="2"/>
         <w:widowControl/>
       </w:pPr>
-      <w:bookmarkStart w:id="16" w:name="_Toc240645658"/>
-      <w:r>
-        <w:lastRenderedPageBreak/>
+      <w:bookmarkStart w:id="16" w:name="_Toc240647824"/>
+      <w:r>
         <w:t xml:space="preserve">4.4 </w:t>
       </w:r>
       <w:r>
@@ -9055,7 +9064,6 @@
     </w:p>
     <w:p>
       <w:pPr>
-        <w:keepNext/>
         <w:widowControl/>
       </w:pPr>
       <w:r>
@@ -9077,8 +9085,9 @@
         <w:rPr>
           <w:noProof/>
         </w:rPr>
+        <w:lastRenderedPageBreak/>
         <w:drawing>
-          <wp:inline distT="0" distB="0" distL="0" distR="0" wp14:anchorId="6048E7CF" wp14:editId="67F1EC0E">
+          <wp:inline distT="0" distB="0" distL="0" distR="0" wp14:anchorId="544E0535" wp14:editId="502AA070">
             <wp:extent cx="4500000" cy="6300000"/>
             <wp:effectExtent l="0" t="0" r="0" b="0"/>
             <wp:docPr id="5" name="Picture 5"/>
@@ -9210,9 +9219,8 @@
         <w:pStyle w:val="2"/>
         <w:widowControl/>
       </w:pPr>
-      <w:bookmarkStart w:id="17" w:name="_Toc240645659"/>
-      <w:r>
-        <w:lastRenderedPageBreak/>
+      <w:bookmarkStart w:id="17" w:name="_Toc240647825"/>
+      <w:r>
         <w:t xml:space="preserve">4.5 </w:t>
       </w:r>
       <w:r>
@@ -9222,7 +9230,6 @@
     </w:p>
     <w:p>
       <w:pPr>
-        <w:keepNext/>
         <w:widowControl/>
       </w:pPr>
       <w:r>
@@ -9244,8 +9251,9 @@
         <w:rPr>
           <w:noProof/>
         </w:rPr>
+        <w:lastRenderedPageBreak/>
         <w:drawing>
-          <wp:inline distT="0" distB="0" distL="0" distR="0" wp14:anchorId="46F9B897" wp14:editId="752B5B15">
+          <wp:inline distT="0" distB="0" distL="0" distR="0" wp14:anchorId="0E59CEE5" wp14:editId="2662D161">
             <wp:extent cx="6120000" cy="5971250"/>
             <wp:effectExtent l="0" t="0" r="0" b="0"/>
             <wp:docPr id="6" name="Picture 6"/>
@@ -9445,7 +9453,7 @@
         <w:pStyle w:val="1"/>
         <w:widowControl/>
       </w:pPr>
-      <w:bookmarkStart w:id="18" w:name="_Toc240645660"/>
+      <w:bookmarkStart w:id="18" w:name="_Toc240647826"/>
       <w:r>
         <w:lastRenderedPageBreak/>
         <w:t>第五章</w:t>
@@ -9463,7 +9471,7 @@
         <w:pStyle w:val="2"/>
         <w:widowControl/>
       </w:pPr>
-      <w:bookmarkStart w:id="19" w:name="_Toc240645661"/>
+      <w:bookmarkStart w:id="19" w:name="_Toc240647827"/>
       <w:r>
         <w:t xml:space="preserve">5.1 </w:t>
       </w:r>
@@ -9476,7 +9484,7 @@
       <w:pPr>
         <w:pStyle w:val="31"/>
       </w:pPr>
-      <w:bookmarkStart w:id="20" w:name="_Toc240645662"/>
+      <w:bookmarkStart w:id="20" w:name="_Toc240647828"/>
       <w:r>
         <w:t xml:space="preserve">5.1.1 </w:t>
       </w:r>
@@ -9571,7 +9579,7 @@
       <w:pPr>
         <w:pStyle w:val="31"/>
       </w:pPr>
-      <w:bookmarkStart w:id="21" w:name="_Toc240645663"/>
+      <w:bookmarkStart w:id="21" w:name="_Toc240647829"/>
       <w:r>
         <w:t xml:space="preserve">5.1.2 </w:t>
       </w:r>
@@ -10488,7 +10496,7 @@
         <w:pStyle w:val="2"/>
         <w:widowControl/>
       </w:pPr>
-      <w:bookmarkStart w:id="22" w:name="_Toc240645664"/>
+      <w:bookmarkStart w:id="22" w:name="_Toc240647830"/>
       <w:r>
         <w:t xml:space="preserve">5.2 </w:t>
       </w:r>
@@ -10507,7 +10515,7 @@
       <w:pPr>
         <w:pStyle w:val="31"/>
       </w:pPr>
-      <w:bookmarkStart w:id="23" w:name="_Toc240645665"/>
+      <w:bookmarkStart w:id="23" w:name="_Toc240647831"/>
       <w:r>
         <w:t xml:space="preserve">5.2.1 </w:t>
       </w:r>
@@ -10525,34 +10533,82 @@
           <w:rFonts w:ascii="Times New Roman" w:eastAsia="楷体" w:hAnsi="Times New Roman"/>
           <w:color w:val="000000"/>
         </w:rPr>
-        <w:t>前端将自然语言、问卷、文件与图片输入统一转换为用户能够确认的资料。页面按成功、部分可用、空结果和失败显示数据状态。报告保留观察值和阈值，用户能够从风险结果返回具体持仓与画像条件。</w:t>
+        <w:t>前端采用事件驱动的交互组织方式，将自然语言、问卷、文件与图片输入转换为待确认的结构化资料。</w:t>
+      </w:r>
+      <w:r>
+        <w:rPr>
+          <w:rFonts w:ascii="Times New Roman" w:eastAsia="楷体" w:hAnsi="Times New Roman"/>
+          <w:color w:val="000000"/>
+        </w:rPr>
+        <w:t xml:space="preserve">HTTP </w:t>
+      </w:r>
+      <w:r>
+        <w:rPr>
+          <w:rFonts w:ascii="Times New Roman" w:eastAsia="楷体" w:hAnsi="Times New Roman"/>
+          <w:color w:val="000000"/>
+        </w:rPr>
+        <w:t>承担请求提交与结果读取，</w:t>
+      </w:r>
+      <w:r>
+        <w:rPr>
+          <w:rFonts w:ascii="Times New Roman" w:eastAsia="楷体" w:hAnsi="Times New Roman"/>
+          <w:color w:val="000000"/>
+        </w:rPr>
+        <w:t xml:space="preserve">SSE </w:t>
+      </w:r>
+      <w:r>
+        <w:rPr>
+          <w:rFonts w:ascii="Times New Roman" w:eastAsia="楷体" w:hAnsi="Times New Roman"/>
+          <w:color w:val="000000"/>
+        </w:rPr>
+        <w:t>承担执行过程的增量传输；界面根据成功、部分可用、空结果和失败状态更新组件。风险结果保留观察值、约束阈值与关联对象，形成从报告结论到持仓及画像条件的可追踪交互。</w:t>
       </w:r>
     </w:p>
     <w:p>
       <w:pPr>
         <w:pStyle w:val="31"/>
       </w:pPr>
-      <w:bookmarkStart w:id="24" w:name="_Toc240645666"/>
-      <w:r>
+      <w:bookmarkStart w:id="24" w:name="_Toc240647832"/>
+      <w:r>
+        <w:t xml:space="preserve">5.2.2 </w:t>
+      </w:r>
+      <w:r>
+        <w:t>后端系统</w:t>
+      </w:r>
+      <w:bookmarkEnd w:id="24"/>
+    </w:p>
+    <w:p>
+      <w:pPr>
+        <w:widowControl/>
+      </w:pPr>
+      <w:r>
+        <w:rPr>
+          <w:rFonts w:ascii="Times New Roman" w:eastAsia="楷体" w:hAnsi="Times New Roman"/>
+          <w:color w:val="000000"/>
+        </w:rPr>
+        <w:t>后端采用模块化单体架构，按接口层、应用服务层与领域计算层组织职责。</w:t>
+      </w:r>
+      <w:r>
+        <w:rPr>
+          <w:rFonts w:ascii="Times New Roman" w:eastAsia="楷体" w:hAnsi="Times New Roman"/>
+          <w:color w:val="000000"/>
+        </w:rPr>
+        <w:t xml:space="preserve">Pydantic </w:t>
+      </w:r>
+      <w:r>
+        <w:rPr>
+          <w:rFonts w:ascii="Times New Roman" w:eastAsia="楷体" w:hAnsi="Times New Roman"/>
+          <w:color w:val="000000"/>
+        </w:rPr>
+        <w:t>模型执行输入校验，用户归属、画像版本和持仓快照共同构成计算上下文。</w:t>
+      </w:r>
+      <w:r>
+        <w:rPr>
+          <w:rFonts w:ascii="Times New Roman" w:eastAsia="楷体" w:hAnsi="Times New Roman"/>
+          <w:color w:val="000000"/>
+        </w:rPr>
         <w:lastRenderedPageBreak/>
-        <w:t xml:space="preserve">5.2.2 </w:t>
-      </w:r>
-      <w:r>
-        <w:t>后端系统</w:t>
-      </w:r>
-      <w:bookmarkEnd w:id="24"/>
-    </w:p>
-    <w:p>
-      <w:pPr>
-        <w:keepNext/>
-        <w:widowControl/>
-      </w:pPr>
-      <w:r>
-        <w:rPr>
-          <w:rFonts w:ascii="Times New Roman" w:eastAsia="楷体" w:hAnsi="Times New Roman"/>
-          <w:color w:val="000000"/>
-        </w:rPr>
-        <w:t>后端采用模块化单体结构，接口、应用服务与领域模块在一个应用中协作。用户上下文包含归属、画像版本和持仓快照；组合计算模块负责暴露、风险、配置及再平衡；研究模块负责任务与证据；建议模块依据双重审查结果组织输出。</w:t>
+        <w:t>组合模块完成暴露聚合、预算评估、配置约束与再平衡；研究模块完成依赖执行和证据验证；建议模块以独立审查结果控制输出资格。跨模块传递结构化结果及其引用标识，使计算状态与业务状态保持一致。</w:t>
       </w:r>
     </w:p>
     <w:p>
@@ -10567,7 +10623,7 @@
           <w:noProof/>
         </w:rPr>
         <w:drawing>
-          <wp:inline distT="0" distB="0" distL="0" distR="0" wp14:anchorId="1B5239DB" wp14:editId="3C823889">
+          <wp:inline distT="0" distB="0" distL="0" distR="0" wp14:anchorId="380733D5" wp14:editId="075C31B2">
             <wp:extent cx="5556705" cy="5760000"/>
             <wp:effectExtent l="0" t="0" r="0" b="0"/>
             <wp:docPr id="7" name="Picture 7"/>
@@ -10638,7 +10694,7 @@
       <w:pPr>
         <w:pStyle w:val="31"/>
       </w:pPr>
-      <w:bookmarkStart w:id="25" w:name="_Toc240645667"/>
+      <w:bookmarkStart w:id="25" w:name="_Toc240647833"/>
       <w:r>
         <w:t xml:space="preserve">5.2.3 AI </w:t>
       </w:r>
@@ -10651,7 +10707,7 @@
       <w:pPr>
         <w:pStyle w:val="41"/>
       </w:pPr>
-      <w:bookmarkStart w:id="26" w:name="_Toc240645668"/>
+      <w:bookmarkStart w:id="26" w:name="_Toc240647834"/>
       <w:r>
         <w:t xml:space="preserve">5.2.3.1 </w:t>
       </w:r>
@@ -10683,54 +10739,68 @@
       <w:pPr>
         <w:pStyle w:val="41"/>
       </w:pPr>
-      <w:bookmarkStart w:id="27" w:name="_Toc240645669"/>
-      <w:r>
+      <w:bookmarkStart w:id="27" w:name="_Toc240647835"/>
+      <w:r>
+        <w:t xml:space="preserve">5.2.3.2 </w:t>
+      </w:r>
+      <w:r>
+        <w:t>服务框架</w:t>
+      </w:r>
+      <w:bookmarkEnd w:id="27"/>
+    </w:p>
+    <w:p>
+      <w:pPr>
+        <w:widowControl/>
+      </w:pPr>
+      <w:r>
+        <w:rPr>
+          <w:rFonts w:ascii="Times New Roman" w:eastAsia="楷体" w:hAnsi="Times New Roman"/>
+          <w:color w:val="000000"/>
+        </w:rPr>
+        <w:t xml:space="preserve">AI </w:t>
+      </w:r>
+      <w:r>
+        <w:rPr>
+          <w:rFonts w:ascii="Times New Roman" w:eastAsia="楷体" w:hAnsi="Times New Roman"/>
+          <w:color w:val="000000"/>
+        </w:rPr>
+        <w:t>服务采用语言推理与确定性计算协同的执行框架。大模型将用户诉求转换为意图、字段和研究任务，</w:t>
+      </w:r>
+      <w:r>
+        <w:rPr>
+          <w:rFonts w:ascii="Times New Roman" w:eastAsia="楷体" w:hAnsi="Times New Roman"/>
+          <w:color w:val="000000"/>
+        </w:rPr>
+        <w:t xml:space="preserve">Python </w:t>
+      </w:r>
+      <w:r>
+        <w:rPr>
+          <w:rFonts w:ascii="Times New Roman" w:eastAsia="楷体" w:hAnsi="Times New Roman"/>
+          <w:color w:val="000000"/>
+        </w:rPr>
+        <w:t>领域模块以</w:t>
+      </w:r>
+      <w:r>
+        <w:rPr>
+          <w:rFonts w:ascii="Times New Roman" w:eastAsia="楷体" w:hAnsi="Times New Roman"/>
+          <w:color w:val="000000"/>
+        </w:rPr>
+        <w:t xml:space="preserve"> Decimal </w:t>
+      </w:r>
+      <w:r>
+        <w:rPr>
+          <w:rFonts w:ascii="Times New Roman" w:eastAsia="楷体" w:hAnsi="Times New Roman"/>
+          <w:color w:val="000000"/>
+        </w:rPr>
+        <w:t>执行金额、比例、穿透暴露及调整</w:t>
+      </w:r>
+      <w:r>
+        <w:rPr>
+          <w:rFonts w:ascii="Times New Roman" w:eastAsia="楷体" w:hAnsi="Times New Roman"/>
+          <w:color w:val="000000"/>
+        </w:rPr>
         <w:lastRenderedPageBreak/>
-        <w:t xml:space="preserve">5.2.3.2 </w:t>
-      </w:r>
-      <w:r>
-        <w:t>服务框架</w:t>
-      </w:r>
-      <w:bookmarkEnd w:id="27"/>
-    </w:p>
-    <w:p>
-      <w:pPr>
-        <w:widowControl/>
-      </w:pPr>
-      <w:r>
-        <w:rPr>
-          <w:rFonts w:ascii="Times New Roman" w:eastAsia="楷体" w:hAnsi="Times New Roman"/>
-          <w:color w:val="000000"/>
-        </w:rPr>
-        <w:t>大模型负责意图识别、字段解析、研究组织和语言解释。金额、比例、持仓穿透、风险预算及调整数量由</w:t>
-      </w:r>
-      <w:r>
-        <w:rPr>
-          <w:rFonts w:ascii="Times New Roman" w:eastAsia="楷体" w:hAnsi="Times New Roman"/>
-          <w:color w:val="000000"/>
-        </w:rPr>
-        <w:t xml:space="preserve"> Python </w:t>
-      </w:r>
-      <w:r>
-        <w:rPr>
-          <w:rFonts w:ascii="Times New Roman" w:eastAsia="楷体" w:hAnsi="Times New Roman"/>
-          <w:color w:val="000000"/>
-        </w:rPr>
-        <w:t>与</w:t>
-      </w:r>
-      <w:r>
-        <w:rPr>
-          <w:rFonts w:ascii="Times New Roman" w:eastAsia="楷体" w:hAnsi="Times New Roman"/>
-          <w:color w:val="000000"/>
-        </w:rPr>
-        <w:t xml:space="preserve"> Decimal </w:t>
-      </w:r>
-      <w:r>
-        <w:rPr>
-          <w:rFonts w:ascii="Times New Roman" w:eastAsia="楷体" w:hAnsi="Times New Roman"/>
-          <w:color w:val="000000"/>
-        </w:rPr>
-        <w:t>计算。专业任务通过有向无环图表达依赖，执行结果包含状态、数据与引用。完整建议需要同时满足证据、风险和合规条件。</w:t>
+        <w:t>数量计算。研究任务通过有向无环图表达前置关系，结果携带数据状态和证据引用；建议生成受到证据验证、风险预算与合规审查的联合约束。以下公式为现有计算规则与状态逻辑的形式化表达。</w:t>
       </w:r>
     </w:p>
     <w:p>
@@ -10738,7 +10808,7 @@
         <w:pStyle w:val="2"/>
         <w:widowControl/>
       </w:pPr>
-      <w:bookmarkStart w:id="28" w:name="_Toc240645670"/>
+      <w:bookmarkStart w:id="28" w:name="_Toc240647836"/>
       <w:r>
         <w:t xml:space="preserve">5.3 </w:t>
       </w:r>
@@ -10751,12 +10821,12 @@
       <w:pPr>
         <w:pStyle w:val="31"/>
       </w:pPr>
-      <w:bookmarkStart w:id="29" w:name="_Toc240645671"/>
+      <w:bookmarkStart w:id="29" w:name="_Toc240647837"/>
       <w:r>
         <w:t xml:space="preserve">5.3.1 </w:t>
       </w:r>
       <w:r>
-        <w:t>投资者画像与风险约束映射</w:t>
+        <w:t>画像条件化的风险预算映射模型</w:t>
       </w:r>
       <w:bookmarkEnd w:id="29"/>
     </w:p>
@@ -10769,7 +10839,21 @@
           <w:rFonts w:ascii="Times New Roman" w:eastAsia="楷体" w:hAnsi="Times New Roman"/>
           <w:color w:val="000000"/>
         </w:rPr>
-        <w:t>系统将已确认画像转换为风险预算。基础评分采用损失承受、投资期限、流动性需求、投资经验和收益预期五个维度，各项</w:t>
+        <w:t>模型将已确认的投资者画像映射为组合风险预算。设五维评分向量为</w:t>
+      </w:r>
+      <w:r>
+        <w:rPr>
+          <w:rFonts w:ascii="Times New Roman" w:eastAsia="楷体" w:hAnsi="Times New Roman"/>
+          <w:color w:val="000000"/>
+        </w:rPr>
+        <w:t xml:space="preserve"> x</w:t>
+      </w:r>
+      <w:r>
+        <w:rPr>
+          <w:rFonts w:ascii="Times New Roman" w:eastAsia="楷体" w:hAnsi="Times New Roman"/>
+          <w:color w:val="000000"/>
+        </w:rPr>
+        <w:t>，依次表示损失承受、投资期限、流动性需求、投资经验和收益预期，各维取值为</w:t>
       </w:r>
       <w:r>
         <w:rPr>
@@ -10790,21 +10874,269 @@
           <w:rFonts w:ascii="Times New Roman" w:eastAsia="楷体" w:hAnsi="Times New Roman"/>
           <w:color w:val="000000"/>
         </w:rPr>
-        <w:t xml:space="preserve"> 5 </w:t>
-      </w:r>
-      <w:r>
-        <w:rPr>
-          <w:rFonts w:ascii="Times New Roman" w:eastAsia="楷体" w:hAnsi="Times New Roman"/>
-          <w:color w:val="000000"/>
-        </w:rPr>
-        <w:t>分先归一化，再按</w:t>
-      </w:r>
-      <w:r>
-        <w:rPr>
-          <w:rFonts w:ascii="Times New Roman" w:eastAsia="楷体" w:hAnsi="Times New Roman"/>
-          <w:color w:val="000000"/>
-        </w:rPr>
-        <w:t xml:space="preserve"> 30%</w:t>
+        <w:t xml:space="preserve"> 5</w:t>
+      </w:r>
+      <w:r>
+        <w:rPr>
+          <w:rFonts w:ascii="Times New Roman" w:eastAsia="楷体" w:hAnsi="Times New Roman"/>
+          <w:color w:val="000000"/>
+        </w:rPr>
+        <w:t>。采用仿射归一化与加权聚合计算风险分数：</w:t>
+      </w:r>
+    </w:p>
+    <w:p>
+      <w:pPr>
+        <w:keepNext/>
+        <w:widowControl/>
+        <w:tabs>
+          <w:tab w:val="center" w:pos="4819"/>
+          <w:tab w:val="right" w:pos="9638"/>
+        </w:tabs>
+        <w:ind w:firstLine="0"/>
+        <w:jc w:val="left"/>
+      </w:pPr>
+      <w:r>
+        <w:tab/>
+      </w:r>
+      <m:oMath>
+        <m:sSub>
+          <m:sSubPr>
+            <m:ctrlPr>
+              <w:rPr>
+                <w:rFonts w:ascii="Cambria Math" w:hAnsi="Cambria Math"/>
+              </w:rPr>
+            </m:ctrlPr>
+          </m:sSubPr>
+          <m:e>
+            <m:r>
+              <w:rPr>
+                <w:rFonts w:ascii="Cambria Math" w:hAnsi="Cambria Math"/>
+              </w:rPr>
+              <m:t>z</m:t>
+            </m:r>
+          </m:e>
+          <m:sub>
+            <m:r>
+              <w:rPr>
+                <w:rFonts w:ascii="Cambria Math" w:hAnsi="Cambria Math"/>
+              </w:rPr>
+              <m:t>j</m:t>
+            </m:r>
+          </m:sub>
+        </m:sSub>
+        <m:r>
+          <w:rPr>
+            <w:rFonts w:ascii="Cambria Math" w:hAnsi="Cambria Math"/>
+          </w:rPr>
+          <m:t>=</m:t>
+        </m:r>
+        <m:f>
+          <m:fPr>
+            <m:ctrlPr>
+              <w:rPr>
+                <w:rFonts w:ascii="Cambria Math" w:hAnsi="Cambria Math"/>
+              </w:rPr>
+            </m:ctrlPr>
+          </m:fPr>
+          <m:num>
+            <m:sSub>
+              <m:sSubPr>
+                <m:ctrlPr>
+                  <w:rPr>
+                    <w:rFonts w:ascii="Cambria Math" w:hAnsi="Cambria Math"/>
+                  </w:rPr>
+                </m:ctrlPr>
+              </m:sSubPr>
+              <m:e>
+                <m:r>
+                  <w:rPr>
+                    <w:rFonts w:ascii="Cambria Math" w:hAnsi="Cambria Math"/>
+                  </w:rPr>
+                  <m:t>x</m:t>
+                </m:r>
+              </m:e>
+              <m:sub>
+                <m:r>
+                  <w:rPr>
+                    <w:rFonts w:ascii="Cambria Math" w:hAnsi="Cambria Math"/>
+                  </w:rPr>
+                  <m:t>j</m:t>
+                </m:r>
+              </m:sub>
+            </m:sSub>
+            <m:r>
+              <w:rPr>
+                <w:rFonts w:ascii="Cambria Math" w:hAnsi="Cambria Math"/>
+              </w:rPr>
+              <m:t>-</m:t>
+            </m:r>
+            <m:r>
+              <w:rPr>
+                <w:rFonts w:ascii="Cambria Math" w:hAnsi="Cambria Math"/>
+              </w:rPr>
+              <m:t>1</m:t>
+            </m:r>
+          </m:num>
+          <m:den>
+            <m:r>
+              <w:rPr>
+                <w:rFonts w:ascii="Cambria Math" w:hAnsi="Cambria Math"/>
+              </w:rPr>
+              <m:t>4</m:t>
+            </m:r>
+          </m:den>
+        </m:f>
+        <m:r>
+          <w:rPr>
+            <w:rFonts w:ascii="Cambria Math" w:hAnsi="Cambria Math"/>
+          </w:rPr>
+          <m:t>,</m:t>
+        </m:r>
+        <m:r>
+          <w:rPr>
+            <w:rFonts w:ascii="Cambria Math" w:hAnsi="Cambria Math"/>
+          </w:rPr>
+          <m:t>s</m:t>
+        </m:r>
+        <m:r>
+          <w:rPr>
+            <w:rFonts w:ascii="Cambria Math" w:hAnsi="Cambria Math"/>
+          </w:rPr>
+          <m:t>=</m:t>
+        </m:r>
+        <m:sSub>
+          <m:sSubPr>
+            <m:ctrlPr>
+              <w:rPr>
+                <w:rFonts w:ascii="Cambria Math" w:hAnsi="Cambria Math"/>
+              </w:rPr>
+            </m:ctrlPr>
+          </m:sSubPr>
+          <m:e>
+            <m:r>
+              <w:rPr>
+                <w:rFonts w:ascii="Cambria Math" w:hAnsi="Cambria Math"/>
+              </w:rPr>
+              <m:t>round</m:t>
+            </m:r>
+          </m:e>
+          <m:sub>
+            <m:r>
+              <w:rPr>
+                <w:rFonts w:ascii="Cambria Math" w:hAnsi="Cambria Math"/>
+              </w:rPr>
+              <m:t>2</m:t>
+            </m:r>
+          </m:sub>
+        </m:sSub>
+        <m:r>
+          <w:rPr>
+            <w:rFonts w:ascii="Cambria Math" w:hAnsi="Cambria Math"/>
+          </w:rPr>
+          <m:t>(100</m:t>
+        </m:r>
+        <m:sSup>
+          <m:sSupPr>
+            <m:ctrlPr>
+              <w:rPr>
+                <w:rFonts w:ascii="Cambria Math" w:hAnsi="Cambria Math"/>
+              </w:rPr>
+            </m:ctrlPr>
+          </m:sSupPr>
+          <m:e>
+            <m:r>
+              <m:rPr>
+                <m:sty m:val="bi"/>
+              </m:rPr>
+              <w:rPr>
+                <w:rFonts w:ascii="Cambria Math" w:hAnsi="Cambria Math"/>
+              </w:rPr>
+              <m:t>α</m:t>
+            </m:r>
+          </m:e>
+          <m:sup>
+            <m:r>
+              <m:rPr>
+                <m:scr m:val="sans-serif"/>
+                <m:sty m:val="p"/>
+              </m:rPr>
+              <w:rPr>
+                <w:rFonts w:ascii="Cambria Math" w:hAnsi="Cambria Math"/>
+              </w:rPr>
+              <m:t>T</m:t>
+            </m:r>
+          </m:sup>
+        </m:sSup>
+        <m:r>
+          <m:rPr>
+            <m:sty m:val="b"/>
+          </m:rPr>
+          <w:rPr>
+            <w:rFonts w:ascii="Cambria Math" w:hAnsi="Cambria Math"/>
+          </w:rPr>
+          <m:t>z</m:t>
+        </m:r>
+        <m:r>
+          <w:rPr>
+            <w:rFonts w:ascii="Cambria Math" w:hAnsi="Cambria Math"/>
+          </w:rPr>
+          <m:t>)</m:t>
+        </m:r>
+      </m:oMath>
+      <w:r>
+        <w:rPr>
+          <w:rFonts w:ascii="Times New Roman" w:eastAsia="楷体" w:hAnsi="Times New Roman"/>
+          <w:color w:val="000000"/>
+        </w:rPr>
+        <w:tab/>
+        <w:t>(5-1)</w:t>
+      </w:r>
+    </w:p>
+    <w:p>
+      <w:pPr>
+        <w:widowControl/>
+      </w:pPr>
+      <w:r>
+        <w:rPr>
+          <w:rFonts w:ascii="Times New Roman" w:eastAsia="楷体" w:hAnsi="Times New Roman"/>
+          <w:color w:val="000000"/>
+        </w:rPr>
+        <w:t>式</w:t>
+      </w:r>
+      <w:r>
+        <w:rPr>
+          <w:rFonts w:ascii="Times New Roman" w:eastAsia="楷体" w:hAnsi="Times New Roman"/>
+          <w:color w:val="000000"/>
+        </w:rPr>
+        <w:t xml:space="preserve"> 5-1 </w:t>
+      </w:r>
+      <w:r>
+        <w:rPr>
+          <w:rFonts w:ascii="Times New Roman" w:eastAsia="楷体" w:hAnsi="Times New Roman"/>
+          <w:color w:val="000000"/>
+        </w:rPr>
+        <w:t>中，</w:t>
+      </w:r>
+      <w:r>
+        <w:rPr>
+          <w:rFonts w:ascii="Times New Roman" w:eastAsia="楷体" w:hAnsi="Times New Roman"/>
+          <w:color w:val="000000"/>
+        </w:rPr>
+        <w:t xml:space="preserve">α </w:t>
+      </w:r>
+      <w:r>
+        <w:rPr>
+          <w:rFonts w:ascii="Times New Roman" w:eastAsia="楷体" w:hAnsi="Times New Roman"/>
+          <w:color w:val="000000"/>
+        </w:rPr>
+        <w:t>的五项权重依次为</w:t>
+      </w:r>
+      <w:r>
+        <w:rPr>
+          <w:rFonts w:ascii="Times New Roman" w:eastAsia="楷体" w:hAnsi="Times New Roman"/>
+          <w:color w:val="000000"/>
+        </w:rPr>
+        <w:t xml:space="preserve"> 0.30</w:t>
       </w:r>
       <w:r>
         <w:rPr>
@@ -10818,7 +11150,7 @@
           <w:rFonts w:ascii="Times New Roman" w:eastAsia="楷体" w:hAnsi="Times New Roman"/>
           <w:color w:val="000000"/>
         </w:rPr>
-        <w:t>25%</w:t>
+        <w:t>0.25</w:t>
       </w:r>
       <w:r>
         <w:rPr>
@@ -10832,7 +11164,7 @@
           <w:rFonts w:ascii="Times New Roman" w:eastAsia="楷体" w:hAnsi="Times New Roman"/>
           <w:color w:val="000000"/>
         </w:rPr>
-        <w:t>20%</w:t>
+        <w:t>0.20</w:t>
       </w:r>
       <w:r>
         <w:rPr>
@@ -10846,7 +11178,7 @@
           <w:rFonts w:ascii="Times New Roman" w:eastAsia="楷体" w:hAnsi="Times New Roman"/>
           <w:color w:val="000000"/>
         </w:rPr>
-        <w:t>10%</w:t>
+        <w:t>0.10</w:t>
       </w:r>
       <w:r>
         <w:rPr>
@@ -10860,84 +11192,379 @@
           <w:rFonts w:ascii="Times New Roman" w:eastAsia="楷体" w:hAnsi="Times New Roman"/>
           <w:color w:val="000000"/>
         </w:rPr>
-        <w:t xml:space="preserve">15% </w:t>
-      </w:r>
-      <w:r>
-        <w:rPr>
-          <w:rFonts w:ascii="Times New Roman" w:eastAsia="楷体" w:hAnsi="Times New Roman"/>
-          <w:color w:val="000000"/>
-        </w:rPr>
-        <w:t>加权并乘以</w:t>
-      </w:r>
-      <w:r>
-        <w:rPr>
-          <w:rFonts w:ascii="Times New Roman" w:eastAsia="楷体" w:hAnsi="Times New Roman"/>
-          <w:color w:val="000000"/>
-        </w:rPr>
-        <w:t xml:space="preserve"> 100</w:t>
-      </w:r>
-      <w:r>
-        <w:rPr>
-          <w:rFonts w:ascii="Times New Roman" w:eastAsia="楷体" w:hAnsi="Times New Roman"/>
-          <w:color w:val="000000"/>
-        </w:rPr>
-        <w:t>。分数不超过</w:t>
-      </w:r>
-      <w:r>
-        <w:rPr>
-          <w:rFonts w:ascii="Times New Roman" w:eastAsia="楷体" w:hAnsi="Times New Roman"/>
-          <w:color w:val="000000"/>
-        </w:rPr>
-        <w:t xml:space="preserve"> 33 </w:t>
-      </w:r>
-      <w:r>
-        <w:rPr>
-          <w:rFonts w:ascii="Times New Roman" w:eastAsia="楷体" w:hAnsi="Times New Roman"/>
-          <w:color w:val="000000"/>
-        </w:rPr>
-        <w:t>为保守型，大于</w:t>
-      </w:r>
-      <w:r>
-        <w:rPr>
-          <w:rFonts w:ascii="Times New Roman" w:eastAsia="楷体" w:hAnsi="Times New Roman"/>
-          <w:color w:val="000000"/>
-        </w:rPr>
-        <w:t xml:space="preserve"> 33 </w:t>
-      </w:r>
-      <w:r>
-        <w:rPr>
-          <w:rFonts w:ascii="Times New Roman" w:eastAsia="楷体" w:hAnsi="Times New Roman"/>
-          <w:color w:val="000000"/>
-        </w:rPr>
-        <w:t>且不超过</w:t>
-      </w:r>
-      <w:r>
-        <w:rPr>
-          <w:rFonts w:ascii="Times New Roman" w:eastAsia="楷体" w:hAnsi="Times New Roman"/>
-          <w:color w:val="000000"/>
-        </w:rPr>
-        <w:t xml:space="preserve"> 66 </w:t>
-      </w:r>
-      <w:r>
-        <w:rPr>
-          <w:rFonts w:ascii="Times New Roman" w:eastAsia="楷体" w:hAnsi="Times New Roman"/>
-          <w:color w:val="000000"/>
-        </w:rPr>
-        <w:t>为均衡型，大于</w:t>
-      </w:r>
-      <w:r>
-        <w:rPr>
-          <w:rFonts w:ascii="Times New Roman" w:eastAsia="楷体" w:hAnsi="Times New Roman"/>
-          <w:color w:val="000000"/>
-        </w:rPr>
-        <w:t xml:space="preserve"> 66 </w:t>
-      </w:r>
-      <w:r>
-        <w:rPr>
-          <w:rFonts w:ascii="Times New Roman" w:eastAsia="楷体" w:hAnsi="Times New Roman"/>
-          <w:color w:val="000000"/>
-        </w:rPr>
-        <w:t>为成长型。正式问卷页面的展示维度与计算使用的字段分别管理。</w:t>
+        <w:t>0.15</w:t>
+      </w:r>
+      <w:r>
+        <w:rPr>
+          <w:rFonts w:ascii="Times New Roman" w:eastAsia="楷体" w:hAnsi="Times New Roman"/>
+          <w:color w:val="000000"/>
+        </w:rPr>
+        <w:t>，</w:t>
+      </w:r>
+      <w:r>
+        <w:rPr>
+          <w:rFonts w:ascii="Times New Roman" w:eastAsia="楷体" w:hAnsi="Times New Roman"/>
+          <w:color w:val="000000"/>
+        </w:rPr>
+        <w:t xml:space="preserve">round₂ </w:t>
+      </w:r>
+      <w:r>
+        <w:rPr>
+          <w:rFonts w:ascii="Times New Roman" w:eastAsia="楷体" w:hAnsi="Times New Roman"/>
+          <w:color w:val="000000"/>
+        </w:rPr>
+        <w:t>表示保留两位小数。评分结果通过分段映射选择风险等级，再读取对应预算向量</w:t>
+      </w:r>
+      <w:r>
+        <w:rPr>
+          <w:rFonts w:ascii="Times New Roman" w:eastAsia="楷体" w:hAnsi="Times New Roman"/>
+          <w:color w:val="000000"/>
+        </w:rPr>
+        <w:t xml:space="preserve"> b</w:t>
+      </w:r>
+      <w:r>
+        <w:rPr>
+          <w:rFonts w:ascii="Times New Roman" w:eastAsia="楷体" w:hAnsi="Times New Roman"/>
+          <w:color w:val="000000"/>
+        </w:rPr>
+        <w:t>。正式问卷展示维度与底层评分字段分别管理。</w:t>
+      </w:r>
+    </w:p>
+    <w:p>
+      <w:pPr>
+        <w:keepNext/>
+        <w:widowControl/>
+        <w:tabs>
+          <w:tab w:val="center" w:pos="4819"/>
+          <w:tab w:val="right" w:pos="9638"/>
+        </w:tabs>
+        <w:ind w:firstLine="0"/>
+        <w:jc w:val="left"/>
+      </w:pPr>
+      <w:r>
+        <w:tab/>
+      </w:r>
+      <m:oMath>
+        <m:r>
+          <w:rPr>
+            <w:rFonts w:ascii="Cambria Math" w:hAnsi="Cambria Math"/>
+          </w:rPr>
+          <m:t>r</m:t>
+        </m:r>
+        <m:r>
+          <w:rPr>
+            <w:rFonts w:ascii="Cambria Math" w:hAnsi="Cambria Math"/>
+          </w:rPr>
+          <m:t>(</m:t>
+        </m:r>
+        <m:r>
+          <w:rPr>
+            <w:rFonts w:ascii="Cambria Math" w:hAnsi="Cambria Math"/>
+          </w:rPr>
+          <m:t>s</m:t>
+        </m:r>
+        <m:r>
+          <w:rPr>
+            <w:rFonts w:ascii="Cambria Math" w:hAnsi="Cambria Math"/>
+          </w:rPr>
+          <m:t>)=</m:t>
+        </m:r>
+        <m:d>
+          <m:dPr>
+            <m:begChr m:val="{"/>
+            <m:endChr m:val=""/>
+            <m:ctrlPr>
+              <w:rPr>
+                <w:rFonts w:ascii="Cambria Math" w:hAnsi="Cambria Math"/>
+              </w:rPr>
+            </m:ctrlPr>
+          </m:dPr>
+          <m:e>
+            <m:m>
+              <m:mPr>
+                <m:plcHide m:val="1"/>
+                <m:mcs>
+                  <m:mc>
+                    <m:mcPr>
+                      <m:count m:val="2"/>
+                      <m:mcJc m:val="center"/>
+                    </m:mcPr>
+                  </m:mc>
+                </m:mcs>
+                <m:ctrlPr>
+                  <w:rPr>
+                    <w:rFonts w:ascii="Cambria Math" w:hAnsi="Cambria Math"/>
+                  </w:rPr>
+                </m:ctrlPr>
+              </m:mPr>
+              <m:mr>
+                <m:e>
+                  <m:r>
+                    <w:rPr>
+                      <w:rFonts w:ascii="Cambria Math" w:hAnsi="Cambria Math"/>
+                    </w:rPr>
+                    <m:t>C</m:t>
+                  </m:r>
+                  <m:r>
+                    <w:rPr>
+                      <w:rFonts w:ascii="Cambria Math" w:hAnsi="Cambria Math"/>
+                    </w:rPr>
+                    <m:t>,</m:t>
+                  </m:r>
+                </m:e>
+                <m:e>
+                  <m:r>
+                    <w:rPr>
+                      <w:rFonts w:ascii="Cambria Math" w:hAnsi="Cambria Math"/>
+                    </w:rPr>
+                    <m:t>s</m:t>
+                  </m:r>
+                  <m:r>
+                    <w:rPr>
+                      <w:rFonts w:ascii="Cambria Math" w:hAnsi="Cambria Math"/>
+                    </w:rPr>
+                    <m:t>≤33</m:t>
+                  </m:r>
+                </m:e>
+              </m:mr>
+              <m:mr>
+                <m:e>
+                  <m:r>
+                    <w:rPr>
+                      <w:rFonts w:ascii="Cambria Math" w:hAnsi="Cambria Math"/>
+                    </w:rPr>
+                    <m:t>B</m:t>
+                  </m:r>
+                  <m:r>
+                    <w:rPr>
+                      <w:rFonts w:ascii="Cambria Math" w:hAnsi="Cambria Math"/>
+                    </w:rPr>
+                    <m:t>,</m:t>
+                  </m:r>
+                </m:e>
+                <m:e>
+                  <m:r>
+                    <w:rPr>
+                      <w:rFonts w:ascii="Cambria Math" w:hAnsi="Cambria Math"/>
+                    </w:rPr>
+                    <m:t>33&lt;</m:t>
+                  </m:r>
+                  <m:r>
+                    <w:rPr>
+                      <w:rFonts w:ascii="Cambria Math" w:hAnsi="Cambria Math"/>
+                    </w:rPr>
+                    <m:t>s</m:t>
+                  </m:r>
+                  <m:r>
+                    <w:rPr>
+                      <w:rFonts w:ascii="Cambria Math" w:hAnsi="Cambria Math"/>
+                    </w:rPr>
+                    <m:t>≤66</m:t>
+                  </m:r>
+                </m:e>
+              </m:mr>
+              <m:mr>
+                <m:e>
+                  <m:r>
+                    <w:rPr>
+                      <w:rFonts w:ascii="Cambria Math" w:hAnsi="Cambria Math"/>
+                    </w:rPr>
+                    <m:t>G</m:t>
+                  </m:r>
+                  <m:r>
+                    <w:rPr>
+                      <w:rFonts w:ascii="Cambria Math" w:hAnsi="Cambria Math"/>
+                    </w:rPr>
+                    <m:t>,</m:t>
+                  </m:r>
+                </m:e>
+                <m:e>
+                  <m:r>
+                    <w:rPr>
+                      <w:rFonts w:ascii="Cambria Math" w:hAnsi="Cambria Math"/>
+                    </w:rPr>
+                    <m:t>s</m:t>
+                  </m:r>
+                  <m:r>
+                    <w:rPr>
+                      <w:rFonts w:ascii="Cambria Math" w:hAnsi="Cambria Math"/>
+                    </w:rPr>
+                    <m:t>&gt;66</m:t>
+                  </m:r>
+                </m:e>
+              </m:mr>
+            </m:m>
+          </m:e>
+        </m:d>
+        <m:r>
+          <w:rPr>
+            <w:rFonts w:ascii="Cambria Math" w:hAnsi="Cambria Math"/>
+          </w:rPr>
+          <m:t>,</m:t>
+        </m:r>
+        <m:r>
+          <m:rPr>
+            <m:sty m:val="b"/>
+          </m:rPr>
+          <w:rPr>
+            <w:rFonts w:ascii="Cambria Math" w:hAnsi="Cambria Math"/>
+          </w:rPr>
+          <m:t>b</m:t>
+        </m:r>
+        <m:r>
+          <w:rPr>
+            <w:rFonts w:ascii="Cambria Math" w:hAnsi="Cambria Math"/>
+          </w:rPr>
+          <m:t>(</m:t>
+        </m:r>
+        <m:r>
+          <w:rPr>
+            <w:rFonts w:ascii="Cambria Math" w:hAnsi="Cambria Math"/>
+          </w:rPr>
+          <m:t>s</m:t>
+        </m:r>
+        <m:r>
+          <w:rPr>
+            <w:rFonts w:ascii="Cambria Math" w:hAnsi="Cambria Math"/>
+          </w:rPr>
+          <m:t>)=</m:t>
+        </m:r>
+        <m:sSub>
+          <m:sSubPr>
+            <m:ctrlPr>
+              <w:rPr>
+                <w:rFonts w:ascii="Cambria Math" w:hAnsi="Cambria Math"/>
+              </w:rPr>
+            </m:ctrlPr>
+          </m:sSubPr>
+          <m:e>
+            <m:r>
+              <m:rPr>
+                <m:sty m:val="b"/>
+              </m:rPr>
+              <w:rPr>
+                <w:rFonts w:ascii="Cambria Math" w:hAnsi="Cambria Math"/>
+              </w:rPr>
+              <m:t>b</m:t>
+            </m:r>
+          </m:e>
+          <m:sub>
+            <m:r>
+              <w:rPr>
+                <w:rFonts w:ascii="Cambria Math" w:hAnsi="Cambria Math"/>
+              </w:rPr>
+              <m:t>r</m:t>
+            </m:r>
+            <m:r>
+              <w:rPr>
+                <w:rFonts w:ascii="Cambria Math" w:hAnsi="Cambria Math"/>
+              </w:rPr>
+              <m:t>(</m:t>
+            </m:r>
+            <m:r>
+              <w:rPr>
+                <w:rFonts w:ascii="Cambria Math" w:hAnsi="Cambria Math"/>
+              </w:rPr>
+              <m:t>s</m:t>
+            </m:r>
+            <m:r>
+              <w:rPr>
+                <w:rFonts w:ascii="Cambria Math" w:hAnsi="Cambria Math"/>
+              </w:rPr>
+              <m:t>)</m:t>
+            </m:r>
+          </m:sub>
+        </m:sSub>
+      </m:oMath>
+      <w:r>
+        <w:rPr>
+          <w:rFonts w:ascii="Times New Roman" w:eastAsia="楷体" w:hAnsi="Times New Roman"/>
+          <w:color w:val="000000"/>
+        </w:rPr>
+        <w:tab/>
+        <w:t>(5-2)</w:t>
+      </w:r>
+    </w:p>
+    <w:p>
+      <w:pPr>
+        <w:widowControl/>
+      </w:pPr>
+      <w:r>
+        <w:rPr>
+          <w:rFonts w:ascii="Times New Roman" w:eastAsia="楷体" w:hAnsi="Times New Roman"/>
+          <w:color w:val="000000"/>
+        </w:rPr>
+        <w:t>式</w:t>
+      </w:r>
+      <w:r>
+        <w:rPr>
+          <w:rFonts w:ascii="Times New Roman" w:eastAsia="楷体" w:hAnsi="Times New Roman"/>
+          <w:color w:val="000000"/>
+        </w:rPr>
+        <w:t xml:space="preserve"> 5-2 </w:t>
+      </w:r>
+      <w:r>
+        <w:rPr>
+          <w:rFonts w:ascii="Times New Roman" w:eastAsia="楷体" w:hAnsi="Times New Roman"/>
+          <w:color w:val="000000"/>
+        </w:rPr>
+        <w:t>中，</w:t>
+      </w:r>
+      <w:r>
+        <w:rPr>
+          <w:rFonts w:ascii="Times New Roman" w:eastAsia="楷体" w:hAnsi="Times New Roman"/>
+          <w:color w:val="000000"/>
+        </w:rPr>
+        <w:t>C</w:t>
+      </w:r>
+      <w:r>
+        <w:rPr>
+          <w:rFonts w:ascii="Times New Roman" w:eastAsia="楷体" w:hAnsi="Times New Roman"/>
+          <w:color w:val="000000"/>
+        </w:rPr>
+        <w:t>、</w:t>
+      </w:r>
+      <w:r>
+        <w:rPr>
+          <w:rFonts w:ascii="Times New Roman" w:eastAsia="楷体" w:hAnsi="Times New Roman"/>
+          <w:color w:val="000000"/>
+        </w:rPr>
+        <w:t>B</w:t>
+      </w:r>
+      <w:r>
+        <w:rPr>
+          <w:rFonts w:ascii="Times New Roman" w:eastAsia="楷体" w:hAnsi="Times New Roman"/>
+          <w:color w:val="000000"/>
+        </w:rPr>
+        <w:t>、</w:t>
+      </w:r>
+      <w:r>
+        <w:rPr>
+          <w:rFonts w:ascii="Times New Roman" w:eastAsia="楷体" w:hAnsi="Times New Roman"/>
+          <w:color w:val="000000"/>
+        </w:rPr>
+        <w:t xml:space="preserve">G </w:t>
+      </w:r>
+      <w:r>
+        <w:rPr>
+          <w:rFonts w:ascii="Times New Roman" w:eastAsia="楷体" w:hAnsi="Times New Roman"/>
+          <w:color w:val="000000"/>
+        </w:rPr>
+        <w:t>分别表示保守型、均衡型、成长型；预算向量的四个分量对应表</w:t>
+      </w:r>
+      <w:r>
+        <w:rPr>
+          <w:rFonts w:ascii="Times New Roman" w:eastAsia="楷体" w:hAnsi="Times New Roman"/>
+          <w:color w:val="000000"/>
+        </w:rPr>
+        <w:t xml:space="preserve"> 5-2 </w:t>
+      </w:r>
+      <w:r>
+        <w:rPr>
+          <w:rFonts w:ascii="Times New Roman" w:eastAsia="楷体" w:hAnsi="Times New Roman"/>
+          <w:color w:val="000000"/>
+        </w:rPr>
+        <w:t>的四类比例上限。</w:t>
       </w:r>
     </w:p>
     <w:tbl>
@@ -11445,16 +12072,258 @@
     </w:p>
     <w:p>
       <w:pPr>
+        <w:widowControl/>
+      </w:pPr>
+      <w:r>
+        <w:rPr>
+          <w:rFonts w:ascii="Times New Roman" w:eastAsia="楷体" w:hAnsi="Times New Roman"/>
+          <w:color w:val="000000"/>
+        </w:rPr>
+        <w:t>设</w:t>
+      </w:r>
+      <w:r>
+        <w:rPr>
+          <w:rFonts w:ascii="Times New Roman" w:eastAsia="楷体" w:hAnsi="Times New Roman"/>
+          <w:color w:val="000000"/>
+        </w:rPr>
+        <w:t xml:space="preserve"> o_d </w:t>
+      </w:r>
+      <w:r>
+        <w:rPr>
+          <w:rFonts w:ascii="Times New Roman" w:eastAsia="楷体" w:hAnsi="Times New Roman"/>
+          <w:color w:val="000000"/>
+        </w:rPr>
+        <w:t>为某项资产或行业的观察比例，</w:t>
+      </w:r>
+      <w:r>
+        <w:rPr>
+          <w:rFonts w:ascii="Times New Roman" w:eastAsia="楷体" w:hAnsi="Times New Roman"/>
+          <w:color w:val="000000"/>
+        </w:rPr>
+        <w:t xml:space="preserve">b_d </w:t>
+      </w:r>
+      <w:r>
+        <w:rPr>
+          <w:rFonts w:ascii="Times New Roman" w:eastAsia="楷体" w:hAnsi="Times New Roman"/>
+          <w:color w:val="000000"/>
+        </w:rPr>
+        <w:t>为其所属维度的预算上限，超限残差定义为：</w:t>
+      </w:r>
+    </w:p>
+    <w:p>
+      <w:pPr>
         <w:keepNext/>
         <w:widowControl/>
-      </w:pPr>
-      <w:r>
-        <w:rPr>
-          <w:rFonts w:ascii="Times New Roman" w:eastAsia="楷体" w:hAnsi="Times New Roman"/>
-          <w:color w:val="000000"/>
-        </w:rPr>
-        <w:lastRenderedPageBreak/>
-        <w:t>预算绑定画像标识、用户归属及版本。程序比较同一口径下的观察值与上限，输出超限对象、限制值和超限幅度。行为信息单独生成复核结果，经过显式转换后参与有效画像计算。</w:t>
+        <w:tabs>
+          <w:tab w:val="center" w:pos="4819"/>
+          <w:tab w:val="right" w:pos="9638"/>
+        </w:tabs>
+        <w:ind w:firstLine="0"/>
+        <w:jc w:val="left"/>
+      </w:pPr>
+      <w:r>
+        <w:tab/>
+      </w:r>
+      <m:oMath>
+        <m:sSub>
+          <m:sSubPr>
+            <m:ctrlPr>
+              <w:rPr>
+                <w:rFonts w:ascii="Cambria Math" w:hAnsi="Cambria Math"/>
+              </w:rPr>
+            </m:ctrlPr>
+          </m:sSubPr>
+          <m:e>
+            <m:r>
+              <w:rPr>
+                <w:rFonts w:ascii="Cambria Math" w:hAnsi="Cambria Math"/>
+              </w:rPr>
+              <m:t>e</m:t>
+            </m:r>
+          </m:e>
+          <m:sub>
+            <m:r>
+              <w:rPr>
+                <w:rFonts w:ascii="Cambria Math" w:hAnsi="Cambria Math"/>
+              </w:rPr>
+              <m:t>d</m:t>
+            </m:r>
+          </m:sub>
+        </m:sSub>
+        <m:r>
+          <w:rPr>
+            <w:rFonts w:ascii="Cambria Math" w:hAnsi="Cambria Math"/>
+          </w:rPr>
+          <m:t>=</m:t>
+        </m:r>
+        <m:r>
+          <w:rPr>
+            <w:rFonts w:ascii="Cambria Math" w:hAnsi="Cambria Math"/>
+          </w:rPr>
+          <m:t>max</m:t>
+        </m:r>
+        <m:r>
+          <w:rPr>
+            <w:rFonts w:ascii="Cambria Math" w:hAnsi="Cambria Math"/>
+          </w:rPr>
+          <m:t>(0,</m:t>
+        </m:r>
+        <m:sSub>
+          <m:sSubPr>
+            <m:ctrlPr>
+              <w:rPr>
+                <w:rFonts w:ascii="Cambria Math" w:hAnsi="Cambria Math"/>
+              </w:rPr>
+            </m:ctrlPr>
+          </m:sSubPr>
+          <m:e>
+            <m:r>
+              <w:rPr>
+                <w:rFonts w:ascii="Cambria Math" w:hAnsi="Cambria Math"/>
+              </w:rPr>
+              <m:t>o</m:t>
+            </m:r>
+          </m:e>
+          <m:sub>
+            <m:r>
+              <w:rPr>
+                <w:rFonts w:ascii="Cambria Math" w:hAnsi="Cambria Math"/>
+              </w:rPr>
+              <m:t>d</m:t>
+            </m:r>
+          </m:sub>
+        </m:sSub>
+        <m:r>
+          <w:rPr>
+            <w:rFonts w:ascii="Cambria Math" w:hAnsi="Cambria Math"/>
+          </w:rPr>
+          <m:t>-</m:t>
+        </m:r>
+        <m:sSub>
+          <m:sSubPr>
+            <m:ctrlPr>
+              <w:rPr>
+                <w:rFonts w:ascii="Cambria Math" w:hAnsi="Cambria Math"/>
+              </w:rPr>
+            </m:ctrlPr>
+          </m:sSubPr>
+          <m:e>
+            <m:r>
+              <w:rPr>
+                <w:rFonts w:ascii="Cambria Math" w:hAnsi="Cambria Math"/>
+              </w:rPr>
+              <m:t>b</m:t>
+            </m:r>
+          </m:e>
+          <m:sub>
+            <m:r>
+              <w:rPr>
+                <w:rFonts w:ascii="Cambria Math" w:hAnsi="Cambria Math"/>
+              </w:rPr>
+              <m:t>d</m:t>
+            </m:r>
+          </m:sub>
+        </m:sSub>
+        <m:r>
+          <m:rPr>
+            <m:scr m:val="script"/>
+          </m:rPr>
+          <w:rPr>
+            <w:rFonts w:ascii="Cambria Math" w:hAnsi="Cambria Math"/>
+          </w:rPr>
+          <m:t>),B={</m:t>
+        </m:r>
+        <m:r>
+          <w:rPr>
+            <w:rFonts w:ascii="Cambria Math" w:hAnsi="Cambria Math"/>
+          </w:rPr>
+          <m:t>d</m:t>
+        </m:r>
+        <m:r>
+          <w:rPr>
+            <w:rFonts w:ascii="Cambria Math" w:hAnsi="Cambria Math"/>
+          </w:rPr>
+          <m:t>:</m:t>
+        </m:r>
+        <m:sSub>
+          <m:sSubPr>
+            <m:ctrlPr>
+              <w:rPr>
+                <w:rFonts w:ascii="Cambria Math" w:hAnsi="Cambria Math"/>
+              </w:rPr>
+            </m:ctrlPr>
+          </m:sSubPr>
+          <m:e>
+            <m:r>
+              <w:rPr>
+                <w:rFonts w:ascii="Cambria Math" w:hAnsi="Cambria Math"/>
+              </w:rPr>
+              <m:t>e</m:t>
+            </m:r>
+          </m:e>
+          <m:sub>
+            <m:r>
+              <w:rPr>
+                <w:rFonts w:ascii="Cambria Math" w:hAnsi="Cambria Math"/>
+              </w:rPr>
+              <m:t>d</m:t>
+            </m:r>
+          </m:sub>
+        </m:sSub>
+        <m:r>
+          <w:rPr>
+            <w:rFonts w:ascii="Cambria Math" w:hAnsi="Cambria Math"/>
+          </w:rPr>
+          <m:t>&gt;0}</m:t>
+        </m:r>
+      </m:oMath>
+      <w:r>
+        <w:rPr>
+          <w:rFonts w:ascii="Times New Roman" w:eastAsia="楷体" w:hAnsi="Times New Roman"/>
+          <w:color w:val="000000"/>
+        </w:rPr>
+        <w:tab/>
+        <w:t>(5-3)</w:t>
+      </w:r>
+    </w:p>
+    <w:p>
+      <w:pPr>
+        <w:widowControl/>
+      </w:pPr>
+      <w:r>
+        <w:rPr>
+          <w:rFonts w:ascii="Times New Roman" w:eastAsia="楷体" w:hAnsi="Times New Roman"/>
+          <w:color w:val="000000"/>
+        </w:rPr>
+        <w:t>式</w:t>
+      </w:r>
+      <w:r>
+        <w:rPr>
+          <w:rFonts w:ascii="Times New Roman" w:eastAsia="楷体" w:hAnsi="Times New Roman"/>
+          <w:color w:val="000000"/>
+        </w:rPr>
+        <w:t xml:space="preserve"> 5-3 </w:t>
+      </w:r>
+      <w:r>
+        <w:rPr>
+          <w:rFonts w:ascii="Times New Roman" w:eastAsia="楷体" w:hAnsi="Times New Roman"/>
+          <w:color w:val="000000"/>
+        </w:rPr>
+        <w:t>中，比例统一使用百分比数值，残差单位为百分点。系统仅对集合</w:t>
+      </w:r>
+      <w:r>
+        <w:rPr>
+          <w:rFonts w:ascii="Times New Roman" w:eastAsia="楷体" w:hAnsi="Times New Roman"/>
+          <w:color w:val="000000"/>
+        </w:rPr>
+        <w:t xml:space="preserve"> B </w:t>
+      </w:r>
+      <w:r>
+        <w:rPr>
+          <w:rFonts w:ascii="Times New Roman" w:eastAsia="楷体" w:hAnsi="Times New Roman"/>
+          <w:color w:val="000000"/>
+        </w:rPr>
+        <w:t>中的对象生成超限记录。预算同时绑定用户归属、画像标识及版本，保证约束计算与当前确认画像一致。行为信息单独生成复核结果，经显式转换后参与有效画像计算。</w:t>
       </w:r>
     </w:p>
     <w:p>
@@ -11468,8 +12337,9 @@
         <w:rPr>
           <w:noProof/>
         </w:rPr>
+        <w:lastRenderedPageBreak/>
         <w:drawing>
-          <wp:inline distT="0" distB="0" distL="0" distR="0" wp14:anchorId="6ABFBF87" wp14:editId="59237D20">
+          <wp:inline distT="0" distB="0" distL="0" distR="0" wp14:anchorId="76EB3FCB" wp14:editId="39FB4F8C">
             <wp:extent cx="5556705" cy="5760000"/>
             <wp:effectExtent l="0" t="0" r="0" b="0"/>
             <wp:docPr id="8" name="Picture 8"/>
@@ -11540,12 +12410,12 @@
       <w:pPr>
         <w:pStyle w:val="31"/>
       </w:pPr>
-      <w:bookmarkStart w:id="30" w:name="_Toc240645672"/>
+      <w:bookmarkStart w:id="30" w:name="_Toc240647838"/>
       <w:r>
         <w:t xml:space="preserve">5.3.2 </w:t>
       </w:r>
       <w:r>
-        <w:t>来源关联约束的证据验证</w:t>
+        <w:t>来源等价类约束的证据一致性验证</w:t>
       </w:r>
       <w:bookmarkEnd w:id="30"/>
     </w:p>
@@ -11614,35 +12484,966 @@
           <w:rFonts w:ascii="Times New Roman" w:eastAsia="楷体" w:hAnsi="Times New Roman"/>
           <w:color w:val="000000"/>
         </w:rPr>
-        <w:t>保存证据、事实、研究发现和建议。结构化声明包含主体、指标、单位与期间，只有范围匹配且质量满足条件的观测参与验证。</w:t>
+        <w:t>构建证据、事实、研究发现与建议之间的引用关系。对待验证声明</w:t>
+      </w:r>
+      <w:r>
+        <w:rPr>
+          <w:rFonts w:ascii="Times New Roman" w:eastAsia="楷体" w:hAnsi="Times New Roman"/>
+          <w:color w:val="000000"/>
+        </w:rPr>
+        <w:t xml:space="preserve"> c</w:t>
+      </w:r>
+      <w:r>
+        <w:rPr>
+          <w:rFonts w:ascii="Times New Roman" w:eastAsia="楷体" w:hAnsi="Times New Roman"/>
+          <w:color w:val="000000"/>
+        </w:rPr>
+        <w:t>，定义口径向量</w:t>
+      </w:r>
+      <w:r>
+        <w:rPr>
+          <w:rFonts w:ascii="Times New Roman" w:eastAsia="楷体" w:hAnsi="Times New Roman"/>
+          <w:color w:val="000000"/>
+        </w:rPr>
+        <w:t xml:space="preserve"> κ</w:t>
+      </w:r>
+      <w:r>
+        <w:rPr>
+          <w:rFonts w:ascii="Times New Roman" w:eastAsia="楷体" w:hAnsi="Times New Roman"/>
+          <w:color w:val="000000"/>
+        </w:rPr>
+        <w:t>，包含主体、指标、单位及期间；</w:t>
+      </w:r>
+      <w:r>
+        <w:rPr>
+          <w:rFonts w:ascii="Times New Roman" w:eastAsia="楷体" w:hAnsi="Times New Roman"/>
+          <w:color w:val="000000"/>
+        </w:rPr>
+        <w:t xml:space="preserve">y_c </w:t>
+      </w:r>
+      <w:r>
+        <w:rPr>
+          <w:rFonts w:ascii="Times New Roman" w:eastAsia="楷体" w:hAnsi="Times New Roman"/>
+          <w:color w:val="000000"/>
+        </w:rPr>
+        <w:t>为待验证数值。观测进入比较集合需要同时满足口径一致与质量验证条件：</w:t>
       </w:r>
     </w:p>
     <w:p>
       <w:pPr>
         <w:keepNext/>
         <w:widowControl/>
-      </w:pPr>
-      <w:r>
-        <w:rPr>
-          <w:rFonts w:ascii="Times New Roman" w:eastAsia="楷体" w:hAnsi="Times New Roman"/>
-          <w:color w:val="000000"/>
-        </w:rPr>
+        <w:tabs>
+          <w:tab w:val="center" w:pos="4819"/>
+          <w:tab w:val="right" w:pos="9638"/>
+        </w:tabs>
+        <w:ind w:firstLine="0"/>
+        <w:jc w:val="left"/>
+      </w:pPr>
+      <w:r>
+        <w:tab/>
+      </w:r>
+      <m:oMath>
+        <m:sSub>
+          <m:sSubPr>
+            <m:ctrlPr>
+              <w:rPr>
+                <w:rFonts w:ascii="Cambria Math" w:hAnsi="Cambria Math"/>
+              </w:rPr>
+            </m:ctrlPr>
+          </m:sSubPr>
+          <m:e>
+            <m:r>
+              <m:rPr>
+                <m:scr m:val="script"/>
+              </m:rPr>
+              <w:rPr>
+                <w:rFonts w:ascii="Cambria Math" w:hAnsi="Cambria Math"/>
+              </w:rPr>
+              <m:t>O</m:t>
+            </m:r>
+          </m:e>
+          <m:sub>
+            <m:r>
+              <w:rPr>
+                <w:rFonts w:ascii="Cambria Math" w:hAnsi="Cambria Math"/>
+              </w:rPr>
+              <m:t>c</m:t>
+            </m:r>
+          </m:sub>
+        </m:sSub>
+        <m:r>
+          <w:rPr>
+            <w:rFonts w:ascii="Cambria Math" w:hAnsi="Cambria Math"/>
+          </w:rPr>
+          <m:t>={</m:t>
+        </m:r>
+        <m:r>
+          <w:rPr>
+            <w:rFonts w:ascii="Cambria Math" w:hAnsi="Cambria Math"/>
+          </w:rPr>
+          <m:t>o</m:t>
+        </m:r>
+        <m:r>
+          <w:rPr>
+            <w:rFonts w:ascii="Cambria Math" w:hAnsi="Cambria Math"/>
+          </w:rPr>
+          <m:t>:</m:t>
+        </m:r>
+        <m:r>
+          <w:rPr>
+            <w:rFonts w:ascii="Cambria Math" w:hAnsi="Cambria Math"/>
+          </w:rPr>
+          <m:t>κ</m:t>
+        </m:r>
+        <m:r>
+          <w:rPr>
+            <w:rFonts w:ascii="Cambria Math" w:hAnsi="Cambria Math"/>
+          </w:rPr>
+          <m:t>(</m:t>
+        </m:r>
+        <m:r>
+          <w:rPr>
+            <w:rFonts w:ascii="Cambria Math" w:hAnsi="Cambria Math"/>
+          </w:rPr>
+          <m:t>o</m:t>
+        </m:r>
+        <m:r>
+          <w:rPr>
+            <w:rFonts w:ascii="Cambria Math" w:hAnsi="Cambria Math"/>
+          </w:rPr>
+          <m:t>)=</m:t>
+        </m:r>
+        <m:r>
+          <w:rPr>
+            <w:rFonts w:ascii="Cambria Math" w:hAnsi="Cambria Math"/>
+          </w:rPr>
+          <m:t>κ</m:t>
+        </m:r>
+        <m:r>
+          <w:rPr>
+            <w:rFonts w:ascii="Cambria Math" w:hAnsi="Cambria Math"/>
+          </w:rPr>
+          <m:t>(</m:t>
+        </m:r>
+        <m:r>
+          <w:rPr>
+            <w:rFonts w:ascii="Cambria Math" w:hAnsi="Cambria Math"/>
+          </w:rPr>
+          <m:t>c</m:t>
+        </m:r>
+        <m:r>
+          <w:rPr>
+            <w:rFonts w:ascii="Cambria Math" w:hAnsi="Cambria Math"/>
+          </w:rPr>
+          <m:t>)∧</m:t>
+        </m:r>
+        <m:r>
+          <w:rPr>
+            <w:rFonts w:ascii="Cambria Math" w:hAnsi="Cambria Math"/>
+          </w:rPr>
+          <m:t>q</m:t>
+        </m:r>
+        <m:r>
+          <w:rPr>
+            <w:rFonts w:ascii="Cambria Math" w:hAnsi="Cambria Math"/>
+          </w:rPr>
+          <m:t>(</m:t>
+        </m:r>
+        <m:r>
+          <w:rPr>
+            <w:rFonts w:ascii="Cambria Math" w:hAnsi="Cambria Math"/>
+          </w:rPr>
+          <m:t>o</m:t>
+        </m:r>
+        <m:r>
+          <w:rPr>
+            <w:rFonts w:ascii="Cambria Math" w:hAnsi="Cambria Math"/>
+          </w:rPr>
+          <m:t>)=</m:t>
+        </m:r>
+        <m:r>
+          <m:rPr>
+            <m:sty m:val="p"/>
+          </m:rPr>
+          <w:rPr>
+            <w:rFonts w:ascii="Cambria Math" w:hAnsi="Cambria Math"/>
+          </w:rPr>
+          <m:t>VERIFIED</m:t>
+        </m:r>
+        <m:r>
+          <w:rPr>
+            <w:rFonts w:ascii="Cambria Math" w:hAnsi="Cambria Math"/>
+          </w:rPr>
+          <m:t>}</m:t>
+        </m:r>
+      </m:oMath>
+      <w:r>
+        <w:rPr>
+          <w:rFonts w:ascii="Times New Roman" w:eastAsia="楷体" w:hAnsi="Times New Roman"/>
+          <w:color w:val="000000"/>
+        </w:rPr>
+        <w:tab/>
+        <w:t>(5-4)</w:t>
+      </w:r>
+    </w:p>
+    <w:p>
+      <w:pPr>
+        <w:widowControl/>
+      </w:pPr>
+      <w:r>
+        <w:rPr>
+          <w:rFonts w:ascii="Times New Roman" w:eastAsia="楷体" w:hAnsi="Times New Roman"/>
+          <w:color w:val="000000"/>
+        </w:rPr>
+        <w:t>式</w:t>
+      </w:r>
+      <w:r>
+        <w:rPr>
+          <w:rFonts w:ascii="Times New Roman" w:eastAsia="楷体" w:hAnsi="Times New Roman"/>
+          <w:color w:val="000000"/>
+        </w:rPr>
+        <w:t xml:space="preserve"> 5-4 </w:t>
+      </w:r>
+      <w:r>
+        <w:rPr>
+          <w:rFonts w:ascii="Times New Roman" w:eastAsia="楷体" w:hAnsi="Times New Roman"/>
+          <w:color w:val="000000"/>
+        </w:rPr>
+        <w:t>中，</w:t>
+      </w:r>
+      <w:r>
+        <w:rPr>
+          <w:rFonts w:ascii="Times New Roman" w:eastAsia="楷体" w:hAnsi="Times New Roman"/>
+          <w:color w:val="000000"/>
+        </w:rPr>
+        <w:t xml:space="preserve">q </w:t>
+      </w:r>
+      <w:r>
+        <w:rPr>
+          <w:rFonts w:ascii="Times New Roman" w:eastAsia="楷体" w:hAnsi="Times New Roman"/>
+          <w:color w:val="000000"/>
+        </w:rPr>
+        <w:t>为质量状态。未满足条件的记录仍进入问题清单。对</w:t>
+      </w:r>
+      <w:r>
+        <w:rPr>
+          <w:rFonts w:ascii="Times New Roman" w:eastAsia="楷体" w:hAnsi="Times New Roman"/>
+          <w:color w:val="000000"/>
+        </w:rPr>
+        <w:t xml:space="preserve"> O_c </w:t>
+      </w:r>
+      <w:r>
+        <w:rPr>
+          <w:rFonts w:ascii="Times New Roman" w:eastAsia="楷体" w:hAnsi="Times New Roman"/>
+          <w:color w:val="000000"/>
+        </w:rPr>
+        <w:t>中具有来源关联标识的观测，按</w:t>
+      </w:r>
+      <w:r>
+        <w:rPr>
+          <w:rFonts w:ascii="Times New Roman" w:eastAsia="楷体" w:hAnsi="Times New Roman"/>
+          <w:color w:val="000000"/>
+        </w:rPr>
+        <w:t xml:space="preserve"> lineage_id </w:t>
+      </w:r>
+      <w:r>
+        <w:rPr>
+          <w:rFonts w:ascii="Times New Roman" w:eastAsia="楷体" w:hAnsi="Times New Roman"/>
+          <w:color w:val="000000"/>
+        </w:rPr>
+        <w:t>建立等价类</w:t>
+      </w:r>
+      <w:r>
+        <w:rPr>
+          <w:rFonts w:ascii="Times New Roman" w:eastAsia="楷体" w:hAnsi="Times New Roman"/>
+          <w:color w:val="000000"/>
+        </w:rPr>
+        <w:t xml:space="preserve"> L_g</w:t>
+      </w:r>
+      <w:r>
+        <w:rPr>
+          <w:rFonts w:ascii="Times New Roman" w:eastAsia="楷体" w:hAnsi="Times New Roman"/>
+          <w:color w:val="000000"/>
+        </w:rPr>
+        <w:t>；同组多个一致记录只计一次独立支持。设</w:t>
+      </w:r>
+      <w:r>
+        <w:rPr>
+          <w:rFonts w:ascii="Times New Roman" w:eastAsia="楷体" w:hAnsi="Times New Roman"/>
+          <w:color w:val="000000"/>
+        </w:rPr>
+        <w:t xml:space="preserve"> Y_g </w:t>
+      </w:r>
+      <w:r>
+        <w:rPr>
+          <w:rFonts w:ascii="Times New Roman" w:eastAsia="楷体" w:hAnsi="Times New Roman"/>
+          <w:color w:val="000000"/>
+        </w:rPr>
+        <w:t>为该组数值集合，则支持与反对计数为：</w:t>
+      </w:r>
+    </w:p>
+    <w:p>
+      <w:pPr>
+        <w:keepNext/>
+        <w:widowControl/>
+        <w:tabs>
+          <w:tab w:val="center" w:pos="4819"/>
+          <w:tab w:val="right" w:pos="9638"/>
+        </w:tabs>
+        <w:ind w:firstLine="0"/>
+        <w:jc w:val="left"/>
+      </w:pPr>
+      <w:r>
         <w:lastRenderedPageBreak/>
-        <w:t>来源按</w:t>
-      </w:r>
-      <w:r>
-        <w:rPr>
-          <w:rFonts w:ascii="Times New Roman" w:eastAsia="楷体" w:hAnsi="Times New Roman"/>
-          <w:color w:val="000000"/>
-        </w:rPr>
-        <w:t xml:space="preserve"> lineage_id </w:t>
-      </w:r>
-      <w:r>
-        <w:rPr>
-          <w:rFonts w:ascii="Times New Roman" w:eastAsia="楷体" w:hAnsi="Times New Roman"/>
-          <w:color w:val="000000"/>
-        </w:rPr>
-        <w:t>分组，同组重复记录按一个来源计数；同组数值冲突进入未解决状态。缺少来源关联的记录可以保留，但无法增加独立支持来源数量。验证结果分别记录支持、反对、冲突和来源不足，并将引用关系传递到后续研究及建议。</w:t>
+        <w:tab/>
+      </w:r>
+      <m:oMath>
+        <m:sSubSup>
+          <m:sSubSupPr>
+            <m:ctrlPr>
+              <w:rPr>
+                <w:rFonts w:ascii="Cambria Math" w:hAnsi="Cambria Math"/>
+              </w:rPr>
+            </m:ctrlPr>
+          </m:sSubSupPr>
+          <m:e>
+            <m:r>
+              <w:rPr>
+                <w:rFonts w:ascii="Cambria Math" w:hAnsi="Cambria Math"/>
+              </w:rPr>
+              <m:t>N</m:t>
+            </m:r>
+          </m:e>
+          <m:sub>
+            <m:r>
+              <w:rPr>
+                <w:rFonts w:ascii="Cambria Math" w:hAnsi="Cambria Math"/>
+              </w:rPr>
+              <m:t>c</m:t>
+            </m:r>
+          </m:sub>
+          <m:sup>
+            <m:r>
+              <w:rPr>
+                <w:rFonts w:ascii="Cambria Math" w:hAnsi="Cambria Math"/>
+              </w:rPr>
+              <m:t>+</m:t>
+            </m:r>
+          </m:sup>
+        </m:sSubSup>
+        <m:r>
+          <w:rPr>
+            <w:rFonts w:ascii="Cambria Math" w:hAnsi="Cambria Math"/>
+          </w:rPr>
+          <m:t>=</m:t>
+        </m:r>
+        <m:nary>
+          <m:naryPr>
+            <m:chr m:val="∑"/>
+            <m:limLoc m:val="subSup"/>
+            <m:grow m:val="1"/>
+            <m:supHide m:val="1"/>
+            <m:ctrlPr>
+              <w:rPr>
+                <w:rFonts w:ascii="Cambria Math" w:hAnsi="Cambria Math"/>
+              </w:rPr>
+            </m:ctrlPr>
+          </m:naryPr>
+          <m:sub>
+            <m:r>
+              <w:rPr>
+                <w:rFonts w:ascii="Cambria Math" w:hAnsi="Cambria Math"/>
+              </w:rPr>
+              <m:t>g</m:t>
+            </m:r>
+          </m:sub>
+          <m:sup/>
+          <m:e>
+            <m:r>
+              <m:rPr>
+                <m:sty m:val="b"/>
+              </m:rPr>
+              <w:rPr>
+                <w:rFonts w:ascii="Cambria Math" w:hAnsi="Cambria Math"/>
+              </w:rPr>
+              <m:t>1</m:t>
+            </m:r>
+            <m:r>
+              <w:rPr>
+                <w:rFonts w:ascii="Cambria Math" w:hAnsi="Cambria Math"/>
+              </w:rPr>
+              <m:t>[</m:t>
+            </m:r>
+          </m:e>
+        </m:nary>
+        <m:sSub>
+          <m:sSubPr>
+            <m:ctrlPr>
+              <w:rPr>
+                <w:rFonts w:ascii="Cambria Math" w:hAnsi="Cambria Math"/>
+              </w:rPr>
+            </m:ctrlPr>
+          </m:sSubPr>
+          <m:e>
+            <m:r>
+              <w:rPr>
+                <w:rFonts w:ascii="Cambria Math" w:hAnsi="Cambria Math"/>
+              </w:rPr>
+              <m:t>Y</m:t>
+            </m:r>
+          </m:e>
+          <m:sub>
+            <m:r>
+              <w:rPr>
+                <w:rFonts w:ascii="Cambria Math" w:hAnsi="Cambria Math"/>
+              </w:rPr>
+              <m:t>g</m:t>
+            </m:r>
+          </m:sub>
+        </m:sSub>
+        <m:r>
+          <w:rPr>
+            <w:rFonts w:ascii="Cambria Math" w:hAnsi="Cambria Math"/>
+          </w:rPr>
+          <m:t>={</m:t>
+        </m:r>
+        <m:sSub>
+          <m:sSubPr>
+            <m:ctrlPr>
+              <w:rPr>
+                <w:rFonts w:ascii="Cambria Math" w:hAnsi="Cambria Math"/>
+              </w:rPr>
+            </m:ctrlPr>
+          </m:sSubPr>
+          <m:e>
+            <m:r>
+              <w:rPr>
+                <w:rFonts w:ascii="Cambria Math" w:hAnsi="Cambria Math"/>
+              </w:rPr>
+              <m:t>y</m:t>
+            </m:r>
+          </m:e>
+          <m:sub>
+            <m:r>
+              <w:rPr>
+                <w:rFonts w:ascii="Cambria Math" w:hAnsi="Cambria Math"/>
+              </w:rPr>
+              <m:t>c</m:t>
+            </m:r>
+          </m:sub>
+        </m:sSub>
+        <m:r>
+          <w:rPr>
+            <w:rFonts w:ascii="Cambria Math" w:hAnsi="Cambria Math"/>
+          </w:rPr>
+          <m:t>}],</m:t>
+        </m:r>
+        <m:sSubSup>
+          <m:sSubSupPr>
+            <m:ctrlPr>
+              <w:rPr>
+                <w:rFonts w:ascii="Cambria Math" w:hAnsi="Cambria Math"/>
+              </w:rPr>
+            </m:ctrlPr>
+          </m:sSubSupPr>
+          <m:e>
+            <m:r>
+              <w:rPr>
+                <w:rFonts w:ascii="Cambria Math" w:hAnsi="Cambria Math"/>
+              </w:rPr>
+              <m:t>N</m:t>
+            </m:r>
+          </m:e>
+          <m:sub>
+            <m:r>
+              <w:rPr>
+                <w:rFonts w:ascii="Cambria Math" w:hAnsi="Cambria Math"/>
+              </w:rPr>
+              <m:t>c</m:t>
+            </m:r>
+          </m:sub>
+          <m:sup>
+            <m:r>
+              <w:rPr>
+                <w:rFonts w:ascii="Cambria Math" w:hAnsi="Cambria Math"/>
+              </w:rPr>
+              <m:t>-</m:t>
+            </m:r>
+          </m:sup>
+        </m:sSubSup>
+        <m:r>
+          <w:rPr>
+            <w:rFonts w:ascii="Cambria Math" w:hAnsi="Cambria Math"/>
+          </w:rPr>
+          <m:t>=</m:t>
+        </m:r>
+        <m:nary>
+          <m:naryPr>
+            <m:chr m:val="∑"/>
+            <m:limLoc m:val="subSup"/>
+            <m:grow m:val="1"/>
+            <m:supHide m:val="1"/>
+            <m:ctrlPr>
+              <w:rPr>
+                <w:rFonts w:ascii="Cambria Math" w:hAnsi="Cambria Math"/>
+              </w:rPr>
+            </m:ctrlPr>
+          </m:naryPr>
+          <m:sub>
+            <m:r>
+              <w:rPr>
+                <w:rFonts w:ascii="Cambria Math" w:hAnsi="Cambria Math"/>
+              </w:rPr>
+              <m:t>g</m:t>
+            </m:r>
+          </m:sub>
+          <m:sup/>
+          <m:e>
+            <m:r>
+              <m:rPr>
+                <m:sty m:val="b"/>
+              </m:rPr>
+              <w:rPr>
+                <w:rFonts w:ascii="Cambria Math" w:hAnsi="Cambria Math"/>
+              </w:rPr>
+              <m:t>1</m:t>
+            </m:r>
+            <m:r>
+              <w:rPr>
+                <w:rFonts w:ascii="Cambria Math" w:hAnsi="Cambria Math"/>
+              </w:rPr>
+              <m:t>[|</m:t>
+            </m:r>
+          </m:e>
+        </m:nary>
+        <m:sSub>
+          <m:sSubPr>
+            <m:ctrlPr>
+              <w:rPr>
+                <w:rFonts w:ascii="Cambria Math" w:hAnsi="Cambria Math"/>
+              </w:rPr>
+            </m:ctrlPr>
+          </m:sSubPr>
+          <m:e>
+            <m:r>
+              <w:rPr>
+                <w:rFonts w:ascii="Cambria Math" w:hAnsi="Cambria Math"/>
+              </w:rPr>
+              <m:t>Y</m:t>
+            </m:r>
+          </m:e>
+          <m:sub>
+            <m:r>
+              <w:rPr>
+                <w:rFonts w:ascii="Cambria Math" w:hAnsi="Cambria Math"/>
+              </w:rPr>
+              <m:t>g</m:t>
+            </m:r>
+          </m:sub>
+        </m:sSub>
+        <m:r>
+          <w:rPr>
+            <w:rFonts w:ascii="Cambria Math" w:hAnsi="Cambria Math"/>
+          </w:rPr>
+          <m:t>|=1∧</m:t>
+        </m:r>
+        <m:sSub>
+          <m:sSubPr>
+            <m:ctrlPr>
+              <w:rPr>
+                <w:rFonts w:ascii="Cambria Math" w:hAnsi="Cambria Math"/>
+              </w:rPr>
+            </m:ctrlPr>
+          </m:sSubPr>
+          <m:e>
+            <m:r>
+              <w:rPr>
+                <w:rFonts w:ascii="Cambria Math" w:hAnsi="Cambria Math"/>
+              </w:rPr>
+              <m:t>Y</m:t>
+            </m:r>
+          </m:e>
+          <m:sub>
+            <m:r>
+              <w:rPr>
+                <w:rFonts w:ascii="Cambria Math" w:hAnsi="Cambria Math"/>
+              </w:rPr>
+              <m:t>g</m:t>
+            </m:r>
+          </m:sub>
+        </m:sSub>
+        <m:r>
+          <w:rPr>
+            <w:rFonts w:ascii="Cambria Math" w:hAnsi="Cambria Math"/>
+          </w:rPr>
+          <m:t>≠{</m:t>
+        </m:r>
+        <m:sSub>
+          <m:sSubPr>
+            <m:ctrlPr>
+              <w:rPr>
+                <w:rFonts w:ascii="Cambria Math" w:hAnsi="Cambria Math"/>
+              </w:rPr>
+            </m:ctrlPr>
+          </m:sSubPr>
+          <m:e>
+            <m:r>
+              <w:rPr>
+                <w:rFonts w:ascii="Cambria Math" w:hAnsi="Cambria Math"/>
+              </w:rPr>
+              <m:t>y</m:t>
+            </m:r>
+          </m:e>
+          <m:sub>
+            <m:r>
+              <w:rPr>
+                <w:rFonts w:ascii="Cambria Math" w:hAnsi="Cambria Math"/>
+              </w:rPr>
+              <m:t>c</m:t>
+            </m:r>
+          </m:sub>
+        </m:sSub>
+        <m:r>
+          <w:rPr>
+            <w:rFonts w:ascii="Cambria Math" w:hAnsi="Cambria Math"/>
+          </w:rPr>
+          <m:t>}]</m:t>
+        </m:r>
+      </m:oMath>
+      <w:r>
+        <w:rPr>
+          <w:rFonts w:ascii="Times New Roman" w:eastAsia="楷体" w:hAnsi="Times New Roman"/>
+          <w:color w:val="000000"/>
+        </w:rPr>
+        <w:tab/>
+        <w:t>(5-5)</w:t>
+      </w:r>
+    </w:p>
+    <w:p>
+      <w:pPr>
+        <w:widowControl/>
+      </w:pPr>
+      <w:r>
+        <w:rPr>
+          <w:rFonts w:ascii="Times New Roman" w:eastAsia="楷体" w:hAnsi="Times New Roman"/>
+          <w:color w:val="000000"/>
+        </w:rPr>
+        <w:t>式</w:t>
+      </w:r>
+      <w:r>
+        <w:rPr>
+          <w:rFonts w:ascii="Times New Roman" w:eastAsia="楷体" w:hAnsi="Times New Roman"/>
+          <w:color w:val="000000"/>
+        </w:rPr>
+        <w:t xml:space="preserve"> 5-5 </w:t>
+      </w:r>
+      <w:r>
+        <w:rPr>
+          <w:rFonts w:ascii="Times New Roman" w:eastAsia="楷体" w:hAnsi="Times New Roman"/>
+          <w:color w:val="000000"/>
+        </w:rPr>
+        <w:t>中，指示函数在条件成立时取</w:t>
+      </w:r>
+      <w:r>
+        <w:rPr>
+          <w:rFonts w:ascii="Times New Roman" w:eastAsia="楷体" w:hAnsi="Times New Roman"/>
+          <w:color w:val="000000"/>
+        </w:rPr>
+        <w:t xml:space="preserve"> 1</w:t>
+      </w:r>
+      <w:r>
+        <w:rPr>
+          <w:rFonts w:ascii="Times New Roman" w:eastAsia="楷体" w:hAnsi="Times New Roman"/>
+          <w:color w:val="000000"/>
+        </w:rPr>
+        <w:t>，否则取</w:t>
+      </w:r>
+      <w:r>
+        <w:rPr>
+          <w:rFonts w:ascii="Times New Roman" w:eastAsia="楷体" w:hAnsi="Times New Roman"/>
+          <w:color w:val="000000"/>
+        </w:rPr>
+        <w:t xml:space="preserve"> 0</w:t>
+      </w:r>
+      <w:r>
+        <w:rPr>
+          <w:rFonts w:ascii="Times New Roman" w:eastAsia="楷体" w:hAnsi="Times New Roman"/>
+          <w:color w:val="000000"/>
+        </w:rPr>
+        <w:t>。组内存在多个数值时，该组退出支持与反对计数，并产生冲突记录。缺少来源关联标识的观测不增加独立来源数量。</w:t>
+      </w:r>
+    </w:p>
+    <w:p>
+      <w:pPr>
+        <w:widowControl/>
+      </w:pPr>
+      <w:r>
+        <w:rPr>
+          <w:rFonts w:ascii="Times New Roman" w:eastAsia="楷体" w:hAnsi="Times New Roman"/>
+          <w:color w:val="000000"/>
+        </w:rPr>
+        <w:t>设</w:t>
+      </w:r>
+      <w:r>
+        <w:rPr>
+          <w:rFonts w:ascii="Times New Roman" w:eastAsia="楷体" w:hAnsi="Times New Roman"/>
+          <w:color w:val="000000"/>
+        </w:rPr>
+        <w:t xml:space="preserve"> A_c </w:t>
+      </w:r>
+      <w:r>
+        <w:rPr>
+          <w:rFonts w:ascii="Times New Roman" w:eastAsia="楷体" w:hAnsi="Times New Roman"/>
+          <w:color w:val="000000"/>
+        </w:rPr>
+        <w:t>表示待处理输入问题，包括口径不一致、未验证记录、组内冲突、无来源关联的反对观测及节点部分完成。支持与反对同时存在也使</w:t>
+      </w:r>
+      <w:r>
+        <w:rPr>
+          <w:rFonts w:ascii="Times New Roman" w:eastAsia="楷体" w:hAnsi="Times New Roman"/>
+          <w:color w:val="000000"/>
+        </w:rPr>
+        <w:t xml:space="preserve"> A_c </w:t>
+      </w:r>
+      <w:r>
+        <w:rPr>
+          <w:rFonts w:ascii="Times New Roman" w:eastAsia="楷体" w:hAnsi="Times New Roman"/>
+          <w:color w:val="000000"/>
+        </w:rPr>
+        <w:t>成立。声明获得支持状态的条件为：</w:t>
+      </w:r>
+    </w:p>
+    <w:p>
+      <w:pPr>
+        <w:keepNext/>
+        <w:widowControl/>
+        <w:tabs>
+          <w:tab w:val="center" w:pos="4819"/>
+          <w:tab w:val="right" w:pos="9638"/>
+        </w:tabs>
+        <w:ind w:firstLine="0"/>
+        <w:jc w:val="left"/>
+      </w:pPr>
+      <w:r>
+        <w:tab/>
+      </w:r>
+      <m:oMath>
+        <m:r>
+          <w:rPr>
+            <w:rFonts w:ascii="Cambria Math" w:hAnsi="Cambria Math"/>
+          </w:rPr>
+          <m:t>Supported</m:t>
+        </m:r>
+        <m:r>
+          <w:rPr>
+            <w:rFonts w:ascii="Cambria Math" w:hAnsi="Cambria Math"/>
+          </w:rPr>
+          <m:t>(</m:t>
+        </m:r>
+        <m:r>
+          <w:rPr>
+            <w:rFonts w:ascii="Cambria Math" w:hAnsi="Cambria Math"/>
+          </w:rPr>
+          <m:t>c</m:t>
+        </m:r>
+        <m:r>
+          <w:rPr>
+            <w:rFonts w:ascii="Cambria Math" w:hAnsi="Cambria Math"/>
+          </w:rPr>
+          <m:t>)</m:t>
+        </m:r>
+        <m:r>
+          <w:rPr>
+            <w:rFonts w:ascii="Cambria Math" w:hAnsi="Cambria Math"/>
+          </w:rPr>
+          <m:t>⟺</m:t>
+        </m:r>
+        <m:r>
+          <w:rPr>
+            <w:rFonts w:ascii="Cambria Math" w:hAnsi="Cambria Math"/>
+          </w:rPr>
+          <m:t>(</m:t>
+        </m:r>
+        <m:sSubSup>
+          <m:sSubSupPr>
+            <m:ctrlPr>
+              <w:rPr>
+                <w:rFonts w:ascii="Cambria Math" w:hAnsi="Cambria Math"/>
+              </w:rPr>
+            </m:ctrlPr>
+          </m:sSubSupPr>
+          <m:e>
+            <m:r>
+              <w:rPr>
+                <w:rFonts w:ascii="Cambria Math" w:hAnsi="Cambria Math"/>
+              </w:rPr>
+              <m:t>N</m:t>
+            </m:r>
+          </m:e>
+          <m:sub>
+            <m:r>
+              <w:rPr>
+                <w:rFonts w:ascii="Cambria Math" w:hAnsi="Cambria Math"/>
+              </w:rPr>
+              <m:t>c</m:t>
+            </m:r>
+          </m:sub>
+          <m:sup>
+            <m:r>
+              <w:rPr>
+                <w:rFonts w:ascii="Cambria Math" w:hAnsi="Cambria Math"/>
+              </w:rPr>
+              <m:t>+</m:t>
+            </m:r>
+          </m:sup>
+        </m:sSubSup>
+        <m:r>
+          <w:rPr>
+            <w:rFonts w:ascii="Cambria Math" w:hAnsi="Cambria Math"/>
+          </w:rPr>
+          <m:t>≥2)∧(</m:t>
+        </m:r>
+        <m:sSubSup>
+          <m:sSubSupPr>
+            <m:ctrlPr>
+              <w:rPr>
+                <w:rFonts w:ascii="Cambria Math" w:hAnsi="Cambria Math"/>
+              </w:rPr>
+            </m:ctrlPr>
+          </m:sSubSupPr>
+          <m:e>
+            <m:r>
+              <w:rPr>
+                <w:rFonts w:ascii="Cambria Math" w:hAnsi="Cambria Math"/>
+              </w:rPr>
+              <m:t>N</m:t>
+            </m:r>
+          </m:e>
+          <m:sub>
+            <m:r>
+              <w:rPr>
+                <w:rFonts w:ascii="Cambria Math" w:hAnsi="Cambria Math"/>
+              </w:rPr>
+              <m:t>c</m:t>
+            </m:r>
+          </m:sub>
+          <m:sup>
+            <m:r>
+              <w:rPr>
+                <w:rFonts w:ascii="Cambria Math" w:hAnsi="Cambria Math"/>
+              </w:rPr>
+              <m:t>-</m:t>
+            </m:r>
+          </m:sup>
+        </m:sSubSup>
+        <m:r>
+          <w:rPr>
+            <w:rFonts w:ascii="Cambria Math" w:hAnsi="Cambria Math"/>
+          </w:rPr>
+          <m:t>=0)∧¬</m:t>
+        </m:r>
+        <m:sSub>
+          <m:sSubPr>
+            <m:ctrlPr>
+              <w:rPr>
+                <w:rFonts w:ascii="Cambria Math" w:hAnsi="Cambria Math"/>
+              </w:rPr>
+            </m:ctrlPr>
+          </m:sSubPr>
+          <m:e>
+            <m:r>
+              <w:rPr>
+                <w:rFonts w:ascii="Cambria Math" w:hAnsi="Cambria Math"/>
+              </w:rPr>
+              <m:t>A</m:t>
+            </m:r>
+          </m:e>
+          <m:sub>
+            <m:r>
+              <w:rPr>
+                <w:rFonts w:ascii="Cambria Math" w:hAnsi="Cambria Math"/>
+              </w:rPr>
+              <m:t>c</m:t>
+            </m:r>
+          </m:sub>
+        </m:sSub>
+      </m:oMath>
+      <w:r>
+        <w:rPr>
+          <w:rFonts w:ascii="Times New Roman" w:eastAsia="楷体" w:hAnsi="Times New Roman"/>
+          <w:color w:val="000000"/>
+        </w:rPr>
+        <w:tab/>
+        <w:t>(5-6)</w:t>
+      </w:r>
+    </w:p>
+    <w:p>
+      <w:pPr>
+        <w:widowControl/>
+      </w:pPr>
+      <w:r>
+        <w:rPr>
+          <w:rFonts w:ascii="Times New Roman" w:eastAsia="楷体" w:hAnsi="Times New Roman"/>
+          <w:color w:val="000000"/>
+        </w:rPr>
+        <w:t>至少两个独立来源反对、没有支持且</w:t>
+      </w:r>
+      <w:r>
+        <w:rPr>
+          <w:rFonts w:ascii="Times New Roman" w:eastAsia="楷体" w:hAnsi="Times New Roman"/>
+          <w:color w:val="000000"/>
+        </w:rPr>
+        <w:t xml:space="preserve"> A_c </w:t>
+      </w:r>
+      <w:r>
+        <w:rPr>
+          <w:rFonts w:ascii="Times New Roman" w:eastAsia="楷体" w:hAnsi="Times New Roman"/>
+          <w:color w:val="000000"/>
+        </w:rPr>
+        <w:t>不成立时返回</w:t>
+      </w:r>
+      <w:r>
+        <w:rPr>
+          <w:rFonts w:ascii="Times New Roman" w:eastAsia="楷体" w:hAnsi="Times New Roman"/>
+          <w:color w:val="000000"/>
+        </w:rPr>
+        <w:t xml:space="preserve"> CONTRADICTED</w:t>
+      </w:r>
+      <w:r>
+        <w:rPr>
+          <w:rFonts w:ascii="Times New Roman" w:eastAsia="楷体" w:hAnsi="Times New Roman"/>
+          <w:color w:val="000000"/>
+        </w:rPr>
+        <w:t>；存在待处理问题时返回</w:t>
+      </w:r>
+      <w:r>
+        <w:rPr>
+          <w:rFonts w:ascii="Times New Roman" w:eastAsia="楷体" w:hAnsi="Times New Roman"/>
+          <w:color w:val="000000"/>
+        </w:rPr>
+        <w:t xml:space="preserve"> UNRESOLVED</w:t>
+      </w:r>
+      <w:r>
+        <w:rPr>
+          <w:rFonts w:ascii="Times New Roman" w:eastAsia="楷体" w:hAnsi="Times New Roman"/>
+          <w:color w:val="000000"/>
+        </w:rPr>
+        <w:t>；其余独立依据不足的情况返回</w:t>
+      </w:r>
+      <w:r>
+        <w:rPr>
+          <w:rFonts w:ascii="Times New Roman" w:eastAsia="楷体" w:hAnsi="Times New Roman"/>
+          <w:color w:val="000000"/>
+        </w:rPr>
+        <w:t xml:space="preserve"> INSUFFICIENT</w:t>
+      </w:r>
+      <w:r>
+        <w:rPr>
+          <w:rFonts w:ascii="Times New Roman" w:eastAsia="楷体" w:hAnsi="Times New Roman"/>
+          <w:color w:val="000000"/>
+        </w:rPr>
+        <w:t>。判定保留全部相关证据标识，供后续事实构建及建议审查使用。</w:t>
       </w:r>
     </w:p>
     <w:p>
@@ -11657,7 +13458,7 @@
           <w:noProof/>
         </w:rPr>
         <w:drawing>
-          <wp:inline distT="0" distB="0" distL="0" distR="0" wp14:anchorId="418421B9" wp14:editId="050E7BAB">
+          <wp:inline distT="0" distB="0" distL="0" distR="0" wp14:anchorId="792790FD" wp14:editId="7DF21FA9">
             <wp:extent cx="5556705" cy="5760000"/>
             <wp:effectExtent l="0" t="0" r="0" b="0"/>
             <wp:docPr id="9" name="Picture 9"/>
@@ -11733,6 +13534,7 @@
           <w:rFonts w:ascii="Times New Roman" w:eastAsia="楷体" w:hAnsi="Times New Roman"/>
           <w:color w:val="000000"/>
         </w:rPr>
+        <w:lastRenderedPageBreak/>
         <w:t>这一过程支持对金融数据进行确定性核对。语义声明需要相应的结构化表达与验证规则；不同单位、期间或主体的资料需要完成口径统一后再参与比较。</w:t>
       </w:r>
     </w:p>
@@ -11740,12 +13542,12 @@
       <w:pPr>
         <w:pStyle w:val="31"/>
       </w:pPr>
-      <w:bookmarkStart w:id="31" w:name="_Toc240645673"/>
+      <w:bookmarkStart w:id="31" w:name="_Toc240647839"/>
       <w:r>
         <w:t xml:space="preserve">5.3.3 </w:t>
       </w:r>
       <w:r>
-        <w:t>持仓暴露与集中度计算</w:t>
+        <w:t>穿透暴露矩阵与集中度度量</w:t>
       </w:r>
       <w:bookmarkEnd w:id="31"/>
     </w:p>
@@ -11758,259 +13560,63 @@
           <w:rFonts w:ascii="Times New Roman" w:eastAsia="楷体" w:hAnsi="Times New Roman"/>
           <w:color w:val="000000"/>
         </w:rPr>
-        <w:t>持仓金额由数量与有效报价计算。基金成分等底层信息用于进一步分析暴露，报告保留数据完整性与来源。类别暴露与集中度采用明确分母，含现金总资产和证券市值口径分别记录。</w:t>
-      </w:r>
-    </w:p>
-    <w:p>
-      <w:pPr>
-        <w:widowControl/>
-        <w:ind w:firstLine="0"/>
-        <w:jc w:val="center"/>
-      </w:pPr>
-      <m:oMathPara>
-        <m:oMath>
-          <m:sSub>
-            <m:sSubPr>
-              <m:ctrlPr>
-                <w:rPr>
-                  <w:rFonts w:ascii="Cambria Math" w:hAnsi="Cambria Math"/>
-                </w:rPr>
-              </m:ctrlPr>
-            </m:sSubPr>
-            <m:e>
-              <m:r>
-                <w:rPr>
-                  <w:rFonts w:ascii="Cambria Math" w:hAnsi="Cambria Math"/>
-                </w:rPr>
-                <m:t>E</m:t>
-              </m:r>
-            </m:e>
-            <m:sub>
-              <m:r>
-                <w:rPr>
-                  <w:rFonts w:ascii="Cambria Math" w:hAnsi="Cambria Math"/>
-                </w:rPr>
-                <m:t>k</m:t>
-              </m:r>
-            </m:sub>
-          </m:sSub>
-          <m:r>
-            <w:rPr>
-              <w:rFonts w:ascii="Cambria Math" w:hAnsi="Cambria Math"/>
-            </w:rPr>
-            <m:t>=</m:t>
-          </m:r>
-          <m:nary>
-            <m:naryPr>
-              <m:chr m:val="∑"/>
-              <m:limLoc m:val="subSup"/>
-              <m:grow m:val="1"/>
-              <m:supHide m:val="1"/>
-              <m:ctrlPr>
-                <w:rPr>
-                  <w:rFonts w:ascii="Cambria Math" w:hAnsi="Cambria Math"/>
-                </w:rPr>
-              </m:ctrlPr>
-            </m:naryPr>
-            <m:sub>
-              <m:r>
-                <w:rPr>
-                  <w:rFonts w:ascii="Cambria Math" w:hAnsi="Cambria Math"/>
-                </w:rPr>
-                <m:t>i</m:t>
-              </m:r>
-            </m:sub>
-            <m:sup/>
-            <m:e>
-              <m:sSub>
-                <m:sSubPr>
-                  <m:ctrlPr>
-                    <w:rPr>
-                      <w:rFonts w:ascii="Cambria Math" w:hAnsi="Cambria Math"/>
-                    </w:rPr>
-                  </m:ctrlPr>
-                </m:sSubPr>
-                <m:e>
-                  <m:r>
-                    <w:rPr>
-                      <w:rFonts w:ascii="Cambria Math" w:hAnsi="Cambria Math"/>
-                    </w:rPr>
-                    <m:t>V</m:t>
-                  </m:r>
-                </m:e>
-                <m:sub>
-                  <m:r>
-                    <w:rPr>
-                      <w:rFonts w:ascii="Cambria Math" w:hAnsi="Cambria Math"/>
-                    </w:rPr>
-                    <m:t>i</m:t>
-                  </m:r>
-                </m:sub>
-              </m:sSub>
-            </m:e>
-          </m:nary>
-          <m:sSub>
-            <m:sSubPr>
-              <m:ctrlPr>
-                <w:rPr>
-                  <w:rFonts w:ascii="Cambria Math" w:hAnsi="Cambria Math"/>
-                </w:rPr>
-              </m:ctrlPr>
-            </m:sSubPr>
-            <m:e>
-              <m:r>
-                <w:rPr>
-                  <w:rFonts w:ascii="Cambria Math" w:hAnsi="Cambria Math"/>
-                </w:rPr>
-                <m:t>a</m:t>
-              </m:r>
-            </m:e>
-            <m:sub>
-              <m:r>
-                <w:rPr>
-                  <w:rFonts w:ascii="Cambria Math" w:hAnsi="Cambria Math"/>
-                </w:rPr>
-                <m:t>ik</m:t>
-              </m:r>
-            </m:sub>
-          </m:sSub>
-          <m:r>
-            <w:rPr>
-              <w:rFonts w:ascii="Cambria Math" w:hAnsi="Cambria Math"/>
-            </w:rPr>
-            <m:t>,</m:t>
-          </m:r>
-          <m:sSub>
-            <m:sSubPr>
-              <m:ctrlPr>
-                <w:rPr>
-                  <w:rFonts w:ascii="Cambria Math" w:hAnsi="Cambria Math"/>
-                </w:rPr>
-              </m:ctrlPr>
-            </m:sSubPr>
-            <m:e>
-              <m:r>
-                <w:rPr>
-                  <w:rFonts w:ascii="Cambria Math" w:hAnsi="Cambria Math"/>
-                </w:rPr>
-                <m:t>w</m:t>
-              </m:r>
-            </m:e>
-            <m:sub>
-              <m:r>
-                <w:rPr>
-                  <w:rFonts w:ascii="Cambria Math" w:hAnsi="Cambria Math"/>
-                </w:rPr>
-                <m:t>k</m:t>
-              </m:r>
-            </m:sub>
-          </m:sSub>
-          <m:r>
-            <w:rPr>
-              <w:rFonts w:ascii="Cambria Math" w:hAnsi="Cambria Math"/>
-            </w:rPr>
-            <m:t>=100</m:t>
-          </m:r>
-          <m:f>
-            <m:fPr>
-              <m:ctrlPr>
-                <w:rPr>
-                  <w:rFonts w:ascii="Cambria Math" w:hAnsi="Cambria Math"/>
-                </w:rPr>
-              </m:ctrlPr>
-            </m:fPr>
-            <m:num>
-              <m:sSub>
-                <m:sSubPr>
-                  <m:ctrlPr>
-                    <w:rPr>
-                      <w:rFonts w:ascii="Cambria Math" w:hAnsi="Cambria Math"/>
-                    </w:rPr>
-                  </m:ctrlPr>
-                </m:sSubPr>
-                <m:e>
-                  <m:r>
-                    <w:rPr>
-                      <w:rFonts w:ascii="Cambria Math" w:hAnsi="Cambria Math"/>
-                    </w:rPr>
-                    <m:t>E</m:t>
-                  </m:r>
-                </m:e>
-                <m:sub>
-                  <m:r>
-                    <w:rPr>
-                      <w:rFonts w:ascii="Cambria Math" w:hAnsi="Cambria Math"/>
-                    </w:rPr>
-                    <m:t>k</m:t>
-                  </m:r>
-                </m:sub>
-              </m:sSub>
-            </m:num>
-            <m:den>
-              <m:r>
-                <w:rPr>
-                  <w:rFonts w:ascii="Cambria Math" w:hAnsi="Cambria Math"/>
-                </w:rPr>
-                <m:t>V</m:t>
-              </m:r>
-            </m:den>
-          </m:f>
-        </m:oMath>
-      </m:oMathPara>
-    </w:p>
-    <w:p>
-      <w:pPr>
-        <w:widowControl/>
-      </w:pPr>
-      <w:r>
-        <w:rPr>
-          <w:rFonts w:ascii="Times New Roman" w:eastAsia="楷体" w:hAnsi="Times New Roman"/>
-          <w:color w:val="000000"/>
-        </w:rPr>
-        <w:lastRenderedPageBreak/>
-        <w:t>式</w:t>
-      </w:r>
-      <w:r>
-        <w:rPr>
-          <w:rFonts w:ascii="Times New Roman" w:eastAsia="楷体" w:hAnsi="Times New Roman"/>
-          <w:color w:val="000000"/>
-        </w:rPr>
-        <w:t xml:space="preserve"> 5-1 </w:t>
-      </w:r>
-      <w:r>
-        <w:rPr>
-          <w:rFonts w:ascii="Times New Roman" w:eastAsia="楷体" w:hAnsi="Times New Roman"/>
-          <w:color w:val="000000"/>
-        </w:rPr>
-        <w:t>中，</w:t>
-      </w:r>
-      <w:r>
-        <w:rPr>
-          <w:rFonts w:ascii="Times New Roman" w:eastAsia="楷体" w:hAnsi="Times New Roman"/>
-          <w:color w:val="000000"/>
-        </w:rPr>
-        <w:t xml:space="preserve">V_i </w:t>
-      </w:r>
-      <w:r>
-        <w:rPr>
-          <w:rFonts w:ascii="Times New Roman" w:eastAsia="楷体" w:hAnsi="Times New Roman"/>
-          <w:color w:val="000000"/>
-        </w:rPr>
-        <w:t>为持仓市值，</w:t>
-      </w:r>
-      <w:r>
-        <w:rPr>
-          <w:rFonts w:ascii="Times New Roman" w:eastAsia="楷体" w:hAnsi="Times New Roman"/>
-          <w:color w:val="000000"/>
-        </w:rPr>
-        <w:t xml:space="preserve">a_ik </w:t>
-      </w:r>
-      <w:r>
-        <w:rPr>
-          <w:rFonts w:ascii="Times New Roman" w:eastAsia="楷体" w:hAnsi="Times New Roman"/>
-          <w:color w:val="000000"/>
-        </w:rPr>
-        <w:t>为持仓对类别</w:t>
+        <w:t>设</w:t>
+      </w:r>
+      <w:r>
+        <w:rPr>
+          <w:rFonts w:ascii="Times New Roman" w:eastAsia="楷体" w:hAnsi="Times New Roman"/>
+          <w:color w:val="000000"/>
+        </w:rPr>
+        <w:t xml:space="preserve"> v </w:t>
+      </w:r>
+      <w:r>
+        <w:rPr>
+          <w:rFonts w:ascii="Times New Roman" w:eastAsia="楷体" w:hAnsi="Times New Roman"/>
+          <w:color w:val="000000"/>
+        </w:rPr>
+        <w:t>为持仓市值向量，</w:t>
+      </w:r>
+      <w:r>
+        <w:rPr>
+          <w:rFonts w:ascii="Times New Roman" w:eastAsia="楷体" w:hAnsi="Times New Roman"/>
+          <w:color w:val="000000"/>
+        </w:rPr>
+        <w:t xml:space="preserve">A </w:t>
+      </w:r>
+      <w:r>
+        <w:rPr>
+          <w:rFonts w:ascii="Times New Roman" w:eastAsia="楷体" w:hAnsi="Times New Roman"/>
+          <w:color w:val="000000"/>
+        </w:rPr>
+        <w:t>为持仓到目标类别的暴露映射矩阵，元素</w:t>
+      </w:r>
+      <w:r>
+        <w:rPr>
+          <w:rFonts w:ascii="Times New Roman" w:eastAsia="楷体" w:hAnsi="Times New Roman"/>
+          <w:color w:val="000000"/>
+        </w:rPr>
+        <w:t xml:space="preserve"> a_ik </w:t>
+      </w:r>
+      <w:r>
+        <w:rPr>
+          <w:rFonts w:ascii="Times New Roman" w:eastAsia="楷体" w:hAnsi="Times New Roman"/>
+          <w:color w:val="000000"/>
+        </w:rPr>
+        <w:t>表示第</w:t>
+      </w:r>
+      <w:r>
+        <w:rPr>
+          <w:rFonts w:ascii="Times New Roman" w:eastAsia="楷体" w:hAnsi="Times New Roman"/>
+          <w:color w:val="000000"/>
+        </w:rPr>
+        <w:t xml:space="preserve"> i </w:t>
+      </w:r>
+      <w:r>
+        <w:rPr>
+          <w:rFonts w:ascii="Times New Roman" w:eastAsia="楷体" w:hAnsi="Times New Roman"/>
+          <w:color w:val="000000"/>
+        </w:rPr>
+        <w:t>项持仓对类别</w:t>
       </w:r>
       <w:r>
         <w:rPr>
@@ -12024,355 +13630,288 @@
           <w:rFonts w:ascii="Times New Roman" w:eastAsia="楷体" w:hAnsi="Times New Roman"/>
           <w:color w:val="000000"/>
         </w:rPr>
-        <w:t>的权重，</w:t>
-      </w:r>
-      <w:r>
-        <w:rPr>
-          <w:rFonts w:ascii="Times New Roman" w:eastAsia="楷体" w:hAnsi="Times New Roman"/>
-          <w:color w:val="000000"/>
-        </w:rPr>
-        <w:t xml:space="preserve">V </w:t>
-      </w:r>
-      <w:r>
-        <w:rPr>
-          <w:rFonts w:ascii="Times New Roman" w:eastAsia="楷体" w:hAnsi="Times New Roman"/>
-          <w:color w:val="000000"/>
-        </w:rPr>
-        <w:t>为所属计算口径下的资产总值。直接证券归入对应类别时采用相应分类权重，成分信息缺失时返回复核提示。</w:t>
-      </w:r>
-    </w:p>
-    <w:p>
-      <w:pPr>
-        <w:widowControl/>
-        <w:ind w:firstLine="0"/>
-        <w:jc w:val="center"/>
-      </w:pPr>
-      <m:oMathPara>
-        <m:oMath>
-          <m:r>
-            <w:rPr>
-              <w:rFonts w:ascii="Cambria Math" w:hAnsi="Cambria Math"/>
-            </w:rPr>
-            <m:t>HHI</m:t>
-          </m:r>
-          <m:r>
-            <w:rPr>
-              <w:rFonts w:ascii="Cambria Math" w:hAnsi="Cambria Math"/>
-            </w:rPr>
-            <m:t>=</m:t>
-          </m:r>
-          <m:nary>
-            <m:naryPr>
-              <m:chr m:val="∑"/>
-              <m:limLoc m:val="subSup"/>
-              <m:grow m:val="1"/>
-              <m:supHide m:val="1"/>
-              <m:ctrlPr>
-                <w:rPr>
-                  <w:rFonts w:ascii="Cambria Math" w:hAnsi="Cambria Math"/>
-                </w:rPr>
-              </m:ctrlPr>
-            </m:naryPr>
-            <m:sub>
-              <m:r>
-                <w:rPr>
-                  <w:rFonts w:ascii="Cambria Math" w:hAnsi="Cambria Math"/>
-                </w:rPr>
-                <m:t>k</m:t>
-              </m:r>
-            </m:sub>
-            <m:sup/>
-            <m:e>
-              <m:sSubSup>
-                <m:sSubSupPr>
-                  <m:ctrlPr>
-                    <w:rPr>
-                      <w:rFonts w:ascii="Cambria Math" w:hAnsi="Cambria Math"/>
-                    </w:rPr>
-                  </m:ctrlPr>
-                </m:sSubSupPr>
-                <m:e>
-                  <m:r>
-                    <w:rPr>
-                      <w:rFonts w:ascii="Cambria Math" w:hAnsi="Cambria Math"/>
-                    </w:rPr>
-                    <m:t>w</m:t>
-                  </m:r>
-                </m:e>
-                <m:sub>
-                  <m:r>
-                    <w:rPr>
-                      <w:rFonts w:ascii="Cambria Math" w:hAnsi="Cambria Math"/>
-                    </w:rPr>
-                    <m:t>k</m:t>
-                  </m:r>
-                </m:sub>
-                <m:sup>
-                  <m:r>
-                    <w:rPr>
-                      <w:rFonts w:ascii="Cambria Math" w:hAnsi="Cambria Math"/>
-                    </w:rPr>
-                    <m:t>2</m:t>
-                  </m:r>
-                </m:sup>
-              </m:sSubSup>
-            </m:e>
-          </m:nary>
-        </m:oMath>
-      </m:oMathPara>
-    </w:p>
-    <w:p>
-      <w:pPr>
-        <w:widowControl/>
-      </w:pPr>
-      <w:r>
-        <w:rPr>
-          <w:rFonts w:ascii="Times New Roman" w:eastAsia="楷体" w:hAnsi="Times New Roman"/>
-          <w:color w:val="000000"/>
-        </w:rPr>
-        <w:t>式</w:t>
-      </w:r>
-      <w:r>
-        <w:rPr>
-          <w:rFonts w:ascii="Times New Roman" w:eastAsia="楷体" w:hAnsi="Times New Roman"/>
-          <w:color w:val="000000"/>
-        </w:rPr>
-        <w:t xml:space="preserve"> 5-2 </w:t>
-      </w:r>
-      <w:r>
-        <w:rPr>
-          <w:rFonts w:ascii="Times New Roman" w:eastAsia="楷体" w:hAnsi="Times New Roman"/>
-          <w:color w:val="000000"/>
-        </w:rPr>
-        <w:t>中，</w:t>
-      </w:r>
-      <w:r>
-        <w:rPr>
-          <w:rFonts w:ascii="Times New Roman" w:eastAsia="楷体" w:hAnsi="Times New Roman"/>
-          <w:color w:val="000000"/>
-        </w:rPr>
-        <w:t xml:space="preserve">w_k </w:t>
-      </w:r>
-      <w:r>
-        <w:rPr>
-          <w:rFonts w:ascii="Times New Roman" w:eastAsia="楷体" w:hAnsi="Times New Roman"/>
-          <w:color w:val="000000"/>
-        </w:rPr>
-        <w:t>使用百分比数值。各类</w:t>
-      </w:r>
-      <w:r>
-        <w:rPr>
-          <w:rFonts w:ascii="Times New Roman" w:eastAsia="楷体" w:hAnsi="Times New Roman"/>
-          <w:color w:val="000000"/>
-        </w:rPr>
-        <w:t xml:space="preserve"> HHI </w:t>
-      </w:r>
-      <w:r>
-        <w:rPr>
-          <w:rFonts w:ascii="Times New Roman" w:eastAsia="楷体" w:hAnsi="Times New Roman"/>
-          <w:color w:val="000000"/>
-        </w:rPr>
-        <w:t>的分母、分类方式及四舍五入规则随报告保留，第七章展示正式报告的复算。</w:t>
-      </w:r>
-    </w:p>
-    <w:p>
-      <w:pPr>
-        <w:pStyle w:val="31"/>
-      </w:pPr>
-      <w:bookmarkStart w:id="32" w:name="_Toc240645674"/>
-      <w:r>
-        <w:t xml:space="preserve">5.3.4 </w:t>
-      </w:r>
-      <w:r>
-        <w:t>交易单位与现金约束下的再平衡</w:t>
-      </w:r>
-      <w:bookmarkEnd w:id="32"/>
-    </w:p>
-    <w:p>
-      <w:pPr>
-        <w:widowControl/>
-      </w:pPr>
-      <w:r>
-        <w:rPr>
-          <w:rFonts w:ascii="Times New Roman" w:eastAsia="楷体" w:hAnsi="Times New Roman"/>
-          <w:color w:val="000000"/>
-        </w:rPr>
-        <w:t>再平衡先计算当前权重与目标权重对应的金额变化，再结合有效报价转换为交易数量。股票及</w:t>
-      </w:r>
-      <w:r>
-        <w:rPr>
-          <w:rFonts w:ascii="Times New Roman" w:eastAsia="楷体" w:hAnsi="Times New Roman"/>
-          <w:color w:val="000000"/>
-        </w:rPr>
-        <w:t xml:space="preserve"> ETF </w:t>
-      </w:r>
-      <w:r>
-        <w:rPr>
-          <w:rFonts w:ascii="Times New Roman" w:eastAsia="楷体" w:hAnsi="Times New Roman"/>
-          <w:color w:val="000000"/>
-        </w:rPr>
-        <w:t>在启用交易单位约束时通常按</w:t>
-      </w:r>
-      <w:r>
-        <w:rPr>
-          <w:rFonts w:ascii="Times New Roman" w:eastAsia="楷体" w:hAnsi="Times New Roman"/>
-          <w:color w:val="000000"/>
-        </w:rPr>
-        <w:t xml:space="preserve"> 100 </w:t>
-      </w:r>
-      <w:r>
-        <w:rPr>
-          <w:rFonts w:ascii="Times New Roman" w:eastAsia="楷体" w:hAnsi="Times New Roman"/>
-          <w:color w:val="000000"/>
-        </w:rPr>
-        <w:t>股或份计算，卖出数量受现有持仓限制；清仓及画像约束下的卖出按服务规则处理。费用由程序统一计入资金变化。</w:t>
-      </w:r>
-    </w:p>
-    <w:p>
-      <w:pPr>
-        <w:widowControl/>
-        <w:ind w:firstLine="0"/>
-        <w:jc w:val="center"/>
-      </w:pPr>
-      <m:oMathPara>
-        <m:oMath>
-          <m:r>
-            <w:rPr>
-              <w:rFonts w:ascii="Cambria Math" w:hAnsi="Cambria Math"/>
-            </w:rPr>
-            <m:t>Δ</m:t>
-          </m:r>
-          <m:sSub>
-            <m:sSubPr>
-              <m:ctrlPr>
-                <w:rPr>
-                  <w:rFonts w:ascii="Cambria Math" w:hAnsi="Cambria Math"/>
-                </w:rPr>
-              </m:ctrlPr>
-            </m:sSubPr>
-            <m:e>
-              <m:r>
-                <w:rPr>
-                  <w:rFonts w:ascii="Cambria Math" w:hAnsi="Cambria Math"/>
-                </w:rPr>
-                <m:t>V</m:t>
-              </m:r>
-            </m:e>
-            <m:sub>
-              <m:r>
-                <w:rPr>
-                  <w:rFonts w:ascii="Cambria Math" w:hAnsi="Cambria Math"/>
-                </w:rPr>
-                <m:t>i</m:t>
-              </m:r>
-            </m:sub>
-          </m:sSub>
-          <m:r>
-            <w:rPr>
-              <w:rFonts w:ascii="Cambria Math" w:hAnsi="Cambria Math"/>
-            </w:rPr>
-            <m:t>=</m:t>
-          </m:r>
-          <m:r>
-            <w:rPr>
-              <w:rFonts w:ascii="Cambria Math" w:hAnsi="Cambria Math"/>
-            </w:rPr>
-            <m:t>V</m:t>
-          </m:r>
-          <m:d>
-            <m:dPr>
-              <m:sepChr m:val="−"/>
-              <m:ctrlPr>
-                <w:rPr>
-                  <w:rFonts w:ascii="Cambria Math" w:hAnsi="Cambria Math"/>
-                </w:rPr>
-              </m:ctrlPr>
-            </m:dPr>
-            <m:e>
-              <m:sSubSup>
-                <m:sSubSupPr>
-                  <m:ctrlPr>
-                    <w:rPr>
-                      <w:rFonts w:ascii="Cambria Math" w:hAnsi="Cambria Math"/>
-                    </w:rPr>
-                  </m:ctrlPr>
-                </m:sSubSupPr>
-                <m:e>
-                  <m:r>
-                    <w:rPr>
-                      <w:rFonts w:ascii="Cambria Math" w:hAnsi="Cambria Math"/>
-                    </w:rPr>
-                    <m:t>w</m:t>
-                  </m:r>
-                </m:e>
-                <m:sub>
-                  <m:r>
-                    <w:rPr>
-                      <w:rFonts w:ascii="Cambria Math" w:hAnsi="Cambria Math"/>
-                    </w:rPr>
-                    <m:t>i</m:t>
-                  </m:r>
-                </m:sub>
-                <m:sup>
-                  <m:r>
-                    <w:rPr>
-                      <w:rFonts w:ascii="Cambria Math" w:hAnsi="Cambria Math"/>
-                    </w:rPr>
-                    <m:t>target</m:t>
-                  </m:r>
-                </m:sup>
-              </m:sSubSup>
-            </m:e>
-            <m:e>
-              <m:sSubSup>
-                <m:sSubSupPr>
-                  <m:ctrlPr>
-                    <w:rPr>
-                      <w:rFonts w:ascii="Cambria Math" w:hAnsi="Cambria Math"/>
-                    </w:rPr>
-                  </m:ctrlPr>
-                </m:sSubSupPr>
-                <m:e>
-                  <m:r>
-                    <w:rPr>
-                      <w:rFonts w:ascii="Cambria Math" w:hAnsi="Cambria Math"/>
-                    </w:rPr>
-                    <m:t>w</m:t>
-                  </m:r>
-                </m:e>
-                <m:sub>
-                  <m:r>
-                    <w:rPr>
-                      <w:rFonts w:ascii="Cambria Math" w:hAnsi="Cambria Math"/>
-                    </w:rPr>
-                    <m:t>i</m:t>
-                  </m:r>
-                </m:sub>
-                <m:sup>
-                  <m:r>
-                    <w:rPr>
-                      <w:rFonts w:ascii="Cambria Math" w:hAnsi="Cambria Math"/>
-                    </w:rPr>
-                    <m:t>current</m:t>
-                  </m:r>
-                </m:sup>
-              </m:sSubSup>
-            </m:e>
-          </m:d>
-        </m:oMath>
-      </m:oMathPara>
+        <w:t>的归属权重。直接证券通过分类关系映射，基金通过可用成分信息形成穿透贡献。类别暴露可以表示为矩阵聚合：</w:t>
+      </w:r>
     </w:p>
     <w:p>
       <w:pPr>
         <w:keepNext/>
         <w:widowControl/>
-      </w:pPr>
-      <w:r>
-        <w:rPr>
-          <w:rFonts w:ascii="Times New Roman" w:eastAsia="楷体" w:hAnsi="Times New Roman"/>
-          <w:color w:val="000000"/>
-        </w:rPr>
-        <w:lastRenderedPageBreak/>
+        <w:tabs>
+          <w:tab w:val="center" w:pos="4819"/>
+          <w:tab w:val="right" w:pos="9638"/>
+        </w:tabs>
+        <w:ind w:firstLine="0"/>
+        <w:jc w:val="left"/>
+      </w:pPr>
+      <w:r>
+        <w:tab/>
+      </w:r>
+      <m:oMath>
+        <m:r>
+          <m:rPr>
+            <m:sty m:val="b"/>
+          </m:rPr>
+          <w:rPr>
+            <w:rFonts w:ascii="Cambria Math" w:hAnsi="Cambria Math"/>
+          </w:rPr>
+          <m:t>E</m:t>
+        </m:r>
+        <m:r>
+          <w:rPr>
+            <w:rFonts w:ascii="Cambria Math" w:hAnsi="Cambria Math"/>
+          </w:rPr>
+          <m:t>=</m:t>
+        </m:r>
+        <m:sSup>
+          <m:sSupPr>
+            <m:ctrlPr>
+              <w:rPr>
+                <w:rFonts w:ascii="Cambria Math" w:hAnsi="Cambria Math"/>
+              </w:rPr>
+            </m:ctrlPr>
+          </m:sSupPr>
+          <m:e>
+            <m:r>
+              <w:rPr>
+                <w:rFonts w:ascii="Cambria Math" w:hAnsi="Cambria Math"/>
+              </w:rPr>
+              <m:t>A</m:t>
+            </m:r>
+          </m:e>
+          <m:sup>
+            <m:r>
+              <m:rPr>
+                <m:scr m:val="sans-serif"/>
+                <m:sty m:val="p"/>
+              </m:rPr>
+              <w:rPr>
+                <w:rFonts w:ascii="Cambria Math" w:hAnsi="Cambria Math"/>
+              </w:rPr>
+              <m:t>T</m:t>
+            </m:r>
+          </m:sup>
+        </m:sSup>
+        <m:r>
+          <m:rPr>
+            <m:sty m:val="b"/>
+          </m:rPr>
+          <w:rPr>
+            <w:rFonts w:ascii="Cambria Math" w:hAnsi="Cambria Math"/>
+          </w:rPr>
+          <m:t>v</m:t>
+        </m:r>
+        <m:r>
+          <w:rPr>
+            <w:rFonts w:ascii="Cambria Math" w:hAnsi="Cambria Math"/>
+          </w:rPr>
+          <m:t>,</m:t>
+        </m:r>
+        <m:sSub>
+          <m:sSubPr>
+            <m:ctrlPr>
+              <w:rPr>
+                <w:rFonts w:ascii="Cambria Math" w:hAnsi="Cambria Math"/>
+              </w:rPr>
+            </m:ctrlPr>
+          </m:sSubPr>
+          <m:e>
+            <m:r>
+              <w:rPr>
+                <w:rFonts w:ascii="Cambria Math" w:hAnsi="Cambria Math"/>
+              </w:rPr>
+              <m:t>E</m:t>
+            </m:r>
+          </m:e>
+          <m:sub>
+            <m:r>
+              <w:rPr>
+                <w:rFonts w:ascii="Cambria Math" w:hAnsi="Cambria Math"/>
+              </w:rPr>
+              <m:t>k</m:t>
+            </m:r>
+          </m:sub>
+        </m:sSub>
+        <m:r>
+          <w:rPr>
+            <w:rFonts w:ascii="Cambria Math" w:hAnsi="Cambria Math"/>
+          </w:rPr>
+          <m:t>=</m:t>
+        </m:r>
+        <m:nary>
+          <m:naryPr>
+            <m:chr m:val="∑"/>
+            <m:limLoc m:val="subSup"/>
+            <m:grow m:val="1"/>
+            <m:supHide m:val="1"/>
+            <m:ctrlPr>
+              <w:rPr>
+                <w:rFonts w:ascii="Cambria Math" w:hAnsi="Cambria Math"/>
+              </w:rPr>
+            </m:ctrlPr>
+          </m:naryPr>
+          <m:sub>
+            <m:r>
+              <w:rPr>
+                <w:rFonts w:ascii="Cambria Math" w:hAnsi="Cambria Math"/>
+              </w:rPr>
+              <m:t>i</m:t>
+            </m:r>
+          </m:sub>
+          <m:sup/>
+          <m:e>
+            <m:sSub>
+              <m:sSubPr>
+                <m:ctrlPr>
+                  <w:rPr>
+                    <w:rFonts w:ascii="Cambria Math" w:hAnsi="Cambria Math"/>
+                  </w:rPr>
+                </m:ctrlPr>
+              </m:sSubPr>
+              <m:e>
+                <m:r>
+                  <w:rPr>
+                    <w:rFonts w:ascii="Cambria Math" w:hAnsi="Cambria Math"/>
+                  </w:rPr>
+                  <m:t>v</m:t>
+                </m:r>
+              </m:e>
+              <m:sub>
+                <m:r>
+                  <w:rPr>
+                    <w:rFonts w:ascii="Cambria Math" w:hAnsi="Cambria Math"/>
+                  </w:rPr>
+                  <m:t>i</m:t>
+                </m:r>
+              </m:sub>
+            </m:sSub>
+          </m:e>
+        </m:nary>
+        <m:sSub>
+          <m:sSubPr>
+            <m:ctrlPr>
+              <w:rPr>
+                <w:rFonts w:ascii="Cambria Math" w:hAnsi="Cambria Math"/>
+              </w:rPr>
+            </m:ctrlPr>
+          </m:sSubPr>
+          <m:e>
+            <m:r>
+              <w:rPr>
+                <w:rFonts w:ascii="Cambria Math" w:hAnsi="Cambria Math"/>
+              </w:rPr>
+              <m:t>a</m:t>
+            </m:r>
+          </m:e>
+          <m:sub>
+            <m:r>
+              <w:rPr>
+                <w:rFonts w:ascii="Cambria Math" w:hAnsi="Cambria Math"/>
+              </w:rPr>
+              <m:t>ik</m:t>
+            </m:r>
+          </m:sub>
+        </m:sSub>
+        <m:r>
+          <w:rPr>
+            <w:rFonts w:ascii="Cambria Math" w:hAnsi="Cambria Math"/>
+          </w:rPr>
+          <m:t>,</m:t>
+        </m:r>
+        <m:sSub>
+          <m:sSubPr>
+            <m:ctrlPr>
+              <w:rPr>
+                <w:rFonts w:ascii="Cambria Math" w:hAnsi="Cambria Math"/>
+              </w:rPr>
+            </m:ctrlPr>
+          </m:sSubPr>
+          <m:e>
+            <m:r>
+              <w:rPr>
+                <w:rFonts w:ascii="Cambria Math" w:hAnsi="Cambria Math"/>
+              </w:rPr>
+              <m:t>w</m:t>
+            </m:r>
+          </m:e>
+          <m:sub>
+            <m:r>
+              <w:rPr>
+                <w:rFonts w:ascii="Cambria Math" w:hAnsi="Cambria Math"/>
+              </w:rPr>
+              <m:t>k</m:t>
+            </m:r>
+          </m:sub>
+        </m:sSub>
+        <m:r>
+          <w:rPr>
+            <w:rFonts w:ascii="Cambria Math" w:hAnsi="Cambria Math"/>
+          </w:rPr>
+          <m:t>=100</m:t>
+        </m:r>
+        <m:f>
+          <m:fPr>
+            <m:ctrlPr>
+              <w:rPr>
+                <w:rFonts w:ascii="Cambria Math" w:hAnsi="Cambria Math"/>
+              </w:rPr>
+            </m:ctrlPr>
+          </m:fPr>
+          <m:num>
+            <m:sSub>
+              <m:sSubPr>
+                <m:ctrlPr>
+                  <w:rPr>
+                    <w:rFonts w:ascii="Cambria Math" w:hAnsi="Cambria Math"/>
+                  </w:rPr>
+                </m:ctrlPr>
+              </m:sSubPr>
+              <m:e>
+                <m:r>
+                  <w:rPr>
+                    <w:rFonts w:ascii="Cambria Math" w:hAnsi="Cambria Math"/>
+                  </w:rPr>
+                  <m:t>E</m:t>
+                </m:r>
+              </m:e>
+              <m:sub>
+                <m:r>
+                  <w:rPr>
+                    <w:rFonts w:ascii="Cambria Math" w:hAnsi="Cambria Math"/>
+                  </w:rPr>
+                  <m:t>k</m:t>
+                </m:r>
+              </m:sub>
+            </m:sSub>
+          </m:num>
+          <m:den>
+            <m:r>
+              <w:rPr>
+                <w:rFonts w:ascii="Cambria Math" w:hAnsi="Cambria Math"/>
+              </w:rPr>
+              <m:t>V</m:t>
+            </m:r>
+          </m:den>
+        </m:f>
+      </m:oMath>
+      <w:r>
+        <w:rPr>
+          <w:rFonts w:ascii="Times New Roman" w:eastAsia="楷体" w:hAnsi="Times New Roman"/>
+          <w:color w:val="000000"/>
+        </w:rPr>
+        <w:tab/>
+        <w:t>(5-7)</w:t>
+      </w:r>
+    </w:p>
+    <w:p>
+      <w:pPr>
+        <w:widowControl/>
+      </w:pPr>
+      <w:r>
+        <w:rPr>
+          <w:rFonts w:ascii="Times New Roman" w:eastAsia="楷体" w:hAnsi="Times New Roman"/>
+          <w:color w:val="000000"/>
+        </w:rPr>
         <w:t>式</w:t>
       </w:r>
       <w:r>
@@ -12380,7 +13919,684 @@
           <w:rFonts w:ascii="Times New Roman" w:eastAsia="楷体" w:hAnsi="Times New Roman"/>
           <w:color w:val="000000"/>
         </w:rPr>
-        <w:t xml:space="preserve"> 5-3 </w:t>
+        <w:t xml:space="preserve"> 5-7 </w:t>
+      </w:r>
+      <w:r>
+        <w:rPr>
+          <w:rFonts w:ascii="Times New Roman" w:eastAsia="楷体" w:hAnsi="Times New Roman"/>
+          <w:color w:val="000000"/>
+        </w:rPr>
+        <w:t>中，</w:t>
+      </w:r>
+      <w:r>
+        <w:rPr>
+          <w:rFonts w:ascii="Times New Roman" w:eastAsia="楷体" w:hAnsi="Times New Roman"/>
+          <w:color w:val="000000"/>
+        </w:rPr>
+        <w:t xml:space="preserve">V </w:t>
+      </w:r>
+      <w:r>
+        <w:rPr>
+          <w:rFonts w:ascii="Times New Roman" w:eastAsia="楷体" w:hAnsi="Times New Roman"/>
+          <w:color w:val="000000"/>
+        </w:rPr>
+        <w:t>为当前计算口径下的总市值，</w:t>
+      </w:r>
+      <w:r>
+        <w:rPr>
+          <w:rFonts w:ascii="Times New Roman" w:eastAsia="楷体" w:hAnsi="Times New Roman"/>
+          <w:color w:val="000000"/>
+        </w:rPr>
+        <w:t xml:space="preserve">w_k </w:t>
+      </w:r>
+      <w:r>
+        <w:rPr>
+          <w:rFonts w:ascii="Times New Roman" w:eastAsia="楷体" w:hAnsi="Times New Roman"/>
+          <w:color w:val="000000"/>
+        </w:rPr>
+        <w:t>使用百分比数值。实现按贡献记录逐项聚合，与矩阵表达等价。成分数据不完整时保留未分类暴露和质量状态，防止缺失信息在聚合时被默认为零。</w:t>
+      </w:r>
+    </w:p>
+    <w:p>
+      <w:pPr>
+        <w:keepNext/>
+        <w:widowControl/>
+        <w:tabs>
+          <w:tab w:val="center" w:pos="4819"/>
+          <w:tab w:val="right" w:pos="9638"/>
+        </w:tabs>
+        <w:ind w:firstLine="0"/>
+        <w:jc w:val="left"/>
+      </w:pPr>
+      <w:r>
+        <w:tab/>
+      </w:r>
+      <m:oMath>
+        <m:r>
+          <w:rPr>
+            <w:rFonts w:ascii="Cambria Math" w:hAnsi="Cambria Math"/>
+          </w:rPr>
+          <m:t>HHI</m:t>
+        </m:r>
+        <m:r>
+          <w:rPr>
+            <w:rFonts w:ascii="Cambria Math" w:hAnsi="Cambria Math"/>
+          </w:rPr>
+          <m:t>=</m:t>
+        </m:r>
+        <m:nary>
+          <m:naryPr>
+            <m:chr m:val="∑"/>
+            <m:limLoc m:val="subSup"/>
+            <m:grow m:val="1"/>
+            <m:supHide m:val="1"/>
+            <m:ctrlPr>
+              <w:rPr>
+                <w:rFonts w:ascii="Cambria Math" w:hAnsi="Cambria Math"/>
+              </w:rPr>
+            </m:ctrlPr>
+          </m:naryPr>
+          <m:sub>
+            <m:r>
+              <w:rPr>
+                <w:rFonts w:ascii="Cambria Math" w:hAnsi="Cambria Math"/>
+              </w:rPr>
+              <m:t>k</m:t>
+            </m:r>
+          </m:sub>
+          <m:sup/>
+          <m:e>
+            <m:sSubSup>
+              <m:sSubSupPr>
+                <m:ctrlPr>
+                  <w:rPr>
+                    <w:rFonts w:ascii="Cambria Math" w:hAnsi="Cambria Math"/>
+                  </w:rPr>
+                </m:ctrlPr>
+              </m:sSubSupPr>
+              <m:e>
+                <m:r>
+                  <w:rPr>
+                    <w:rFonts w:ascii="Cambria Math" w:hAnsi="Cambria Math"/>
+                  </w:rPr>
+                  <m:t>w</m:t>
+                </m:r>
+              </m:e>
+              <m:sub>
+                <m:r>
+                  <w:rPr>
+                    <w:rFonts w:ascii="Cambria Math" w:hAnsi="Cambria Math"/>
+                  </w:rPr>
+                  <m:t>k</m:t>
+                </m:r>
+              </m:sub>
+              <m:sup>
+                <m:r>
+                  <w:rPr>
+                    <w:rFonts w:ascii="Cambria Math" w:hAnsi="Cambria Math"/>
+                  </w:rPr>
+                  <m:t>2</m:t>
+                </m:r>
+              </m:sup>
+            </m:sSubSup>
+          </m:e>
+        </m:nary>
+        <m:r>
+          <w:rPr>
+            <w:rFonts w:ascii="Cambria Math" w:hAnsi="Cambria Math"/>
+          </w:rPr>
+          <m:t>,</m:t>
+        </m:r>
+        <m:sSub>
+          <m:sSubPr>
+            <m:ctrlPr>
+              <w:rPr>
+                <w:rFonts w:ascii="Cambria Math" w:hAnsi="Cambria Math"/>
+              </w:rPr>
+            </m:ctrlPr>
+          </m:sSubPr>
+          <m:e>
+            <m:r>
+              <w:rPr>
+                <w:rFonts w:ascii="Cambria Math" w:hAnsi="Cambria Math"/>
+              </w:rPr>
+              <m:t>C</m:t>
+            </m:r>
+          </m:e>
+          <m:sub>
+            <m:r>
+              <w:rPr>
+                <w:rFonts w:ascii="Cambria Math" w:hAnsi="Cambria Math"/>
+              </w:rPr>
+              <m:t>max</m:t>
+            </m:r>
+          </m:sub>
+        </m:sSub>
+        <m:r>
+          <w:rPr>
+            <w:rFonts w:ascii="Cambria Math" w:hAnsi="Cambria Math"/>
+          </w:rPr>
+          <m:t>=</m:t>
+        </m:r>
+        <m:sSub>
+          <m:sSubPr>
+            <m:ctrlPr>
+              <w:rPr>
+                <w:rFonts w:ascii="Cambria Math" w:hAnsi="Cambria Math"/>
+              </w:rPr>
+            </m:ctrlPr>
+          </m:sSubPr>
+          <m:e>
+            <m:r>
+              <w:rPr>
+                <w:rFonts w:ascii="Cambria Math" w:hAnsi="Cambria Math"/>
+              </w:rPr>
+              <m:t>max</m:t>
+            </m:r>
+          </m:e>
+          <m:sub>
+            <m:r>
+              <w:rPr>
+                <w:rFonts w:ascii="Cambria Math" w:hAnsi="Cambria Math"/>
+              </w:rPr>
+              <m:t>k</m:t>
+            </m:r>
+          </m:sub>
+        </m:sSub>
+        <m:sSub>
+          <m:sSubPr>
+            <m:ctrlPr>
+              <w:rPr>
+                <w:rFonts w:ascii="Cambria Math" w:hAnsi="Cambria Math"/>
+              </w:rPr>
+            </m:ctrlPr>
+          </m:sSubPr>
+          <m:e>
+            <m:r>
+              <w:rPr>
+                <w:rFonts w:ascii="Cambria Math" w:hAnsi="Cambria Math"/>
+              </w:rPr>
+              <m:t>w</m:t>
+            </m:r>
+          </m:e>
+          <m:sub>
+            <m:r>
+              <w:rPr>
+                <w:rFonts w:ascii="Cambria Math" w:hAnsi="Cambria Math"/>
+              </w:rPr>
+              <m:t>k</m:t>
+            </m:r>
+          </m:sub>
+        </m:sSub>
+      </m:oMath>
+      <w:r>
+        <w:rPr>
+          <w:rFonts w:ascii="Times New Roman" w:eastAsia="楷体" w:hAnsi="Times New Roman"/>
+          <w:color w:val="000000"/>
+        </w:rPr>
+        <w:tab/>
+        <w:t>(5-8)</w:t>
+      </w:r>
+    </w:p>
+    <w:p>
+      <w:pPr>
+        <w:widowControl/>
+      </w:pPr>
+      <w:r>
+        <w:rPr>
+          <w:rFonts w:ascii="Times New Roman" w:eastAsia="楷体" w:hAnsi="Times New Roman"/>
+          <w:color w:val="000000"/>
+        </w:rPr>
+        <w:t>式</w:t>
+      </w:r>
+      <w:r>
+        <w:rPr>
+          <w:rFonts w:ascii="Times New Roman" w:eastAsia="楷体" w:hAnsi="Times New Roman"/>
+          <w:color w:val="000000"/>
+        </w:rPr>
+        <w:t xml:space="preserve"> 5-8 </w:t>
+      </w:r>
+      <w:r>
+        <w:rPr>
+          <w:rFonts w:ascii="Times New Roman" w:eastAsia="楷体" w:hAnsi="Times New Roman"/>
+          <w:color w:val="000000"/>
+        </w:rPr>
+        <w:t>分别描述整体集中度与最大类别占比。两项指标使用同一组已计算比例；含现金总资产和证券市值口径分别记录，各类</w:t>
+      </w:r>
+      <w:r>
+        <w:rPr>
+          <w:rFonts w:ascii="Times New Roman" w:eastAsia="楷体" w:hAnsi="Times New Roman"/>
+          <w:color w:val="000000"/>
+        </w:rPr>
+        <w:t xml:space="preserve"> HHI </w:t>
+      </w:r>
+      <w:r>
+        <w:rPr>
+          <w:rFonts w:ascii="Times New Roman" w:eastAsia="楷体" w:hAnsi="Times New Roman"/>
+          <w:color w:val="000000"/>
+        </w:rPr>
+        <w:t>的分类、分母及舍入规则随报告保存。第七章给出正式报告的数值复算。</w:t>
+      </w:r>
+    </w:p>
+    <w:p>
+      <w:pPr>
+        <w:pStyle w:val="31"/>
+      </w:pPr>
+      <w:bookmarkStart w:id="32" w:name="_Toc240647840"/>
+      <w:r>
+        <w:t xml:space="preserve">5.3.4 </w:t>
+      </w:r>
+      <w:r>
+        <w:t>离散交易约束下的序贯再平衡求解</w:t>
+      </w:r>
+      <w:bookmarkEnd w:id="32"/>
+    </w:p>
+    <w:p>
+      <w:pPr>
+        <w:widowControl/>
+      </w:pPr>
+      <w:r>
+        <w:rPr>
+          <w:rFonts w:ascii="Times New Roman" w:eastAsia="楷体" w:hAnsi="Times New Roman"/>
+          <w:color w:val="000000"/>
+        </w:rPr>
+        <w:t>再平衡将连续目标权重转换为离散交易数量。设</w:t>
+      </w:r>
+      <w:r>
+        <w:rPr>
+          <w:rFonts w:ascii="Times New Roman" w:eastAsia="楷体" w:hAnsi="Times New Roman"/>
+          <w:color w:val="000000"/>
+        </w:rPr>
+        <w:t xml:space="preserve"> V </w:t>
+      </w:r>
+      <w:r>
+        <w:rPr>
+          <w:rFonts w:ascii="Times New Roman" w:eastAsia="楷体" w:hAnsi="Times New Roman"/>
+          <w:color w:val="000000"/>
+        </w:rPr>
+        <w:t>为调整前总资产，</w:t>
+      </w:r>
+      <w:r>
+        <w:rPr>
+          <w:rFonts w:ascii="Times New Roman" w:eastAsia="楷体" w:hAnsi="Times New Roman"/>
+          <w:color w:val="000000"/>
+        </w:rPr>
+        <w:t xml:space="preserve">w_i* </w:t>
+      </w:r>
+      <w:r>
+        <w:rPr>
+          <w:rFonts w:ascii="Times New Roman" w:eastAsia="楷体" w:hAnsi="Times New Roman"/>
+          <w:color w:val="000000"/>
+        </w:rPr>
+        <w:t>与</w:t>
+      </w:r>
+      <w:r>
+        <w:rPr>
+          <w:rFonts w:ascii="Times New Roman" w:eastAsia="楷体" w:hAnsi="Times New Roman"/>
+          <w:color w:val="000000"/>
+        </w:rPr>
+        <w:t xml:space="preserve"> w_i </w:t>
+      </w:r>
+      <w:r>
+        <w:rPr>
+          <w:rFonts w:ascii="Times New Roman" w:eastAsia="楷体" w:hAnsi="Times New Roman"/>
+          <w:color w:val="000000"/>
+        </w:rPr>
+        <w:t>分别为目标和当前权重，</w:t>
+      </w:r>
+      <w:r>
+        <w:rPr>
+          <w:rFonts w:ascii="Times New Roman" w:eastAsia="楷体" w:hAnsi="Times New Roman"/>
+          <w:color w:val="000000"/>
+        </w:rPr>
+        <w:t xml:space="preserve">p_i </w:t>
+      </w:r>
+      <w:r>
+        <w:rPr>
+          <w:rFonts w:ascii="Times New Roman" w:eastAsia="楷体" w:hAnsi="Times New Roman"/>
+          <w:color w:val="000000"/>
+        </w:rPr>
+        <w:t>为有效报价，</w:t>
+      </w:r>
+      <w:r>
+        <w:rPr>
+          <w:rFonts w:ascii="Times New Roman" w:eastAsia="楷体" w:hAnsi="Times New Roman"/>
+          <w:color w:val="000000"/>
+        </w:rPr>
+        <w:t xml:space="preserve">l_i </w:t>
+      </w:r>
+      <w:r>
+        <w:rPr>
+          <w:rFonts w:ascii="Times New Roman" w:eastAsia="楷体" w:hAnsi="Times New Roman"/>
+          <w:color w:val="000000"/>
+        </w:rPr>
+        <w:t>为交易单位。金额差额及一般候选手数定义为：</w:t>
+      </w:r>
+    </w:p>
+    <w:p>
+      <w:pPr>
+        <w:keepNext/>
+        <w:widowControl/>
+        <w:tabs>
+          <w:tab w:val="center" w:pos="4819"/>
+          <w:tab w:val="right" w:pos="9638"/>
+        </w:tabs>
+        <w:ind w:firstLine="0"/>
+        <w:jc w:val="left"/>
+      </w:pPr>
+      <w:r>
+        <w:tab/>
+      </w:r>
+      <m:oMath>
+        <m:r>
+          <w:rPr>
+            <w:rFonts w:ascii="Cambria Math" w:hAnsi="Cambria Math"/>
+          </w:rPr>
+          <m:t>Δ</m:t>
+        </m:r>
+        <m:sSub>
+          <m:sSubPr>
+            <m:ctrlPr>
+              <w:rPr>
+                <w:rFonts w:ascii="Cambria Math" w:hAnsi="Cambria Math"/>
+              </w:rPr>
+            </m:ctrlPr>
+          </m:sSubPr>
+          <m:e>
+            <m:r>
+              <w:rPr>
+                <w:rFonts w:ascii="Cambria Math" w:hAnsi="Cambria Math"/>
+              </w:rPr>
+              <m:t>V</m:t>
+            </m:r>
+          </m:e>
+          <m:sub>
+            <m:r>
+              <w:rPr>
+                <w:rFonts w:ascii="Cambria Math" w:hAnsi="Cambria Math"/>
+              </w:rPr>
+              <m:t>i</m:t>
+            </m:r>
+          </m:sub>
+        </m:sSub>
+        <m:r>
+          <w:rPr>
+            <w:rFonts w:ascii="Cambria Math" w:hAnsi="Cambria Math"/>
+          </w:rPr>
+          <m:t>=</m:t>
+        </m:r>
+        <m:r>
+          <w:rPr>
+            <w:rFonts w:ascii="Cambria Math" w:hAnsi="Cambria Math"/>
+          </w:rPr>
+          <m:t>V</m:t>
+        </m:r>
+        <m:r>
+          <w:rPr>
+            <w:rFonts w:ascii="Cambria Math" w:hAnsi="Cambria Math"/>
+          </w:rPr>
+          <m:t>(</m:t>
+        </m:r>
+        <m:sSubSup>
+          <m:sSubSupPr>
+            <m:ctrlPr>
+              <w:rPr>
+                <w:rFonts w:ascii="Cambria Math" w:hAnsi="Cambria Math"/>
+              </w:rPr>
+            </m:ctrlPr>
+          </m:sSubSupPr>
+          <m:e>
+            <m:r>
+              <w:rPr>
+                <w:rFonts w:ascii="Cambria Math" w:hAnsi="Cambria Math"/>
+              </w:rPr>
+              <m:t>w</m:t>
+            </m:r>
+          </m:e>
+          <m:sub>
+            <m:r>
+              <w:rPr>
+                <w:rFonts w:ascii="Cambria Math" w:hAnsi="Cambria Math"/>
+              </w:rPr>
+              <m:t>i</m:t>
+            </m:r>
+          </m:sub>
+          <m:sup>
+            <m:r>
+              <w:rPr>
+                <w:rFonts w:ascii="Cambria Math" w:hAnsi="Cambria Math"/>
+              </w:rPr>
+              <m:t>*</m:t>
+            </m:r>
+          </m:sup>
+        </m:sSubSup>
+        <m:r>
+          <w:rPr>
+            <w:rFonts w:ascii="Cambria Math" w:hAnsi="Cambria Math"/>
+          </w:rPr>
+          <m:t>-</m:t>
+        </m:r>
+        <m:sSub>
+          <m:sSubPr>
+            <m:ctrlPr>
+              <w:rPr>
+                <w:rFonts w:ascii="Cambria Math" w:hAnsi="Cambria Math"/>
+              </w:rPr>
+            </m:ctrlPr>
+          </m:sSubPr>
+          <m:e>
+            <m:r>
+              <w:rPr>
+                <w:rFonts w:ascii="Cambria Math" w:hAnsi="Cambria Math"/>
+              </w:rPr>
+              <m:t>w</m:t>
+            </m:r>
+          </m:e>
+          <m:sub>
+            <m:r>
+              <w:rPr>
+                <w:rFonts w:ascii="Cambria Math" w:hAnsi="Cambria Math"/>
+              </w:rPr>
+              <m:t>i</m:t>
+            </m:r>
+          </m:sub>
+        </m:sSub>
+        <m:r>
+          <w:rPr>
+            <w:rFonts w:ascii="Cambria Math" w:hAnsi="Cambria Math"/>
+          </w:rPr>
+          <m:t>),</m:t>
+        </m:r>
+        <m:sSub>
+          <m:sSubPr>
+            <m:ctrlPr>
+              <w:rPr>
+                <w:rFonts w:ascii="Cambria Math" w:hAnsi="Cambria Math"/>
+              </w:rPr>
+            </m:ctrlPr>
+          </m:sSubPr>
+          <m:e>
+            <m:bar>
+              <m:barPr>
+                <m:pos m:val="top"/>
+                <m:ctrlPr>
+                  <w:rPr>
+                    <w:rFonts w:ascii="Cambria Math" w:hAnsi="Cambria Math"/>
+                  </w:rPr>
+                </m:ctrlPr>
+              </m:barPr>
+              <m:e>
+                <m:r>
+                  <w:rPr>
+                    <w:rFonts w:ascii="Cambria Math" w:hAnsi="Cambria Math"/>
+                  </w:rPr>
+                  <m:t>n</m:t>
+                </m:r>
+              </m:e>
+            </m:bar>
+          </m:e>
+          <m:sub>
+            <m:r>
+              <w:rPr>
+                <w:rFonts w:ascii="Cambria Math" w:hAnsi="Cambria Math"/>
+              </w:rPr>
+              <m:t>i</m:t>
+            </m:r>
+          </m:sub>
+        </m:sSub>
+        <m:r>
+          <w:rPr>
+            <w:rFonts w:ascii="Cambria Math" w:hAnsi="Cambria Math"/>
+          </w:rPr>
+          <m:t>=</m:t>
+        </m:r>
+        <m:d>
+          <m:dPr>
+            <m:begChr m:val="⌊"/>
+            <m:endChr m:val="⌋"/>
+            <m:ctrlPr>
+              <w:rPr>
+                <w:rFonts w:ascii="Cambria Math" w:hAnsi="Cambria Math"/>
+              </w:rPr>
+            </m:ctrlPr>
+          </m:dPr>
+          <m:e>
+            <m:f>
+              <m:fPr>
+                <m:ctrlPr>
+                  <w:rPr>
+                    <w:rFonts w:ascii="Cambria Math" w:hAnsi="Cambria Math"/>
+                  </w:rPr>
+                </m:ctrlPr>
+              </m:fPr>
+              <m:num>
+                <m:d>
+                  <m:dPr>
+                    <m:begChr m:val="|"/>
+                    <m:endChr m:val="|"/>
+                    <m:ctrlPr>
+                      <w:rPr>
+                        <w:rFonts w:ascii="Cambria Math" w:hAnsi="Cambria Math"/>
+                      </w:rPr>
+                    </m:ctrlPr>
+                  </m:dPr>
+                  <m:e>
+                    <m:r>
+                      <w:rPr>
+                        <w:rFonts w:ascii="Cambria Math" w:hAnsi="Cambria Math"/>
+                      </w:rPr>
+                      <m:t>Δ</m:t>
+                    </m:r>
+                    <m:sSub>
+                      <m:sSubPr>
+                        <m:ctrlPr>
+                          <w:rPr>
+                            <w:rFonts w:ascii="Cambria Math" w:hAnsi="Cambria Math"/>
+                          </w:rPr>
+                        </m:ctrlPr>
+                      </m:sSubPr>
+                      <m:e>
+                        <m:r>
+                          <w:rPr>
+                            <w:rFonts w:ascii="Cambria Math" w:hAnsi="Cambria Math"/>
+                          </w:rPr>
+                          <m:t>V</m:t>
+                        </m:r>
+                      </m:e>
+                      <m:sub>
+                        <m:r>
+                          <w:rPr>
+                            <w:rFonts w:ascii="Cambria Math" w:hAnsi="Cambria Math"/>
+                          </w:rPr>
+                          <m:t>i</m:t>
+                        </m:r>
+                      </m:sub>
+                    </m:sSub>
+                  </m:e>
+                </m:d>
+              </m:num>
+              <m:den>
+                <m:sSub>
+                  <m:sSubPr>
+                    <m:ctrlPr>
+                      <w:rPr>
+                        <w:rFonts w:ascii="Cambria Math" w:hAnsi="Cambria Math"/>
+                      </w:rPr>
+                    </m:ctrlPr>
+                  </m:sSubPr>
+                  <m:e>
+                    <m:r>
+                      <w:rPr>
+                        <w:rFonts w:ascii="Cambria Math" w:hAnsi="Cambria Math"/>
+                      </w:rPr>
+                      <m:t>p</m:t>
+                    </m:r>
+                  </m:e>
+                  <m:sub>
+                    <m:r>
+                      <w:rPr>
+                        <w:rFonts w:ascii="Cambria Math" w:hAnsi="Cambria Math"/>
+                      </w:rPr>
+                      <m:t>i</m:t>
+                    </m:r>
+                  </m:sub>
+                </m:sSub>
+                <m:sSub>
+                  <m:sSubPr>
+                    <m:ctrlPr>
+                      <w:rPr>
+                        <w:rFonts w:ascii="Cambria Math" w:hAnsi="Cambria Math"/>
+                      </w:rPr>
+                    </m:ctrlPr>
+                  </m:sSubPr>
+                  <m:e>
+                    <m:r>
+                      <w:rPr>
+                        <w:rFonts w:ascii="Cambria Math" w:hAnsi="Cambria Math"/>
+                      </w:rPr>
+                      <m:t>l</m:t>
+                    </m:r>
+                  </m:e>
+                  <m:sub>
+                    <m:r>
+                      <w:rPr>
+                        <w:rFonts w:ascii="Cambria Math" w:hAnsi="Cambria Math"/>
+                      </w:rPr>
+                      <m:t>i</m:t>
+                    </m:r>
+                  </m:sub>
+                </m:sSub>
+              </m:den>
+            </m:f>
+          </m:e>
+        </m:d>
+      </m:oMath>
+      <w:r>
+        <w:rPr>
+          <w:rFonts w:ascii="Times New Roman" w:eastAsia="楷体" w:hAnsi="Times New Roman"/>
+          <w:color w:val="000000"/>
+        </w:rPr>
+        <w:tab/>
+        <w:t>(5-9)</w:t>
+      </w:r>
+    </w:p>
+    <w:p>
+      <w:pPr>
+        <w:widowControl/>
+      </w:pPr>
+      <w:r>
+        <w:rPr>
+          <w:rFonts w:ascii="Times New Roman" w:eastAsia="楷体" w:hAnsi="Times New Roman"/>
+          <w:color w:val="000000"/>
+        </w:rPr>
+        <w:t>式</w:t>
+      </w:r>
+      <w:r>
+        <w:rPr>
+          <w:rFonts w:ascii="Times New Roman" w:eastAsia="楷体" w:hAnsi="Times New Roman"/>
+          <w:color w:val="000000"/>
+        </w:rPr>
+        <w:t xml:space="preserve"> 5-9 </w:t>
       </w:r>
       <w:r>
         <w:rPr>
@@ -12415,7 +14631,775 @@
           <w:rFonts w:ascii="Times New Roman" w:eastAsia="楷体" w:hAnsi="Times New Roman"/>
           <w:color w:val="000000"/>
         </w:rPr>
-        <w:t>的比例。程序先测算卖出并更新可用现金，再对买入数量采用二分查找，确定计入费用且预留最低现金后能够承担的交易单位数量。每项行动返回数量、金额、费用及执行原因。</w:t>
+        <w:t>的比例。金额先按分舍入，启用整手约束时股票与</w:t>
+      </w:r>
+      <w:r>
+        <w:rPr>
+          <w:rFonts w:ascii="Times New Roman" w:eastAsia="楷体" w:hAnsi="Times New Roman"/>
+          <w:color w:val="000000"/>
+        </w:rPr>
+        <w:t xml:space="preserve"> ETF </w:t>
+      </w:r>
+      <w:r>
+        <w:rPr>
+          <w:rFonts w:ascii="Times New Roman" w:eastAsia="楷体" w:hAnsi="Times New Roman"/>
+          <w:color w:val="000000"/>
+        </w:rPr>
+        <w:t>的交易单位取</w:t>
+      </w:r>
+      <w:r>
+        <w:rPr>
+          <w:rFonts w:ascii="Times New Roman" w:eastAsia="楷体" w:hAnsi="Times New Roman"/>
+          <w:color w:val="000000"/>
+        </w:rPr>
+        <w:t xml:space="preserve"> 100</w:t>
+      </w:r>
+      <w:r>
+        <w:rPr>
+          <w:rFonts w:ascii="Times New Roman" w:eastAsia="楷体" w:hAnsi="Times New Roman"/>
+          <w:color w:val="000000"/>
+        </w:rPr>
+        <w:t>。卖出数量受实际持仓限制；清仓和已确认画像约束下的卖出按对应规则取整。对买入行动，设</w:t>
+      </w:r>
+      <w:r>
+        <w:rPr>
+          <w:rFonts w:ascii="Times New Roman" w:eastAsia="楷体" w:hAnsi="Times New Roman"/>
+          <w:color w:val="000000"/>
+        </w:rPr>
+        <w:t xml:space="preserve"> C_t </w:t>
+      </w:r>
+      <w:r>
+        <w:rPr>
+          <w:rFonts w:ascii="Times New Roman" w:eastAsia="楷体" w:hAnsi="Times New Roman"/>
+          <w:color w:val="000000"/>
+        </w:rPr>
+        <w:t>为当前现金，</w:t>
+      </w:r>
+      <w:r>
+        <w:rPr>
+          <w:rFonts w:ascii="Times New Roman" w:eastAsia="楷体" w:hAnsi="Times New Roman"/>
+          <w:color w:val="000000"/>
+        </w:rPr>
+        <w:t xml:space="preserve">ρ </w:t>
+      </w:r>
+      <w:r>
+        <w:rPr>
+          <w:rFonts w:ascii="Times New Roman" w:eastAsia="楷体" w:hAnsi="Times New Roman"/>
+          <w:color w:val="000000"/>
+        </w:rPr>
+        <w:t>为最低现金比例，</w:t>
+      </w:r>
+      <w:r>
+        <w:rPr>
+          <w:rFonts w:ascii="Times New Roman" w:eastAsia="楷体" w:hAnsi="Times New Roman"/>
+          <w:color w:val="000000"/>
+        </w:rPr>
+        <w:t xml:space="preserve">F_i </w:t>
+      </w:r>
+      <w:r>
+        <w:rPr>
+          <w:rFonts w:ascii="Times New Roman" w:eastAsia="楷体" w:hAnsi="Times New Roman"/>
+          <w:color w:val="000000"/>
+        </w:rPr>
+        <w:t>为包含各项费用的测算函数，可负担手数满足：</w:t>
+      </w:r>
+    </w:p>
+    <w:p>
+      <w:pPr>
+        <w:keepNext/>
+        <w:widowControl/>
+        <w:tabs>
+          <w:tab w:val="center" w:pos="4819"/>
+          <w:tab w:val="right" w:pos="9638"/>
+        </w:tabs>
+        <w:ind w:firstLine="0"/>
+        <w:jc w:val="left"/>
+      </w:pPr>
+      <w:r>
+        <w:tab/>
+      </w:r>
+      <m:oMath>
+        <m:eqArr>
+          <m:eqArrPr>
+            <m:ctrlPr>
+              <w:rPr>
+                <w:rFonts w:ascii="Cambria Math" w:hAnsi="Cambria Math"/>
+              </w:rPr>
+            </m:ctrlPr>
+          </m:eqArrPr>
+          <m:e>
+            <m:sSubSup>
+              <m:sSubSupPr>
+                <m:ctrlPr>
+                  <w:rPr>
+                    <w:rFonts w:ascii="Cambria Math" w:hAnsi="Cambria Math"/>
+                  </w:rPr>
+                </m:ctrlPr>
+              </m:sSubSupPr>
+              <m:e>
+                <m:r>
+                  <w:rPr>
+                    <w:rFonts w:ascii="Cambria Math" w:hAnsi="Cambria Math"/>
+                  </w:rPr>
+                  <m:t>n</m:t>
+                </m:r>
+              </m:e>
+              <m:sub>
+                <m:r>
+                  <w:rPr>
+                    <w:rFonts w:ascii="Cambria Math" w:hAnsi="Cambria Math"/>
+                  </w:rPr>
+                  <m:t>i</m:t>
+                </m:r>
+              </m:sub>
+              <m:sup>
+                <m:r>
+                  <w:rPr>
+                    <w:rFonts w:ascii="Cambria Math" w:hAnsi="Cambria Math"/>
+                  </w:rPr>
+                  <m:t>*</m:t>
+                </m:r>
+              </m:sup>
+            </m:sSubSup>
+            <m:r>
+              <w:rPr>
+                <w:rFonts w:ascii="Cambria Math" w:hAnsi="Cambria Math"/>
+              </w:rPr>
+              <m:t>=</m:t>
+            </m:r>
+            <m:r>
+              <w:rPr>
+                <w:rFonts w:ascii="Cambria Math" w:hAnsi="Cambria Math"/>
+              </w:rPr>
+              <m:t>max</m:t>
+            </m:r>
+            <m:r>
+              <w:rPr>
+                <w:rFonts w:ascii="Cambria Math" w:hAnsi="Cambria Math"/>
+              </w:rPr>
+              <m:t>({0}∪</m:t>
+            </m:r>
+            <m:sSub>
+              <m:sSubPr>
+                <m:ctrlPr>
+                  <w:rPr>
+                    <w:rFonts w:ascii="Cambria Math" w:hAnsi="Cambria Math"/>
+                  </w:rPr>
+                </m:ctrlPr>
+              </m:sSubPr>
+              <m:e>
+                <m:r>
+                  <m:rPr>
+                    <m:scr m:val="script"/>
+                  </m:rPr>
+                  <w:rPr>
+                    <w:rFonts w:ascii="Cambria Math" w:hAnsi="Cambria Math"/>
+                  </w:rPr>
+                  <m:t>N</m:t>
+                </m:r>
+              </m:e>
+              <m:sub>
+                <m:r>
+                  <w:rPr>
+                    <w:rFonts w:ascii="Cambria Math" w:hAnsi="Cambria Math"/>
+                  </w:rPr>
+                  <m:t>i</m:t>
+                </m:r>
+              </m:sub>
+            </m:sSub>
+            <m:r>
+              <w:rPr>
+                <w:rFonts w:ascii="Cambria Math" w:hAnsi="Cambria Math"/>
+              </w:rPr>
+              <m:t>),</m:t>
+            </m:r>
+          </m:e>
+          <m:e>
+            <m:sSub>
+              <m:sSubPr>
+                <m:ctrlPr>
+                  <w:rPr>
+                    <w:rFonts w:ascii="Cambria Math" w:hAnsi="Cambria Math"/>
+                  </w:rPr>
+                </m:ctrlPr>
+              </m:sSubPr>
+              <m:e>
+                <m:r>
+                  <m:rPr>
+                    <m:scr m:val="script"/>
+                  </m:rPr>
+                  <w:rPr>
+                    <w:rFonts w:ascii="Cambria Math" w:hAnsi="Cambria Math"/>
+                  </w:rPr>
+                  <m:t>N</m:t>
+                </m:r>
+              </m:e>
+              <m:sub>
+                <m:r>
+                  <w:rPr>
+                    <w:rFonts w:ascii="Cambria Math" w:hAnsi="Cambria Math"/>
+                  </w:rPr>
+                  <m:t>i</m:t>
+                </m:r>
+              </m:sub>
+            </m:sSub>
+            <m:r>
+              <w:rPr>
+                <w:rFonts w:ascii="Cambria Math" w:hAnsi="Cambria Math"/>
+              </w:rPr>
+              <m:t>={</m:t>
+            </m:r>
+            <m:r>
+              <w:rPr>
+                <w:rFonts w:ascii="Cambria Math" w:hAnsi="Cambria Math"/>
+              </w:rPr>
+              <m:t>n</m:t>
+            </m:r>
+            <m:r>
+              <w:rPr>
+                <w:rFonts w:ascii="Cambria Math" w:hAnsi="Cambria Math"/>
+              </w:rPr>
+              <m:t>∈{1,…,</m:t>
+            </m:r>
+            <m:sSub>
+              <m:sSubPr>
+                <m:ctrlPr>
+                  <w:rPr>
+                    <w:rFonts w:ascii="Cambria Math" w:hAnsi="Cambria Math"/>
+                  </w:rPr>
+                </m:ctrlPr>
+              </m:sSubPr>
+              <m:e>
+                <m:bar>
+                  <m:barPr>
+                    <m:pos m:val="top"/>
+                    <m:ctrlPr>
+                      <w:rPr>
+                        <w:rFonts w:ascii="Cambria Math" w:hAnsi="Cambria Math"/>
+                      </w:rPr>
+                    </m:ctrlPr>
+                  </m:barPr>
+                  <m:e>
+                    <m:r>
+                      <w:rPr>
+                        <w:rFonts w:ascii="Cambria Math" w:hAnsi="Cambria Math"/>
+                      </w:rPr>
+                      <m:t>n</m:t>
+                    </m:r>
+                  </m:e>
+                </m:bar>
+              </m:e>
+              <m:sub>
+                <m:r>
+                  <w:rPr>
+                    <w:rFonts w:ascii="Cambria Math" w:hAnsi="Cambria Math"/>
+                  </w:rPr>
+                  <m:t>i</m:t>
+                </m:r>
+              </m:sub>
+            </m:sSub>
+            <m:r>
+              <w:rPr>
+                <w:rFonts w:ascii="Cambria Math" w:hAnsi="Cambria Math"/>
+              </w:rPr>
+              <m:t>}:</m:t>
+            </m:r>
+            <m:sSub>
+              <m:sSubPr>
+                <m:ctrlPr>
+                  <w:rPr>
+                    <w:rFonts w:ascii="Cambria Math" w:hAnsi="Cambria Math"/>
+                  </w:rPr>
+                </m:ctrlPr>
+              </m:sSubPr>
+              <m:e>
+                <m:r>
+                  <w:rPr>
+                    <w:rFonts w:ascii="Cambria Math" w:hAnsi="Cambria Math"/>
+                  </w:rPr>
+                  <m:t>p</m:t>
+                </m:r>
+              </m:e>
+              <m:sub>
+                <m:r>
+                  <w:rPr>
+                    <w:rFonts w:ascii="Cambria Math" w:hAnsi="Cambria Math"/>
+                  </w:rPr>
+                  <m:t>i</m:t>
+                </m:r>
+              </m:sub>
+            </m:sSub>
+            <m:sSub>
+              <m:sSubPr>
+                <m:ctrlPr>
+                  <w:rPr>
+                    <w:rFonts w:ascii="Cambria Math" w:hAnsi="Cambria Math"/>
+                  </w:rPr>
+                </m:ctrlPr>
+              </m:sSubPr>
+              <m:e>
+                <m:r>
+                  <w:rPr>
+                    <w:rFonts w:ascii="Cambria Math" w:hAnsi="Cambria Math"/>
+                  </w:rPr>
+                  <m:t>l</m:t>
+                </m:r>
+              </m:e>
+              <m:sub>
+                <m:r>
+                  <w:rPr>
+                    <w:rFonts w:ascii="Cambria Math" w:hAnsi="Cambria Math"/>
+                  </w:rPr>
+                  <m:t>i</m:t>
+                </m:r>
+              </m:sub>
+            </m:sSub>
+            <m:r>
+              <w:rPr>
+                <w:rFonts w:ascii="Cambria Math" w:hAnsi="Cambria Math"/>
+              </w:rPr>
+              <m:t>n</m:t>
+            </m:r>
+            <m:r>
+              <w:rPr>
+                <w:rFonts w:ascii="Cambria Math" w:hAnsi="Cambria Math"/>
+              </w:rPr>
+              <m:t>+</m:t>
+            </m:r>
+            <m:sSub>
+              <m:sSubPr>
+                <m:ctrlPr>
+                  <w:rPr>
+                    <w:rFonts w:ascii="Cambria Math" w:hAnsi="Cambria Math"/>
+                  </w:rPr>
+                </m:ctrlPr>
+              </m:sSubPr>
+              <m:e>
+                <m:r>
+                  <w:rPr>
+                    <w:rFonts w:ascii="Cambria Math" w:hAnsi="Cambria Math"/>
+                  </w:rPr>
+                  <m:t>F</m:t>
+                </m:r>
+              </m:e>
+              <m:sub>
+                <m:r>
+                  <w:rPr>
+                    <w:rFonts w:ascii="Cambria Math" w:hAnsi="Cambria Math"/>
+                  </w:rPr>
+                  <m:t>i</m:t>
+                </m:r>
+              </m:sub>
+            </m:sSub>
+            <m:r>
+              <w:rPr>
+                <w:rFonts w:ascii="Cambria Math" w:hAnsi="Cambria Math"/>
+              </w:rPr>
+              <m:t>(</m:t>
+            </m:r>
+            <m:sSub>
+              <m:sSubPr>
+                <m:ctrlPr>
+                  <w:rPr>
+                    <w:rFonts w:ascii="Cambria Math" w:hAnsi="Cambria Math"/>
+                  </w:rPr>
+                </m:ctrlPr>
+              </m:sSubPr>
+              <m:e>
+                <m:r>
+                  <w:rPr>
+                    <w:rFonts w:ascii="Cambria Math" w:hAnsi="Cambria Math"/>
+                  </w:rPr>
+                  <m:t>p</m:t>
+                </m:r>
+              </m:e>
+              <m:sub>
+                <m:r>
+                  <w:rPr>
+                    <w:rFonts w:ascii="Cambria Math" w:hAnsi="Cambria Math"/>
+                  </w:rPr>
+                  <m:t>i</m:t>
+                </m:r>
+              </m:sub>
+            </m:sSub>
+            <m:sSub>
+              <m:sSubPr>
+                <m:ctrlPr>
+                  <w:rPr>
+                    <w:rFonts w:ascii="Cambria Math" w:hAnsi="Cambria Math"/>
+                  </w:rPr>
+                </m:ctrlPr>
+              </m:sSubPr>
+              <m:e>
+                <m:r>
+                  <w:rPr>
+                    <w:rFonts w:ascii="Cambria Math" w:hAnsi="Cambria Math"/>
+                  </w:rPr>
+                  <m:t>l</m:t>
+                </m:r>
+              </m:e>
+              <m:sub>
+                <m:r>
+                  <w:rPr>
+                    <w:rFonts w:ascii="Cambria Math" w:hAnsi="Cambria Math"/>
+                  </w:rPr>
+                  <m:t>i</m:t>
+                </m:r>
+              </m:sub>
+            </m:sSub>
+            <m:r>
+              <w:rPr>
+                <w:rFonts w:ascii="Cambria Math" w:hAnsi="Cambria Math"/>
+              </w:rPr>
+              <m:t>n</m:t>
+            </m:r>
+            <m:r>
+              <w:rPr>
+                <w:rFonts w:ascii="Cambria Math" w:hAnsi="Cambria Math"/>
+              </w:rPr>
+              <m:t>)≤</m:t>
+            </m:r>
+            <m:sSub>
+              <m:sSubPr>
+                <m:ctrlPr>
+                  <w:rPr>
+                    <w:rFonts w:ascii="Cambria Math" w:hAnsi="Cambria Math"/>
+                  </w:rPr>
+                </m:ctrlPr>
+              </m:sSubPr>
+              <m:e>
+                <m:r>
+                  <w:rPr>
+                    <w:rFonts w:ascii="Cambria Math" w:hAnsi="Cambria Math"/>
+                  </w:rPr>
+                  <m:t>C</m:t>
+                </m:r>
+              </m:e>
+              <m:sub>
+                <m:r>
+                  <w:rPr>
+                    <w:rFonts w:ascii="Cambria Math" w:hAnsi="Cambria Math"/>
+                  </w:rPr>
+                  <m:t>t</m:t>
+                </m:r>
+              </m:sub>
+            </m:sSub>
+            <m:r>
+              <w:rPr>
+                <w:rFonts w:ascii="Cambria Math" w:hAnsi="Cambria Math"/>
+              </w:rPr>
+              <m:t>-</m:t>
+            </m:r>
+            <m:r>
+              <w:rPr>
+                <w:rFonts w:ascii="Cambria Math" w:hAnsi="Cambria Math"/>
+              </w:rPr>
+              <m:t>ρV</m:t>
+            </m:r>
+            <m:r>
+              <w:rPr>
+                <w:rFonts w:ascii="Cambria Math" w:hAnsi="Cambria Math"/>
+              </w:rPr>
+              <m:t>}</m:t>
+            </m:r>
+          </m:e>
+        </m:eqArr>
+      </m:oMath>
+      <w:r>
+        <w:rPr>
+          <w:rFonts w:ascii="Times New Roman" w:eastAsia="楷体" w:hAnsi="Times New Roman"/>
+          <w:color w:val="000000"/>
+        </w:rPr>
+        <w:tab/>
+        <w:t>(5-10)</w:t>
+      </w:r>
+    </w:p>
+    <w:p>
+      <w:pPr>
+        <w:widowControl/>
+      </w:pPr>
+      <w:r>
+        <w:rPr>
+          <w:rFonts w:ascii="Times New Roman" w:eastAsia="楷体" w:hAnsi="Times New Roman"/>
+          <w:color w:val="000000"/>
+        </w:rPr>
+        <w:t>式</w:t>
+      </w:r>
+      <w:r>
+        <w:rPr>
+          <w:rFonts w:ascii="Times New Roman" w:eastAsia="楷体" w:hAnsi="Times New Roman"/>
+          <w:color w:val="000000"/>
+        </w:rPr>
+        <w:t xml:space="preserve"> 5-10 </w:t>
+      </w:r>
+      <w:r>
+        <w:rPr>
+          <w:rFonts w:ascii="Times New Roman" w:eastAsia="楷体" w:hAnsi="Times New Roman"/>
+          <w:color w:val="000000"/>
+        </w:rPr>
+        <w:t>将零手作为未买入的输出。当前费用模型的支出随手数单调不减，程序通过二分查找获得单项行动的最大可负担手数，判定次数为</w:t>
+      </w:r>
+      <w:r>
+        <w:rPr>
+          <w:rFonts w:ascii="Times New Roman" w:eastAsia="楷体" w:hAnsi="Times New Roman"/>
+          <w:color w:val="000000"/>
+        </w:rPr>
+        <w:t xml:space="preserve"> O(log(1 + n̄_i))</w:t>
+      </w:r>
+      <w:r>
+        <w:rPr>
+          <w:rFonts w:ascii="Times New Roman" w:eastAsia="楷体" w:hAnsi="Times New Roman"/>
+          <w:color w:val="000000"/>
+        </w:rPr>
+        <w:t>。这一求解范围限定于当前行动，多资产整体条件由后续复核检查。</w:t>
+      </w:r>
+    </w:p>
+    <w:p>
+      <w:pPr>
+        <w:keepNext/>
+        <w:widowControl/>
+        <w:tabs>
+          <w:tab w:val="center" w:pos="4819"/>
+          <w:tab w:val="right" w:pos="9638"/>
+        </w:tabs>
+        <w:ind w:firstLine="0"/>
+        <w:jc w:val="left"/>
+      </w:pPr>
+      <w:r>
+        <w:tab/>
+      </w:r>
+      <m:oMath>
+        <m:sSub>
+          <m:sSubPr>
+            <m:ctrlPr>
+              <w:rPr>
+                <w:rFonts w:ascii="Cambria Math" w:hAnsi="Cambria Math"/>
+              </w:rPr>
+            </m:ctrlPr>
+          </m:sSubPr>
+          <m:e>
+            <m:r>
+              <w:rPr>
+                <w:rFonts w:ascii="Cambria Math" w:hAnsi="Cambria Math"/>
+              </w:rPr>
+              <m:t>C</m:t>
+            </m:r>
+          </m:e>
+          <m:sub>
+            <m:r>
+              <w:rPr>
+                <w:rFonts w:ascii="Cambria Math" w:hAnsi="Cambria Math"/>
+              </w:rPr>
+              <m:t>t</m:t>
+            </m:r>
+            <m:r>
+              <w:rPr>
+                <w:rFonts w:ascii="Cambria Math" w:hAnsi="Cambria Math"/>
+              </w:rPr>
+              <m:t>+1</m:t>
+            </m:r>
+          </m:sub>
+        </m:sSub>
+        <m:r>
+          <w:rPr>
+            <w:rFonts w:ascii="Cambria Math" w:hAnsi="Cambria Math"/>
+          </w:rPr>
+          <m:t>=</m:t>
+        </m:r>
+        <m:sSub>
+          <m:sSubPr>
+            <m:ctrlPr>
+              <w:rPr>
+                <w:rFonts w:ascii="Cambria Math" w:hAnsi="Cambria Math"/>
+              </w:rPr>
+            </m:ctrlPr>
+          </m:sSubPr>
+          <m:e>
+            <m:r>
+              <w:rPr>
+                <w:rFonts w:ascii="Cambria Math" w:hAnsi="Cambria Math"/>
+              </w:rPr>
+              <m:t>C</m:t>
+            </m:r>
+          </m:e>
+          <m:sub>
+            <m:r>
+              <w:rPr>
+                <w:rFonts w:ascii="Cambria Math" w:hAnsi="Cambria Math"/>
+              </w:rPr>
+              <m:t>t</m:t>
+            </m:r>
+          </m:sub>
+        </m:sSub>
+        <m:r>
+          <w:rPr>
+            <w:rFonts w:ascii="Cambria Math" w:hAnsi="Cambria Math"/>
+          </w:rPr>
+          <m:t>+</m:t>
+        </m:r>
+        <m:sSub>
+          <m:sSubPr>
+            <m:ctrlPr>
+              <w:rPr>
+                <w:rFonts w:ascii="Cambria Math" w:hAnsi="Cambria Math"/>
+              </w:rPr>
+            </m:ctrlPr>
+          </m:sSubPr>
+          <m:e>
+            <m:r>
+              <w:rPr>
+                <w:rFonts w:ascii="Cambria Math" w:hAnsi="Cambria Math"/>
+              </w:rPr>
+              <m:t>S</m:t>
+            </m:r>
+          </m:e>
+          <m:sub>
+            <m:r>
+              <w:rPr>
+                <w:rFonts w:ascii="Cambria Math" w:hAnsi="Cambria Math"/>
+              </w:rPr>
+              <m:t>t</m:t>
+            </m:r>
+          </m:sub>
+        </m:sSub>
+        <m:r>
+          <w:rPr>
+            <w:rFonts w:ascii="Cambria Math" w:hAnsi="Cambria Math"/>
+          </w:rPr>
+          <m:t>-</m:t>
+        </m:r>
+        <m:sSub>
+          <m:sSubPr>
+            <m:ctrlPr>
+              <w:rPr>
+                <w:rFonts w:ascii="Cambria Math" w:hAnsi="Cambria Math"/>
+              </w:rPr>
+            </m:ctrlPr>
+          </m:sSubPr>
+          <m:e>
+            <m:r>
+              <w:rPr>
+                <w:rFonts w:ascii="Cambria Math" w:hAnsi="Cambria Math"/>
+              </w:rPr>
+              <m:t>B</m:t>
+            </m:r>
+          </m:e>
+          <m:sub>
+            <m:r>
+              <w:rPr>
+                <w:rFonts w:ascii="Cambria Math" w:hAnsi="Cambria Math"/>
+              </w:rPr>
+              <m:t>t</m:t>
+            </m:r>
+          </m:sub>
+        </m:sSub>
+        <m:r>
+          <w:rPr>
+            <w:rFonts w:ascii="Cambria Math" w:hAnsi="Cambria Math"/>
+          </w:rPr>
+          <m:t>-</m:t>
+        </m:r>
+        <m:sSub>
+          <m:sSubPr>
+            <m:ctrlPr>
+              <w:rPr>
+                <w:rFonts w:ascii="Cambria Math" w:hAnsi="Cambria Math"/>
+              </w:rPr>
+            </m:ctrlPr>
+          </m:sSubPr>
+          <m:e>
+            <m:r>
+              <w:rPr>
+                <w:rFonts w:ascii="Cambria Math" w:hAnsi="Cambria Math"/>
+              </w:rPr>
+              <m:t>F</m:t>
+            </m:r>
+          </m:e>
+          <m:sub>
+            <m:r>
+              <w:rPr>
+                <w:rFonts w:ascii="Cambria Math" w:hAnsi="Cambria Math"/>
+              </w:rPr>
+              <m:t>t</m:t>
+            </m:r>
+          </m:sub>
+        </m:sSub>
+      </m:oMath>
+      <w:r>
+        <w:rPr>
+          <w:rFonts w:ascii="Times New Roman" w:eastAsia="楷体" w:hAnsi="Times New Roman"/>
+          <w:color w:val="000000"/>
+        </w:rPr>
+        <w:tab/>
+        <w:t>(5-11)</w:t>
+      </w:r>
+    </w:p>
+    <w:p>
+      <w:pPr>
+        <w:widowControl/>
+      </w:pPr>
+      <w:r>
+        <w:rPr>
+          <w:rFonts w:ascii="Times New Roman" w:eastAsia="楷体" w:hAnsi="Times New Roman"/>
+          <w:color w:val="000000"/>
+        </w:rPr>
+        <w:t>式</w:t>
+      </w:r>
+      <w:r>
+        <w:rPr>
+          <w:rFonts w:ascii="Times New Roman" w:eastAsia="楷体" w:hAnsi="Times New Roman"/>
+          <w:color w:val="000000"/>
+        </w:rPr>
+        <w:t xml:space="preserve"> 5-11 </w:t>
+      </w:r>
+      <w:r>
+        <w:rPr>
+          <w:rFonts w:ascii="Times New Roman" w:eastAsia="楷体" w:hAnsi="Times New Roman"/>
+          <w:color w:val="000000"/>
+        </w:rPr>
+        <w:t>中，</w:t>
+      </w:r>
+      <w:r>
+        <w:rPr>
+          <w:rFonts w:ascii="Times New Roman" w:eastAsia="楷体" w:hAnsi="Times New Roman"/>
+          <w:color w:val="000000"/>
+        </w:rPr>
+        <w:t>S_t</w:t>
+      </w:r>
+      <w:r>
+        <w:rPr>
+          <w:rFonts w:ascii="Times New Roman" w:eastAsia="楷体" w:hAnsi="Times New Roman"/>
+          <w:color w:val="000000"/>
+        </w:rPr>
+        <w:t>、</w:t>
+      </w:r>
+      <w:r>
+        <w:rPr>
+          <w:rFonts w:ascii="Times New Roman" w:eastAsia="楷体" w:hAnsi="Times New Roman"/>
+          <w:color w:val="000000"/>
+        </w:rPr>
+        <w:t xml:space="preserve">B_t </w:t>
+      </w:r>
+      <w:r>
+        <w:rPr>
+          <w:rFonts w:ascii="Times New Roman" w:eastAsia="楷体" w:hAnsi="Times New Roman"/>
+          <w:color w:val="000000"/>
+        </w:rPr>
+        <w:t>为当前行动的卖出、买入金额，</w:t>
+      </w:r>
+      <w:r>
+        <w:rPr>
+          <w:rFonts w:ascii="Times New Roman" w:eastAsia="楷体" w:hAnsi="Times New Roman"/>
+          <w:color w:val="000000"/>
+        </w:rPr>
+        <w:t xml:space="preserve">F_t </w:t>
+      </w:r>
+      <w:r>
+        <w:rPr>
+          <w:rFonts w:ascii="Times New Roman" w:eastAsia="楷体" w:hAnsi="Times New Roman"/>
+          <w:color w:val="000000"/>
+        </w:rPr>
+        <w:t>为费用；金额和各项费用按分处理。程序按卖出优先顺序更新现金状态，再计算买入数量。最终以实际测算结果复核现金预留、换手率和组合风险。</w:t>
       </w:r>
     </w:p>
     <w:p>
@@ -12429,8 +15413,9 @@
         <w:rPr>
           <w:noProof/>
         </w:rPr>
+        <w:lastRenderedPageBreak/>
         <w:drawing>
-          <wp:inline distT="0" distB="0" distL="0" distR="0" wp14:anchorId="17AB1136" wp14:editId="18C0000A">
+          <wp:inline distT="0" distB="0" distL="0" distR="0" wp14:anchorId="4CB58A02" wp14:editId="6B7C530E">
             <wp:extent cx="5556705" cy="5760000"/>
             <wp:effectExtent l="0" t="0" r="0" b="0"/>
             <wp:docPr id="10" name="Picture 10"/>
@@ -12513,12 +15498,18 @@
       <w:pPr>
         <w:pStyle w:val="31"/>
       </w:pPr>
-      <w:bookmarkStart w:id="33" w:name="_Toc240645675"/>
+      <w:bookmarkStart w:id="33" w:name="_Toc240647841"/>
       <w:r>
         <w:t xml:space="preserve">5.3.5 </w:t>
       </w:r>
       <w:r>
-        <w:t>专业研究协作</w:t>
+        <w:t>时间预算约束的</w:t>
+      </w:r>
+      <w:r>
+        <w:t xml:space="preserve"> DAG </w:t>
+      </w:r>
+      <w:r>
+        <w:t>研究调度</w:t>
       </w:r>
       <w:bookmarkEnd w:id="33"/>
     </w:p>
@@ -12531,60 +15522,640 @@
           <w:rFonts w:ascii="Times New Roman" w:eastAsia="楷体" w:hAnsi="Times New Roman"/>
           <w:color w:val="000000"/>
         </w:rPr>
-        <w:t>研究计划声明节点依赖、必需字段及时间预算。满足前提的任务可以并行执行，节点返回结果、引用与状态。超时、取消和缺项会进入整体研究结果，并影响后续证据验证和建议资格。</w:t>
-      </w:r>
-    </w:p>
-    <w:p>
-      <w:pPr>
-        <w:widowControl/>
-      </w:pPr>
-      <w:r>
-        <w:rPr>
-          <w:rFonts w:ascii="Times New Roman" w:eastAsia="楷体" w:hAnsi="Times New Roman"/>
-          <w:color w:val="000000"/>
-        </w:rPr>
-        <w:lastRenderedPageBreak/>
-        <w:t>研究组织参考金融智能体职责分工的研究方向</w:t>
-      </w:r>
-      <w:r>
-        <w:rPr>
-          <w:rFonts w:ascii="Times New Roman" w:eastAsia="楷体" w:hAnsi="Times New Roman"/>
-          <w:color w:val="000000"/>
-        </w:rPr>
-        <w:t>[4]</w:t>
-      </w:r>
-      <w:r>
-        <w:rPr>
-          <w:rFonts w:ascii="Times New Roman" w:eastAsia="楷体" w:hAnsi="Times New Roman"/>
-          <w:color w:val="000000"/>
-        </w:rPr>
-        <w:t>，在本系统中形成任务计划、依赖校验、状态传播、证据汇集和结果记录等工程环节。系统针对市场、行业、证券等主题提供专业处理入口。</w:t>
-      </w:r>
-    </w:p>
-    <w:p>
-      <w:pPr>
-        <w:pStyle w:val="31"/>
-      </w:pPr>
-      <w:bookmarkStart w:id="34" w:name="_Toc240645676"/>
-      <w:r>
-        <w:t xml:space="preserve">5.3.6 </w:t>
-      </w:r>
-      <w:r>
-        <w:t>风险与合规双重审查</w:t>
-      </w:r>
-      <w:bookmarkEnd w:id="34"/>
+        <w:t>研究计划建模为有向无环图</w:t>
+      </w:r>
+      <w:r>
+        <w:rPr>
+          <w:rFonts w:ascii="Times New Roman" w:eastAsia="楷体" w:hAnsi="Times New Roman"/>
+          <w:color w:val="000000"/>
+        </w:rPr>
+        <w:t xml:space="preserve"> G = (N, E)</w:t>
+      </w:r>
+      <w:r>
+        <w:rPr>
+          <w:rFonts w:ascii="Times New Roman" w:eastAsia="楷体" w:hAnsi="Times New Roman"/>
+          <w:color w:val="000000"/>
+        </w:rPr>
+        <w:t>，节点表示专业研究任务，边表示前置依赖。系统在执行前校验未知依赖与有向环，并生成确定性的拓扑顺序。设</w:t>
+      </w:r>
+      <w:r>
+        <w:rPr>
+          <w:rFonts w:ascii="Times New Roman" w:eastAsia="楷体" w:hAnsi="Times New Roman"/>
+          <w:color w:val="000000"/>
+        </w:rPr>
+        <w:t xml:space="preserve"> P(v) </w:t>
+      </w:r>
+      <w:r>
+        <w:rPr>
+          <w:rFonts w:ascii="Times New Roman" w:eastAsia="楷体" w:hAnsi="Times New Roman"/>
+          <w:color w:val="000000"/>
+        </w:rPr>
+        <w:t>为节点</w:t>
+      </w:r>
+      <w:r>
+        <w:rPr>
+          <w:rFonts w:ascii="Times New Roman" w:eastAsia="楷体" w:hAnsi="Times New Roman"/>
+          <w:color w:val="000000"/>
+        </w:rPr>
+        <w:t xml:space="preserve"> v </w:t>
+      </w:r>
+      <w:r>
+        <w:rPr>
+          <w:rFonts w:ascii="Times New Roman" w:eastAsia="楷体" w:hAnsi="Times New Roman"/>
+          <w:color w:val="000000"/>
+        </w:rPr>
+        <w:t>的前驱集合，可启动节点集合为：</w:t>
+      </w:r>
     </w:p>
     <w:p>
       <w:pPr>
         <w:keepNext/>
         <w:widowControl/>
-      </w:pPr>
-      <w:r>
-        <w:rPr>
-          <w:rFonts w:ascii="Times New Roman" w:eastAsia="楷体" w:hAnsi="Times New Roman"/>
-          <w:color w:val="000000"/>
-        </w:rPr>
-        <w:t>风险闸门检查画像、组合、风险预算、证据和配置一致性；合规闸门检查用户归属、引用、披露及禁止表述。两个闸门独立计算，汇集状态时，</w:t>
+        <w:tabs>
+          <w:tab w:val="center" w:pos="4819"/>
+          <w:tab w:val="right" w:pos="9638"/>
+        </w:tabs>
+        <w:ind w:firstLine="0"/>
+        <w:jc w:val="left"/>
+      </w:pPr>
+      <w:r>
+        <w:tab/>
+      </w:r>
+      <m:oMath>
+        <m:sSub>
+          <m:sSubPr>
+            <m:ctrlPr>
+              <w:rPr>
+                <w:rFonts w:ascii="Cambria Math" w:hAnsi="Cambria Math"/>
+              </w:rPr>
+            </m:ctrlPr>
+          </m:sSubPr>
+          <m:e>
+            <m:r>
+              <m:rPr>
+                <m:scr m:val="script"/>
+              </m:rPr>
+              <w:rPr>
+                <w:rFonts w:ascii="Cambria Math" w:hAnsi="Cambria Math"/>
+              </w:rPr>
+              <m:t>R</m:t>
+            </m:r>
+          </m:e>
+          <m:sub>
+            <m:r>
+              <w:rPr>
+                <w:rFonts w:ascii="Cambria Math" w:hAnsi="Cambria Math"/>
+              </w:rPr>
+              <m:t>t</m:t>
+            </m:r>
+          </m:sub>
+        </m:sSub>
+        <m:r>
+          <w:rPr>
+            <w:rFonts w:ascii="Cambria Math" w:hAnsi="Cambria Math"/>
+          </w:rPr>
+          <m:t>={</m:t>
+        </m:r>
+        <m:r>
+          <w:rPr>
+            <w:rFonts w:ascii="Cambria Math" w:hAnsi="Cambria Math"/>
+          </w:rPr>
+          <m:t>v</m:t>
+        </m:r>
+        <m:r>
+          <w:rPr>
+            <w:rFonts w:ascii="Cambria Math" w:hAnsi="Cambria Math"/>
+          </w:rPr>
+          <m:t>∈</m:t>
+        </m:r>
+        <m:r>
+          <w:rPr>
+            <w:rFonts w:ascii="Cambria Math" w:hAnsi="Cambria Math"/>
+          </w:rPr>
+          <m:t>N</m:t>
+        </m:r>
+        <m:r>
+          <w:rPr>
+            <w:rFonts w:ascii="Cambria Math" w:hAnsi="Cambria Math"/>
+          </w:rPr>
+          <m:t>:</m:t>
+        </m:r>
+        <m:sSub>
+          <m:sSubPr>
+            <m:ctrlPr>
+              <w:rPr>
+                <w:rFonts w:ascii="Cambria Math" w:hAnsi="Cambria Math"/>
+              </w:rPr>
+            </m:ctrlPr>
+          </m:sSubPr>
+          <m:e>
+            <m:r>
+              <w:rPr>
+                <w:rFonts w:ascii="Cambria Math" w:hAnsi="Cambria Math"/>
+              </w:rPr>
+              <m:t>s</m:t>
+            </m:r>
+          </m:e>
+          <m:sub>
+            <m:r>
+              <w:rPr>
+                <w:rFonts w:ascii="Cambria Math" w:hAnsi="Cambria Math"/>
+              </w:rPr>
+              <m:t>v</m:t>
+            </m:r>
+          </m:sub>
+        </m:sSub>
+        <m:r>
+          <w:rPr>
+            <w:rFonts w:ascii="Cambria Math" w:hAnsi="Cambria Math"/>
+          </w:rPr>
+          <m:t>=</m:t>
+        </m:r>
+        <m:r>
+          <m:rPr>
+            <m:sty m:val="p"/>
+          </m:rPr>
+          <w:rPr>
+            <w:rFonts w:ascii="Cambria Math" w:hAnsi="Cambria Math"/>
+          </w:rPr>
+          <m:t>PENDING</m:t>
+        </m:r>
+        <m:r>
+          <w:rPr>
+            <w:rFonts w:ascii="Cambria Math" w:hAnsi="Cambria Math"/>
+          </w:rPr>
+          <m:t>∧∀</m:t>
+        </m:r>
+        <m:r>
+          <w:rPr>
+            <w:rFonts w:ascii="Cambria Math" w:hAnsi="Cambria Math"/>
+          </w:rPr>
+          <m:t>u</m:t>
+        </m:r>
+        <m:r>
+          <w:rPr>
+            <w:rFonts w:ascii="Cambria Math" w:hAnsi="Cambria Math"/>
+          </w:rPr>
+          <m:t>∈</m:t>
+        </m:r>
+        <m:r>
+          <w:rPr>
+            <w:rFonts w:ascii="Cambria Math" w:hAnsi="Cambria Math"/>
+          </w:rPr>
+          <m:t>P</m:t>
+        </m:r>
+        <m:r>
+          <w:rPr>
+            <w:rFonts w:ascii="Cambria Math" w:hAnsi="Cambria Math"/>
+          </w:rPr>
+          <m:t>(</m:t>
+        </m:r>
+        <m:r>
+          <w:rPr>
+            <w:rFonts w:ascii="Cambria Math" w:hAnsi="Cambria Math"/>
+          </w:rPr>
+          <m:t>v</m:t>
+        </m:r>
+        <m:r>
+          <w:rPr>
+            <w:rFonts w:ascii="Cambria Math" w:hAnsi="Cambria Math"/>
+          </w:rPr>
+          <m:t>),</m:t>
+        </m:r>
+        <m:r>
+          <m:rPr>
+            <m:sty m:val="p"/>
+          </m:rPr>
+          <w:rPr>
+            <w:rFonts w:ascii="Cambria Math" w:hAnsi="Cambria Math"/>
+          </w:rPr>
+          <m:t> </m:t>
+        </m:r>
+        <m:sSub>
+          <m:sSubPr>
+            <m:ctrlPr>
+              <w:rPr>
+                <w:rFonts w:ascii="Cambria Math" w:hAnsi="Cambria Math"/>
+              </w:rPr>
+            </m:ctrlPr>
+          </m:sSubPr>
+          <m:e>
+            <m:r>
+              <w:rPr>
+                <w:rFonts w:ascii="Cambria Math" w:hAnsi="Cambria Math"/>
+              </w:rPr>
+              <m:t>s</m:t>
+            </m:r>
+          </m:e>
+          <m:sub>
+            <m:r>
+              <w:rPr>
+                <w:rFonts w:ascii="Cambria Math" w:hAnsi="Cambria Math"/>
+              </w:rPr>
+              <m:t>u</m:t>
+            </m:r>
+          </m:sub>
+        </m:sSub>
+        <m:r>
+          <w:rPr>
+            <w:rFonts w:ascii="Cambria Math" w:hAnsi="Cambria Math"/>
+          </w:rPr>
+          <m:t>=</m:t>
+        </m:r>
+        <m:r>
+          <m:rPr>
+            <m:sty m:val="p"/>
+          </m:rPr>
+          <w:rPr>
+            <w:rFonts w:ascii="Cambria Math" w:hAnsi="Cambria Math"/>
+          </w:rPr>
+          <m:t>COMPLETE</m:t>
+        </m:r>
+        <m:r>
+          <w:rPr>
+            <w:rFonts w:ascii="Cambria Math" w:hAnsi="Cambria Math"/>
+          </w:rPr>
+          <m:t>}</m:t>
+        </m:r>
+      </m:oMath>
+      <w:r>
+        <w:rPr>
+          <w:rFonts w:ascii="Times New Roman" w:eastAsia="楷体" w:hAnsi="Times New Roman"/>
+          <w:color w:val="000000"/>
+        </w:rPr>
+        <w:tab/>
+        <w:t>(5-12)</w:t>
+      </w:r>
+    </w:p>
+    <w:p>
+      <w:pPr>
+        <w:widowControl/>
+      </w:pPr>
+      <w:r>
+        <w:rPr>
+          <w:rFonts w:ascii="Times New Roman" w:eastAsia="楷体" w:hAnsi="Times New Roman"/>
+          <w:color w:val="000000"/>
+        </w:rPr>
+        <w:t>式</w:t>
+      </w:r>
+      <w:r>
+        <w:rPr>
+          <w:rFonts w:ascii="Times New Roman" w:eastAsia="楷体" w:hAnsi="Times New Roman"/>
+          <w:color w:val="000000"/>
+        </w:rPr>
+        <w:t xml:space="preserve"> 5-12 </w:t>
+      </w:r>
+      <w:r>
+        <w:rPr>
+          <w:rFonts w:ascii="Times New Roman" w:eastAsia="楷体" w:hAnsi="Times New Roman"/>
+          <w:color w:val="000000"/>
+        </w:rPr>
+        <w:t>中，</w:t>
+      </w:r>
+      <w:r>
+        <w:rPr>
+          <w:rFonts w:ascii="Times New Roman" w:eastAsia="楷体" w:hAnsi="Times New Roman"/>
+          <w:color w:val="000000"/>
+        </w:rPr>
+        <w:t xml:space="preserve">s </w:t>
+      </w:r>
+      <w:r>
+        <w:rPr>
+          <w:rFonts w:ascii="Times New Roman" w:eastAsia="楷体" w:hAnsi="Times New Roman"/>
+          <w:color w:val="000000"/>
+        </w:rPr>
+        <w:t>表示执行状态；结果层的</w:t>
+      </w:r>
+      <w:r>
+        <w:rPr>
+          <w:rFonts w:ascii="Times New Roman" w:eastAsia="楷体" w:hAnsi="Times New Roman"/>
+          <w:color w:val="000000"/>
+        </w:rPr>
+        <w:t xml:space="preserve"> SUCCESS </w:t>
+      </w:r>
+      <w:r>
+        <w:rPr>
+          <w:rFonts w:ascii="Times New Roman" w:eastAsia="楷体" w:hAnsi="Times New Roman"/>
+          <w:color w:val="000000"/>
+        </w:rPr>
+        <w:t>映射为执行层</w:t>
+      </w:r>
+      <w:r>
+        <w:rPr>
+          <w:rFonts w:ascii="Times New Roman" w:eastAsia="楷体" w:hAnsi="Times New Roman"/>
+          <w:color w:val="000000"/>
+        </w:rPr>
+        <w:t xml:space="preserve"> COMPLETE</w:t>
+      </w:r>
+      <w:r>
+        <w:rPr>
+          <w:rFonts w:ascii="Times New Roman" w:eastAsia="楷体" w:hAnsi="Times New Roman"/>
+          <w:color w:val="000000"/>
+        </w:rPr>
+        <w:t>。只有全部前驱完成，节点才进入就绪过程。前驱部分完成、空结果、失败或取消时，尚未启动的依赖节点被取消，问题沿依赖关系传递。</w:t>
+      </w:r>
+    </w:p>
+    <w:p>
+      <w:pPr>
+        <w:keepNext/>
+        <w:widowControl/>
+        <w:tabs>
+          <w:tab w:val="center" w:pos="4819"/>
+          <w:tab w:val="right" w:pos="9638"/>
+        </w:tabs>
+        <w:ind w:firstLine="0"/>
+        <w:jc w:val="left"/>
+      </w:pPr>
+      <w:r>
+        <w:lastRenderedPageBreak/>
+        <w:tab/>
+      </w:r>
+      <m:oMath>
+        <m:sSubSup>
+          <m:sSubSupPr>
+            <m:ctrlPr>
+              <w:rPr>
+                <w:rFonts w:ascii="Cambria Math" w:hAnsi="Cambria Math"/>
+              </w:rPr>
+            </m:ctrlPr>
+          </m:sSubSupPr>
+          <m:e>
+            <m:r>
+              <w:rPr>
+                <w:rFonts w:ascii="Cambria Math" w:hAnsi="Cambria Math"/>
+              </w:rPr>
+              <m:t>τ</m:t>
+            </m:r>
+          </m:e>
+          <m:sub>
+            <m:r>
+              <w:rPr>
+                <w:rFonts w:ascii="Cambria Math" w:hAnsi="Cambria Math"/>
+              </w:rPr>
+              <m:t>v</m:t>
+            </m:r>
+          </m:sub>
+          <m:sup>
+            <m:r>
+              <m:rPr>
+                <m:sty m:val="p"/>
+              </m:rPr>
+              <w:rPr>
+                <w:rFonts w:ascii="Cambria Math" w:hAnsi="Cambria Math"/>
+              </w:rPr>
+              <m:t>eff</m:t>
+            </m:r>
+          </m:sup>
+        </m:sSubSup>
+        <m:r>
+          <w:rPr>
+            <w:rFonts w:ascii="Cambria Math" w:hAnsi="Cambria Math"/>
+          </w:rPr>
+          <m:t>=</m:t>
+        </m:r>
+        <m:r>
+          <w:rPr>
+            <w:rFonts w:ascii="Cambria Math" w:hAnsi="Cambria Math"/>
+          </w:rPr>
+          <m:t>min</m:t>
+        </m:r>
+        <m:r>
+          <w:rPr>
+            <w:rFonts w:ascii="Cambria Math" w:hAnsi="Cambria Math"/>
+          </w:rPr>
+          <m:t>(</m:t>
+        </m:r>
+        <m:sSubSup>
+          <m:sSubSupPr>
+            <m:ctrlPr>
+              <w:rPr>
+                <w:rFonts w:ascii="Cambria Math" w:hAnsi="Cambria Math"/>
+              </w:rPr>
+            </m:ctrlPr>
+          </m:sSubSupPr>
+          <m:e>
+            <m:r>
+              <w:rPr>
+                <w:rFonts w:ascii="Cambria Math" w:hAnsi="Cambria Math"/>
+              </w:rPr>
+              <m:t>τ</m:t>
+            </m:r>
+          </m:e>
+          <m:sub>
+            <m:r>
+              <w:rPr>
+                <w:rFonts w:ascii="Cambria Math" w:hAnsi="Cambria Math"/>
+              </w:rPr>
+              <m:t>v</m:t>
+            </m:r>
+          </m:sub>
+          <m:sup>
+            <m:r>
+              <m:rPr>
+                <m:sty m:val="p"/>
+              </m:rPr>
+              <w:rPr>
+                <w:rFonts w:ascii="Cambria Math" w:hAnsi="Cambria Math"/>
+              </w:rPr>
+              <m:t>request</m:t>
+            </m:r>
+          </m:sup>
+        </m:sSubSup>
+        <m:r>
+          <w:rPr>
+            <w:rFonts w:ascii="Cambria Math" w:hAnsi="Cambria Math"/>
+          </w:rPr>
+          <m:t>,</m:t>
+        </m:r>
+        <m:sSubSup>
+          <m:sSubSupPr>
+            <m:ctrlPr>
+              <w:rPr>
+                <w:rFonts w:ascii="Cambria Math" w:hAnsi="Cambria Math"/>
+              </w:rPr>
+            </m:ctrlPr>
+          </m:sSubSupPr>
+          <m:e>
+            <m:r>
+              <w:rPr>
+                <w:rFonts w:ascii="Cambria Math" w:hAnsi="Cambria Math"/>
+              </w:rPr>
+              <m:t>τ</m:t>
+            </m:r>
+          </m:e>
+          <m:sub>
+            <m:r>
+              <w:rPr>
+                <w:rFonts w:ascii="Cambria Math" w:hAnsi="Cambria Math"/>
+              </w:rPr>
+              <m:t>v</m:t>
+            </m:r>
+          </m:sub>
+          <m:sup>
+            <m:r>
+              <m:rPr>
+                <m:sty m:val="p"/>
+              </m:rPr>
+              <w:rPr>
+                <w:rFonts w:ascii="Cambria Math" w:hAnsi="Cambria Math"/>
+              </w:rPr>
+              <m:t>node</m:t>
+            </m:r>
+          </m:sup>
+        </m:sSubSup>
+        <m:r>
+          <w:rPr>
+            <w:rFonts w:ascii="Cambria Math" w:hAnsi="Cambria Math"/>
+          </w:rPr>
+          <m:t>,</m:t>
+        </m:r>
+        <m:sSub>
+          <m:sSubPr>
+            <m:ctrlPr>
+              <w:rPr>
+                <w:rFonts w:ascii="Cambria Math" w:hAnsi="Cambria Math"/>
+              </w:rPr>
+            </m:ctrlPr>
+          </m:sSubPr>
+          <m:e>
+            <m:r>
+              <w:rPr>
+                <w:rFonts w:ascii="Cambria Math" w:hAnsi="Cambria Math"/>
+              </w:rPr>
+              <m:t>T</m:t>
+            </m:r>
+          </m:e>
+          <m:sub>
+            <m:r>
+              <m:rPr>
+                <m:sty m:val="p"/>
+              </m:rPr>
+              <w:rPr>
+                <w:rFonts w:ascii="Cambria Math" w:hAnsi="Cambria Math"/>
+              </w:rPr>
+              <m:t>remain</m:t>
+            </m:r>
+          </m:sub>
+        </m:sSub>
+        <m:r>
+          <w:rPr>
+            <w:rFonts w:ascii="Cambria Math" w:hAnsi="Cambria Math"/>
+          </w:rPr>
+          <m:t>)</m:t>
+        </m:r>
+      </m:oMath>
+      <w:r>
+        <w:rPr>
+          <w:rFonts w:ascii="Times New Roman" w:eastAsia="楷体" w:hAnsi="Times New Roman"/>
+          <w:color w:val="000000"/>
+        </w:rPr>
+        <w:tab/>
+        <w:t>(5-13)</w:t>
+      </w:r>
+    </w:p>
+    <w:p>
+      <w:pPr>
+        <w:widowControl/>
+      </w:pPr>
+      <w:r>
+        <w:rPr>
+          <w:rFonts w:ascii="Times New Roman" w:eastAsia="楷体" w:hAnsi="Times New Roman"/>
+          <w:color w:val="000000"/>
+        </w:rPr>
+        <w:t>式</w:t>
+      </w:r>
+      <w:r>
+        <w:rPr>
+          <w:rFonts w:ascii="Times New Roman" w:eastAsia="楷体" w:hAnsi="Times New Roman"/>
+          <w:color w:val="000000"/>
+        </w:rPr>
+        <w:t xml:space="preserve"> 5-13 </w:t>
+      </w:r>
+      <w:r>
+        <w:rPr>
+          <w:rFonts w:ascii="Times New Roman" w:eastAsia="楷体" w:hAnsi="Times New Roman"/>
+          <w:color w:val="000000"/>
+        </w:rPr>
+        <w:t>表示外部请求受到请求预算、节点预算与整体剩余时间的共同限制；执行时使用毫秒整数，剩余时间不足时按超时流程处理。满足条件的独立任务可以并行执行，节点结果保存数据、状态及引用。</w:t>
+      </w:r>
+    </w:p>
+    <w:p>
+      <w:pPr>
+        <w:widowControl/>
+      </w:pPr>
+      <w:r>
+        <w:rPr>
+          <w:rFonts w:ascii="Times New Roman" w:eastAsia="楷体" w:hAnsi="Times New Roman"/>
+          <w:color w:val="000000"/>
+        </w:rPr>
+        <w:t>研究组织参考金融智能体职责分工的研究方向</w:t>
+      </w:r>
+      <w:r>
+        <w:rPr>
+          <w:rFonts w:ascii="Times New Roman" w:eastAsia="楷体" w:hAnsi="Times New Roman"/>
+          <w:color w:val="000000"/>
+        </w:rPr>
+        <w:t>[4]</w:t>
+      </w:r>
+      <w:r>
+        <w:rPr>
+          <w:rFonts w:ascii="Times New Roman" w:eastAsia="楷体" w:hAnsi="Times New Roman"/>
+          <w:color w:val="000000"/>
+        </w:rPr>
+        <w:t>，在本系统中形成任务计划、依赖校验、状态传播、证据汇集和结果记录等工程环节。系统针对市场、行业、证券等主题提供专业处理入口。</w:t>
+      </w:r>
+    </w:p>
+    <w:p>
+      <w:pPr>
+        <w:pStyle w:val="31"/>
+      </w:pPr>
+      <w:bookmarkStart w:id="34" w:name="_Toc240647842"/>
+      <w:r>
+        <w:t xml:space="preserve">5.3.6 </w:t>
+      </w:r>
+      <w:r>
+        <w:t>双闸门状态聚合与建议资格判定</w:t>
+      </w:r>
+      <w:bookmarkEnd w:id="34"/>
+    </w:p>
+    <w:p>
+      <w:pPr>
+        <w:widowControl/>
+      </w:pPr>
+      <w:r>
+        <w:rPr>
+          <w:rFonts w:ascii="Times New Roman" w:eastAsia="楷体" w:hAnsi="Times New Roman"/>
+          <w:color w:val="000000"/>
+        </w:rPr>
+        <w:t>风险闸门检查画像、组合、风险预算、证据和配置一致性；合规闸门检查用户归属、引用、披露及禁止表述。将</w:t>
+      </w:r>
+      <w:r>
+        <w:rPr>
+          <w:rFonts w:ascii="Times New Roman" w:eastAsia="楷体" w:hAnsi="Times New Roman"/>
+          <w:color w:val="000000"/>
+        </w:rPr>
+        <w:t xml:space="preserve"> PASS</w:t>
+      </w:r>
+      <w:r>
+        <w:rPr>
+          <w:rFonts w:ascii="Times New Roman" w:eastAsia="楷体" w:hAnsi="Times New Roman"/>
+          <w:color w:val="000000"/>
+        </w:rPr>
+        <w:t>、</w:t>
+      </w:r>
+      <w:r>
+        <w:rPr>
+          <w:rFonts w:ascii="Times New Roman" w:eastAsia="楷体" w:hAnsi="Times New Roman"/>
+          <w:color w:val="000000"/>
+        </w:rPr>
+        <w:t>REVIEW_REQUIRED</w:t>
+      </w:r>
+      <w:r>
+        <w:rPr>
+          <w:rFonts w:ascii="Times New Roman" w:eastAsia="楷体" w:hAnsi="Times New Roman"/>
+          <w:color w:val="000000"/>
+        </w:rPr>
+        <w:t>、</w:t>
       </w:r>
       <w:r>
         <w:rPr>
@@ -12598,35 +16169,273 @@
           <w:rFonts w:ascii="Times New Roman" w:eastAsia="楷体" w:hAnsi="Times New Roman"/>
           <w:color w:val="000000"/>
         </w:rPr>
-        <w:t>优先于</w:t>
-      </w:r>
-      <w:r>
-        <w:rPr>
-          <w:rFonts w:ascii="Times New Roman" w:eastAsia="楷体" w:hAnsi="Times New Roman"/>
-          <w:color w:val="000000"/>
-        </w:rPr>
-        <w:t xml:space="preserve"> REVIEW_REQUIRED</w:t>
-      </w:r>
-      <w:r>
-        <w:rPr>
-          <w:rFonts w:ascii="Times New Roman" w:eastAsia="楷体" w:hAnsi="Times New Roman"/>
-          <w:color w:val="000000"/>
-        </w:rPr>
-        <w:t>，只有两个结果均为</w:t>
-      </w:r>
-      <w:r>
-        <w:rPr>
-          <w:rFonts w:ascii="Times New Roman" w:eastAsia="楷体" w:hAnsi="Times New Roman"/>
-          <w:color w:val="000000"/>
-        </w:rPr>
-        <w:t xml:space="preserve"> PASS </w:t>
-      </w:r>
-      <w:r>
-        <w:rPr>
-          <w:rFonts w:ascii="Times New Roman" w:eastAsia="楷体" w:hAnsi="Times New Roman"/>
-          <w:color w:val="000000"/>
-        </w:rPr>
-        <w:t>才取得完整建议资格。建议组合器还会检查输入条件。</w:t>
+        <w:t>分别编码为</w:t>
+      </w:r>
+      <w:r>
+        <w:rPr>
+          <w:rFonts w:ascii="Times New Roman" w:eastAsia="楷体" w:hAnsi="Times New Roman"/>
+          <w:color w:val="000000"/>
+        </w:rPr>
+        <w:t xml:space="preserve"> 0</w:t>
+      </w:r>
+      <w:r>
+        <w:rPr>
+          <w:rFonts w:ascii="Times New Roman" w:eastAsia="楷体" w:hAnsi="Times New Roman"/>
+          <w:color w:val="000000"/>
+        </w:rPr>
+        <w:t>、</w:t>
+      </w:r>
+      <w:r>
+        <w:rPr>
+          <w:rFonts w:ascii="Times New Roman" w:eastAsia="楷体" w:hAnsi="Times New Roman"/>
+          <w:color w:val="000000"/>
+        </w:rPr>
+        <w:t>1</w:t>
+      </w:r>
+      <w:r>
+        <w:rPr>
+          <w:rFonts w:ascii="Times New Roman" w:eastAsia="楷体" w:hAnsi="Times New Roman"/>
+          <w:color w:val="000000"/>
+        </w:rPr>
+        <w:t>、</w:t>
+      </w:r>
+      <w:r>
+        <w:rPr>
+          <w:rFonts w:ascii="Times New Roman" w:eastAsia="楷体" w:hAnsi="Times New Roman"/>
+          <w:color w:val="000000"/>
+        </w:rPr>
+        <w:t>2</w:t>
+      </w:r>
+      <w:r>
+        <w:rPr>
+          <w:rFonts w:ascii="Times New Roman" w:eastAsia="楷体" w:hAnsi="Times New Roman"/>
+          <w:color w:val="000000"/>
+        </w:rPr>
+        <w:t>，两项独立审查的整体状态可表示为有序集合上的最大值聚合：</w:t>
+      </w:r>
+    </w:p>
+    <w:p>
+      <w:pPr>
+        <w:keepNext/>
+        <w:widowControl/>
+        <w:tabs>
+          <w:tab w:val="center" w:pos="4819"/>
+          <w:tab w:val="right" w:pos="9638"/>
+        </w:tabs>
+        <w:ind w:firstLine="0"/>
+        <w:jc w:val="left"/>
+      </w:pPr>
+      <w:r>
+        <w:tab/>
+      </w:r>
+      <m:oMath>
+        <m:r>
+          <w:rPr>
+            <w:rFonts w:ascii="Cambria Math" w:hAnsi="Cambria Math"/>
+          </w:rPr>
+          <m:t>g</m:t>
+        </m:r>
+        <m:r>
+          <w:rPr>
+            <w:rFonts w:ascii="Cambria Math" w:hAnsi="Cambria Math"/>
+          </w:rPr>
+          <m:t>=</m:t>
+        </m:r>
+        <m:r>
+          <w:rPr>
+            <w:rFonts w:ascii="Cambria Math" w:hAnsi="Cambria Math"/>
+          </w:rPr>
+          <m:t>max</m:t>
+        </m:r>
+        <m:r>
+          <w:rPr>
+            <w:rFonts w:ascii="Cambria Math" w:hAnsi="Cambria Math"/>
+          </w:rPr>
+          <m:t>(</m:t>
+        </m:r>
+        <m:sSub>
+          <m:sSubPr>
+            <m:ctrlPr>
+              <w:rPr>
+                <w:rFonts w:ascii="Cambria Math" w:hAnsi="Cambria Math"/>
+              </w:rPr>
+            </m:ctrlPr>
+          </m:sSubPr>
+          <m:e>
+            <m:r>
+              <w:rPr>
+                <w:rFonts w:ascii="Cambria Math" w:hAnsi="Cambria Math"/>
+              </w:rPr>
+              <m:t>g</m:t>
+            </m:r>
+          </m:e>
+          <m:sub>
+            <m:r>
+              <m:rPr>
+                <m:sty m:val="p"/>
+              </m:rPr>
+              <w:rPr>
+                <w:rFonts w:ascii="Cambria Math" w:hAnsi="Cambria Math"/>
+              </w:rPr>
+              <m:t>risk</m:t>
+            </m:r>
+          </m:sub>
+        </m:sSub>
+        <m:r>
+          <w:rPr>
+            <w:rFonts w:ascii="Cambria Math" w:hAnsi="Cambria Math"/>
+          </w:rPr>
+          <m:t>,</m:t>
+        </m:r>
+        <m:sSub>
+          <m:sSubPr>
+            <m:ctrlPr>
+              <w:rPr>
+                <w:rFonts w:ascii="Cambria Math" w:hAnsi="Cambria Math"/>
+              </w:rPr>
+            </m:ctrlPr>
+          </m:sSubPr>
+          <m:e>
+            <m:r>
+              <w:rPr>
+                <w:rFonts w:ascii="Cambria Math" w:hAnsi="Cambria Math"/>
+              </w:rPr>
+              <m:t>g</m:t>
+            </m:r>
+          </m:e>
+          <m:sub>
+            <m:r>
+              <m:rPr>
+                <m:sty m:val="p"/>
+              </m:rPr>
+              <w:rPr>
+                <w:rFonts w:ascii="Cambria Math" w:hAnsi="Cambria Math"/>
+              </w:rPr>
+              <m:t>compliance</m:t>
+            </m:r>
+          </m:sub>
+        </m:sSub>
+        <m:r>
+          <w:rPr>
+            <w:rFonts w:ascii="Cambria Math" w:hAnsi="Cambria Math"/>
+          </w:rPr>
+          <m:t>),</m:t>
+        </m:r>
+        <m:r>
+          <w:rPr>
+            <w:rFonts w:ascii="Cambria Math" w:hAnsi="Cambria Math"/>
+          </w:rPr>
+          <m:t>η</m:t>
+        </m:r>
+        <m:r>
+          <w:rPr>
+            <w:rFonts w:ascii="Cambria Math" w:hAnsi="Cambria Math"/>
+          </w:rPr>
+          <m:t>=</m:t>
+        </m:r>
+        <m:r>
+          <m:rPr>
+            <m:sty m:val="b"/>
+          </m:rPr>
+          <w:rPr>
+            <w:rFonts w:ascii="Cambria Math" w:hAnsi="Cambria Math"/>
+          </w:rPr>
+          <m:t>1</m:t>
+        </m:r>
+        <m:r>
+          <w:rPr>
+            <w:rFonts w:ascii="Cambria Math" w:hAnsi="Cambria Math"/>
+          </w:rPr>
+          <m:t>[</m:t>
+        </m:r>
+        <m:r>
+          <w:rPr>
+            <w:rFonts w:ascii="Cambria Math" w:hAnsi="Cambria Math"/>
+          </w:rPr>
+          <m:t>g</m:t>
+        </m:r>
+        <m:r>
+          <w:rPr>
+            <w:rFonts w:ascii="Cambria Math" w:hAnsi="Cambria Math"/>
+          </w:rPr>
+          <m:t>=0]</m:t>
+        </m:r>
+      </m:oMath>
+      <w:r>
+        <w:rPr>
+          <w:rFonts w:ascii="Times New Roman" w:eastAsia="楷体" w:hAnsi="Times New Roman"/>
+          <w:color w:val="000000"/>
+        </w:rPr>
+        <w:tab/>
+        <w:t>(5-14)</w:t>
+      </w:r>
+    </w:p>
+    <w:p>
+      <w:pPr>
+        <w:widowControl/>
+      </w:pPr>
+      <w:r>
+        <w:rPr>
+          <w:rFonts w:ascii="Times New Roman" w:eastAsia="楷体" w:hAnsi="Times New Roman"/>
+          <w:color w:val="000000"/>
+        </w:rPr>
+        <w:t>式</w:t>
+      </w:r>
+      <w:r>
+        <w:rPr>
+          <w:rFonts w:ascii="Times New Roman" w:eastAsia="楷体" w:hAnsi="Times New Roman"/>
+          <w:color w:val="000000"/>
+        </w:rPr>
+        <w:t xml:space="preserve"> 5-14 </w:t>
+      </w:r>
+      <w:r>
+        <w:rPr>
+          <w:rFonts w:ascii="Times New Roman" w:eastAsia="楷体" w:hAnsi="Times New Roman"/>
+          <w:color w:val="000000"/>
+        </w:rPr>
+        <w:t>中，</w:t>
+      </w:r>
+      <w:r>
+        <w:rPr>
+          <w:rFonts w:ascii="Times New Roman" w:eastAsia="楷体" w:hAnsi="Times New Roman"/>
+          <w:color w:val="000000"/>
+        </w:rPr>
+        <w:t xml:space="preserve">η </w:t>
+      </w:r>
+      <w:r>
+        <w:rPr>
+          <w:rFonts w:ascii="Times New Roman" w:eastAsia="楷体" w:hAnsi="Times New Roman"/>
+          <w:color w:val="000000"/>
+        </w:rPr>
+        <w:t>为完整建议资格。任一闸门提升审查等级，整体结果均保留该等级；两项均通过时</w:t>
+      </w:r>
+      <w:r>
+        <w:rPr>
+          <w:rFonts w:ascii="Times New Roman" w:eastAsia="楷体" w:hAnsi="Times New Roman"/>
+          <w:color w:val="000000"/>
+        </w:rPr>
+        <w:t xml:space="preserve"> η </w:t>
+      </w:r>
+      <w:r>
+        <w:rPr>
+          <w:rFonts w:ascii="Times New Roman" w:eastAsia="楷体" w:hAnsi="Times New Roman"/>
+          <w:color w:val="000000"/>
+        </w:rPr>
+        <w:t>才为</w:t>
+      </w:r>
+      <w:r>
+        <w:rPr>
+          <w:rFonts w:ascii="Times New Roman" w:eastAsia="楷体" w:hAnsi="Times New Roman"/>
+          <w:color w:val="000000"/>
+        </w:rPr>
+        <w:t xml:space="preserve"> 1</w:t>
+      </w:r>
+      <w:r>
+        <w:rPr>
+          <w:rFonts w:ascii="Times New Roman" w:eastAsia="楷体" w:hAnsi="Times New Roman"/>
+          <w:color w:val="000000"/>
+        </w:rPr>
+        <w:t>。输出包含独立结果、问题代码和关联输入，建议组合器在组织最终内容时再次检查输入及审查条件。</w:t>
       </w:r>
     </w:p>
     <w:p>
@@ -12640,8 +16449,9 @@
         <w:rPr>
           <w:noProof/>
         </w:rPr>
+        <w:lastRenderedPageBreak/>
         <w:drawing>
-          <wp:inline distT="0" distB="0" distL="0" distR="0" wp14:anchorId="18CE34AF" wp14:editId="39C7E821">
+          <wp:inline distT="0" distB="0" distL="0" distR="0" wp14:anchorId="1B8B223F" wp14:editId="43AD7C90">
             <wp:extent cx="4862117" cy="5040000"/>
             <wp:effectExtent l="0" t="0" r="0" b="0"/>
             <wp:docPr id="11" name="Picture 11"/>
@@ -13130,7 +16940,7 @@
         <w:pStyle w:val="1"/>
         <w:widowControl/>
       </w:pPr>
-      <w:bookmarkStart w:id="35" w:name="_Toc240645677"/>
+      <w:bookmarkStart w:id="35" w:name="_Toc240647843"/>
       <w:r>
         <w:lastRenderedPageBreak/>
         <w:t>第六章</w:t>
@@ -13148,12 +16958,12 @@
         <w:pStyle w:val="2"/>
         <w:widowControl/>
       </w:pPr>
-      <w:bookmarkStart w:id="36" w:name="_Toc240645678"/>
+      <w:bookmarkStart w:id="36" w:name="_Toc240647844"/>
       <w:r>
         <w:t xml:space="preserve">6.1 </w:t>
       </w:r>
       <w:r>
-        <w:t>投资者画像参与组合计算的个性化约束机制</w:t>
+        <w:t>画像条件化的动态风险可行域构建</w:t>
       </w:r>
       <w:bookmarkEnd w:id="36"/>
     </w:p>
@@ -13161,7 +16971,7 @@
       <w:pPr>
         <w:pStyle w:val="31"/>
       </w:pPr>
-      <w:bookmarkStart w:id="37" w:name="_Toc240645679"/>
+      <w:bookmarkStart w:id="37" w:name="_Toc240647845"/>
       <w:r>
         <w:t xml:space="preserve">6.1.1 </w:t>
       </w:r>
@@ -13214,12 +17024,12 @@
       <w:pPr>
         <w:pStyle w:val="31"/>
       </w:pPr>
-      <w:bookmarkStart w:id="38" w:name="_Toc240645680"/>
+      <w:bookmarkStart w:id="38" w:name="_Toc240647846"/>
       <w:r>
         <w:t xml:space="preserve">6.1.2 </w:t>
       </w:r>
       <w:r>
-        <w:t>核心流程</w:t>
+        <w:t>条件映射与约束生成</w:t>
       </w:r>
       <w:bookmarkEnd w:id="38"/>
     </w:p>
@@ -13244,12 +17054,283 @@
           <w:rFonts w:ascii="Times New Roman" w:eastAsia="楷体" w:hAnsi="Times New Roman"/>
           <w:color w:val="000000"/>
         </w:rPr>
-        <w:t>第二步：生成风险预算。程序按照固定权重计算风险分数，再将等级转换为单一资产、行业、科技及未分类资产的比例上限。个人条件由此进入组合计算，成为配置范围和风险检查的直接约束。</w:t>
-      </w:r>
-    </w:p>
-    <w:p>
-      <w:pPr>
+        <w:t>第二步：生成条件化预算。程序通过归一化评分和分段映射，将画像转化为单一资产、行业、科技及未分类资产的比例上限。设</w:t>
+      </w:r>
+      <w:r>
+        <w:rPr>
+          <w:rFonts w:ascii="Times New Roman" w:eastAsia="楷体" w:hAnsi="Times New Roman"/>
+          <w:color w:val="000000"/>
+        </w:rPr>
+        <w:t xml:space="preserve"> p </w:t>
+      </w:r>
+      <w:r>
+        <w:rPr>
+          <w:rFonts w:ascii="Times New Roman" w:eastAsia="楷体" w:hAnsi="Times New Roman"/>
+          <w:color w:val="000000"/>
+        </w:rPr>
+        <w:t>为确认画像，</w:t>
+      </w:r>
+      <w:r>
+        <w:rPr>
+          <w:rFonts w:ascii="Times New Roman" w:eastAsia="楷体" w:hAnsi="Times New Roman"/>
+          <w:color w:val="000000"/>
+        </w:rPr>
+        <w:t xml:space="preserve">o </w:t>
+      </w:r>
+      <w:r>
+        <w:rPr>
+          <w:rFonts w:ascii="Times New Roman" w:eastAsia="楷体" w:hAnsi="Times New Roman"/>
+          <w:color w:val="000000"/>
+        </w:rPr>
+        <w:t>为组合各项观察比例，画像决定的风险可行域可表示为：</w:t>
+      </w:r>
+    </w:p>
+    <w:p>
+      <w:pPr>
+        <w:keepNext/>
         <w:widowControl/>
+        <w:tabs>
+          <w:tab w:val="center" w:pos="4819"/>
+          <w:tab w:val="right" w:pos="9638"/>
+        </w:tabs>
+        <w:ind w:firstLine="0"/>
+        <w:jc w:val="left"/>
+      </w:pPr>
+      <w:r>
+        <w:tab/>
+      </w:r>
+      <m:oMath>
+        <m:r>
+          <m:rPr>
+            <m:scr m:val="script"/>
+          </m:rPr>
+          <w:rPr>
+            <w:rFonts w:ascii="Cambria Math" w:hAnsi="Cambria Math"/>
+          </w:rPr>
+          <m:t>F</m:t>
+        </m:r>
+        <m:r>
+          <w:rPr>
+            <w:rFonts w:ascii="Cambria Math" w:hAnsi="Cambria Math"/>
+          </w:rPr>
+          <m:t>(</m:t>
+        </m:r>
+        <m:r>
+          <w:rPr>
+            <w:rFonts w:ascii="Cambria Math" w:hAnsi="Cambria Math"/>
+          </w:rPr>
+          <m:t>p</m:t>
+        </m:r>
+        <m:r>
+          <w:rPr>
+            <w:rFonts w:ascii="Cambria Math" w:hAnsi="Cambria Math"/>
+          </w:rPr>
+          <m:t>)={</m:t>
+        </m:r>
+        <m:r>
+          <m:rPr>
+            <m:sty m:val="b"/>
+          </m:rPr>
+          <w:rPr>
+            <w:rFonts w:ascii="Cambria Math" w:hAnsi="Cambria Math"/>
+          </w:rPr>
+          <m:t>o</m:t>
+        </m:r>
+        <m:r>
+          <w:rPr>
+            <w:rFonts w:ascii="Cambria Math" w:hAnsi="Cambria Math"/>
+          </w:rPr>
+          <m:t>∈</m:t>
+        </m:r>
+        <m:sSubSup>
+          <m:sSubSupPr>
+            <m:ctrlPr>
+              <w:rPr>
+                <w:rFonts w:ascii="Cambria Math" w:hAnsi="Cambria Math"/>
+              </w:rPr>
+            </m:ctrlPr>
+          </m:sSubSupPr>
+          <m:e>
+            <m:r>
+              <m:rPr>
+                <m:scr m:val="double-struck"/>
+                <m:sty m:val="p"/>
+              </m:rPr>
+              <w:rPr>
+                <w:rFonts w:ascii="Cambria Math" w:hAnsi="Cambria Math"/>
+              </w:rPr>
+              <m:t>R</m:t>
+            </m:r>
+          </m:e>
+          <m:sub>
+            <m:r>
+              <w:rPr>
+                <w:rFonts w:ascii="Cambria Math" w:hAnsi="Cambria Math"/>
+              </w:rPr>
+              <m:t>≥0</m:t>
+            </m:r>
+          </m:sub>
+          <m:sup>
+            <m:r>
+              <w:rPr>
+                <w:rFonts w:ascii="Cambria Math" w:hAnsi="Cambria Math"/>
+              </w:rPr>
+              <m:t>m</m:t>
+            </m:r>
+          </m:sup>
+        </m:sSubSup>
+        <m:r>
+          <w:rPr>
+            <w:rFonts w:ascii="Cambria Math" w:hAnsi="Cambria Math"/>
+          </w:rPr>
+          <m:t>:</m:t>
+        </m:r>
+        <m:sSub>
+          <m:sSubPr>
+            <m:ctrlPr>
+              <w:rPr>
+                <w:rFonts w:ascii="Cambria Math" w:hAnsi="Cambria Math"/>
+              </w:rPr>
+            </m:ctrlPr>
+          </m:sSubPr>
+          <m:e>
+            <m:r>
+              <w:rPr>
+                <w:rFonts w:ascii="Cambria Math" w:hAnsi="Cambria Math"/>
+              </w:rPr>
+              <m:t>o</m:t>
+            </m:r>
+          </m:e>
+          <m:sub>
+            <m:r>
+              <w:rPr>
+                <w:rFonts w:ascii="Cambria Math" w:hAnsi="Cambria Math"/>
+              </w:rPr>
+              <m:t>d</m:t>
+            </m:r>
+          </m:sub>
+        </m:sSub>
+        <m:r>
+          <w:rPr>
+            <w:rFonts w:ascii="Cambria Math" w:hAnsi="Cambria Math"/>
+          </w:rPr>
+          <m:t>≤</m:t>
+        </m:r>
+        <m:sSub>
+          <m:sSubPr>
+            <m:ctrlPr>
+              <w:rPr>
+                <w:rFonts w:ascii="Cambria Math" w:hAnsi="Cambria Math"/>
+              </w:rPr>
+            </m:ctrlPr>
+          </m:sSubPr>
+          <m:e>
+            <m:r>
+              <w:rPr>
+                <w:rFonts w:ascii="Cambria Math" w:hAnsi="Cambria Math"/>
+              </w:rPr>
+              <m:t>b</m:t>
+            </m:r>
+          </m:e>
+          <m:sub>
+            <m:r>
+              <w:rPr>
+                <w:rFonts w:ascii="Cambria Math" w:hAnsi="Cambria Math"/>
+              </w:rPr>
+              <m:t>d</m:t>
+            </m:r>
+          </m:sub>
+        </m:sSub>
+        <m:r>
+          <w:rPr>
+            <w:rFonts w:ascii="Cambria Math" w:hAnsi="Cambria Math"/>
+          </w:rPr>
+          <m:t>(</m:t>
+        </m:r>
+        <m:r>
+          <w:rPr>
+            <w:rFonts w:ascii="Cambria Math" w:hAnsi="Cambria Math"/>
+          </w:rPr>
+          <m:t>p</m:t>
+        </m:r>
+        <m:r>
+          <w:rPr>
+            <w:rFonts w:ascii="Cambria Math" w:hAnsi="Cambria Math"/>
+          </w:rPr>
+          <m:t>),</m:t>
+        </m:r>
+        <m:r>
+          <m:rPr>
+            <m:sty m:val="p"/>
+          </m:rPr>
+          <w:rPr>
+            <w:rFonts w:ascii="Cambria Math" w:hAnsi="Cambria Math"/>
+          </w:rPr>
+          <m:t> </m:t>
+        </m:r>
+        <m:r>
+          <w:rPr>
+            <w:rFonts w:ascii="Cambria Math" w:hAnsi="Cambria Math"/>
+          </w:rPr>
+          <m:t>d</m:t>
+        </m:r>
+        <m:r>
+          <w:rPr>
+            <w:rFonts w:ascii="Cambria Math" w:hAnsi="Cambria Math"/>
+          </w:rPr>
+          <m:t>=1,…,</m:t>
+        </m:r>
+        <m:r>
+          <w:rPr>
+            <w:rFonts w:ascii="Cambria Math" w:hAnsi="Cambria Math"/>
+          </w:rPr>
+          <m:t>m</m:t>
+        </m:r>
+        <m:r>
+          <w:rPr>
+            <w:rFonts w:ascii="Cambria Math" w:hAnsi="Cambria Math"/>
+          </w:rPr>
+          <m:t>}</m:t>
+        </m:r>
+      </m:oMath>
+      <w:r>
+        <w:rPr>
+          <w:rFonts w:ascii="Times New Roman" w:eastAsia="楷体" w:hAnsi="Times New Roman"/>
+          <w:color w:val="000000"/>
+        </w:rPr>
+        <w:tab/>
+        <w:t>(6-1)</w:t>
+      </w:r>
+    </w:p>
+    <w:p>
+      <w:pPr>
+        <w:widowControl/>
+      </w:pPr>
+      <w:r>
+        <w:rPr>
+          <w:rFonts w:ascii="Times New Roman" w:eastAsia="楷体" w:hAnsi="Times New Roman"/>
+          <w:color w:val="000000"/>
+        </w:rPr>
+        <w:t>式</w:t>
+      </w:r>
+      <w:r>
+        <w:rPr>
+          <w:rFonts w:ascii="Times New Roman" w:eastAsia="楷体" w:hAnsi="Times New Roman"/>
+          <w:color w:val="000000"/>
+        </w:rPr>
+        <w:t xml:space="preserve"> 6-1 </w:t>
+      </w:r>
+      <w:r>
+        <w:rPr>
+          <w:rFonts w:ascii="Times New Roman" w:eastAsia="楷体" w:hAnsi="Times New Roman"/>
+          <w:color w:val="000000"/>
+        </w:rPr>
+        <w:t>将各资产或行业观察项对应到所属预算维度，描述比例约束的满足范围。画像更新可能改变预算及可行域，其他适当性条件由独立审查处理。</w:t>
+      </w:r>
+    </w:p>
+    <w:p>
+      <w:pPr>
+        <w:widowControl/>
       </w:pPr>
       <w:r>
         <w:rPr>
@@ -13333,12 +17414,12 @@
       <w:pPr>
         <w:pStyle w:val="31"/>
       </w:pPr>
-      <w:bookmarkStart w:id="39" w:name="_Toc240645681"/>
+      <w:bookmarkStart w:id="39" w:name="_Toc240647847"/>
       <w:r>
         <w:t xml:space="preserve">6.1.3 </w:t>
       </w:r>
       <w:r>
-        <w:t>关键机制</w:t>
+        <w:t>版本绑定与约束残差</w:t>
       </w:r>
       <w:bookmarkEnd w:id="39"/>
     </w:p>
@@ -13351,14 +17432,14 @@
           <w:rFonts w:ascii="Times New Roman" w:eastAsia="楷体" w:hAnsi="Times New Roman"/>
           <w:color w:val="000000"/>
         </w:rPr>
-        <w:t>预算与画像版本绑定，后续审查检查计算使用的版本是否有效；资产观察值与上限采用相同分母，保证比例可以直接比较。画像、预算与调整要求共同保存，使用户更新个人条件后能够追查判断变化的原因。</w:t>
+        <w:t>模型以正部残差量化可行域违反程度，并将预算与画像版本绑定。观察比例与约束采用一致分母，版本变化后需重新检查输入一致性。画像、预算与残差记录共同组成可追踪的条件计算结果。</w:t>
       </w:r>
     </w:p>
     <w:p>
       <w:pPr>
         <w:pStyle w:val="31"/>
       </w:pPr>
-      <w:bookmarkStart w:id="40" w:name="_Toc240645682"/>
+      <w:bookmarkStart w:id="40" w:name="_Toc240647848"/>
       <w:r>
         <w:t xml:space="preserve">6.1.4 </w:t>
       </w:r>
@@ -13384,13 +17465,13 @@
         <w:pStyle w:val="2"/>
         <w:widowControl/>
       </w:pPr>
-      <w:bookmarkStart w:id="41" w:name="_Toc240645683"/>
+      <w:bookmarkStart w:id="41" w:name="_Toc240647849"/>
       <w:r>
         <w:lastRenderedPageBreak/>
         <w:t xml:space="preserve">6.2 </w:t>
       </w:r>
       <w:r>
-        <w:t>来源去重与冲突校验结合的证据验证机制</w:t>
+        <w:t>来源等价类上的证据聚合与冲突保持</w:t>
       </w:r>
       <w:bookmarkEnd w:id="41"/>
     </w:p>
@@ -13398,7 +17479,7 @@
       <w:pPr>
         <w:pStyle w:val="31"/>
       </w:pPr>
-      <w:bookmarkStart w:id="42" w:name="_Toc240645684"/>
+      <w:bookmarkStart w:id="42" w:name="_Toc240647850"/>
       <w:r>
         <w:t xml:space="preserve">6.2.1 </w:t>
       </w:r>
@@ -13493,12 +17574,12 @@
       <w:pPr>
         <w:pStyle w:val="31"/>
       </w:pPr>
-      <w:bookmarkStart w:id="43" w:name="_Toc240645685"/>
+      <w:bookmarkStart w:id="43" w:name="_Toc240647851"/>
       <w:r>
         <w:t xml:space="preserve">6.2.2 </w:t>
       </w:r>
       <w:r>
-        <w:t>方法设计</w:t>
+        <w:t>等价类聚合方法</w:t>
       </w:r>
       <w:bookmarkEnd w:id="43"/>
     </w:p>
@@ -13542,12 +17623,12 @@
       <w:pPr>
         <w:pStyle w:val="31"/>
       </w:pPr>
-      <w:bookmarkStart w:id="44" w:name="_Toc240645686"/>
+      <w:bookmarkStart w:id="44" w:name="_Toc240647852"/>
       <w:r>
         <w:t xml:space="preserve">6.2.3 </w:t>
       </w:r>
       <w:r>
-        <w:t>质量约束</w:t>
+        <w:t>同源重复不变性</w:t>
       </w:r>
       <w:bookmarkEnd w:id="44"/>
     </w:p>
@@ -13560,14 +17641,178 @@
           <w:rFonts w:ascii="Times New Roman" w:eastAsia="楷体" w:hAnsi="Times New Roman"/>
           <w:color w:val="000000"/>
         </w:rPr>
-        <w:t>来源关联标识由上游数据提供，缺少该标识的记录不能增加独立支持数量。口径不一致、组内矛盾和未验证数据均保留明确状态，防止异常材料在结果汇总时被忽略。当前验证对象为结构化数值声明。</w:t>
+        <w:t>定义</w:t>
+      </w:r>
+      <w:r>
+        <w:rPr>
+          <w:rFonts w:ascii="Times New Roman" w:eastAsia="楷体" w:hAnsi="Times New Roman"/>
+          <w:color w:val="000000"/>
+        </w:rPr>
+        <w:t xml:space="preserve"> D </w:t>
+      </w:r>
+      <w:r>
+        <w:rPr>
+          <w:rFonts w:ascii="Times New Roman" w:eastAsia="楷体" w:hAnsi="Times New Roman"/>
+          <w:color w:val="000000"/>
+        </w:rPr>
+        <w:t>为独立支持数、独立反对数与判定状态组成的结果。当新增观测</w:t>
+      </w:r>
+      <w:r>
+        <w:rPr>
+          <w:rFonts w:ascii="Times New Roman" w:eastAsia="楷体" w:hAnsi="Times New Roman"/>
+          <w:color w:val="000000"/>
+        </w:rPr>
+        <w:t xml:space="preserve"> o′ </w:t>
+      </w:r>
+      <w:r>
+        <w:rPr>
+          <w:rFonts w:ascii="Times New Roman" w:eastAsia="楷体" w:hAnsi="Times New Roman"/>
+          <w:color w:val="000000"/>
+        </w:rPr>
+        <w:t>具有新的记录标识，但与已有有效观测具有相同口径、来源关联和数值时，聚合满足：</w:t>
+      </w:r>
+    </w:p>
+    <w:p>
+      <w:pPr>
+        <w:keepNext/>
+        <w:widowControl/>
+        <w:tabs>
+          <w:tab w:val="center" w:pos="4819"/>
+          <w:tab w:val="right" w:pos="9638"/>
+        </w:tabs>
+        <w:ind w:firstLine="0"/>
+        <w:jc w:val="left"/>
+      </w:pPr>
+      <w:r>
+        <w:tab/>
+      </w:r>
+      <m:oMath>
+        <m:r>
+          <w:rPr>
+            <w:rFonts w:ascii="Cambria Math" w:hAnsi="Cambria Math"/>
+          </w:rPr>
+          <m:t>D</m:t>
+        </m:r>
+        <m:r>
+          <w:rPr>
+            <w:rFonts w:ascii="Cambria Math" w:hAnsi="Cambria Math"/>
+          </w:rPr>
+          <m:t>(</m:t>
+        </m:r>
+        <m:r>
+          <m:rPr>
+            <m:scr m:val="script"/>
+          </m:rPr>
+          <w:rPr>
+            <w:rFonts w:ascii="Cambria Math" w:hAnsi="Cambria Math"/>
+          </w:rPr>
+          <m:t>O</m:t>
+        </m:r>
+        <m:r>
+          <w:rPr>
+            <w:rFonts w:ascii="Cambria Math" w:hAnsi="Cambria Math"/>
+          </w:rPr>
+          <m:t>∪{</m:t>
+        </m:r>
+        <m:sSup>
+          <m:sSupPr>
+            <m:ctrlPr>
+              <w:rPr>
+                <w:rFonts w:ascii="Cambria Math" w:hAnsi="Cambria Math"/>
+              </w:rPr>
+            </m:ctrlPr>
+          </m:sSupPr>
+          <m:e>
+            <m:r>
+              <w:rPr>
+                <w:rFonts w:ascii="Cambria Math" w:hAnsi="Cambria Math"/>
+              </w:rPr>
+              <m:t>o</m:t>
+            </m:r>
+          </m:e>
+          <m:sup>
+            <m:r>
+              <w:rPr>
+                <w:rFonts w:ascii="Cambria Math" w:hAnsi="Cambria Math"/>
+              </w:rPr>
+              <m:t>'</m:t>
+            </m:r>
+          </m:sup>
+        </m:sSup>
+        <m:r>
+          <w:rPr>
+            <w:rFonts w:ascii="Cambria Math" w:hAnsi="Cambria Math"/>
+          </w:rPr>
+          <m:t>})=</m:t>
+        </m:r>
+        <m:r>
+          <w:rPr>
+            <w:rFonts w:ascii="Cambria Math" w:hAnsi="Cambria Math"/>
+          </w:rPr>
+          <m:t>D</m:t>
+        </m:r>
+        <m:r>
+          <w:rPr>
+            <w:rFonts w:ascii="Cambria Math" w:hAnsi="Cambria Math"/>
+          </w:rPr>
+          <m:t>(</m:t>
+        </m:r>
+        <m:r>
+          <m:rPr>
+            <m:scr m:val="script"/>
+          </m:rPr>
+          <w:rPr>
+            <w:rFonts w:ascii="Cambria Math" w:hAnsi="Cambria Math"/>
+          </w:rPr>
+          <m:t>O</m:t>
+        </m:r>
+        <m:r>
+          <w:rPr>
+            <w:rFonts w:ascii="Cambria Math" w:hAnsi="Cambria Math"/>
+          </w:rPr>
+          <m:t>)</m:t>
+        </m:r>
+      </m:oMath>
+      <w:r>
+        <w:rPr>
+          <w:rFonts w:ascii="Times New Roman" w:eastAsia="楷体" w:hAnsi="Times New Roman"/>
+          <w:color w:val="000000"/>
+        </w:rPr>
+        <w:tab/>
+        <w:t>(6-2)</w:t>
+      </w:r>
+    </w:p>
+    <w:p>
+      <w:pPr>
+        <w:widowControl/>
+      </w:pPr>
+      <w:r>
+        <w:rPr>
+          <w:rFonts w:ascii="Times New Roman" w:eastAsia="楷体" w:hAnsi="Times New Roman"/>
+          <w:color w:val="000000"/>
+        </w:rPr>
+        <w:t>式</w:t>
+      </w:r>
+      <w:r>
+        <w:rPr>
+          <w:rFonts w:ascii="Times New Roman" w:eastAsia="楷体" w:hAnsi="Times New Roman"/>
+          <w:color w:val="000000"/>
+        </w:rPr>
+        <w:t xml:space="preserve"> 6-2 </w:t>
+      </w:r>
+      <w:r>
+        <w:rPr>
+          <w:rFonts w:ascii="Times New Roman" w:eastAsia="楷体" w:hAnsi="Times New Roman"/>
+          <w:color w:val="000000"/>
+        </w:rPr>
+        <w:t>表示同源重复记录不改变独立计数及判定状态；引用清单与重复提示仍会更新。来源标识由上游提供，组内矛盾和未验证输入保留异常状态，使冲突信息持续参与后续判断。</w:t>
       </w:r>
     </w:p>
     <w:p>
       <w:pPr>
         <w:pStyle w:val="31"/>
       </w:pPr>
-      <w:bookmarkStart w:id="45" w:name="_Toc240645687"/>
+      <w:bookmarkStart w:id="45" w:name="_Toc240647853"/>
       <w:r>
         <w:t xml:space="preserve">6.2.4 </w:t>
       </w:r>
@@ -13649,12 +17894,12 @@
         <w:pStyle w:val="2"/>
         <w:widowControl/>
       </w:pPr>
-      <w:bookmarkStart w:id="46" w:name="_Toc240645688"/>
+      <w:bookmarkStart w:id="46" w:name="_Toc240647854"/>
       <w:r>
         <w:t xml:space="preserve">6.3 </w:t>
       </w:r>
       <w:r>
-        <w:t>确定性计算与交易约束结合的组合调整机制</w:t>
+        <w:t>费用感知的整数交易可行性求解</w:t>
       </w:r>
       <w:bookmarkEnd w:id="46"/>
     </w:p>
@@ -13662,7 +17907,7 @@
       <w:pPr>
         <w:pStyle w:val="31"/>
       </w:pPr>
-      <w:bookmarkStart w:id="47" w:name="_Toc240645689"/>
+      <w:bookmarkStart w:id="47" w:name="_Toc240647855"/>
       <w:r>
         <w:t xml:space="preserve">6.3.1 </w:t>
       </w:r>
@@ -13680,7 +17925,15 @@
           <w:rFonts w:ascii="Times New Roman" w:eastAsia="楷体" w:hAnsi="Times New Roman"/>
           <w:color w:val="000000"/>
         </w:rPr>
-        <w:t>组合建议需要从目标比例进一步转换为可执行条件下的数量。整手限制、手续费和现金预留都会使实际调整结果与目标比例产生差异。结合金融智能体编排研究中的组合、风险与执行职责划分</w:t>
+        <w:t>组合建议需要从目标比例进一步转换为可执行条件下的数量。整手限制、手续费和现金预留都会使实际调整结果与目标比例产生差异。结合金融智能体编排研究中的</w:t>
+      </w:r>
+      <w:r>
+        <w:rPr>
+          <w:rFonts w:ascii="Times New Roman" w:eastAsia="楷体" w:hAnsi="Times New Roman"/>
+          <w:color w:val="000000"/>
+        </w:rPr>
+        <w:lastRenderedPageBreak/>
+        <w:t>组合、风险与执行职责划分</w:t>
       </w:r>
       <w:r>
         <w:rPr>
@@ -13715,13 +17968,12 @@
       <w:pPr>
         <w:pStyle w:val="31"/>
       </w:pPr>
-      <w:bookmarkStart w:id="48" w:name="_Toc240645690"/>
-      <w:r>
-        <w:lastRenderedPageBreak/>
+      <w:bookmarkStart w:id="48" w:name="_Toc240647856"/>
+      <w:r>
         <w:t xml:space="preserve">6.3.2 </w:t>
       </w:r>
       <w:r>
-        <w:t>核心流程</w:t>
+        <w:t>序贯求解流程</w:t>
       </w:r>
       <w:bookmarkEnd w:id="48"/>
     </w:p>
@@ -13765,12 +18017,12 @@
       <w:pPr>
         <w:pStyle w:val="31"/>
       </w:pPr>
-      <w:bookmarkStart w:id="49" w:name="_Toc240645691"/>
+      <w:bookmarkStart w:id="49" w:name="_Toc240647857"/>
       <w:r>
         <w:t xml:space="preserve">6.3.3 </w:t>
       </w:r>
       <w:r>
-        <w:t>关键机制</w:t>
+        <w:t>单调可行性与数量边界</w:t>
       </w:r>
       <w:bookmarkEnd w:id="49"/>
     </w:p>
@@ -13783,7 +18035,395 @@
           <w:rFonts w:ascii="Times New Roman" w:eastAsia="楷体" w:hAnsi="Times New Roman"/>
           <w:color w:val="000000"/>
         </w:rPr>
-        <w:t>交易费用直接参与数量选择。例如，可支出金额为</w:t>
+        <w:t>对正整数手数</w:t>
+      </w:r>
+      <w:r>
+        <w:rPr>
+          <w:rFonts w:ascii="Times New Roman" w:eastAsia="楷体" w:hAnsi="Times New Roman"/>
+          <w:color w:val="000000"/>
+        </w:rPr>
+        <w:t xml:space="preserve"> n</w:t>
+      </w:r>
+      <w:r>
+        <w:rPr>
+          <w:rFonts w:ascii="Times New Roman" w:eastAsia="楷体" w:hAnsi="Times New Roman"/>
+          <w:color w:val="000000"/>
+        </w:rPr>
+        <w:t>，定义支出函数</w:t>
+      </w:r>
+      <w:r>
+        <w:rPr>
+          <w:rFonts w:ascii="Times New Roman" w:eastAsia="楷体" w:hAnsi="Times New Roman"/>
+          <w:color w:val="000000"/>
+        </w:rPr>
+        <w:t xml:space="preserve"> h_i(n) </w:t>
+      </w:r>
+      <w:r>
+        <w:rPr>
+          <w:rFonts w:ascii="Times New Roman" w:eastAsia="楷体" w:hAnsi="Times New Roman"/>
+          <w:color w:val="000000"/>
+        </w:rPr>
+        <w:t>为买入金额与费用之和，可支出金额为</w:t>
+      </w:r>
+      <w:r>
+        <w:rPr>
+          <w:rFonts w:ascii="Times New Roman" w:eastAsia="楷体" w:hAnsi="Times New Roman"/>
+          <w:color w:val="000000"/>
+        </w:rPr>
+        <w:t xml:space="preserve"> A_t</w:t>
+      </w:r>
+      <w:r>
+        <w:rPr>
+          <w:rFonts w:ascii="Times New Roman" w:eastAsia="楷体" w:hAnsi="Times New Roman"/>
+          <w:color w:val="000000"/>
+        </w:rPr>
+        <w:t>。当前费用规则使</w:t>
+      </w:r>
+      <w:r>
+        <w:rPr>
+          <w:rFonts w:ascii="Times New Roman" w:eastAsia="楷体" w:hAnsi="Times New Roman"/>
+          <w:color w:val="000000"/>
+        </w:rPr>
+        <w:t xml:space="preserve"> h_i </w:t>
+      </w:r>
+      <w:r>
+        <w:rPr>
+          <w:rFonts w:ascii="Times New Roman" w:eastAsia="楷体" w:hAnsi="Times New Roman"/>
+          <w:color w:val="000000"/>
+        </w:rPr>
+        <w:t>随</w:t>
+      </w:r>
+      <w:r>
+        <w:rPr>
+          <w:rFonts w:ascii="Times New Roman" w:eastAsia="楷体" w:hAnsi="Times New Roman"/>
+          <w:color w:val="000000"/>
+        </w:rPr>
+        <w:t xml:space="preserve"> n </w:t>
+      </w:r>
+      <w:r>
+        <w:rPr>
+          <w:rFonts w:ascii="Times New Roman" w:eastAsia="楷体" w:hAnsi="Times New Roman"/>
+          <w:color w:val="000000"/>
+        </w:rPr>
+        <w:t>单调不减，因此正整数可行手数具有前缀性质：</w:t>
+      </w:r>
+    </w:p>
+    <w:p>
+      <w:pPr>
+        <w:keepNext/>
+        <w:widowControl/>
+        <w:tabs>
+          <w:tab w:val="center" w:pos="4819"/>
+          <w:tab w:val="right" w:pos="9638"/>
+        </w:tabs>
+        <w:ind w:firstLine="0"/>
+        <w:jc w:val="left"/>
+      </w:pPr>
+      <w:r>
+        <w:tab/>
+      </w:r>
+      <m:oMath>
+        <m:sSub>
+          <m:sSubPr>
+            <m:ctrlPr>
+              <w:rPr>
+                <w:rFonts w:ascii="Cambria Math" w:hAnsi="Cambria Math"/>
+              </w:rPr>
+            </m:ctrlPr>
+          </m:sSubPr>
+          <m:e>
+            <m:r>
+              <w:rPr>
+                <w:rFonts w:ascii="Cambria Math" w:hAnsi="Cambria Math"/>
+              </w:rPr>
+              <m:t>h</m:t>
+            </m:r>
+          </m:e>
+          <m:sub>
+            <m:r>
+              <w:rPr>
+                <w:rFonts w:ascii="Cambria Math" w:hAnsi="Cambria Math"/>
+              </w:rPr>
+              <m:t>i</m:t>
+            </m:r>
+          </m:sub>
+        </m:sSub>
+        <m:r>
+          <w:rPr>
+            <w:rFonts w:ascii="Cambria Math" w:hAnsi="Cambria Math"/>
+          </w:rPr>
+          <m:t>(</m:t>
+        </m:r>
+        <m:r>
+          <w:rPr>
+            <w:rFonts w:ascii="Cambria Math" w:hAnsi="Cambria Math"/>
+          </w:rPr>
+          <m:t>n</m:t>
+        </m:r>
+        <m:r>
+          <w:rPr>
+            <w:rFonts w:ascii="Cambria Math" w:hAnsi="Cambria Math"/>
+          </w:rPr>
+          <m:t>+1)≥</m:t>
+        </m:r>
+        <m:sSub>
+          <m:sSubPr>
+            <m:ctrlPr>
+              <w:rPr>
+                <w:rFonts w:ascii="Cambria Math" w:hAnsi="Cambria Math"/>
+              </w:rPr>
+            </m:ctrlPr>
+          </m:sSubPr>
+          <m:e>
+            <m:r>
+              <w:rPr>
+                <w:rFonts w:ascii="Cambria Math" w:hAnsi="Cambria Math"/>
+              </w:rPr>
+              <m:t>h</m:t>
+            </m:r>
+          </m:e>
+          <m:sub>
+            <m:r>
+              <w:rPr>
+                <w:rFonts w:ascii="Cambria Math" w:hAnsi="Cambria Math"/>
+              </w:rPr>
+              <m:t>i</m:t>
+            </m:r>
+          </m:sub>
+        </m:sSub>
+        <m:r>
+          <w:rPr>
+            <w:rFonts w:ascii="Cambria Math" w:hAnsi="Cambria Math"/>
+          </w:rPr>
+          <m:t>(</m:t>
+        </m:r>
+        <m:r>
+          <w:rPr>
+            <w:rFonts w:ascii="Cambria Math" w:hAnsi="Cambria Math"/>
+          </w:rPr>
+          <m:t>n</m:t>
+        </m:r>
+        <m:r>
+          <w:rPr>
+            <w:rFonts w:ascii="Cambria Math" w:hAnsi="Cambria Math"/>
+          </w:rPr>
+          <m:t>),</m:t>
+        </m:r>
+        <m:sSub>
+          <m:sSubPr>
+            <m:ctrlPr>
+              <w:rPr>
+                <w:rFonts w:ascii="Cambria Math" w:hAnsi="Cambria Math"/>
+              </w:rPr>
+            </m:ctrlPr>
+          </m:sSubPr>
+          <m:e>
+            <m:r>
+              <w:rPr>
+                <w:rFonts w:ascii="Cambria Math" w:hAnsi="Cambria Math"/>
+              </w:rPr>
+              <m:t>h</m:t>
+            </m:r>
+          </m:e>
+          <m:sub>
+            <m:r>
+              <w:rPr>
+                <w:rFonts w:ascii="Cambria Math" w:hAnsi="Cambria Math"/>
+              </w:rPr>
+              <m:t>i</m:t>
+            </m:r>
+          </m:sub>
+        </m:sSub>
+        <m:r>
+          <w:rPr>
+            <w:rFonts w:ascii="Cambria Math" w:hAnsi="Cambria Math"/>
+          </w:rPr>
+          <m:t>(</m:t>
+        </m:r>
+        <m:r>
+          <w:rPr>
+            <w:rFonts w:ascii="Cambria Math" w:hAnsi="Cambria Math"/>
+          </w:rPr>
+          <m:t>n</m:t>
+        </m:r>
+        <m:r>
+          <w:rPr>
+            <w:rFonts w:ascii="Cambria Math" w:hAnsi="Cambria Math"/>
+          </w:rPr>
+          <m:t>)≤</m:t>
+        </m:r>
+        <m:sSub>
+          <m:sSubPr>
+            <m:ctrlPr>
+              <w:rPr>
+                <w:rFonts w:ascii="Cambria Math" w:hAnsi="Cambria Math"/>
+              </w:rPr>
+            </m:ctrlPr>
+          </m:sSubPr>
+          <m:e>
+            <m:r>
+              <w:rPr>
+                <w:rFonts w:ascii="Cambria Math" w:hAnsi="Cambria Math"/>
+              </w:rPr>
+              <m:t>A</m:t>
+            </m:r>
+          </m:e>
+          <m:sub>
+            <m:r>
+              <w:rPr>
+                <w:rFonts w:ascii="Cambria Math" w:hAnsi="Cambria Math"/>
+              </w:rPr>
+              <m:t>t</m:t>
+            </m:r>
+          </m:sub>
+        </m:sSub>
+        <m:r>
+          <w:rPr>
+            <w:rFonts w:ascii="Cambria Math" w:hAnsi="Cambria Math"/>
+          </w:rPr>
+          <m:t>⇒</m:t>
+        </m:r>
+        <m:sSub>
+          <m:sSubPr>
+            <m:ctrlPr>
+              <w:rPr>
+                <w:rFonts w:ascii="Cambria Math" w:hAnsi="Cambria Math"/>
+              </w:rPr>
+            </m:ctrlPr>
+          </m:sSubPr>
+          <m:e>
+            <m:r>
+              <w:rPr>
+                <w:rFonts w:ascii="Cambria Math" w:hAnsi="Cambria Math"/>
+              </w:rPr>
+              <m:t>h</m:t>
+            </m:r>
+          </m:e>
+          <m:sub>
+            <m:r>
+              <w:rPr>
+                <w:rFonts w:ascii="Cambria Math" w:hAnsi="Cambria Math"/>
+              </w:rPr>
+              <m:t>i</m:t>
+            </m:r>
+          </m:sub>
+        </m:sSub>
+        <m:r>
+          <w:rPr>
+            <w:rFonts w:ascii="Cambria Math" w:hAnsi="Cambria Math"/>
+          </w:rPr>
+          <m:t>(</m:t>
+        </m:r>
+        <m:r>
+          <w:rPr>
+            <w:rFonts w:ascii="Cambria Math" w:hAnsi="Cambria Math"/>
+          </w:rPr>
+          <m:t>k</m:t>
+        </m:r>
+        <m:r>
+          <w:rPr>
+            <w:rFonts w:ascii="Cambria Math" w:hAnsi="Cambria Math"/>
+          </w:rPr>
+          <m:t>)≤</m:t>
+        </m:r>
+        <m:sSub>
+          <m:sSubPr>
+            <m:ctrlPr>
+              <w:rPr>
+                <w:rFonts w:ascii="Cambria Math" w:hAnsi="Cambria Math"/>
+              </w:rPr>
+            </m:ctrlPr>
+          </m:sSubPr>
+          <m:e>
+            <m:r>
+              <w:rPr>
+                <w:rFonts w:ascii="Cambria Math" w:hAnsi="Cambria Math"/>
+              </w:rPr>
+              <m:t>A</m:t>
+            </m:r>
+          </m:e>
+          <m:sub>
+            <m:r>
+              <w:rPr>
+                <w:rFonts w:ascii="Cambria Math" w:hAnsi="Cambria Math"/>
+              </w:rPr>
+              <m:t>t</m:t>
+            </m:r>
+          </m:sub>
+        </m:sSub>
+        <m:r>
+          <m:rPr>
+            <m:sty m:val="p"/>
+          </m:rPr>
+          <w:rPr>
+            <w:rFonts w:ascii="Cambria Math" w:hAnsi="Cambria Math"/>
+          </w:rPr>
+          <m:t> </m:t>
+        </m:r>
+        <m:r>
+          <w:rPr>
+            <w:rFonts w:ascii="Cambria Math" w:hAnsi="Cambria Math"/>
+          </w:rPr>
+          <m:t>(1≤</m:t>
+        </m:r>
+        <m:r>
+          <w:rPr>
+            <w:rFonts w:ascii="Cambria Math" w:hAnsi="Cambria Math"/>
+          </w:rPr>
+          <m:t>k</m:t>
+        </m:r>
+        <m:r>
+          <w:rPr>
+            <w:rFonts w:ascii="Cambria Math" w:hAnsi="Cambria Math"/>
+          </w:rPr>
+          <m:t>≤</m:t>
+        </m:r>
+        <m:r>
+          <w:rPr>
+            <w:rFonts w:ascii="Cambria Math" w:hAnsi="Cambria Math"/>
+          </w:rPr>
+          <m:t>n</m:t>
+        </m:r>
+        <m:r>
+          <w:rPr>
+            <w:rFonts w:ascii="Cambria Math" w:hAnsi="Cambria Math"/>
+          </w:rPr>
+          <m:t>)</m:t>
+        </m:r>
+      </m:oMath>
+      <w:r>
+        <w:rPr>
+          <w:rFonts w:ascii="Times New Roman" w:eastAsia="楷体" w:hAnsi="Times New Roman"/>
+          <w:color w:val="000000"/>
+        </w:rPr>
+        <w:tab/>
+        <w:t>(6-3)</w:t>
+      </w:r>
+    </w:p>
+    <w:p>
+      <w:pPr>
+        <w:widowControl/>
+      </w:pPr>
+      <w:r>
+        <w:rPr>
+          <w:rFonts w:ascii="Times New Roman" w:eastAsia="楷体" w:hAnsi="Times New Roman"/>
+          <w:color w:val="000000"/>
+        </w:rPr>
+        <w:t>式</w:t>
+      </w:r>
+      <w:r>
+        <w:rPr>
+          <w:rFonts w:ascii="Times New Roman" w:eastAsia="楷体" w:hAnsi="Times New Roman"/>
+          <w:color w:val="000000"/>
+        </w:rPr>
+        <w:t xml:space="preserve"> 6-3 </w:t>
+      </w:r>
+      <w:r>
+        <w:rPr>
+          <w:rFonts w:ascii="Times New Roman" w:eastAsia="楷体" w:hAnsi="Times New Roman"/>
+          <w:color w:val="000000"/>
+        </w:rPr>
+        <w:t>支持二分查找定位当前买入行动的数量边界。例如，可支出金额</w:t>
       </w:r>
       <w:r>
         <w:rPr>
@@ -13797,7 +18437,7 @@
           <w:rFonts w:ascii="Times New Roman" w:eastAsia="楷体" w:hAnsi="Times New Roman"/>
           <w:color w:val="000000"/>
         </w:rPr>
-        <w:t>元、股价为</w:t>
+        <w:t>元、股价</w:t>
       </w:r>
       <w:r>
         <w:rPr>
@@ -13811,28 +18451,28 @@
           <w:rFonts w:ascii="Times New Roman" w:eastAsia="楷体" w:hAnsi="Times New Roman"/>
           <w:color w:val="000000"/>
         </w:rPr>
-        <w:t>元时，买入</w:t>
-      </w:r>
-      <w:r>
-        <w:rPr>
-          <w:rFonts w:ascii="Times New Roman" w:eastAsia="楷体" w:hAnsi="Times New Roman"/>
-          <w:color w:val="000000"/>
-        </w:rPr>
-        <w:t xml:space="preserve"> 500 </w:t>
-      </w:r>
-      <w:r>
-        <w:rPr>
-          <w:rFonts w:ascii="Times New Roman" w:eastAsia="楷体" w:hAnsi="Times New Roman"/>
-          <w:color w:val="000000"/>
-        </w:rPr>
-        <w:t>股还需支付费用，程序会继续寻找满足条件的较小手数。每项行动均更新资金余额，最终复核使用调整后的数量，保证数量、费用和现金来自同一次测算。</w:t>
+        <w:t>元时，</w:t>
+      </w:r>
+      <w:r>
+        <w:rPr>
+          <w:rFonts w:ascii="Times New Roman" w:eastAsia="楷体" w:hAnsi="Times New Roman"/>
+          <w:color w:val="000000"/>
+        </w:rPr>
+        <w:t xml:space="preserve">500 </w:t>
+      </w:r>
+      <w:r>
+        <w:rPr>
+          <w:rFonts w:ascii="Times New Roman" w:eastAsia="楷体" w:hAnsi="Times New Roman"/>
+          <w:color w:val="000000"/>
+        </w:rPr>
+        <w:t>股加费用将超过预算，求解继续收缩可行手数。每项行动更新现金，整体复核检查最终组合。</w:t>
       </w:r>
     </w:p>
     <w:p>
       <w:pPr>
         <w:pStyle w:val="31"/>
       </w:pPr>
-      <w:bookmarkStart w:id="50" w:name="_Toc240645692"/>
+      <w:bookmarkStart w:id="50" w:name="_Toc240647858"/>
       <w:r>
         <w:t xml:space="preserve">6.3.4 </w:t>
       </w:r>
@@ -13858,12 +18498,12 @@
         <w:pStyle w:val="2"/>
         <w:widowControl/>
       </w:pPr>
-      <w:bookmarkStart w:id="51" w:name="_Toc240645693"/>
+      <w:bookmarkStart w:id="51" w:name="_Toc240647859"/>
       <w:r>
         <w:t xml:space="preserve">6.4 </w:t>
       </w:r>
       <w:r>
-        <w:t>任务依赖与双重审查结合的专业研究协作机制</w:t>
+        <w:t>依赖状态传播与双闸门单调聚合</w:t>
       </w:r>
       <w:bookmarkEnd w:id="51"/>
     </w:p>
@@ -13871,7 +18511,7 @@
       <w:pPr>
         <w:pStyle w:val="31"/>
       </w:pPr>
-      <w:bookmarkStart w:id="52" w:name="_Toc240645694"/>
+      <w:bookmarkStart w:id="52" w:name="_Toc240647860"/>
       <w:r>
         <w:t xml:space="preserve">6.4.1 </w:t>
       </w:r>
@@ -13924,12 +18564,12 @@
       <w:pPr>
         <w:pStyle w:val="31"/>
       </w:pPr>
-      <w:bookmarkStart w:id="53" w:name="_Toc240645695"/>
+      <w:bookmarkStart w:id="53" w:name="_Toc240647861"/>
       <w:r>
         <w:t xml:space="preserve">6.4.2 </w:t>
       </w:r>
       <w:r>
-        <w:t>方案架构</w:t>
+        <w:t>依赖执行与独立审查</w:t>
       </w:r>
       <w:bookmarkEnd w:id="53"/>
     </w:p>
@@ -13968,6 +18608,7 @@
           <w:rFonts w:ascii="Times New Roman" w:eastAsia="楷体" w:hAnsi="Times New Roman"/>
           <w:color w:val="000000"/>
         </w:rPr>
+        <w:lastRenderedPageBreak/>
         <w:t>风险审查层：检查研究结果、画像版本、风险预算与配置方案的一致性，确认组合判断使用了当前用户的有效条件，并核对超限记录是否完整传递。</w:t>
       </w:r>
     </w:p>
@@ -13987,13 +18628,12 @@
       <w:pPr>
         <w:pStyle w:val="31"/>
       </w:pPr>
-      <w:bookmarkStart w:id="54" w:name="_Toc240645696"/>
-      <w:r>
-        <w:lastRenderedPageBreak/>
+      <w:bookmarkStart w:id="54" w:name="_Toc240647862"/>
+      <w:r>
         <w:t xml:space="preserve">6.4.3 </w:t>
       </w:r>
       <w:r>
-        <w:t>关键机制</w:t>
+        <w:t>审查状态的单调性</w:t>
       </w:r>
       <w:bookmarkEnd w:id="54"/>
     </w:p>
@@ -14006,14 +18646,302 @@
           <w:rFonts w:ascii="Times New Roman" w:eastAsia="楷体" w:hAnsi="Times New Roman"/>
           <w:color w:val="000000"/>
         </w:rPr>
-        <w:t>两个闸门独立执行，整体结果优先保留阻断状态，其次为待复核状态。例如，风险检查通过但缺少必要披露时，系统仍暂缓完整建议，指出需要补充的内容，补充后重新审查。建议组合器再次检查审查结果与相关输入，保证最终输出使用有效依据。</w:t>
+        <w:t>按照第五章的状态编码，定义聚合函数</w:t>
+      </w:r>
+      <w:r>
+        <w:rPr>
+          <w:rFonts w:ascii="Times New Roman" w:eastAsia="楷体" w:hAnsi="Times New Roman"/>
+          <w:color w:val="000000"/>
+        </w:rPr>
+        <w:t xml:space="preserve"> Γ(a,b) = max(a,b)</w:t>
+      </w:r>
+      <w:r>
+        <w:rPr>
+          <w:rFonts w:ascii="Times New Roman" w:eastAsia="楷体" w:hAnsi="Times New Roman"/>
+          <w:color w:val="000000"/>
+        </w:rPr>
+        <w:t>，其满足以下单调性：</w:t>
+      </w:r>
+    </w:p>
+    <w:p>
+      <w:pPr>
+        <w:keepNext/>
+        <w:widowControl/>
+        <w:tabs>
+          <w:tab w:val="center" w:pos="4819"/>
+          <w:tab w:val="right" w:pos="9638"/>
+        </w:tabs>
+        <w:ind w:firstLine="0"/>
+        <w:jc w:val="left"/>
+      </w:pPr>
+      <w:r>
+        <w:tab/>
+      </w:r>
+      <m:oMath>
+        <m:sSup>
+          <m:sSupPr>
+            <m:ctrlPr>
+              <w:rPr>
+                <w:rFonts w:ascii="Cambria Math" w:hAnsi="Cambria Math"/>
+              </w:rPr>
+            </m:ctrlPr>
+          </m:sSupPr>
+          <m:e>
+            <m:r>
+              <w:rPr>
+                <w:rFonts w:ascii="Cambria Math" w:hAnsi="Cambria Math"/>
+              </w:rPr>
+              <m:t>a</m:t>
+            </m:r>
+          </m:e>
+          <m:sup>
+            <m:r>
+              <w:rPr>
+                <w:rFonts w:ascii="Cambria Math" w:hAnsi="Cambria Math"/>
+              </w:rPr>
+              <m:t>'</m:t>
+            </m:r>
+          </m:sup>
+        </m:sSup>
+        <m:r>
+          <w:rPr>
+            <w:rFonts w:ascii="Cambria Math" w:hAnsi="Cambria Math"/>
+          </w:rPr>
+          <m:t>≥</m:t>
+        </m:r>
+        <m:r>
+          <w:rPr>
+            <w:rFonts w:ascii="Cambria Math" w:hAnsi="Cambria Math"/>
+          </w:rPr>
+          <m:t>a</m:t>
+        </m:r>
+        <m:r>
+          <w:rPr>
+            <w:rFonts w:ascii="Cambria Math" w:hAnsi="Cambria Math"/>
+          </w:rPr>
+          <m:t>,</m:t>
+        </m:r>
+        <m:r>
+          <m:rPr>
+            <m:sty m:val="p"/>
+          </m:rPr>
+          <w:rPr>
+            <w:rFonts w:ascii="Cambria Math" w:hAnsi="Cambria Math"/>
+          </w:rPr>
+          <m:t> </m:t>
+        </m:r>
+        <m:sSup>
+          <m:sSupPr>
+            <m:ctrlPr>
+              <w:rPr>
+                <w:rFonts w:ascii="Cambria Math" w:hAnsi="Cambria Math"/>
+              </w:rPr>
+            </m:ctrlPr>
+          </m:sSupPr>
+          <m:e>
+            <m:r>
+              <w:rPr>
+                <w:rFonts w:ascii="Cambria Math" w:hAnsi="Cambria Math"/>
+              </w:rPr>
+              <m:t>b</m:t>
+            </m:r>
+          </m:e>
+          <m:sup>
+            <m:r>
+              <w:rPr>
+                <w:rFonts w:ascii="Cambria Math" w:hAnsi="Cambria Math"/>
+              </w:rPr>
+              <m:t>'</m:t>
+            </m:r>
+          </m:sup>
+        </m:sSup>
+        <m:r>
+          <w:rPr>
+            <w:rFonts w:ascii="Cambria Math" w:hAnsi="Cambria Math"/>
+          </w:rPr>
+          <m:t>≥</m:t>
+        </m:r>
+        <m:r>
+          <w:rPr>
+            <w:rFonts w:ascii="Cambria Math" w:hAnsi="Cambria Math"/>
+          </w:rPr>
+          <m:t>b</m:t>
+        </m:r>
+        <m:r>
+          <m:rPr>
+            <m:sty m:val="p"/>
+          </m:rPr>
+          <w:rPr>
+            <w:rFonts w:ascii="Cambria Math" w:hAnsi="Cambria Math"/>
+          </w:rPr>
+          <m:t> </m:t>
+        </m:r>
+        <m:r>
+          <w:rPr>
+            <w:rFonts w:ascii="Cambria Math" w:hAnsi="Cambria Math"/>
+          </w:rPr>
+          <m:t>⇒</m:t>
+        </m:r>
+        <m:r>
+          <m:rPr>
+            <m:sty m:val="p"/>
+          </m:rPr>
+          <w:rPr>
+            <w:rFonts w:ascii="Cambria Math" w:hAnsi="Cambria Math"/>
+          </w:rPr>
+          <m:t> </m:t>
+        </m:r>
+        <m:r>
+          <w:rPr>
+            <w:rFonts w:ascii="Cambria Math" w:hAnsi="Cambria Math"/>
+          </w:rPr>
+          <m:t>Γ</m:t>
+        </m:r>
+        <m:r>
+          <w:rPr>
+            <w:rFonts w:ascii="Cambria Math" w:hAnsi="Cambria Math"/>
+          </w:rPr>
+          <m:t>(</m:t>
+        </m:r>
+        <m:sSup>
+          <m:sSupPr>
+            <m:ctrlPr>
+              <w:rPr>
+                <w:rFonts w:ascii="Cambria Math" w:hAnsi="Cambria Math"/>
+              </w:rPr>
+            </m:ctrlPr>
+          </m:sSupPr>
+          <m:e>
+            <m:r>
+              <w:rPr>
+                <w:rFonts w:ascii="Cambria Math" w:hAnsi="Cambria Math"/>
+              </w:rPr>
+              <m:t>a</m:t>
+            </m:r>
+          </m:e>
+          <m:sup>
+            <m:r>
+              <w:rPr>
+                <w:rFonts w:ascii="Cambria Math" w:hAnsi="Cambria Math"/>
+              </w:rPr>
+              <m:t>'</m:t>
+            </m:r>
+          </m:sup>
+        </m:sSup>
+        <m:r>
+          <w:rPr>
+            <w:rFonts w:ascii="Cambria Math" w:hAnsi="Cambria Math"/>
+          </w:rPr>
+          <m:t>,</m:t>
+        </m:r>
+        <m:sSup>
+          <m:sSupPr>
+            <m:ctrlPr>
+              <w:rPr>
+                <w:rFonts w:ascii="Cambria Math" w:hAnsi="Cambria Math"/>
+              </w:rPr>
+            </m:ctrlPr>
+          </m:sSupPr>
+          <m:e>
+            <m:r>
+              <w:rPr>
+                <w:rFonts w:ascii="Cambria Math" w:hAnsi="Cambria Math"/>
+              </w:rPr>
+              <m:t>b</m:t>
+            </m:r>
+          </m:e>
+          <m:sup>
+            <m:r>
+              <w:rPr>
+                <w:rFonts w:ascii="Cambria Math" w:hAnsi="Cambria Math"/>
+              </w:rPr>
+              <m:t>'</m:t>
+            </m:r>
+          </m:sup>
+        </m:sSup>
+        <m:r>
+          <w:rPr>
+            <w:rFonts w:ascii="Cambria Math" w:hAnsi="Cambria Math"/>
+          </w:rPr>
+          <m:t>)≥</m:t>
+        </m:r>
+        <m:r>
+          <w:rPr>
+            <w:rFonts w:ascii="Cambria Math" w:hAnsi="Cambria Math"/>
+          </w:rPr>
+          <m:t>Γ</m:t>
+        </m:r>
+        <m:r>
+          <w:rPr>
+            <w:rFonts w:ascii="Cambria Math" w:hAnsi="Cambria Math"/>
+          </w:rPr>
+          <m:t>(</m:t>
+        </m:r>
+        <m:r>
+          <w:rPr>
+            <w:rFonts w:ascii="Cambria Math" w:hAnsi="Cambria Math"/>
+          </w:rPr>
+          <m:t>a</m:t>
+        </m:r>
+        <m:r>
+          <w:rPr>
+            <w:rFonts w:ascii="Cambria Math" w:hAnsi="Cambria Math"/>
+          </w:rPr>
+          <m:t>,</m:t>
+        </m:r>
+        <m:r>
+          <w:rPr>
+            <w:rFonts w:ascii="Cambria Math" w:hAnsi="Cambria Math"/>
+          </w:rPr>
+          <m:t>b</m:t>
+        </m:r>
+        <m:r>
+          <w:rPr>
+            <w:rFonts w:ascii="Cambria Math" w:hAnsi="Cambria Math"/>
+          </w:rPr>
+          <m:t>)</m:t>
+        </m:r>
+      </m:oMath>
+      <w:r>
+        <w:rPr>
+          <w:rFonts w:ascii="Times New Roman" w:eastAsia="楷体" w:hAnsi="Times New Roman"/>
+          <w:color w:val="000000"/>
+        </w:rPr>
+        <w:tab/>
+        <w:t>(6-4)</w:t>
+      </w:r>
+    </w:p>
+    <w:p>
+      <w:pPr>
+        <w:widowControl/>
+      </w:pPr>
+      <w:r>
+        <w:rPr>
+          <w:rFonts w:ascii="Times New Roman" w:eastAsia="楷体" w:hAnsi="Times New Roman"/>
+          <w:color w:val="000000"/>
+        </w:rPr>
+        <w:t>式</w:t>
+      </w:r>
+      <w:r>
+        <w:rPr>
+          <w:rFonts w:ascii="Times New Roman" w:eastAsia="楷体" w:hAnsi="Times New Roman"/>
+          <w:color w:val="000000"/>
+        </w:rPr>
+        <w:t xml:space="preserve"> 6-4 </w:t>
+      </w:r>
+      <w:r>
+        <w:rPr>
+          <w:rFonts w:ascii="Times New Roman" w:eastAsia="楷体" w:hAnsi="Times New Roman"/>
+          <w:color w:val="000000"/>
+        </w:rPr>
+        <w:t>表示任一审查等级提高时，另一项通过结果无法降低整体审查等级。例如，风险通过但缺少必要披露时，整体仍需复核。问题补充后重新计算，建议组合器再次检查输入与审查结果的一致性。</w:t>
       </w:r>
     </w:p>
     <w:p>
       <w:pPr>
         <w:pStyle w:val="31"/>
       </w:pPr>
-      <w:bookmarkStart w:id="55" w:name="_Toc240645697"/>
+      <w:bookmarkStart w:id="55" w:name="_Toc240647863"/>
       <w:r>
         <w:t xml:space="preserve">6.4.4 </w:t>
       </w:r>
@@ -14039,7 +18967,7 @@
         <w:pStyle w:val="2"/>
         <w:widowControl/>
       </w:pPr>
-      <w:bookmarkStart w:id="56" w:name="_Toc240645698"/>
+      <w:bookmarkStart w:id="56" w:name="_Toc240647864"/>
       <w:r>
         <w:t xml:space="preserve">6.5 </w:t>
       </w:r>
@@ -14126,7 +19054,7 @@
         <w:pStyle w:val="1"/>
         <w:widowControl/>
       </w:pPr>
-      <w:bookmarkStart w:id="57" w:name="_Toc240645699"/>
+      <w:bookmarkStart w:id="57" w:name="_Toc240647865"/>
       <w:r>
         <w:lastRenderedPageBreak/>
         <w:t>第七章</w:t>
@@ -14144,7 +19072,7 @@
         <w:pStyle w:val="2"/>
         <w:widowControl/>
       </w:pPr>
-      <w:bookmarkStart w:id="58" w:name="_Toc240645700"/>
+      <w:bookmarkStart w:id="58" w:name="_Toc240647866"/>
       <w:r>
         <w:t xml:space="preserve">7.1 </w:t>
       </w:r>
@@ -15896,7 +20824,7 @@
         <w:pStyle w:val="2"/>
         <w:widowControl/>
       </w:pPr>
-      <w:bookmarkStart w:id="59" w:name="_Toc240645701"/>
+      <w:bookmarkStart w:id="59" w:name="_Toc240647867"/>
       <w:r>
         <w:lastRenderedPageBreak/>
         <w:t xml:space="preserve">7.2 </w:t>
@@ -16582,7 +21510,7 @@
         <w:pStyle w:val="2"/>
         <w:widowControl/>
       </w:pPr>
-      <w:bookmarkStart w:id="60" w:name="_Toc240645702"/>
+      <w:bookmarkStart w:id="60" w:name="_Toc240647868"/>
       <w:r>
         <w:t xml:space="preserve">7.3 </w:t>
       </w:r>
@@ -16664,7 +21592,7 @@
         <w:pStyle w:val="2"/>
         <w:widowControl/>
       </w:pPr>
-      <w:bookmarkStart w:id="61" w:name="_Toc240645703"/>
+      <w:bookmarkStart w:id="61" w:name="_Toc240647869"/>
       <w:r>
         <w:t xml:space="preserve">7.4 </w:t>
       </w:r>
@@ -16746,7 +21674,7 @@
         <w:pStyle w:val="1"/>
         <w:widowControl/>
       </w:pPr>
-      <w:bookmarkStart w:id="62" w:name="_Toc240645704"/>
+      <w:bookmarkStart w:id="62" w:name="_Toc240647870"/>
       <w:r>
         <w:lastRenderedPageBreak/>
         <w:t>第八章</w:t>
@@ -16834,7 +21762,7 @@
         <w:pStyle w:val="1"/>
         <w:widowControl/>
       </w:pPr>
-      <w:bookmarkStart w:id="63" w:name="_Toc240645705"/>
+      <w:bookmarkStart w:id="63" w:name="_Toc240647871"/>
       <w:r>
         <w:lastRenderedPageBreak/>
         <w:t>附录</w:t>
@@ -18338,7 +23266,7 @@
     <w:next w:val="a"/>
     <w:autoRedefine/>
     <w:uiPriority w:val="39"/>
-    <w:rsid w:val="00A47CC4"/>
+    <w:rsid w:val="00864EA1"/>
     <w:pPr>
       <w:spacing w:after="0" w:line="240" w:lineRule="auto"/>
       <w:ind w:leftChars="600" w:left="1260"/>
@@ -18353,7 +23281,7 @@
     <w:basedOn w:val="a0"/>
     <w:uiPriority w:val="99"/>
     <w:unhideWhenUsed/>
-    <w:rsid w:val="00A47CC4"/>
+    <w:rsid w:val="00864EA1"/>
     <w:rPr>
       <w:color w:val="0000FF" w:themeColor="hyperlink"/>
       <w:u w:val="single"/>

--- a/docs/submission/Prism-技术文档-评审版.docx
+++ b/docs/submission/Prism-技术文档-评审版.docx
@@ -101,7 +101,7 @@
       <w:r>
         <w:fldChar w:fldCharType="separate"/>
       </w:r>
-      <w:hyperlink w:anchor="_Toc240647808" w:history="1">
+      <w:hyperlink w:anchor="_Toc240653566" w:history="1">
         <w:r>
           <w:rPr>
             <w:rStyle w:val="a5"/>
@@ -152,7 +152,7 @@
             <w:noProof/>
             <w:webHidden/>
           </w:rPr>
-          <w:instrText>PAGEREF _Toc240647808 \h</w:instrText>
+          <w:instrText>PAGEREF _Toc240653566 \h</w:instrText>
         </w:r>
         <w:r>
           <w:rPr>
@@ -210,7 +210,7 @@
           <w14:ligatures w14:val="standardContextual"/>
         </w:rPr>
       </w:pPr>
-      <w:hyperlink w:anchor="_Toc240647809" w:history="1">
+      <w:hyperlink w:anchor="_Toc240653567" w:history="1">
         <w:r>
           <w:rPr>
             <w:rStyle w:val="a5"/>
@@ -254,7 +254,7 @@
             <w:noProof/>
             <w:webHidden/>
           </w:rPr>
-          <w:instrText>PAGEREF _Toc240647809 \h</w:instrText>
+          <w:instrText>PAGEREF _Toc240653567 \h</w:instrText>
         </w:r>
         <w:r>
           <w:rPr>
@@ -312,7 +312,7 @@
           <w14:ligatures w14:val="standardContextual"/>
         </w:rPr>
       </w:pPr>
-      <w:hyperlink w:anchor="_Toc240647810" w:history="1">
+      <w:hyperlink w:anchor="_Toc240653568" w:history="1">
         <w:r>
           <w:rPr>
             <w:rStyle w:val="a5"/>
@@ -356,7 +356,7 @@
             <w:noProof/>
             <w:webHidden/>
           </w:rPr>
-          <w:instrText>PAGEREF _Toc240647810 \h</w:instrText>
+          <w:instrText>PAGEREF _Toc240653568 \h</w:instrText>
         </w:r>
         <w:r>
           <w:rPr>
@@ -414,7 +414,7 @@
           <w14:ligatures w14:val="standardContextual"/>
         </w:rPr>
       </w:pPr>
-      <w:hyperlink w:anchor="_Toc240647811" w:history="1">
+      <w:hyperlink w:anchor="_Toc240653569" w:history="1">
         <w:r>
           <w:rPr>
             <w:rStyle w:val="a5"/>
@@ -458,7 +458,7 @@
             <w:noProof/>
             <w:webHidden/>
           </w:rPr>
-          <w:instrText>PAGEREF _Toc240647811 \h</w:instrText>
+          <w:instrText>PAGEREF _Toc240653569 \h</w:instrText>
         </w:r>
         <w:r>
           <w:rPr>
@@ -515,7 +515,7 @@
           <w14:ligatures w14:val="standardContextual"/>
         </w:rPr>
       </w:pPr>
-      <w:hyperlink w:anchor="_Toc240647812" w:history="1">
+      <w:hyperlink w:anchor="_Toc240653570" w:history="1">
         <w:r>
           <w:rPr>
             <w:rStyle w:val="a5"/>
@@ -566,7 +566,7 @@
             <w:noProof/>
             <w:webHidden/>
           </w:rPr>
-          <w:instrText>PAGEREF _Toc240647812 \h</w:instrText>
+          <w:instrText>PAGEREF _Toc240653570 \h</w:instrText>
         </w:r>
         <w:r>
           <w:rPr>
@@ -624,7 +624,7 @@
           <w14:ligatures w14:val="standardContextual"/>
         </w:rPr>
       </w:pPr>
-      <w:hyperlink w:anchor="_Toc240647813" w:history="1">
+      <w:hyperlink w:anchor="_Toc240653571" w:history="1">
         <w:r>
           <w:rPr>
             <w:rStyle w:val="a5"/>
@@ -668,7 +668,7 @@
             <w:noProof/>
             <w:webHidden/>
           </w:rPr>
-          <w:instrText>PAGEREF _Toc240647813 \h</w:instrText>
+          <w:instrText>PAGEREF _Toc240653571 \h</w:instrText>
         </w:r>
         <w:r>
           <w:rPr>
@@ -726,7 +726,7 @@
           <w14:ligatures w14:val="standardContextual"/>
         </w:rPr>
       </w:pPr>
-      <w:hyperlink w:anchor="_Toc240647814" w:history="1">
+      <w:hyperlink w:anchor="_Toc240653572" w:history="1">
         <w:r>
           <w:rPr>
             <w:rStyle w:val="a5"/>
@@ -770,7 +770,7 @@
             <w:noProof/>
             <w:webHidden/>
           </w:rPr>
-          <w:instrText>PAGEREF _Toc240647814 \h</w:instrText>
+          <w:instrText>PAGEREF _Toc240653572 \h</w:instrText>
         </w:r>
         <w:r>
           <w:rPr>
@@ -828,7 +828,7 @@
           <w14:ligatures w14:val="standardContextual"/>
         </w:rPr>
       </w:pPr>
-      <w:hyperlink w:anchor="_Toc240647815" w:history="1">
+      <w:hyperlink w:anchor="_Toc240653573" w:history="1">
         <w:r>
           <w:rPr>
             <w:rStyle w:val="a5"/>
@@ -872,7 +872,7 @@
             <w:noProof/>
             <w:webHidden/>
           </w:rPr>
-          <w:instrText>PAGEREF _Toc240647815 \h</w:instrText>
+          <w:instrText>PAGEREF _Toc240653573 \h</w:instrText>
         </w:r>
         <w:r>
           <w:rPr>
@@ -929,7 +929,7 @@
           <w14:ligatures w14:val="standardContextual"/>
         </w:rPr>
       </w:pPr>
-      <w:hyperlink w:anchor="_Toc240647816" w:history="1">
+      <w:hyperlink w:anchor="_Toc240653574" w:history="1">
         <w:r>
           <w:rPr>
             <w:rStyle w:val="a5"/>
@@ -980,7 +980,7 @@
             <w:noProof/>
             <w:webHidden/>
           </w:rPr>
-          <w:instrText>PAGEREF _Toc240647816 \h</w:instrText>
+          <w:instrText>PAGEREF _Toc240653574 \h</w:instrText>
         </w:r>
         <w:r>
           <w:rPr>
@@ -1038,7 +1038,7 @@
           <w14:ligatures w14:val="standardContextual"/>
         </w:rPr>
       </w:pPr>
-      <w:hyperlink w:anchor="_Toc240647817" w:history="1">
+      <w:hyperlink w:anchor="_Toc240653575" w:history="1">
         <w:r>
           <w:rPr>
             <w:rStyle w:val="a5"/>
@@ -1082,7 +1082,7 @@
             <w:noProof/>
             <w:webHidden/>
           </w:rPr>
-          <w:instrText>PAGEREF _Toc240647817 \h</w:instrText>
+          <w:instrText>PAGEREF _Toc240653575 \h</w:instrText>
         </w:r>
         <w:r>
           <w:rPr>
@@ -1140,7 +1140,7 @@
           <w14:ligatures w14:val="standardContextual"/>
         </w:rPr>
       </w:pPr>
-      <w:hyperlink w:anchor="_Toc240647818" w:history="1">
+      <w:hyperlink w:anchor="_Toc240653576" w:history="1">
         <w:r>
           <w:rPr>
             <w:rStyle w:val="a5"/>
@@ -1184,7 +1184,7 @@
             <w:noProof/>
             <w:webHidden/>
           </w:rPr>
-          <w:instrText>PAGEREF _Toc240647818 \h</w:instrText>
+          <w:instrText>PAGEREF _Toc240653576 \h</w:instrText>
         </w:r>
         <w:r>
           <w:rPr>
@@ -1242,7 +1242,7 @@
           <w14:ligatures w14:val="standardContextual"/>
         </w:rPr>
       </w:pPr>
-      <w:hyperlink w:anchor="_Toc240647819" w:history="1">
+      <w:hyperlink w:anchor="_Toc240653577" w:history="1">
         <w:r>
           <w:rPr>
             <w:rStyle w:val="a5"/>
@@ -1286,7 +1286,7 @@
             <w:noProof/>
             <w:webHidden/>
           </w:rPr>
-          <w:instrText>PAGEREF _Toc240647819 \h</w:instrText>
+          <w:instrText>PAGEREF _Toc240653577 \h</w:instrText>
         </w:r>
         <w:r>
           <w:rPr>
@@ -1343,7 +1343,7 @@
           <w14:ligatures w14:val="standardContextual"/>
         </w:rPr>
       </w:pPr>
-      <w:hyperlink w:anchor="_Toc240647820" w:history="1">
+      <w:hyperlink w:anchor="_Toc240653578" w:history="1">
         <w:r>
           <w:rPr>
             <w:rStyle w:val="a5"/>
@@ -1394,7 +1394,7 @@
             <w:noProof/>
             <w:webHidden/>
           </w:rPr>
-          <w:instrText>PAGEREF _Toc240647820 \h</w:instrText>
+          <w:instrText>PAGEREF _Toc240653578 \h</w:instrText>
         </w:r>
         <w:r>
           <w:rPr>
@@ -1452,7 +1452,7 @@
           <w14:ligatures w14:val="standardContextual"/>
         </w:rPr>
       </w:pPr>
-      <w:hyperlink w:anchor="_Toc240647821" w:history="1">
+      <w:hyperlink w:anchor="_Toc240653579" w:history="1">
         <w:r>
           <w:rPr>
             <w:rStyle w:val="a5"/>
@@ -1496,7 +1496,7 @@
             <w:noProof/>
             <w:webHidden/>
           </w:rPr>
-          <w:instrText>PAGEREF _Toc240647821 \h</w:instrText>
+          <w:instrText>PAGEREF _Toc240653579 \h</w:instrText>
         </w:r>
         <w:r>
           <w:rPr>
@@ -1554,7 +1554,7 @@
           <w14:ligatures w14:val="standardContextual"/>
         </w:rPr>
       </w:pPr>
-      <w:hyperlink w:anchor="_Toc240647822" w:history="1">
+      <w:hyperlink w:anchor="_Toc240653580" w:history="1">
         <w:r>
           <w:rPr>
             <w:rStyle w:val="a5"/>
@@ -1598,7 +1598,7 @@
             <w:noProof/>
             <w:webHidden/>
           </w:rPr>
-          <w:instrText>PAGEREF _Toc240647822 \h</w:instrText>
+          <w:instrText>PAGEREF _Toc240653580 \h</w:instrText>
         </w:r>
         <w:r>
           <w:rPr>
@@ -1656,7 +1656,7 @@
           <w14:ligatures w14:val="standardContextual"/>
         </w:rPr>
       </w:pPr>
-      <w:hyperlink w:anchor="_Toc240647823" w:history="1">
+      <w:hyperlink w:anchor="_Toc240653581" w:history="1">
         <w:r>
           <w:rPr>
             <w:rStyle w:val="a5"/>
@@ -1700,7 +1700,7 @@
             <w:noProof/>
             <w:webHidden/>
           </w:rPr>
-          <w:instrText>PAGEREF _Toc240647823 \h</w:instrText>
+          <w:instrText>PAGEREF _Toc240653581 \h</w:instrText>
         </w:r>
         <w:r>
           <w:rPr>
@@ -1758,7 +1758,7 @@
           <w14:ligatures w14:val="standardContextual"/>
         </w:rPr>
       </w:pPr>
-      <w:hyperlink w:anchor="_Toc240647824" w:history="1">
+      <w:hyperlink w:anchor="_Toc240653582" w:history="1">
         <w:r>
           <w:rPr>
             <w:rStyle w:val="a5"/>
@@ -1802,7 +1802,7 @@
             <w:noProof/>
             <w:webHidden/>
           </w:rPr>
-          <w:instrText>PAGEREF _Toc240647824 \h</w:instrText>
+          <w:instrText>PAGEREF _Toc240653582 \h</w:instrText>
         </w:r>
         <w:r>
           <w:rPr>
@@ -1860,7 +1860,7 @@
           <w14:ligatures w14:val="standardContextual"/>
         </w:rPr>
       </w:pPr>
-      <w:hyperlink w:anchor="_Toc240647825" w:history="1">
+      <w:hyperlink w:anchor="_Toc240653583" w:history="1">
         <w:r>
           <w:rPr>
             <w:rStyle w:val="a5"/>
@@ -1904,7 +1904,7 @@
             <w:noProof/>
             <w:webHidden/>
           </w:rPr>
-          <w:instrText>PAGEREF _Toc240647825 \h</w:instrText>
+          <w:instrText>PAGEREF _Toc240653583 \h</w:instrText>
         </w:r>
         <w:r>
           <w:rPr>
@@ -1961,7 +1961,7 @@
           <w14:ligatures w14:val="standardContextual"/>
         </w:rPr>
       </w:pPr>
-      <w:hyperlink w:anchor="_Toc240647826" w:history="1">
+      <w:hyperlink w:anchor="_Toc240653584" w:history="1">
         <w:r>
           <w:rPr>
             <w:rStyle w:val="a5"/>
@@ -2012,7 +2012,7 @@
             <w:noProof/>
             <w:webHidden/>
           </w:rPr>
-          <w:instrText>PAGEREF _Toc240647826 \h</w:instrText>
+          <w:instrText>PAGEREF _Toc240653584 \h</w:instrText>
         </w:r>
         <w:r>
           <w:rPr>
@@ -2070,7 +2070,7 @@
           <w14:ligatures w14:val="standardContextual"/>
         </w:rPr>
       </w:pPr>
-      <w:hyperlink w:anchor="_Toc240647827" w:history="1">
+      <w:hyperlink w:anchor="_Toc240653585" w:history="1">
         <w:r>
           <w:rPr>
             <w:rStyle w:val="a5"/>
@@ -2114,7 +2114,7 @@
             <w:noProof/>
             <w:webHidden/>
           </w:rPr>
-          <w:instrText>PAGEREF _Toc240647827 \h</w:instrText>
+          <w:instrText>PAGEREF _Toc240653585 \h</w:instrText>
         </w:r>
         <w:r>
           <w:rPr>
@@ -2172,7 +2172,7 @@
           <w14:ligatures w14:val="standardContextual"/>
         </w:rPr>
       </w:pPr>
-      <w:hyperlink w:anchor="_Toc240647828" w:history="1">
+      <w:hyperlink w:anchor="_Toc240653586" w:history="1">
         <w:r>
           <w:rPr>
             <w:rStyle w:val="a5"/>
@@ -2216,7 +2216,7 @@
             <w:noProof/>
             <w:webHidden/>
           </w:rPr>
-          <w:instrText>PAGEREF _Toc240647828 \h</w:instrText>
+          <w:instrText>PAGEREF _Toc240653586 \h</w:instrText>
         </w:r>
         <w:r>
           <w:rPr>
@@ -2274,7 +2274,7 @@
           <w14:ligatures w14:val="standardContextual"/>
         </w:rPr>
       </w:pPr>
-      <w:hyperlink w:anchor="_Toc240647829" w:history="1">
+      <w:hyperlink w:anchor="_Toc240653587" w:history="1">
         <w:r>
           <w:rPr>
             <w:rStyle w:val="a5"/>
@@ -2318,7 +2318,7 @@
             <w:noProof/>
             <w:webHidden/>
           </w:rPr>
-          <w:instrText>PAGEREF _Toc240647829 \h</w:instrText>
+          <w:instrText>PAGEREF _Toc240653587 \h</w:instrText>
         </w:r>
         <w:r>
           <w:rPr>
@@ -2376,7 +2376,7 @@
           <w14:ligatures w14:val="standardContextual"/>
         </w:rPr>
       </w:pPr>
-      <w:hyperlink w:anchor="_Toc240647830" w:history="1">
+      <w:hyperlink w:anchor="_Toc240653588" w:history="1">
         <w:r>
           <w:rPr>
             <w:rStyle w:val="a5"/>
@@ -2434,7 +2434,7 @@
             <w:noProof/>
             <w:webHidden/>
           </w:rPr>
-          <w:instrText>PAGEREF _Toc240647830 \h</w:instrText>
+          <w:instrText>PAGEREF _Toc240653588 \h</w:instrText>
         </w:r>
         <w:r>
           <w:rPr>
@@ -2492,7 +2492,7 @@
           <w14:ligatures w14:val="standardContextual"/>
         </w:rPr>
       </w:pPr>
-      <w:hyperlink w:anchor="_Toc240647831" w:history="1">
+      <w:hyperlink w:anchor="_Toc240653589" w:history="1">
         <w:r>
           <w:rPr>
             <w:rStyle w:val="a5"/>
@@ -2536,7 +2536,7 @@
             <w:noProof/>
             <w:webHidden/>
           </w:rPr>
-          <w:instrText>PAGEREF _Toc240647831 \h</w:instrText>
+          <w:instrText>PAGEREF _Toc240653589 \h</w:instrText>
         </w:r>
         <w:r>
           <w:rPr>
@@ -2566,7 +2566,7 @@
             <w:noProof/>
             <w:webHidden/>
           </w:rPr>
-          <w:t>13</w:t>
+          <w:t>14</w:t>
         </w:r>
         <w:r>
           <w:rPr>
@@ -2594,7 +2594,7 @@
           <w14:ligatures w14:val="standardContextual"/>
         </w:rPr>
       </w:pPr>
-      <w:hyperlink w:anchor="_Toc240647832" w:history="1">
+      <w:hyperlink w:anchor="_Toc240653590" w:history="1">
         <w:r>
           <w:rPr>
             <w:rStyle w:val="a5"/>
@@ -2638,7 +2638,7 @@
             <w:noProof/>
             <w:webHidden/>
           </w:rPr>
-          <w:instrText>PAGEREF _Toc240647832 \h</w:instrText>
+          <w:instrText>PAGEREF _Toc240653590 \h</w:instrText>
         </w:r>
         <w:r>
           <w:rPr>
@@ -2668,7 +2668,7 @@
             <w:noProof/>
             <w:webHidden/>
           </w:rPr>
-          <w:t>13</w:t>
+          <w:t>15</w:t>
         </w:r>
         <w:r>
           <w:rPr>
@@ -2696,7 +2696,7 @@
           <w14:ligatures w14:val="standardContextual"/>
         </w:rPr>
       </w:pPr>
-      <w:hyperlink w:anchor="_Toc240647833" w:history="1">
+      <w:hyperlink w:anchor="_Toc240653591" w:history="1">
         <w:r>
           <w:rPr>
             <w:rStyle w:val="a5"/>
@@ -2740,7 +2740,7 @@
             <w:noProof/>
             <w:webHidden/>
           </w:rPr>
-          <w:instrText>PAGEREF _Toc240647833 \h</w:instrText>
+          <w:instrText>PAGEREF _Toc240653591 \h</w:instrText>
         </w:r>
         <w:r>
           <w:rPr>
@@ -2770,7 +2770,7 @@
             <w:noProof/>
             <w:webHidden/>
           </w:rPr>
-          <w:t>14</w:t>
+          <w:t>16</w:t>
         </w:r>
         <w:r>
           <w:rPr>
@@ -2798,7 +2798,7 @@
           <w14:ligatures w14:val="standardContextual"/>
         </w:rPr>
       </w:pPr>
-      <w:hyperlink w:anchor="_Toc240647834" w:history="1">
+      <w:hyperlink w:anchor="_Toc240653592" w:history="1">
         <w:r>
           <w:rPr>
             <w:rStyle w:val="a5"/>
@@ -2842,7 +2842,7 @@
             <w:noProof/>
             <w:webHidden/>
           </w:rPr>
-          <w:instrText>PAGEREF _Toc240647834 \h</w:instrText>
+          <w:instrText>PAGEREF _Toc240653592 \h</w:instrText>
         </w:r>
         <w:r>
           <w:rPr>
@@ -2872,7 +2872,7 @@
             <w:noProof/>
             <w:webHidden/>
           </w:rPr>
-          <w:t>14</w:t>
+          <w:t>16</w:t>
         </w:r>
         <w:r>
           <w:rPr>
@@ -2900,7 +2900,7 @@
           <w14:ligatures w14:val="standardContextual"/>
         </w:rPr>
       </w:pPr>
-      <w:hyperlink w:anchor="_Toc240647835" w:history="1">
+      <w:hyperlink w:anchor="_Toc240653593" w:history="1">
         <w:r>
           <w:rPr>
             <w:rStyle w:val="a5"/>
@@ -2944,7 +2944,7 @@
             <w:noProof/>
             <w:webHidden/>
           </w:rPr>
-          <w:instrText>PAGEREF _Toc240647835 \h</w:instrText>
+          <w:instrText>PAGEREF _Toc240653593 \h</w:instrText>
         </w:r>
         <w:r>
           <w:rPr>
@@ -2974,7 +2974,7 @@
             <w:noProof/>
             <w:webHidden/>
           </w:rPr>
-          <w:t>14</w:t>
+          <w:t>16</w:t>
         </w:r>
         <w:r>
           <w:rPr>
@@ -3002,7 +3002,7 @@
           <w14:ligatures w14:val="standardContextual"/>
         </w:rPr>
       </w:pPr>
-      <w:hyperlink w:anchor="_Toc240647836" w:history="1">
+      <w:hyperlink w:anchor="_Toc240653594" w:history="1">
         <w:r>
           <w:rPr>
             <w:rStyle w:val="a5"/>
@@ -3046,7 +3046,7 @@
             <w:noProof/>
             <w:webHidden/>
           </w:rPr>
-          <w:instrText>PAGEREF _Toc240647836 \h</w:instrText>
+          <w:instrText>PAGEREF _Toc240653594 \h</w:instrText>
         </w:r>
         <w:r>
           <w:rPr>
@@ -3076,7 +3076,7 @@
             <w:noProof/>
             <w:webHidden/>
           </w:rPr>
-          <w:t>15</w:t>
+          <w:t>17</w:t>
         </w:r>
         <w:r>
           <w:rPr>
@@ -3104,7 +3104,7 @@
           <w14:ligatures w14:val="standardContextual"/>
         </w:rPr>
       </w:pPr>
-      <w:hyperlink w:anchor="_Toc240647837" w:history="1">
+      <w:hyperlink w:anchor="_Toc240653595" w:history="1">
         <w:r>
           <w:rPr>
             <w:rStyle w:val="a5"/>
@@ -3148,7 +3148,7 @@
             <w:noProof/>
             <w:webHidden/>
           </w:rPr>
-          <w:instrText>PAGEREF _Toc240647837 \h</w:instrText>
+          <w:instrText>PAGEREF _Toc240653595 \h</w:instrText>
         </w:r>
         <w:r>
           <w:rPr>
@@ -3178,7 +3178,7 @@
             <w:noProof/>
             <w:webHidden/>
           </w:rPr>
-          <w:t>15</w:t>
+          <w:t>17</w:t>
         </w:r>
         <w:r>
           <w:rPr>
@@ -3206,7 +3206,7 @@
           <w14:ligatures w14:val="standardContextual"/>
         </w:rPr>
       </w:pPr>
-      <w:hyperlink w:anchor="_Toc240647838" w:history="1">
+      <w:hyperlink w:anchor="_Toc240653596" w:history="1">
         <w:r>
           <w:rPr>
             <w:rStyle w:val="a5"/>
@@ -3250,7 +3250,7 @@
             <w:noProof/>
             <w:webHidden/>
           </w:rPr>
-          <w:instrText>PAGEREF _Toc240647838 \h</w:instrText>
+          <w:instrText>PAGEREF _Toc240653596 \h</w:instrText>
         </w:r>
         <w:r>
           <w:rPr>
@@ -3280,7 +3280,7 @@
             <w:noProof/>
             <w:webHidden/>
           </w:rPr>
-          <w:t>16</w:t>
+          <w:t>18</w:t>
         </w:r>
         <w:r>
           <w:rPr>
@@ -3308,7 +3308,7 @@
           <w14:ligatures w14:val="standardContextual"/>
         </w:rPr>
       </w:pPr>
-      <w:hyperlink w:anchor="_Toc240647839" w:history="1">
+      <w:hyperlink w:anchor="_Toc240653597" w:history="1">
         <w:r>
           <w:rPr>
             <w:rStyle w:val="a5"/>
@@ -3352,7 +3352,7 @@
             <w:noProof/>
             <w:webHidden/>
           </w:rPr>
-          <w:instrText>PAGEREF _Toc240647839 \h</w:instrText>
+          <w:instrText>PAGEREF _Toc240653597 \h</w:instrText>
         </w:r>
         <w:r>
           <w:rPr>
@@ -3382,7 +3382,7 @@
             <w:noProof/>
             <w:webHidden/>
           </w:rPr>
-          <w:t>18</w:t>
+          <w:t>20</w:t>
         </w:r>
         <w:r>
           <w:rPr>
@@ -3410,7 +3410,7 @@
           <w14:ligatures w14:val="standardContextual"/>
         </w:rPr>
       </w:pPr>
-      <w:hyperlink w:anchor="_Toc240647840" w:history="1">
+      <w:hyperlink w:anchor="_Toc240653598" w:history="1">
         <w:r>
           <w:rPr>
             <w:rStyle w:val="a5"/>
@@ -3454,7 +3454,7 @@
             <w:noProof/>
             <w:webHidden/>
           </w:rPr>
-          <w:instrText>PAGEREF _Toc240647840 \h</w:instrText>
+          <w:instrText>PAGEREF _Toc240653598 \h</w:instrText>
         </w:r>
         <w:r>
           <w:rPr>
@@ -3484,7 +3484,7 @@
             <w:noProof/>
             <w:webHidden/>
           </w:rPr>
-          <w:t>18</w:t>
+          <w:t>20</w:t>
         </w:r>
         <w:r>
           <w:rPr>
@@ -3512,7 +3512,7 @@
           <w14:ligatures w14:val="standardContextual"/>
         </w:rPr>
       </w:pPr>
-      <w:hyperlink w:anchor="_Toc240647841" w:history="1">
+      <w:hyperlink w:anchor="_Toc240653599" w:history="1">
         <w:r>
           <w:rPr>
             <w:rStyle w:val="a5"/>
@@ -3570,7 +3570,7 @@
             <w:noProof/>
             <w:webHidden/>
           </w:rPr>
-          <w:instrText>PAGEREF _Toc240647841 \h</w:instrText>
+          <w:instrText>PAGEREF _Toc240653599 \h</w:instrText>
         </w:r>
         <w:r>
           <w:rPr>
@@ -3600,7 +3600,7 @@
             <w:noProof/>
             <w:webHidden/>
           </w:rPr>
-          <w:t>19</w:t>
+          <w:t>22</w:t>
         </w:r>
         <w:r>
           <w:rPr>
@@ -3628,7 +3628,7 @@
           <w14:ligatures w14:val="standardContextual"/>
         </w:rPr>
       </w:pPr>
-      <w:hyperlink w:anchor="_Toc240647842" w:history="1">
+      <w:hyperlink w:anchor="_Toc240653600" w:history="1">
         <w:r>
           <w:rPr>
             <w:rStyle w:val="a5"/>
@@ -3672,7 +3672,7 @@
             <w:noProof/>
             <w:webHidden/>
           </w:rPr>
-          <w:instrText>PAGEREF _Toc240647842 \h</w:instrText>
+          <w:instrText>PAGEREF _Toc240653600 \h</w:instrText>
         </w:r>
         <w:r>
           <w:rPr>
@@ -3702,7 +3702,7 @@
             <w:noProof/>
             <w:webHidden/>
           </w:rPr>
-          <w:t>20</w:t>
+          <w:t>23</w:t>
         </w:r>
         <w:r>
           <w:rPr>
@@ -3716,10 +3716,11 @@
     </w:p>
     <w:p>
       <w:pPr>
-        <w:pStyle w:val="TOC1"/>
+        <w:pStyle w:val="TOC3"/>
         <w:tabs>
           <w:tab w:val="right" w:leader="dot" w:pos="9061"/>
         </w:tabs>
+        <w:ind w:left="960"/>
         <w:rPr>
           <w:rFonts w:asciiTheme="minorHAnsi" w:eastAsiaTheme="minorEastAsia" w:hAnsiTheme="minorHAnsi" w:hint="eastAsia"/>
           <w:noProof/>
@@ -3729,27 +3730,20 @@
           <w14:ligatures w14:val="standardContextual"/>
         </w:rPr>
       </w:pPr>
-      <w:hyperlink w:anchor="_Toc240647843" w:history="1">
+      <w:hyperlink w:anchor="_Toc240653601" w:history="1">
         <w:r>
           <w:rPr>
             <w:rStyle w:val="a5"/>
             <w:noProof/>
           </w:rPr>
-          <w:t>第六章</w:t>
+          <w:t xml:space="preserve">5.3.7 </w:t>
         </w:r>
         <w:r>
           <w:rPr>
             <w:rStyle w:val="a5"/>
             <w:noProof/>
           </w:rPr>
-          <w:t xml:space="preserve"> </w:t>
-        </w:r>
-        <w:r>
-          <w:rPr>
-            <w:rStyle w:val="a5"/>
-            <w:noProof/>
-          </w:rPr>
-          <w:t>创新亮点</w:t>
+          <w:t>分层上下文与显式历史记忆</w:t>
         </w:r>
         <w:r>
           <w:rPr>
@@ -3780,7 +3774,7 @@
             <w:noProof/>
             <w:webHidden/>
           </w:rPr>
-          <w:instrText>PAGEREF _Toc240647843 \h</w:instrText>
+          <w:instrText>PAGEREF _Toc240653601 \h</w:instrText>
         </w:r>
         <w:r>
           <w:rPr>
@@ -3810,7 +3804,7 @@
             <w:noProof/>
             <w:webHidden/>
           </w:rPr>
-          <w:t>22</w:t>
+          <w:t>24</w:t>
         </w:r>
         <w:r>
           <w:rPr>
@@ -3824,11 +3818,11 @@
     </w:p>
     <w:p>
       <w:pPr>
-        <w:pStyle w:val="TOC2"/>
+        <w:pStyle w:val="TOC3"/>
         <w:tabs>
           <w:tab w:val="right" w:leader="dot" w:pos="9061"/>
         </w:tabs>
-        <w:ind w:left="480"/>
+        <w:ind w:left="960"/>
         <w:rPr>
           <w:rFonts w:asciiTheme="minorHAnsi" w:eastAsiaTheme="minorEastAsia" w:hAnsiTheme="minorHAnsi" w:hint="eastAsia"/>
           <w:noProof/>
@@ -3838,20 +3832,20 @@
           <w14:ligatures w14:val="standardContextual"/>
         </w:rPr>
       </w:pPr>
-      <w:hyperlink w:anchor="_Toc240647844" w:history="1">
+      <w:hyperlink w:anchor="_Toc240653602" w:history="1">
         <w:r>
           <w:rPr>
             <w:rStyle w:val="a5"/>
             <w:noProof/>
           </w:rPr>
-          <w:t xml:space="preserve">6.1 </w:t>
+          <w:t xml:space="preserve">5.3.8 </w:t>
         </w:r>
         <w:r>
           <w:rPr>
             <w:rStyle w:val="a5"/>
             <w:noProof/>
           </w:rPr>
-          <w:t>画像条件化的动态风险可行域构建</w:t>
+          <w:t>多轮追问与工具需求路由</w:t>
         </w:r>
         <w:r>
           <w:rPr>
@@ -3882,7 +3876,7 @@
             <w:noProof/>
             <w:webHidden/>
           </w:rPr>
-          <w:instrText>PAGEREF _Toc240647844 \h</w:instrText>
+          <w:instrText>PAGEREF _Toc240653602 \h</w:instrText>
         </w:r>
         <w:r>
           <w:rPr>
@@ -3912,7 +3906,7 @@
             <w:noProof/>
             <w:webHidden/>
           </w:rPr>
-          <w:t>22</w:t>
+          <w:t>25</w:t>
         </w:r>
         <w:r>
           <w:rPr>
@@ -3926,11 +3920,10 @@
     </w:p>
     <w:p>
       <w:pPr>
-        <w:pStyle w:val="TOC3"/>
+        <w:pStyle w:val="TOC1"/>
         <w:tabs>
           <w:tab w:val="right" w:leader="dot" w:pos="9061"/>
         </w:tabs>
-        <w:ind w:left="960"/>
         <w:rPr>
           <w:rFonts w:asciiTheme="minorHAnsi" w:eastAsiaTheme="minorEastAsia" w:hAnsiTheme="minorHAnsi" w:hint="eastAsia"/>
           <w:noProof/>
@@ -3940,20 +3933,27 @@
           <w14:ligatures w14:val="standardContextual"/>
         </w:rPr>
       </w:pPr>
-      <w:hyperlink w:anchor="_Toc240647845" w:history="1">
+      <w:hyperlink w:anchor="_Toc240653603" w:history="1">
         <w:r>
           <w:rPr>
             <w:rStyle w:val="a5"/>
             <w:noProof/>
           </w:rPr>
-          <w:t xml:space="preserve">6.1.1 </w:t>
+          <w:t>第六章</w:t>
         </w:r>
         <w:r>
           <w:rPr>
             <w:rStyle w:val="a5"/>
             <w:noProof/>
           </w:rPr>
-          <w:t>问题背景</w:t>
+          <w:t xml:space="preserve"> </w:t>
+        </w:r>
+        <w:r>
+          <w:rPr>
+            <w:rStyle w:val="a5"/>
+            <w:noProof/>
+          </w:rPr>
+          <w:t>创新亮点</w:t>
         </w:r>
         <w:r>
           <w:rPr>
@@ -3984,7 +3984,7 @@
             <w:noProof/>
             <w:webHidden/>
           </w:rPr>
-          <w:instrText>PAGEREF _Toc240647845 \h</w:instrText>
+          <w:instrText>PAGEREF _Toc240653603 \h</w:instrText>
         </w:r>
         <w:r>
           <w:rPr>
@@ -4014,7 +4014,7 @@
             <w:noProof/>
             <w:webHidden/>
           </w:rPr>
-          <w:t>22</w:t>
+          <w:t>27</w:t>
         </w:r>
         <w:r>
           <w:rPr>
@@ -4028,11 +4028,11 @@
     </w:p>
     <w:p>
       <w:pPr>
-        <w:pStyle w:val="TOC3"/>
+        <w:pStyle w:val="TOC2"/>
         <w:tabs>
           <w:tab w:val="right" w:leader="dot" w:pos="9061"/>
         </w:tabs>
-        <w:ind w:left="960"/>
+        <w:ind w:left="480"/>
         <w:rPr>
           <w:rFonts w:asciiTheme="minorHAnsi" w:eastAsiaTheme="minorEastAsia" w:hAnsiTheme="minorHAnsi" w:hint="eastAsia"/>
           <w:noProof/>
@@ -4042,20 +4042,20 @@
           <w14:ligatures w14:val="standardContextual"/>
         </w:rPr>
       </w:pPr>
-      <w:hyperlink w:anchor="_Toc240647846" w:history="1">
+      <w:hyperlink w:anchor="_Toc240653604" w:history="1">
         <w:r>
           <w:rPr>
             <w:rStyle w:val="a5"/>
             <w:noProof/>
           </w:rPr>
-          <w:t xml:space="preserve">6.1.2 </w:t>
+          <w:t xml:space="preserve">6.1 </w:t>
         </w:r>
         <w:r>
           <w:rPr>
             <w:rStyle w:val="a5"/>
             <w:noProof/>
           </w:rPr>
-          <w:t>条件映射与约束生成</w:t>
+          <w:t>面向多轮咨询的版本化事实约束</w:t>
         </w:r>
         <w:r>
           <w:rPr>
@@ -4086,7 +4086,7 @@
             <w:noProof/>
             <w:webHidden/>
           </w:rPr>
-          <w:instrText>PAGEREF _Toc240647846 \h</w:instrText>
+          <w:instrText>PAGEREF _Toc240653604 \h</w:instrText>
         </w:r>
         <w:r>
           <w:rPr>
@@ -4116,7 +4116,7 @@
             <w:noProof/>
             <w:webHidden/>
           </w:rPr>
-          <w:t>22</w:t>
+          <w:t>27</w:t>
         </w:r>
         <w:r>
           <w:rPr>
@@ -4144,20 +4144,20 @@
           <w14:ligatures w14:val="standardContextual"/>
         </w:rPr>
       </w:pPr>
-      <w:hyperlink w:anchor="_Toc240647847" w:history="1">
+      <w:hyperlink w:anchor="_Toc240653605" w:history="1">
         <w:r>
           <w:rPr>
             <w:rStyle w:val="a5"/>
             <w:noProof/>
           </w:rPr>
-          <w:t xml:space="preserve">6.1.3 </w:t>
+          <w:t xml:space="preserve">6.1.1 </w:t>
         </w:r>
         <w:r>
           <w:rPr>
             <w:rStyle w:val="a5"/>
             <w:noProof/>
           </w:rPr>
-          <w:t>版本绑定与约束残差</w:t>
+          <w:t>问题背景</w:t>
         </w:r>
         <w:r>
           <w:rPr>
@@ -4188,7 +4188,7 @@
             <w:noProof/>
             <w:webHidden/>
           </w:rPr>
-          <w:instrText>PAGEREF _Toc240647847 \h</w:instrText>
+          <w:instrText>PAGEREF _Toc240653605 \h</w:instrText>
         </w:r>
         <w:r>
           <w:rPr>
@@ -4218,7 +4218,7 @@
             <w:noProof/>
             <w:webHidden/>
           </w:rPr>
-          <w:t>22</w:t>
+          <w:t>27</w:t>
         </w:r>
         <w:r>
           <w:rPr>
@@ -4246,20 +4246,20 @@
           <w14:ligatures w14:val="standardContextual"/>
         </w:rPr>
       </w:pPr>
-      <w:hyperlink w:anchor="_Toc240647848" w:history="1">
+      <w:hyperlink w:anchor="_Toc240653606" w:history="1">
         <w:r>
           <w:rPr>
             <w:rStyle w:val="a5"/>
             <w:noProof/>
           </w:rPr>
-          <w:t xml:space="preserve">6.1.4 </w:t>
+          <w:t xml:space="preserve">6.1.2 </w:t>
         </w:r>
         <w:r>
           <w:rPr>
             <w:rStyle w:val="a5"/>
             <w:noProof/>
           </w:rPr>
-          <w:t>工程价值</w:t>
+          <w:t>消息语境与事实前提协同</w:t>
         </w:r>
         <w:r>
           <w:rPr>
@@ -4290,7 +4290,7 @@
             <w:noProof/>
             <w:webHidden/>
           </w:rPr>
-          <w:instrText>PAGEREF _Toc240647848 \h</w:instrText>
+          <w:instrText>PAGEREF _Toc240653606 \h</w:instrText>
         </w:r>
         <w:r>
           <w:rPr>
@@ -4320,7 +4320,7 @@
             <w:noProof/>
             <w:webHidden/>
           </w:rPr>
-          <w:t>22</w:t>
+          <w:t>27</w:t>
         </w:r>
         <w:r>
           <w:rPr>
@@ -4334,11 +4334,11 @@
     </w:p>
     <w:p>
       <w:pPr>
-        <w:pStyle w:val="TOC2"/>
+        <w:pStyle w:val="TOC3"/>
         <w:tabs>
           <w:tab w:val="right" w:leader="dot" w:pos="9061"/>
         </w:tabs>
-        <w:ind w:left="480"/>
+        <w:ind w:left="960"/>
         <w:rPr>
           <w:rFonts w:asciiTheme="minorHAnsi" w:eastAsiaTheme="minorEastAsia" w:hAnsiTheme="minorHAnsi" w:hint="eastAsia"/>
           <w:noProof/>
@@ -4348,20 +4348,20 @@
           <w14:ligatures w14:val="standardContextual"/>
         </w:rPr>
       </w:pPr>
-      <w:hyperlink w:anchor="_Toc240647849" w:history="1">
+      <w:hyperlink w:anchor="_Toc240653607" w:history="1">
         <w:r>
           <w:rPr>
             <w:rStyle w:val="a5"/>
             <w:noProof/>
           </w:rPr>
-          <w:t xml:space="preserve">6.2 </w:t>
+          <w:t xml:space="preserve">6.1.3 </w:t>
         </w:r>
         <w:r>
           <w:rPr>
             <w:rStyle w:val="a5"/>
             <w:noProof/>
           </w:rPr>
-          <w:t>来源等价类上的证据聚合与冲突保持</w:t>
+          <w:t>变化检测与可追踪复核</w:t>
         </w:r>
         <w:r>
           <w:rPr>
@@ -4392,7 +4392,7 @@
             <w:noProof/>
             <w:webHidden/>
           </w:rPr>
-          <w:instrText>PAGEREF _Toc240647849 \h</w:instrText>
+          <w:instrText>PAGEREF _Toc240653607 \h</w:instrText>
         </w:r>
         <w:r>
           <w:rPr>
@@ -4422,7 +4422,7 @@
             <w:noProof/>
             <w:webHidden/>
           </w:rPr>
-          <w:t>23</w:t>
+          <w:t>27</w:t>
         </w:r>
         <w:r>
           <w:rPr>
@@ -4450,20 +4450,20 @@
           <w14:ligatures w14:val="standardContextual"/>
         </w:rPr>
       </w:pPr>
-      <w:hyperlink w:anchor="_Toc240647850" w:history="1">
+      <w:hyperlink w:anchor="_Toc240653608" w:history="1">
         <w:r>
           <w:rPr>
             <w:rStyle w:val="a5"/>
             <w:noProof/>
           </w:rPr>
-          <w:t xml:space="preserve">6.2.1 </w:t>
+          <w:t xml:space="preserve">6.1.4 </w:t>
         </w:r>
         <w:r>
           <w:rPr>
             <w:rStyle w:val="a5"/>
             <w:noProof/>
           </w:rPr>
-          <w:t>问题背景</w:t>
+          <w:t>工程价值</w:t>
         </w:r>
         <w:r>
           <w:rPr>
@@ -4494,7 +4494,7 @@
             <w:noProof/>
             <w:webHidden/>
           </w:rPr>
-          <w:instrText>PAGEREF _Toc240647850 \h</w:instrText>
+          <w:instrText>PAGEREF _Toc240653608 \h</w:instrText>
         </w:r>
         <w:r>
           <w:rPr>
@@ -4524,7 +4524,7 @@
             <w:noProof/>
             <w:webHidden/>
           </w:rPr>
-          <w:t>23</w:t>
+          <w:t>28</w:t>
         </w:r>
         <w:r>
           <w:rPr>
@@ -4538,11 +4538,11 @@
     </w:p>
     <w:p>
       <w:pPr>
-        <w:pStyle w:val="TOC3"/>
+        <w:pStyle w:val="TOC2"/>
         <w:tabs>
           <w:tab w:val="right" w:leader="dot" w:pos="9061"/>
         </w:tabs>
-        <w:ind w:left="960"/>
+        <w:ind w:left="480"/>
         <w:rPr>
           <w:rFonts w:asciiTheme="minorHAnsi" w:eastAsiaTheme="minorEastAsia" w:hAnsiTheme="minorHAnsi" w:hint="eastAsia"/>
           <w:noProof/>
@@ -4552,20 +4552,20 @@
           <w14:ligatures w14:val="standardContextual"/>
         </w:rPr>
       </w:pPr>
-      <w:hyperlink w:anchor="_Toc240647851" w:history="1">
+      <w:hyperlink w:anchor="_Toc240653609" w:history="1">
         <w:r>
           <w:rPr>
             <w:rStyle w:val="a5"/>
             <w:noProof/>
           </w:rPr>
-          <w:t xml:space="preserve">6.2.2 </w:t>
+          <w:t xml:space="preserve">6.2 </w:t>
         </w:r>
         <w:r>
           <w:rPr>
             <w:rStyle w:val="a5"/>
             <w:noProof/>
           </w:rPr>
-          <w:t>等价类聚合方法</w:t>
+          <w:t>从来源独立性到建议资格的证据状态传递</w:t>
         </w:r>
         <w:r>
           <w:rPr>
@@ -4596,7 +4596,7 @@
             <w:noProof/>
             <w:webHidden/>
           </w:rPr>
-          <w:instrText>PAGEREF _Toc240647851 \h</w:instrText>
+          <w:instrText>PAGEREF _Toc240653609 \h</w:instrText>
         </w:r>
         <w:r>
           <w:rPr>
@@ -4626,7 +4626,7 @@
             <w:noProof/>
             <w:webHidden/>
           </w:rPr>
-          <w:t>23</w:t>
+          <w:t>28</w:t>
         </w:r>
         <w:r>
           <w:rPr>
@@ -4654,20 +4654,20 @@
           <w14:ligatures w14:val="standardContextual"/>
         </w:rPr>
       </w:pPr>
-      <w:hyperlink w:anchor="_Toc240647852" w:history="1">
+      <w:hyperlink w:anchor="_Toc240653610" w:history="1">
         <w:r>
           <w:rPr>
             <w:rStyle w:val="a5"/>
             <w:noProof/>
           </w:rPr>
-          <w:t xml:space="preserve">6.2.3 </w:t>
+          <w:t xml:space="preserve">6.2.1 </w:t>
         </w:r>
         <w:r>
           <w:rPr>
             <w:rStyle w:val="a5"/>
             <w:noProof/>
           </w:rPr>
-          <w:t>同源重复不变性</w:t>
+          <w:t>问题背景</w:t>
         </w:r>
         <w:r>
           <w:rPr>
@@ -4698,7 +4698,7 @@
             <w:noProof/>
             <w:webHidden/>
           </w:rPr>
-          <w:instrText>PAGEREF _Toc240647852 \h</w:instrText>
+          <w:instrText>PAGEREF _Toc240653610 \h</w:instrText>
         </w:r>
         <w:r>
           <w:rPr>
@@ -4728,7 +4728,7 @@
             <w:noProof/>
             <w:webHidden/>
           </w:rPr>
-          <w:t>23</w:t>
+          <w:t>28</w:t>
         </w:r>
         <w:r>
           <w:rPr>
@@ -4756,20 +4756,20 @@
           <w14:ligatures w14:val="standardContextual"/>
         </w:rPr>
       </w:pPr>
-      <w:hyperlink w:anchor="_Toc240647853" w:history="1">
+      <w:hyperlink w:anchor="_Toc240653611" w:history="1">
         <w:r>
           <w:rPr>
             <w:rStyle w:val="a5"/>
             <w:noProof/>
           </w:rPr>
-          <w:t xml:space="preserve">6.2.4 </w:t>
+          <w:t xml:space="preserve">6.2.2 </w:t>
         </w:r>
         <w:r>
           <w:rPr>
             <w:rStyle w:val="a5"/>
             <w:noProof/>
           </w:rPr>
-          <w:t>工程价值</w:t>
+          <w:t>跨研究阶段的证据使用条件</w:t>
         </w:r>
         <w:r>
           <w:rPr>
@@ -4800,7 +4800,7 @@
             <w:noProof/>
             <w:webHidden/>
           </w:rPr>
-          <w:instrText>PAGEREF _Toc240647853 \h</w:instrText>
+          <w:instrText>PAGEREF _Toc240653611 \h</w:instrText>
         </w:r>
         <w:r>
           <w:rPr>
@@ -4830,7 +4830,7 @@
             <w:noProof/>
             <w:webHidden/>
           </w:rPr>
-          <w:t>23</w:t>
+          <w:t>28</w:t>
         </w:r>
         <w:r>
           <w:rPr>
@@ -4844,11 +4844,11 @@
     </w:p>
     <w:p>
       <w:pPr>
-        <w:pStyle w:val="TOC2"/>
+        <w:pStyle w:val="TOC3"/>
         <w:tabs>
           <w:tab w:val="right" w:leader="dot" w:pos="9061"/>
         </w:tabs>
-        <w:ind w:left="480"/>
+        <w:ind w:left="960"/>
         <w:rPr>
           <w:rFonts w:asciiTheme="minorHAnsi" w:eastAsiaTheme="minorEastAsia" w:hAnsiTheme="minorHAnsi" w:hint="eastAsia"/>
           <w:noProof/>
@@ -4858,20 +4858,20 @@
           <w14:ligatures w14:val="standardContextual"/>
         </w:rPr>
       </w:pPr>
-      <w:hyperlink w:anchor="_Toc240647854" w:history="1">
+      <w:hyperlink w:anchor="_Toc240653612" w:history="1">
         <w:r>
           <w:rPr>
             <w:rStyle w:val="a5"/>
             <w:noProof/>
           </w:rPr>
-          <w:t xml:space="preserve">6.3 </w:t>
+          <w:t xml:space="preserve">6.2.3 </w:t>
         </w:r>
         <w:r>
           <w:rPr>
             <w:rStyle w:val="a5"/>
             <w:noProof/>
           </w:rPr>
-          <w:t>费用感知的整数交易可行性求解</w:t>
+          <w:t>同源重复不变性</w:t>
         </w:r>
         <w:r>
           <w:rPr>
@@ -4902,7 +4902,7 @@
             <w:noProof/>
             <w:webHidden/>
           </w:rPr>
-          <w:instrText>PAGEREF _Toc240647854 \h</w:instrText>
+          <w:instrText>PAGEREF _Toc240653612 \h</w:instrText>
         </w:r>
         <w:r>
           <w:rPr>
@@ -4932,7 +4932,7 @@
             <w:noProof/>
             <w:webHidden/>
           </w:rPr>
-          <w:t>23</w:t>
+          <w:t>28</w:t>
         </w:r>
         <w:r>
           <w:rPr>
@@ -4960,20 +4960,20 @@
           <w14:ligatures w14:val="standardContextual"/>
         </w:rPr>
       </w:pPr>
-      <w:hyperlink w:anchor="_Toc240647855" w:history="1">
+      <w:hyperlink w:anchor="_Toc240653613" w:history="1">
         <w:r>
           <w:rPr>
             <w:rStyle w:val="a5"/>
             <w:noProof/>
           </w:rPr>
-          <w:t xml:space="preserve">6.3.1 </w:t>
+          <w:t xml:space="preserve">6.2.4 </w:t>
         </w:r>
         <w:r>
           <w:rPr>
             <w:rStyle w:val="a5"/>
             <w:noProof/>
           </w:rPr>
-          <w:t>设计目标</w:t>
+          <w:t>工程价值</w:t>
         </w:r>
         <w:r>
           <w:rPr>
@@ -5004,7 +5004,7 @@
             <w:noProof/>
             <w:webHidden/>
           </w:rPr>
-          <w:instrText>PAGEREF _Toc240647855 \h</w:instrText>
+          <w:instrText>PAGEREF _Toc240653613 \h</w:instrText>
         </w:r>
         <w:r>
           <w:rPr>
@@ -5034,7 +5034,7 @@
             <w:noProof/>
             <w:webHidden/>
           </w:rPr>
-          <w:t>23</w:t>
+          <w:t>28</w:t>
         </w:r>
         <w:r>
           <w:rPr>
@@ -5048,11 +5048,11 @@
     </w:p>
     <w:p>
       <w:pPr>
-        <w:pStyle w:val="TOC3"/>
+        <w:pStyle w:val="TOC2"/>
         <w:tabs>
           <w:tab w:val="right" w:leader="dot" w:pos="9061"/>
         </w:tabs>
-        <w:ind w:left="960"/>
+        <w:ind w:left="480"/>
         <w:rPr>
           <w:rFonts w:asciiTheme="minorHAnsi" w:eastAsiaTheme="minorEastAsia" w:hAnsiTheme="minorHAnsi" w:hint="eastAsia"/>
           <w:noProof/>
@@ -5062,20 +5062,20 @@
           <w14:ligatures w14:val="standardContextual"/>
         </w:rPr>
       </w:pPr>
-      <w:hyperlink w:anchor="_Toc240647856" w:history="1">
+      <w:hyperlink w:anchor="_Toc240653614" w:history="1">
         <w:r>
           <w:rPr>
             <w:rStyle w:val="a5"/>
             <w:noProof/>
           </w:rPr>
-          <w:t xml:space="preserve">6.3.2 </w:t>
+          <w:t xml:space="preserve">6.3 </w:t>
         </w:r>
         <w:r>
           <w:rPr>
             <w:rStyle w:val="a5"/>
             <w:noProof/>
           </w:rPr>
-          <w:t>序贯求解流程</w:t>
+          <w:t>画像约束与实际交易结果的联合复核</w:t>
         </w:r>
         <w:r>
           <w:rPr>
@@ -5106,7 +5106,7 @@
             <w:noProof/>
             <w:webHidden/>
           </w:rPr>
-          <w:instrText>PAGEREF _Toc240647856 \h</w:instrText>
+          <w:instrText>PAGEREF _Toc240653614 \h</w:instrText>
         </w:r>
         <w:r>
           <w:rPr>
@@ -5136,7 +5136,7 @@
             <w:noProof/>
             <w:webHidden/>
           </w:rPr>
-          <w:t>24</w:t>
+          <w:t>29</w:t>
         </w:r>
         <w:r>
           <w:rPr>
@@ -5164,20 +5164,20 @@
           <w14:ligatures w14:val="standardContextual"/>
         </w:rPr>
       </w:pPr>
-      <w:hyperlink w:anchor="_Toc240647857" w:history="1">
+      <w:hyperlink w:anchor="_Toc240653615" w:history="1">
         <w:r>
           <w:rPr>
             <w:rStyle w:val="a5"/>
             <w:noProof/>
           </w:rPr>
-          <w:t xml:space="preserve">6.3.3 </w:t>
+          <w:t xml:space="preserve">6.3.1 </w:t>
         </w:r>
         <w:r>
           <w:rPr>
             <w:rStyle w:val="a5"/>
             <w:noProof/>
           </w:rPr>
-          <w:t>单调可行性与数量边界</w:t>
+          <w:t>设计目标</w:t>
         </w:r>
         <w:r>
           <w:rPr>
@@ -5208,7 +5208,7 @@
             <w:noProof/>
             <w:webHidden/>
           </w:rPr>
-          <w:instrText>PAGEREF _Toc240647857 \h</w:instrText>
+          <w:instrText>PAGEREF _Toc240653615 \h</w:instrText>
         </w:r>
         <w:r>
           <w:rPr>
@@ -5238,7 +5238,7 @@
             <w:noProof/>
             <w:webHidden/>
           </w:rPr>
-          <w:t>24</w:t>
+          <w:t>29</w:t>
         </w:r>
         <w:r>
           <w:rPr>
@@ -5266,20 +5266,20 @@
           <w14:ligatures w14:val="standardContextual"/>
         </w:rPr>
       </w:pPr>
-      <w:hyperlink w:anchor="_Toc240647858" w:history="1">
+      <w:hyperlink w:anchor="_Toc240653616" w:history="1">
         <w:r>
           <w:rPr>
             <w:rStyle w:val="a5"/>
             <w:noProof/>
           </w:rPr>
-          <w:t xml:space="preserve">6.3.4 </w:t>
+          <w:t xml:space="preserve">6.3.2 </w:t>
         </w:r>
         <w:r>
           <w:rPr>
             <w:rStyle w:val="a5"/>
             <w:noProof/>
           </w:rPr>
-          <w:t>工程价值</w:t>
+          <w:t>从画像预算到调整后持仓</w:t>
         </w:r>
         <w:r>
           <w:rPr>
@@ -5310,7 +5310,7 @@
             <w:noProof/>
             <w:webHidden/>
           </w:rPr>
-          <w:instrText>PAGEREF _Toc240647858 \h</w:instrText>
+          <w:instrText>PAGEREF _Toc240653616 \h</w:instrText>
         </w:r>
         <w:r>
           <w:rPr>
@@ -5340,7 +5340,7 @@
             <w:noProof/>
             <w:webHidden/>
           </w:rPr>
-          <w:t>24</w:t>
+          <w:t>29</w:t>
         </w:r>
         <w:r>
           <w:rPr>
@@ -5354,11 +5354,11 @@
     </w:p>
     <w:p>
       <w:pPr>
-        <w:pStyle w:val="TOC2"/>
+        <w:pStyle w:val="TOC3"/>
         <w:tabs>
           <w:tab w:val="right" w:leader="dot" w:pos="9061"/>
         </w:tabs>
-        <w:ind w:left="480"/>
+        <w:ind w:left="960"/>
         <w:rPr>
           <w:rFonts w:asciiTheme="minorHAnsi" w:eastAsiaTheme="minorEastAsia" w:hAnsiTheme="minorHAnsi" w:hint="eastAsia"/>
           <w:noProof/>
@@ -5368,20 +5368,20 @@
           <w14:ligatures w14:val="standardContextual"/>
         </w:rPr>
       </w:pPr>
-      <w:hyperlink w:anchor="_Toc240647859" w:history="1">
+      <w:hyperlink w:anchor="_Toc240653617" w:history="1">
         <w:r>
           <w:rPr>
             <w:rStyle w:val="a5"/>
             <w:noProof/>
           </w:rPr>
-          <w:t xml:space="preserve">6.4 </w:t>
+          <w:t xml:space="preserve">6.3.3 </w:t>
         </w:r>
         <w:r>
           <w:rPr>
             <w:rStyle w:val="a5"/>
             <w:noProof/>
           </w:rPr>
-          <w:t>依赖状态传播与双闸门单调聚合</w:t>
+          <w:t>费用与剩余风险的共同解释</w:t>
         </w:r>
         <w:r>
           <w:rPr>
@@ -5412,7 +5412,7 @@
             <w:noProof/>
             <w:webHidden/>
           </w:rPr>
-          <w:instrText>PAGEREF _Toc240647859 \h</w:instrText>
+          <w:instrText>PAGEREF _Toc240653617 \h</w:instrText>
         </w:r>
         <w:r>
           <w:rPr>
@@ -5442,7 +5442,7 @@
             <w:noProof/>
             <w:webHidden/>
           </w:rPr>
-          <w:t>24</w:t>
+          <w:t>29</w:t>
         </w:r>
         <w:r>
           <w:rPr>
@@ -5470,20 +5470,20 @@
           <w14:ligatures w14:val="standardContextual"/>
         </w:rPr>
       </w:pPr>
-      <w:hyperlink w:anchor="_Toc240647860" w:history="1">
+      <w:hyperlink w:anchor="_Toc240653618" w:history="1">
         <w:r>
           <w:rPr>
             <w:rStyle w:val="a5"/>
             <w:noProof/>
           </w:rPr>
-          <w:t xml:space="preserve">6.4.1 </w:t>
+          <w:t xml:space="preserve">6.3.4 </w:t>
         </w:r>
         <w:r>
           <w:rPr>
             <w:rStyle w:val="a5"/>
             <w:noProof/>
           </w:rPr>
-          <w:t>问题背景</w:t>
+          <w:t>工程价值</w:t>
         </w:r>
         <w:r>
           <w:rPr>
@@ -5514,7 +5514,7 @@
             <w:noProof/>
             <w:webHidden/>
           </w:rPr>
-          <w:instrText>PAGEREF _Toc240647860 \h</w:instrText>
+          <w:instrText>PAGEREF _Toc240653618 \h</w:instrText>
         </w:r>
         <w:r>
           <w:rPr>
@@ -5544,7 +5544,7 @@
             <w:noProof/>
             <w:webHidden/>
           </w:rPr>
-          <w:t>24</w:t>
+          <w:t>29</w:t>
         </w:r>
         <w:r>
           <w:rPr>
@@ -5558,11 +5558,11 @@
     </w:p>
     <w:p>
       <w:pPr>
-        <w:pStyle w:val="TOC3"/>
+        <w:pStyle w:val="TOC2"/>
         <w:tabs>
           <w:tab w:val="right" w:leader="dot" w:pos="9061"/>
         </w:tabs>
-        <w:ind w:left="960"/>
+        <w:ind w:left="480"/>
         <w:rPr>
           <w:rFonts w:asciiTheme="minorHAnsi" w:eastAsiaTheme="minorEastAsia" w:hAnsiTheme="minorHAnsi" w:hint="eastAsia"/>
           <w:noProof/>
@@ -5572,20 +5572,20 @@
           <w14:ligatures w14:val="standardContextual"/>
         </w:rPr>
       </w:pPr>
-      <w:hyperlink w:anchor="_Toc240647861" w:history="1">
+      <w:hyperlink w:anchor="_Toc240653619" w:history="1">
         <w:r>
           <w:rPr>
             <w:rStyle w:val="a5"/>
             <w:noProof/>
           </w:rPr>
-          <w:t xml:space="preserve">6.4.2 </w:t>
+          <w:t xml:space="preserve">6.4 </w:t>
         </w:r>
         <w:r>
           <w:rPr>
             <w:rStyle w:val="a5"/>
             <w:noProof/>
           </w:rPr>
-          <w:t>依赖执行与独立审查</w:t>
+          <w:t>历史记忆检索与当前决策输入的受控衔接</w:t>
         </w:r>
         <w:r>
           <w:rPr>
@@ -5616,7 +5616,7 @@
             <w:noProof/>
             <w:webHidden/>
           </w:rPr>
-          <w:instrText>PAGEREF _Toc240647861 \h</w:instrText>
+          <w:instrText>PAGEREF _Toc240653619 \h</w:instrText>
         </w:r>
         <w:r>
           <w:rPr>
@@ -5646,7 +5646,7 @@
             <w:noProof/>
             <w:webHidden/>
           </w:rPr>
-          <w:t>24</w:t>
+          <w:t>30</w:t>
         </w:r>
         <w:r>
           <w:rPr>
@@ -5674,20 +5674,20 @@
           <w14:ligatures w14:val="standardContextual"/>
         </w:rPr>
       </w:pPr>
-      <w:hyperlink w:anchor="_Toc240647862" w:history="1">
+      <w:hyperlink w:anchor="_Toc240653620" w:history="1">
         <w:r>
           <w:rPr>
             <w:rStyle w:val="a5"/>
             <w:noProof/>
           </w:rPr>
-          <w:t xml:space="preserve">6.4.3 </w:t>
+          <w:t xml:space="preserve">6.4.1 </w:t>
         </w:r>
         <w:r>
           <w:rPr>
             <w:rStyle w:val="a5"/>
             <w:noProof/>
           </w:rPr>
-          <w:t>审查状态的单调性</w:t>
+          <w:t>问题背景</w:t>
         </w:r>
         <w:r>
           <w:rPr>
@@ -5718,7 +5718,7 @@
             <w:noProof/>
             <w:webHidden/>
           </w:rPr>
-          <w:instrText>PAGEREF _Toc240647862 \h</w:instrText>
+          <w:instrText>PAGEREF _Toc240653620 \h</w:instrText>
         </w:r>
         <w:r>
           <w:rPr>
@@ -5748,7 +5748,7 @@
             <w:noProof/>
             <w:webHidden/>
           </w:rPr>
-          <w:t>25</w:t>
+          <w:t>30</w:t>
         </w:r>
         <w:r>
           <w:rPr>
@@ -5776,20 +5776,20 @@
           <w14:ligatures w14:val="standardContextual"/>
         </w:rPr>
       </w:pPr>
-      <w:hyperlink w:anchor="_Toc240647863" w:history="1">
+      <w:hyperlink w:anchor="_Toc240653621" w:history="1">
         <w:r>
           <w:rPr>
             <w:rStyle w:val="a5"/>
             <w:noProof/>
           </w:rPr>
-          <w:t xml:space="preserve">6.4.4 </w:t>
+          <w:t xml:space="preserve">6.4.2 </w:t>
         </w:r>
         <w:r>
           <w:rPr>
             <w:rStyle w:val="a5"/>
             <w:noProof/>
           </w:rPr>
-          <w:t>工程价值</w:t>
+          <w:t>描述字段检索与显式恢复</w:t>
         </w:r>
         <w:r>
           <w:rPr>
@@ -5820,7 +5820,7 @@
             <w:noProof/>
             <w:webHidden/>
           </w:rPr>
-          <w:instrText>PAGEREF _Toc240647863 \h</w:instrText>
+          <w:instrText>PAGEREF _Toc240653621 \h</w:instrText>
         </w:r>
         <w:r>
           <w:rPr>
@@ -5850,7 +5850,7 @@
             <w:noProof/>
             <w:webHidden/>
           </w:rPr>
-          <w:t>25</w:t>
+          <w:t>30</w:t>
         </w:r>
         <w:r>
           <w:rPr>
@@ -5864,11 +5864,11 @@
     </w:p>
     <w:p>
       <w:pPr>
-        <w:pStyle w:val="TOC2"/>
+        <w:pStyle w:val="TOC3"/>
         <w:tabs>
           <w:tab w:val="right" w:leader="dot" w:pos="9061"/>
         </w:tabs>
-        <w:ind w:left="480"/>
+        <w:ind w:left="960"/>
         <w:rPr>
           <w:rFonts w:asciiTheme="minorHAnsi" w:eastAsiaTheme="minorEastAsia" w:hAnsiTheme="minorHAnsi" w:hint="eastAsia"/>
           <w:noProof/>
@@ -5878,20 +5878,20 @@
           <w14:ligatures w14:val="standardContextual"/>
         </w:rPr>
       </w:pPr>
-      <w:hyperlink w:anchor="_Toc240647864" w:history="1">
+      <w:hyperlink w:anchor="_Toc240653622" w:history="1">
         <w:r>
           <w:rPr>
             <w:rStyle w:val="a5"/>
             <w:noProof/>
           </w:rPr>
-          <w:t xml:space="preserve">6.5 </w:t>
+          <w:t xml:space="preserve">6.4.3 </w:t>
         </w:r>
         <w:r>
           <w:rPr>
             <w:rStyle w:val="a5"/>
             <w:noProof/>
           </w:rPr>
-          <w:t>应用价值与未来展望</w:t>
+          <w:t>跨会话使用场景</w:t>
         </w:r>
         <w:r>
           <w:rPr>
@@ -5922,7 +5922,7 @@
             <w:noProof/>
             <w:webHidden/>
           </w:rPr>
-          <w:instrText>PAGEREF _Toc240647864 \h</w:instrText>
+          <w:instrText>PAGEREF _Toc240653622 \h</w:instrText>
         </w:r>
         <w:r>
           <w:rPr>
@@ -5952,7 +5952,7 @@
             <w:noProof/>
             <w:webHidden/>
           </w:rPr>
-          <w:t>25</w:t>
+          <w:t>30</w:t>
         </w:r>
         <w:r>
           <w:rPr>
@@ -5966,10 +5966,11 @@
     </w:p>
     <w:p>
       <w:pPr>
-        <w:pStyle w:val="TOC1"/>
+        <w:pStyle w:val="TOC3"/>
         <w:tabs>
           <w:tab w:val="right" w:leader="dot" w:pos="9061"/>
         </w:tabs>
+        <w:ind w:left="960"/>
         <w:rPr>
           <w:rFonts w:asciiTheme="minorHAnsi" w:eastAsiaTheme="minorEastAsia" w:hAnsiTheme="minorHAnsi" w:hint="eastAsia"/>
           <w:noProof/>
@@ -5979,27 +5980,20 @@
           <w14:ligatures w14:val="standardContextual"/>
         </w:rPr>
       </w:pPr>
-      <w:hyperlink w:anchor="_Toc240647865" w:history="1">
+      <w:hyperlink w:anchor="_Toc240653623" w:history="1">
         <w:r>
           <w:rPr>
             <w:rStyle w:val="a5"/>
             <w:noProof/>
           </w:rPr>
-          <w:t>第七章</w:t>
+          <w:t xml:space="preserve">6.4.4 </w:t>
         </w:r>
         <w:r>
           <w:rPr>
             <w:rStyle w:val="a5"/>
             <w:noProof/>
           </w:rPr>
-          <w:t xml:space="preserve"> </w:t>
-        </w:r>
-        <w:r>
-          <w:rPr>
-            <w:rStyle w:val="a5"/>
-            <w:noProof/>
-          </w:rPr>
-          <w:t>系统验证与运行保障</w:t>
+          <w:t>工程价值</w:t>
         </w:r>
         <w:r>
           <w:rPr>
@@ -6030,7 +6024,7 @@
             <w:noProof/>
             <w:webHidden/>
           </w:rPr>
-          <w:instrText>PAGEREF _Toc240647865 \h</w:instrText>
+          <w:instrText>PAGEREF _Toc240653623 \h</w:instrText>
         </w:r>
         <w:r>
           <w:rPr>
@@ -6060,7 +6054,7 @@
             <w:noProof/>
             <w:webHidden/>
           </w:rPr>
-          <w:t>26</w:t>
+          <w:t>30</w:t>
         </w:r>
         <w:r>
           <w:rPr>
@@ -6088,20 +6082,20 @@
           <w14:ligatures w14:val="standardContextual"/>
         </w:rPr>
       </w:pPr>
-      <w:hyperlink w:anchor="_Toc240647866" w:history="1">
+      <w:hyperlink w:anchor="_Toc240653624" w:history="1">
         <w:r>
           <w:rPr>
             <w:rStyle w:val="a5"/>
             <w:noProof/>
           </w:rPr>
-          <w:t xml:space="preserve">7.1 </w:t>
+          <w:t xml:space="preserve">6.5 </w:t>
         </w:r>
         <w:r>
           <w:rPr>
             <w:rStyle w:val="a5"/>
             <w:noProof/>
           </w:rPr>
-          <w:t>正式组合报告案例</w:t>
+          <w:t>应用价值与未来展望</w:t>
         </w:r>
         <w:r>
           <w:rPr>
@@ -6132,7 +6126,7 @@
             <w:noProof/>
             <w:webHidden/>
           </w:rPr>
-          <w:instrText>PAGEREF _Toc240647866 \h</w:instrText>
+          <w:instrText>PAGEREF _Toc240653624 \h</w:instrText>
         </w:r>
         <w:r>
           <w:rPr>
@@ -6162,7 +6156,7 @@
             <w:noProof/>
             <w:webHidden/>
           </w:rPr>
-          <w:t>26</w:t>
+          <w:t>30</w:t>
         </w:r>
         <w:r>
           <w:rPr>
@@ -6176,11 +6170,10 @@
     </w:p>
     <w:p>
       <w:pPr>
-        <w:pStyle w:val="TOC2"/>
+        <w:pStyle w:val="TOC1"/>
         <w:tabs>
           <w:tab w:val="right" w:leader="dot" w:pos="9061"/>
         </w:tabs>
-        <w:ind w:left="480"/>
         <w:rPr>
           <w:rFonts w:asciiTheme="minorHAnsi" w:eastAsiaTheme="minorEastAsia" w:hAnsiTheme="minorHAnsi" w:hint="eastAsia"/>
           <w:noProof/>
@@ -6190,20 +6183,27 @@
           <w14:ligatures w14:val="standardContextual"/>
         </w:rPr>
       </w:pPr>
-      <w:hyperlink w:anchor="_Toc240647867" w:history="1">
+      <w:hyperlink w:anchor="_Toc240653625" w:history="1">
         <w:r>
           <w:rPr>
             <w:rStyle w:val="a5"/>
             <w:noProof/>
           </w:rPr>
-          <w:t xml:space="preserve">7.2 </w:t>
+          <w:t>第七章</w:t>
         </w:r>
         <w:r>
           <w:rPr>
             <w:rStyle w:val="a5"/>
             <w:noProof/>
           </w:rPr>
-          <w:t>验证方法</w:t>
+          <w:t xml:space="preserve"> </w:t>
+        </w:r>
+        <w:r>
+          <w:rPr>
+            <w:rStyle w:val="a5"/>
+            <w:noProof/>
+          </w:rPr>
+          <w:t>系统验证与运行保障</w:t>
         </w:r>
         <w:r>
           <w:rPr>
@@ -6234,7 +6234,7 @@
             <w:noProof/>
             <w:webHidden/>
           </w:rPr>
-          <w:instrText>PAGEREF _Toc240647867 \h</w:instrText>
+          <w:instrText>PAGEREF _Toc240653625 \h</w:instrText>
         </w:r>
         <w:r>
           <w:rPr>
@@ -6264,7 +6264,7 @@
             <w:noProof/>
             <w:webHidden/>
           </w:rPr>
-          <w:t>27</w:t>
+          <w:t>31</w:t>
         </w:r>
         <w:r>
           <w:rPr>
@@ -6292,20 +6292,20 @@
           <w14:ligatures w14:val="standardContextual"/>
         </w:rPr>
       </w:pPr>
-      <w:hyperlink w:anchor="_Toc240647868" w:history="1">
+      <w:hyperlink w:anchor="_Toc240653626" w:history="1">
         <w:r>
           <w:rPr>
             <w:rStyle w:val="a5"/>
             <w:noProof/>
           </w:rPr>
-          <w:t xml:space="preserve">7.3 </w:t>
+          <w:t xml:space="preserve">7.1 </w:t>
         </w:r>
         <w:r>
           <w:rPr>
             <w:rStyle w:val="a5"/>
             <w:noProof/>
           </w:rPr>
-          <w:t>数据质量与运行条件</w:t>
+          <w:t>正式组合报告案例</w:t>
         </w:r>
         <w:r>
           <w:rPr>
@@ -6336,7 +6336,7 @@
             <w:noProof/>
             <w:webHidden/>
           </w:rPr>
-          <w:instrText>PAGEREF _Toc240647868 \h</w:instrText>
+          <w:instrText>PAGEREF _Toc240653626 \h</w:instrText>
         </w:r>
         <w:r>
           <w:rPr>
@@ -6366,7 +6366,7 @@
             <w:noProof/>
             <w:webHidden/>
           </w:rPr>
-          <w:t>27</w:t>
+          <w:t>31</w:t>
         </w:r>
         <w:r>
           <w:rPr>
@@ -6394,20 +6394,20 @@
           <w14:ligatures w14:val="standardContextual"/>
         </w:rPr>
       </w:pPr>
-      <w:hyperlink w:anchor="_Toc240647869" w:history="1">
+      <w:hyperlink w:anchor="_Toc240653627" w:history="1">
         <w:r>
           <w:rPr>
             <w:rStyle w:val="a5"/>
             <w:noProof/>
           </w:rPr>
-          <w:t xml:space="preserve">7.4 </w:t>
+          <w:t xml:space="preserve">7.2 </w:t>
         </w:r>
         <w:r>
           <w:rPr>
             <w:rStyle w:val="a5"/>
             <w:noProof/>
           </w:rPr>
-          <w:t>用户信息与部署</w:t>
+          <w:t>验证方法</w:t>
         </w:r>
         <w:r>
           <w:rPr>
@@ -6438,7 +6438,7 @@
             <w:noProof/>
             <w:webHidden/>
           </w:rPr>
-          <w:instrText>PAGEREF _Toc240647869 \h</w:instrText>
+          <w:instrText>PAGEREF _Toc240653627 \h</w:instrText>
         </w:r>
         <w:r>
           <w:rPr>
@@ -6468,7 +6468,7 @@
             <w:noProof/>
             <w:webHidden/>
           </w:rPr>
-          <w:t>27</w:t>
+          <w:t>32</w:t>
         </w:r>
         <w:r>
           <w:rPr>
@@ -6482,10 +6482,11 @@
     </w:p>
     <w:p>
       <w:pPr>
-        <w:pStyle w:val="TOC1"/>
+        <w:pStyle w:val="TOC2"/>
         <w:tabs>
           <w:tab w:val="right" w:leader="dot" w:pos="9061"/>
         </w:tabs>
+        <w:ind w:left="480"/>
         <w:rPr>
           <w:rFonts w:asciiTheme="minorHAnsi" w:eastAsiaTheme="minorEastAsia" w:hAnsiTheme="minorHAnsi" w:hint="eastAsia"/>
           <w:noProof/>
@@ -6495,27 +6496,20 @@
           <w14:ligatures w14:val="standardContextual"/>
         </w:rPr>
       </w:pPr>
-      <w:hyperlink w:anchor="_Toc240647870" w:history="1">
+      <w:hyperlink w:anchor="_Toc240653628" w:history="1">
         <w:r>
           <w:rPr>
             <w:rStyle w:val="a5"/>
             <w:noProof/>
           </w:rPr>
-          <w:t>第八章</w:t>
+          <w:t xml:space="preserve">7.3 </w:t>
         </w:r>
         <w:r>
           <w:rPr>
             <w:rStyle w:val="a5"/>
             <w:noProof/>
           </w:rPr>
-          <w:t xml:space="preserve"> </w:t>
-        </w:r>
-        <w:r>
-          <w:rPr>
-            <w:rStyle w:val="a5"/>
-            <w:noProof/>
-          </w:rPr>
-          <w:t>参考文献</w:t>
+          <w:t>数据质量与运行条件</w:t>
         </w:r>
         <w:r>
           <w:rPr>
@@ -6546,7 +6540,7 @@
             <w:noProof/>
             <w:webHidden/>
           </w:rPr>
-          <w:instrText>PAGEREF _Toc240647870 \h</w:instrText>
+          <w:instrText>PAGEREF _Toc240653628 \h</w:instrText>
         </w:r>
         <w:r>
           <w:rPr>
@@ -6576,7 +6570,7 @@
             <w:noProof/>
             <w:webHidden/>
           </w:rPr>
-          <w:t>28</w:t>
+          <w:t>32</w:t>
         </w:r>
         <w:r>
           <w:rPr>
@@ -6590,10 +6584,11 @@
     </w:p>
     <w:p>
       <w:pPr>
-        <w:pStyle w:val="TOC1"/>
+        <w:pStyle w:val="TOC2"/>
         <w:tabs>
           <w:tab w:val="right" w:leader="dot" w:pos="9061"/>
         </w:tabs>
+        <w:ind w:left="480"/>
         <w:rPr>
           <w:rFonts w:asciiTheme="minorHAnsi" w:eastAsiaTheme="minorEastAsia" w:hAnsiTheme="minorHAnsi" w:hint="eastAsia"/>
           <w:noProof/>
@@ -6603,12 +6598,221 @@
           <w14:ligatures w14:val="standardContextual"/>
         </w:rPr>
       </w:pPr>
-      <w:hyperlink w:anchor="_Toc240647871" w:history="1">
+      <w:hyperlink w:anchor="_Toc240653629" w:history="1">
         <w:r>
           <w:rPr>
             <w:rStyle w:val="a5"/>
             <w:noProof/>
           </w:rPr>
+          <w:t xml:space="preserve">7.4 </w:t>
+        </w:r>
+        <w:r>
+          <w:rPr>
+            <w:rStyle w:val="a5"/>
+            <w:noProof/>
+          </w:rPr>
+          <w:t>用户信息与部署</w:t>
+        </w:r>
+        <w:r>
+          <w:rPr>
+            <w:rFonts w:hint="eastAsia"/>
+            <w:noProof/>
+            <w:webHidden/>
+          </w:rPr>
+          <w:tab/>
+        </w:r>
+        <w:r>
+          <w:rPr>
+            <w:rFonts w:hint="eastAsia"/>
+            <w:noProof/>
+            <w:webHidden/>
+          </w:rPr>
+          <w:fldChar w:fldCharType="begin"/>
+        </w:r>
+        <w:r>
+          <w:rPr>
+            <w:rFonts w:hint="eastAsia"/>
+            <w:noProof/>
+            <w:webHidden/>
+          </w:rPr>
+          <w:instrText xml:space="preserve"> </w:instrText>
+        </w:r>
+        <w:r>
+          <w:rPr>
+            <w:noProof/>
+            <w:webHidden/>
+          </w:rPr>
+          <w:instrText>PAGEREF _Toc240653629 \h</w:instrText>
+        </w:r>
+        <w:r>
+          <w:rPr>
+            <w:rFonts w:hint="eastAsia"/>
+            <w:noProof/>
+            <w:webHidden/>
+          </w:rPr>
+          <w:instrText xml:space="preserve"> </w:instrText>
+        </w:r>
+        <w:r>
+          <w:rPr>
+            <w:rFonts w:hint="eastAsia"/>
+            <w:noProof/>
+            <w:webHidden/>
+          </w:rPr>
+        </w:r>
+        <w:r>
+          <w:rPr>
+            <w:rFonts w:hint="eastAsia"/>
+            <w:noProof/>
+            <w:webHidden/>
+          </w:rPr>
+          <w:fldChar w:fldCharType="separate"/>
+        </w:r>
+        <w:r>
+          <w:rPr>
+            <w:noProof/>
+            <w:webHidden/>
+          </w:rPr>
+          <w:t>32</w:t>
+        </w:r>
+        <w:r>
+          <w:rPr>
+            <w:rFonts w:hint="eastAsia"/>
+            <w:noProof/>
+            <w:webHidden/>
+          </w:rPr>
+          <w:fldChar w:fldCharType="end"/>
+        </w:r>
+      </w:hyperlink>
+    </w:p>
+    <w:p>
+      <w:pPr>
+        <w:pStyle w:val="TOC1"/>
+        <w:tabs>
+          <w:tab w:val="right" w:leader="dot" w:pos="9061"/>
+        </w:tabs>
+        <w:rPr>
+          <w:rFonts w:asciiTheme="minorHAnsi" w:eastAsiaTheme="minorEastAsia" w:hAnsiTheme="minorHAnsi" w:hint="eastAsia"/>
+          <w:noProof/>
+          <w:kern w:val="2"/>
+          <w:sz w:val="22"/>
+          <w:szCs w:val="24"/>
+          <w14:ligatures w14:val="standardContextual"/>
+        </w:rPr>
+      </w:pPr>
+      <w:hyperlink w:anchor="_Toc240653630" w:history="1">
+        <w:r>
+          <w:rPr>
+            <w:rStyle w:val="a5"/>
+            <w:noProof/>
+          </w:rPr>
+          <w:t>第八章</w:t>
+        </w:r>
+        <w:r>
+          <w:rPr>
+            <w:rStyle w:val="a5"/>
+            <w:noProof/>
+          </w:rPr>
+          <w:t xml:space="preserve"> </w:t>
+        </w:r>
+        <w:r>
+          <w:rPr>
+            <w:rStyle w:val="a5"/>
+            <w:noProof/>
+          </w:rPr>
+          <w:t>参考文献</w:t>
+        </w:r>
+        <w:r>
+          <w:rPr>
+            <w:rFonts w:hint="eastAsia"/>
+            <w:noProof/>
+            <w:webHidden/>
+          </w:rPr>
+          <w:tab/>
+        </w:r>
+        <w:r>
+          <w:rPr>
+            <w:rFonts w:hint="eastAsia"/>
+            <w:noProof/>
+            <w:webHidden/>
+          </w:rPr>
+          <w:fldChar w:fldCharType="begin"/>
+        </w:r>
+        <w:r>
+          <w:rPr>
+            <w:rFonts w:hint="eastAsia"/>
+            <w:noProof/>
+            <w:webHidden/>
+          </w:rPr>
+          <w:instrText xml:space="preserve"> </w:instrText>
+        </w:r>
+        <w:r>
+          <w:rPr>
+            <w:noProof/>
+            <w:webHidden/>
+          </w:rPr>
+          <w:instrText>PAGEREF _Toc240653630 \h</w:instrText>
+        </w:r>
+        <w:r>
+          <w:rPr>
+            <w:rFonts w:hint="eastAsia"/>
+            <w:noProof/>
+            <w:webHidden/>
+          </w:rPr>
+          <w:instrText xml:space="preserve"> </w:instrText>
+        </w:r>
+        <w:r>
+          <w:rPr>
+            <w:rFonts w:hint="eastAsia"/>
+            <w:noProof/>
+            <w:webHidden/>
+          </w:rPr>
+        </w:r>
+        <w:r>
+          <w:rPr>
+            <w:rFonts w:hint="eastAsia"/>
+            <w:noProof/>
+            <w:webHidden/>
+          </w:rPr>
+          <w:fldChar w:fldCharType="separate"/>
+        </w:r>
+        <w:r>
+          <w:rPr>
+            <w:noProof/>
+            <w:webHidden/>
+          </w:rPr>
+          <w:t>33</w:t>
+        </w:r>
+        <w:r>
+          <w:rPr>
+            <w:rFonts w:hint="eastAsia"/>
+            <w:noProof/>
+            <w:webHidden/>
+          </w:rPr>
+          <w:fldChar w:fldCharType="end"/>
+        </w:r>
+      </w:hyperlink>
+    </w:p>
+    <w:p>
+      <w:pPr>
+        <w:pStyle w:val="TOC1"/>
+        <w:tabs>
+          <w:tab w:val="right" w:leader="dot" w:pos="9061"/>
+        </w:tabs>
+        <w:rPr>
+          <w:rFonts w:asciiTheme="minorHAnsi" w:eastAsiaTheme="minorEastAsia" w:hAnsiTheme="minorHAnsi" w:hint="eastAsia"/>
+          <w:noProof/>
+          <w:kern w:val="2"/>
+          <w:sz w:val="22"/>
+          <w:szCs w:val="24"/>
+          <w14:ligatures w14:val="standardContextual"/>
+        </w:rPr>
+      </w:pPr>
+      <w:hyperlink w:anchor="_Toc240653631" w:history="1">
+        <w:r>
+          <w:rPr>
+            <w:rStyle w:val="a5"/>
+            <w:noProof/>
+          </w:rPr>
           <w:t>附录</w:t>
         </w:r>
         <w:r>
@@ -6654,7 +6858,7 @@
             <w:noProof/>
             <w:webHidden/>
           </w:rPr>
-          <w:instrText>PAGEREF _Toc240647871 \h</w:instrText>
+          <w:instrText>PAGEREF _Toc240653631 \h</w:instrText>
         </w:r>
         <w:r>
           <w:rPr>
@@ -6684,7 +6888,7 @@
             <w:noProof/>
             <w:webHidden/>
           </w:rPr>
-          <w:t>29</w:t>
+          <w:t>34</w:t>
         </w:r>
         <w:r>
           <w:rPr>
@@ -6709,7 +6913,7 @@
         <w:pStyle w:val="1"/>
         <w:widowControl/>
       </w:pPr>
-      <w:bookmarkStart w:id="0" w:name="_Toc240647808"/>
+      <w:bookmarkStart w:id="0" w:name="_Toc240653566"/>
       <w:r>
         <w:lastRenderedPageBreak/>
         <w:t>第一章</w:t>
@@ -6727,7 +6931,7 @@
         <w:pStyle w:val="2"/>
         <w:widowControl/>
       </w:pPr>
-      <w:bookmarkStart w:id="1" w:name="_Toc240647809"/>
+      <w:bookmarkStart w:id="1" w:name="_Toc240653567"/>
       <w:r>
         <w:t xml:space="preserve">1.1 </w:t>
       </w:r>
@@ -6800,7 +7004,7 @@
         <w:pStyle w:val="2"/>
         <w:widowControl/>
       </w:pPr>
-      <w:bookmarkStart w:id="2" w:name="_Toc240647810"/>
+      <w:bookmarkStart w:id="2" w:name="_Toc240653568"/>
       <w:r>
         <w:t xml:space="preserve">1.2 </w:t>
       </w:r>
@@ -6826,7 +7030,7 @@
         <w:pStyle w:val="2"/>
         <w:widowControl/>
       </w:pPr>
-      <w:bookmarkStart w:id="3" w:name="_Toc240647811"/>
+      <w:bookmarkStart w:id="3" w:name="_Toc240653569"/>
       <w:r>
         <w:t xml:space="preserve">1.3 </w:t>
       </w:r>
@@ -7086,7 +7290,7 @@
         <w:pStyle w:val="1"/>
         <w:widowControl/>
       </w:pPr>
-      <w:bookmarkStart w:id="4" w:name="_Toc240647812"/>
+      <w:bookmarkStart w:id="4" w:name="_Toc240653570"/>
       <w:r>
         <w:lastRenderedPageBreak/>
         <w:t>第二章</w:t>
@@ -7104,7 +7308,7 @@
         <w:pStyle w:val="2"/>
         <w:widowControl/>
       </w:pPr>
-      <w:bookmarkStart w:id="5" w:name="_Toc240647813"/>
+      <w:bookmarkStart w:id="5" w:name="_Toc240653571"/>
       <w:r>
         <w:t xml:space="preserve">2.1 </w:t>
       </w:r>
@@ -7713,7 +7917,7 @@
         <w:pStyle w:val="2"/>
         <w:widowControl/>
       </w:pPr>
-      <w:bookmarkStart w:id="6" w:name="_Toc240647814"/>
+      <w:bookmarkStart w:id="6" w:name="_Toc240653572"/>
       <w:r>
         <w:t xml:space="preserve">2.2 </w:t>
       </w:r>
@@ -7739,7 +7943,7 @@
         <w:pStyle w:val="2"/>
         <w:widowControl/>
       </w:pPr>
-      <w:bookmarkStart w:id="7" w:name="_Toc240647815"/>
+      <w:bookmarkStart w:id="7" w:name="_Toc240653573"/>
       <w:r>
         <w:t xml:space="preserve">2.3 </w:t>
       </w:r>
@@ -7765,7 +7969,7 @@
         <w:pStyle w:val="1"/>
         <w:widowControl/>
       </w:pPr>
-      <w:bookmarkStart w:id="8" w:name="_Toc240647816"/>
+      <w:bookmarkStart w:id="8" w:name="_Toc240653574"/>
       <w:r>
         <w:lastRenderedPageBreak/>
         <w:t>第三章</w:t>
@@ -7783,7 +7987,7 @@
         <w:pStyle w:val="2"/>
         <w:widowControl/>
       </w:pPr>
-      <w:bookmarkStart w:id="9" w:name="_Toc240647817"/>
+      <w:bookmarkStart w:id="9" w:name="_Toc240653575"/>
       <w:r>
         <w:t xml:space="preserve">3.1 </w:t>
       </w:r>
@@ -7816,7 +8020,7 @@
           <w:noProof/>
         </w:rPr>
         <w:drawing>
-          <wp:inline distT="0" distB="0" distL="0" distR="0" wp14:anchorId="5904436D" wp14:editId="139B82EB">
+          <wp:inline distT="0" distB="0" distL="0" distR="0" wp14:anchorId="483A5975" wp14:editId="0186B28D">
             <wp:extent cx="5556705" cy="5760000"/>
             <wp:effectExtent l="0" t="0" r="0" b="0"/>
             <wp:docPr id="1" name="Picture 1"/>
@@ -7888,7 +8092,7 @@
         <w:pStyle w:val="2"/>
         <w:widowControl/>
       </w:pPr>
-      <w:bookmarkStart w:id="10" w:name="_Toc240647818"/>
+      <w:bookmarkStart w:id="10" w:name="_Toc240653576"/>
       <w:r>
         <w:lastRenderedPageBreak/>
         <w:t xml:space="preserve">3.2 </w:t>
@@ -8498,7 +8702,7 @@
         <w:pStyle w:val="2"/>
         <w:widowControl/>
       </w:pPr>
-      <w:bookmarkStart w:id="11" w:name="_Toc240647819"/>
+      <w:bookmarkStart w:id="11" w:name="_Toc240653577"/>
       <w:r>
         <w:t xml:space="preserve">3.3 </w:t>
       </w:r>
@@ -8524,7 +8728,7 @@
         <w:pStyle w:val="1"/>
         <w:widowControl/>
       </w:pPr>
-      <w:bookmarkStart w:id="12" w:name="_Toc240647820"/>
+      <w:bookmarkStart w:id="12" w:name="_Toc240653578"/>
       <w:r>
         <w:lastRenderedPageBreak/>
         <w:t>第四章</w:t>
@@ -8542,7 +8746,7 @@
         <w:pStyle w:val="2"/>
         <w:widowControl/>
       </w:pPr>
-      <w:bookmarkStart w:id="13" w:name="_Toc240647821"/>
+      <w:bookmarkStart w:id="13" w:name="_Toc240653579"/>
       <w:r>
         <w:t xml:space="preserve">4.1 </w:t>
       </w:r>
@@ -8575,7 +8779,7 @@
           <w:noProof/>
         </w:rPr>
         <w:drawing>
-          <wp:inline distT="0" distB="0" distL="0" distR="0" wp14:anchorId="4FFA2E70" wp14:editId="4BD459F3">
+          <wp:inline distT="0" distB="0" distL="0" distR="0" wp14:anchorId="277C84EB" wp14:editId="6F03FFF7">
             <wp:extent cx="6120000" cy="4951250"/>
             <wp:effectExtent l="0" t="0" r="0" b="0"/>
             <wp:docPr id="2" name="Picture 2"/>
@@ -8707,7 +8911,7 @@
         <w:pStyle w:val="2"/>
         <w:widowControl/>
       </w:pPr>
-      <w:bookmarkStart w:id="14" w:name="_Toc240647822"/>
+      <w:bookmarkStart w:id="14" w:name="_Toc240653580"/>
       <w:r>
         <w:t xml:space="preserve">4.2 </w:t>
       </w:r>
@@ -8741,7 +8945,7 @@
         </w:rPr>
         <w:lastRenderedPageBreak/>
         <w:drawing>
-          <wp:inline distT="0" distB="0" distL="0" distR="0" wp14:anchorId="2C8BA242" wp14:editId="03DC95CC">
+          <wp:inline distT="0" distB="0" distL="0" distR="0" wp14:anchorId="077F8ED9" wp14:editId="4397CA1D">
             <wp:extent cx="2204617" cy="6299999"/>
             <wp:effectExtent l="0" t="0" r="0" b="0"/>
             <wp:docPr id="3" name="Picture 3"/>
@@ -8887,7 +9091,7 @@
         <w:pStyle w:val="2"/>
         <w:widowControl/>
       </w:pPr>
-      <w:bookmarkStart w:id="15" w:name="_Toc240647823"/>
+      <w:bookmarkStart w:id="15" w:name="_Toc240653581"/>
       <w:r>
         <w:t xml:space="preserve">4.3 </w:t>
       </w:r>
@@ -8921,7 +9125,7 @@
         </w:rPr>
         <w:lastRenderedPageBreak/>
         <w:drawing>
-          <wp:inline distT="0" distB="0" distL="0" distR="0" wp14:anchorId="406B6217" wp14:editId="729EE1EC">
+          <wp:inline distT="0" distB="0" distL="0" distR="0" wp14:anchorId="3131859D" wp14:editId="53DFB206">
             <wp:extent cx="2643356" cy="6299998"/>
             <wp:effectExtent l="0" t="0" r="0" b="0"/>
             <wp:docPr id="4" name="Picture 4"/>
@@ -9053,7 +9257,7 @@
         <w:pStyle w:val="2"/>
         <w:widowControl/>
       </w:pPr>
-      <w:bookmarkStart w:id="16" w:name="_Toc240647824"/>
+      <w:bookmarkStart w:id="16" w:name="_Toc240653582"/>
       <w:r>
         <w:t xml:space="preserve">4.4 </w:t>
       </w:r>
@@ -9087,7 +9291,7 @@
         </w:rPr>
         <w:lastRenderedPageBreak/>
         <w:drawing>
-          <wp:inline distT="0" distB="0" distL="0" distR="0" wp14:anchorId="544E0535" wp14:editId="502AA070">
+          <wp:inline distT="0" distB="0" distL="0" distR="0" wp14:anchorId="47BD6FCA" wp14:editId="49766988">
             <wp:extent cx="4500000" cy="6300000"/>
             <wp:effectExtent l="0" t="0" r="0" b="0"/>
             <wp:docPr id="5" name="Picture 5"/>
@@ -9219,7 +9423,7 @@
         <w:pStyle w:val="2"/>
         <w:widowControl/>
       </w:pPr>
-      <w:bookmarkStart w:id="17" w:name="_Toc240647825"/>
+      <w:bookmarkStart w:id="17" w:name="_Toc240653583"/>
       <w:r>
         <w:t xml:space="preserve">4.5 </w:t>
       </w:r>
@@ -9253,7 +9457,7 @@
         </w:rPr>
         <w:lastRenderedPageBreak/>
         <w:drawing>
-          <wp:inline distT="0" distB="0" distL="0" distR="0" wp14:anchorId="0E59CEE5" wp14:editId="2662D161">
+          <wp:inline distT="0" distB="0" distL="0" distR="0" wp14:anchorId="5EBB5561" wp14:editId="53C7554F">
             <wp:extent cx="6120000" cy="5971250"/>
             <wp:effectExtent l="0" t="0" r="0" b="0"/>
             <wp:docPr id="6" name="Picture 6"/>
@@ -9453,7 +9657,7 @@
         <w:pStyle w:val="1"/>
         <w:widowControl/>
       </w:pPr>
-      <w:bookmarkStart w:id="18" w:name="_Toc240647826"/>
+      <w:bookmarkStart w:id="18" w:name="_Toc240653584"/>
       <w:r>
         <w:lastRenderedPageBreak/>
         <w:t>第五章</w:t>
@@ -9471,7 +9675,7 @@
         <w:pStyle w:val="2"/>
         <w:widowControl/>
       </w:pPr>
-      <w:bookmarkStart w:id="19" w:name="_Toc240647827"/>
+      <w:bookmarkStart w:id="19" w:name="_Toc240653585"/>
       <w:r>
         <w:t xml:space="preserve">5.1 </w:t>
       </w:r>
@@ -9484,7 +9688,7 @@
       <w:pPr>
         <w:pStyle w:val="31"/>
       </w:pPr>
-      <w:bookmarkStart w:id="20" w:name="_Toc240647828"/>
+      <w:bookmarkStart w:id="20" w:name="_Toc240653586"/>
       <w:r>
         <w:t xml:space="preserve">5.1.1 </w:t>
       </w:r>
@@ -9502,14 +9706,14 @@
           <w:rFonts w:ascii="Times New Roman" w:eastAsia="楷体" w:hAnsi="Times New Roman"/>
           <w:color w:val="000000"/>
         </w:rPr>
-        <w:t>前端采用</w:t>
-      </w:r>
-      <w:r>
-        <w:rPr>
-          <w:rFonts w:ascii="Times New Roman" w:eastAsia="楷体" w:hAnsi="Times New Roman"/>
-          <w:color w:val="000000"/>
-        </w:rPr>
-        <w:t xml:space="preserve"> HTML</w:t>
+        <w:t>开发语言：</w:t>
+      </w:r>
+      <w:r>
+        <w:rPr>
+          <w:rFonts w:ascii="Times New Roman" w:eastAsia="楷体" w:hAnsi="Times New Roman"/>
+          <w:color w:val="000000"/>
+        </w:rPr>
+        <w:t>HTML</w:t>
       </w:r>
       <w:r>
         <w:rPr>
@@ -9523,7 +9727,47 @@
           <w:rFonts w:ascii="Times New Roman" w:eastAsia="楷体" w:hAnsi="Times New Roman"/>
           <w:color w:val="000000"/>
         </w:rPr>
-        <w:t xml:space="preserve">CSS </w:t>
+        <w:t>CSS</w:t>
+      </w:r>
+      <w:r>
+        <w:rPr>
+          <w:rFonts w:ascii="Times New Roman" w:eastAsia="楷体" w:hAnsi="Times New Roman"/>
+          <w:color w:val="000000"/>
+        </w:rPr>
+        <w:t>、</w:t>
+      </w:r>
+      <w:r>
+        <w:rPr>
+          <w:rFonts w:ascii="Times New Roman" w:eastAsia="楷体" w:hAnsi="Times New Roman"/>
+          <w:color w:val="000000"/>
+        </w:rPr>
+        <w:t>JavaScript</w:t>
+      </w:r>
+      <w:r>
+        <w:rPr>
+          <w:rFonts w:ascii="Times New Roman" w:eastAsia="楷体" w:hAnsi="Times New Roman"/>
+          <w:color w:val="000000"/>
+        </w:rPr>
+        <w:t>。</w:t>
+      </w:r>
+    </w:p>
+    <w:p>
+      <w:pPr>
+        <w:widowControl/>
+      </w:pPr>
+      <w:r>
+        <w:rPr>
+          <w:rFonts w:ascii="Times New Roman" w:eastAsia="楷体" w:hAnsi="Times New Roman"/>
+          <w:color w:val="000000"/>
+        </w:rPr>
+        <w:t>页面组织：原生</w:t>
+      </w:r>
+      <w:r>
+        <w:rPr>
+          <w:rFonts w:ascii="Times New Roman" w:eastAsia="楷体" w:hAnsi="Times New Roman"/>
+          <w:color w:val="000000"/>
+        </w:rPr>
+        <w:t xml:space="preserve"> JavaScript </w:t>
       </w:r>
       <w:r>
         <w:rPr>
@@ -9537,14 +9781,136 @@
           <w:rFonts w:ascii="Times New Roman" w:eastAsia="楷体" w:hAnsi="Times New Roman"/>
           <w:color w:val="000000"/>
         </w:rPr>
-        <w:t xml:space="preserve"> JavaScript</w:t>
-      </w:r>
-      <w:r>
-        <w:rPr>
-          <w:rFonts w:ascii="Times New Roman" w:eastAsia="楷体" w:hAnsi="Times New Roman"/>
-          <w:color w:val="000000"/>
-        </w:rPr>
-        <w:t>，通过</w:t>
+        <w:t xml:space="preserve"> Hash </w:t>
+      </w:r>
+      <w:r>
+        <w:rPr>
+          <w:rFonts w:ascii="Times New Roman" w:eastAsia="楷体" w:hAnsi="Times New Roman"/>
+          <w:color w:val="000000"/>
+        </w:rPr>
+        <w:t>路由；</w:t>
+      </w:r>
+      <w:r>
+        <w:rPr>
+          <w:rFonts w:ascii="Times New Roman" w:eastAsia="楷体" w:hAnsi="Times New Roman"/>
+          <w:color w:val="000000"/>
+        </w:rPr>
+        <w:t xml:space="preserve">index.html </w:t>
+      </w:r>
+      <w:r>
+        <w:rPr>
+          <w:rFonts w:ascii="Times New Roman" w:eastAsia="楷体" w:hAnsi="Times New Roman"/>
+          <w:color w:val="000000"/>
+        </w:rPr>
+        <w:t>提供页面结构，</w:t>
+      </w:r>
+      <w:r>
+        <w:rPr>
+          <w:rFonts w:ascii="Times New Roman" w:eastAsia="楷体" w:hAnsi="Times New Roman"/>
+          <w:color w:val="000000"/>
+        </w:rPr>
+        <w:t xml:space="preserve">app.js </w:t>
+      </w:r>
+      <w:r>
+        <w:rPr>
+          <w:rFonts w:ascii="Times New Roman" w:eastAsia="楷体" w:hAnsi="Times New Roman"/>
+          <w:color w:val="000000"/>
+        </w:rPr>
+        <w:t>管理交互状态和请求，</w:t>
+      </w:r>
+      <w:r>
+        <w:rPr>
+          <w:rFonts w:ascii="Times New Roman" w:eastAsia="楷体" w:hAnsi="Times New Roman"/>
+          <w:color w:val="000000"/>
+        </w:rPr>
+        <w:t xml:space="preserve">styles.css </w:t>
+      </w:r>
+      <w:r>
+        <w:rPr>
+          <w:rFonts w:ascii="Times New Roman" w:eastAsia="楷体" w:hAnsi="Times New Roman"/>
+          <w:color w:val="000000"/>
+        </w:rPr>
+        <w:t>与</w:t>
+      </w:r>
+      <w:r>
+        <w:rPr>
+          <w:rFonts w:ascii="Times New Roman" w:eastAsia="楷体" w:hAnsi="Times New Roman"/>
+          <w:color w:val="000000"/>
+        </w:rPr>
+        <w:t xml:space="preserve"> prism-v2.css </w:t>
+      </w:r>
+      <w:r>
+        <w:rPr>
+          <w:rFonts w:ascii="Times New Roman" w:eastAsia="楷体" w:hAnsi="Times New Roman"/>
+          <w:color w:val="000000"/>
+        </w:rPr>
+        <w:t>管理界面样式。</w:t>
+      </w:r>
+    </w:p>
+    <w:p>
+      <w:pPr>
+        <w:widowControl/>
+      </w:pPr>
+      <w:r>
+        <w:rPr>
+          <w:rFonts w:ascii="Times New Roman" w:eastAsia="楷体" w:hAnsi="Times New Roman"/>
+          <w:color w:val="000000"/>
+        </w:rPr>
+        <w:t>交互组件：</w:t>
+      </w:r>
+      <w:r>
+        <w:rPr>
+          <w:rFonts w:ascii="Times New Roman" w:eastAsia="楷体" w:hAnsi="Times New Roman"/>
+          <w:color w:val="000000"/>
+        </w:rPr>
+        <w:t xml:space="preserve">Markdown </w:t>
+      </w:r>
+      <w:r>
+        <w:rPr>
+          <w:rFonts w:ascii="Times New Roman" w:eastAsia="楷体" w:hAnsi="Times New Roman"/>
+          <w:color w:val="000000"/>
+        </w:rPr>
+        <w:t>内容展示、</w:t>
+      </w:r>
+      <w:r>
+        <w:rPr>
+          <w:rFonts w:ascii="Times New Roman" w:eastAsia="楷体" w:hAnsi="Times New Roman"/>
+          <w:color w:val="000000"/>
+        </w:rPr>
+        <w:t xml:space="preserve">Lightweight Charts </w:t>
+      </w:r>
+      <w:r>
+        <w:rPr>
+          <w:rFonts w:ascii="Times New Roman" w:eastAsia="楷体" w:hAnsi="Times New Roman"/>
+          <w:color w:val="000000"/>
+        </w:rPr>
+        <w:t>行情图表及独立工作流编辑器。</w:t>
+      </w:r>
+    </w:p>
+    <w:p>
+      <w:pPr>
+        <w:widowControl/>
+      </w:pPr>
+      <w:r>
+        <w:rPr>
+          <w:rFonts w:ascii="Times New Roman" w:eastAsia="楷体" w:hAnsi="Times New Roman"/>
+          <w:color w:val="000000"/>
+        </w:rPr>
+        <w:t>通信方式：</w:t>
+      </w:r>
+      <w:r>
+        <w:rPr>
+          <w:rFonts w:ascii="Times New Roman" w:eastAsia="楷体" w:hAnsi="Times New Roman"/>
+          <w:color w:val="000000"/>
+        </w:rPr>
+        <w:t xml:space="preserve">fetch </w:t>
+      </w:r>
+      <w:r>
+        <w:rPr>
+          <w:rFonts w:ascii="Times New Roman" w:eastAsia="楷体" w:hAnsi="Times New Roman"/>
+          <w:color w:val="000000"/>
+        </w:rPr>
+        <w:t>发起</w:t>
       </w:r>
       <w:r>
         <w:rPr>
@@ -9558,7 +9924,7 @@
           <w:rFonts w:ascii="Times New Roman" w:eastAsia="楷体" w:hAnsi="Times New Roman"/>
           <w:color w:val="000000"/>
         </w:rPr>
-        <w:t>请求及</w:t>
+        <w:t>请求；对话接口通过</w:t>
       </w:r>
       <w:r>
         <w:rPr>
@@ -9572,14 +9938,40 @@
           <w:rFonts w:ascii="Times New Roman" w:eastAsia="楷体" w:hAnsi="Times New Roman"/>
           <w:color w:val="000000"/>
         </w:rPr>
-        <w:t>接收服务结果。页面沿用灰白背景与橙色强调色，统一组织对话、画像、持仓、市场与交易风格入口。浏览器承担交互与结果展示，金融计算在服务端执行。</w:t>
+        <w:t>返回分析上下文、工具执行状态和回答内容。</w:t>
+      </w:r>
+    </w:p>
+    <w:p>
+      <w:pPr>
+        <w:widowControl/>
+      </w:pPr>
+      <w:r>
+        <w:rPr>
+          <w:rFonts w:ascii="Times New Roman" w:eastAsia="楷体" w:hAnsi="Times New Roman"/>
+          <w:color w:val="000000"/>
+        </w:rPr>
+        <w:t>运行方式：浏览器访问</w:t>
+      </w:r>
+      <w:r>
+        <w:rPr>
+          <w:rFonts w:ascii="Times New Roman" w:eastAsia="楷体" w:hAnsi="Times New Roman"/>
+          <w:color w:val="000000"/>
+        </w:rPr>
+        <w:t xml:space="preserve"> FastAPI </w:t>
+      </w:r>
+      <w:r>
+        <w:rPr>
+          <w:rFonts w:ascii="Times New Roman" w:eastAsia="楷体" w:hAnsi="Times New Roman"/>
+          <w:color w:val="000000"/>
+        </w:rPr>
+        <w:t>提供的静态工作台。页面采用灰白背景与橙色强调色，组织对话、画像、持仓和市场分析入口。</w:t>
       </w:r>
     </w:p>
     <w:p>
       <w:pPr>
         <w:pStyle w:val="31"/>
       </w:pPr>
-      <w:bookmarkStart w:id="21" w:name="_Toc240647829"/>
+      <w:bookmarkStart w:id="21" w:name="_Toc240653587"/>
       <w:r>
         <w:t xml:space="preserve">5.1.2 </w:t>
       </w:r>
@@ -9597,14 +9989,14 @@
           <w:rFonts w:ascii="Times New Roman" w:eastAsia="楷体" w:hAnsi="Times New Roman"/>
           <w:color w:val="000000"/>
         </w:rPr>
-        <w:t>后端采用</w:t>
-      </w:r>
-      <w:r>
-        <w:rPr>
-          <w:rFonts w:ascii="Times New Roman" w:eastAsia="楷体" w:hAnsi="Times New Roman"/>
-          <w:color w:val="000000"/>
-        </w:rPr>
-        <w:t xml:space="preserve"> Python 3.11 </w:t>
+        <w:t>开发语言：</w:t>
+      </w:r>
+      <w:r>
+        <w:rPr>
+          <w:rFonts w:ascii="Times New Roman" w:eastAsia="楷体" w:hAnsi="Times New Roman"/>
+          <w:color w:val="000000"/>
+        </w:rPr>
+        <w:t xml:space="preserve">Python 3.11 </w:t>
       </w:r>
       <w:r>
         <w:rPr>
@@ -9625,14 +10017,40 @@
           <w:rFonts w:ascii="Times New Roman" w:eastAsia="楷体" w:hAnsi="Times New Roman"/>
           <w:color w:val="000000"/>
         </w:rPr>
-        <w:t>，使用</w:t>
-      </w:r>
-      <w:r>
-        <w:rPr>
-          <w:rFonts w:ascii="Times New Roman" w:eastAsia="楷体" w:hAnsi="Times New Roman"/>
-          <w:color w:val="000000"/>
-        </w:rPr>
-        <w:t xml:space="preserve"> FastAPI </w:t>
+        <w:t>。</w:t>
+      </w:r>
+    </w:p>
+    <w:p>
+      <w:pPr>
+        <w:widowControl/>
+      </w:pPr>
+      <w:r>
+        <w:rPr>
+          <w:rFonts w:ascii="Times New Roman" w:eastAsia="楷体" w:hAnsi="Times New Roman"/>
+          <w:color w:val="000000"/>
+        </w:rPr>
+        <w:t>服务框架：</w:t>
+      </w:r>
+      <w:r>
+        <w:rPr>
+          <w:rFonts w:ascii="Times New Roman" w:eastAsia="楷体" w:hAnsi="Times New Roman"/>
+          <w:color w:val="000000"/>
+        </w:rPr>
+        <w:t xml:space="preserve">FastAPI </w:t>
+      </w:r>
+      <w:r>
+        <w:rPr>
+          <w:rFonts w:ascii="Times New Roman" w:eastAsia="楷体" w:hAnsi="Times New Roman"/>
+          <w:color w:val="000000"/>
+        </w:rPr>
+        <w:t>提供</w:t>
+      </w:r>
+      <w:r>
+        <w:rPr>
+          <w:rFonts w:ascii="Times New Roman" w:eastAsia="楷体" w:hAnsi="Times New Roman"/>
+          <w:color w:val="000000"/>
+        </w:rPr>
+        <w:t xml:space="preserve"> HTTP </w:t>
       </w:r>
       <w:r>
         <w:rPr>
@@ -9646,112 +10064,244 @@
           <w:rFonts w:ascii="Times New Roman" w:eastAsia="楷体" w:hAnsi="Times New Roman"/>
           <w:color w:val="000000"/>
         </w:rPr>
-        <w:t xml:space="preserve"> Pydantic </w:t>
-      </w:r>
-      <w:r>
-        <w:rPr>
-          <w:rFonts w:ascii="Times New Roman" w:eastAsia="楷体" w:hAnsi="Times New Roman"/>
-          <w:color w:val="000000"/>
-        </w:rPr>
-        <w:t>处理接口和结构化输入。运行依赖包括</w:t>
-      </w:r>
-      <w:r>
-        <w:rPr>
-          <w:rFonts w:ascii="Times New Roman" w:eastAsia="楷体" w:hAnsi="Times New Roman"/>
-          <w:color w:val="000000"/>
-        </w:rPr>
-        <w:t xml:space="preserve"> Pillow</w:t>
-      </w:r>
-      <w:r>
-        <w:rPr>
-          <w:rFonts w:ascii="Times New Roman" w:eastAsia="楷体" w:hAnsi="Times New Roman"/>
-          <w:color w:val="000000"/>
-        </w:rPr>
-        <w:t>、</w:t>
-      </w:r>
-      <w:r>
-        <w:rPr>
-          <w:rFonts w:ascii="Times New Roman" w:eastAsia="楷体" w:hAnsi="Times New Roman"/>
-          <w:color w:val="000000"/>
-        </w:rPr>
-        <w:t>OpenPyXL</w:t>
-      </w:r>
-      <w:r>
-        <w:rPr>
-          <w:rFonts w:ascii="Times New Roman" w:eastAsia="楷体" w:hAnsi="Times New Roman"/>
-          <w:color w:val="000000"/>
-        </w:rPr>
-        <w:t>、</w:t>
-      </w:r>
-      <w:r>
-        <w:rPr>
-          <w:rFonts w:ascii="Times New Roman" w:eastAsia="楷体" w:hAnsi="Times New Roman"/>
-          <w:color w:val="000000"/>
-        </w:rPr>
-        <w:t>RapidOCR</w:t>
-      </w:r>
-      <w:r>
-        <w:rPr>
-          <w:rFonts w:ascii="Times New Roman" w:eastAsia="楷体" w:hAnsi="Times New Roman"/>
-          <w:color w:val="000000"/>
-        </w:rPr>
-        <w:t>、</w:t>
-      </w:r>
-      <w:r>
-        <w:rPr>
-          <w:rFonts w:ascii="Times New Roman" w:eastAsia="楷体" w:hAnsi="Times New Roman"/>
-          <w:color w:val="000000"/>
-        </w:rPr>
-        <w:t>python-multipart</w:t>
-      </w:r>
-      <w:r>
-        <w:rPr>
-          <w:rFonts w:ascii="Times New Roman" w:eastAsia="楷体" w:hAnsi="Times New Roman"/>
-          <w:color w:val="000000"/>
-        </w:rPr>
-        <w:t>；</w:t>
-      </w:r>
-      <w:r>
-        <w:rPr>
-          <w:rFonts w:ascii="Times New Roman" w:eastAsia="楷体" w:hAnsi="Times New Roman"/>
-          <w:color w:val="000000"/>
-        </w:rPr>
-        <w:t xml:space="preserve">HTTP </w:t>
-      </w:r>
-      <w:r>
-        <w:rPr>
-          <w:rFonts w:ascii="Times New Roman" w:eastAsia="楷体" w:hAnsi="Times New Roman"/>
-          <w:color w:val="000000"/>
-        </w:rPr>
-        <w:t>服务通过</w:t>
-      </w:r>
-      <w:r>
-        <w:rPr>
-          <w:rFonts w:ascii="Times New Roman" w:eastAsia="楷体" w:hAnsi="Times New Roman"/>
-          <w:color w:val="000000"/>
-        </w:rPr>
-        <w:t xml:space="preserve"> Uvicorn </w:t>
-      </w:r>
-      <w:r>
-        <w:rPr>
-          <w:rFonts w:ascii="Times New Roman" w:eastAsia="楷体" w:hAnsi="Times New Roman"/>
-          <w:color w:val="000000"/>
-        </w:rPr>
-        <w:t>启动，</w:t>
-      </w:r>
-      <w:r>
-        <w:rPr>
-          <w:rFonts w:ascii="Times New Roman" w:eastAsia="楷体" w:hAnsi="Times New Roman"/>
-          <w:color w:val="000000"/>
-        </w:rPr>
-        <w:t xml:space="preserve">PostgreSQL </w:t>
-      </w:r>
-      <w:r>
-        <w:rPr>
-          <w:rFonts w:ascii="Times New Roman" w:eastAsia="楷体" w:hAnsi="Times New Roman"/>
-          <w:color w:val="000000"/>
-        </w:rPr>
-        <w:t>驱动为可选依赖。项目依赖范围由</w:t>
+        <w:t xml:space="preserve"> SSE </w:t>
+      </w:r>
+      <w:r>
+        <w:rPr>
+          <w:rFonts w:ascii="Times New Roman" w:eastAsia="楷体" w:hAnsi="Times New Roman"/>
+          <w:color w:val="000000"/>
+        </w:rPr>
+        <w:t>接口，</w:t>
+      </w:r>
+      <w:r>
+        <w:rPr>
+          <w:rFonts w:ascii="Times New Roman" w:eastAsia="楷体" w:hAnsi="Times New Roman"/>
+          <w:color w:val="000000"/>
+        </w:rPr>
+        <w:t xml:space="preserve">Uvicorn </w:t>
+      </w:r>
+      <w:r>
+        <w:rPr>
+          <w:rFonts w:ascii="Times New Roman" w:eastAsia="楷体" w:hAnsi="Times New Roman"/>
+          <w:color w:val="000000"/>
+        </w:rPr>
+        <w:t>承担服务运行，</w:t>
+      </w:r>
+      <w:r>
+        <w:rPr>
+          <w:rFonts w:ascii="Times New Roman" w:eastAsia="楷体" w:hAnsi="Times New Roman"/>
+          <w:color w:val="000000"/>
+        </w:rPr>
+        <w:t xml:space="preserve">Pydantic </w:t>
+      </w:r>
+      <w:r>
+        <w:rPr>
+          <w:rFonts w:ascii="Times New Roman" w:eastAsia="楷体" w:hAnsi="Times New Roman"/>
+          <w:color w:val="000000"/>
+        </w:rPr>
+        <w:t>负责字段、类型和对象关系校验。</w:t>
+      </w:r>
+    </w:p>
+    <w:p>
+      <w:pPr>
+        <w:widowControl/>
+      </w:pPr>
+      <w:r>
+        <w:rPr>
+          <w:rFonts w:ascii="Times New Roman" w:eastAsia="楷体" w:hAnsi="Times New Roman"/>
+          <w:color w:val="000000"/>
+        </w:rPr>
+        <w:t>金融计算：</w:t>
+      </w:r>
+      <w:r>
+        <w:rPr>
+          <w:rFonts w:ascii="Times New Roman" w:eastAsia="楷体" w:hAnsi="Times New Roman"/>
+          <w:color w:val="000000"/>
+        </w:rPr>
+        <w:t xml:space="preserve">Decimal </w:t>
+      </w:r>
+      <w:r>
+        <w:rPr>
+          <w:rFonts w:ascii="Times New Roman" w:eastAsia="楷体" w:hAnsi="Times New Roman"/>
+          <w:color w:val="000000"/>
+        </w:rPr>
+        <w:t>执行金额、费用和比例运算；独立领域模块负责画像评分、暴露聚合、风险预算及再平衡。</w:t>
+      </w:r>
+    </w:p>
+    <w:p>
+      <w:pPr>
+        <w:widowControl/>
+      </w:pPr>
+      <w:r>
+        <w:rPr>
+          <w:rFonts w:ascii="Times New Roman" w:eastAsia="楷体" w:hAnsi="Times New Roman"/>
+          <w:color w:val="000000"/>
+        </w:rPr>
+        <w:t>数据存储：</w:t>
+      </w:r>
+      <w:r>
+        <w:rPr>
+          <w:rFonts w:ascii="Times New Roman" w:eastAsia="楷体" w:hAnsi="Times New Roman"/>
+          <w:color w:val="000000"/>
+        </w:rPr>
+        <w:t xml:space="preserve">SQLite </w:t>
+      </w:r>
+      <w:r>
+        <w:rPr>
+          <w:rFonts w:ascii="Times New Roman" w:eastAsia="楷体" w:hAnsi="Times New Roman"/>
+          <w:color w:val="000000"/>
+        </w:rPr>
+        <w:t>保存用户上下文、历史记忆和决策记录；配置</w:t>
+      </w:r>
+      <w:r>
+        <w:rPr>
+          <w:rFonts w:ascii="Times New Roman" w:eastAsia="楷体" w:hAnsi="Times New Roman"/>
+          <w:color w:val="000000"/>
+        </w:rPr>
+        <w:t xml:space="preserve"> PostgreSQL </w:t>
+      </w:r>
+      <w:r>
+        <w:rPr>
+          <w:rFonts w:ascii="Times New Roman" w:eastAsia="楷体" w:hAnsi="Times New Roman"/>
+          <w:color w:val="000000"/>
+        </w:rPr>
+        <w:t>时使用</w:t>
+      </w:r>
+      <w:r>
+        <w:rPr>
+          <w:rFonts w:ascii="Times New Roman" w:eastAsia="楷体" w:hAnsi="Times New Roman"/>
+          <w:color w:val="000000"/>
+        </w:rPr>
+        <w:t xml:space="preserve"> psycopg </w:t>
+      </w:r>
+      <w:r>
+        <w:rPr>
+          <w:rFonts w:ascii="Times New Roman" w:eastAsia="楷体" w:hAnsi="Times New Roman"/>
+          <w:color w:val="000000"/>
+        </w:rPr>
+        <w:t>驱动。</w:t>
+      </w:r>
+    </w:p>
+    <w:p>
+      <w:pPr>
+        <w:widowControl/>
+      </w:pPr>
+      <w:r>
+        <w:rPr>
+          <w:rFonts w:ascii="Times New Roman" w:eastAsia="楷体" w:hAnsi="Times New Roman"/>
+          <w:color w:val="000000"/>
+        </w:rPr>
+        <w:t>资料处理：</w:t>
+      </w:r>
+      <w:r>
+        <w:rPr>
+          <w:rFonts w:ascii="Times New Roman" w:eastAsia="楷体" w:hAnsi="Times New Roman"/>
+          <w:color w:val="000000"/>
+        </w:rPr>
+        <w:t xml:space="preserve">OpenPyXL </w:t>
+      </w:r>
+      <w:r>
+        <w:rPr>
+          <w:rFonts w:ascii="Times New Roman" w:eastAsia="楷体" w:hAnsi="Times New Roman"/>
+          <w:color w:val="000000"/>
+        </w:rPr>
+        <w:t>读取表格，</w:t>
+      </w:r>
+      <w:r>
+        <w:rPr>
+          <w:rFonts w:ascii="Times New Roman" w:eastAsia="楷体" w:hAnsi="Times New Roman"/>
+          <w:color w:val="000000"/>
+        </w:rPr>
+        <w:t xml:space="preserve">Pillow </w:t>
+      </w:r>
+      <w:r>
+        <w:rPr>
+          <w:rFonts w:ascii="Times New Roman" w:eastAsia="楷体" w:hAnsi="Times New Roman"/>
+          <w:color w:val="000000"/>
+        </w:rPr>
+        <w:t>与</w:t>
+      </w:r>
+      <w:r>
+        <w:rPr>
+          <w:rFonts w:ascii="Times New Roman" w:eastAsia="楷体" w:hAnsi="Times New Roman"/>
+          <w:color w:val="000000"/>
+        </w:rPr>
+        <w:t xml:space="preserve"> RapidOCR </w:t>
+      </w:r>
+      <w:r>
+        <w:rPr>
+          <w:rFonts w:ascii="Times New Roman" w:eastAsia="楷体" w:hAnsi="Times New Roman"/>
+          <w:color w:val="000000"/>
+        </w:rPr>
+        <w:t>处理图片及文字识别，</w:t>
+      </w:r>
+      <w:r>
+        <w:rPr>
+          <w:rFonts w:ascii="Times New Roman" w:eastAsia="楷体" w:hAnsi="Times New Roman"/>
+          <w:color w:val="000000"/>
+        </w:rPr>
+        <w:t xml:space="preserve">python-multipart </w:t>
+      </w:r>
+      <w:r>
+        <w:rPr>
+          <w:rFonts w:ascii="Times New Roman" w:eastAsia="楷体" w:hAnsi="Times New Roman"/>
+          <w:color w:val="000000"/>
+        </w:rPr>
+        <w:t>支持文件上传。</w:t>
+      </w:r>
+    </w:p>
+    <w:p>
+      <w:pPr>
+        <w:widowControl/>
+      </w:pPr>
+      <w:r>
+        <w:rPr>
+          <w:rFonts w:ascii="Times New Roman" w:eastAsia="楷体" w:hAnsi="Times New Roman"/>
+          <w:color w:val="000000"/>
+        </w:rPr>
+        <w:t>外部能力与开发工具：服务端配置</w:t>
+      </w:r>
+      <w:r>
+        <w:rPr>
+          <w:rFonts w:ascii="Times New Roman" w:eastAsia="楷体" w:hAnsi="Times New Roman"/>
+          <w:color w:val="000000"/>
+        </w:rPr>
+        <w:t xml:space="preserve"> LLM </w:t>
+      </w:r>
+      <w:r>
+        <w:rPr>
+          <w:rFonts w:ascii="Times New Roman" w:eastAsia="楷体" w:hAnsi="Times New Roman"/>
+          <w:color w:val="000000"/>
+        </w:rPr>
+        <w:t>和金融查询提供方；</w:t>
+      </w:r>
+      <w:r>
+        <w:rPr>
+          <w:rFonts w:ascii="Times New Roman" w:eastAsia="楷体" w:hAnsi="Times New Roman"/>
+          <w:color w:val="000000"/>
+        </w:rPr>
+        <w:t xml:space="preserve">Git </w:t>
+      </w:r>
+      <w:r>
+        <w:rPr>
+          <w:rFonts w:ascii="Times New Roman" w:eastAsia="楷体" w:hAnsi="Times New Roman"/>
+          <w:color w:val="000000"/>
+        </w:rPr>
+        <w:t>管理版本，</w:t>
+      </w:r>
+      <w:r>
+        <w:rPr>
+          <w:rFonts w:ascii="Times New Roman" w:eastAsia="楷体" w:hAnsi="Times New Roman"/>
+          <w:color w:val="000000"/>
+        </w:rPr>
+        <w:t xml:space="preserve">pytest </w:t>
+      </w:r>
+      <w:r>
+        <w:rPr>
+          <w:rFonts w:ascii="Times New Roman" w:eastAsia="楷体" w:hAnsi="Times New Roman"/>
+          <w:color w:val="000000"/>
+        </w:rPr>
+        <w:t>验证规则与接口。依赖及版本范围由</w:t>
       </w:r>
       <w:r>
         <w:rPr>
@@ -9766,729 +10316,6 @@
           <w:color w:val="000000"/>
         </w:rPr>
         <w:t>管理。</w:t>
-      </w:r>
-    </w:p>
-    <w:tbl>
-      <w:tblPr>
-        <w:tblW w:w="0" w:type="auto"/>
-        <w:tblBorders>
-          <w:top w:val="single" w:sz="0" w:space="0" w:color="DEE0E3"/>
-          <w:left w:val="single" w:sz="0" w:space="0" w:color="DEE0E3"/>
-          <w:bottom w:val="single" w:sz="0" w:space="0" w:color="DEE0E3"/>
-          <w:right w:val="single" w:sz="0" w:space="0" w:color="DEE0E3"/>
-          <w:insideH w:val="single" w:sz="0" w:space="0" w:color="DEE0E3"/>
-          <w:insideV w:val="single" w:sz="0" w:space="0" w:color="DEE0E3"/>
-        </w:tblBorders>
-        <w:tblLayout w:type="fixed"/>
-        <w:tblCellMar>
-          <w:left w:w="10" w:type="dxa"/>
-          <w:right w:w="10" w:type="dxa"/>
-        </w:tblCellMar>
-        <w:tblLook w:val="04A0" w:firstRow="1" w:lastRow="0" w:firstColumn="1" w:lastColumn="0" w:noHBand="0" w:noVBand="1"/>
-      </w:tblPr>
-      <w:tblGrid>
-        <w:gridCol w:w="2409"/>
-        <w:gridCol w:w="2409"/>
-        <w:gridCol w:w="2409"/>
-        <w:gridCol w:w="2409"/>
-      </w:tblGrid>
-      <w:tr>
-        <w:trPr>
-          <w:cantSplit/>
-          <w:tblHeader/>
-        </w:trPr>
-        <w:tc>
-          <w:tcPr>
-            <w:tcW w:w="2409" w:type="dxa"/>
-          </w:tcPr>
-          <w:p>
-            <w:pPr>
-              <w:keepNext/>
-              <w:spacing w:before="60" w:after="60"/>
-              <w:ind w:firstLine="0"/>
-              <w:jc w:val="left"/>
-            </w:pPr>
-            <w:r>
-              <w:rPr>
-                <w:rFonts w:ascii="Times New Roman" w:eastAsia="楷体" w:hAnsi="Times New Roman"/>
-                <w:b/>
-                <w:color w:val="000000"/>
-                <w:sz w:val="20"/>
-              </w:rPr>
-              <w:t>环境项目</w:t>
-            </w:r>
-          </w:p>
-        </w:tc>
-        <w:tc>
-          <w:tcPr>
-            <w:tcW w:w="2409" w:type="dxa"/>
-          </w:tcPr>
-          <w:p>
-            <w:pPr>
-              <w:keepNext/>
-              <w:spacing w:before="60" w:after="60"/>
-              <w:ind w:firstLine="0"/>
-              <w:jc w:val="left"/>
-            </w:pPr>
-            <w:r>
-              <w:rPr>
-                <w:rFonts w:ascii="Times New Roman" w:eastAsia="楷体" w:hAnsi="Times New Roman"/>
-                <w:b/>
-                <w:color w:val="000000"/>
-                <w:sz w:val="20"/>
-              </w:rPr>
-              <w:t>配置与组件</w:t>
-            </w:r>
-          </w:p>
-        </w:tc>
-        <w:tc>
-          <w:tcPr>
-            <w:tcW w:w="2409" w:type="dxa"/>
-          </w:tcPr>
-          <w:p>
-            <w:pPr>
-              <w:keepNext/>
-              <w:spacing w:before="60" w:after="60"/>
-              <w:ind w:firstLine="0"/>
-              <w:jc w:val="left"/>
-            </w:pPr>
-            <w:r>
-              <w:rPr>
-                <w:rFonts w:ascii="Times New Roman" w:eastAsia="楷体" w:hAnsi="Times New Roman"/>
-                <w:b/>
-                <w:color w:val="000000"/>
-                <w:sz w:val="20"/>
-              </w:rPr>
-              <w:t>用途</w:t>
-            </w:r>
-          </w:p>
-        </w:tc>
-        <w:tc>
-          <w:tcPr>
-            <w:tcW w:w="2409" w:type="dxa"/>
-          </w:tcPr>
-          <w:p>
-            <w:pPr>
-              <w:keepNext/>
-              <w:spacing w:before="60" w:after="60"/>
-              <w:ind w:firstLine="0"/>
-              <w:jc w:val="left"/>
-            </w:pPr>
-            <w:r>
-              <w:rPr>
-                <w:rFonts w:ascii="Times New Roman" w:eastAsia="楷体" w:hAnsi="Times New Roman"/>
-                <w:b/>
-                <w:color w:val="000000"/>
-                <w:sz w:val="20"/>
-              </w:rPr>
-              <w:t>使用条件</w:t>
-            </w:r>
-          </w:p>
-        </w:tc>
-      </w:tr>
-      <w:tr>
-        <w:trPr>
-          <w:cantSplit/>
-        </w:trPr>
-        <w:tc>
-          <w:tcPr>
-            <w:tcW w:w="2409" w:type="dxa"/>
-          </w:tcPr>
-          <w:p>
-            <w:pPr>
-              <w:keepNext/>
-              <w:spacing w:before="60" w:after="60"/>
-              <w:ind w:firstLine="0"/>
-              <w:jc w:val="left"/>
-            </w:pPr>
-            <w:r>
-              <w:rPr>
-                <w:rFonts w:ascii="Times New Roman" w:eastAsia="楷体" w:hAnsi="Times New Roman"/>
-                <w:color w:val="000000"/>
-                <w:sz w:val="20"/>
-              </w:rPr>
-              <w:t>硬件条件</w:t>
-            </w:r>
-          </w:p>
-        </w:tc>
-        <w:tc>
-          <w:tcPr>
-            <w:tcW w:w="2409" w:type="dxa"/>
-          </w:tcPr>
-          <w:p>
-            <w:pPr>
-              <w:keepNext/>
-              <w:spacing w:before="60" w:after="60"/>
-              <w:ind w:firstLine="0"/>
-              <w:jc w:val="left"/>
-            </w:pPr>
-            <w:r>
-              <w:rPr>
-                <w:rFonts w:ascii="Times New Roman" w:eastAsia="楷体" w:hAnsi="Times New Roman"/>
-                <w:color w:val="000000"/>
-                <w:sz w:val="20"/>
-              </w:rPr>
-              <w:t>可运行</w:t>
-            </w:r>
-            <w:r>
-              <w:rPr>
-                <w:rFonts w:ascii="Times New Roman" w:eastAsia="楷体" w:hAnsi="Times New Roman"/>
-                <w:color w:val="000000"/>
-                <w:sz w:val="20"/>
-              </w:rPr>
-              <w:t xml:space="preserve"> Python </w:t>
-            </w:r>
-            <w:r>
-              <w:rPr>
-                <w:rFonts w:ascii="Times New Roman" w:eastAsia="楷体" w:hAnsi="Times New Roman"/>
-                <w:color w:val="000000"/>
-                <w:sz w:val="20"/>
-              </w:rPr>
-              <w:t>与浏览器的主机</w:t>
-            </w:r>
-          </w:p>
-        </w:tc>
-        <w:tc>
-          <w:tcPr>
-            <w:tcW w:w="2409" w:type="dxa"/>
-          </w:tcPr>
-          <w:p>
-            <w:pPr>
-              <w:keepNext/>
-              <w:spacing w:before="60" w:after="60"/>
-              <w:ind w:firstLine="0"/>
-              <w:jc w:val="left"/>
-            </w:pPr>
-            <w:r>
-              <w:rPr>
-                <w:rFonts w:ascii="Times New Roman" w:eastAsia="楷体" w:hAnsi="Times New Roman"/>
-                <w:color w:val="000000"/>
-                <w:sz w:val="20"/>
-              </w:rPr>
-              <w:t>本地服务与操作展示</w:t>
-            </w:r>
-          </w:p>
-        </w:tc>
-        <w:tc>
-          <w:tcPr>
-            <w:tcW w:w="2409" w:type="dxa"/>
-          </w:tcPr>
-          <w:p>
-            <w:pPr>
-              <w:keepNext/>
-              <w:spacing w:before="60" w:after="60"/>
-              <w:ind w:firstLine="0"/>
-              <w:jc w:val="left"/>
-            </w:pPr>
-            <w:r>
-              <w:rPr>
-                <w:rFonts w:ascii="Times New Roman" w:eastAsia="楷体" w:hAnsi="Times New Roman"/>
-                <w:color w:val="000000"/>
-                <w:sz w:val="20"/>
-              </w:rPr>
-              <w:t>图片识别和并发能力需按主机测量</w:t>
-            </w:r>
-          </w:p>
-        </w:tc>
-      </w:tr>
-      <w:tr>
-        <w:trPr>
-          <w:cantSplit/>
-        </w:trPr>
-        <w:tc>
-          <w:tcPr>
-            <w:tcW w:w="2409" w:type="dxa"/>
-          </w:tcPr>
-          <w:p>
-            <w:pPr>
-              <w:keepNext/>
-              <w:spacing w:before="60" w:after="60"/>
-              <w:ind w:firstLine="0"/>
-              <w:jc w:val="left"/>
-            </w:pPr>
-            <w:r>
-              <w:rPr>
-                <w:rFonts w:ascii="Times New Roman" w:eastAsia="楷体" w:hAnsi="Times New Roman"/>
-                <w:color w:val="000000"/>
-                <w:sz w:val="20"/>
-              </w:rPr>
-              <w:t>软件依赖</w:t>
-            </w:r>
-          </w:p>
-        </w:tc>
-        <w:tc>
-          <w:tcPr>
-            <w:tcW w:w="2409" w:type="dxa"/>
-          </w:tcPr>
-          <w:p>
-            <w:pPr>
-              <w:keepNext/>
-              <w:spacing w:before="60" w:after="60"/>
-              <w:ind w:firstLine="0"/>
-              <w:jc w:val="left"/>
-            </w:pPr>
-            <w:r>
-              <w:rPr>
-                <w:rFonts w:ascii="Times New Roman" w:eastAsia="楷体" w:hAnsi="Times New Roman"/>
-                <w:color w:val="000000"/>
-                <w:sz w:val="20"/>
-              </w:rPr>
-              <w:t>Python</w:t>
-            </w:r>
-            <w:r>
-              <w:rPr>
-                <w:rFonts w:ascii="Times New Roman" w:eastAsia="楷体" w:hAnsi="Times New Roman"/>
-                <w:color w:val="000000"/>
-                <w:sz w:val="20"/>
-              </w:rPr>
-              <w:t>、</w:t>
-            </w:r>
-            <w:r>
-              <w:rPr>
-                <w:rFonts w:ascii="Times New Roman" w:eastAsia="楷体" w:hAnsi="Times New Roman"/>
-                <w:color w:val="000000"/>
-                <w:sz w:val="20"/>
-              </w:rPr>
-              <w:t>FastAPI</w:t>
-            </w:r>
-            <w:r>
-              <w:rPr>
-                <w:rFonts w:ascii="Times New Roman" w:eastAsia="楷体" w:hAnsi="Times New Roman"/>
-                <w:color w:val="000000"/>
-                <w:sz w:val="20"/>
-              </w:rPr>
-              <w:t>、</w:t>
-            </w:r>
-            <w:r>
-              <w:rPr>
-                <w:rFonts w:ascii="Times New Roman" w:eastAsia="楷体" w:hAnsi="Times New Roman"/>
-                <w:color w:val="000000"/>
-                <w:sz w:val="20"/>
-              </w:rPr>
-              <w:t>Pydantic</w:t>
-            </w:r>
-          </w:p>
-        </w:tc>
-        <w:tc>
-          <w:tcPr>
-            <w:tcW w:w="2409" w:type="dxa"/>
-          </w:tcPr>
-          <w:p>
-            <w:pPr>
-              <w:keepNext/>
-              <w:spacing w:before="60" w:after="60"/>
-              <w:ind w:firstLine="0"/>
-              <w:jc w:val="left"/>
-            </w:pPr>
-            <w:r>
-              <w:rPr>
-                <w:rFonts w:ascii="Times New Roman" w:eastAsia="楷体" w:hAnsi="Times New Roman"/>
-                <w:color w:val="000000"/>
-                <w:sz w:val="20"/>
-              </w:rPr>
-              <w:t>接口与类型校验</w:t>
-            </w:r>
-          </w:p>
-        </w:tc>
-        <w:tc>
-          <w:tcPr>
-            <w:tcW w:w="2409" w:type="dxa"/>
-          </w:tcPr>
-          <w:p>
-            <w:pPr>
-              <w:keepNext/>
-              <w:spacing w:before="60" w:after="60"/>
-              <w:ind w:firstLine="0"/>
-              <w:jc w:val="left"/>
-            </w:pPr>
-            <w:r>
-              <w:rPr>
-                <w:rFonts w:ascii="Times New Roman" w:eastAsia="楷体" w:hAnsi="Times New Roman"/>
-                <w:color w:val="000000"/>
-                <w:sz w:val="20"/>
-              </w:rPr>
-              <w:t>使用项目声明的版本范围</w:t>
-            </w:r>
-          </w:p>
-        </w:tc>
-      </w:tr>
-      <w:tr>
-        <w:trPr>
-          <w:cantSplit/>
-        </w:trPr>
-        <w:tc>
-          <w:tcPr>
-            <w:tcW w:w="2409" w:type="dxa"/>
-          </w:tcPr>
-          <w:p>
-            <w:pPr>
-              <w:keepNext/>
-              <w:spacing w:before="60" w:after="60"/>
-              <w:ind w:firstLine="0"/>
-              <w:jc w:val="left"/>
-            </w:pPr>
-            <w:r>
-              <w:rPr>
-                <w:rFonts w:ascii="Times New Roman" w:eastAsia="楷体" w:hAnsi="Times New Roman"/>
-                <w:color w:val="000000"/>
-                <w:sz w:val="20"/>
-              </w:rPr>
-              <w:t>存储</w:t>
-            </w:r>
-          </w:p>
-        </w:tc>
-        <w:tc>
-          <w:tcPr>
-            <w:tcW w:w="2409" w:type="dxa"/>
-          </w:tcPr>
-          <w:p>
-            <w:pPr>
-              <w:keepNext/>
-              <w:spacing w:before="60" w:after="60"/>
-              <w:ind w:firstLine="0"/>
-              <w:jc w:val="left"/>
-            </w:pPr>
-            <w:r>
-              <w:rPr>
-                <w:rFonts w:ascii="Times New Roman" w:eastAsia="楷体" w:hAnsi="Times New Roman"/>
-                <w:color w:val="000000"/>
-                <w:sz w:val="20"/>
-              </w:rPr>
-              <w:t>SQLite</w:t>
-            </w:r>
-            <w:r>
-              <w:rPr>
-                <w:rFonts w:ascii="Times New Roman" w:eastAsia="楷体" w:hAnsi="Times New Roman"/>
-                <w:color w:val="000000"/>
-                <w:sz w:val="20"/>
-              </w:rPr>
-              <w:t>、可选</w:t>
-            </w:r>
-            <w:r>
-              <w:rPr>
-                <w:rFonts w:ascii="Times New Roman" w:eastAsia="楷体" w:hAnsi="Times New Roman"/>
-                <w:color w:val="000000"/>
-                <w:sz w:val="20"/>
-              </w:rPr>
-              <w:t xml:space="preserve"> PostgreSQL</w:t>
-            </w:r>
-          </w:p>
-        </w:tc>
-        <w:tc>
-          <w:tcPr>
-            <w:tcW w:w="2409" w:type="dxa"/>
-          </w:tcPr>
-          <w:p>
-            <w:pPr>
-              <w:keepNext/>
-              <w:spacing w:before="60" w:after="60"/>
-              <w:ind w:firstLine="0"/>
-              <w:jc w:val="left"/>
-            </w:pPr>
-            <w:r>
-              <w:rPr>
-                <w:rFonts w:ascii="Times New Roman" w:eastAsia="楷体" w:hAnsi="Times New Roman"/>
-                <w:color w:val="000000"/>
-                <w:sz w:val="20"/>
-              </w:rPr>
-              <w:t>账户上下文与历史记录</w:t>
-            </w:r>
-          </w:p>
-        </w:tc>
-        <w:tc>
-          <w:tcPr>
-            <w:tcW w:w="2409" w:type="dxa"/>
-          </w:tcPr>
-          <w:p>
-            <w:pPr>
-              <w:keepNext/>
-              <w:spacing w:before="60" w:after="60"/>
-              <w:ind w:firstLine="0"/>
-              <w:jc w:val="left"/>
-            </w:pPr>
-            <w:r>
-              <w:rPr>
-                <w:rFonts w:ascii="Times New Roman" w:eastAsia="楷体" w:hAnsi="Times New Roman"/>
-                <w:color w:val="000000"/>
-                <w:sz w:val="20"/>
-              </w:rPr>
-              <w:t>按部署配置选择</w:t>
-            </w:r>
-          </w:p>
-        </w:tc>
-      </w:tr>
-      <w:tr>
-        <w:trPr>
-          <w:cantSplit/>
-        </w:trPr>
-        <w:tc>
-          <w:tcPr>
-            <w:tcW w:w="2409" w:type="dxa"/>
-          </w:tcPr>
-          <w:p>
-            <w:pPr>
-              <w:keepNext/>
-              <w:spacing w:before="60" w:after="60"/>
-              <w:ind w:firstLine="0"/>
-              <w:jc w:val="left"/>
-            </w:pPr>
-            <w:r>
-              <w:rPr>
-                <w:rFonts w:ascii="Times New Roman" w:eastAsia="楷体" w:hAnsi="Times New Roman"/>
-                <w:color w:val="000000"/>
-                <w:sz w:val="20"/>
-              </w:rPr>
-              <w:t>开发工具</w:t>
-            </w:r>
-          </w:p>
-        </w:tc>
-        <w:tc>
-          <w:tcPr>
-            <w:tcW w:w="2409" w:type="dxa"/>
-          </w:tcPr>
-          <w:p>
-            <w:pPr>
-              <w:keepNext/>
-              <w:spacing w:before="60" w:after="60"/>
-              <w:ind w:firstLine="0"/>
-              <w:jc w:val="left"/>
-            </w:pPr>
-            <w:r>
-              <w:rPr>
-                <w:rFonts w:ascii="Times New Roman" w:eastAsia="楷体" w:hAnsi="Times New Roman"/>
-                <w:color w:val="000000"/>
-                <w:sz w:val="20"/>
-              </w:rPr>
-              <w:t>Git</w:t>
-            </w:r>
-            <w:r>
-              <w:rPr>
-                <w:rFonts w:ascii="Times New Roman" w:eastAsia="楷体" w:hAnsi="Times New Roman"/>
-                <w:color w:val="000000"/>
-                <w:sz w:val="20"/>
-              </w:rPr>
-              <w:t>、</w:t>
-            </w:r>
-            <w:r>
-              <w:rPr>
-                <w:rFonts w:ascii="Times New Roman" w:eastAsia="楷体" w:hAnsi="Times New Roman"/>
-                <w:color w:val="000000"/>
-                <w:sz w:val="20"/>
-              </w:rPr>
-              <w:t>pytest</w:t>
-            </w:r>
-            <w:r>
-              <w:rPr>
-                <w:rFonts w:ascii="Times New Roman" w:eastAsia="楷体" w:hAnsi="Times New Roman"/>
-                <w:color w:val="000000"/>
-                <w:sz w:val="20"/>
-              </w:rPr>
-              <w:t>、</w:t>
-            </w:r>
-            <w:r>
-              <w:rPr>
-                <w:rFonts w:ascii="Times New Roman" w:eastAsia="楷体" w:hAnsi="Times New Roman"/>
-                <w:color w:val="000000"/>
-                <w:sz w:val="20"/>
-              </w:rPr>
-              <w:t xml:space="preserve">HTTP </w:t>
-            </w:r>
-            <w:r>
-              <w:rPr>
-                <w:rFonts w:ascii="Times New Roman" w:eastAsia="楷体" w:hAnsi="Times New Roman"/>
-                <w:color w:val="000000"/>
-                <w:sz w:val="20"/>
-              </w:rPr>
-              <w:t>调试工具</w:t>
-            </w:r>
-          </w:p>
-        </w:tc>
-        <w:tc>
-          <w:tcPr>
-            <w:tcW w:w="2409" w:type="dxa"/>
-          </w:tcPr>
-          <w:p>
-            <w:pPr>
-              <w:keepNext/>
-              <w:spacing w:before="60" w:after="60"/>
-              <w:ind w:firstLine="0"/>
-              <w:jc w:val="left"/>
-            </w:pPr>
-            <w:r>
-              <w:rPr>
-                <w:rFonts w:ascii="Times New Roman" w:eastAsia="楷体" w:hAnsi="Times New Roman"/>
-                <w:color w:val="000000"/>
-                <w:sz w:val="20"/>
-              </w:rPr>
-              <w:t>版本管理及验证</w:t>
-            </w:r>
-          </w:p>
-        </w:tc>
-        <w:tc>
-          <w:tcPr>
-            <w:tcW w:w="2409" w:type="dxa"/>
-          </w:tcPr>
-          <w:p>
-            <w:pPr>
-              <w:keepNext/>
-              <w:spacing w:before="60" w:after="60"/>
-              <w:ind w:firstLine="0"/>
-              <w:jc w:val="left"/>
-            </w:pPr>
-            <w:r>
-              <w:rPr>
-                <w:rFonts w:ascii="Times New Roman" w:eastAsia="楷体" w:hAnsi="Times New Roman"/>
-                <w:color w:val="000000"/>
-                <w:sz w:val="20"/>
-              </w:rPr>
-              <w:t>检查领域规则与接口结果</w:t>
-            </w:r>
-          </w:p>
-        </w:tc>
-      </w:tr>
-      <w:tr>
-        <w:trPr>
-          <w:cantSplit/>
-        </w:trPr>
-        <w:tc>
-          <w:tcPr>
-            <w:tcW w:w="2409" w:type="dxa"/>
-          </w:tcPr>
-          <w:p>
-            <w:pPr>
-              <w:keepNext/>
-              <w:spacing w:before="60" w:after="60"/>
-              <w:ind w:firstLine="0"/>
-              <w:jc w:val="left"/>
-            </w:pPr>
-            <w:r>
-              <w:rPr>
-                <w:rFonts w:ascii="Times New Roman" w:eastAsia="楷体" w:hAnsi="Times New Roman"/>
-                <w:color w:val="000000"/>
-                <w:sz w:val="20"/>
-              </w:rPr>
-              <w:t>外部服务</w:t>
-            </w:r>
-          </w:p>
-        </w:tc>
-        <w:tc>
-          <w:tcPr>
-            <w:tcW w:w="2409" w:type="dxa"/>
-          </w:tcPr>
-          <w:p>
-            <w:pPr>
-              <w:keepNext/>
-              <w:spacing w:before="60" w:after="60"/>
-              <w:ind w:firstLine="0"/>
-              <w:jc w:val="left"/>
-            </w:pPr>
-            <w:r>
-              <w:rPr>
-                <w:rFonts w:ascii="Times New Roman" w:eastAsia="楷体" w:hAnsi="Times New Roman"/>
-                <w:color w:val="000000"/>
-                <w:sz w:val="20"/>
-              </w:rPr>
-              <w:t>LLM</w:t>
-            </w:r>
-            <w:r>
-              <w:rPr>
-                <w:rFonts w:ascii="Times New Roman" w:eastAsia="楷体" w:hAnsi="Times New Roman"/>
-                <w:color w:val="000000"/>
-                <w:sz w:val="20"/>
-              </w:rPr>
-              <w:t>、问财</w:t>
-            </w:r>
-            <w:r>
-              <w:rPr>
-                <w:rFonts w:ascii="Times New Roman" w:eastAsia="楷体" w:hAnsi="Times New Roman"/>
-                <w:color w:val="000000"/>
-                <w:sz w:val="20"/>
-              </w:rPr>
-              <w:t xml:space="preserve"> SkillHub </w:t>
-            </w:r>
-            <w:r>
-              <w:rPr>
-                <w:rFonts w:ascii="Times New Roman" w:eastAsia="楷体" w:hAnsi="Times New Roman"/>
-                <w:color w:val="000000"/>
-                <w:sz w:val="20"/>
-              </w:rPr>
-              <w:t>等</w:t>
-            </w:r>
-          </w:p>
-        </w:tc>
-        <w:tc>
-          <w:tcPr>
-            <w:tcW w:w="2409" w:type="dxa"/>
-          </w:tcPr>
-          <w:p>
-            <w:pPr>
-              <w:keepNext/>
-              <w:spacing w:before="60" w:after="60"/>
-              <w:ind w:firstLine="0"/>
-              <w:jc w:val="left"/>
-            </w:pPr>
-            <w:r>
-              <w:rPr>
-                <w:rFonts w:ascii="Times New Roman" w:eastAsia="楷体" w:hAnsi="Times New Roman"/>
-                <w:color w:val="000000"/>
-                <w:sz w:val="20"/>
-              </w:rPr>
-              <w:t>语言理解与金融查询</w:t>
-            </w:r>
-          </w:p>
-        </w:tc>
-        <w:tc>
-          <w:tcPr>
-            <w:tcW w:w="2409" w:type="dxa"/>
-          </w:tcPr>
-          <w:p>
-            <w:pPr>
-              <w:keepNext/>
-              <w:spacing w:before="60" w:after="60"/>
-              <w:ind w:firstLine="0"/>
-              <w:jc w:val="left"/>
-            </w:pPr>
-            <w:r>
-              <w:rPr>
-                <w:rFonts w:ascii="Times New Roman" w:eastAsia="楷体" w:hAnsi="Times New Roman"/>
-                <w:color w:val="000000"/>
-                <w:sz w:val="20"/>
-              </w:rPr>
-              <w:t>有效凭据、权限和可用能力</w:t>
-            </w:r>
-          </w:p>
-        </w:tc>
-      </w:tr>
-    </w:tbl>
-    <w:p>
-      <w:pPr>
-        <w:widowControl/>
-        <w:ind w:firstLine="0"/>
-        <w:jc w:val="center"/>
-      </w:pPr>
-      <w:r>
-        <w:rPr>
-          <w:rFonts w:ascii="Times New Roman" w:eastAsia="楷体" w:hAnsi="Times New Roman"/>
-          <w:color w:val="000000"/>
-          <w:sz w:val="21"/>
-        </w:rPr>
-        <w:t>表</w:t>
-      </w:r>
-      <w:r>
-        <w:rPr>
-          <w:rFonts w:ascii="Times New Roman" w:eastAsia="楷体" w:hAnsi="Times New Roman"/>
-          <w:color w:val="000000"/>
-          <w:sz w:val="21"/>
-        </w:rPr>
-        <w:t xml:space="preserve"> 5-1 </w:t>
-      </w:r>
-      <w:r>
-        <w:rPr>
-          <w:rFonts w:ascii="Times New Roman" w:eastAsia="楷体" w:hAnsi="Times New Roman"/>
-          <w:color w:val="000000"/>
-          <w:sz w:val="21"/>
-        </w:rPr>
-        <w:t>开发与运行环境</w:t>
       </w:r>
     </w:p>
     <w:p>
@@ -10496,7 +10323,7 @@
         <w:pStyle w:val="2"/>
         <w:widowControl/>
       </w:pPr>
-      <w:bookmarkStart w:id="22" w:name="_Toc240647830"/>
+      <w:bookmarkStart w:id="22" w:name="_Toc240653588"/>
       <w:r>
         <w:t xml:space="preserve">5.2 </w:t>
       </w:r>
@@ -10513,19 +10340,6 @@
     </w:p>
     <w:p>
       <w:pPr>
-        <w:pStyle w:val="31"/>
-      </w:pPr>
-      <w:bookmarkStart w:id="23" w:name="_Toc240647831"/>
-      <w:r>
-        <w:t xml:space="preserve">5.2.1 </w:t>
-      </w:r>
-      <w:r>
-        <w:t>前端系统</w:t>
-      </w:r>
-      <w:bookmarkEnd w:id="23"/>
-    </w:p>
-    <w:p>
-      <w:pPr>
         <w:widowControl/>
       </w:pPr>
       <w:r>
@@ -10533,82 +10347,7 @@
           <w:rFonts w:ascii="Times New Roman" w:eastAsia="楷体" w:hAnsi="Times New Roman"/>
           <w:color w:val="000000"/>
         </w:rPr>
-        <w:t>前端采用事件驱动的交互组织方式，将自然语言、问卷、文件与图片输入转换为待确认的结构化资料。</w:t>
-      </w:r>
-      <w:r>
-        <w:rPr>
-          <w:rFonts w:ascii="Times New Roman" w:eastAsia="楷体" w:hAnsi="Times New Roman"/>
-          <w:color w:val="000000"/>
-        </w:rPr>
-        <w:t xml:space="preserve">HTTP </w:t>
-      </w:r>
-      <w:r>
-        <w:rPr>
-          <w:rFonts w:ascii="Times New Roman" w:eastAsia="楷体" w:hAnsi="Times New Roman"/>
-          <w:color w:val="000000"/>
-        </w:rPr>
-        <w:t>承担请求提交与结果读取，</w:t>
-      </w:r>
-      <w:r>
-        <w:rPr>
-          <w:rFonts w:ascii="Times New Roman" w:eastAsia="楷体" w:hAnsi="Times New Roman"/>
-          <w:color w:val="000000"/>
-        </w:rPr>
-        <w:t xml:space="preserve">SSE </w:t>
-      </w:r>
-      <w:r>
-        <w:rPr>
-          <w:rFonts w:ascii="Times New Roman" w:eastAsia="楷体" w:hAnsi="Times New Roman"/>
-          <w:color w:val="000000"/>
-        </w:rPr>
-        <w:t>承担执行过程的增量传输；界面根据成功、部分可用、空结果和失败状态更新组件。风险结果保留观察值、约束阈值与关联对象，形成从报告结论到持仓及画像条件的可追踪交互。</w:t>
-      </w:r>
-    </w:p>
-    <w:p>
-      <w:pPr>
-        <w:pStyle w:val="31"/>
-      </w:pPr>
-      <w:bookmarkStart w:id="24" w:name="_Toc240647832"/>
-      <w:r>
-        <w:t xml:space="preserve">5.2.2 </w:t>
-      </w:r>
-      <w:r>
-        <w:t>后端系统</w:t>
-      </w:r>
-      <w:bookmarkEnd w:id="24"/>
-    </w:p>
-    <w:p>
-      <w:pPr>
-        <w:widowControl/>
-      </w:pPr>
-      <w:r>
-        <w:rPr>
-          <w:rFonts w:ascii="Times New Roman" w:eastAsia="楷体" w:hAnsi="Times New Roman"/>
-          <w:color w:val="000000"/>
-        </w:rPr>
-        <w:t>后端采用模块化单体架构，按接口层、应用服务层与领域计算层组织职责。</w:t>
-      </w:r>
-      <w:r>
-        <w:rPr>
-          <w:rFonts w:ascii="Times New Roman" w:eastAsia="楷体" w:hAnsi="Times New Roman"/>
-          <w:color w:val="000000"/>
-        </w:rPr>
-        <w:t xml:space="preserve">Pydantic </w:t>
-      </w:r>
-      <w:r>
-        <w:rPr>
-          <w:rFonts w:ascii="Times New Roman" w:eastAsia="楷体" w:hAnsi="Times New Roman"/>
-          <w:color w:val="000000"/>
-        </w:rPr>
-        <w:t>模型执行输入校验，用户归属、画像版本和持仓快照共同构成计算上下文。</w:t>
-      </w:r>
-      <w:r>
-        <w:rPr>
-          <w:rFonts w:ascii="Times New Roman" w:eastAsia="楷体" w:hAnsi="Times New Roman"/>
-          <w:color w:val="000000"/>
-        </w:rPr>
-        <w:lastRenderedPageBreak/>
-        <w:t>组合模块完成暴露聚合、预算评估、配置约束与再平衡；研究模块完成依赖执行和证据验证；建议模块以独立审查结果控制输出资格。跨模块传递结构化结果及其引用标识，使计算状态与业务状态保持一致。</w:t>
+        <w:t>系统以用户确认的画像与持仓为共同上下文，连接交互、专业研究、金融计算、审查和结果存储。总体框架如下。</w:t>
       </w:r>
     </w:p>
     <w:p>
@@ -10622,8 +10361,9 @@
         <w:rPr>
           <w:noProof/>
         </w:rPr>
+        <w:lastRenderedPageBreak/>
         <w:drawing>
-          <wp:inline distT="0" distB="0" distL="0" distR="0" wp14:anchorId="380733D5" wp14:editId="075C31B2">
+          <wp:inline distT="0" distB="0" distL="0" distR="0" wp14:anchorId="2120A732" wp14:editId="7CBAE76D">
             <wp:extent cx="5556705" cy="5760000"/>
             <wp:effectExtent l="0" t="0" r="0" b="0"/>
             <wp:docPr id="7" name="Picture 7"/>
@@ -10694,7 +10434,311 @@
       <w:pPr>
         <w:pStyle w:val="31"/>
       </w:pPr>
-      <w:bookmarkStart w:id="25" w:name="_Toc240647833"/>
+      <w:bookmarkStart w:id="23" w:name="_Toc240653589"/>
+      <w:r>
+        <w:t xml:space="preserve">5.2.1 </w:t>
+      </w:r>
+      <w:r>
+        <w:t>前端系统</w:t>
+      </w:r>
+      <w:bookmarkEnd w:id="23"/>
+    </w:p>
+    <w:p>
+      <w:pPr>
+        <w:widowControl/>
+      </w:pPr>
+      <w:r>
+        <w:rPr>
+          <w:rFonts w:ascii="Times New Roman" w:eastAsia="楷体" w:hAnsi="Times New Roman"/>
+          <w:color w:val="000000"/>
+        </w:rPr>
+        <w:t>前端采用事件驱动的交互组织方式，将自然语言、问卷、文件与图片输入转换为待确认的结构化资料。</w:t>
+      </w:r>
+      <w:r>
+        <w:rPr>
+          <w:rFonts w:ascii="Times New Roman" w:eastAsia="楷体" w:hAnsi="Times New Roman"/>
+          <w:color w:val="000000"/>
+        </w:rPr>
+        <w:t xml:space="preserve">HTTP </w:t>
+      </w:r>
+      <w:r>
+        <w:rPr>
+          <w:rFonts w:ascii="Times New Roman" w:eastAsia="楷体" w:hAnsi="Times New Roman"/>
+          <w:color w:val="000000"/>
+        </w:rPr>
+        <w:t>承担请求提交与结果读取，</w:t>
+      </w:r>
+      <w:r>
+        <w:rPr>
+          <w:rFonts w:ascii="Times New Roman" w:eastAsia="楷体" w:hAnsi="Times New Roman"/>
+          <w:color w:val="000000"/>
+        </w:rPr>
+        <w:t xml:space="preserve">SSE </w:t>
+      </w:r>
+      <w:r>
+        <w:rPr>
+          <w:rFonts w:ascii="Times New Roman" w:eastAsia="楷体" w:hAnsi="Times New Roman"/>
+          <w:color w:val="000000"/>
+        </w:rPr>
+        <w:t>承担执行过程的增量传输；界面根据成功、部分可用、空结果和失败状态更新组件。风险结果保留观察值、约束阈值与关联对象，形成从报告结论到持仓及画像条件的可追踪交互。</w:t>
+      </w:r>
+    </w:p>
+    <w:p>
+      <w:pPr>
+        <w:widowControl/>
+      </w:pPr>
+      <w:r>
+        <w:rPr>
+          <w:rFonts w:ascii="Times New Roman" w:eastAsia="楷体" w:hAnsi="Times New Roman"/>
+          <w:color w:val="000000"/>
+        </w:rPr>
+        <w:t>页面进入时由</w:t>
+      </w:r>
+      <w:r>
+        <w:rPr>
+          <w:rFonts w:ascii="Times New Roman" w:eastAsia="楷体" w:hAnsi="Times New Roman"/>
+          <w:color w:val="000000"/>
+        </w:rPr>
+        <w:t xml:space="preserve"> Hash </w:t>
+      </w:r>
+      <w:r>
+        <w:rPr>
+          <w:rFonts w:ascii="Times New Roman" w:eastAsia="楷体" w:hAnsi="Times New Roman"/>
+          <w:color w:val="000000"/>
+        </w:rPr>
+        <w:t>路由选择功能入口，操作事件更新账户范围内的状态，再提交相应接口。对话页根据</w:t>
+      </w:r>
+      <w:r>
+        <w:rPr>
+          <w:rFonts w:ascii="Times New Roman" w:eastAsia="楷体" w:hAnsi="Times New Roman"/>
+          <w:color w:val="000000"/>
+        </w:rPr>
+        <w:t xml:space="preserve"> SSE </w:t>
+      </w:r>
+      <w:r>
+        <w:rPr>
+          <w:rFonts w:ascii="Times New Roman" w:eastAsia="楷体" w:hAnsi="Times New Roman"/>
+          <w:color w:val="000000"/>
+        </w:rPr>
+        <w:t>事件展示查询进度；报告页接收服务端已计算的指标；画像或持仓变化后，关联页面更新当前上下文。展示组件共用这些状态，金融运算统一由服务端提供。</w:t>
+      </w:r>
+    </w:p>
+    <w:p>
+      <w:pPr>
+        <w:keepNext/>
+        <w:widowControl/>
+        <w:ind w:firstLine="0"/>
+        <w:jc w:val="center"/>
+      </w:pPr>
+      <w:r>
+        <w:rPr>
+          <w:noProof/>
+        </w:rPr>
+        <w:lastRenderedPageBreak/>
+        <w:drawing>
+          <wp:inline distT="0" distB="0" distL="0" distR="0" wp14:anchorId="294D3EA1" wp14:editId="13686E0C">
+            <wp:extent cx="5815916" cy="6299999"/>
+            <wp:effectExtent l="0" t="0" r="0" b="0"/>
+            <wp:docPr id="8" name="Picture 8"/>
+            <wp:cNvGraphicFramePr>
+              <a:graphicFrameLocks xmlns:a="http://schemas.openxmlformats.org/drawingml/2006/main" noChangeAspect="1"/>
+            </wp:cNvGraphicFramePr>
+            <a:graphic xmlns:a="http://schemas.openxmlformats.org/drawingml/2006/main">
+              <a:graphicData uri="http://schemas.openxmlformats.org/drawingml/2006/picture">
+                <pic:pic xmlns:pic="http://schemas.openxmlformats.org/drawingml/2006/picture">
+                  <pic:nvPicPr>
+                    <pic:cNvPr id="0" name="frontend-framework.png"/>
+                    <pic:cNvPicPr/>
+                  </pic:nvPicPr>
+                  <pic:blipFill>
+                    <a:blip r:embed="rId15"/>
+                    <a:stretch>
+                      <a:fillRect/>
+                    </a:stretch>
+                  </pic:blipFill>
+                  <pic:spPr>
+                    <a:xfrm>
+                      <a:off x="0" y="0"/>
+                      <a:ext cx="5815916" cy="6299999"/>
+                    </a:xfrm>
+                    <a:prstGeom prst="rect">
+                      <a:avLst/>
+                    </a:prstGeom>
+                  </pic:spPr>
+                </pic:pic>
+              </a:graphicData>
+            </a:graphic>
+          </wp:inline>
+        </w:drawing>
+      </w:r>
+    </w:p>
+    <w:p>
+      <w:pPr>
+        <w:widowControl/>
+        <w:ind w:firstLine="0"/>
+        <w:jc w:val="center"/>
+      </w:pPr>
+      <w:r>
+        <w:rPr>
+          <w:rFonts w:ascii="Times New Roman" w:eastAsia="楷体" w:hAnsi="Times New Roman"/>
+          <w:color w:val="000000"/>
+          <w:sz w:val="21"/>
+        </w:rPr>
+        <w:t>图</w:t>
+      </w:r>
+      <w:r>
+        <w:rPr>
+          <w:rFonts w:ascii="Times New Roman" w:eastAsia="楷体" w:hAnsi="Times New Roman"/>
+          <w:color w:val="000000"/>
+          <w:sz w:val="21"/>
+        </w:rPr>
+        <w:t xml:space="preserve"> 5-2 </w:t>
+      </w:r>
+      <w:r>
+        <w:rPr>
+          <w:rFonts w:ascii="Times New Roman" w:eastAsia="楷体" w:hAnsi="Times New Roman"/>
+          <w:color w:val="000000"/>
+          <w:sz w:val="21"/>
+        </w:rPr>
+        <w:t>前端页面状态与接口框架</w:t>
+      </w:r>
+    </w:p>
+    <w:p>
+      <w:pPr>
+        <w:pStyle w:val="31"/>
+      </w:pPr>
+      <w:bookmarkStart w:id="24" w:name="_Toc240653590"/>
+      <w:r>
+        <w:t xml:space="preserve">5.2.2 </w:t>
+      </w:r>
+      <w:r>
+        <w:t>后端系统</w:t>
+      </w:r>
+      <w:bookmarkEnd w:id="24"/>
+    </w:p>
+    <w:p>
+      <w:pPr>
+        <w:widowControl/>
+      </w:pPr>
+      <w:r>
+        <w:rPr>
+          <w:rFonts w:ascii="Times New Roman" w:eastAsia="楷体" w:hAnsi="Times New Roman"/>
+          <w:color w:val="000000"/>
+        </w:rPr>
+        <w:t>后端采用模块化单体架构，按接口层、应用服务层与领域计算层组织职责。</w:t>
+      </w:r>
+      <w:r>
+        <w:rPr>
+          <w:rFonts w:ascii="Times New Roman" w:eastAsia="楷体" w:hAnsi="Times New Roman"/>
+          <w:color w:val="000000"/>
+        </w:rPr>
+        <w:t xml:space="preserve">Pydantic </w:t>
+      </w:r>
+      <w:r>
+        <w:rPr>
+          <w:rFonts w:ascii="Times New Roman" w:eastAsia="楷体" w:hAnsi="Times New Roman"/>
+          <w:color w:val="000000"/>
+        </w:rPr>
+        <w:t>模型执行输入校验，用户归属、画像版本和持仓快照共同构成计算上下文。组合模块完成暴露聚合、预算评估、配置约束与再平衡；研究模块完成依赖执行和证据验证；建议模块以独立审查结果控制输出资格。跨模块传递结构化结果及其引用标识，使计算状态与业务状态保持一致。</w:t>
+      </w:r>
+    </w:p>
+    <w:p>
+      <w:pPr>
+        <w:widowControl/>
+      </w:pPr>
+      <w:r>
+        <w:rPr>
+          <w:rFonts w:ascii="Times New Roman" w:eastAsia="楷体" w:hAnsi="Times New Roman"/>
+          <w:color w:val="000000"/>
+        </w:rPr>
+        <w:t>应用服务层协调用户资料与研究请求，领域处理层执行金融规则，外部适配模块负责模型和金融服务调用，存储层保留可追踪记录。一次持仓报告请求由接入层完成归属与字段校验，再读取确认资料，计算暴露及风险，最后返回带状态和来源的结构化报告。</w:t>
+      </w:r>
+    </w:p>
+    <w:p>
+      <w:pPr>
+        <w:keepNext/>
+        <w:widowControl/>
+        <w:ind w:firstLine="0"/>
+        <w:jc w:val="center"/>
+      </w:pPr>
+      <w:r>
+        <w:rPr>
+          <w:noProof/>
+        </w:rPr>
+        <w:lastRenderedPageBreak/>
+        <w:drawing>
+          <wp:inline distT="0" distB="0" distL="0" distR="0" wp14:anchorId="285287BF" wp14:editId="012E6582">
+            <wp:extent cx="6120000" cy="4854684"/>
+            <wp:effectExtent l="0" t="0" r="0" b="0"/>
+            <wp:docPr id="9" name="Picture 9"/>
+            <wp:cNvGraphicFramePr>
+              <a:graphicFrameLocks xmlns:a="http://schemas.openxmlformats.org/drawingml/2006/main" noChangeAspect="1"/>
+            </wp:cNvGraphicFramePr>
+            <a:graphic xmlns:a="http://schemas.openxmlformats.org/drawingml/2006/main">
+              <a:graphicData uri="http://schemas.openxmlformats.org/drawingml/2006/picture">
+                <pic:pic xmlns:pic="http://schemas.openxmlformats.org/drawingml/2006/picture">
+                  <pic:nvPicPr>
+                    <pic:cNvPr id="0" name="backend-framework.png"/>
+                    <pic:cNvPicPr/>
+                  </pic:nvPicPr>
+                  <pic:blipFill>
+                    <a:blip r:embed="rId16"/>
+                    <a:stretch>
+                      <a:fillRect/>
+                    </a:stretch>
+                  </pic:blipFill>
+                  <pic:spPr>
+                    <a:xfrm>
+                      <a:off x="0" y="0"/>
+                      <a:ext cx="6120000" cy="4854684"/>
+                    </a:xfrm>
+                    <a:prstGeom prst="rect">
+                      <a:avLst/>
+                    </a:prstGeom>
+                  </pic:spPr>
+                </pic:pic>
+              </a:graphicData>
+            </a:graphic>
+          </wp:inline>
+        </w:drawing>
+      </w:r>
+    </w:p>
+    <w:p>
+      <w:pPr>
+        <w:widowControl/>
+        <w:ind w:firstLine="0"/>
+        <w:jc w:val="center"/>
+      </w:pPr>
+      <w:r>
+        <w:rPr>
+          <w:rFonts w:ascii="Times New Roman" w:eastAsia="楷体" w:hAnsi="Times New Roman"/>
+          <w:color w:val="000000"/>
+          <w:sz w:val="21"/>
+        </w:rPr>
+        <w:t>图</w:t>
+      </w:r>
+      <w:r>
+        <w:rPr>
+          <w:rFonts w:ascii="Times New Roman" w:eastAsia="楷体" w:hAnsi="Times New Roman"/>
+          <w:color w:val="000000"/>
+          <w:sz w:val="21"/>
+        </w:rPr>
+        <w:t xml:space="preserve"> 5-3 </w:t>
+      </w:r>
+      <w:r>
+        <w:rPr>
+          <w:rFonts w:ascii="Times New Roman" w:eastAsia="楷体" w:hAnsi="Times New Roman"/>
+          <w:color w:val="000000"/>
+          <w:sz w:val="21"/>
+        </w:rPr>
+        <w:t>后端分层服务框架</w:t>
+      </w:r>
+    </w:p>
+    <w:p>
+      <w:pPr>
+        <w:pStyle w:val="31"/>
+      </w:pPr>
+      <w:bookmarkStart w:id="25" w:name="_Toc240653591"/>
       <w:r>
         <w:t xml:space="preserve">5.2.3 AI </w:t>
       </w:r>
@@ -10707,7 +10751,7 @@
       <w:pPr>
         <w:pStyle w:val="41"/>
       </w:pPr>
-      <w:bookmarkStart w:id="26" w:name="_Toc240647834"/>
+      <w:bookmarkStart w:id="26" w:name="_Toc240653592"/>
       <w:r>
         <w:t xml:space="preserve">5.2.3.1 </w:t>
       </w:r>
@@ -10739,7 +10783,7 @@
       <w:pPr>
         <w:pStyle w:val="41"/>
       </w:pPr>
-      <w:bookmarkStart w:id="27" w:name="_Toc240647835"/>
+      <w:bookmarkStart w:id="27" w:name="_Toc240653593"/>
       <w:r>
         <w:t xml:space="preserve">5.2.3.2 </w:t>
       </w:r>
@@ -10792,15 +10836,7 @@
           <w:rFonts w:ascii="Times New Roman" w:eastAsia="楷体" w:hAnsi="Times New Roman"/>
           <w:color w:val="000000"/>
         </w:rPr>
-        <w:t>执行金额、比例、穿透暴露及调整</w:t>
-      </w:r>
-      <w:r>
-        <w:rPr>
-          <w:rFonts w:ascii="Times New Roman" w:eastAsia="楷体" w:hAnsi="Times New Roman"/>
-          <w:color w:val="000000"/>
-        </w:rPr>
-        <w:lastRenderedPageBreak/>
-        <w:t>数量计算。研究任务通过有向无环图表达前置关系，结果携带数据状态和证据引用；建议生成受到证据验证、风险预算与合规审查的联合约束。以下公式为现有计算规则与状态逻辑的形式化表达。</w:t>
+        <w:t>执行金额、比例、穿透暴露及调整数量计算。研究任务通过有向无环图表达前置关系，结果携带数据状态和证据引用；建议生成受到证据验证、风险预算与合规审查的联合约束。以下公式为现有计算规则与状态逻辑的形式化表达。</w:t>
       </w:r>
     </w:p>
     <w:p>
@@ -10808,8 +10844,9 @@
         <w:pStyle w:val="2"/>
         <w:widowControl/>
       </w:pPr>
-      <w:bookmarkStart w:id="28" w:name="_Toc240647836"/>
-      <w:r>
+      <w:bookmarkStart w:id="28" w:name="_Toc240653594"/>
+      <w:r>
+        <w:lastRenderedPageBreak/>
         <w:t xml:space="preserve">5.3 </w:t>
       </w:r>
       <w:r>
@@ -10821,7 +10858,7 @@
       <w:pPr>
         <w:pStyle w:val="31"/>
       </w:pPr>
-      <w:bookmarkStart w:id="29" w:name="_Toc240647837"/>
+      <w:bookmarkStart w:id="29" w:name="_Toc240653595"/>
       <w:r>
         <w:t xml:space="preserve">5.3.1 </w:t>
       </w:r>
@@ -10829,6 +10866,46 @@
         <w:t>画像条件化的风险预算映射模型</w:t>
       </w:r>
       <w:bookmarkEnd w:id="29"/>
+    </w:p>
+    <w:p>
+      <w:pPr>
+        <w:widowControl/>
+      </w:pPr>
+      <w:r>
+        <w:rPr>
+          <w:rFonts w:ascii="Times New Roman" w:eastAsia="楷体" w:hAnsi="Times New Roman"/>
+          <w:color w:val="000000"/>
+        </w:rPr>
+        <w:t>应用环节：用户确认问卷后生成风险画像；持仓报告与配置检查读取该画像对应的预算。式</w:t>
+      </w:r>
+      <w:r>
+        <w:rPr>
+          <w:rFonts w:ascii="Times New Roman" w:eastAsia="楷体" w:hAnsi="Times New Roman"/>
+          <w:color w:val="000000"/>
+        </w:rPr>
+        <w:t xml:space="preserve"> 5-1 </w:t>
+      </w:r>
+      <w:r>
+        <w:rPr>
+          <w:rFonts w:ascii="Times New Roman" w:eastAsia="楷体" w:hAnsi="Times New Roman"/>
+          <w:color w:val="000000"/>
+        </w:rPr>
+        <w:t>至式</w:t>
+      </w:r>
+      <w:r>
+        <w:rPr>
+          <w:rFonts w:ascii="Times New Roman" w:eastAsia="楷体" w:hAnsi="Times New Roman"/>
+          <w:color w:val="000000"/>
+        </w:rPr>
+        <w:t xml:space="preserve"> 5-3 </w:t>
+      </w:r>
+      <w:r>
+        <w:rPr>
+          <w:rFonts w:ascii="Times New Roman" w:eastAsia="楷体" w:hAnsi="Times New Roman"/>
+          <w:color w:val="000000"/>
+        </w:rPr>
+        <w:t>分别用于评分、预算选择和超限差额计算，输出进入报告中的风险提示及配置约束。</w:t>
+      </w:r>
     </w:p>
     <w:p>
       <w:pPr>
@@ -11557,7 +11634,7 @@
           <w:rFonts w:ascii="Times New Roman" w:eastAsia="楷体" w:hAnsi="Times New Roman"/>
           <w:color w:val="000000"/>
         </w:rPr>
-        <w:t xml:space="preserve"> 5-2 </w:t>
+        <w:t xml:space="preserve"> 5-1 </w:t>
       </w:r>
       <w:r>
         <w:rPr>
@@ -12059,7 +12136,7 @@
           <w:color w:val="000000"/>
           <w:sz w:val="21"/>
         </w:rPr>
-        <w:t xml:space="preserve"> 5-2 </w:t>
+        <w:t xml:space="preserve"> 5-1 </w:t>
       </w:r>
       <w:r>
         <w:rPr>
@@ -12339,10 +12416,10 @@
         </w:rPr>
         <w:lastRenderedPageBreak/>
         <w:drawing>
-          <wp:inline distT="0" distB="0" distL="0" distR="0" wp14:anchorId="76EB3FCB" wp14:editId="39FB4F8C">
+          <wp:inline distT="0" distB="0" distL="0" distR="0" wp14:anchorId="6BF8EBC3" wp14:editId="4779993E">
             <wp:extent cx="5556705" cy="5760000"/>
             <wp:effectExtent l="0" t="0" r="0" b="0"/>
-            <wp:docPr id="8" name="Picture 8"/>
+            <wp:docPr id="10" name="Picture 10"/>
             <wp:cNvGraphicFramePr>
               <a:graphicFrameLocks xmlns:a="http://schemas.openxmlformats.org/drawingml/2006/main" noChangeAspect="1"/>
             </wp:cNvGraphicFramePr>
@@ -12354,7 +12431,7 @@
                     <pic:cNvPicPr/>
                   </pic:nvPicPr>
                   <pic:blipFill>
-                    <a:blip r:embed="rId15"/>
+                    <a:blip r:embed="rId17"/>
                     <a:stretch>
                       <a:fillRect/>
                     </a:stretch>
@@ -12395,7 +12472,7 @@
           <w:color w:val="000000"/>
           <w:sz w:val="21"/>
         </w:rPr>
-        <w:t xml:space="preserve"> 5-2 </w:t>
+        <w:t xml:space="preserve"> 5-4 </w:t>
       </w:r>
       <w:r>
         <w:rPr>
@@ -12410,7 +12487,7 @@
       <w:pPr>
         <w:pStyle w:val="31"/>
       </w:pPr>
-      <w:bookmarkStart w:id="30" w:name="_Toc240647838"/>
+      <w:bookmarkStart w:id="30" w:name="_Toc240653596"/>
       <w:r>
         <w:t xml:space="preserve">5.3.2 </w:t>
       </w:r>
@@ -12418,6 +12495,46 @@
         <w:t>来源等价类约束的证据一致性验证</w:t>
       </w:r>
       <w:bookmarkEnd w:id="30"/>
+    </w:p>
+    <w:p>
+      <w:pPr>
+        <w:widowControl/>
+      </w:pPr>
+      <w:r>
+        <w:rPr>
+          <w:rFonts w:ascii="Times New Roman" w:eastAsia="楷体" w:hAnsi="Times New Roman"/>
+          <w:color w:val="000000"/>
+        </w:rPr>
+        <w:t>应用环节：专业研究获得多个来源的指标后，在生成事实与研究发现之前调用交叉验证。式</w:t>
+      </w:r>
+      <w:r>
+        <w:rPr>
+          <w:rFonts w:ascii="Times New Roman" w:eastAsia="楷体" w:hAnsi="Times New Roman"/>
+          <w:color w:val="000000"/>
+        </w:rPr>
+        <w:t xml:space="preserve"> 5-4 </w:t>
+      </w:r>
+      <w:r>
+        <w:rPr>
+          <w:rFonts w:ascii="Times New Roman" w:eastAsia="楷体" w:hAnsi="Times New Roman"/>
+          <w:color w:val="000000"/>
+        </w:rPr>
+        <w:t>至式</w:t>
+      </w:r>
+      <w:r>
+        <w:rPr>
+          <w:rFonts w:ascii="Times New Roman" w:eastAsia="楷体" w:hAnsi="Times New Roman"/>
+          <w:color w:val="000000"/>
+        </w:rPr>
+        <w:t xml:space="preserve"> 5-6 </w:t>
+      </w:r>
+      <w:r>
+        <w:rPr>
+          <w:rFonts w:ascii="Times New Roman" w:eastAsia="楷体" w:hAnsi="Times New Roman"/>
+          <w:color w:val="000000"/>
+        </w:rPr>
+        <w:t>决定某项数值声明能否形成已验证事实，未解决的冲突会影响后续研究结果和建议资格。</w:t>
+      </w:r>
     </w:p>
     <w:p>
       <w:pPr>
@@ -13458,10 +13575,10 @@
           <w:noProof/>
         </w:rPr>
         <w:drawing>
-          <wp:inline distT="0" distB="0" distL="0" distR="0" wp14:anchorId="792790FD" wp14:editId="7DF21FA9">
+          <wp:inline distT="0" distB="0" distL="0" distR="0" wp14:anchorId="1EF8B937" wp14:editId="46E636B7">
             <wp:extent cx="5556705" cy="5760000"/>
             <wp:effectExtent l="0" t="0" r="0" b="0"/>
-            <wp:docPr id="9" name="Picture 9"/>
+            <wp:docPr id="11" name="Picture 11"/>
             <wp:cNvGraphicFramePr>
               <a:graphicFrameLocks xmlns:a="http://schemas.openxmlformats.org/drawingml/2006/main" noChangeAspect="1"/>
             </wp:cNvGraphicFramePr>
@@ -13473,7 +13590,7 @@
                     <pic:cNvPicPr/>
                   </pic:nvPicPr>
                   <pic:blipFill>
-                    <a:blip r:embed="rId16"/>
+                    <a:blip r:embed="rId18"/>
                     <a:stretch>
                       <a:fillRect/>
                     </a:stretch>
@@ -13514,7 +13631,7 @@
           <w:color w:val="000000"/>
           <w:sz w:val="21"/>
         </w:rPr>
-        <w:t xml:space="preserve"> 5-3 </w:t>
+        <w:t xml:space="preserve"> 5-5 </w:t>
       </w:r>
       <w:r>
         <w:rPr>
@@ -13542,7 +13659,7 @@
       <w:pPr>
         <w:pStyle w:val="31"/>
       </w:pPr>
-      <w:bookmarkStart w:id="31" w:name="_Toc240647839"/>
+      <w:bookmarkStart w:id="31" w:name="_Toc240653597"/>
       <w:r>
         <w:t xml:space="preserve">5.3.3 </w:t>
       </w:r>
@@ -13550,6 +13667,46 @@
         <w:t>穿透暴露矩阵与集中度度量</w:t>
       </w:r>
       <w:bookmarkEnd w:id="31"/>
+    </w:p>
+    <w:p>
+      <w:pPr>
+        <w:widowControl/>
+      </w:pPr>
+      <w:r>
+        <w:rPr>
+          <w:rFonts w:ascii="Times New Roman" w:eastAsia="楷体" w:hAnsi="Times New Roman"/>
+          <w:color w:val="000000"/>
+        </w:rPr>
+        <w:t>应用环节：用户在持仓分析页生成报告时，系统将直接证券及基金成分映射到资产与行业，形成暴露贡献记录。式</w:t>
+      </w:r>
+      <w:r>
+        <w:rPr>
+          <w:rFonts w:ascii="Times New Roman" w:eastAsia="楷体" w:hAnsi="Times New Roman"/>
+          <w:color w:val="000000"/>
+        </w:rPr>
+        <w:t xml:space="preserve"> 5-7 </w:t>
+      </w:r>
+      <w:r>
+        <w:rPr>
+          <w:rFonts w:ascii="Times New Roman" w:eastAsia="楷体" w:hAnsi="Times New Roman"/>
+          <w:color w:val="000000"/>
+        </w:rPr>
+        <w:t>的结果用于资产、行业占比和集中度计算；式</w:t>
+      </w:r>
+      <w:r>
+        <w:rPr>
+          <w:rFonts w:ascii="Times New Roman" w:eastAsia="楷体" w:hAnsi="Times New Roman"/>
+          <w:color w:val="000000"/>
+        </w:rPr>
+        <w:t xml:space="preserve"> 5-8 </w:t>
+      </w:r>
+      <w:r>
+        <w:rPr>
+          <w:rFonts w:ascii="Times New Roman" w:eastAsia="楷体" w:hAnsi="Times New Roman"/>
+          <w:color w:val="000000"/>
+        </w:rPr>
+        <w:t>的结果展示为集中度指标，并提供风险检查依据。</w:t>
+      </w:r>
     </w:p>
     <w:p>
       <w:pPr>
@@ -14180,9 +14337,147 @@
     </w:p>
     <w:p>
       <w:pPr>
+        <w:widowControl/>
+      </w:pPr>
+      <w:r>
+        <w:rPr>
+          <w:rFonts w:ascii="Times New Roman" w:eastAsia="楷体" w:hAnsi="Times New Roman"/>
+          <w:color w:val="000000"/>
+        </w:rPr>
+        <w:t>正式报告中，贵州茅台市值</w:t>
+      </w:r>
+      <w:r>
+        <w:rPr>
+          <w:rFonts w:ascii="Times New Roman" w:eastAsia="楷体" w:hAnsi="Times New Roman"/>
+          <w:color w:val="000000"/>
+        </w:rPr>
+        <w:t xml:space="preserve"> 763,650 </w:t>
+      </w:r>
+      <w:r>
+        <w:rPr>
+          <w:rFonts w:ascii="Times New Roman" w:eastAsia="楷体" w:hAnsi="Times New Roman"/>
+          <w:color w:val="000000"/>
+        </w:rPr>
+        <w:t>元，总资产</w:t>
+      </w:r>
+      <w:r>
+        <w:rPr>
+          <w:rFonts w:ascii="Times New Roman" w:eastAsia="楷体" w:hAnsi="Times New Roman"/>
+          <w:color w:val="000000"/>
+        </w:rPr>
+        <w:t xml:space="preserve"> 1,445,545 </w:t>
+      </w:r>
+      <w:r>
+        <w:rPr>
+          <w:rFonts w:ascii="Times New Roman" w:eastAsia="楷体" w:hAnsi="Times New Roman"/>
+          <w:color w:val="000000"/>
+        </w:rPr>
+        <w:t>元，对应总资产占比</w:t>
+      </w:r>
+      <w:r>
+        <w:rPr>
+          <w:rFonts w:ascii="Times New Roman" w:eastAsia="楷体" w:hAnsi="Times New Roman"/>
+          <w:color w:val="000000"/>
+        </w:rPr>
+        <w:t xml:space="preserve"> 52.83%</w:t>
+      </w:r>
+      <w:r>
+        <w:rPr>
+          <w:rFonts w:ascii="Times New Roman" w:eastAsia="楷体" w:hAnsi="Times New Roman"/>
+          <w:color w:val="000000"/>
+        </w:rPr>
+        <w:t>。这一比例继续与成长型单一资产上限</w:t>
+      </w:r>
+      <w:r>
+        <w:rPr>
+          <w:rFonts w:ascii="Times New Roman" w:eastAsia="楷体" w:hAnsi="Times New Roman"/>
+          <w:color w:val="000000"/>
+        </w:rPr>
+        <w:t xml:space="preserve"> 50% </w:t>
+      </w:r>
+      <w:r>
+        <w:rPr>
+          <w:rFonts w:ascii="Times New Roman" w:eastAsia="楷体" w:hAnsi="Times New Roman"/>
+          <w:color w:val="000000"/>
+        </w:rPr>
+        <w:t>比较，生成</w:t>
+      </w:r>
+      <w:r>
+        <w:rPr>
+          <w:rFonts w:ascii="Times New Roman" w:eastAsia="楷体" w:hAnsi="Times New Roman"/>
+          <w:color w:val="000000"/>
+        </w:rPr>
+        <w:t xml:space="preserve"> 2.83 </w:t>
+      </w:r>
+      <w:r>
+        <w:rPr>
+          <w:rFonts w:ascii="Times New Roman" w:eastAsia="楷体" w:hAnsi="Times New Roman"/>
+          <w:color w:val="000000"/>
+        </w:rPr>
+        <w:t>个百分点的超限提示。证券持仓口径的</w:t>
+      </w:r>
+      <w:r>
+        <w:rPr>
+          <w:rFonts w:ascii="Times New Roman" w:eastAsia="楷体" w:hAnsi="Times New Roman"/>
+          <w:color w:val="000000"/>
+        </w:rPr>
+        <w:t xml:space="preserve"> HHI </w:t>
+      </w:r>
+      <w:r>
+        <w:rPr>
+          <w:rFonts w:ascii="Times New Roman" w:eastAsia="楷体" w:hAnsi="Times New Roman"/>
+          <w:color w:val="000000"/>
+        </w:rPr>
+        <w:t>为</w:t>
+      </w:r>
+      <w:r>
+        <w:rPr>
+          <w:rFonts w:ascii="Times New Roman" w:eastAsia="楷体" w:hAnsi="Times New Roman"/>
+          <w:color w:val="000000"/>
+        </w:rPr>
+        <w:t xml:space="preserve"> 3,692.96</w:t>
+      </w:r>
+      <w:r>
+        <w:rPr>
+          <w:rFonts w:ascii="Times New Roman" w:eastAsia="楷体" w:hAnsi="Times New Roman"/>
+          <w:color w:val="000000"/>
+        </w:rPr>
+        <w:t>，行业与现金分组口径的</w:t>
+      </w:r>
+      <w:r>
+        <w:rPr>
+          <w:rFonts w:ascii="Times New Roman" w:eastAsia="楷体" w:hAnsi="Times New Roman"/>
+          <w:color w:val="000000"/>
+        </w:rPr>
+        <w:t xml:space="preserve"> HHI </w:t>
+      </w:r>
+      <w:r>
+        <w:rPr>
+          <w:rFonts w:ascii="Times New Roman" w:eastAsia="楷体" w:hAnsi="Times New Roman"/>
+          <w:color w:val="000000"/>
+        </w:rPr>
+        <w:t>为</w:t>
+      </w:r>
+      <w:r>
+        <w:rPr>
+          <w:rFonts w:ascii="Times New Roman" w:eastAsia="楷体" w:hAnsi="Times New Roman"/>
+          <w:color w:val="000000"/>
+        </w:rPr>
+        <w:t xml:space="preserve"> 3,555.39</w:t>
+      </w:r>
+      <w:r>
+        <w:rPr>
+          <w:rFonts w:ascii="Times New Roman" w:eastAsia="楷体" w:hAnsi="Times New Roman"/>
+          <w:color w:val="000000"/>
+        </w:rPr>
+        <w:t>，分别用于对应的集中度展示。暴露计算、画像预算和报告提示通过同一项持仓数据连接起来。</w:t>
+      </w:r>
+    </w:p>
+    <w:p>
+      <w:pPr>
         <w:pStyle w:val="31"/>
       </w:pPr>
-      <w:bookmarkStart w:id="32" w:name="_Toc240647840"/>
+      <w:bookmarkStart w:id="32" w:name="_Toc240653598"/>
       <w:r>
         <w:t xml:space="preserve">5.3.4 </w:t>
       </w:r>
@@ -14190,6 +14485,60 @@
         <w:t>离散交易约束下的序贯再平衡求解</w:t>
       </w:r>
       <w:bookmarkEnd w:id="32"/>
+    </w:p>
+    <w:p>
+      <w:pPr>
+        <w:widowControl/>
+      </w:pPr>
+      <w:r>
+        <w:rPr>
+          <w:rFonts w:ascii="Times New Roman" w:eastAsia="楷体" w:hAnsi="Times New Roman"/>
+          <w:color w:val="000000"/>
+        </w:rPr>
+        <w:t>应用环节：用户提出目标配置后，再平衡服务将目标比例转换为买卖数量，并返回调整顺序、费用、现金余额和复核结果。式</w:t>
+      </w:r>
+      <w:r>
+        <w:rPr>
+          <w:rFonts w:ascii="Times New Roman" w:eastAsia="楷体" w:hAnsi="Times New Roman"/>
+          <w:color w:val="000000"/>
+        </w:rPr>
+        <w:t xml:space="preserve"> 5-9 </w:t>
+      </w:r>
+      <w:r>
+        <w:rPr>
+          <w:rFonts w:ascii="Times New Roman" w:eastAsia="楷体" w:hAnsi="Times New Roman"/>
+          <w:color w:val="000000"/>
+        </w:rPr>
+        <w:t>用于生成候选手数，式</w:t>
+      </w:r>
+      <w:r>
+        <w:rPr>
+          <w:rFonts w:ascii="Times New Roman" w:eastAsia="楷体" w:hAnsi="Times New Roman"/>
+          <w:color w:val="000000"/>
+        </w:rPr>
+        <w:t xml:space="preserve"> 5-10 </w:t>
+      </w:r>
+      <w:r>
+        <w:rPr>
+          <w:rFonts w:ascii="Times New Roman" w:eastAsia="楷体" w:hAnsi="Times New Roman"/>
+          <w:color w:val="000000"/>
+        </w:rPr>
+        <w:t>限定资金能够支持的买入数量，式</w:t>
+      </w:r>
+      <w:r>
+        <w:rPr>
+          <w:rFonts w:ascii="Times New Roman" w:eastAsia="楷体" w:hAnsi="Times New Roman"/>
+          <w:color w:val="000000"/>
+        </w:rPr>
+        <w:t xml:space="preserve"> 5-11 </w:t>
+      </w:r>
+      <w:r>
+        <w:rPr>
+          <w:rFonts w:ascii="Times New Roman" w:eastAsia="楷体" w:hAnsi="Times New Roman"/>
+          <w:color w:val="000000"/>
+        </w:rPr>
+        <w:t>在每项行动后更新资金状态。</w:t>
+      </w:r>
     </w:p>
     <w:p>
       <w:pPr>
@@ -14716,6 +15065,7 @@
         <w:jc w:val="left"/>
       </w:pPr>
       <w:r>
+        <w:lastRenderedPageBreak/>
         <w:tab/>
       </w:r>
       <m:oMath>
@@ -15404,6 +15754,200 @@
     </w:p>
     <w:p>
       <w:pPr>
+        <w:widowControl/>
+      </w:pPr>
+      <w:r>
+        <w:rPr>
+          <w:rFonts w:ascii="Times New Roman" w:eastAsia="楷体" w:hAnsi="Times New Roman"/>
+          <w:color w:val="000000"/>
+        </w:rPr>
+        <w:t>规则演算：总资产为</w:t>
+      </w:r>
+      <w:r>
+        <w:rPr>
+          <w:rFonts w:ascii="Times New Roman" w:eastAsia="楷体" w:hAnsi="Times New Roman"/>
+          <w:color w:val="000000"/>
+        </w:rPr>
+        <w:t xml:space="preserve"> 100,000 </w:t>
+      </w:r>
+      <w:r>
+        <w:rPr>
+          <w:rFonts w:ascii="Times New Roman" w:eastAsia="楷体" w:hAnsi="Times New Roman"/>
+          <w:color w:val="000000"/>
+        </w:rPr>
+        <w:t>元、现金为</w:t>
+      </w:r>
+      <w:r>
+        <w:rPr>
+          <w:rFonts w:ascii="Times New Roman" w:eastAsia="楷体" w:hAnsi="Times New Roman"/>
+          <w:color w:val="000000"/>
+        </w:rPr>
+        <w:t xml:space="preserve"> 10,000 </w:t>
+      </w:r>
+      <w:r>
+        <w:rPr>
+          <w:rFonts w:ascii="Times New Roman" w:eastAsia="楷体" w:hAnsi="Times New Roman"/>
+          <w:color w:val="000000"/>
+        </w:rPr>
+        <w:t>元、最低现金比例为</w:t>
+      </w:r>
+      <w:r>
+        <w:rPr>
+          <w:rFonts w:ascii="Times New Roman" w:eastAsia="楷体" w:hAnsi="Times New Roman"/>
+          <w:color w:val="000000"/>
+        </w:rPr>
+        <w:t xml:space="preserve"> 5%</w:t>
+      </w:r>
+      <w:r>
+        <w:rPr>
+          <w:rFonts w:ascii="Times New Roman" w:eastAsia="楷体" w:hAnsi="Times New Roman"/>
+          <w:color w:val="000000"/>
+        </w:rPr>
+        <w:t>，则本项可支出</w:t>
+      </w:r>
+      <w:r>
+        <w:rPr>
+          <w:rFonts w:ascii="Times New Roman" w:eastAsia="楷体" w:hAnsi="Times New Roman"/>
+          <w:color w:val="000000"/>
+        </w:rPr>
+        <w:t xml:space="preserve"> 5,000 </w:t>
+      </w:r>
+      <w:r>
+        <w:rPr>
+          <w:rFonts w:ascii="Times New Roman" w:eastAsia="楷体" w:hAnsi="Times New Roman"/>
+          <w:color w:val="000000"/>
+        </w:rPr>
+        <w:t>元。若目标买入</w:t>
+      </w:r>
+      <w:r>
+        <w:rPr>
+          <w:rFonts w:ascii="Times New Roman" w:eastAsia="楷体" w:hAnsi="Times New Roman"/>
+          <w:color w:val="000000"/>
+        </w:rPr>
+        <w:t xml:space="preserve"> 1,000 </w:t>
+      </w:r>
+      <w:r>
+        <w:rPr>
+          <w:rFonts w:ascii="Times New Roman" w:eastAsia="楷体" w:hAnsi="Times New Roman"/>
+          <w:color w:val="000000"/>
+        </w:rPr>
+        <w:t>股、报价</w:t>
+      </w:r>
+      <w:r>
+        <w:rPr>
+          <w:rFonts w:ascii="Times New Roman" w:eastAsia="楷体" w:hAnsi="Times New Roman"/>
+          <w:color w:val="000000"/>
+        </w:rPr>
+        <w:t xml:space="preserve"> 10 </w:t>
+      </w:r>
+      <w:r>
+        <w:rPr>
+          <w:rFonts w:ascii="Times New Roman" w:eastAsia="楷体" w:hAnsi="Times New Roman"/>
+          <w:color w:val="000000"/>
+        </w:rPr>
+        <w:t>元，</w:t>
+      </w:r>
+      <w:r>
+        <w:rPr>
+          <w:rFonts w:ascii="Times New Roman" w:eastAsia="楷体" w:hAnsi="Times New Roman"/>
+          <w:color w:val="000000"/>
+        </w:rPr>
+        <w:t xml:space="preserve">500 </w:t>
+      </w:r>
+      <w:r>
+        <w:rPr>
+          <w:rFonts w:ascii="Times New Roman" w:eastAsia="楷体" w:hAnsi="Times New Roman"/>
+          <w:color w:val="000000"/>
+        </w:rPr>
+        <w:t>股加当前程序费用为</w:t>
+      </w:r>
+      <w:r>
+        <w:rPr>
+          <w:rFonts w:ascii="Times New Roman" w:eastAsia="楷体" w:hAnsi="Times New Roman"/>
+          <w:color w:val="000000"/>
+        </w:rPr>
+        <w:t xml:space="preserve"> 5,005.05 </w:t>
+      </w:r>
+      <w:r>
+        <w:rPr>
+          <w:rFonts w:ascii="Times New Roman" w:eastAsia="楷体" w:hAnsi="Times New Roman"/>
+          <w:color w:val="000000"/>
+        </w:rPr>
+        <w:t>元，超过可支出金额；</w:t>
+      </w:r>
+      <w:r>
+        <w:rPr>
+          <w:rFonts w:ascii="Times New Roman" w:eastAsia="楷体" w:hAnsi="Times New Roman"/>
+          <w:color w:val="000000"/>
+        </w:rPr>
+        <w:t xml:space="preserve">400 </w:t>
+      </w:r>
+      <w:r>
+        <w:rPr>
+          <w:rFonts w:ascii="Times New Roman" w:eastAsia="楷体" w:hAnsi="Times New Roman"/>
+          <w:color w:val="000000"/>
+        </w:rPr>
+        <w:t>股加费用为</w:t>
+      </w:r>
+      <w:r>
+        <w:rPr>
+          <w:rFonts w:ascii="Times New Roman" w:eastAsia="楷体" w:hAnsi="Times New Roman"/>
+          <w:color w:val="000000"/>
+        </w:rPr>
+        <w:t xml:space="preserve"> 4,005.04 </w:t>
+      </w:r>
+      <w:r>
+        <w:rPr>
+          <w:rFonts w:ascii="Times New Roman" w:eastAsia="楷体" w:hAnsi="Times New Roman"/>
+          <w:color w:val="000000"/>
+        </w:rPr>
+        <w:t>元，满足条件。服务输出</w:t>
+      </w:r>
+      <w:r>
+        <w:rPr>
+          <w:rFonts w:ascii="Times New Roman" w:eastAsia="楷体" w:hAnsi="Times New Roman"/>
+          <w:color w:val="000000"/>
+        </w:rPr>
+        <w:t xml:space="preserve"> 400 </w:t>
+      </w:r>
+      <w:r>
+        <w:rPr>
+          <w:rFonts w:ascii="Times New Roman" w:eastAsia="楷体" w:hAnsi="Times New Roman"/>
+          <w:color w:val="000000"/>
+        </w:rPr>
+        <w:t>股、费用</w:t>
+      </w:r>
+      <w:r>
+        <w:rPr>
+          <w:rFonts w:ascii="Times New Roman" w:eastAsia="楷体" w:hAnsi="Times New Roman"/>
+          <w:color w:val="000000"/>
+        </w:rPr>
+        <w:t xml:space="preserve"> 5.04 </w:t>
+      </w:r>
+      <w:r>
+        <w:rPr>
+          <w:rFonts w:ascii="Times New Roman" w:eastAsia="楷体" w:hAnsi="Times New Roman"/>
+          <w:color w:val="000000"/>
+        </w:rPr>
+        <w:t>元、剩余现金</w:t>
+      </w:r>
+      <w:r>
+        <w:rPr>
+          <w:rFonts w:ascii="Times New Roman" w:eastAsia="楷体" w:hAnsi="Times New Roman"/>
+          <w:color w:val="000000"/>
+        </w:rPr>
+        <w:t xml:space="preserve"> 5,994.96 </w:t>
+      </w:r>
+      <w:r>
+        <w:rPr>
+          <w:rFonts w:ascii="Times New Roman" w:eastAsia="楷体" w:hAnsi="Times New Roman"/>
+          <w:color w:val="000000"/>
+        </w:rPr>
+        <w:t>元，并注明目标数量因资金条件缩减。该示例用于说明计算规则，输出供方案测算使用。</w:t>
+      </w:r>
+    </w:p>
+    <w:p>
+      <w:pPr>
         <w:keepNext/>
         <w:widowControl/>
         <w:ind w:firstLine="0"/>
@@ -15415,10 +15959,10 @@
         </w:rPr>
         <w:lastRenderedPageBreak/>
         <w:drawing>
-          <wp:inline distT="0" distB="0" distL="0" distR="0" wp14:anchorId="4CB58A02" wp14:editId="6B7C530E">
+          <wp:inline distT="0" distB="0" distL="0" distR="0" wp14:anchorId="08CDEC1E" wp14:editId="5EE7E202">
             <wp:extent cx="5556705" cy="5760000"/>
             <wp:effectExtent l="0" t="0" r="0" b="0"/>
-            <wp:docPr id="10" name="Picture 10"/>
+            <wp:docPr id="12" name="Picture 12"/>
             <wp:cNvGraphicFramePr>
               <a:graphicFrameLocks xmlns:a="http://schemas.openxmlformats.org/drawingml/2006/main" noChangeAspect="1"/>
             </wp:cNvGraphicFramePr>
@@ -15430,7 +15974,7 @@
                     <pic:cNvPicPr/>
                   </pic:nvPicPr>
                   <pic:blipFill>
-                    <a:blip r:embed="rId17"/>
+                    <a:blip r:embed="rId19"/>
                     <a:stretch>
                       <a:fillRect/>
                     </a:stretch>
@@ -15471,7 +16015,7 @@
           <w:color w:val="000000"/>
           <w:sz w:val="21"/>
         </w:rPr>
-        <w:t xml:space="preserve"> 5-4 </w:t>
+        <w:t xml:space="preserve"> 5-6 </w:t>
       </w:r>
       <w:r>
         <w:rPr>
@@ -15498,7 +16042,7 @@
       <w:pPr>
         <w:pStyle w:val="31"/>
       </w:pPr>
-      <w:bookmarkStart w:id="33" w:name="_Toc240647841"/>
+      <w:bookmarkStart w:id="33" w:name="_Toc240653599"/>
       <w:r>
         <w:t xml:space="preserve">5.3.5 </w:t>
       </w:r>
@@ -15512,6 +16056,32 @@
         <w:t>研究调度</w:t>
       </w:r>
       <w:bookmarkEnd w:id="33"/>
+    </w:p>
+    <w:p>
+      <w:pPr>
+        <w:widowControl/>
+      </w:pPr>
+      <w:r>
+        <w:rPr>
+          <w:rFonts w:ascii="Times New Roman" w:eastAsia="楷体" w:hAnsi="Times New Roman"/>
+          <w:color w:val="000000"/>
+        </w:rPr>
+        <w:t>应用环节：专业研究工作台将任务分配给宏观、行业、股票与</w:t>
+      </w:r>
+      <w:r>
+        <w:rPr>
+          <w:rFonts w:ascii="Times New Roman" w:eastAsia="楷体" w:hAnsi="Times New Roman"/>
+          <w:color w:val="000000"/>
+        </w:rPr>
+        <w:t xml:space="preserve"> ETF</w:t>
+      </w:r>
+      <w:r>
+        <w:rPr>
+          <w:rFonts w:ascii="Times New Roman" w:eastAsia="楷体" w:hAnsi="Times New Roman"/>
+          <w:color w:val="000000"/>
+        </w:rPr>
+        <w:t>／基金四类处理角色。每类节点声明允许调用的数据操作、必需字段、依赖节点及时间预算。角色通过类型化输入输出协作，任务间关系由计划声明；一个节点的输出只有满足后续条件时才能继续使用。</w:t>
+      </w:r>
     </w:p>
     <w:p>
       <w:pPr>
@@ -15579,6 +16149,7 @@
         <w:jc w:val="left"/>
       </w:pPr>
       <w:r>
+        <w:lastRenderedPageBreak/>
         <w:tab/>
       </w:r>
       <m:oMath>
@@ -15867,7 +16438,6 @@
         <w:jc w:val="left"/>
       </w:pPr>
       <w:r>
-        <w:lastRenderedPageBreak/>
         <w:tab/>
       </w:r>
       <m:oMath>
@@ -16107,9 +16677,75 @@
     </w:p>
     <w:p>
       <w:pPr>
+        <w:widowControl/>
+      </w:pPr>
+      <w:r>
+        <w:rPr>
+          <w:rFonts w:ascii="Times New Roman" w:eastAsia="楷体" w:hAnsi="Times New Roman"/>
+          <w:color w:val="000000"/>
+        </w:rPr>
+        <w:t>对于证券研究任务，调度器先检查前驱是否全部完成，再向对应提供方提交允许的查询操作，随后将返回数据整理为观测与证据。若某个必需前驱只完成部分字段，依赖它的待执行节点被取消，并保留原因；其他独立节点按自身状态处理。式</w:t>
+      </w:r>
+      <w:r>
+        <w:rPr>
+          <w:rFonts w:ascii="Times New Roman" w:eastAsia="楷体" w:hAnsi="Times New Roman"/>
+          <w:color w:val="000000"/>
+        </w:rPr>
+        <w:t xml:space="preserve"> 5-12 </w:t>
+      </w:r>
+      <w:r>
+        <w:rPr>
+          <w:rFonts w:ascii="Times New Roman" w:eastAsia="楷体" w:hAnsi="Times New Roman"/>
+          <w:color w:val="000000"/>
+        </w:rPr>
+        <w:t>用于启动条件判定，式</w:t>
+      </w:r>
+      <w:r>
+        <w:rPr>
+          <w:rFonts w:ascii="Times New Roman" w:eastAsia="楷体" w:hAnsi="Times New Roman"/>
+          <w:color w:val="000000"/>
+        </w:rPr>
+        <w:t xml:space="preserve"> 5-13 </w:t>
+      </w:r>
+      <w:r>
+        <w:rPr>
+          <w:rFonts w:ascii="Times New Roman" w:eastAsia="楷体" w:hAnsi="Times New Roman"/>
+          <w:color w:val="000000"/>
+        </w:rPr>
+        <w:t>用于限制单次请求时长，最终研究状态继续进入证据处理。</w:t>
+      </w:r>
+    </w:p>
+    <w:p>
+      <w:pPr>
+        <w:widowControl/>
+      </w:pPr>
+      <w:r>
+        <w:rPr>
+          <w:rFonts w:ascii="Times New Roman" w:eastAsia="楷体" w:hAnsi="Times New Roman"/>
+          <w:color w:val="000000"/>
+        </w:rPr>
+        <w:t>对话入口还提供直接工具调用路径：协调器根据当前意图选择工具，校验名称及参数，执行查询并转述工具结果。专业</w:t>
+      </w:r>
+      <w:r>
+        <w:rPr>
+          <w:rFonts w:ascii="Times New Roman" w:eastAsia="楷体" w:hAnsi="Times New Roman"/>
+          <w:color w:val="000000"/>
+        </w:rPr>
+        <w:t xml:space="preserve"> DAG </w:t>
+      </w:r>
+      <w:r>
+        <w:rPr>
+          <w:rFonts w:ascii="Times New Roman" w:eastAsia="楷体" w:hAnsi="Times New Roman"/>
+          <w:color w:val="000000"/>
+        </w:rPr>
+        <w:t>研究路径通过研究计划组织多个节点；两条路径在文档中分别描述其调度与结果处理条件。</w:t>
+      </w:r>
+    </w:p>
+    <w:p>
+      <w:pPr>
         <w:pStyle w:val="31"/>
       </w:pPr>
-      <w:bookmarkStart w:id="34" w:name="_Toc240647842"/>
+      <w:bookmarkStart w:id="34" w:name="_Toc240653600"/>
       <w:r>
         <w:t xml:space="preserve">5.3.6 </w:t>
       </w:r>
@@ -16117,6 +16753,32 @@
         <w:t>双闸门状态聚合与建议资格判定</w:t>
       </w:r>
       <w:bookmarkEnd w:id="34"/>
+    </w:p>
+    <w:p>
+      <w:pPr>
+        <w:widowControl/>
+      </w:pPr>
+      <w:r>
+        <w:rPr>
+          <w:rFonts w:ascii="Times New Roman" w:eastAsia="楷体" w:hAnsi="Times New Roman"/>
+          <w:color w:val="000000"/>
+        </w:rPr>
+        <w:t>应用环节：结构化建议生成前，系统对候选内容及其依据执行风险和合规检查。式</w:t>
+      </w:r>
+      <w:r>
+        <w:rPr>
+          <w:rFonts w:ascii="Times New Roman" w:eastAsia="楷体" w:hAnsi="Times New Roman"/>
+          <w:color w:val="000000"/>
+        </w:rPr>
+        <w:t xml:space="preserve"> 5-14 </w:t>
+      </w:r>
+      <w:r>
+        <w:rPr>
+          <w:rFonts w:ascii="Times New Roman" w:eastAsia="楷体" w:hAnsi="Times New Roman"/>
+          <w:color w:val="000000"/>
+        </w:rPr>
+        <w:t>控制完整建议资格；若风险通过但缺少必要披露，结果仍要求复核，界面显示相应原因。</w:t>
+      </w:r>
     </w:p>
     <w:p>
       <w:pPr>
@@ -16451,10 +17113,10 @@
         </w:rPr>
         <w:lastRenderedPageBreak/>
         <w:drawing>
-          <wp:inline distT="0" distB="0" distL="0" distR="0" wp14:anchorId="1B8B223F" wp14:editId="43AD7C90">
+          <wp:inline distT="0" distB="0" distL="0" distR="0" wp14:anchorId="00D65FE4" wp14:editId="3B29564A">
             <wp:extent cx="4862117" cy="5040000"/>
             <wp:effectExtent l="0" t="0" r="0" b="0"/>
-            <wp:docPr id="11" name="Picture 11"/>
+            <wp:docPr id="13" name="Picture 13"/>
             <wp:cNvGraphicFramePr>
               <a:graphicFrameLocks xmlns:a="http://schemas.openxmlformats.org/drawingml/2006/main" noChangeAspect="1"/>
             </wp:cNvGraphicFramePr>
@@ -16466,7 +17128,7 @@
                     <pic:cNvPicPr/>
                   </pic:nvPicPr>
                   <pic:blipFill>
-                    <a:blip r:embed="rId18"/>
+                    <a:blip r:embed="rId20"/>
                     <a:stretch>
                       <a:fillRect/>
                     </a:stretch>
@@ -16507,7 +17169,7 @@
           <w:color w:val="000000"/>
           <w:sz w:val="21"/>
         </w:rPr>
-        <w:t xml:space="preserve"> 5-5 </w:t>
+        <w:t xml:space="preserve"> 5-7 </w:t>
       </w:r>
       <w:r>
         <w:rPr>
@@ -16924,6 +17586,545 @@
           <w:color w:val="000000"/>
           <w:sz w:val="21"/>
         </w:rPr>
+        <w:t xml:space="preserve"> 5-2 </w:t>
+      </w:r>
+      <w:r>
+        <w:rPr>
+          <w:rFonts w:ascii="Times New Roman" w:eastAsia="楷体" w:hAnsi="Times New Roman"/>
+          <w:color w:val="000000"/>
+          <w:sz w:val="21"/>
+        </w:rPr>
+        <w:t>建议资格状态及处理</w:t>
+      </w:r>
+    </w:p>
+    <w:p>
+      <w:pPr>
+        <w:pStyle w:val="31"/>
+      </w:pPr>
+      <w:bookmarkStart w:id="35" w:name="_Toc240653601"/>
+      <w:r>
+        <w:t xml:space="preserve">5.3.7 </w:t>
+      </w:r>
+      <w:r>
+        <w:t>分层上下文与显式历史记忆</w:t>
+      </w:r>
+      <w:bookmarkEnd w:id="35"/>
+    </w:p>
+    <w:p>
+      <w:pPr>
+        <w:widowControl/>
+      </w:pPr>
+      <w:r>
+        <w:rPr>
+          <w:rFonts w:ascii="Times New Roman" w:eastAsia="楷体" w:hAnsi="Times New Roman"/>
+          <w:color w:val="000000"/>
+        </w:rPr>
+        <w:t>系统根据数据用途组织短期消息、中期会话前提与长期历史记录。三类上下文分别承担语义连续性、当前事实约束及历史复用，保存方式如下。</w:t>
+      </w:r>
+    </w:p>
+    <w:tbl>
+      <w:tblPr>
+        <w:tblW w:w="0" w:type="auto"/>
+        <w:tblBorders>
+          <w:top w:val="single" w:sz="0" w:space="0" w:color="DEE0E3"/>
+          <w:left w:val="single" w:sz="0" w:space="0" w:color="DEE0E3"/>
+          <w:bottom w:val="single" w:sz="0" w:space="0" w:color="DEE0E3"/>
+          <w:right w:val="single" w:sz="0" w:space="0" w:color="DEE0E3"/>
+          <w:insideH w:val="single" w:sz="0" w:space="0" w:color="DEE0E3"/>
+          <w:insideV w:val="single" w:sz="0" w:space="0" w:color="DEE0E3"/>
+        </w:tblBorders>
+        <w:tblLayout w:type="fixed"/>
+        <w:tblCellMar>
+          <w:left w:w="10" w:type="dxa"/>
+          <w:right w:w="10" w:type="dxa"/>
+        </w:tblCellMar>
+        <w:tblLook w:val="04A0" w:firstRow="1" w:lastRow="0" w:firstColumn="1" w:lastColumn="0" w:noHBand="0" w:noVBand="1"/>
+      </w:tblPr>
+      <w:tblGrid>
+        <w:gridCol w:w="2409"/>
+        <w:gridCol w:w="2409"/>
+        <w:gridCol w:w="2409"/>
+        <w:gridCol w:w="2409"/>
+      </w:tblGrid>
+      <w:tr>
+        <w:trPr>
+          <w:cantSplit/>
+          <w:tblHeader/>
+        </w:trPr>
+        <w:tc>
+          <w:tcPr>
+            <w:tcW w:w="2409" w:type="dxa"/>
+          </w:tcPr>
+          <w:p>
+            <w:pPr>
+              <w:keepNext/>
+              <w:spacing w:before="60" w:after="60"/>
+              <w:ind w:firstLine="0"/>
+              <w:jc w:val="left"/>
+            </w:pPr>
+            <w:r>
+              <w:rPr>
+                <w:rFonts w:ascii="Times New Roman" w:eastAsia="楷体" w:hAnsi="Times New Roman"/>
+                <w:b/>
+                <w:color w:val="000000"/>
+                <w:sz w:val="20"/>
+              </w:rPr>
+              <w:lastRenderedPageBreak/>
+              <w:t>上下文层次</w:t>
+            </w:r>
+          </w:p>
+        </w:tc>
+        <w:tc>
+          <w:tcPr>
+            <w:tcW w:w="2409" w:type="dxa"/>
+          </w:tcPr>
+          <w:p>
+            <w:pPr>
+              <w:keepNext/>
+              <w:spacing w:before="60" w:after="60"/>
+              <w:ind w:firstLine="0"/>
+              <w:jc w:val="left"/>
+            </w:pPr>
+            <w:r>
+              <w:rPr>
+                <w:rFonts w:ascii="Times New Roman" w:eastAsia="楷体" w:hAnsi="Times New Roman"/>
+                <w:b/>
+                <w:color w:val="000000"/>
+                <w:sz w:val="20"/>
+              </w:rPr>
+              <w:t>保存内容</w:t>
+            </w:r>
+          </w:p>
+        </w:tc>
+        <w:tc>
+          <w:tcPr>
+            <w:tcW w:w="2409" w:type="dxa"/>
+          </w:tcPr>
+          <w:p>
+            <w:pPr>
+              <w:keepNext/>
+              <w:spacing w:before="60" w:after="60"/>
+              <w:ind w:firstLine="0"/>
+              <w:jc w:val="left"/>
+            </w:pPr>
+            <w:r>
+              <w:rPr>
+                <w:rFonts w:ascii="Times New Roman" w:eastAsia="楷体" w:hAnsi="Times New Roman"/>
+                <w:b/>
+                <w:color w:val="000000"/>
+                <w:sz w:val="20"/>
+              </w:rPr>
+              <w:t>保存位置与范围</w:t>
+            </w:r>
+          </w:p>
+        </w:tc>
+        <w:tc>
+          <w:tcPr>
+            <w:tcW w:w="2409" w:type="dxa"/>
+          </w:tcPr>
+          <w:p>
+            <w:pPr>
+              <w:keepNext/>
+              <w:spacing w:before="60" w:after="60"/>
+              <w:ind w:firstLine="0"/>
+              <w:jc w:val="left"/>
+            </w:pPr>
+            <w:r>
+              <w:rPr>
+                <w:rFonts w:ascii="Times New Roman" w:eastAsia="楷体" w:hAnsi="Times New Roman"/>
+                <w:b/>
+                <w:color w:val="000000"/>
+                <w:sz w:val="20"/>
+              </w:rPr>
+              <w:t>使用方式</w:t>
+            </w:r>
+          </w:p>
+        </w:tc>
+      </w:tr>
+      <w:tr>
+        <w:trPr>
+          <w:cantSplit/>
+        </w:trPr>
+        <w:tc>
+          <w:tcPr>
+            <w:tcW w:w="2409" w:type="dxa"/>
+          </w:tcPr>
+          <w:p>
+            <w:pPr>
+              <w:keepNext/>
+              <w:spacing w:before="60" w:after="60"/>
+              <w:ind w:firstLine="0"/>
+              <w:jc w:val="left"/>
+            </w:pPr>
+            <w:r>
+              <w:rPr>
+                <w:rFonts w:ascii="Times New Roman" w:eastAsia="楷体" w:hAnsi="Times New Roman"/>
+                <w:color w:val="000000"/>
+                <w:sz w:val="20"/>
+              </w:rPr>
+              <w:t>短期消息</w:t>
+            </w:r>
+          </w:p>
+        </w:tc>
+        <w:tc>
+          <w:tcPr>
+            <w:tcW w:w="2409" w:type="dxa"/>
+          </w:tcPr>
+          <w:p>
+            <w:pPr>
+              <w:keepNext/>
+              <w:spacing w:before="60" w:after="60"/>
+              <w:ind w:firstLine="0"/>
+              <w:jc w:val="left"/>
+            </w:pPr>
+            <w:r>
+              <w:rPr>
+                <w:rFonts w:ascii="Times New Roman" w:eastAsia="楷体" w:hAnsi="Times New Roman"/>
+                <w:color w:val="000000"/>
+                <w:sz w:val="20"/>
+              </w:rPr>
+              <w:t>用户与助手的近期文本</w:t>
+            </w:r>
+          </w:p>
+        </w:tc>
+        <w:tc>
+          <w:tcPr>
+            <w:tcW w:w="2409" w:type="dxa"/>
+          </w:tcPr>
+          <w:p>
+            <w:pPr>
+              <w:keepNext/>
+              <w:spacing w:before="60" w:after="60"/>
+              <w:ind w:firstLine="0"/>
+              <w:jc w:val="left"/>
+            </w:pPr>
+            <w:r>
+              <w:rPr>
+                <w:rFonts w:ascii="Times New Roman" w:eastAsia="楷体" w:hAnsi="Times New Roman"/>
+                <w:color w:val="000000"/>
+                <w:sz w:val="20"/>
+              </w:rPr>
+              <w:t>前端按账户组织；展示保存最近</w:t>
+            </w:r>
+            <w:r>
+              <w:rPr>
+                <w:rFonts w:ascii="Times New Roman" w:eastAsia="楷体" w:hAnsi="Times New Roman"/>
+                <w:color w:val="000000"/>
+                <w:sz w:val="20"/>
+              </w:rPr>
+              <w:t xml:space="preserve"> 20 </w:t>
+            </w:r>
+            <w:r>
+              <w:rPr>
+                <w:rFonts w:ascii="Times New Roman" w:eastAsia="楷体" w:hAnsi="Times New Roman"/>
+                <w:color w:val="000000"/>
+                <w:sz w:val="20"/>
+              </w:rPr>
+              <w:t>条消息</w:t>
+            </w:r>
+          </w:p>
+        </w:tc>
+        <w:tc>
+          <w:tcPr>
+            <w:tcW w:w="2409" w:type="dxa"/>
+          </w:tcPr>
+          <w:p>
+            <w:pPr>
+              <w:keepNext/>
+              <w:spacing w:before="60" w:after="60"/>
+              <w:ind w:firstLine="0"/>
+              <w:jc w:val="left"/>
+            </w:pPr>
+            <w:r>
+              <w:rPr>
+                <w:rFonts w:ascii="Times New Roman" w:eastAsia="楷体" w:hAnsi="Times New Roman"/>
+                <w:color w:val="000000"/>
+                <w:sz w:val="20"/>
+              </w:rPr>
+              <w:t>已确认前提的对话提交最近</w:t>
+            </w:r>
+            <w:r>
+              <w:rPr>
+                <w:rFonts w:ascii="Times New Roman" w:eastAsia="楷体" w:hAnsi="Times New Roman"/>
+                <w:color w:val="000000"/>
+                <w:sz w:val="20"/>
+              </w:rPr>
+              <w:t xml:space="preserve"> 6 </w:t>
+            </w:r>
+            <w:r>
+              <w:rPr>
+                <w:rFonts w:ascii="Times New Roman" w:eastAsia="楷体" w:hAnsi="Times New Roman"/>
+                <w:color w:val="000000"/>
+                <w:sz w:val="20"/>
+              </w:rPr>
+              <w:t>条历史消息，服务端再次限制为</w:t>
+            </w:r>
+            <w:r>
+              <w:rPr>
+                <w:rFonts w:ascii="Times New Roman" w:eastAsia="楷体" w:hAnsi="Times New Roman"/>
+                <w:color w:val="000000"/>
+                <w:sz w:val="20"/>
+              </w:rPr>
+              <w:t xml:space="preserve"> 6 </w:t>
+            </w:r>
+            <w:r>
+              <w:rPr>
+                <w:rFonts w:ascii="Times New Roman" w:eastAsia="楷体" w:hAnsi="Times New Roman"/>
+                <w:color w:val="000000"/>
+                <w:sz w:val="20"/>
+              </w:rPr>
+              <w:t>条</w:t>
+            </w:r>
+          </w:p>
+        </w:tc>
+      </w:tr>
+      <w:tr>
+        <w:trPr>
+          <w:cantSplit/>
+        </w:trPr>
+        <w:tc>
+          <w:tcPr>
+            <w:tcW w:w="2409" w:type="dxa"/>
+          </w:tcPr>
+          <w:p>
+            <w:pPr>
+              <w:keepNext/>
+              <w:spacing w:before="60" w:after="60"/>
+              <w:ind w:firstLine="0"/>
+              <w:jc w:val="left"/>
+            </w:pPr>
+            <w:r>
+              <w:rPr>
+                <w:rFonts w:ascii="Times New Roman" w:eastAsia="楷体" w:hAnsi="Times New Roman"/>
+                <w:color w:val="000000"/>
+                <w:sz w:val="20"/>
+              </w:rPr>
+              <w:t>中期会话前提</w:t>
+            </w:r>
+          </w:p>
+        </w:tc>
+        <w:tc>
+          <w:tcPr>
+            <w:tcW w:w="2409" w:type="dxa"/>
+          </w:tcPr>
+          <w:p>
+            <w:pPr>
+              <w:keepNext/>
+              <w:spacing w:before="60" w:after="60"/>
+              <w:ind w:firstLine="0"/>
+              <w:jc w:val="left"/>
+            </w:pPr>
+            <w:r>
+              <w:rPr>
+                <w:rFonts w:ascii="Times New Roman" w:eastAsia="楷体" w:hAnsi="Times New Roman"/>
+                <w:color w:val="000000"/>
+                <w:sz w:val="20"/>
+              </w:rPr>
+              <w:t>当前画像、持仓、数据模式及版本</w:t>
+            </w:r>
+          </w:p>
+        </w:tc>
+        <w:tc>
+          <w:tcPr>
+            <w:tcW w:w="2409" w:type="dxa"/>
+          </w:tcPr>
+          <w:p>
+            <w:pPr>
+              <w:keepNext/>
+              <w:spacing w:before="60" w:after="60"/>
+              <w:ind w:firstLine="0"/>
+              <w:jc w:val="left"/>
+            </w:pPr>
+            <w:r>
+              <w:rPr>
+                <w:rFonts w:ascii="Times New Roman" w:eastAsia="楷体" w:hAnsi="Times New Roman"/>
+                <w:color w:val="000000"/>
+                <w:sz w:val="20"/>
+              </w:rPr>
+              <w:t>服务端</w:t>
+            </w:r>
+            <w:r>
+              <w:rPr>
+                <w:rFonts w:ascii="Times New Roman" w:eastAsia="楷体" w:hAnsi="Times New Roman"/>
+                <w:color w:val="000000"/>
+                <w:sz w:val="20"/>
+              </w:rPr>
+              <w:t xml:space="preserve"> session_truth </w:t>
+            </w:r>
+            <w:r>
+              <w:rPr>
+                <w:rFonts w:ascii="Times New Roman" w:eastAsia="楷体" w:hAnsi="Times New Roman"/>
+                <w:color w:val="000000"/>
+                <w:sz w:val="20"/>
+              </w:rPr>
+              <w:t>记录</w:t>
+            </w:r>
+          </w:p>
+        </w:tc>
+        <w:tc>
+          <w:tcPr>
+            <w:tcW w:w="2409" w:type="dxa"/>
+          </w:tcPr>
+          <w:p>
+            <w:pPr>
+              <w:keepNext/>
+              <w:spacing w:before="60" w:after="60"/>
+              <w:ind w:firstLine="0"/>
+              <w:jc w:val="left"/>
+            </w:pPr>
+            <w:r>
+              <w:rPr>
+                <w:rFonts w:ascii="Times New Roman" w:eastAsia="楷体" w:hAnsi="Times New Roman"/>
+                <w:color w:val="000000"/>
+                <w:sz w:val="20"/>
+              </w:rPr>
+              <w:t>请求开始和输出期间检查版本与事实指纹</w:t>
+            </w:r>
+          </w:p>
+        </w:tc>
+      </w:tr>
+      <w:tr>
+        <w:trPr>
+          <w:cantSplit/>
+        </w:trPr>
+        <w:tc>
+          <w:tcPr>
+            <w:tcW w:w="2409" w:type="dxa"/>
+          </w:tcPr>
+          <w:p>
+            <w:pPr>
+              <w:keepNext/>
+              <w:spacing w:before="60" w:after="60"/>
+              <w:ind w:firstLine="0"/>
+              <w:jc w:val="left"/>
+            </w:pPr>
+            <w:r>
+              <w:rPr>
+                <w:rFonts w:ascii="Times New Roman" w:eastAsia="楷体" w:hAnsi="Times New Roman"/>
+                <w:color w:val="000000"/>
+                <w:sz w:val="20"/>
+              </w:rPr>
+              <w:t>长期显式记录</w:t>
+            </w:r>
+          </w:p>
+        </w:tc>
+        <w:tc>
+          <w:tcPr>
+            <w:tcW w:w="2409" w:type="dxa"/>
+          </w:tcPr>
+          <w:p>
+            <w:pPr>
+              <w:keepNext/>
+              <w:spacing w:before="60" w:after="60"/>
+              <w:ind w:firstLine="0"/>
+              <w:jc w:val="left"/>
+            </w:pPr>
+            <w:r>
+              <w:rPr>
+                <w:rFonts w:ascii="Times New Roman" w:eastAsia="楷体" w:hAnsi="Times New Roman"/>
+                <w:color w:val="000000"/>
+                <w:sz w:val="20"/>
+              </w:rPr>
+              <w:t>确认问卷、画像、组合及关联标识</w:t>
+            </w:r>
+          </w:p>
+        </w:tc>
+        <w:tc>
+          <w:tcPr>
+            <w:tcW w:w="2409" w:type="dxa"/>
+          </w:tcPr>
+          <w:p>
+            <w:pPr>
+              <w:keepNext/>
+              <w:spacing w:before="60" w:after="60"/>
+              <w:ind w:firstLine="0"/>
+              <w:jc w:val="left"/>
+            </w:pPr>
+            <w:r>
+              <w:rPr>
+                <w:rFonts w:ascii="Times New Roman" w:eastAsia="楷体" w:hAnsi="Times New Roman"/>
+                <w:color w:val="000000"/>
+                <w:sz w:val="20"/>
+              </w:rPr>
+              <w:t xml:space="preserve">SQLite </w:t>
+            </w:r>
+            <w:r>
+              <w:rPr>
+                <w:rFonts w:ascii="Times New Roman" w:eastAsia="楷体" w:hAnsi="Times New Roman"/>
+                <w:color w:val="000000"/>
+                <w:sz w:val="20"/>
+              </w:rPr>
+              <w:t>或配置的</w:t>
+            </w:r>
+            <w:r>
+              <w:rPr>
+                <w:rFonts w:ascii="Times New Roman" w:eastAsia="楷体" w:hAnsi="Times New Roman"/>
+                <w:color w:val="000000"/>
+                <w:sz w:val="20"/>
+              </w:rPr>
+              <w:t xml:space="preserve"> PostgreSQL </w:t>
+            </w:r>
+            <w:r>
+              <w:rPr>
+                <w:rFonts w:ascii="Times New Roman" w:eastAsia="楷体" w:hAnsi="Times New Roman"/>
+                <w:color w:val="000000"/>
+                <w:sz w:val="20"/>
+              </w:rPr>
+              <w:t>中的</w:t>
+            </w:r>
+            <w:r>
+              <w:rPr>
+                <w:rFonts w:ascii="Times New Roman" w:eastAsia="楷体" w:hAnsi="Times New Roman"/>
+                <w:color w:val="000000"/>
+                <w:sz w:val="20"/>
+              </w:rPr>
+              <w:t xml:space="preserve"> context_memory</w:t>
+            </w:r>
+          </w:p>
+        </w:tc>
+        <w:tc>
+          <w:tcPr>
+            <w:tcW w:w="2409" w:type="dxa"/>
+          </w:tcPr>
+          <w:p>
+            <w:pPr>
+              <w:keepNext/>
+              <w:spacing w:before="60" w:after="60"/>
+              <w:ind w:firstLine="0"/>
+              <w:jc w:val="left"/>
+            </w:pPr>
+            <w:r>
+              <w:rPr>
+                <w:rFonts w:ascii="Times New Roman" w:eastAsia="楷体" w:hAnsi="Times New Roman"/>
+                <w:color w:val="000000"/>
+                <w:sz w:val="20"/>
+              </w:rPr>
+              <w:t>用户显式保存、检索和恢复，恢复后重新计算派生结果</w:t>
+            </w:r>
+          </w:p>
+        </w:tc>
+      </w:tr>
+    </w:tbl>
+    <w:p>
+      <w:pPr>
+        <w:widowControl/>
+        <w:ind w:firstLine="0"/>
+        <w:jc w:val="center"/>
+      </w:pPr>
+      <w:r>
+        <w:rPr>
+          <w:rFonts w:ascii="Times New Roman" w:eastAsia="楷体" w:hAnsi="Times New Roman"/>
+          <w:color w:val="000000"/>
+          <w:sz w:val="21"/>
+        </w:rPr>
+        <w:t>表</w:t>
+      </w:r>
+      <w:r>
+        <w:rPr>
+          <w:rFonts w:ascii="Times New Roman" w:eastAsia="楷体" w:hAnsi="Times New Roman"/>
+          <w:color w:val="000000"/>
+          <w:sz w:val="21"/>
+        </w:rPr>
         <w:t xml:space="preserve"> 5-3 </w:t>
       </w:r>
       <w:r>
@@ -16932,7 +18133,324 @@
           <w:color w:val="000000"/>
           <w:sz w:val="21"/>
         </w:rPr>
-        <w:t>建议资格状态及处理</w:t>
+        <w:t>三类上下文的存储与使用方式</w:t>
+      </w:r>
+    </w:p>
+    <w:p>
+      <w:pPr>
+        <w:widowControl/>
+      </w:pPr>
+      <w:r>
+        <w:rPr>
+          <w:rFonts w:ascii="Times New Roman" w:eastAsia="楷体" w:hAnsi="Times New Roman"/>
+          <w:color w:val="000000"/>
+        </w:rPr>
+        <w:t>短期消息用于理解</w:t>
+      </w:r>
+      <w:r>
+        <w:rPr>
+          <w:rFonts w:ascii="Times New Roman" w:eastAsia="楷体" w:hAnsi="Times New Roman"/>
+          <w:color w:val="000000"/>
+        </w:rPr>
+        <w:t>“</w:t>
+      </w:r>
+      <w:r>
+        <w:rPr>
+          <w:rFonts w:ascii="Times New Roman" w:eastAsia="楷体" w:hAnsi="Times New Roman"/>
+          <w:color w:val="000000"/>
+        </w:rPr>
+        <w:t>它</w:t>
+      </w:r>
+      <w:r>
+        <w:rPr>
+          <w:rFonts w:ascii="Times New Roman" w:eastAsia="楷体" w:hAnsi="Times New Roman"/>
+          <w:color w:val="000000"/>
+        </w:rPr>
+        <w:t>”“</w:t>
+      </w:r>
+      <w:r>
+        <w:rPr>
+          <w:rFonts w:ascii="Times New Roman" w:eastAsia="楷体" w:hAnsi="Times New Roman"/>
+          <w:color w:val="000000"/>
+        </w:rPr>
+        <w:t>刚才的组合</w:t>
+      </w:r>
+      <w:r>
+        <w:rPr>
+          <w:rFonts w:ascii="Times New Roman" w:eastAsia="楷体" w:hAnsi="Times New Roman"/>
+          <w:color w:val="000000"/>
+        </w:rPr>
+        <w:t>”</w:t>
+      </w:r>
+      <w:r>
+        <w:rPr>
+          <w:rFonts w:ascii="Times New Roman" w:eastAsia="楷体" w:hAnsi="Times New Roman"/>
+          <w:color w:val="000000"/>
+        </w:rPr>
+        <w:t>等连续表达。前端的显示历史与模型输入窗口分别管理；认证账户使用会话内存保存页面历史，其他工作区使用带用户范围的浏览器存储。服务端模型输入由系统说明、有效画像与持仓上下文、最多六条历史消息及当前问题组成。</w:t>
+      </w:r>
+    </w:p>
+    <w:p>
+      <w:pPr>
+        <w:widowControl/>
+      </w:pPr>
+      <w:r>
+        <w:rPr>
+          <w:rFonts w:ascii="Times New Roman" w:eastAsia="楷体" w:hAnsi="Times New Roman"/>
+          <w:color w:val="000000"/>
+        </w:rPr>
+        <w:t>会话前提从服务端当前记录生成，包含画像、持仓快照和数据模式。系统对规范化内容计算指纹，并为确认记录维护修订号。用户在分析过程中修改持仓或画像时，当前指纹与确认指纹出现差异，后续请求要求重新确认；流式输出期间也会再次核对，防止旧前提继续支撑当前结论。</w:t>
+      </w:r>
+    </w:p>
+    <w:p>
+      <w:pPr>
+        <w:widowControl/>
+      </w:pPr>
+      <w:r>
+        <w:rPr>
+          <w:rFonts w:ascii="Times New Roman" w:eastAsia="楷体" w:hAnsi="Times New Roman"/>
+          <w:color w:val="000000"/>
+        </w:rPr>
+        <w:t>长期记忆保存经过校验的结构化对象及内容哈希。检索按用户归属读取最近</w:t>
+      </w:r>
+      <w:r>
+        <w:rPr>
+          <w:rFonts w:ascii="Times New Roman" w:eastAsia="楷体" w:hAnsi="Times New Roman"/>
+          <w:color w:val="000000"/>
+        </w:rPr>
+        <w:t xml:space="preserve"> 100 </w:t>
+      </w:r>
+      <w:r>
+        <w:rPr>
+          <w:rFonts w:ascii="Times New Roman" w:eastAsia="楷体" w:hAnsi="Times New Roman"/>
+          <w:color w:val="000000"/>
+        </w:rPr>
+        <w:t>条显式记录，配置模型时根据风险等级、期限、资产名称及意图等描述字段排序；未配置或模型不可用时返回带原因标识的有限关键词匹配。检索结果保持</w:t>
+      </w:r>
+      <w:r>
+        <w:rPr>
+          <w:rFonts w:ascii="Times New Roman" w:eastAsia="楷体" w:hAnsi="Times New Roman"/>
+          <w:color w:val="000000"/>
+        </w:rPr>
+        <w:t xml:space="preserve"> HISTORICAL_ONLY </w:t>
+      </w:r>
+      <w:r>
+        <w:rPr>
+          <w:rFonts w:ascii="Times New Roman" w:eastAsia="楷体" w:hAnsi="Times New Roman"/>
+          <w:color w:val="000000"/>
+        </w:rPr>
+        <w:t>状态，不自动覆盖当前画像与持仓。用户选择恢复后，界面载入历史资料并清空派生结果，当前分析还需重新确认与计算。</w:t>
+      </w:r>
+    </w:p>
+    <w:p>
+      <w:pPr>
+        <w:pStyle w:val="31"/>
+      </w:pPr>
+      <w:bookmarkStart w:id="36" w:name="_Toc240653602"/>
+      <w:r>
+        <w:t xml:space="preserve">5.3.8 </w:t>
+      </w:r>
+      <w:r>
+        <w:t>多轮追问与工具需求路由</w:t>
+      </w:r>
+      <w:bookmarkEnd w:id="36"/>
+    </w:p>
+    <w:p>
+      <w:pPr>
+        <w:widowControl/>
+      </w:pPr>
+      <w:r>
+        <w:rPr>
+          <w:rFonts w:ascii="Times New Roman" w:eastAsia="楷体" w:hAnsi="Times New Roman"/>
+          <w:color w:val="000000"/>
+        </w:rPr>
+        <w:t>每轮问题均重新判定是否依赖外部金融事实或个人持仓计算。分类器结合当前问题及近期消息，返回明确的工具需求标记。一般闲聊、自我介绍、写作翻译、概念或公式解释允许进入一般回答；具体证券行情、财务新闻、个人持仓分析以及金额和调仓测算要求调用工具。无法确定时按需要工具处理。</w:t>
+      </w:r>
+    </w:p>
+    <w:p>
+      <w:pPr>
+        <w:widowControl/>
+      </w:pPr>
+      <w:r>
+        <w:rPr>
+          <w:rFonts w:ascii="Times New Roman" w:eastAsia="楷体" w:hAnsi="Times New Roman"/>
+          <w:color w:val="000000"/>
+        </w:rPr>
+        <w:t>例如，用户先询问某只股票的持仓风险，随后追问</w:t>
+      </w:r>
+      <w:r>
+        <w:rPr>
+          <w:rFonts w:ascii="Times New Roman" w:eastAsia="楷体" w:hAnsi="Times New Roman"/>
+          <w:color w:val="000000"/>
+        </w:rPr>
+        <w:t>“</w:t>
+      </w:r>
+      <w:r>
+        <w:rPr>
+          <w:rFonts w:ascii="Times New Roman" w:eastAsia="楷体" w:hAnsi="Times New Roman"/>
+          <w:color w:val="000000"/>
+        </w:rPr>
+        <w:t>如果减持一部分，现金会增加多少</w:t>
+      </w:r>
+      <w:r>
+        <w:rPr>
+          <w:rFonts w:ascii="Times New Roman" w:eastAsia="楷体" w:hAnsi="Times New Roman"/>
+          <w:color w:val="000000"/>
+        </w:rPr>
+        <w:t>”</w:t>
+      </w:r>
+      <w:r>
+        <w:rPr>
+          <w:rFonts w:ascii="Times New Roman" w:eastAsia="楷体" w:hAnsi="Times New Roman"/>
+          <w:color w:val="000000"/>
+        </w:rPr>
+        <w:t>，系统借助近期消息理解指代，同时从服务端确认前提读取数量与画像，并调用确定性测算。用户提出</w:t>
+      </w:r>
+      <w:r>
+        <w:rPr>
+          <w:rFonts w:ascii="Times New Roman" w:eastAsia="楷体" w:hAnsi="Times New Roman"/>
+          <w:color w:val="000000"/>
+        </w:rPr>
+        <w:t>“</w:t>
+      </w:r>
+      <w:r>
+        <w:rPr>
+          <w:rFonts w:ascii="Times New Roman" w:eastAsia="楷体" w:hAnsi="Times New Roman"/>
+          <w:color w:val="000000"/>
+        </w:rPr>
+        <w:t>为什么这个比例超限</w:t>
+      </w:r>
+      <w:r>
+        <w:rPr>
+          <w:rFonts w:ascii="Times New Roman" w:eastAsia="楷体" w:hAnsi="Times New Roman"/>
+          <w:color w:val="000000"/>
+        </w:rPr>
+        <w:t>”</w:t>
+      </w:r>
+      <w:r>
+        <w:rPr>
+          <w:rFonts w:ascii="Times New Roman" w:eastAsia="楷体" w:hAnsi="Times New Roman"/>
+          <w:color w:val="000000"/>
+        </w:rPr>
+        <w:t>时，回答可结合已有计算依据解释预算规则；如果追问改变了持仓或投资条件，则需要更新资料并重新确认相关前提。</w:t>
+      </w:r>
+    </w:p>
+    <w:p>
+      <w:pPr>
+        <w:widowControl/>
+      </w:pPr>
+      <w:r>
+        <w:rPr>
+          <w:rFonts w:ascii="Times New Roman" w:eastAsia="楷体" w:hAnsi="Times New Roman"/>
+          <w:color w:val="000000"/>
+        </w:rPr>
+        <w:t>对于非金融问题，当前产品采用一般回答与金融工具调用的分流策略。对话并未设置全面禁止非金融内容的规则；涉及金融事实的请求要求核验，用户要求跳过工具不能改变这一条件。没有有效确认前提时，工作台按一般交流提交，不附带个性化画像、持仓和此前的金融消息上下文。</w:t>
+      </w:r>
+    </w:p>
+    <w:p>
+      <w:pPr>
+        <w:keepNext/>
+        <w:widowControl/>
+        <w:ind w:firstLine="0"/>
+        <w:jc w:val="center"/>
+      </w:pPr>
+      <w:r>
+        <w:rPr>
+          <w:noProof/>
+        </w:rPr>
+        <w:lastRenderedPageBreak/>
+        <w:drawing>
+          <wp:inline distT="0" distB="0" distL="0" distR="0" wp14:anchorId="3BE03205" wp14:editId="22EBC6A8">
+            <wp:extent cx="5350584" cy="6300000"/>
+            <wp:effectExtent l="0" t="0" r="0" b="0"/>
+            <wp:docPr id="14" name="Picture 14"/>
+            <wp:cNvGraphicFramePr>
+              <a:graphicFrameLocks xmlns:a="http://schemas.openxmlformats.org/drawingml/2006/main" noChangeAspect="1"/>
+            </wp:cNvGraphicFramePr>
+            <a:graphic xmlns:a="http://schemas.openxmlformats.org/drawingml/2006/main">
+              <a:graphicData uri="http://schemas.openxmlformats.org/drawingml/2006/picture">
+                <pic:pic xmlns:pic="http://schemas.openxmlformats.org/drawingml/2006/picture">
+                  <pic:nvPicPr>
+                    <pic:cNvPr id="0" name="context-dataflow.png"/>
+                    <pic:cNvPicPr/>
+                  </pic:nvPicPr>
+                  <pic:blipFill>
+                    <a:blip r:embed="rId21"/>
+                    <a:stretch>
+                      <a:fillRect/>
+                    </a:stretch>
+                  </pic:blipFill>
+                  <pic:spPr>
+                    <a:xfrm>
+                      <a:off x="0" y="0"/>
+                      <a:ext cx="5350584" cy="6300000"/>
+                    </a:xfrm>
+                    <a:prstGeom prst="rect">
+                      <a:avLst/>
+                    </a:prstGeom>
+                  </pic:spPr>
+                </pic:pic>
+              </a:graphicData>
+            </a:graphic>
+          </wp:inline>
+        </w:drawing>
+      </w:r>
+    </w:p>
+    <w:p>
+      <w:pPr>
+        <w:widowControl/>
+        <w:ind w:firstLine="0"/>
+        <w:jc w:val="center"/>
+      </w:pPr>
+      <w:r>
+        <w:rPr>
+          <w:rFonts w:ascii="Times New Roman" w:eastAsia="楷体" w:hAnsi="Times New Roman"/>
+          <w:color w:val="000000"/>
+          <w:sz w:val="21"/>
+        </w:rPr>
+        <w:t>图</w:t>
+      </w:r>
+      <w:r>
+        <w:rPr>
+          <w:rFonts w:ascii="Times New Roman" w:eastAsia="楷体" w:hAnsi="Times New Roman"/>
+          <w:color w:val="000000"/>
+          <w:sz w:val="21"/>
+        </w:rPr>
+        <w:t xml:space="preserve"> 5-8 </w:t>
+      </w:r>
+      <w:r>
+        <w:rPr>
+          <w:rFonts w:ascii="Times New Roman" w:eastAsia="楷体" w:hAnsi="Times New Roman"/>
+          <w:color w:val="000000"/>
+          <w:sz w:val="21"/>
+        </w:rPr>
+        <w:t>画像记忆对话与专业分析的数据流</w:t>
+      </w:r>
+    </w:p>
+    <w:p>
+      <w:pPr>
+        <w:widowControl/>
+      </w:pPr>
+      <w:r>
+        <w:rPr>
+          <w:rFonts w:ascii="Times New Roman" w:eastAsia="楷体" w:hAnsi="Times New Roman"/>
+          <w:color w:val="000000"/>
+        </w:rPr>
+        <w:t>在图</w:t>
+      </w:r>
+      <w:r>
+        <w:rPr>
+          <w:rFonts w:ascii="Times New Roman" w:eastAsia="楷体" w:hAnsi="Times New Roman"/>
+          <w:color w:val="000000"/>
+        </w:rPr>
+        <w:t xml:space="preserve"> 5-8 </w:t>
+      </w:r>
+      <w:r>
+        <w:rPr>
+          <w:rFonts w:ascii="Times New Roman" w:eastAsia="楷体" w:hAnsi="Times New Roman"/>
+          <w:color w:val="000000"/>
+        </w:rPr>
+        <w:t>中，结构化建议路径经过独立双闸门，聊天工具转述路径根据工具结果组织回答。二者共用用户资料和事实来源，按各自入口执行结果检查。历史检索结果需要经过用户选择与确认，才能重新成为当前分析输入。</w:t>
       </w:r>
     </w:p>
     <w:p>
@@ -16940,7 +18458,7 @@
         <w:pStyle w:val="1"/>
         <w:widowControl/>
       </w:pPr>
-      <w:bookmarkStart w:id="35" w:name="_Toc240647843"/>
+      <w:bookmarkStart w:id="37" w:name="_Toc240653603"/>
       <w:r>
         <w:lastRenderedPageBreak/>
         <w:t>第六章</w:t>
@@ -16951,34 +18469,34 @@
       <w:r>
         <w:t>创新亮点</w:t>
       </w:r>
-      <w:bookmarkEnd w:id="35"/>
+      <w:bookmarkEnd w:id="37"/>
     </w:p>
     <w:p>
       <w:pPr>
         <w:pStyle w:val="2"/>
         <w:widowControl/>
       </w:pPr>
-      <w:bookmarkStart w:id="36" w:name="_Toc240647844"/>
+      <w:bookmarkStart w:id="38" w:name="_Toc240653604"/>
       <w:r>
         <w:t xml:space="preserve">6.1 </w:t>
       </w:r>
       <w:r>
-        <w:t>画像条件化的动态风险可行域构建</w:t>
-      </w:r>
-      <w:bookmarkEnd w:id="36"/>
+        <w:t>面向多轮咨询的版本化事实约束</w:t>
+      </w:r>
+      <w:bookmarkEnd w:id="38"/>
     </w:p>
     <w:p>
       <w:pPr>
         <w:pStyle w:val="31"/>
       </w:pPr>
-      <w:bookmarkStart w:id="37" w:name="_Toc240647845"/>
+      <w:bookmarkStart w:id="39" w:name="_Toc240653605"/>
       <w:r>
         <w:t xml:space="preserve">6.1.1 </w:t>
       </w:r>
       <w:r>
         <w:t>问题背景</w:t>
       </w:r>
-      <w:bookmarkEnd w:id="37"/>
+      <w:bookmarkEnd w:id="39"/>
     </w:p>
     <w:p>
       <w:pPr>
@@ -16989,7 +18507,77 @@
           <w:rFonts w:ascii="Times New Roman" w:eastAsia="楷体" w:hAnsi="Times New Roman"/>
           <w:color w:val="000000"/>
         </w:rPr>
-        <w:t>投资者对同一组合的承受能力存在差异。资金使用期限、日常流动性需求和可接受损失都会影响资产配置，仅在咨询开始时记录一个风险等级，难以说明这些条件如何影响最终建议。个性化金融顾问研究也将用户条件获取与建议适配列为重要问题</w:t>
+        <w:t>投资咨询经常连续经历</w:t>
+      </w:r>
+      <w:r>
+        <w:rPr>
+          <w:rFonts w:ascii="Times New Roman" w:eastAsia="楷体" w:hAnsi="Times New Roman"/>
+          <w:color w:val="000000"/>
+        </w:rPr>
+        <w:t>“</w:t>
+      </w:r>
+      <w:r>
+        <w:rPr>
+          <w:rFonts w:ascii="Times New Roman" w:eastAsia="楷体" w:hAnsi="Times New Roman"/>
+          <w:color w:val="000000"/>
+        </w:rPr>
+        <w:t>查看持仓</w:t>
+      </w:r>
+      <w:r>
+        <w:rPr>
+          <w:rFonts w:ascii="Times New Roman" w:eastAsia="楷体" w:hAnsi="Times New Roman"/>
+          <w:color w:val="000000"/>
+        </w:rPr>
+        <w:t>—</w:t>
+      </w:r>
+      <w:r>
+        <w:rPr>
+          <w:rFonts w:ascii="Times New Roman" w:eastAsia="楷体" w:hAnsi="Times New Roman"/>
+          <w:color w:val="000000"/>
+        </w:rPr>
+        <w:t>解释风险</w:t>
+      </w:r>
+      <w:r>
+        <w:rPr>
+          <w:rFonts w:ascii="Times New Roman" w:eastAsia="楷体" w:hAnsi="Times New Roman"/>
+          <w:color w:val="000000"/>
+        </w:rPr>
+        <w:t>—</w:t>
+      </w:r>
+      <w:r>
+        <w:rPr>
+          <w:rFonts w:ascii="Times New Roman" w:eastAsia="楷体" w:hAnsi="Times New Roman"/>
+          <w:color w:val="000000"/>
+        </w:rPr>
+        <w:t>修改条件</w:t>
+      </w:r>
+      <w:r>
+        <w:rPr>
+          <w:rFonts w:ascii="Times New Roman" w:eastAsia="楷体" w:hAnsi="Times New Roman"/>
+          <w:color w:val="000000"/>
+        </w:rPr>
+        <w:t>—</w:t>
+      </w:r>
+      <w:r>
+        <w:rPr>
+          <w:rFonts w:ascii="Times New Roman" w:eastAsia="楷体" w:hAnsi="Times New Roman"/>
+          <w:color w:val="000000"/>
+        </w:rPr>
+        <w:t>询问调整方案</w:t>
+      </w:r>
+      <w:r>
+        <w:rPr>
+          <w:rFonts w:ascii="Times New Roman" w:eastAsia="楷体" w:hAnsi="Times New Roman"/>
+          <w:color w:val="000000"/>
+        </w:rPr>
+        <w:t>”</w:t>
+      </w:r>
+      <w:r>
+        <w:rPr>
+          <w:rFonts w:ascii="Times New Roman" w:eastAsia="楷体" w:hAnsi="Times New Roman"/>
+          <w:color w:val="000000"/>
+        </w:rPr>
+        <w:t>。在这个过程中，对话文本、实际持仓和用户意图可能同时变化。若继续使用上一轮的数量或风险条件，即使语言回答保持连贯，结论也可能建立在已经失效的输入上。个性化顾问研究关注用户条件与建议适配</w:t>
       </w:r>
       <w:r>
         <w:rPr>
@@ -17003,7 +18591,7 @@
           <w:rFonts w:ascii="Times New Roman" w:eastAsia="楷体" w:hAnsi="Times New Roman"/>
           <w:color w:val="000000"/>
         </w:rPr>
-        <w:t>。</w:t>
+        <w:t>，</w:t>
       </w:r>
       <w:r>
         <w:rPr>
@@ -17017,21 +18605,21 @@
           <w:rFonts w:ascii="Times New Roman" w:eastAsia="楷体" w:hAnsi="Times New Roman"/>
           <w:color w:val="000000"/>
         </w:rPr>
-        <w:t>围绕这一需求，建立由投资者画像直接参与风险预算和组合检查的个性化约束机制。</w:t>
+        <w:t>将这一问题进一步转化为当前事实的版本一致性约束。</w:t>
       </w:r>
     </w:p>
     <w:p>
       <w:pPr>
         <w:pStyle w:val="31"/>
       </w:pPr>
-      <w:bookmarkStart w:id="38" w:name="_Toc240647846"/>
+      <w:bookmarkStart w:id="40" w:name="_Toc240653606"/>
       <w:r>
         <w:t xml:space="preserve">6.1.2 </w:t>
       </w:r>
       <w:r>
-        <w:t>条件映射与约束生成</w:t>
-      </w:r>
-      <w:bookmarkEnd w:id="38"/>
+        <w:t>消息语境与事实前提协同</w:t>
+      </w:r>
+      <w:bookmarkEnd w:id="40"/>
     </w:p>
     <w:p>
       <w:pPr>
@@ -17042,7 +18630,35 @@
           <w:rFonts w:ascii="Times New Roman" w:eastAsia="楷体" w:hAnsi="Times New Roman"/>
           <w:color w:val="000000"/>
         </w:rPr>
-        <w:t>第一步：形成确认画像。系统结合问卷与自然语言输入，整理损失承受能力、投资期限、流动性需求等条件。两类输入存在冲突时，保留冲突内容并由用户确认，使后续计算具有明确依据。</w:t>
+        <w:t>系统为消息语境和事实前提设置不同职责。近期消息用于理解省略表达和追问对象；画像、持仓数量与数据模式由服务端的确认前提提供。两类输入在本轮请求中组合，使模型能够理解</w:t>
+      </w:r>
+      <w:r>
+        <w:rPr>
+          <w:rFonts w:ascii="Times New Roman" w:eastAsia="楷体" w:hAnsi="Times New Roman"/>
+          <w:color w:val="000000"/>
+        </w:rPr>
+        <w:t>“</w:t>
+      </w:r>
+      <w:r>
+        <w:rPr>
+          <w:rFonts w:ascii="Times New Roman" w:eastAsia="楷体" w:hAnsi="Times New Roman"/>
+          <w:color w:val="000000"/>
+        </w:rPr>
+        <w:t>刚才那只股票</w:t>
+      </w:r>
+      <w:r>
+        <w:rPr>
+          <w:rFonts w:ascii="Times New Roman" w:eastAsia="楷体" w:hAnsi="Times New Roman"/>
+          <w:color w:val="000000"/>
+        </w:rPr>
+        <w:t>”</w:t>
+      </w:r>
+      <w:r>
+        <w:rPr>
+          <w:rFonts w:ascii="Times New Roman" w:eastAsia="楷体" w:hAnsi="Times New Roman"/>
+          <w:color w:val="000000"/>
+        </w:rPr>
+        <w:t>，同时让数量与风险预算始终来自可校验的结构化记录。</w:t>
       </w:r>
     </w:p>
     <w:p>
@@ -17054,35 +18670,77 @@
           <w:rFonts w:ascii="Times New Roman" w:eastAsia="楷体" w:hAnsi="Times New Roman"/>
           <w:color w:val="000000"/>
         </w:rPr>
-        <w:t>第二步：生成条件化预算。程序通过归一化评分和分段映射，将画像转化为单一资产、行业、科技及未分类资产的比例上限。设</w:t>
-      </w:r>
-      <w:r>
-        <w:rPr>
-          <w:rFonts w:ascii="Times New Roman" w:eastAsia="楷体" w:hAnsi="Times New Roman"/>
-          <w:color w:val="000000"/>
-        </w:rPr>
-        <w:t xml:space="preserve"> p </w:t>
-      </w:r>
-      <w:r>
-        <w:rPr>
-          <w:rFonts w:ascii="Times New Roman" w:eastAsia="楷体" w:hAnsi="Times New Roman"/>
-          <w:color w:val="000000"/>
-        </w:rPr>
-        <w:t>为确认画像，</w:t>
-      </w:r>
-      <w:r>
-        <w:rPr>
-          <w:rFonts w:ascii="Times New Roman" w:eastAsia="楷体" w:hAnsi="Times New Roman"/>
-          <w:color w:val="000000"/>
-        </w:rPr>
-        <w:t xml:space="preserve">o </w:t>
-      </w:r>
-      <w:r>
-        <w:rPr>
-          <w:rFonts w:ascii="Times New Roman" w:eastAsia="楷体" w:hAnsi="Times New Roman"/>
-          <w:color w:val="000000"/>
-        </w:rPr>
-        <w:t>为组合各项观察比例，画像决定的风险可行域可表示为：</w:t>
+        <w:t>确认前提保存内容指纹和修订号。设</w:t>
+      </w:r>
+      <w:r>
+        <w:rPr>
+          <w:rFonts w:ascii="Times New Roman" w:eastAsia="楷体" w:hAnsi="Times New Roman"/>
+          <w:color w:val="000000"/>
+        </w:rPr>
+        <w:t xml:space="preserve"> F_t </w:t>
+      </w:r>
+      <w:r>
+        <w:rPr>
+          <w:rFonts w:ascii="Times New Roman" w:eastAsia="楷体" w:hAnsi="Times New Roman"/>
+          <w:color w:val="000000"/>
+        </w:rPr>
+        <w:t>为服务端当前事实，</w:t>
+      </w:r>
+      <w:r>
+        <w:rPr>
+          <w:rFonts w:ascii="Times New Roman" w:eastAsia="楷体" w:hAnsi="Times New Roman"/>
+          <w:color w:val="000000"/>
+        </w:rPr>
+        <w:t xml:space="preserve">H </w:t>
+      </w:r>
+      <w:r>
+        <w:rPr>
+          <w:rFonts w:ascii="Times New Roman" w:eastAsia="楷体" w:hAnsi="Times New Roman"/>
+          <w:color w:val="000000"/>
+        </w:rPr>
+        <w:t>为规范化内容的哈希函数，</w:t>
+      </w:r>
+      <w:r>
+        <w:rPr>
+          <w:rFonts w:ascii="Times New Roman" w:eastAsia="楷体" w:hAnsi="Times New Roman"/>
+          <w:color w:val="000000"/>
+        </w:rPr>
+        <w:t xml:space="preserve">h_r </w:t>
+      </w:r>
+      <w:r>
+        <w:rPr>
+          <w:rFonts w:ascii="Times New Roman" w:eastAsia="楷体" w:hAnsi="Times New Roman"/>
+          <w:color w:val="000000"/>
+        </w:rPr>
+        <w:t>为已确认修订对应的指纹，</w:t>
+      </w:r>
+      <w:r>
+        <w:rPr>
+          <w:rFonts w:ascii="Times New Roman" w:eastAsia="楷体" w:hAnsi="Times New Roman"/>
+          <w:color w:val="000000"/>
+        </w:rPr>
+        <w:t xml:space="preserve">r_req </w:t>
+      </w:r>
+      <w:r>
+        <w:rPr>
+          <w:rFonts w:ascii="Times New Roman" w:eastAsia="楷体" w:hAnsi="Times New Roman"/>
+          <w:color w:val="000000"/>
+        </w:rPr>
+        <w:t>与</w:t>
+      </w:r>
+      <w:r>
+        <w:rPr>
+          <w:rFonts w:ascii="Times New Roman" w:eastAsia="楷体" w:hAnsi="Times New Roman"/>
+          <w:color w:val="000000"/>
+        </w:rPr>
+        <w:t xml:space="preserve"> r_store </w:t>
+      </w:r>
+      <w:r>
+        <w:rPr>
+          <w:rFonts w:ascii="Times New Roman" w:eastAsia="楷体" w:hAnsi="Times New Roman"/>
+          <w:color w:val="000000"/>
+        </w:rPr>
+        <w:t>为请求及存储修订号，当前前提有效需要满足：</w:t>
       </w:r>
     </w:p>
     <w:p>
@@ -17100,66 +18758,20 @@
         <w:tab/>
       </w:r>
       <m:oMath>
-        <m:r>
-          <m:rPr>
-            <m:scr m:val="script"/>
-          </m:rPr>
-          <w:rPr>
-            <w:rFonts w:ascii="Cambria Math" w:hAnsi="Cambria Math"/>
-          </w:rPr>
-          <m:t>F</m:t>
-        </m:r>
-        <m:r>
-          <w:rPr>
-            <w:rFonts w:ascii="Cambria Math" w:hAnsi="Cambria Math"/>
-          </w:rPr>
-          <m:t>(</m:t>
-        </m:r>
-        <m:r>
-          <w:rPr>
-            <w:rFonts w:ascii="Cambria Math" w:hAnsi="Cambria Math"/>
-          </w:rPr>
-          <m:t>p</m:t>
-        </m:r>
-        <m:r>
-          <w:rPr>
-            <w:rFonts w:ascii="Cambria Math" w:hAnsi="Cambria Math"/>
-          </w:rPr>
-          <m:t>)={</m:t>
-        </m:r>
-        <m:r>
-          <m:rPr>
-            <m:sty m:val="b"/>
-          </m:rPr>
-          <w:rPr>
-            <w:rFonts w:ascii="Cambria Math" w:hAnsi="Cambria Math"/>
-          </w:rPr>
-          <m:t>o</m:t>
-        </m:r>
-        <m:r>
-          <w:rPr>
-            <w:rFonts w:ascii="Cambria Math" w:hAnsi="Cambria Math"/>
-          </w:rPr>
-          <m:t>∈</m:t>
-        </m:r>
-        <m:sSubSup>
-          <m:sSubSupPr>
+        <m:sSub>
+          <m:sSubPr>
             <m:ctrlPr>
               <w:rPr>
                 <w:rFonts w:ascii="Cambria Math" w:hAnsi="Cambria Math"/>
               </w:rPr>
             </m:ctrlPr>
-          </m:sSubSupPr>
+          </m:sSubPr>
           <m:e>
             <m:r>
-              <m:rPr>
-                <m:scr m:val="double-struck"/>
-                <m:sty m:val="p"/>
-              </m:rPr>
               <w:rPr>
                 <w:rFonts w:ascii="Cambria Math" w:hAnsi="Cambria Math"/>
               </w:rPr>
-              <m:t>R</m:t>
+              <m:t>Valid</m:t>
             </m:r>
           </m:e>
           <m:sub>
@@ -17167,23 +18779,15 @@
               <w:rPr>
                 <w:rFonts w:ascii="Cambria Math" w:hAnsi="Cambria Math"/>
               </w:rPr>
-              <m:t>≥0</m:t>
+              <m:t>t</m:t>
             </m:r>
           </m:sub>
-          <m:sup>
-            <m:r>
-              <w:rPr>
-                <w:rFonts w:ascii="Cambria Math" w:hAnsi="Cambria Math"/>
-              </w:rPr>
-              <m:t>m</m:t>
-            </m:r>
-          </m:sup>
-        </m:sSubSup>
+        </m:sSub>
         <m:r>
           <w:rPr>
             <w:rFonts w:ascii="Cambria Math" w:hAnsi="Cambria Math"/>
           </w:rPr>
-          <m:t>:</m:t>
+          <m:t>=(</m:t>
         </m:r>
         <m:sSub>
           <m:sSubPr>
@@ -17198,15 +18802,18 @@
               <w:rPr>
                 <w:rFonts w:ascii="Cambria Math" w:hAnsi="Cambria Math"/>
               </w:rPr>
-              <m:t>o</m:t>
+              <m:t>r</m:t>
             </m:r>
           </m:e>
           <m:sub>
             <m:r>
+              <m:rPr>
+                <m:sty m:val="p"/>
+              </m:rPr>
               <w:rPr>
                 <w:rFonts w:ascii="Cambria Math" w:hAnsi="Cambria Math"/>
               </w:rPr>
-              <m:t>d</m:t>
+              <m:t>req</m:t>
             </m:r>
           </m:sub>
         </m:sSub>
@@ -17214,7 +18821,7 @@
           <w:rPr>
             <w:rFonts w:ascii="Cambria Math" w:hAnsi="Cambria Math"/>
           </w:rPr>
-          <m:t>≤</m:t>
+          <m:t>=</m:t>
         </m:r>
         <m:sSub>
           <m:sSubPr>
@@ -17229,15 +18836,18 @@
               <w:rPr>
                 <w:rFonts w:ascii="Cambria Math" w:hAnsi="Cambria Math"/>
               </w:rPr>
-              <m:t>b</m:t>
+              <m:t>r</m:t>
             </m:r>
           </m:e>
           <m:sub>
             <m:r>
+              <m:rPr>
+                <m:sty m:val="p"/>
+              </m:rPr>
               <w:rPr>
                 <w:rFonts w:ascii="Cambria Math" w:hAnsi="Cambria Math"/>
               </w:rPr>
-              <m:t>d</m:t>
+              <m:t>store</m:t>
             </m:r>
           </m:sub>
         </m:sSub>
@@ -17245,52 +18855,81 @@
           <w:rPr>
             <w:rFonts w:ascii="Cambria Math" w:hAnsi="Cambria Math"/>
           </w:rPr>
+          <m:t>)∧(</m:t>
+        </m:r>
+        <m:r>
+          <w:rPr>
+            <w:rFonts w:ascii="Cambria Math" w:hAnsi="Cambria Math"/>
+          </w:rPr>
+          <m:t>H</m:t>
+        </m:r>
+        <m:r>
+          <w:rPr>
+            <w:rFonts w:ascii="Cambria Math" w:hAnsi="Cambria Math"/>
+          </w:rPr>
           <m:t>(</m:t>
         </m:r>
+        <m:sSub>
+          <m:sSubPr>
+            <m:ctrlPr>
+              <w:rPr>
+                <w:rFonts w:ascii="Cambria Math" w:hAnsi="Cambria Math"/>
+              </w:rPr>
+            </m:ctrlPr>
+          </m:sSubPr>
+          <m:e>
+            <m:r>
+              <w:rPr>
+                <w:rFonts w:ascii="Cambria Math" w:hAnsi="Cambria Math"/>
+              </w:rPr>
+              <m:t>F</m:t>
+            </m:r>
+          </m:e>
+          <m:sub>
+            <m:r>
+              <w:rPr>
+                <w:rFonts w:ascii="Cambria Math" w:hAnsi="Cambria Math"/>
+              </w:rPr>
+              <m:t>t</m:t>
+            </m:r>
+          </m:sub>
+        </m:sSub>
         <m:r>
           <w:rPr>
             <w:rFonts w:ascii="Cambria Math" w:hAnsi="Cambria Math"/>
           </w:rPr>
-          <m:t>p</m:t>
+          <m:t>)=</m:t>
         </m:r>
+        <m:sSub>
+          <m:sSubPr>
+            <m:ctrlPr>
+              <w:rPr>
+                <w:rFonts w:ascii="Cambria Math" w:hAnsi="Cambria Math"/>
+              </w:rPr>
+            </m:ctrlPr>
+          </m:sSubPr>
+          <m:e>
+            <m:r>
+              <w:rPr>
+                <w:rFonts w:ascii="Cambria Math" w:hAnsi="Cambria Math"/>
+              </w:rPr>
+              <m:t>h</m:t>
+            </m:r>
+          </m:e>
+          <m:sub>
+            <m:r>
+              <w:rPr>
+                <w:rFonts w:ascii="Cambria Math" w:hAnsi="Cambria Math"/>
+              </w:rPr>
+              <m:t>r</m:t>
+            </m:r>
+          </m:sub>
+        </m:sSub>
         <m:r>
           <w:rPr>
             <w:rFonts w:ascii="Cambria Math" w:hAnsi="Cambria Math"/>
           </w:rPr>
-          <m:t>),</m:t>
-        </m:r>
-        <m:r>
-          <m:rPr>
-            <m:sty m:val="p"/>
-          </m:rPr>
-          <w:rPr>
-            <w:rFonts w:ascii="Cambria Math" w:hAnsi="Cambria Math"/>
-          </w:rPr>
-          <m:t> </m:t>
-        </m:r>
-        <m:r>
-          <w:rPr>
-            <w:rFonts w:ascii="Cambria Math" w:hAnsi="Cambria Math"/>
-          </w:rPr>
-          <m:t>d</m:t>
-        </m:r>
-        <m:r>
-          <w:rPr>
-            <w:rFonts w:ascii="Cambria Math" w:hAnsi="Cambria Math"/>
-          </w:rPr>
-          <m:t>=1,…,</m:t>
-        </m:r>
-        <m:r>
-          <w:rPr>
-            <w:rFonts w:ascii="Cambria Math" w:hAnsi="Cambria Math"/>
-          </w:rPr>
-          <m:t>m</m:t>
-        </m:r>
-        <m:r>
-          <w:rPr>
-            <w:rFonts w:ascii="Cambria Math" w:hAnsi="Cambria Math"/>
-          </w:rPr>
-          <m:t>}</m:t>
+          <m:t>)</m:t>
         </m:r>
       </m:oMath>
       <w:r>
@@ -17325,7 +18964,7 @@
           <w:rFonts w:ascii="Times New Roman" w:eastAsia="楷体" w:hAnsi="Times New Roman"/>
           <w:color w:val="000000"/>
         </w:rPr>
-        <w:t>将各资产或行业观察项对应到所属预算维度，描述比例约束的满足范围。画像更新可能改变预算及可行域，其他适当性条件由独立审查处理。</w:t>
+        <w:t>应用于已有确认记录且用户归属匹配的请求。修订号用于识别确认版本，内容指纹用于识别画像、持仓或数据模式变化。请求开始时校验一次，输出期间继续检查，使计算输入与回答使用的前提保持联系。</w:t>
       </w:r>
     </w:p>
     <w:p>
@@ -17337,91 +18976,49 @@
           <w:rFonts w:ascii="Times New Roman" w:eastAsia="楷体" w:hAnsi="Times New Roman"/>
           <w:color w:val="000000"/>
         </w:rPr>
-        <w:t>第三步：计算调整要求。系统将实际持仓比例与画像预算逐项比较，输出超限对象和需要降低的比例。例如，同一资产占总资产</w:t>
-      </w:r>
-      <w:r>
-        <w:rPr>
-          <w:rFonts w:ascii="Times New Roman" w:eastAsia="楷体" w:hAnsi="Times New Roman"/>
-          <w:color w:val="000000"/>
-        </w:rPr>
-        <w:t xml:space="preserve"> 52.83%</w:t>
-      </w:r>
-      <w:r>
-        <w:rPr>
-          <w:rFonts w:ascii="Times New Roman" w:eastAsia="楷体" w:hAnsi="Times New Roman"/>
-          <w:color w:val="000000"/>
-        </w:rPr>
-        <w:t>，在成长型</w:t>
-      </w:r>
-      <w:r>
-        <w:rPr>
-          <w:rFonts w:ascii="Times New Roman" w:eastAsia="楷体" w:hAnsi="Times New Roman"/>
-          <w:color w:val="000000"/>
-        </w:rPr>
-        <w:t xml:space="preserve"> 50% </w:t>
-      </w:r>
-      <w:r>
-        <w:rPr>
-          <w:rFonts w:ascii="Times New Roman" w:eastAsia="楷体" w:hAnsi="Times New Roman"/>
-          <w:color w:val="000000"/>
-        </w:rPr>
-        <w:t>上限下超限</w:t>
-      </w:r>
-      <w:r>
-        <w:rPr>
-          <w:rFonts w:ascii="Times New Roman" w:eastAsia="楷体" w:hAnsi="Times New Roman"/>
-          <w:color w:val="000000"/>
-        </w:rPr>
-        <w:t xml:space="preserve"> 2.83 </w:t>
-      </w:r>
-      <w:r>
-        <w:rPr>
-          <w:rFonts w:ascii="Times New Roman" w:eastAsia="楷体" w:hAnsi="Times New Roman"/>
-          <w:color w:val="000000"/>
-        </w:rPr>
-        <w:t>个百分点；采用保守型</w:t>
-      </w:r>
-      <w:r>
-        <w:rPr>
-          <w:rFonts w:ascii="Times New Roman" w:eastAsia="楷体" w:hAnsi="Times New Roman"/>
-          <w:color w:val="000000"/>
-        </w:rPr>
-        <w:t xml:space="preserve"> 20% </w:t>
-      </w:r>
-      <w:r>
-        <w:rPr>
-          <w:rFonts w:ascii="Times New Roman" w:eastAsia="楷体" w:hAnsi="Times New Roman"/>
-          <w:color w:val="000000"/>
-        </w:rPr>
-        <w:t>上限时，对应差额为</w:t>
-      </w:r>
-      <w:r>
-        <w:rPr>
-          <w:rFonts w:ascii="Times New Roman" w:eastAsia="楷体" w:hAnsi="Times New Roman"/>
-          <w:color w:val="000000"/>
-        </w:rPr>
-        <w:t xml:space="preserve"> 32.83 </w:t>
-      </w:r>
-      <w:r>
-        <w:rPr>
-          <w:rFonts w:ascii="Times New Roman" w:eastAsia="楷体" w:hAnsi="Times New Roman"/>
-          <w:color w:val="000000"/>
-        </w:rPr>
-        <w:t>个百分点。</w:t>
+        <w:t>例如，用户完成某项持仓分析后修改了数量，再追问</w:t>
+      </w:r>
+      <w:r>
+        <w:rPr>
+          <w:rFonts w:ascii="Times New Roman" w:eastAsia="楷体" w:hAnsi="Times New Roman"/>
+          <w:color w:val="000000"/>
+        </w:rPr>
+        <w:t>“</w:t>
+      </w:r>
+      <w:r>
+        <w:rPr>
+          <w:rFonts w:ascii="Times New Roman" w:eastAsia="楷体" w:hAnsi="Times New Roman"/>
+          <w:color w:val="000000"/>
+        </w:rPr>
+        <w:t>现在还需要减持吗</w:t>
+      </w:r>
+      <w:r>
+        <w:rPr>
+          <w:rFonts w:ascii="Times New Roman" w:eastAsia="楷体" w:hAnsi="Times New Roman"/>
+          <w:color w:val="000000"/>
+        </w:rPr>
+        <w:t>”</w:t>
+      </w:r>
+      <w:r>
+        <w:rPr>
+          <w:rFonts w:ascii="Times New Roman" w:eastAsia="楷体" w:hAnsi="Times New Roman"/>
+          <w:color w:val="000000"/>
+        </w:rPr>
+        <w:t>。近期消息能够说明追问对象，但服务端检查会发现持仓事实已经变化，要求重新确认并计算。这样，旧回答可以继续作为交流背景，当前建议则具有新的计算依据。</w:t>
       </w:r>
     </w:p>
     <w:p>
       <w:pPr>
         <w:pStyle w:val="31"/>
       </w:pPr>
-      <w:bookmarkStart w:id="39" w:name="_Toc240647847"/>
+      <w:bookmarkStart w:id="41" w:name="_Toc240653607"/>
       <w:r>
         <w:t xml:space="preserve">6.1.3 </w:t>
       </w:r>
       <w:r>
-        <w:t>版本绑定与约束残差</w:t>
-      </w:r>
-      <w:bookmarkEnd w:id="39"/>
+        <w:t>变化检测与可追踪复核</w:t>
+      </w:r>
+      <w:bookmarkEnd w:id="41"/>
     </w:p>
     <w:p>
       <w:pPr>
@@ -17432,21 +19029,22 @@
           <w:rFonts w:ascii="Times New Roman" w:eastAsia="楷体" w:hAnsi="Times New Roman"/>
           <w:color w:val="000000"/>
         </w:rPr>
-        <w:t>模型以正部残差量化可行域违反程度，并将预算与画像版本绑定。观察比例与约束采用一致分母，版本变化后需重新检查输入一致性。画像、预算与残差记录共同组成可追踪的条件计算结果。</w:t>
+        <w:t>系统按数据模式、问卷标识、画像和组合四类内容记录变化位置，返回需要确认的具体原因。对显式提交的结构化事实声明，还可按照字段规则核对数值与引用对象，例如数量要求精确一致，市值采用明确的绝对容差。该检查作用于结构化声明，不对自由文本自动给出全面事实认证。</w:t>
       </w:r>
     </w:p>
     <w:p>
       <w:pPr>
         <w:pStyle w:val="31"/>
       </w:pPr>
-      <w:bookmarkStart w:id="40" w:name="_Toc240647848"/>
-      <w:r>
+      <w:bookmarkStart w:id="42" w:name="_Toc240653608"/>
+      <w:r>
+        <w:lastRenderedPageBreak/>
         <w:t xml:space="preserve">6.1.4 </w:t>
       </w:r>
       <w:r>
         <w:t>工程价值</w:t>
       </w:r>
-      <w:bookmarkEnd w:id="40"/>
+      <w:bookmarkEnd w:id="42"/>
     </w:p>
     <w:p>
       <w:pPr>
@@ -17457,7 +19055,35 @@
           <w:rFonts w:ascii="Times New Roman" w:eastAsia="楷体" w:hAnsi="Times New Roman"/>
           <w:color w:val="000000"/>
         </w:rPr>
-        <w:t>这一设计将个性化服务延伸到数值计算和配置约束。用户能够看到自身条件具体影响了哪项限制，研究人员也能够复核建议为何适用于当前画像，使个性化结果具有可解释、可重复计算的依据。</w:t>
+        <w:t>这一设计将多轮对话的连续性与金融输入的一致性共同纳入服务流程。发生变化时能够定位到具体资料，用户确认后继续研究；每轮分析也能够回答</w:t>
+      </w:r>
+      <w:r>
+        <w:rPr>
+          <w:rFonts w:ascii="Times New Roman" w:eastAsia="楷体" w:hAnsi="Times New Roman"/>
+          <w:color w:val="000000"/>
+        </w:rPr>
+        <w:t>“</w:t>
+      </w:r>
+      <w:r>
+        <w:rPr>
+          <w:rFonts w:ascii="Times New Roman" w:eastAsia="楷体" w:hAnsi="Times New Roman"/>
+          <w:color w:val="000000"/>
+        </w:rPr>
+        <w:t>使用的是哪一版画像与持仓</w:t>
+      </w:r>
+      <w:r>
+        <w:rPr>
+          <w:rFonts w:ascii="Times New Roman" w:eastAsia="楷体" w:hAnsi="Times New Roman"/>
+          <w:color w:val="000000"/>
+        </w:rPr>
+        <w:t>”</w:t>
+      </w:r>
+      <w:r>
+        <w:rPr>
+          <w:rFonts w:ascii="Times New Roman" w:eastAsia="楷体" w:hAnsi="Times New Roman"/>
+          <w:color w:val="000000"/>
+        </w:rPr>
+        <w:t>。技术贡献集中于对话、版本记录和确定性复核之间的联合控制。</w:t>
       </w:r>
     </w:p>
     <w:p>
@@ -17465,28 +19091,27 @@
         <w:pStyle w:val="2"/>
         <w:widowControl/>
       </w:pPr>
-      <w:bookmarkStart w:id="41" w:name="_Toc240647849"/>
-      <w:r>
-        <w:lastRenderedPageBreak/>
+      <w:bookmarkStart w:id="43" w:name="_Toc240653609"/>
+      <w:r>
         <w:t xml:space="preserve">6.2 </w:t>
       </w:r>
       <w:r>
-        <w:t>来源等价类上的证据聚合与冲突保持</w:t>
-      </w:r>
-      <w:bookmarkEnd w:id="41"/>
+        <w:t>从来源独立性到建议资格的证据状态传递</w:t>
+      </w:r>
+      <w:bookmarkEnd w:id="43"/>
     </w:p>
     <w:p>
       <w:pPr>
         <w:pStyle w:val="31"/>
       </w:pPr>
-      <w:bookmarkStart w:id="42" w:name="_Toc240647850"/>
+      <w:bookmarkStart w:id="44" w:name="_Toc240653610"/>
       <w:r>
         <w:t xml:space="preserve">6.2.1 </w:t>
       </w:r>
       <w:r>
         <w:t>问题背景</w:t>
       </w:r>
-      <w:bookmarkEnd w:id="42"/>
+      <w:bookmarkEnd w:id="44"/>
     </w:p>
     <w:p>
       <w:pPr>
@@ -17574,14 +19199,14 @@
       <w:pPr>
         <w:pStyle w:val="31"/>
       </w:pPr>
-      <w:bookmarkStart w:id="43" w:name="_Toc240647851"/>
+      <w:bookmarkStart w:id="45" w:name="_Toc240653611"/>
       <w:r>
         <w:t xml:space="preserve">6.2.2 </w:t>
       </w:r>
       <w:r>
-        <w:t>等价类聚合方法</w:t>
-      </w:r>
-      <w:bookmarkEnd w:id="43"/>
+        <w:t>跨研究阶段的证据使用条件</w:t>
+      </w:r>
+      <w:bookmarkEnd w:id="45"/>
     </w:p>
     <w:p>
       <w:pPr>
@@ -17592,7 +19217,14 @@
           <w:rFonts w:ascii="Times New Roman" w:eastAsia="楷体" w:hAnsi="Times New Roman"/>
           <w:color w:val="000000"/>
         </w:rPr>
-        <w:t>第一阶段：限定比较范围。系统对主体、指标、单位和期间逐项检查，只将口径一致且已经验证的观测纳入数值比较，并保留其他记录的问题原因。</w:t>
+        <w:t xml:space="preserve">Prism </w:t>
+      </w:r>
+      <w:r>
+        <w:rPr>
+          <w:rFonts w:ascii="Times New Roman" w:eastAsia="楷体" w:hAnsi="Times New Roman"/>
+          <w:color w:val="000000"/>
+        </w:rPr>
+        <w:t>将证据质量作为后续对象能否生成的条件。原始观测先完成口径和来源检查，声明获得支持后才能形成验证事实；研究发现引用这些事实，候选建议再引用研究发现。引用关系随对象保存，使最终结果能够回查到原始依据和验证状态。</w:t>
       </w:r>
     </w:p>
     <w:p>
@@ -17604,7 +19236,7 @@
           <w:rFonts w:ascii="Times New Roman" w:eastAsia="楷体" w:hAnsi="Times New Roman"/>
           <w:color w:val="000000"/>
         </w:rPr>
-        <w:t>第二阶段：合并同源证据。系统按照来源关联标识组织观测。同一来源的多条相同记录只计一次独立支持；若同组出现不同数值，该组进入冲突处理。例如，三篇转载自同一公告的材料，只形成一个来源组。</w:t>
+        <w:t>这一组织方式同时处理来源数量与来源关系。假设研究得到三条内容一致的记录，其中两条转载同一公告，第三条来自另一个已标识来源，独立支持数为二。继续增加同一公告的转载，引用记录可以增加，支持数量保持不变。若其中一个来源出现两个矛盾数值，该来源组进入冲突处理，后续流程保留需要复核的原因。</w:t>
       </w:r>
     </w:p>
     <w:p>
@@ -17616,21 +19248,21 @@
           <w:rFonts w:ascii="Times New Roman" w:eastAsia="楷体" w:hAnsi="Times New Roman"/>
           <w:color w:val="000000"/>
         </w:rPr>
-        <w:t>第三阶段：判定证据支持。至少两个独立来源支持同一数值，且不存在反对及待处理输入问题时，声明才能获得支持状态。支持与反对同时存在时保留冲突，不通过多数表决消除分歧。验证后的事实继续关联研究发现和建议，使原始依据能够随结论向后传递。</w:t>
+        <w:t>研究执行状态也参与判断。节点只取得部分数据时，验证过程携带部分完成标记；空结果与查询失败分别记录。这样，数据来源不足、数值相互矛盾和请求未成功能够对应不同原因，用户可以据此决定补充来源、核对口径或重新查询。</w:t>
       </w:r>
     </w:p>
     <w:p>
       <w:pPr>
         <w:pStyle w:val="31"/>
       </w:pPr>
-      <w:bookmarkStart w:id="44" w:name="_Toc240647852"/>
+      <w:bookmarkStart w:id="46" w:name="_Toc240653612"/>
       <w:r>
         <w:t xml:space="preserve">6.2.3 </w:t>
       </w:r>
       <w:r>
         <w:t>同源重复不变性</w:t>
       </w:r>
-      <w:bookmarkEnd w:id="44"/>
+      <w:bookmarkEnd w:id="46"/>
     </w:p>
     <w:p>
       <w:pPr>
@@ -17812,14 +19444,14 @@
       <w:pPr>
         <w:pStyle w:val="31"/>
       </w:pPr>
-      <w:bookmarkStart w:id="45" w:name="_Toc240647853"/>
+      <w:bookmarkStart w:id="47" w:name="_Toc240653613"/>
       <w:r>
         <w:t xml:space="preserve">6.2.4 </w:t>
       </w:r>
       <w:r>
         <w:t>工程价值</w:t>
       </w:r>
-      <w:bookmarkEnd w:id="45"/>
+      <w:bookmarkEnd w:id="47"/>
     </w:p>
     <w:p>
       <w:pPr>
@@ -17830,63 +19462,15 @@
           <w:rFonts w:ascii="Times New Roman" w:eastAsia="楷体" w:hAnsi="Times New Roman"/>
           <w:color w:val="000000"/>
         </w:rPr>
-        <w:t>这一机制同时回答</w:t>
-      </w:r>
-      <w:r>
-        <w:rPr>
-          <w:rFonts w:ascii="Times New Roman" w:eastAsia="楷体" w:hAnsi="Times New Roman"/>
-          <w:color w:val="000000"/>
-        </w:rPr>
-        <w:t>“</w:t>
-      </w:r>
-      <w:r>
-        <w:rPr>
-          <w:rFonts w:ascii="Times New Roman" w:eastAsia="楷体" w:hAnsi="Times New Roman"/>
-          <w:color w:val="000000"/>
-        </w:rPr>
-        <w:t>数据是否可比</w:t>
-      </w:r>
-      <w:r>
-        <w:rPr>
-          <w:rFonts w:ascii="Times New Roman" w:eastAsia="楷体" w:hAnsi="Times New Roman"/>
-          <w:color w:val="000000"/>
-        </w:rPr>
-        <w:t>”“</w:t>
-      </w:r>
-      <w:r>
-        <w:rPr>
-          <w:rFonts w:ascii="Times New Roman" w:eastAsia="楷体" w:hAnsi="Times New Roman"/>
-          <w:color w:val="000000"/>
-        </w:rPr>
-        <w:t>依据是否重复</w:t>
-      </w:r>
-      <w:r>
-        <w:rPr>
-          <w:rFonts w:ascii="Times New Roman" w:eastAsia="楷体" w:hAnsi="Times New Roman"/>
-          <w:color w:val="000000"/>
-        </w:rPr>
-        <w:t>”“</w:t>
-      </w:r>
-      <w:r>
-        <w:rPr>
-          <w:rFonts w:ascii="Times New Roman" w:eastAsia="楷体" w:hAnsi="Times New Roman"/>
-          <w:color w:val="000000"/>
-        </w:rPr>
-        <w:t>结论是否存在冲突</w:t>
-      </w:r>
-      <w:r>
-        <w:rPr>
-          <w:rFonts w:ascii="Times New Roman" w:eastAsia="楷体" w:hAnsi="Times New Roman"/>
-          <w:color w:val="000000"/>
-        </w:rPr>
-        <w:t>”</w:t>
-      </w:r>
-      <w:r>
-        <w:rPr>
-          <w:rFonts w:ascii="Times New Roman" w:eastAsia="楷体" w:hAnsi="Times New Roman"/>
-          <w:color w:val="000000"/>
-        </w:rPr>
-        <w:t>三个问题。来源关系参与事实判定，验证状态继续影响建议使用条件，使引用材料具备明确的支持作用，也使需要人工复核的问题能够追溯到具体来源。</w:t>
+        <w:t>在结构化建议审查阶段，系统继续检查证据、事实、研究发现之间的引用完整性及状态。一个研究任务执行结束，仅说明任务进入终态；其结论能否支撑建议，还取决于上述条件。项目由此将来源去重、冲突保留和建议资格连接起来，提供可以逐级</w:t>
+      </w:r>
+      <w:r>
+        <w:rPr>
+          <w:rFonts w:ascii="Times New Roman" w:eastAsia="楷体" w:hAnsi="Times New Roman"/>
+          <w:color w:val="000000"/>
+        </w:rPr>
+        <w:lastRenderedPageBreak/>
+        <w:t>追踪的研究依据。来源独立性以提供方给出的关联标识为基础，识别质量仍需要数据接入环节保证。</w:t>
       </w:r>
     </w:p>
     <w:p>
@@ -17894,27 +19478,27 @@
         <w:pStyle w:val="2"/>
         <w:widowControl/>
       </w:pPr>
-      <w:bookmarkStart w:id="46" w:name="_Toc240647854"/>
+      <w:bookmarkStart w:id="48" w:name="_Toc240653614"/>
       <w:r>
         <w:t xml:space="preserve">6.3 </w:t>
       </w:r>
       <w:r>
-        <w:t>费用感知的整数交易可行性求解</w:t>
-      </w:r>
-      <w:bookmarkEnd w:id="46"/>
+        <w:t>画像约束与实际交易结果的联合复核</w:t>
+      </w:r>
+      <w:bookmarkEnd w:id="48"/>
     </w:p>
     <w:p>
       <w:pPr>
         <w:pStyle w:val="31"/>
       </w:pPr>
-      <w:bookmarkStart w:id="47" w:name="_Toc240647855"/>
+      <w:bookmarkStart w:id="49" w:name="_Toc240653615"/>
       <w:r>
         <w:t xml:space="preserve">6.3.1 </w:t>
       </w:r>
       <w:r>
         <w:t>设计目标</w:t>
       </w:r>
-      <w:bookmarkEnd w:id="47"/>
+      <w:bookmarkEnd w:id="49"/>
     </w:p>
     <w:p>
       <w:pPr>
@@ -17925,15 +19509,7 @@
           <w:rFonts w:ascii="Times New Roman" w:eastAsia="楷体" w:hAnsi="Times New Roman"/>
           <w:color w:val="000000"/>
         </w:rPr>
-        <w:t>组合建议需要从目标比例进一步转换为可执行条件下的数量。整手限制、手续费和现金预留都会使实际调整结果与目标比例产生差异。结合金融智能体编排研究中的</w:t>
-      </w:r>
-      <w:r>
-        <w:rPr>
-          <w:rFonts w:ascii="Times New Roman" w:eastAsia="楷体" w:hAnsi="Times New Roman"/>
-          <w:color w:val="000000"/>
-        </w:rPr>
-        <w:lastRenderedPageBreak/>
-        <w:t>组合、风险与执行职责划分</w:t>
+        <w:t>用户希望得到适用于自身条件的调整方案，但目标比例、可交易数量与调整后的风险并不总是一致。单一资产需要降低几个百分点时，换算的数量可能不足一个交易单位；现金看似足够买入时，费用和预留资金又可能改变实际数量。金融智能体编排研究区分组合、风险和执行职责</w:t>
       </w:r>
       <w:r>
         <w:rPr>
@@ -17961,21 +19537,21 @@
           <w:rFonts w:ascii="Times New Roman" w:eastAsia="楷体" w:hAnsi="Times New Roman"/>
           <w:color w:val="000000"/>
         </w:rPr>
-        <w:t>将语言理解、确定性测算和交易后复核连接起来，使每项调整都具有明确的数量与资金依据。</w:t>
+        <w:t>重点解决这些环节在同一方案中的连续校验问题。</w:t>
       </w:r>
     </w:p>
     <w:p>
       <w:pPr>
         <w:pStyle w:val="31"/>
       </w:pPr>
-      <w:bookmarkStart w:id="48" w:name="_Toc240647856"/>
+      <w:bookmarkStart w:id="50" w:name="_Toc240653616"/>
       <w:r>
         <w:t xml:space="preserve">6.3.2 </w:t>
       </w:r>
       <w:r>
-        <w:t>序贯求解流程</w:t>
-      </w:r>
-      <w:bookmarkEnd w:id="48"/>
+        <w:t>从画像预算到调整后持仓</w:t>
+      </w:r>
+      <w:bookmarkEnd w:id="50"/>
     </w:p>
     <w:p>
       <w:pPr>
@@ -17986,7 +19562,7 @@
           <w:rFonts w:ascii="Times New Roman" w:eastAsia="楷体" w:hAnsi="Times New Roman"/>
           <w:color w:val="000000"/>
         </w:rPr>
-        <w:t>第一步：形成数量候选。大模型负责理解调整意图和解释结果，程序根据持仓市值、目标权重与报价计算买卖数量，并应用整手交易和持仓数量限制。</w:t>
+        <w:t>系统首先从确认画像读取预算，计算当前持仓超限对象及差额，再将配置目标转换为数量候选。卖出与买入采用相应交易单位规则，买入数量同时受到可用现金与费用约束。程序记录数量调整原因，使用户能够区分希望达到的配置和实际能够测算的结果。</w:t>
       </w:r>
     </w:p>
     <w:p>
@@ -17998,7 +19574,7 @@
           <w:rFonts w:ascii="Times New Roman" w:eastAsia="楷体" w:hAnsi="Times New Roman"/>
           <w:color w:val="000000"/>
         </w:rPr>
-        <w:t>第二步：计算资金可行性。卖出先释放资金并扣除费用，买入根据更新后的现金进行测算。程序将最低现金预留和各项费用共同纳入支出条件，通过二分查找确定当前行动能够负担的最大整数手数。</w:t>
+        <w:t>数量确定后，系统根据这些数量形成调整后的持仓及现金，再次计算组合状态。现金、换手率和画像约束共同参与复核，结果依据实际测算形成。由此，一项方案需要在目标生成与交易后检查两个阶段保持一致，才能说明它是否满足当前条件。</w:t>
       </w:r>
     </w:p>
     <w:p>
@@ -18010,21 +19586,49 @@
           <w:rFonts w:ascii="Times New Roman" w:eastAsia="楷体" w:hAnsi="Times New Roman"/>
           <w:color w:val="000000"/>
         </w:rPr>
-        <w:t>第三步：复核调整结果。程序按照实际测算数量重新汇总现金、费用与换手率，并检查调整后的组合风险。数量取整或资金不足导致目标未达到时，结果保留原因，供用户继续调整方案。</w:t>
+        <w:t>例如，某项超限对应的卖出量不足一手时，按一般取整规则可能产生零交易。程序保留</w:t>
+      </w:r>
+      <w:r>
+        <w:rPr>
+          <w:rFonts w:ascii="Times New Roman" w:eastAsia="楷体" w:hAnsi="Times New Roman"/>
+          <w:color w:val="000000"/>
+        </w:rPr>
+        <w:t>“</w:t>
+      </w:r>
+      <w:r>
+        <w:rPr>
+          <w:rFonts w:ascii="Times New Roman" w:eastAsia="楷体" w:hAnsi="Times New Roman"/>
+          <w:color w:val="000000"/>
+        </w:rPr>
+        <w:t>目标尚未达到</w:t>
+      </w:r>
+      <w:r>
+        <w:rPr>
+          <w:rFonts w:ascii="Times New Roman" w:eastAsia="楷体" w:hAnsi="Times New Roman"/>
+          <w:color w:val="000000"/>
+        </w:rPr>
+        <w:t>”</w:t>
+      </w:r>
+      <w:r>
+        <w:rPr>
+          <w:rFonts w:ascii="Times New Roman" w:eastAsia="楷体" w:hAnsi="Times New Roman"/>
+          <w:color w:val="000000"/>
+        </w:rPr>
+        <w:t>的问题记录；采用确认画像约束的卖出路径时，数量按相应规则调整，并继续接受组合级检查。交易单位因此成为方案结果的一部分，用户能够看到限制来自哪里。</w:t>
       </w:r>
     </w:p>
     <w:p>
       <w:pPr>
         <w:pStyle w:val="31"/>
       </w:pPr>
-      <w:bookmarkStart w:id="49" w:name="_Toc240647857"/>
+      <w:bookmarkStart w:id="51" w:name="_Toc240653617"/>
       <w:r>
         <w:t xml:space="preserve">6.3.3 </w:t>
       </w:r>
       <w:r>
-        <w:t>单调可行性与数量边界</w:t>
-      </w:r>
-      <w:bookmarkEnd w:id="49"/>
+        <w:t>费用与剩余风险的共同解释</w:t>
+      </w:r>
+      <w:bookmarkEnd w:id="51"/>
     </w:p>
     <w:p>
       <w:pPr>
@@ -18035,370 +19639,47 @@
           <w:rFonts w:ascii="Times New Roman" w:eastAsia="楷体" w:hAnsi="Times New Roman"/>
           <w:color w:val="000000"/>
         </w:rPr>
-        <w:t>对正整数手数</w:t>
-      </w:r>
-      <w:r>
-        <w:rPr>
-          <w:rFonts w:ascii="Times New Roman" w:eastAsia="楷体" w:hAnsi="Times New Roman"/>
-          <w:color w:val="000000"/>
-        </w:rPr>
-        <w:t xml:space="preserve"> n</w:t>
-      </w:r>
-      <w:r>
-        <w:rPr>
-          <w:rFonts w:ascii="Times New Roman" w:eastAsia="楷体" w:hAnsi="Times New Roman"/>
-          <w:color w:val="000000"/>
-        </w:rPr>
-        <w:t>，定义支出函数</w:t>
-      </w:r>
-      <w:r>
-        <w:rPr>
-          <w:rFonts w:ascii="Times New Roman" w:eastAsia="楷体" w:hAnsi="Times New Roman"/>
-          <w:color w:val="000000"/>
-        </w:rPr>
-        <w:t xml:space="preserve"> h_i(n) </w:t>
-      </w:r>
-      <w:r>
-        <w:rPr>
-          <w:rFonts w:ascii="Times New Roman" w:eastAsia="楷体" w:hAnsi="Times New Roman"/>
-          <w:color w:val="000000"/>
-        </w:rPr>
-        <w:t>为买入金额与费用之和，可支出金额为</w:t>
-      </w:r>
-      <w:r>
-        <w:rPr>
-          <w:rFonts w:ascii="Times New Roman" w:eastAsia="楷体" w:hAnsi="Times New Roman"/>
-          <w:color w:val="000000"/>
-        </w:rPr>
-        <w:t xml:space="preserve"> A_t</w:t>
-      </w:r>
-      <w:r>
-        <w:rPr>
-          <w:rFonts w:ascii="Times New Roman" w:eastAsia="楷体" w:hAnsi="Times New Roman"/>
-          <w:color w:val="000000"/>
-        </w:rPr>
-        <w:t>。当前费用规则使</w:t>
-      </w:r>
-      <w:r>
-        <w:rPr>
-          <w:rFonts w:ascii="Times New Roman" w:eastAsia="楷体" w:hAnsi="Times New Roman"/>
-          <w:color w:val="000000"/>
-        </w:rPr>
-        <w:t xml:space="preserve"> h_i </w:t>
-      </w:r>
-      <w:r>
-        <w:rPr>
-          <w:rFonts w:ascii="Times New Roman" w:eastAsia="楷体" w:hAnsi="Times New Roman"/>
-          <w:color w:val="000000"/>
-        </w:rPr>
-        <w:t>随</w:t>
-      </w:r>
-      <w:r>
-        <w:rPr>
-          <w:rFonts w:ascii="Times New Roman" w:eastAsia="楷体" w:hAnsi="Times New Roman"/>
-          <w:color w:val="000000"/>
-        </w:rPr>
-        <w:t xml:space="preserve"> n </w:t>
-      </w:r>
-      <w:r>
-        <w:rPr>
-          <w:rFonts w:ascii="Times New Roman" w:eastAsia="楷体" w:hAnsi="Times New Roman"/>
-          <w:color w:val="000000"/>
-        </w:rPr>
-        <w:t>单调不减，因此正整数可行手数具有前缀性质：</w:t>
-      </w:r>
-    </w:p>
-    <w:p>
-      <w:pPr>
-        <w:keepNext/>
+        <w:t>第五章的买入示例中，目标数量经过费用与现金条件检查后缩减为</w:t>
+      </w:r>
+      <w:r>
+        <w:rPr>
+          <w:rFonts w:ascii="Times New Roman" w:eastAsia="楷体" w:hAnsi="Times New Roman"/>
+          <w:color w:val="000000"/>
+        </w:rPr>
+        <w:t xml:space="preserve"> 400 </w:t>
+      </w:r>
+      <w:r>
+        <w:rPr>
+          <w:rFonts w:ascii="Times New Roman" w:eastAsia="楷体" w:hAnsi="Times New Roman"/>
+          <w:color w:val="000000"/>
+        </w:rPr>
+        <w:t>股。这个结果只说明该项资金条件允许的数量，方案还需要检查其他持仓及整体风险。系统同时提供目标比例、测算数量、费用和复核问题，使用户能够判断剩余问题是否来自资金、交易单位或画像预算。</w:t>
+      </w:r>
+    </w:p>
+    <w:p>
+      <w:pPr>
         <w:widowControl/>
-        <w:tabs>
-          <w:tab w:val="center" w:pos="4819"/>
-          <w:tab w:val="right" w:pos="9638"/>
-        </w:tabs>
-        <w:ind w:firstLine="0"/>
-        <w:jc w:val="left"/>
-      </w:pPr>
-      <w:r>
-        <w:tab/>
-      </w:r>
-      <m:oMath>
-        <m:sSub>
-          <m:sSubPr>
-            <m:ctrlPr>
-              <w:rPr>
-                <w:rFonts w:ascii="Cambria Math" w:hAnsi="Cambria Math"/>
-              </w:rPr>
-            </m:ctrlPr>
-          </m:sSubPr>
-          <m:e>
-            <m:r>
-              <w:rPr>
-                <w:rFonts w:ascii="Cambria Math" w:hAnsi="Cambria Math"/>
-              </w:rPr>
-              <m:t>h</m:t>
-            </m:r>
-          </m:e>
-          <m:sub>
-            <m:r>
-              <w:rPr>
-                <w:rFonts w:ascii="Cambria Math" w:hAnsi="Cambria Math"/>
-              </w:rPr>
-              <m:t>i</m:t>
-            </m:r>
-          </m:sub>
-        </m:sSub>
-        <m:r>
-          <w:rPr>
-            <w:rFonts w:ascii="Cambria Math" w:hAnsi="Cambria Math"/>
-          </w:rPr>
-          <m:t>(</m:t>
-        </m:r>
-        <m:r>
-          <w:rPr>
-            <w:rFonts w:ascii="Cambria Math" w:hAnsi="Cambria Math"/>
-          </w:rPr>
-          <m:t>n</m:t>
-        </m:r>
-        <m:r>
-          <w:rPr>
-            <w:rFonts w:ascii="Cambria Math" w:hAnsi="Cambria Math"/>
-          </w:rPr>
-          <m:t>+1)≥</m:t>
-        </m:r>
-        <m:sSub>
-          <m:sSubPr>
-            <m:ctrlPr>
-              <w:rPr>
-                <w:rFonts w:ascii="Cambria Math" w:hAnsi="Cambria Math"/>
-              </w:rPr>
-            </m:ctrlPr>
-          </m:sSubPr>
-          <m:e>
-            <m:r>
-              <w:rPr>
-                <w:rFonts w:ascii="Cambria Math" w:hAnsi="Cambria Math"/>
-              </w:rPr>
-              <m:t>h</m:t>
-            </m:r>
-          </m:e>
-          <m:sub>
-            <m:r>
-              <w:rPr>
-                <w:rFonts w:ascii="Cambria Math" w:hAnsi="Cambria Math"/>
-              </w:rPr>
-              <m:t>i</m:t>
-            </m:r>
-          </m:sub>
-        </m:sSub>
-        <m:r>
-          <w:rPr>
-            <w:rFonts w:ascii="Cambria Math" w:hAnsi="Cambria Math"/>
-          </w:rPr>
-          <m:t>(</m:t>
-        </m:r>
-        <m:r>
-          <w:rPr>
-            <w:rFonts w:ascii="Cambria Math" w:hAnsi="Cambria Math"/>
-          </w:rPr>
-          <m:t>n</m:t>
-        </m:r>
-        <m:r>
-          <w:rPr>
-            <w:rFonts w:ascii="Cambria Math" w:hAnsi="Cambria Math"/>
-          </w:rPr>
-          <m:t>),</m:t>
-        </m:r>
-        <m:sSub>
-          <m:sSubPr>
-            <m:ctrlPr>
-              <w:rPr>
-                <w:rFonts w:ascii="Cambria Math" w:hAnsi="Cambria Math"/>
-              </w:rPr>
-            </m:ctrlPr>
-          </m:sSubPr>
-          <m:e>
-            <m:r>
-              <w:rPr>
-                <w:rFonts w:ascii="Cambria Math" w:hAnsi="Cambria Math"/>
-              </w:rPr>
-              <m:t>h</m:t>
-            </m:r>
-          </m:e>
-          <m:sub>
-            <m:r>
-              <w:rPr>
-                <w:rFonts w:ascii="Cambria Math" w:hAnsi="Cambria Math"/>
-              </w:rPr>
-              <m:t>i</m:t>
-            </m:r>
-          </m:sub>
-        </m:sSub>
-        <m:r>
-          <w:rPr>
-            <w:rFonts w:ascii="Cambria Math" w:hAnsi="Cambria Math"/>
-          </w:rPr>
-          <m:t>(</m:t>
-        </m:r>
-        <m:r>
-          <w:rPr>
-            <w:rFonts w:ascii="Cambria Math" w:hAnsi="Cambria Math"/>
-          </w:rPr>
-          <m:t>n</m:t>
-        </m:r>
-        <m:r>
-          <w:rPr>
-            <w:rFonts w:ascii="Cambria Math" w:hAnsi="Cambria Math"/>
-          </w:rPr>
-          <m:t>)≤</m:t>
-        </m:r>
-        <m:sSub>
-          <m:sSubPr>
-            <m:ctrlPr>
-              <w:rPr>
-                <w:rFonts w:ascii="Cambria Math" w:hAnsi="Cambria Math"/>
-              </w:rPr>
-            </m:ctrlPr>
-          </m:sSubPr>
-          <m:e>
-            <m:r>
-              <w:rPr>
-                <w:rFonts w:ascii="Cambria Math" w:hAnsi="Cambria Math"/>
-              </w:rPr>
-              <m:t>A</m:t>
-            </m:r>
-          </m:e>
-          <m:sub>
-            <m:r>
-              <w:rPr>
-                <w:rFonts w:ascii="Cambria Math" w:hAnsi="Cambria Math"/>
-              </w:rPr>
-              <m:t>t</m:t>
-            </m:r>
-          </m:sub>
-        </m:sSub>
-        <m:r>
-          <w:rPr>
-            <w:rFonts w:ascii="Cambria Math" w:hAnsi="Cambria Math"/>
-          </w:rPr>
-          <m:t>⇒</m:t>
-        </m:r>
-        <m:sSub>
-          <m:sSubPr>
-            <m:ctrlPr>
-              <w:rPr>
-                <w:rFonts w:ascii="Cambria Math" w:hAnsi="Cambria Math"/>
-              </w:rPr>
-            </m:ctrlPr>
-          </m:sSubPr>
-          <m:e>
-            <m:r>
-              <w:rPr>
-                <w:rFonts w:ascii="Cambria Math" w:hAnsi="Cambria Math"/>
-              </w:rPr>
-              <m:t>h</m:t>
-            </m:r>
-          </m:e>
-          <m:sub>
-            <m:r>
-              <w:rPr>
-                <w:rFonts w:ascii="Cambria Math" w:hAnsi="Cambria Math"/>
-              </w:rPr>
-              <m:t>i</m:t>
-            </m:r>
-          </m:sub>
-        </m:sSub>
-        <m:r>
-          <w:rPr>
-            <w:rFonts w:ascii="Cambria Math" w:hAnsi="Cambria Math"/>
-          </w:rPr>
-          <m:t>(</m:t>
-        </m:r>
-        <m:r>
-          <w:rPr>
-            <w:rFonts w:ascii="Cambria Math" w:hAnsi="Cambria Math"/>
-          </w:rPr>
-          <m:t>k</m:t>
-        </m:r>
-        <m:r>
-          <w:rPr>
-            <w:rFonts w:ascii="Cambria Math" w:hAnsi="Cambria Math"/>
-          </w:rPr>
-          <m:t>)≤</m:t>
-        </m:r>
-        <m:sSub>
-          <m:sSubPr>
-            <m:ctrlPr>
-              <w:rPr>
-                <w:rFonts w:ascii="Cambria Math" w:hAnsi="Cambria Math"/>
-              </w:rPr>
-            </m:ctrlPr>
-          </m:sSubPr>
-          <m:e>
-            <m:r>
-              <w:rPr>
-                <w:rFonts w:ascii="Cambria Math" w:hAnsi="Cambria Math"/>
-              </w:rPr>
-              <m:t>A</m:t>
-            </m:r>
-          </m:e>
-          <m:sub>
-            <m:r>
-              <w:rPr>
-                <w:rFonts w:ascii="Cambria Math" w:hAnsi="Cambria Math"/>
-              </w:rPr>
-              <m:t>t</m:t>
-            </m:r>
-          </m:sub>
-        </m:sSub>
-        <m:r>
-          <m:rPr>
-            <m:sty m:val="p"/>
-          </m:rPr>
-          <w:rPr>
-            <w:rFonts w:ascii="Cambria Math" w:hAnsi="Cambria Math"/>
-          </w:rPr>
-          <m:t> </m:t>
-        </m:r>
-        <m:r>
-          <w:rPr>
-            <w:rFonts w:ascii="Cambria Math" w:hAnsi="Cambria Math"/>
-          </w:rPr>
-          <m:t>(1≤</m:t>
-        </m:r>
-        <m:r>
-          <w:rPr>
-            <w:rFonts w:ascii="Cambria Math" w:hAnsi="Cambria Math"/>
-          </w:rPr>
-          <m:t>k</m:t>
-        </m:r>
-        <m:r>
-          <w:rPr>
-            <w:rFonts w:ascii="Cambria Math" w:hAnsi="Cambria Math"/>
-          </w:rPr>
-          <m:t>≤</m:t>
-        </m:r>
-        <m:r>
-          <w:rPr>
-            <w:rFonts w:ascii="Cambria Math" w:hAnsi="Cambria Math"/>
-          </w:rPr>
-          <m:t>n</m:t>
-        </m:r>
-        <m:r>
-          <w:rPr>
-            <w:rFonts w:ascii="Cambria Math" w:hAnsi="Cambria Math"/>
-          </w:rPr>
-          <m:t>)</m:t>
-        </m:r>
-      </m:oMath>
-      <w:r>
-        <w:rPr>
-          <w:rFonts w:ascii="Times New Roman" w:eastAsia="楷体" w:hAnsi="Times New Roman"/>
-          <w:color w:val="000000"/>
-        </w:rPr>
-        <w:tab/>
-        <w:t>(6-3)</w:t>
-      </w:r>
+      </w:pPr>
+      <w:r>
+        <w:rPr>
+          <w:rFonts w:ascii="Times New Roman" w:eastAsia="楷体" w:hAnsi="Times New Roman"/>
+          <w:color w:val="000000"/>
+        </w:rPr>
+        <w:t>该处理方式在服务实现中将数值计算与语言解释分开。金额、数量和费用由确定性模块产生，解释引用这些结果及其原因，避免在文字总结阶段重新计算或修改金融数值。</w:t>
+      </w:r>
+    </w:p>
+    <w:p>
+      <w:pPr>
+        <w:pStyle w:val="31"/>
+      </w:pPr>
+      <w:bookmarkStart w:id="52" w:name="_Toc240653618"/>
+      <w:r>
+        <w:t xml:space="preserve">6.3.4 </w:t>
+      </w:r>
+      <w:r>
+        <w:t>工程价值</w:t>
+      </w:r>
+      <w:bookmarkEnd w:id="52"/>
     </w:p>
     <w:p>
       <w:pPr>
@@ -18409,88 +19690,7 @@
           <w:rFonts w:ascii="Times New Roman" w:eastAsia="楷体" w:hAnsi="Times New Roman"/>
           <w:color w:val="000000"/>
         </w:rPr>
-        <w:t>式</w:t>
-      </w:r>
-      <w:r>
-        <w:rPr>
-          <w:rFonts w:ascii="Times New Roman" w:eastAsia="楷体" w:hAnsi="Times New Roman"/>
-          <w:color w:val="000000"/>
-        </w:rPr>
-        <w:t xml:space="preserve"> 6-3 </w:t>
-      </w:r>
-      <w:r>
-        <w:rPr>
-          <w:rFonts w:ascii="Times New Roman" w:eastAsia="楷体" w:hAnsi="Times New Roman"/>
-          <w:color w:val="000000"/>
-        </w:rPr>
-        <w:t>支持二分查找定位当前买入行动的数量边界。例如，可支出金额</w:t>
-      </w:r>
-      <w:r>
-        <w:rPr>
-          <w:rFonts w:ascii="Times New Roman" w:eastAsia="楷体" w:hAnsi="Times New Roman"/>
-          <w:color w:val="000000"/>
-        </w:rPr>
-        <w:t xml:space="preserve"> 5,000 </w:t>
-      </w:r>
-      <w:r>
-        <w:rPr>
-          <w:rFonts w:ascii="Times New Roman" w:eastAsia="楷体" w:hAnsi="Times New Roman"/>
-          <w:color w:val="000000"/>
-        </w:rPr>
-        <w:t>元、股价</w:t>
-      </w:r>
-      <w:r>
-        <w:rPr>
-          <w:rFonts w:ascii="Times New Roman" w:eastAsia="楷体" w:hAnsi="Times New Roman"/>
-          <w:color w:val="000000"/>
-        </w:rPr>
-        <w:t xml:space="preserve"> 10 </w:t>
-      </w:r>
-      <w:r>
-        <w:rPr>
-          <w:rFonts w:ascii="Times New Roman" w:eastAsia="楷体" w:hAnsi="Times New Roman"/>
-          <w:color w:val="000000"/>
-        </w:rPr>
-        <w:t>元时，</w:t>
-      </w:r>
-      <w:r>
-        <w:rPr>
-          <w:rFonts w:ascii="Times New Roman" w:eastAsia="楷体" w:hAnsi="Times New Roman"/>
-          <w:color w:val="000000"/>
-        </w:rPr>
-        <w:t xml:space="preserve">500 </w:t>
-      </w:r>
-      <w:r>
-        <w:rPr>
-          <w:rFonts w:ascii="Times New Roman" w:eastAsia="楷体" w:hAnsi="Times New Roman"/>
-          <w:color w:val="000000"/>
-        </w:rPr>
-        <w:t>股加费用将超过预算，求解继续收缩可行手数。每项行动更新现金，整体复核检查最终组合。</w:t>
-      </w:r>
-    </w:p>
-    <w:p>
-      <w:pPr>
-        <w:pStyle w:val="31"/>
-      </w:pPr>
-      <w:bookmarkStart w:id="50" w:name="_Toc240647858"/>
-      <w:r>
-        <w:t xml:space="preserve">6.3.4 </w:t>
-      </w:r>
-      <w:r>
-        <w:t>工程价值</w:t>
-      </w:r>
-      <w:bookmarkEnd w:id="50"/>
-    </w:p>
-    <w:p>
-      <w:pPr>
-        <w:widowControl/>
-      </w:pPr>
-      <w:r>
-        <w:rPr>
-          <w:rFonts w:ascii="Times New Roman" w:eastAsia="楷体" w:hAnsi="Times New Roman"/>
-          <w:color w:val="000000"/>
-        </w:rPr>
-        <w:t>该机制将组合建议延伸为包含数量、费用、资金顺序和风险复核的调整方案。用户能够了解执行条件如何影响目标实现，也能够复算每一步的资金变化。系统输出用于方案评估和决策辅助。</w:t>
+        <w:t>项目的特色是将画像预算、数量约束、资金状态和调整后风险组成连续验证过程。用户可以明确了解方案实现了哪些调整、仍存在哪些限制，以及这些限制如何影响下一步决策。输出用于调整方案评估，保留完整的复算依据。</w:t>
       </w:r>
     </w:p>
     <w:p>
@@ -18498,27 +19698,28 @@
         <w:pStyle w:val="2"/>
         <w:widowControl/>
       </w:pPr>
-      <w:bookmarkStart w:id="51" w:name="_Toc240647859"/>
-      <w:r>
+      <w:bookmarkStart w:id="53" w:name="_Toc240653619"/>
+      <w:r>
+        <w:lastRenderedPageBreak/>
         <w:t xml:space="preserve">6.4 </w:t>
       </w:r>
       <w:r>
-        <w:t>依赖状态传播与双闸门单调聚合</w:t>
-      </w:r>
-      <w:bookmarkEnd w:id="51"/>
+        <w:t>历史记忆检索与当前决策输入的受控衔接</w:t>
+      </w:r>
+      <w:bookmarkEnd w:id="53"/>
     </w:p>
     <w:p>
       <w:pPr>
         <w:pStyle w:val="31"/>
       </w:pPr>
-      <w:bookmarkStart w:id="52" w:name="_Toc240647860"/>
+      <w:bookmarkStart w:id="54" w:name="_Toc240653620"/>
       <w:r>
         <w:t xml:space="preserve">6.4.1 </w:t>
       </w:r>
       <w:r>
         <w:t>问题背景</w:t>
       </w:r>
-      <w:bookmarkEnd w:id="52"/>
+      <w:bookmarkEnd w:id="54"/>
     </w:p>
     <w:p>
       <w:pPr>
@@ -18529,21 +19730,7 @@
           <w:rFonts w:ascii="Times New Roman" w:eastAsia="楷体" w:hAnsi="Times New Roman"/>
           <w:color w:val="000000"/>
         </w:rPr>
-        <w:t>专业投顾研究需要结合证券、基金、行业和宏观信息，不同任务之间存在输入依赖，最终建议还需要满足风险与合规要求。金融智能体编排研究强调专业职责划分</w:t>
-      </w:r>
-      <w:r>
-        <w:rPr>
-          <w:rFonts w:ascii="Times New Roman" w:eastAsia="楷体" w:hAnsi="Times New Roman"/>
-          <w:color w:val="000000"/>
-        </w:rPr>
-        <w:t>[4]</w:t>
-      </w:r>
-      <w:r>
-        <w:rPr>
-          <w:rFonts w:ascii="Times New Roman" w:eastAsia="楷体" w:hAnsi="Times New Roman"/>
-          <w:color w:val="000000"/>
-        </w:rPr>
-        <w:t>。</w:t>
+        <w:t>投资者再次访问系统时，往往希望找回之前讨论过的配置、资产或投资目标。历史资料能够帮助连续交流，但其中的持仓、画像与市场条件可能已经变化。直接沿用旧记录会使当前分析混入过时条件。</w:t>
       </w:r>
       <w:r>
         <w:rPr>
@@ -18557,21 +19744,21 @@
           <w:rFonts w:ascii="Times New Roman" w:eastAsia="楷体" w:hAnsi="Times New Roman"/>
           <w:color w:val="000000"/>
         </w:rPr>
-        <w:t>在研究分工中进一步加入依赖管理、状态传递和独立审查，明确每项结果何时可以参与建议生成。</w:t>
+        <w:t>将历史相关性检索与当前计算输入的确认过程分别管理，使记忆复用具备明确的进入条件。</w:t>
       </w:r>
     </w:p>
     <w:p>
       <w:pPr>
         <w:pStyle w:val="31"/>
       </w:pPr>
-      <w:bookmarkStart w:id="53" w:name="_Toc240647861"/>
+      <w:bookmarkStart w:id="55" w:name="_Toc240653621"/>
       <w:r>
         <w:t xml:space="preserve">6.4.2 </w:t>
       </w:r>
       <w:r>
-        <w:t>依赖执行与独立审查</w:t>
-      </w:r>
-      <w:bookmarkEnd w:id="53"/>
+        <w:t>描述字段检索与显式恢复</w:t>
+      </w:r>
+      <w:bookmarkEnd w:id="55"/>
     </w:p>
     <w:p>
       <w:pPr>
@@ -18582,21 +19769,21 @@
           <w:rFonts w:ascii="Times New Roman" w:eastAsia="楷体" w:hAnsi="Times New Roman"/>
           <w:color w:val="000000"/>
         </w:rPr>
-        <w:t>研究执行层：系统将分析任务组织为</w:t>
-      </w:r>
-      <w:r>
-        <w:rPr>
-          <w:rFonts w:ascii="Times New Roman" w:eastAsia="楷体" w:hAnsi="Times New Roman"/>
-          <w:color w:val="000000"/>
-        </w:rPr>
-        <w:t xml:space="preserve"> DAG</w:t>
-      </w:r>
-      <w:r>
-        <w:rPr>
-          <w:rFonts w:ascii="Times New Roman" w:eastAsia="楷体" w:hAnsi="Times New Roman"/>
-          <w:color w:val="000000"/>
-        </w:rPr>
-        <w:t>，按照前置依赖调度节点，分别记录成功、部分完成、空结果与失败。节点输出携带证据引用，后续汇总能够识别资料缺失及其影响范围。</w:t>
+        <w:t>长期记忆按用户显式操作保存完整结构化资料。检索时先限制在当前用户最近</w:t>
+      </w:r>
+      <w:r>
+        <w:rPr>
+          <w:rFonts w:ascii="Times New Roman" w:eastAsia="楷体" w:hAnsi="Times New Roman"/>
+          <w:color w:val="000000"/>
+        </w:rPr>
+        <w:t xml:space="preserve"> 100 </w:t>
+      </w:r>
+      <w:r>
+        <w:rPr>
+          <w:rFonts w:ascii="Times New Roman" w:eastAsia="楷体" w:hAnsi="Times New Roman"/>
+          <w:color w:val="000000"/>
+        </w:rPr>
+        <w:t>条记录，再提取风险等级、期限、流动性需求、资产名称及研究意图等描述字段作为候选摘要。配置模型时，模型仅返回候选标识和匹配字段，用于相关性排序；数量、金额等资料不进入该排序摘要。</w:t>
       </w:r>
     </w:p>
     <w:p>
@@ -18608,8 +19795,7 @@
           <w:rFonts w:ascii="Times New Roman" w:eastAsia="楷体" w:hAnsi="Times New Roman"/>
           <w:color w:val="000000"/>
         </w:rPr>
-        <w:lastRenderedPageBreak/>
-        <w:t>风险审查层：检查研究结果、画像版本、风险预算与配置方案的一致性，确认组合判断使用了当前用户的有效条件，并核对超限记录是否完整传递。</w:t>
+        <w:t>系统校验模型输出的记录标识必须属于候选集合，匹配字段必须真实存在，并检查返回数量及重复标识。若模型不可用或输出不符合要求，检索返回有限关键词匹配及对应原因，界面能够识别实际使用的检索方式。</w:t>
       </w:r>
     </w:p>
     <w:p>
@@ -18621,21 +19807,21 @@
           <w:rFonts w:ascii="Times New Roman" w:eastAsia="楷体" w:hAnsi="Times New Roman"/>
           <w:color w:val="000000"/>
         </w:rPr>
-        <w:t>合规审查层：独立检查候选建议的禁止性承诺、风险披露和引用关系。两项审查均通过后，结果才具备完整建议资格；需要复核或阻断的问题保留在决策记录中。</w:t>
+        <w:t>检索结果显示为历史记录，用户选择恢复后，工作台载入对应问卷、画像和持仓，同时清空由旧输入生成的分析结果。用户核对当前资料后重新确认，风险计算与研究任务再根据本次有效条件执行。相关性排序因此只决定展示顺序，不决定当前风险预算。</w:t>
       </w:r>
     </w:p>
     <w:p>
       <w:pPr>
         <w:pStyle w:val="31"/>
       </w:pPr>
-      <w:bookmarkStart w:id="54" w:name="_Toc240647862"/>
+      <w:bookmarkStart w:id="56" w:name="_Toc240653622"/>
       <w:r>
         <w:t xml:space="preserve">6.4.3 </w:t>
       </w:r>
       <w:r>
-        <w:t>审查状态的单调性</w:t>
-      </w:r>
-      <w:bookmarkEnd w:id="54"/>
+        <w:t>跨会话使用场景</w:t>
+      </w:r>
+      <w:bookmarkEnd w:id="56"/>
     </w:p>
     <w:p>
       <w:pPr>
@@ -18646,320 +19832,60 @@
           <w:rFonts w:ascii="Times New Roman" w:eastAsia="楷体" w:hAnsi="Times New Roman"/>
           <w:color w:val="000000"/>
         </w:rPr>
-        <w:t>按照第五章的状态编码，定义聚合函数</w:t>
-      </w:r>
-      <w:r>
-        <w:rPr>
-          <w:rFonts w:ascii="Times New Roman" w:eastAsia="楷体" w:hAnsi="Times New Roman"/>
-          <w:color w:val="000000"/>
-        </w:rPr>
-        <w:t xml:space="preserve"> Γ(a,b) = max(a,b)</w:t>
-      </w:r>
-      <w:r>
-        <w:rPr>
-          <w:rFonts w:ascii="Times New Roman" w:eastAsia="楷体" w:hAnsi="Times New Roman"/>
-          <w:color w:val="000000"/>
-        </w:rPr>
-        <w:t>，其满足以下单调性：</w:t>
-      </w:r>
-    </w:p>
-    <w:p>
-      <w:pPr>
-        <w:keepNext/>
+        <w:t>用户提出</w:t>
+      </w:r>
+      <w:r>
+        <w:rPr>
+          <w:rFonts w:ascii="Times New Roman" w:eastAsia="楷体" w:hAnsi="Times New Roman"/>
+          <w:color w:val="000000"/>
+        </w:rPr>
+        <w:t>“</w:t>
+      </w:r>
+      <w:r>
+        <w:rPr>
+          <w:rFonts w:ascii="Times New Roman" w:eastAsia="楷体" w:hAnsi="Times New Roman"/>
+          <w:color w:val="000000"/>
+        </w:rPr>
+        <w:t>找回之前讨论过的基金组合</w:t>
+      </w:r>
+      <w:r>
+        <w:rPr>
+          <w:rFonts w:ascii="Times New Roman" w:eastAsia="楷体" w:hAnsi="Times New Roman"/>
+          <w:color w:val="000000"/>
+        </w:rPr>
+        <w:t>”</w:t>
+      </w:r>
+      <w:r>
+        <w:rPr>
+          <w:rFonts w:ascii="Times New Roman" w:eastAsia="楷体" w:hAnsi="Times New Roman"/>
+          <w:color w:val="000000"/>
+        </w:rPr>
+        <w:t>时，系统可以依据资产类型和意图字段检索相关保存记录。用户能够查看保存时间及匹配依据，选择需要复用的资料。若当前已经调整持仓，仍需更新和确认新的数量；历史报告只承担回看作用，新的测算重新读取当前有效输入。</w:t>
+      </w:r>
+    </w:p>
+    <w:p>
+      <w:pPr>
+        <w:pStyle w:val="31"/>
+      </w:pPr>
+      <w:bookmarkStart w:id="57" w:name="_Toc240653623"/>
+      <w:r>
+        <w:t xml:space="preserve">6.4.4 </w:t>
+      </w:r>
+      <w:r>
+        <w:t>工程价值</w:t>
+      </w:r>
+      <w:bookmarkEnd w:id="57"/>
+    </w:p>
+    <w:p>
+      <w:pPr>
         <w:widowControl/>
-        <w:tabs>
-          <w:tab w:val="center" w:pos="4819"/>
-          <w:tab w:val="right" w:pos="9638"/>
-        </w:tabs>
-        <w:ind w:firstLine="0"/>
-        <w:jc w:val="left"/>
-      </w:pPr>
-      <w:r>
-        <w:tab/>
-      </w:r>
-      <m:oMath>
-        <m:sSup>
-          <m:sSupPr>
-            <m:ctrlPr>
-              <w:rPr>
-                <w:rFonts w:ascii="Cambria Math" w:hAnsi="Cambria Math"/>
-              </w:rPr>
-            </m:ctrlPr>
-          </m:sSupPr>
-          <m:e>
-            <m:r>
-              <w:rPr>
-                <w:rFonts w:ascii="Cambria Math" w:hAnsi="Cambria Math"/>
-              </w:rPr>
-              <m:t>a</m:t>
-            </m:r>
-          </m:e>
-          <m:sup>
-            <m:r>
-              <w:rPr>
-                <w:rFonts w:ascii="Cambria Math" w:hAnsi="Cambria Math"/>
-              </w:rPr>
-              <m:t>'</m:t>
-            </m:r>
-          </m:sup>
-        </m:sSup>
-        <m:r>
-          <w:rPr>
-            <w:rFonts w:ascii="Cambria Math" w:hAnsi="Cambria Math"/>
-          </w:rPr>
-          <m:t>≥</m:t>
-        </m:r>
-        <m:r>
-          <w:rPr>
-            <w:rFonts w:ascii="Cambria Math" w:hAnsi="Cambria Math"/>
-          </w:rPr>
-          <m:t>a</m:t>
-        </m:r>
-        <m:r>
-          <w:rPr>
-            <w:rFonts w:ascii="Cambria Math" w:hAnsi="Cambria Math"/>
-          </w:rPr>
-          <m:t>,</m:t>
-        </m:r>
-        <m:r>
-          <m:rPr>
-            <m:sty m:val="p"/>
-          </m:rPr>
-          <w:rPr>
-            <w:rFonts w:ascii="Cambria Math" w:hAnsi="Cambria Math"/>
-          </w:rPr>
-          <m:t> </m:t>
-        </m:r>
-        <m:sSup>
-          <m:sSupPr>
-            <m:ctrlPr>
-              <w:rPr>
-                <w:rFonts w:ascii="Cambria Math" w:hAnsi="Cambria Math"/>
-              </w:rPr>
-            </m:ctrlPr>
-          </m:sSupPr>
-          <m:e>
-            <m:r>
-              <w:rPr>
-                <w:rFonts w:ascii="Cambria Math" w:hAnsi="Cambria Math"/>
-              </w:rPr>
-              <m:t>b</m:t>
-            </m:r>
-          </m:e>
-          <m:sup>
-            <m:r>
-              <w:rPr>
-                <w:rFonts w:ascii="Cambria Math" w:hAnsi="Cambria Math"/>
-              </w:rPr>
-              <m:t>'</m:t>
-            </m:r>
-          </m:sup>
-        </m:sSup>
-        <m:r>
-          <w:rPr>
-            <w:rFonts w:ascii="Cambria Math" w:hAnsi="Cambria Math"/>
-          </w:rPr>
-          <m:t>≥</m:t>
-        </m:r>
-        <m:r>
-          <w:rPr>
-            <w:rFonts w:ascii="Cambria Math" w:hAnsi="Cambria Math"/>
-          </w:rPr>
-          <m:t>b</m:t>
-        </m:r>
-        <m:r>
-          <m:rPr>
-            <m:sty m:val="p"/>
-          </m:rPr>
-          <w:rPr>
-            <w:rFonts w:ascii="Cambria Math" w:hAnsi="Cambria Math"/>
-          </w:rPr>
-          <m:t> </m:t>
-        </m:r>
-        <m:r>
-          <w:rPr>
-            <w:rFonts w:ascii="Cambria Math" w:hAnsi="Cambria Math"/>
-          </w:rPr>
-          <m:t>⇒</m:t>
-        </m:r>
-        <m:r>
-          <m:rPr>
-            <m:sty m:val="p"/>
-          </m:rPr>
-          <w:rPr>
-            <w:rFonts w:ascii="Cambria Math" w:hAnsi="Cambria Math"/>
-          </w:rPr>
-          <m:t> </m:t>
-        </m:r>
-        <m:r>
-          <w:rPr>
-            <w:rFonts w:ascii="Cambria Math" w:hAnsi="Cambria Math"/>
-          </w:rPr>
-          <m:t>Γ</m:t>
-        </m:r>
-        <m:r>
-          <w:rPr>
-            <w:rFonts w:ascii="Cambria Math" w:hAnsi="Cambria Math"/>
-          </w:rPr>
-          <m:t>(</m:t>
-        </m:r>
-        <m:sSup>
-          <m:sSupPr>
-            <m:ctrlPr>
-              <w:rPr>
-                <w:rFonts w:ascii="Cambria Math" w:hAnsi="Cambria Math"/>
-              </w:rPr>
-            </m:ctrlPr>
-          </m:sSupPr>
-          <m:e>
-            <m:r>
-              <w:rPr>
-                <w:rFonts w:ascii="Cambria Math" w:hAnsi="Cambria Math"/>
-              </w:rPr>
-              <m:t>a</m:t>
-            </m:r>
-          </m:e>
-          <m:sup>
-            <m:r>
-              <w:rPr>
-                <w:rFonts w:ascii="Cambria Math" w:hAnsi="Cambria Math"/>
-              </w:rPr>
-              <m:t>'</m:t>
-            </m:r>
-          </m:sup>
-        </m:sSup>
-        <m:r>
-          <w:rPr>
-            <w:rFonts w:ascii="Cambria Math" w:hAnsi="Cambria Math"/>
-          </w:rPr>
-          <m:t>,</m:t>
-        </m:r>
-        <m:sSup>
-          <m:sSupPr>
-            <m:ctrlPr>
-              <w:rPr>
-                <w:rFonts w:ascii="Cambria Math" w:hAnsi="Cambria Math"/>
-              </w:rPr>
-            </m:ctrlPr>
-          </m:sSupPr>
-          <m:e>
-            <m:r>
-              <w:rPr>
-                <w:rFonts w:ascii="Cambria Math" w:hAnsi="Cambria Math"/>
-              </w:rPr>
-              <m:t>b</m:t>
-            </m:r>
-          </m:e>
-          <m:sup>
-            <m:r>
-              <w:rPr>
-                <w:rFonts w:ascii="Cambria Math" w:hAnsi="Cambria Math"/>
-              </w:rPr>
-              <m:t>'</m:t>
-            </m:r>
-          </m:sup>
-        </m:sSup>
-        <m:r>
-          <w:rPr>
-            <w:rFonts w:ascii="Cambria Math" w:hAnsi="Cambria Math"/>
-          </w:rPr>
-          <m:t>)≥</m:t>
-        </m:r>
-        <m:r>
-          <w:rPr>
-            <w:rFonts w:ascii="Cambria Math" w:hAnsi="Cambria Math"/>
-          </w:rPr>
-          <m:t>Γ</m:t>
-        </m:r>
-        <m:r>
-          <w:rPr>
-            <w:rFonts w:ascii="Cambria Math" w:hAnsi="Cambria Math"/>
-          </w:rPr>
-          <m:t>(</m:t>
-        </m:r>
-        <m:r>
-          <w:rPr>
-            <w:rFonts w:ascii="Cambria Math" w:hAnsi="Cambria Math"/>
-          </w:rPr>
-          <m:t>a</m:t>
-        </m:r>
-        <m:r>
-          <w:rPr>
-            <w:rFonts w:ascii="Cambria Math" w:hAnsi="Cambria Math"/>
-          </w:rPr>
-          <m:t>,</m:t>
-        </m:r>
-        <m:r>
-          <w:rPr>
-            <w:rFonts w:ascii="Cambria Math" w:hAnsi="Cambria Math"/>
-          </w:rPr>
-          <m:t>b</m:t>
-        </m:r>
-        <m:r>
-          <w:rPr>
-            <w:rFonts w:ascii="Cambria Math" w:hAnsi="Cambria Math"/>
-          </w:rPr>
-          <m:t>)</m:t>
-        </m:r>
-      </m:oMath>
-      <w:r>
-        <w:rPr>
-          <w:rFonts w:ascii="Times New Roman" w:eastAsia="楷体" w:hAnsi="Times New Roman"/>
-          <w:color w:val="000000"/>
-        </w:rPr>
-        <w:tab/>
-        <w:t>(6-4)</w:t>
-      </w:r>
-    </w:p>
-    <w:p>
-      <w:pPr>
-        <w:widowControl/>
-      </w:pPr>
-      <w:r>
-        <w:rPr>
-          <w:rFonts w:ascii="Times New Roman" w:eastAsia="楷体" w:hAnsi="Times New Roman"/>
-          <w:color w:val="000000"/>
-        </w:rPr>
-        <w:t>式</w:t>
-      </w:r>
-      <w:r>
-        <w:rPr>
-          <w:rFonts w:ascii="Times New Roman" w:eastAsia="楷体" w:hAnsi="Times New Roman"/>
-          <w:color w:val="000000"/>
-        </w:rPr>
-        <w:t xml:space="preserve"> 6-4 </w:t>
-      </w:r>
-      <w:r>
-        <w:rPr>
-          <w:rFonts w:ascii="Times New Roman" w:eastAsia="楷体" w:hAnsi="Times New Roman"/>
-          <w:color w:val="000000"/>
-        </w:rPr>
-        <w:t>表示任一审查等级提高时，另一项通过结果无法降低整体审查等级。例如，风险通过但缺少必要披露时，整体仍需复核。问题补充后重新计算，建议组合器再次检查输入与审查结果的一致性。</w:t>
-      </w:r>
-    </w:p>
-    <w:p>
-      <w:pPr>
-        <w:pStyle w:val="31"/>
-      </w:pPr>
-      <w:bookmarkStart w:id="55" w:name="_Toc240647863"/>
-      <w:r>
-        <w:t xml:space="preserve">6.4.4 </w:t>
-      </w:r>
-      <w:r>
-        <w:t>工程价值</w:t>
-      </w:r>
-      <w:bookmarkEnd w:id="55"/>
-    </w:p>
-    <w:p>
-      <w:pPr>
-        <w:widowControl/>
-      </w:pPr>
-      <w:r>
-        <w:rPr>
-          <w:rFonts w:ascii="Times New Roman" w:eastAsia="楷体" w:hAnsi="Times New Roman"/>
-          <w:color w:val="000000"/>
-        </w:rPr>
-        <w:t>这一设计使多任务研究具备明确的执行顺序和结果使用条件。资料问题能够沿依赖关系传递，审查问题能够定位到具体输入，用户可以据此补充材料或调整方案。专业研究与建议审查因此形成可追踪、可复核的协作过程。</w:t>
+      </w:pPr>
+      <w:r>
+        <w:rPr>
+          <w:rFonts w:ascii="Times New Roman" w:eastAsia="楷体" w:hAnsi="Times New Roman"/>
+          <w:color w:val="000000"/>
+        </w:rPr>
+        <w:t>这一设计连接了历史检索、用户确认、会话前提和金融计算。用户能够跨会话找回有用资料，系统同时保留当前输入的版本及归属要求。其技术价值体现为历史信息可复用、检索依据可解释、当前计算前提可确认，为持续投顾交流提供明确的数据管理方式。</w:t>
       </w:r>
     </w:p>
     <w:p>
@@ -18967,14 +19893,14 @@
         <w:pStyle w:val="2"/>
         <w:widowControl/>
       </w:pPr>
-      <w:bookmarkStart w:id="56" w:name="_Toc240647864"/>
+      <w:bookmarkStart w:id="58" w:name="_Toc240653624"/>
       <w:r>
         <w:t xml:space="preserve">6.5 </w:t>
       </w:r>
       <w:r>
         <w:t>应用价值与未来展望</w:t>
       </w:r>
-      <w:bookmarkEnd w:id="56"/>
+      <w:bookmarkEnd w:id="58"/>
     </w:p>
     <w:p>
       <w:pPr>
@@ -18992,19 +19918,7 @@
           <w:rFonts w:ascii="Times New Roman" w:eastAsia="楷体" w:hAnsi="Times New Roman"/>
           <w:color w:val="000000"/>
         </w:rPr>
-        <w:t>将用户条件、研究依据、组合计算和建议审查连接为完整服务过程。用户可以了解建议与自身条件的关系，核查所依据的资料，并查看调整方案的数量、费用和风险变化。第七章通过正式组合报告展示相关计算与检查结果。</w:t>
-      </w:r>
-    </w:p>
-    <w:p>
-      <w:pPr>
-        <w:widowControl/>
-      </w:pPr>
-      <w:r>
-        <w:rPr>
-          <w:rFonts w:ascii="Times New Roman" w:eastAsia="楷体" w:hAnsi="Times New Roman"/>
-          <w:color w:val="000000"/>
-        </w:rPr>
-        <w:t>后续将结合引用验证研究</w:t>
+        <w:t>将用户条件、研究依据、组合计算和建议审查连接为可追踪的服务过程。后续结合引用验证研究</w:t>
       </w:r>
       <w:r>
         <w:rPr>
@@ -19018,35 +19932,21 @@
           <w:rFonts w:ascii="Times New Roman" w:eastAsia="楷体" w:hAnsi="Times New Roman"/>
           <w:color w:val="000000"/>
         </w:rPr>
-        <w:t>，扩展自然语言声明的句子级证据检查；参考</w:t>
-      </w:r>
-      <w:r>
-        <w:rPr>
-          <w:rFonts w:ascii="Times New Roman" w:eastAsia="楷体" w:hAnsi="Times New Roman"/>
-          <w:color w:val="000000"/>
-        </w:rPr>
-        <w:t xml:space="preserve"> FrontierFinance </w:t>
-      </w:r>
-      <w:r>
-        <w:rPr>
-          <w:rFonts w:ascii="Times New Roman" w:eastAsia="楷体" w:hAnsi="Times New Roman"/>
-          <w:color w:val="000000"/>
-        </w:rPr>
-        <w:t>的逐项评价方法</w:t>
-      </w:r>
-      <w:r>
-        <w:rPr>
-          <w:rFonts w:ascii="Times New Roman" w:eastAsia="楷体" w:hAnsi="Times New Roman"/>
-          <w:color w:val="000000"/>
-        </w:rPr>
-        <w:t>[5]</w:t>
-      </w:r>
-      <w:r>
-        <w:rPr>
-          <w:rFonts w:ascii="Times New Roman" w:eastAsia="楷体" w:hAnsi="Times New Roman"/>
-          <w:color w:val="000000"/>
-        </w:rPr>
-        <w:t>，增加不同画像、持仓与数据条件下的研究任务验证，分别评价计算正确性、证据支持和建议适配情况。</w:t>
+        <w:t>扩展句子级证据检查，并参考</w:t>
+      </w:r>
+      <w:r>
+        <w:rPr>
+          <w:rFonts w:ascii="Times New Roman" w:eastAsia="楷体" w:hAnsi="Times New Roman"/>
+          <w:color w:val="000000"/>
+        </w:rPr>
+        <w:t xml:space="preserve"> FrontierFinance[5]</w:t>
+      </w:r>
+      <w:r>
+        <w:rPr>
+          <w:rFonts w:ascii="Times New Roman" w:eastAsia="楷体" w:hAnsi="Times New Roman"/>
+          <w:color w:val="000000"/>
+        </w:rPr>
+        <w:t>，在不同画像与持仓条件下分别评价计算正确性、证据支持和建议适配情况。</w:t>
       </w:r>
     </w:p>
     <w:p>
@@ -19054,7 +19954,7 @@
         <w:pStyle w:val="1"/>
         <w:widowControl/>
       </w:pPr>
-      <w:bookmarkStart w:id="57" w:name="_Toc240647865"/>
+      <w:bookmarkStart w:id="59" w:name="_Toc240653625"/>
       <w:r>
         <w:lastRenderedPageBreak/>
         <w:t>第七章</w:t>
@@ -19065,21 +19965,21 @@
       <w:r>
         <w:t>系统验证与运行保障</w:t>
       </w:r>
-      <w:bookmarkEnd w:id="57"/>
+      <w:bookmarkEnd w:id="59"/>
     </w:p>
     <w:p>
       <w:pPr>
         <w:pStyle w:val="2"/>
         <w:widowControl/>
       </w:pPr>
-      <w:bookmarkStart w:id="58" w:name="_Toc240647866"/>
+      <w:bookmarkStart w:id="60" w:name="_Toc240653626"/>
       <w:r>
         <w:t xml:space="preserve">7.1 </w:t>
       </w:r>
       <w:r>
         <w:t>正式组合报告案例</w:t>
       </w:r>
-      <w:bookmarkEnd w:id="58"/>
+      <w:bookmarkEnd w:id="60"/>
     </w:p>
     <w:p>
       <w:pPr>
@@ -20824,7 +21724,7 @@
         <w:pStyle w:val="2"/>
         <w:widowControl/>
       </w:pPr>
-      <w:bookmarkStart w:id="59" w:name="_Toc240647867"/>
+      <w:bookmarkStart w:id="61" w:name="_Toc240653627"/>
       <w:r>
         <w:lastRenderedPageBreak/>
         <w:t xml:space="preserve">7.2 </w:t>
@@ -20832,7 +21732,7 @@
       <w:r>
         <w:t>验证方法</w:t>
       </w:r>
-      <w:bookmarkEnd w:id="59"/>
+      <w:bookmarkEnd w:id="61"/>
     </w:p>
     <w:tbl>
       <w:tblPr>
@@ -21510,14 +22410,14 @@
         <w:pStyle w:val="2"/>
         <w:widowControl/>
       </w:pPr>
-      <w:bookmarkStart w:id="60" w:name="_Toc240647868"/>
+      <w:bookmarkStart w:id="62" w:name="_Toc240653628"/>
       <w:r>
         <w:t xml:space="preserve">7.3 </w:t>
       </w:r>
       <w:r>
         <w:t>数据质量与运行条件</w:t>
       </w:r>
-      <w:bookmarkEnd w:id="60"/>
+      <w:bookmarkEnd w:id="62"/>
     </w:p>
     <w:p>
       <w:pPr>
@@ -21592,14 +22492,14 @@
         <w:pStyle w:val="2"/>
         <w:widowControl/>
       </w:pPr>
-      <w:bookmarkStart w:id="61" w:name="_Toc240647869"/>
+      <w:bookmarkStart w:id="63" w:name="_Toc240653629"/>
       <w:r>
         <w:t xml:space="preserve">7.4 </w:t>
       </w:r>
       <w:r>
         <w:t>用户信息与部署</w:t>
       </w:r>
-      <w:bookmarkEnd w:id="61"/>
+      <w:bookmarkEnd w:id="63"/>
     </w:p>
     <w:p>
       <w:pPr>
@@ -21674,7 +22574,7 @@
         <w:pStyle w:val="1"/>
         <w:widowControl/>
       </w:pPr>
-      <w:bookmarkStart w:id="62" w:name="_Toc240647870"/>
+      <w:bookmarkStart w:id="64" w:name="_Toc240653630"/>
       <w:r>
         <w:lastRenderedPageBreak/>
         <w:t>第八章</w:t>
@@ -21685,7 +22585,7 @@
       <w:r>
         <w:t>参考文献</w:t>
       </w:r>
-      <w:bookmarkEnd w:id="62"/>
+      <w:bookmarkEnd w:id="64"/>
     </w:p>
     <w:p>
       <w:pPr>
@@ -21762,7 +22662,7 @@
         <w:pStyle w:val="1"/>
         <w:widowControl/>
       </w:pPr>
-      <w:bookmarkStart w:id="63" w:name="_Toc240647871"/>
+      <w:bookmarkStart w:id="65" w:name="_Toc240653631"/>
       <w:r>
         <w:lastRenderedPageBreak/>
         <w:t>附录</w:t>
@@ -21773,7 +22673,7 @@
       <w:r>
         <w:t>工程核验索引</w:t>
       </w:r>
-      <w:bookmarkEnd w:id="63"/>
+      <w:bookmarkEnd w:id="65"/>
     </w:p>
     <w:tbl>
       <w:tblPr>
@@ -22001,7 +22901,7 @@
                 <w:color w:val="000000"/>
                 <w:sz w:val="20"/>
               </w:rPr>
-              <w:t>6.1</w:t>
+              <w:t>6.3</w:t>
             </w:r>
           </w:p>
         </w:tc>
@@ -22118,7 +23018,7 @@
                 <w:color w:val="000000"/>
                 <w:sz w:val="20"/>
               </w:rPr>
-              <w:t>6.1</w:t>
+              <w:t>6.3</w:t>
             </w:r>
           </w:p>
         </w:tc>
@@ -22421,7 +23321,7 @@
                 <w:color w:val="000000"/>
                 <w:sz w:val="20"/>
               </w:rPr>
-              <w:t>6.4</w:t>
+              <w:t>6.2</w:t>
             </w:r>
           </w:p>
         </w:tc>
@@ -22446,7 +23346,7 @@
                 <w:color w:val="000000"/>
                 <w:sz w:val="20"/>
               </w:rPr>
-              <w:t>案例输入</w:t>
+              <w:t>会话事实</w:t>
             </w:r>
           </w:p>
         </w:tc>
@@ -22466,7 +23366,23 @@
                 <w:color w:val="000000"/>
                 <w:sz w:val="20"/>
               </w:rPr>
-              <w:t>app/api/static/pages-snapshot.json</w:t>
+              <w:t>app/service/session_truth.py</w:t>
+            </w:r>
+            <w:r>
+              <w:rPr>
+                <w:rFonts w:ascii="Times New Roman" w:eastAsia="楷体" w:hAnsi="Times New Roman"/>
+                <w:color w:val="000000"/>
+                <w:sz w:val="20"/>
+              </w:rPr>
+              <w:t>；</w:t>
+            </w:r>
+            <w:r>
+              <w:rPr>
+                <w:rFonts w:ascii="Times New Roman" w:eastAsia="楷体" w:hAnsi="Times New Roman"/>
+                <w:color w:val="000000"/>
+                <w:sz w:val="20"/>
+              </w:rPr>
+              <w:t>app/api/main.py</w:t>
             </w:r>
           </w:p>
         </w:tc>
@@ -22486,7 +23402,7 @@
                 <w:color w:val="000000"/>
                 <w:sz w:val="20"/>
               </w:rPr>
-              <w:t>正式保存的报告响应</w:t>
+              <w:t>版本、指纹与持续校验</w:t>
             </w:r>
           </w:p>
         </w:tc>
@@ -22506,7 +23422,23 @@
                 <w:color w:val="000000"/>
                 <w:sz w:val="20"/>
               </w:rPr>
-              <w:t>7.1</w:t>
+              <w:t>5.3.7</w:t>
+            </w:r>
+            <w:r>
+              <w:rPr>
+                <w:rFonts w:ascii="Times New Roman" w:eastAsia="楷体" w:hAnsi="Times New Roman"/>
+                <w:color w:val="000000"/>
+                <w:sz w:val="20"/>
+              </w:rPr>
+              <w:t>、</w:t>
+            </w:r>
+            <w:r>
+              <w:rPr>
+                <w:rFonts w:ascii="Times New Roman" w:eastAsia="楷体" w:hAnsi="Times New Roman"/>
+                <w:color w:val="000000"/>
+                <w:sz w:val="20"/>
+              </w:rPr>
+              <w:t>6.1</w:t>
             </w:r>
           </w:p>
         </w:tc>
@@ -22531,7 +23463,7 @@
                 <w:color w:val="000000"/>
                 <w:sz w:val="20"/>
               </w:rPr>
-              <w:t>工程说明</w:t>
+              <w:t>历史记忆</w:t>
             </w:r>
           </w:p>
         </w:tc>
@@ -22551,7 +23483,23 @@
                 <w:color w:val="000000"/>
                 <w:sz w:val="20"/>
               </w:rPr>
-              <w:t>docs/submission/technical-report.md</w:t>
+              <w:t>app/store/context.py</w:t>
+            </w:r>
+            <w:r>
+              <w:rPr>
+                <w:rFonts w:ascii="Times New Roman" w:eastAsia="楷体" w:hAnsi="Times New Roman"/>
+                <w:color w:val="000000"/>
+                <w:sz w:val="20"/>
+              </w:rPr>
+              <w:t>；</w:t>
+            </w:r>
+            <w:r>
+              <w:rPr>
+                <w:rFonts w:ascii="Times New Roman" w:eastAsia="楷体" w:hAnsi="Times New Roman"/>
+                <w:color w:val="000000"/>
+                <w:sz w:val="20"/>
+              </w:rPr>
+              <w:t>app/service/semantic_memory.py</w:t>
             </w:r>
           </w:p>
         </w:tc>
@@ -22571,7 +23519,7 @@
                 <w:color w:val="000000"/>
                 <w:sz w:val="20"/>
               </w:rPr>
-              <w:t>模块、接口与部署细节</w:t>
+              <w:t>用户归属、检索与显式恢复</w:t>
             </w:r>
           </w:p>
         </w:tc>
@@ -22591,6 +23539,410 @@
                 <w:color w:val="000000"/>
                 <w:sz w:val="20"/>
               </w:rPr>
+              <w:t>5.3.7</w:t>
+            </w:r>
+            <w:r>
+              <w:rPr>
+                <w:rFonts w:ascii="Times New Roman" w:eastAsia="楷体" w:hAnsi="Times New Roman"/>
+                <w:color w:val="000000"/>
+                <w:sz w:val="20"/>
+              </w:rPr>
+              <w:t>、</w:t>
+            </w:r>
+            <w:r>
+              <w:rPr>
+                <w:rFonts w:ascii="Times New Roman" w:eastAsia="楷体" w:hAnsi="Times New Roman"/>
+                <w:color w:val="000000"/>
+                <w:sz w:val="20"/>
+              </w:rPr>
+              <w:t>6.4</w:t>
+            </w:r>
+          </w:p>
+        </w:tc>
+      </w:tr>
+      <w:tr>
+        <w:trPr>
+          <w:cantSplit/>
+        </w:trPr>
+        <w:tc>
+          <w:tcPr>
+            <w:tcW w:w="1417" w:type="dxa"/>
+          </w:tcPr>
+          <w:p>
+            <w:pPr>
+              <w:spacing w:before="60" w:after="60"/>
+              <w:ind w:firstLine="0"/>
+              <w:jc w:val="left"/>
+            </w:pPr>
+            <w:r>
+              <w:rPr>
+                <w:rFonts w:ascii="Times New Roman" w:eastAsia="楷体" w:hAnsi="Times New Roman"/>
+                <w:color w:val="000000"/>
+                <w:sz w:val="20"/>
+              </w:rPr>
+              <w:t>对话与工具</w:t>
+            </w:r>
+          </w:p>
+        </w:tc>
+        <w:tc>
+          <w:tcPr>
+            <w:tcW w:w="3969" w:type="dxa"/>
+          </w:tcPr>
+          <w:p>
+            <w:pPr>
+              <w:spacing w:before="60" w:after="60"/>
+              <w:ind w:firstLine="0"/>
+              <w:jc w:val="left"/>
+            </w:pPr>
+            <w:r>
+              <w:rPr>
+                <w:rFonts w:ascii="Times New Roman" w:eastAsia="楷体" w:hAnsi="Times New Roman"/>
+                <w:color w:val="000000"/>
+                <w:sz w:val="20"/>
+              </w:rPr>
+              <w:t>app/llm/agent.py</w:t>
+            </w:r>
+            <w:r>
+              <w:rPr>
+                <w:rFonts w:ascii="Times New Roman" w:eastAsia="楷体" w:hAnsi="Times New Roman"/>
+                <w:color w:val="000000"/>
+                <w:sz w:val="20"/>
+              </w:rPr>
+              <w:t>；</w:t>
+            </w:r>
+            <w:r>
+              <w:rPr>
+                <w:rFonts w:ascii="Times New Roman" w:eastAsia="楷体" w:hAnsi="Times New Roman"/>
+                <w:color w:val="000000"/>
+                <w:sz w:val="20"/>
+              </w:rPr>
+              <w:t>app/llm/client.py</w:t>
+            </w:r>
+          </w:p>
+        </w:tc>
+        <w:tc>
+          <w:tcPr>
+            <w:tcW w:w="2551" w:type="dxa"/>
+          </w:tcPr>
+          <w:p>
+            <w:pPr>
+              <w:spacing w:before="60" w:after="60"/>
+              <w:ind w:firstLine="0"/>
+              <w:jc w:val="left"/>
+            </w:pPr>
+            <w:r>
+              <w:rPr>
+                <w:rFonts w:ascii="Times New Roman" w:eastAsia="楷体" w:hAnsi="Times New Roman"/>
+                <w:color w:val="000000"/>
+                <w:sz w:val="20"/>
+              </w:rPr>
+              <w:t>最近消息与工具需求路由</w:t>
+            </w:r>
+          </w:p>
+        </w:tc>
+        <w:tc>
+          <w:tcPr>
+            <w:tcW w:w="1701" w:type="dxa"/>
+          </w:tcPr>
+          <w:p>
+            <w:pPr>
+              <w:spacing w:before="60" w:after="60"/>
+              <w:ind w:firstLine="0"/>
+              <w:jc w:val="left"/>
+            </w:pPr>
+            <w:r>
+              <w:rPr>
+                <w:rFonts w:ascii="Times New Roman" w:eastAsia="楷体" w:hAnsi="Times New Roman"/>
+                <w:color w:val="000000"/>
+                <w:sz w:val="20"/>
+              </w:rPr>
+              <w:t>5.3.8</w:t>
+            </w:r>
+          </w:p>
+        </w:tc>
+      </w:tr>
+      <w:tr>
+        <w:trPr>
+          <w:cantSplit/>
+        </w:trPr>
+        <w:tc>
+          <w:tcPr>
+            <w:tcW w:w="1417" w:type="dxa"/>
+          </w:tcPr>
+          <w:p>
+            <w:pPr>
+              <w:spacing w:before="60" w:after="60"/>
+              <w:ind w:firstLine="0"/>
+              <w:jc w:val="left"/>
+            </w:pPr>
+            <w:r>
+              <w:rPr>
+                <w:rFonts w:ascii="Times New Roman" w:eastAsia="楷体" w:hAnsi="Times New Roman"/>
+                <w:color w:val="000000"/>
+                <w:sz w:val="20"/>
+              </w:rPr>
+              <w:t>专业研究</w:t>
+            </w:r>
+          </w:p>
+        </w:tc>
+        <w:tc>
+          <w:tcPr>
+            <w:tcW w:w="3969" w:type="dxa"/>
+          </w:tcPr>
+          <w:p>
+            <w:pPr>
+              <w:spacing w:before="60" w:after="60"/>
+              <w:ind w:firstLine="0"/>
+              <w:jc w:val="left"/>
+            </w:pPr>
+            <w:r>
+              <w:rPr>
+                <w:rFonts w:ascii="Times New Roman" w:eastAsia="楷体" w:hAnsi="Times New Roman"/>
+                <w:color w:val="000000"/>
+                <w:sz w:val="20"/>
+              </w:rPr>
+              <w:t>app/research/specialists.py</w:t>
+            </w:r>
+            <w:r>
+              <w:rPr>
+                <w:rFonts w:ascii="Times New Roman" w:eastAsia="楷体" w:hAnsi="Times New Roman"/>
+                <w:color w:val="000000"/>
+                <w:sz w:val="20"/>
+              </w:rPr>
+              <w:t>；</w:t>
+            </w:r>
+            <w:r>
+              <w:rPr>
+                <w:rFonts w:ascii="Times New Roman" w:eastAsia="楷体" w:hAnsi="Times New Roman"/>
+                <w:color w:val="000000"/>
+                <w:sz w:val="20"/>
+              </w:rPr>
+              <w:t>app/orchestration/state_machine.py</w:t>
+            </w:r>
+          </w:p>
+        </w:tc>
+        <w:tc>
+          <w:tcPr>
+            <w:tcW w:w="2551" w:type="dxa"/>
+          </w:tcPr>
+          <w:p>
+            <w:pPr>
+              <w:spacing w:before="60" w:after="60"/>
+              <w:ind w:firstLine="0"/>
+              <w:jc w:val="left"/>
+            </w:pPr>
+            <w:r>
+              <w:rPr>
+                <w:rFonts w:ascii="Times New Roman" w:eastAsia="楷体" w:hAnsi="Times New Roman"/>
+                <w:color w:val="000000"/>
+                <w:sz w:val="20"/>
+              </w:rPr>
+              <w:t>角色、依赖与状态传播</w:t>
+            </w:r>
+          </w:p>
+        </w:tc>
+        <w:tc>
+          <w:tcPr>
+            <w:tcW w:w="1701" w:type="dxa"/>
+          </w:tcPr>
+          <w:p>
+            <w:pPr>
+              <w:spacing w:before="60" w:after="60"/>
+              <w:ind w:firstLine="0"/>
+              <w:jc w:val="left"/>
+            </w:pPr>
+            <w:r>
+              <w:rPr>
+                <w:rFonts w:ascii="Times New Roman" w:eastAsia="楷体" w:hAnsi="Times New Roman"/>
+                <w:color w:val="000000"/>
+                <w:sz w:val="20"/>
+              </w:rPr>
+              <w:t>5.3.5</w:t>
+            </w:r>
+            <w:r>
+              <w:rPr>
+                <w:rFonts w:ascii="Times New Roman" w:eastAsia="楷体" w:hAnsi="Times New Roman"/>
+                <w:color w:val="000000"/>
+                <w:sz w:val="20"/>
+              </w:rPr>
+              <w:t>、</w:t>
+            </w:r>
+            <w:r>
+              <w:rPr>
+                <w:rFonts w:ascii="Times New Roman" w:eastAsia="楷体" w:hAnsi="Times New Roman"/>
+                <w:color w:val="000000"/>
+                <w:sz w:val="20"/>
+              </w:rPr>
+              <w:t>6.2</w:t>
+            </w:r>
+          </w:p>
+        </w:tc>
+      </w:tr>
+      <w:tr>
+        <w:trPr>
+          <w:cantSplit/>
+        </w:trPr>
+        <w:tc>
+          <w:tcPr>
+            <w:tcW w:w="1417" w:type="dxa"/>
+          </w:tcPr>
+          <w:p>
+            <w:pPr>
+              <w:spacing w:before="60" w:after="60"/>
+              <w:ind w:firstLine="0"/>
+              <w:jc w:val="left"/>
+            </w:pPr>
+            <w:r>
+              <w:rPr>
+                <w:rFonts w:ascii="Times New Roman" w:eastAsia="楷体" w:hAnsi="Times New Roman"/>
+                <w:color w:val="000000"/>
+                <w:sz w:val="20"/>
+              </w:rPr>
+              <w:t>案例输入</w:t>
+            </w:r>
+          </w:p>
+        </w:tc>
+        <w:tc>
+          <w:tcPr>
+            <w:tcW w:w="3969" w:type="dxa"/>
+          </w:tcPr>
+          <w:p>
+            <w:pPr>
+              <w:spacing w:before="60" w:after="60"/>
+              <w:ind w:firstLine="0"/>
+              <w:jc w:val="left"/>
+            </w:pPr>
+            <w:r>
+              <w:rPr>
+                <w:rFonts w:ascii="Times New Roman" w:eastAsia="楷体" w:hAnsi="Times New Roman"/>
+                <w:color w:val="000000"/>
+                <w:sz w:val="20"/>
+              </w:rPr>
+              <w:t>app/api/static/pages-snapshot.json</w:t>
+            </w:r>
+          </w:p>
+        </w:tc>
+        <w:tc>
+          <w:tcPr>
+            <w:tcW w:w="2551" w:type="dxa"/>
+          </w:tcPr>
+          <w:p>
+            <w:pPr>
+              <w:spacing w:before="60" w:after="60"/>
+              <w:ind w:firstLine="0"/>
+              <w:jc w:val="left"/>
+            </w:pPr>
+            <w:r>
+              <w:rPr>
+                <w:rFonts w:ascii="Times New Roman" w:eastAsia="楷体" w:hAnsi="Times New Roman"/>
+                <w:color w:val="000000"/>
+                <w:sz w:val="20"/>
+              </w:rPr>
+              <w:t>正式保存的报告响应</w:t>
+            </w:r>
+          </w:p>
+        </w:tc>
+        <w:tc>
+          <w:tcPr>
+            <w:tcW w:w="1701" w:type="dxa"/>
+          </w:tcPr>
+          <w:p>
+            <w:pPr>
+              <w:spacing w:before="60" w:after="60"/>
+              <w:ind w:firstLine="0"/>
+              <w:jc w:val="left"/>
+            </w:pPr>
+            <w:r>
+              <w:rPr>
+                <w:rFonts w:ascii="Times New Roman" w:eastAsia="楷体" w:hAnsi="Times New Roman"/>
+                <w:color w:val="000000"/>
+                <w:sz w:val="20"/>
+              </w:rPr>
+              <w:t>7.1</w:t>
+            </w:r>
+          </w:p>
+        </w:tc>
+      </w:tr>
+      <w:tr>
+        <w:trPr>
+          <w:cantSplit/>
+        </w:trPr>
+        <w:tc>
+          <w:tcPr>
+            <w:tcW w:w="1417" w:type="dxa"/>
+          </w:tcPr>
+          <w:p>
+            <w:pPr>
+              <w:spacing w:before="60" w:after="60"/>
+              <w:ind w:firstLine="0"/>
+              <w:jc w:val="left"/>
+            </w:pPr>
+            <w:r>
+              <w:rPr>
+                <w:rFonts w:ascii="Times New Roman" w:eastAsia="楷体" w:hAnsi="Times New Roman"/>
+                <w:color w:val="000000"/>
+                <w:sz w:val="20"/>
+              </w:rPr>
+              <w:t>工程说明</w:t>
+            </w:r>
+          </w:p>
+        </w:tc>
+        <w:tc>
+          <w:tcPr>
+            <w:tcW w:w="3969" w:type="dxa"/>
+          </w:tcPr>
+          <w:p>
+            <w:pPr>
+              <w:spacing w:before="60" w:after="60"/>
+              <w:ind w:firstLine="0"/>
+              <w:jc w:val="left"/>
+            </w:pPr>
+            <w:r>
+              <w:rPr>
+                <w:rFonts w:ascii="Times New Roman" w:eastAsia="楷体" w:hAnsi="Times New Roman"/>
+                <w:color w:val="000000"/>
+                <w:sz w:val="20"/>
+              </w:rPr>
+              <w:t>docs/submission/technical-report.md</w:t>
+            </w:r>
+          </w:p>
+        </w:tc>
+        <w:tc>
+          <w:tcPr>
+            <w:tcW w:w="2551" w:type="dxa"/>
+          </w:tcPr>
+          <w:p>
+            <w:pPr>
+              <w:spacing w:before="60" w:after="60"/>
+              <w:ind w:firstLine="0"/>
+              <w:jc w:val="left"/>
+            </w:pPr>
+            <w:r>
+              <w:rPr>
+                <w:rFonts w:ascii="Times New Roman" w:eastAsia="楷体" w:hAnsi="Times New Roman"/>
+                <w:color w:val="000000"/>
+                <w:sz w:val="20"/>
+              </w:rPr>
+              <w:t>模块、接口与部署细节</w:t>
+            </w:r>
+          </w:p>
+        </w:tc>
+        <w:tc>
+          <w:tcPr>
+            <w:tcW w:w="1701" w:type="dxa"/>
+          </w:tcPr>
+          <w:p>
+            <w:pPr>
+              <w:spacing w:before="60" w:after="60"/>
+              <w:ind w:firstLine="0"/>
+              <w:jc w:val="left"/>
+            </w:pPr>
+            <w:r>
+              <w:rPr>
+                <w:rFonts w:ascii="Times New Roman" w:eastAsia="楷体" w:hAnsi="Times New Roman"/>
+                <w:color w:val="000000"/>
+                <w:sz w:val="20"/>
+              </w:rPr>
               <w:t>第五章、第七章</w:t>
             </w:r>
           </w:p>
@@ -22629,8 +23981,8 @@
       </w:r>
     </w:p>
     <w:sectPr>
-      <w:headerReference w:type="default" r:id="rId19"/>
-      <w:footerReference w:type="default" r:id="rId20"/>
+      <w:headerReference w:type="default" r:id="rId22"/>
+      <w:footerReference w:type="default" r:id="rId23"/>
       <w:pgSz w:w="11906" w:h="16838"/>
       <w:pgMar w:top="1134" w:right="1134" w:bottom="1134" w:left="1134" w:header="567" w:footer="567" w:gutter="567"/>
       <w:pgNumType w:start="1"/>
@@ -23266,7 +24618,7 @@
     <w:next w:val="a"/>
     <w:autoRedefine/>
     <w:uiPriority w:val="39"/>
-    <w:rsid w:val="00864EA1"/>
+    <w:rsid w:val="00D37E7C"/>
     <w:pPr>
       <w:spacing w:after="0" w:line="240" w:lineRule="auto"/>
       <w:ind w:leftChars="600" w:left="1260"/>
@@ -23281,7 +24633,7 @@
     <w:basedOn w:val="a0"/>
     <w:uiPriority w:val="99"/>
     <w:unhideWhenUsed/>
-    <w:rsid w:val="00864EA1"/>
+    <w:rsid w:val="00D37E7C"/>
     <w:rPr>
       <w:color w:val="0000FF" w:themeColor="hyperlink"/>
       <w:u w:val="single"/>

--- a/docs/submission/Prism-技术文档-评审版.docx
+++ b/docs/submission/Prism-技术文档-评审版.docx
@@ -101,7 +101,7 @@
       <w:r>
         <w:fldChar w:fldCharType="separate"/>
       </w:r>
-      <w:hyperlink w:anchor="_Toc240653566" w:history="1">
+      <w:hyperlink w:anchor="_Toc240657509" w:history="1">
         <w:r>
           <w:rPr>
             <w:rStyle w:val="a5"/>
@@ -152,7 +152,7 @@
             <w:noProof/>
             <w:webHidden/>
           </w:rPr>
-          <w:instrText>PAGEREF _Toc240653566 \h</w:instrText>
+          <w:instrText>PAGEREF _Toc240657509 \h</w:instrText>
         </w:r>
         <w:r>
           <w:rPr>
@@ -210,7 +210,7 @@
           <w14:ligatures w14:val="standardContextual"/>
         </w:rPr>
       </w:pPr>
-      <w:hyperlink w:anchor="_Toc240653567" w:history="1">
+      <w:hyperlink w:anchor="_Toc240657510" w:history="1">
         <w:r>
           <w:rPr>
             <w:rStyle w:val="a5"/>
@@ -254,7 +254,7 @@
             <w:noProof/>
             <w:webHidden/>
           </w:rPr>
-          <w:instrText>PAGEREF _Toc240653567 \h</w:instrText>
+          <w:instrText>PAGEREF _Toc240657510 \h</w:instrText>
         </w:r>
         <w:r>
           <w:rPr>
@@ -312,7 +312,7 @@
           <w14:ligatures w14:val="standardContextual"/>
         </w:rPr>
       </w:pPr>
-      <w:hyperlink w:anchor="_Toc240653568" w:history="1">
+      <w:hyperlink w:anchor="_Toc240657511" w:history="1">
         <w:r>
           <w:rPr>
             <w:rStyle w:val="a5"/>
@@ -356,7 +356,7 @@
             <w:noProof/>
             <w:webHidden/>
           </w:rPr>
-          <w:instrText>PAGEREF _Toc240653568 \h</w:instrText>
+          <w:instrText>PAGEREF _Toc240657511 \h</w:instrText>
         </w:r>
         <w:r>
           <w:rPr>
@@ -414,7 +414,7 @@
           <w14:ligatures w14:val="standardContextual"/>
         </w:rPr>
       </w:pPr>
-      <w:hyperlink w:anchor="_Toc240653569" w:history="1">
+      <w:hyperlink w:anchor="_Toc240657512" w:history="1">
         <w:r>
           <w:rPr>
             <w:rStyle w:val="a5"/>
@@ -458,7 +458,7 @@
             <w:noProof/>
             <w:webHidden/>
           </w:rPr>
-          <w:instrText>PAGEREF _Toc240653569 \h</w:instrText>
+          <w:instrText>PAGEREF _Toc240657512 \h</w:instrText>
         </w:r>
         <w:r>
           <w:rPr>
@@ -515,7 +515,7 @@
           <w14:ligatures w14:val="standardContextual"/>
         </w:rPr>
       </w:pPr>
-      <w:hyperlink w:anchor="_Toc240653570" w:history="1">
+      <w:hyperlink w:anchor="_Toc240657513" w:history="1">
         <w:r>
           <w:rPr>
             <w:rStyle w:val="a5"/>
@@ -566,7 +566,7 @@
             <w:noProof/>
             <w:webHidden/>
           </w:rPr>
-          <w:instrText>PAGEREF _Toc240653570 \h</w:instrText>
+          <w:instrText>PAGEREF _Toc240657513 \h</w:instrText>
         </w:r>
         <w:r>
           <w:rPr>
@@ -624,7 +624,7 @@
           <w14:ligatures w14:val="standardContextual"/>
         </w:rPr>
       </w:pPr>
-      <w:hyperlink w:anchor="_Toc240653571" w:history="1">
+      <w:hyperlink w:anchor="_Toc240657514" w:history="1">
         <w:r>
           <w:rPr>
             <w:rStyle w:val="a5"/>
@@ -668,7 +668,7 @@
             <w:noProof/>
             <w:webHidden/>
           </w:rPr>
-          <w:instrText>PAGEREF _Toc240653571 \h</w:instrText>
+          <w:instrText>PAGEREF _Toc240657514 \h</w:instrText>
         </w:r>
         <w:r>
           <w:rPr>
@@ -726,7 +726,7 @@
           <w14:ligatures w14:val="standardContextual"/>
         </w:rPr>
       </w:pPr>
-      <w:hyperlink w:anchor="_Toc240653572" w:history="1">
+      <w:hyperlink w:anchor="_Toc240657515" w:history="1">
         <w:r>
           <w:rPr>
             <w:rStyle w:val="a5"/>
@@ -770,7 +770,7 @@
             <w:noProof/>
             <w:webHidden/>
           </w:rPr>
-          <w:instrText>PAGEREF _Toc240653572 \h</w:instrText>
+          <w:instrText>PAGEREF _Toc240657515 \h</w:instrText>
         </w:r>
         <w:r>
           <w:rPr>
@@ -828,7 +828,7 @@
           <w14:ligatures w14:val="standardContextual"/>
         </w:rPr>
       </w:pPr>
-      <w:hyperlink w:anchor="_Toc240653573" w:history="1">
+      <w:hyperlink w:anchor="_Toc240657516" w:history="1">
         <w:r>
           <w:rPr>
             <w:rStyle w:val="a5"/>
@@ -872,7 +872,7 @@
             <w:noProof/>
             <w:webHidden/>
           </w:rPr>
-          <w:instrText>PAGEREF _Toc240653573 \h</w:instrText>
+          <w:instrText>PAGEREF _Toc240657516 \h</w:instrText>
         </w:r>
         <w:r>
           <w:rPr>
@@ -929,7 +929,7 @@
           <w14:ligatures w14:val="standardContextual"/>
         </w:rPr>
       </w:pPr>
-      <w:hyperlink w:anchor="_Toc240653574" w:history="1">
+      <w:hyperlink w:anchor="_Toc240657517" w:history="1">
         <w:r>
           <w:rPr>
             <w:rStyle w:val="a5"/>
@@ -980,7 +980,7 @@
             <w:noProof/>
             <w:webHidden/>
           </w:rPr>
-          <w:instrText>PAGEREF _Toc240653574 \h</w:instrText>
+          <w:instrText>PAGEREF _Toc240657517 \h</w:instrText>
         </w:r>
         <w:r>
           <w:rPr>
@@ -1038,7 +1038,7 @@
           <w14:ligatures w14:val="standardContextual"/>
         </w:rPr>
       </w:pPr>
-      <w:hyperlink w:anchor="_Toc240653575" w:history="1">
+      <w:hyperlink w:anchor="_Toc240657518" w:history="1">
         <w:r>
           <w:rPr>
             <w:rStyle w:val="a5"/>
@@ -1082,7 +1082,7 @@
             <w:noProof/>
             <w:webHidden/>
           </w:rPr>
-          <w:instrText>PAGEREF _Toc240653575 \h</w:instrText>
+          <w:instrText>PAGEREF _Toc240657518 \h</w:instrText>
         </w:r>
         <w:r>
           <w:rPr>
@@ -1140,7 +1140,7 @@
           <w14:ligatures w14:val="standardContextual"/>
         </w:rPr>
       </w:pPr>
-      <w:hyperlink w:anchor="_Toc240653576" w:history="1">
+      <w:hyperlink w:anchor="_Toc240657519" w:history="1">
         <w:r>
           <w:rPr>
             <w:rStyle w:val="a5"/>
@@ -1184,7 +1184,7 @@
             <w:noProof/>
             <w:webHidden/>
           </w:rPr>
-          <w:instrText>PAGEREF _Toc240653576 \h</w:instrText>
+          <w:instrText>PAGEREF _Toc240657519 \h</w:instrText>
         </w:r>
         <w:r>
           <w:rPr>
@@ -1242,7 +1242,7 @@
           <w14:ligatures w14:val="standardContextual"/>
         </w:rPr>
       </w:pPr>
-      <w:hyperlink w:anchor="_Toc240653577" w:history="1">
+      <w:hyperlink w:anchor="_Toc240657520" w:history="1">
         <w:r>
           <w:rPr>
             <w:rStyle w:val="a5"/>
@@ -1286,7 +1286,7 @@
             <w:noProof/>
             <w:webHidden/>
           </w:rPr>
-          <w:instrText>PAGEREF _Toc240653577 \h</w:instrText>
+          <w:instrText>PAGEREF _Toc240657520 \h</w:instrText>
         </w:r>
         <w:r>
           <w:rPr>
@@ -1343,7 +1343,7 @@
           <w14:ligatures w14:val="standardContextual"/>
         </w:rPr>
       </w:pPr>
-      <w:hyperlink w:anchor="_Toc240653578" w:history="1">
+      <w:hyperlink w:anchor="_Toc240657521" w:history="1">
         <w:r>
           <w:rPr>
             <w:rStyle w:val="a5"/>
@@ -1394,7 +1394,7 @@
             <w:noProof/>
             <w:webHidden/>
           </w:rPr>
-          <w:instrText>PAGEREF _Toc240653578 \h</w:instrText>
+          <w:instrText>PAGEREF _Toc240657521 \h</w:instrText>
         </w:r>
         <w:r>
           <w:rPr>
@@ -1452,7 +1452,7 @@
           <w14:ligatures w14:val="standardContextual"/>
         </w:rPr>
       </w:pPr>
-      <w:hyperlink w:anchor="_Toc240653579" w:history="1">
+      <w:hyperlink w:anchor="_Toc240657522" w:history="1">
         <w:r>
           <w:rPr>
             <w:rStyle w:val="a5"/>
@@ -1496,7 +1496,7 @@
             <w:noProof/>
             <w:webHidden/>
           </w:rPr>
-          <w:instrText>PAGEREF _Toc240653579 \h</w:instrText>
+          <w:instrText>PAGEREF _Toc240657522 \h</w:instrText>
         </w:r>
         <w:r>
           <w:rPr>
@@ -1554,7 +1554,7 @@
           <w14:ligatures w14:val="standardContextual"/>
         </w:rPr>
       </w:pPr>
-      <w:hyperlink w:anchor="_Toc240653580" w:history="1">
+      <w:hyperlink w:anchor="_Toc240657523" w:history="1">
         <w:r>
           <w:rPr>
             <w:rStyle w:val="a5"/>
@@ -1598,7 +1598,7 @@
             <w:noProof/>
             <w:webHidden/>
           </w:rPr>
-          <w:instrText>PAGEREF _Toc240653580 \h</w:instrText>
+          <w:instrText>PAGEREF _Toc240657523 \h</w:instrText>
         </w:r>
         <w:r>
           <w:rPr>
@@ -1656,7 +1656,7 @@
           <w14:ligatures w14:val="standardContextual"/>
         </w:rPr>
       </w:pPr>
-      <w:hyperlink w:anchor="_Toc240653581" w:history="1">
+      <w:hyperlink w:anchor="_Toc240657524" w:history="1">
         <w:r>
           <w:rPr>
             <w:rStyle w:val="a5"/>
@@ -1700,7 +1700,7 @@
             <w:noProof/>
             <w:webHidden/>
           </w:rPr>
-          <w:instrText>PAGEREF _Toc240653581 \h</w:instrText>
+          <w:instrText>PAGEREF _Toc240657524 \h</w:instrText>
         </w:r>
         <w:r>
           <w:rPr>
@@ -1758,7 +1758,7 @@
           <w14:ligatures w14:val="standardContextual"/>
         </w:rPr>
       </w:pPr>
-      <w:hyperlink w:anchor="_Toc240653582" w:history="1">
+      <w:hyperlink w:anchor="_Toc240657525" w:history="1">
         <w:r>
           <w:rPr>
             <w:rStyle w:val="a5"/>
@@ -1802,7 +1802,7 @@
             <w:noProof/>
             <w:webHidden/>
           </w:rPr>
-          <w:instrText>PAGEREF _Toc240653582 \h</w:instrText>
+          <w:instrText>PAGEREF _Toc240657525 \h</w:instrText>
         </w:r>
         <w:r>
           <w:rPr>
@@ -1860,7 +1860,7 @@
           <w14:ligatures w14:val="standardContextual"/>
         </w:rPr>
       </w:pPr>
-      <w:hyperlink w:anchor="_Toc240653583" w:history="1">
+      <w:hyperlink w:anchor="_Toc240657526" w:history="1">
         <w:r>
           <w:rPr>
             <w:rStyle w:val="a5"/>
@@ -1904,7 +1904,7 @@
             <w:noProof/>
             <w:webHidden/>
           </w:rPr>
-          <w:instrText>PAGEREF _Toc240653583 \h</w:instrText>
+          <w:instrText>PAGEREF _Toc240657526 \h</w:instrText>
         </w:r>
         <w:r>
           <w:rPr>
@@ -1961,7 +1961,7 @@
           <w14:ligatures w14:val="standardContextual"/>
         </w:rPr>
       </w:pPr>
-      <w:hyperlink w:anchor="_Toc240653584" w:history="1">
+      <w:hyperlink w:anchor="_Toc240657527" w:history="1">
         <w:r>
           <w:rPr>
             <w:rStyle w:val="a5"/>
@@ -2012,7 +2012,7 @@
             <w:noProof/>
             <w:webHidden/>
           </w:rPr>
-          <w:instrText>PAGEREF _Toc240653584 \h</w:instrText>
+          <w:instrText>PAGEREF _Toc240657527 \h</w:instrText>
         </w:r>
         <w:r>
           <w:rPr>
@@ -2070,7 +2070,7 @@
           <w14:ligatures w14:val="standardContextual"/>
         </w:rPr>
       </w:pPr>
-      <w:hyperlink w:anchor="_Toc240653585" w:history="1">
+      <w:hyperlink w:anchor="_Toc240657528" w:history="1">
         <w:r>
           <w:rPr>
             <w:rStyle w:val="a5"/>
@@ -2114,7 +2114,7 @@
             <w:noProof/>
             <w:webHidden/>
           </w:rPr>
-          <w:instrText>PAGEREF _Toc240653585 \h</w:instrText>
+          <w:instrText>PAGEREF _Toc240657528 \h</w:instrText>
         </w:r>
         <w:r>
           <w:rPr>
@@ -2172,7 +2172,7 @@
           <w14:ligatures w14:val="standardContextual"/>
         </w:rPr>
       </w:pPr>
-      <w:hyperlink w:anchor="_Toc240653586" w:history="1">
+      <w:hyperlink w:anchor="_Toc240657529" w:history="1">
         <w:r>
           <w:rPr>
             <w:rStyle w:val="a5"/>
@@ -2216,7 +2216,7 @@
             <w:noProof/>
             <w:webHidden/>
           </w:rPr>
-          <w:instrText>PAGEREF _Toc240653586 \h</w:instrText>
+          <w:instrText>PAGEREF _Toc240657529 \h</w:instrText>
         </w:r>
         <w:r>
           <w:rPr>
@@ -2274,7 +2274,7 @@
           <w14:ligatures w14:val="standardContextual"/>
         </w:rPr>
       </w:pPr>
-      <w:hyperlink w:anchor="_Toc240653587" w:history="1">
+      <w:hyperlink w:anchor="_Toc240657530" w:history="1">
         <w:r>
           <w:rPr>
             <w:rStyle w:val="a5"/>
@@ -2318,7 +2318,7 @@
             <w:noProof/>
             <w:webHidden/>
           </w:rPr>
-          <w:instrText>PAGEREF _Toc240653587 \h</w:instrText>
+          <w:instrText>PAGEREF _Toc240657530 \h</w:instrText>
         </w:r>
         <w:r>
           <w:rPr>
@@ -2376,7 +2376,7 @@
           <w14:ligatures w14:val="standardContextual"/>
         </w:rPr>
       </w:pPr>
-      <w:hyperlink w:anchor="_Toc240653588" w:history="1">
+      <w:hyperlink w:anchor="_Toc240657531" w:history="1">
         <w:r>
           <w:rPr>
             <w:rStyle w:val="a5"/>
@@ -2434,7 +2434,7 @@
             <w:noProof/>
             <w:webHidden/>
           </w:rPr>
-          <w:instrText>PAGEREF _Toc240653588 \h</w:instrText>
+          <w:instrText>PAGEREF _Toc240657531 \h</w:instrText>
         </w:r>
         <w:r>
           <w:rPr>
@@ -2492,7 +2492,7 @@
           <w14:ligatures w14:val="standardContextual"/>
         </w:rPr>
       </w:pPr>
-      <w:hyperlink w:anchor="_Toc240653589" w:history="1">
+      <w:hyperlink w:anchor="_Toc240657532" w:history="1">
         <w:r>
           <w:rPr>
             <w:rStyle w:val="a5"/>
@@ -2536,7 +2536,7 @@
             <w:noProof/>
             <w:webHidden/>
           </w:rPr>
-          <w:instrText>PAGEREF _Toc240653589 \h</w:instrText>
+          <w:instrText>PAGEREF _Toc240657532 \h</w:instrText>
         </w:r>
         <w:r>
           <w:rPr>
@@ -2594,7 +2594,7 @@
           <w14:ligatures w14:val="standardContextual"/>
         </w:rPr>
       </w:pPr>
-      <w:hyperlink w:anchor="_Toc240653590" w:history="1">
+      <w:hyperlink w:anchor="_Toc240657533" w:history="1">
         <w:r>
           <w:rPr>
             <w:rStyle w:val="a5"/>
@@ -2638,7 +2638,7 @@
             <w:noProof/>
             <w:webHidden/>
           </w:rPr>
-          <w:instrText>PAGEREF _Toc240653590 \h</w:instrText>
+          <w:instrText>PAGEREF _Toc240657533 \h</w:instrText>
         </w:r>
         <w:r>
           <w:rPr>
@@ -2696,7 +2696,7 @@
           <w14:ligatures w14:val="standardContextual"/>
         </w:rPr>
       </w:pPr>
-      <w:hyperlink w:anchor="_Toc240653591" w:history="1">
+      <w:hyperlink w:anchor="_Toc240657534" w:history="1">
         <w:r>
           <w:rPr>
             <w:rStyle w:val="a5"/>
@@ -2740,7 +2740,7 @@
             <w:noProof/>
             <w:webHidden/>
           </w:rPr>
-          <w:instrText>PAGEREF _Toc240653591 \h</w:instrText>
+          <w:instrText>PAGEREF _Toc240657534 \h</w:instrText>
         </w:r>
         <w:r>
           <w:rPr>
@@ -2798,7 +2798,7 @@
           <w14:ligatures w14:val="standardContextual"/>
         </w:rPr>
       </w:pPr>
-      <w:hyperlink w:anchor="_Toc240653592" w:history="1">
+      <w:hyperlink w:anchor="_Toc240657535" w:history="1">
         <w:r>
           <w:rPr>
             <w:rStyle w:val="a5"/>
@@ -2842,7 +2842,7 @@
             <w:noProof/>
             <w:webHidden/>
           </w:rPr>
-          <w:instrText>PAGEREF _Toc240653592 \h</w:instrText>
+          <w:instrText>PAGEREF _Toc240657535 \h</w:instrText>
         </w:r>
         <w:r>
           <w:rPr>
@@ -2900,7 +2900,7 @@
           <w14:ligatures w14:val="standardContextual"/>
         </w:rPr>
       </w:pPr>
-      <w:hyperlink w:anchor="_Toc240653593" w:history="1">
+      <w:hyperlink w:anchor="_Toc240657536" w:history="1">
         <w:r>
           <w:rPr>
             <w:rStyle w:val="a5"/>
@@ -2944,7 +2944,7 @@
             <w:noProof/>
             <w:webHidden/>
           </w:rPr>
-          <w:instrText>PAGEREF _Toc240653593 \h</w:instrText>
+          <w:instrText>PAGEREF _Toc240657536 \h</w:instrText>
         </w:r>
         <w:r>
           <w:rPr>
@@ -3002,7 +3002,7 @@
           <w14:ligatures w14:val="standardContextual"/>
         </w:rPr>
       </w:pPr>
-      <w:hyperlink w:anchor="_Toc240653594" w:history="1">
+      <w:hyperlink w:anchor="_Toc240657537" w:history="1">
         <w:r>
           <w:rPr>
             <w:rStyle w:val="a5"/>
@@ -3046,7 +3046,7 @@
             <w:noProof/>
             <w:webHidden/>
           </w:rPr>
-          <w:instrText>PAGEREF _Toc240653594 \h</w:instrText>
+          <w:instrText>PAGEREF _Toc240657537 \h</w:instrText>
         </w:r>
         <w:r>
           <w:rPr>
@@ -3104,7 +3104,7 @@
           <w14:ligatures w14:val="standardContextual"/>
         </w:rPr>
       </w:pPr>
-      <w:hyperlink w:anchor="_Toc240653595" w:history="1">
+      <w:hyperlink w:anchor="_Toc240657538" w:history="1">
         <w:r>
           <w:rPr>
             <w:rStyle w:val="a5"/>
@@ -3148,7 +3148,7 @@
             <w:noProof/>
             <w:webHidden/>
           </w:rPr>
-          <w:instrText>PAGEREF _Toc240653595 \h</w:instrText>
+          <w:instrText>PAGEREF _Toc240657538 \h</w:instrText>
         </w:r>
         <w:r>
           <w:rPr>
@@ -3206,7 +3206,7 @@
           <w14:ligatures w14:val="standardContextual"/>
         </w:rPr>
       </w:pPr>
-      <w:hyperlink w:anchor="_Toc240653596" w:history="1">
+      <w:hyperlink w:anchor="_Toc240657539" w:history="1">
         <w:r>
           <w:rPr>
             <w:rStyle w:val="a5"/>
@@ -3250,7 +3250,7 @@
             <w:noProof/>
             <w:webHidden/>
           </w:rPr>
-          <w:instrText>PAGEREF _Toc240653596 \h</w:instrText>
+          <w:instrText>PAGEREF _Toc240657539 \h</w:instrText>
         </w:r>
         <w:r>
           <w:rPr>
@@ -3308,7 +3308,7 @@
           <w14:ligatures w14:val="standardContextual"/>
         </w:rPr>
       </w:pPr>
-      <w:hyperlink w:anchor="_Toc240653597" w:history="1">
+      <w:hyperlink w:anchor="_Toc240657540" w:history="1">
         <w:r>
           <w:rPr>
             <w:rStyle w:val="a5"/>
@@ -3352,7 +3352,7 @@
             <w:noProof/>
             <w:webHidden/>
           </w:rPr>
-          <w:instrText>PAGEREF _Toc240653597 \h</w:instrText>
+          <w:instrText>PAGEREF _Toc240657540 \h</w:instrText>
         </w:r>
         <w:r>
           <w:rPr>
@@ -3410,7 +3410,7 @@
           <w14:ligatures w14:val="standardContextual"/>
         </w:rPr>
       </w:pPr>
-      <w:hyperlink w:anchor="_Toc240653598" w:history="1">
+      <w:hyperlink w:anchor="_Toc240657541" w:history="1">
         <w:r>
           <w:rPr>
             <w:rStyle w:val="a5"/>
@@ -3454,7 +3454,7 @@
             <w:noProof/>
             <w:webHidden/>
           </w:rPr>
-          <w:instrText>PAGEREF _Toc240653598 \h</w:instrText>
+          <w:instrText>PAGEREF _Toc240657541 \h</w:instrText>
         </w:r>
         <w:r>
           <w:rPr>
@@ -3512,7 +3512,7 @@
           <w14:ligatures w14:val="standardContextual"/>
         </w:rPr>
       </w:pPr>
-      <w:hyperlink w:anchor="_Toc240653599" w:history="1">
+      <w:hyperlink w:anchor="_Toc240657542" w:history="1">
         <w:r>
           <w:rPr>
             <w:rStyle w:val="a5"/>
@@ -3570,7 +3570,7 @@
             <w:noProof/>
             <w:webHidden/>
           </w:rPr>
-          <w:instrText>PAGEREF _Toc240653599 \h</w:instrText>
+          <w:instrText>PAGEREF _Toc240657542 \h</w:instrText>
         </w:r>
         <w:r>
           <w:rPr>
@@ -3628,7 +3628,7 @@
           <w14:ligatures w14:val="standardContextual"/>
         </w:rPr>
       </w:pPr>
-      <w:hyperlink w:anchor="_Toc240653600" w:history="1">
+      <w:hyperlink w:anchor="_Toc240657543" w:history="1">
         <w:r>
           <w:rPr>
             <w:rStyle w:val="a5"/>
@@ -3672,7 +3672,7 @@
             <w:noProof/>
             <w:webHidden/>
           </w:rPr>
-          <w:instrText>PAGEREF _Toc240653600 \h</w:instrText>
+          <w:instrText>PAGEREF _Toc240657543 \h</w:instrText>
         </w:r>
         <w:r>
           <w:rPr>
@@ -3730,7 +3730,7 @@
           <w14:ligatures w14:val="standardContextual"/>
         </w:rPr>
       </w:pPr>
-      <w:hyperlink w:anchor="_Toc240653601" w:history="1">
+      <w:hyperlink w:anchor="_Toc240657544" w:history="1">
         <w:r>
           <w:rPr>
             <w:rStyle w:val="a5"/>
@@ -3743,7 +3743,7 @@
             <w:rStyle w:val="a5"/>
             <w:noProof/>
           </w:rPr>
-          <w:t>分层上下文与显式历史记忆</w:t>
+          <w:t>分层记忆与版本化会话状态架构</w:t>
         </w:r>
         <w:r>
           <w:rPr>
@@ -3774,7 +3774,7 @@
             <w:noProof/>
             <w:webHidden/>
           </w:rPr>
-          <w:instrText>PAGEREF _Toc240653601 \h</w:instrText>
+          <w:instrText>PAGEREF _Toc240657544 \h</w:instrText>
         </w:r>
         <w:r>
           <w:rPr>
@@ -3832,7 +3832,7 @@
           <w14:ligatures w14:val="standardContextual"/>
         </w:rPr>
       </w:pPr>
-      <w:hyperlink w:anchor="_Toc240653602" w:history="1">
+      <w:hyperlink w:anchor="_Toc240657545" w:history="1">
         <w:r>
           <w:rPr>
             <w:rStyle w:val="a5"/>
@@ -3876,7 +3876,7 @@
             <w:noProof/>
             <w:webHidden/>
           </w:rPr>
-          <w:instrText>PAGEREF _Toc240653602 \h</w:instrText>
+          <w:instrText>PAGEREF _Toc240657545 \h</w:instrText>
         </w:r>
         <w:r>
           <w:rPr>
@@ -3906,7 +3906,7 @@
             <w:noProof/>
             <w:webHidden/>
           </w:rPr>
-          <w:t>25</w:t>
+          <w:t>26</w:t>
         </w:r>
         <w:r>
           <w:rPr>
@@ -3933,7 +3933,7 @@
           <w14:ligatures w14:val="standardContextual"/>
         </w:rPr>
       </w:pPr>
-      <w:hyperlink w:anchor="_Toc240653603" w:history="1">
+      <w:hyperlink w:anchor="_Toc240657546" w:history="1">
         <w:r>
           <w:rPr>
             <w:rStyle w:val="a5"/>
@@ -3984,7 +3984,7 @@
             <w:noProof/>
             <w:webHidden/>
           </w:rPr>
-          <w:instrText>PAGEREF _Toc240653603 \h</w:instrText>
+          <w:instrText>PAGEREF _Toc240657546 \h</w:instrText>
         </w:r>
         <w:r>
           <w:rPr>
@@ -4014,7 +4014,7 @@
             <w:noProof/>
             <w:webHidden/>
           </w:rPr>
-          <w:t>27</w:t>
+          <w:t>28</w:t>
         </w:r>
         <w:r>
           <w:rPr>
@@ -4042,7 +4042,7 @@
           <w14:ligatures w14:val="standardContextual"/>
         </w:rPr>
       </w:pPr>
-      <w:hyperlink w:anchor="_Toc240653604" w:history="1">
+      <w:hyperlink w:anchor="_Toc240657547" w:history="1">
         <w:r>
           <w:rPr>
             <w:rStyle w:val="a5"/>
@@ -4086,7 +4086,7 @@
             <w:noProof/>
             <w:webHidden/>
           </w:rPr>
-          <w:instrText>PAGEREF _Toc240653604 \h</w:instrText>
+          <w:instrText>PAGEREF _Toc240657547 \h</w:instrText>
         </w:r>
         <w:r>
           <w:rPr>
@@ -4116,7 +4116,7 @@
             <w:noProof/>
             <w:webHidden/>
           </w:rPr>
-          <w:t>27</w:t>
+          <w:t>28</w:t>
         </w:r>
         <w:r>
           <w:rPr>
@@ -4144,7 +4144,7 @@
           <w14:ligatures w14:val="standardContextual"/>
         </w:rPr>
       </w:pPr>
-      <w:hyperlink w:anchor="_Toc240653605" w:history="1">
+      <w:hyperlink w:anchor="_Toc240657548" w:history="1">
         <w:r>
           <w:rPr>
             <w:rStyle w:val="a5"/>
@@ -4188,7 +4188,7 @@
             <w:noProof/>
             <w:webHidden/>
           </w:rPr>
-          <w:instrText>PAGEREF _Toc240653605 \h</w:instrText>
+          <w:instrText>PAGEREF _Toc240657548 \h</w:instrText>
         </w:r>
         <w:r>
           <w:rPr>
@@ -4218,7 +4218,7 @@
             <w:noProof/>
             <w:webHidden/>
           </w:rPr>
-          <w:t>27</w:t>
+          <w:t>28</w:t>
         </w:r>
         <w:r>
           <w:rPr>
@@ -4246,7 +4246,7 @@
           <w14:ligatures w14:val="standardContextual"/>
         </w:rPr>
       </w:pPr>
-      <w:hyperlink w:anchor="_Toc240653606" w:history="1">
+      <w:hyperlink w:anchor="_Toc240657549" w:history="1">
         <w:r>
           <w:rPr>
             <w:rStyle w:val="a5"/>
@@ -4290,7 +4290,7 @@
             <w:noProof/>
             <w:webHidden/>
           </w:rPr>
-          <w:instrText>PAGEREF _Toc240653606 \h</w:instrText>
+          <w:instrText>PAGEREF _Toc240657549 \h</w:instrText>
         </w:r>
         <w:r>
           <w:rPr>
@@ -4320,7 +4320,7 @@
             <w:noProof/>
             <w:webHidden/>
           </w:rPr>
-          <w:t>27</w:t>
+          <w:t>28</w:t>
         </w:r>
         <w:r>
           <w:rPr>
@@ -4348,7 +4348,7 @@
           <w14:ligatures w14:val="standardContextual"/>
         </w:rPr>
       </w:pPr>
-      <w:hyperlink w:anchor="_Toc240653607" w:history="1">
+      <w:hyperlink w:anchor="_Toc240657550" w:history="1">
         <w:r>
           <w:rPr>
             <w:rStyle w:val="a5"/>
@@ -4361,7 +4361,7 @@
             <w:rStyle w:val="a5"/>
             <w:noProof/>
           </w:rPr>
-          <w:t>变化检测与可追踪复核</w:t>
+          <w:t>输出期间的连续版本校验</w:t>
         </w:r>
         <w:r>
           <w:rPr>
@@ -4392,7 +4392,7 @@
             <w:noProof/>
             <w:webHidden/>
           </w:rPr>
-          <w:instrText>PAGEREF _Toc240653607 \h</w:instrText>
+          <w:instrText>PAGEREF _Toc240657550 \h</w:instrText>
         </w:r>
         <w:r>
           <w:rPr>
@@ -4422,7 +4422,7 @@
             <w:noProof/>
             <w:webHidden/>
           </w:rPr>
-          <w:t>27</w:t>
+          <w:t>28</w:t>
         </w:r>
         <w:r>
           <w:rPr>
@@ -4450,7 +4450,7 @@
           <w14:ligatures w14:val="standardContextual"/>
         </w:rPr>
       </w:pPr>
-      <w:hyperlink w:anchor="_Toc240653608" w:history="1">
+      <w:hyperlink w:anchor="_Toc240657551" w:history="1">
         <w:r>
           <w:rPr>
             <w:rStyle w:val="a5"/>
@@ -4494,7 +4494,7 @@
             <w:noProof/>
             <w:webHidden/>
           </w:rPr>
-          <w:instrText>PAGEREF _Toc240653608 \h</w:instrText>
+          <w:instrText>PAGEREF _Toc240657551 \h</w:instrText>
         </w:r>
         <w:r>
           <w:rPr>
@@ -4524,7 +4524,7 @@
             <w:noProof/>
             <w:webHidden/>
           </w:rPr>
-          <w:t>28</w:t>
+          <w:t>29</w:t>
         </w:r>
         <w:r>
           <w:rPr>
@@ -4552,7 +4552,7 @@
           <w14:ligatures w14:val="standardContextual"/>
         </w:rPr>
       </w:pPr>
-      <w:hyperlink w:anchor="_Toc240653609" w:history="1">
+      <w:hyperlink w:anchor="_Toc240657552" w:history="1">
         <w:r>
           <w:rPr>
             <w:rStyle w:val="a5"/>
@@ -4596,7 +4596,7 @@
             <w:noProof/>
             <w:webHidden/>
           </w:rPr>
-          <w:instrText>PAGEREF _Toc240653609 \h</w:instrText>
+          <w:instrText>PAGEREF _Toc240657552 \h</w:instrText>
         </w:r>
         <w:r>
           <w:rPr>
@@ -4626,7 +4626,7 @@
             <w:noProof/>
             <w:webHidden/>
           </w:rPr>
-          <w:t>28</w:t>
+          <w:t>30</w:t>
         </w:r>
         <w:r>
           <w:rPr>
@@ -4654,7 +4654,7 @@
           <w14:ligatures w14:val="standardContextual"/>
         </w:rPr>
       </w:pPr>
-      <w:hyperlink w:anchor="_Toc240653610" w:history="1">
+      <w:hyperlink w:anchor="_Toc240657553" w:history="1">
         <w:r>
           <w:rPr>
             <w:rStyle w:val="a5"/>
@@ -4698,7 +4698,7 @@
             <w:noProof/>
             <w:webHidden/>
           </w:rPr>
-          <w:instrText>PAGEREF _Toc240653610 \h</w:instrText>
+          <w:instrText>PAGEREF _Toc240657553 \h</w:instrText>
         </w:r>
         <w:r>
           <w:rPr>
@@ -4728,7 +4728,7 @@
             <w:noProof/>
             <w:webHidden/>
           </w:rPr>
-          <w:t>28</w:t>
+          <w:t>30</w:t>
         </w:r>
         <w:r>
           <w:rPr>
@@ -4756,7 +4756,7 @@
           <w14:ligatures w14:val="standardContextual"/>
         </w:rPr>
       </w:pPr>
-      <w:hyperlink w:anchor="_Toc240653611" w:history="1">
+      <w:hyperlink w:anchor="_Toc240657554" w:history="1">
         <w:r>
           <w:rPr>
             <w:rStyle w:val="a5"/>
@@ -4800,7 +4800,7 @@
             <w:noProof/>
             <w:webHidden/>
           </w:rPr>
-          <w:instrText>PAGEREF _Toc240653611 \h</w:instrText>
+          <w:instrText>PAGEREF _Toc240657554 \h</w:instrText>
         </w:r>
         <w:r>
           <w:rPr>
@@ -4830,7 +4830,7 @@
             <w:noProof/>
             <w:webHidden/>
           </w:rPr>
-          <w:t>28</w:t>
+          <w:t>30</w:t>
         </w:r>
         <w:r>
           <w:rPr>
@@ -4858,7 +4858,7 @@
           <w14:ligatures w14:val="standardContextual"/>
         </w:rPr>
       </w:pPr>
-      <w:hyperlink w:anchor="_Toc240653612" w:history="1">
+      <w:hyperlink w:anchor="_Toc240657555" w:history="1">
         <w:r>
           <w:rPr>
             <w:rStyle w:val="a5"/>
@@ -4902,7 +4902,7 @@
             <w:noProof/>
             <w:webHidden/>
           </w:rPr>
-          <w:instrText>PAGEREF _Toc240653612 \h</w:instrText>
+          <w:instrText>PAGEREF _Toc240657555 \h</w:instrText>
         </w:r>
         <w:r>
           <w:rPr>
@@ -4932,7 +4932,7 @@
             <w:noProof/>
             <w:webHidden/>
           </w:rPr>
-          <w:t>28</w:t>
+          <w:t>30</w:t>
         </w:r>
         <w:r>
           <w:rPr>
@@ -4960,7 +4960,7 @@
           <w14:ligatures w14:val="standardContextual"/>
         </w:rPr>
       </w:pPr>
-      <w:hyperlink w:anchor="_Toc240653613" w:history="1">
+      <w:hyperlink w:anchor="_Toc240657556" w:history="1">
         <w:r>
           <w:rPr>
             <w:rStyle w:val="a5"/>
@@ -5004,7 +5004,7 @@
             <w:noProof/>
             <w:webHidden/>
           </w:rPr>
-          <w:instrText>PAGEREF _Toc240653613 \h</w:instrText>
+          <w:instrText>PAGEREF _Toc240657556 \h</w:instrText>
         </w:r>
         <w:r>
           <w:rPr>
@@ -5034,7 +5034,7 @@
             <w:noProof/>
             <w:webHidden/>
           </w:rPr>
-          <w:t>28</w:t>
+          <w:t>30</w:t>
         </w:r>
         <w:r>
           <w:rPr>
@@ -5062,7 +5062,7 @@
           <w14:ligatures w14:val="standardContextual"/>
         </w:rPr>
       </w:pPr>
-      <w:hyperlink w:anchor="_Toc240653614" w:history="1">
+      <w:hyperlink w:anchor="_Toc240657557" w:history="1">
         <w:r>
           <w:rPr>
             <w:rStyle w:val="a5"/>
@@ -5106,7 +5106,7 @@
             <w:noProof/>
             <w:webHidden/>
           </w:rPr>
-          <w:instrText>PAGEREF _Toc240653614 \h</w:instrText>
+          <w:instrText>PAGEREF _Toc240657557 \h</w:instrText>
         </w:r>
         <w:r>
           <w:rPr>
@@ -5136,7 +5136,7 @@
             <w:noProof/>
             <w:webHidden/>
           </w:rPr>
-          <w:t>29</w:t>
+          <w:t>31</w:t>
         </w:r>
         <w:r>
           <w:rPr>
@@ -5164,7 +5164,7 @@
           <w14:ligatures w14:val="standardContextual"/>
         </w:rPr>
       </w:pPr>
-      <w:hyperlink w:anchor="_Toc240653615" w:history="1">
+      <w:hyperlink w:anchor="_Toc240657558" w:history="1">
         <w:r>
           <w:rPr>
             <w:rStyle w:val="a5"/>
@@ -5208,7 +5208,7 @@
             <w:noProof/>
             <w:webHidden/>
           </w:rPr>
-          <w:instrText>PAGEREF _Toc240653615 \h</w:instrText>
+          <w:instrText>PAGEREF _Toc240657558 \h</w:instrText>
         </w:r>
         <w:r>
           <w:rPr>
@@ -5238,7 +5238,7 @@
             <w:noProof/>
             <w:webHidden/>
           </w:rPr>
-          <w:t>29</w:t>
+          <w:t>31</w:t>
         </w:r>
         <w:r>
           <w:rPr>
@@ -5266,7 +5266,7 @@
           <w14:ligatures w14:val="standardContextual"/>
         </w:rPr>
       </w:pPr>
-      <w:hyperlink w:anchor="_Toc240653616" w:history="1">
+      <w:hyperlink w:anchor="_Toc240657559" w:history="1">
         <w:r>
           <w:rPr>
             <w:rStyle w:val="a5"/>
@@ -5310,7 +5310,7 @@
             <w:noProof/>
             <w:webHidden/>
           </w:rPr>
-          <w:instrText>PAGEREF _Toc240653616 \h</w:instrText>
+          <w:instrText>PAGEREF _Toc240657559 \h</w:instrText>
         </w:r>
         <w:r>
           <w:rPr>
@@ -5340,7 +5340,7 @@
             <w:noProof/>
             <w:webHidden/>
           </w:rPr>
-          <w:t>29</w:t>
+          <w:t>31</w:t>
         </w:r>
         <w:r>
           <w:rPr>
@@ -5368,7 +5368,7 @@
           <w14:ligatures w14:val="standardContextual"/>
         </w:rPr>
       </w:pPr>
-      <w:hyperlink w:anchor="_Toc240653617" w:history="1">
+      <w:hyperlink w:anchor="_Toc240657560" w:history="1">
         <w:r>
           <w:rPr>
             <w:rStyle w:val="a5"/>
@@ -5412,7 +5412,7 @@
             <w:noProof/>
             <w:webHidden/>
           </w:rPr>
-          <w:instrText>PAGEREF _Toc240653617 \h</w:instrText>
+          <w:instrText>PAGEREF _Toc240657560 \h</w:instrText>
         </w:r>
         <w:r>
           <w:rPr>
@@ -5442,7 +5442,7 @@
             <w:noProof/>
             <w:webHidden/>
           </w:rPr>
-          <w:t>29</w:t>
+          <w:t>31</w:t>
         </w:r>
         <w:r>
           <w:rPr>
@@ -5470,7 +5470,7 @@
           <w14:ligatures w14:val="standardContextual"/>
         </w:rPr>
       </w:pPr>
-      <w:hyperlink w:anchor="_Toc240653618" w:history="1">
+      <w:hyperlink w:anchor="_Toc240657561" w:history="1">
         <w:r>
           <w:rPr>
             <w:rStyle w:val="a5"/>
@@ -5514,7 +5514,7 @@
             <w:noProof/>
             <w:webHidden/>
           </w:rPr>
-          <w:instrText>PAGEREF _Toc240653618 \h</w:instrText>
+          <w:instrText>PAGEREF _Toc240657561 \h</w:instrText>
         </w:r>
         <w:r>
           <w:rPr>
@@ -5544,7 +5544,7 @@
             <w:noProof/>
             <w:webHidden/>
           </w:rPr>
-          <w:t>29</w:t>
+          <w:t>31</w:t>
         </w:r>
         <w:r>
           <w:rPr>
@@ -5572,7 +5572,7 @@
           <w14:ligatures w14:val="standardContextual"/>
         </w:rPr>
       </w:pPr>
-      <w:hyperlink w:anchor="_Toc240653619" w:history="1">
+      <w:hyperlink w:anchor="_Toc240657562" w:history="1">
         <w:r>
           <w:rPr>
             <w:rStyle w:val="a5"/>
@@ -5616,7 +5616,7 @@
             <w:noProof/>
             <w:webHidden/>
           </w:rPr>
-          <w:instrText>PAGEREF _Toc240653619 \h</w:instrText>
+          <w:instrText>PAGEREF _Toc240657562 \h</w:instrText>
         </w:r>
         <w:r>
           <w:rPr>
@@ -5646,7 +5646,7 @@
             <w:noProof/>
             <w:webHidden/>
           </w:rPr>
-          <w:t>30</w:t>
+          <w:t>32</w:t>
         </w:r>
         <w:r>
           <w:rPr>
@@ -5674,7 +5674,7 @@
           <w14:ligatures w14:val="standardContextual"/>
         </w:rPr>
       </w:pPr>
-      <w:hyperlink w:anchor="_Toc240653620" w:history="1">
+      <w:hyperlink w:anchor="_Toc240657563" w:history="1">
         <w:r>
           <w:rPr>
             <w:rStyle w:val="a5"/>
@@ -5718,7 +5718,7 @@
             <w:noProof/>
             <w:webHidden/>
           </w:rPr>
-          <w:instrText>PAGEREF _Toc240653620 \h</w:instrText>
+          <w:instrText>PAGEREF _Toc240657563 \h</w:instrText>
         </w:r>
         <w:r>
           <w:rPr>
@@ -5748,7 +5748,7 @@
             <w:noProof/>
             <w:webHidden/>
           </w:rPr>
-          <w:t>30</w:t>
+          <w:t>32</w:t>
         </w:r>
         <w:r>
           <w:rPr>
@@ -5776,7 +5776,7 @@
           <w14:ligatures w14:val="standardContextual"/>
         </w:rPr>
       </w:pPr>
-      <w:hyperlink w:anchor="_Toc240653621" w:history="1">
+      <w:hyperlink w:anchor="_Toc240657564" w:history="1">
         <w:r>
           <w:rPr>
             <w:rStyle w:val="a5"/>
@@ -5820,7 +5820,7 @@
             <w:noProof/>
             <w:webHidden/>
           </w:rPr>
-          <w:instrText>PAGEREF _Toc240653621 \h</w:instrText>
+          <w:instrText>PAGEREF _Toc240657564 \h</w:instrText>
         </w:r>
         <w:r>
           <w:rPr>
@@ -5850,7 +5850,7 @@
             <w:noProof/>
             <w:webHidden/>
           </w:rPr>
-          <w:t>30</w:t>
+          <w:t>32</w:t>
         </w:r>
         <w:r>
           <w:rPr>
@@ -5878,7 +5878,7 @@
           <w14:ligatures w14:val="standardContextual"/>
         </w:rPr>
       </w:pPr>
-      <w:hyperlink w:anchor="_Toc240653622" w:history="1">
+      <w:hyperlink w:anchor="_Toc240657565" w:history="1">
         <w:r>
           <w:rPr>
             <w:rStyle w:val="a5"/>
@@ -5922,7 +5922,7 @@
             <w:noProof/>
             <w:webHidden/>
           </w:rPr>
-          <w:instrText>PAGEREF _Toc240653622 \h</w:instrText>
+          <w:instrText>PAGEREF _Toc240657565 \h</w:instrText>
         </w:r>
         <w:r>
           <w:rPr>
@@ -5952,7 +5952,7 @@
             <w:noProof/>
             <w:webHidden/>
           </w:rPr>
-          <w:t>30</w:t>
+          <w:t>33</w:t>
         </w:r>
         <w:r>
           <w:rPr>
@@ -5980,7 +5980,7 @@
           <w14:ligatures w14:val="standardContextual"/>
         </w:rPr>
       </w:pPr>
-      <w:hyperlink w:anchor="_Toc240653623" w:history="1">
+      <w:hyperlink w:anchor="_Toc240657566" w:history="1">
         <w:r>
           <w:rPr>
             <w:rStyle w:val="a5"/>
@@ -6024,7 +6024,7 @@
             <w:noProof/>
             <w:webHidden/>
           </w:rPr>
-          <w:instrText>PAGEREF _Toc240653623 \h</w:instrText>
+          <w:instrText>PAGEREF _Toc240657566 \h</w:instrText>
         </w:r>
         <w:r>
           <w:rPr>
@@ -6054,7 +6054,7 @@
             <w:noProof/>
             <w:webHidden/>
           </w:rPr>
-          <w:t>30</w:t>
+          <w:t>33</w:t>
         </w:r>
         <w:r>
           <w:rPr>
@@ -6082,7 +6082,7 @@
           <w14:ligatures w14:val="standardContextual"/>
         </w:rPr>
       </w:pPr>
-      <w:hyperlink w:anchor="_Toc240653624" w:history="1">
+      <w:hyperlink w:anchor="_Toc240657567" w:history="1">
         <w:r>
           <w:rPr>
             <w:rStyle w:val="a5"/>
@@ -6126,7 +6126,7 @@
             <w:noProof/>
             <w:webHidden/>
           </w:rPr>
-          <w:instrText>PAGEREF _Toc240653624 \h</w:instrText>
+          <w:instrText>PAGEREF _Toc240657567 \h</w:instrText>
         </w:r>
         <w:r>
           <w:rPr>
@@ -6156,7 +6156,7 @@
             <w:noProof/>
             <w:webHidden/>
           </w:rPr>
-          <w:t>30</w:t>
+          <w:t>33</w:t>
         </w:r>
         <w:r>
           <w:rPr>
@@ -6183,7 +6183,7 @@
           <w14:ligatures w14:val="standardContextual"/>
         </w:rPr>
       </w:pPr>
-      <w:hyperlink w:anchor="_Toc240653625" w:history="1">
+      <w:hyperlink w:anchor="_Toc240657568" w:history="1">
         <w:r>
           <w:rPr>
             <w:rStyle w:val="a5"/>
@@ -6234,7 +6234,7 @@
             <w:noProof/>
             <w:webHidden/>
           </w:rPr>
-          <w:instrText>PAGEREF _Toc240653625 \h</w:instrText>
+          <w:instrText>PAGEREF _Toc240657568 \h</w:instrText>
         </w:r>
         <w:r>
           <w:rPr>
@@ -6264,7 +6264,7 @@
             <w:noProof/>
             <w:webHidden/>
           </w:rPr>
-          <w:t>31</w:t>
+          <w:t>34</w:t>
         </w:r>
         <w:r>
           <w:rPr>
@@ -6292,7 +6292,7 @@
           <w14:ligatures w14:val="standardContextual"/>
         </w:rPr>
       </w:pPr>
-      <w:hyperlink w:anchor="_Toc240653626" w:history="1">
+      <w:hyperlink w:anchor="_Toc240657569" w:history="1">
         <w:r>
           <w:rPr>
             <w:rStyle w:val="a5"/>
@@ -6336,7 +6336,7 @@
             <w:noProof/>
             <w:webHidden/>
           </w:rPr>
-          <w:instrText>PAGEREF _Toc240653626 \h</w:instrText>
+          <w:instrText>PAGEREF _Toc240657569 \h</w:instrText>
         </w:r>
         <w:r>
           <w:rPr>
@@ -6366,7 +6366,7 @@
             <w:noProof/>
             <w:webHidden/>
           </w:rPr>
-          <w:t>31</w:t>
+          <w:t>34</w:t>
         </w:r>
         <w:r>
           <w:rPr>
@@ -6394,7 +6394,7 @@
           <w14:ligatures w14:val="standardContextual"/>
         </w:rPr>
       </w:pPr>
-      <w:hyperlink w:anchor="_Toc240653627" w:history="1">
+      <w:hyperlink w:anchor="_Toc240657570" w:history="1">
         <w:r>
           <w:rPr>
             <w:rStyle w:val="a5"/>
@@ -6438,7 +6438,7 @@
             <w:noProof/>
             <w:webHidden/>
           </w:rPr>
-          <w:instrText>PAGEREF _Toc240653627 \h</w:instrText>
+          <w:instrText>PAGEREF _Toc240657570 \h</w:instrText>
         </w:r>
         <w:r>
           <w:rPr>
@@ -6468,7 +6468,7 @@
             <w:noProof/>
             <w:webHidden/>
           </w:rPr>
-          <w:t>32</w:t>
+          <w:t>35</w:t>
         </w:r>
         <w:r>
           <w:rPr>
@@ -6496,7 +6496,7 @@
           <w14:ligatures w14:val="standardContextual"/>
         </w:rPr>
       </w:pPr>
-      <w:hyperlink w:anchor="_Toc240653628" w:history="1">
+      <w:hyperlink w:anchor="_Toc240657571" w:history="1">
         <w:r>
           <w:rPr>
             <w:rStyle w:val="a5"/>
@@ -6540,7 +6540,7 @@
             <w:noProof/>
             <w:webHidden/>
           </w:rPr>
-          <w:instrText>PAGEREF _Toc240653628 \h</w:instrText>
+          <w:instrText>PAGEREF _Toc240657571 \h</w:instrText>
         </w:r>
         <w:r>
           <w:rPr>
@@ -6570,7 +6570,7 @@
             <w:noProof/>
             <w:webHidden/>
           </w:rPr>
-          <w:t>32</w:t>
+          <w:t>35</w:t>
         </w:r>
         <w:r>
           <w:rPr>
@@ -6598,7 +6598,7 @@
           <w14:ligatures w14:val="standardContextual"/>
         </w:rPr>
       </w:pPr>
-      <w:hyperlink w:anchor="_Toc240653629" w:history="1">
+      <w:hyperlink w:anchor="_Toc240657572" w:history="1">
         <w:r>
           <w:rPr>
             <w:rStyle w:val="a5"/>
@@ -6642,7 +6642,7 @@
             <w:noProof/>
             <w:webHidden/>
           </w:rPr>
-          <w:instrText>PAGEREF _Toc240653629 \h</w:instrText>
+          <w:instrText>PAGEREF _Toc240657572 \h</w:instrText>
         </w:r>
         <w:r>
           <w:rPr>
@@ -6672,7 +6672,7 @@
             <w:noProof/>
             <w:webHidden/>
           </w:rPr>
-          <w:t>32</w:t>
+          <w:t>35</w:t>
         </w:r>
         <w:r>
           <w:rPr>
@@ -6699,7 +6699,7 @@
           <w14:ligatures w14:val="standardContextual"/>
         </w:rPr>
       </w:pPr>
-      <w:hyperlink w:anchor="_Toc240653630" w:history="1">
+      <w:hyperlink w:anchor="_Toc240657573" w:history="1">
         <w:r>
           <w:rPr>
             <w:rStyle w:val="a5"/>
@@ -6750,7 +6750,7 @@
             <w:noProof/>
             <w:webHidden/>
           </w:rPr>
-          <w:instrText>PAGEREF _Toc240653630 \h</w:instrText>
+          <w:instrText>PAGEREF _Toc240657573 \h</w:instrText>
         </w:r>
         <w:r>
           <w:rPr>
@@ -6780,7 +6780,7 @@
             <w:noProof/>
             <w:webHidden/>
           </w:rPr>
-          <w:t>33</w:t>
+          <w:t>36</w:t>
         </w:r>
         <w:r>
           <w:rPr>
@@ -6807,7 +6807,7 @@
           <w14:ligatures w14:val="standardContextual"/>
         </w:rPr>
       </w:pPr>
-      <w:hyperlink w:anchor="_Toc240653631" w:history="1">
+      <w:hyperlink w:anchor="_Toc240657574" w:history="1">
         <w:r>
           <w:rPr>
             <w:rStyle w:val="a5"/>
@@ -6858,7 +6858,7 @@
             <w:noProof/>
             <w:webHidden/>
           </w:rPr>
-          <w:instrText>PAGEREF _Toc240653631 \h</w:instrText>
+          <w:instrText>PAGEREF _Toc240657574 \h</w:instrText>
         </w:r>
         <w:r>
           <w:rPr>
@@ -6888,7 +6888,7 @@
             <w:noProof/>
             <w:webHidden/>
           </w:rPr>
-          <w:t>34</w:t>
+          <w:t>37</w:t>
         </w:r>
         <w:r>
           <w:rPr>
@@ -6913,7 +6913,7 @@
         <w:pStyle w:val="1"/>
         <w:widowControl/>
       </w:pPr>
-      <w:bookmarkStart w:id="0" w:name="_Toc240653566"/>
+      <w:bookmarkStart w:id="0" w:name="_Toc240657509"/>
       <w:r>
         <w:lastRenderedPageBreak/>
         <w:t>第一章</w:t>
@@ -6931,7 +6931,7 @@
         <w:pStyle w:val="2"/>
         <w:widowControl/>
       </w:pPr>
-      <w:bookmarkStart w:id="1" w:name="_Toc240653567"/>
+      <w:bookmarkStart w:id="1" w:name="_Toc240657510"/>
       <w:r>
         <w:t xml:space="preserve">1.1 </w:t>
       </w:r>
@@ -7004,7 +7004,7 @@
         <w:pStyle w:val="2"/>
         <w:widowControl/>
       </w:pPr>
-      <w:bookmarkStart w:id="2" w:name="_Toc240653568"/>
+      <w:bookmarkStart w:id="2" w:name="_Toc240657511"/>
       <w:r>
         <w:t xml:space="preserve">1.2 </w:t>
       </w:r>
@@ -7030,7 +7030,7 @@
         <w:pStyle w:val="2"/>
         <w:widowControl/>
       </w:pPr>
-      <w:bookmarkStart w:id="3" w:name="_Toc240653569"/>
+      <w:bookmarkStart w:id="3" w:name="_Toc240657512"/>
       <w:r>
         <w:t xml:space="preserve">1.3 </w:t>
       </w:r>
@@ -7290,7 +7290,7 @@
         <w:pStyle w:val="1"/>
         <w:widowControl/>
       </w:pPr>
-      <w:bookmarkStart w:id="4" w:name="_Toc240653570"/>
+      <w:bookmarkStart w:id="4" w:name="_Toc240657513"/>
       <w:r>
         <w:lastRenderedPageBreak/>
         <w:t>第二章</w:t>
@@ -7308,7 +7308,7 @@
         <w:pStyle w:val="2"/>
         <w:widowControl/>
       </w:pPr>
-      <w:bookmarkStart w:id="5" w:name="_Toc240653571"/>
+      <w:bookmarkStart w:id="5" w:name="_Toc240657514"/>
       <w:r>
         <w:t xml:space="preserve">2.1 </w:t>
       </w:r>
@@ -7917,7 +7917,7 @@
         <w:pStyle w:val="2"/>
         <w:widowControl/>
       </w:pPr>
-      <w:bookmarkStart w:id="6" w:name="_Toc240653572"/>
+      <w:bookmarkStart w:id="6" w:name="_Toc240657515"/>
       <w:r>
         <w:t xml:space="preserve">2.2 </w:t>
       </w:r>
@@ -7943,7 +7943,7 @@
         <w:pStyle w:val="2"/>
         <w:widowControl/>
       </w:pPr>
-      <w:bookmarkStart w:id="7" w:name="_Toc240653573"/>
+      <w:bookmarkStart w:id="7" w:name="_Toc240657516"/>
       <w:r>
         <w:t xml:space="preserve">2.3 </w:t>
       </w:r>
@@ -7969,7 +7969,7 @@
         <w:pStyle w:val="1"/>
         <w:widowControl/>
       </w:pPr>
-      <w:bookmarkStart w:id="8" w:name="_Toc240653574"/>
+      <w:bookmarkStart w:id="8" w:name="_Toc240657517"/>
       <w:r>
         <w:lastRenderedPageBreak/>
         <w:t>第三章</w:t>
@@ -7987,7 +7987,7 @@
         <w:pStyle w:val="2"/>
         <w:widowControl/>
       </w:pPr>
-      <w:bookmarkStart w:id="9" w:name="_Toc240653575"/>
+      <w:bookmarkStart w:id="9" w:name="_Toc240657518"/>
       <w:r>
         <w:t xml:space="preserve">3.1 </w:t>
       </w:r>
@@ -8020,7 +8020,7 @@
           <w:noProof/>
         </w:rPr>
         <w:drawing>
-          <wp:inline distT="0" distB="0" distL="0" distR="0" wp14:anchorId="483A5975" wp14:editId="0186B28D">
+          <wp:inline distT="0" distB="0" distL="0" distR="0" wp14:anchorId="2399E7C5" wp14:editId="625D41C9">
             <wp:extent cx="5556705" cy="5760000"/>
             <wp:effectExtent l="0" t="0" r="0" b="0"/>
             <wp:docPr id="1" name="Picture 1"/>
@@ -8092,7 +8092,7 @@
         <w:pStyle w:val="2"/>
         <w:widowControl/>
       </w:pPr>
-      <w:bookmarkStart w:id="10" w:name="_Toc240653576"/>
+      <w:bookmarkStart w:id="10" w:name="_Toc240657519"/>
       <w:r>
         <w:lastRenderedPageBreak/>
         <w:t xml:space="preserve">3.2 </w:t>
@@ -8702,7 +8702,7 @@
         <w:pStyle w:val="2"/>
         <w:widowControl/>
       </w:pPr>
-      <w:bookmarkStart w:id="11" w:name="_Toc240653577"/>
+      <w:bookmarkStart w:id="11" w:name="_Toc240657520"/>
       <w:r>
         <w:t xml:space="preserve">3.3 </w:t>
       </w:r>
@@ -8728,7 +8728,7 @@
         <w:pStyle w:val="1"/>
         <w:widowControl/>
       </w:pPr>
-      <w:bookmarkStart w:id="12" w:name="_Toc240653578"/>
+      <w:bookmarkStart w:id="12" w:name="_Toc240657521"/>
       <w:r>
         <w:lastRenderedPageBreak/>
         <w:t>第四章</w:t>
@@ -8746,7 +8746,7 @@
         <w:pStyle w:val="2"/>
         <w:widowControl/>
       </w:pPr>
-      <w:bookmarkStart w:id="13" w:name="_Toc240653579"/>
+      <w:bookmarkStart w:id="13" w:name="_Toc240657522"/>
       <w:r>
         <w:t xml:space="preserve">4.1 </w:t>
       </w:r>
@@ -8779,7 +8779,7 @@
           <w:noProof/>
         </w:rPr>
         <w:drawing>
-          <wp:inline distT="0" distB="0" distL="0" distR="0" wp14:anchorId="277C84EB" wp14:editId="6F03FFF7">
+          <wp:inline distT="0" distB="0" distL="0" distR="0" wp14:anchorId="2EB1B854" wp14:editId="72F92F1A">
             <wp:extent cx="6120000" cy="4951250"/>
             <wp:effectExtent l="0" t="0" r="0" b="0"/>
             <wp:docPr id="2" name="Picture 2"/>
@@ -8911,7 +8911,7 @@
         <w:pStyle w:val="2"/>
         <w:widowControl/>
       </w:pPr>
-      <w:bookmarkStart w:id="14" w:name="_Toc240653580"/>
+      <w:bookmarkStart w:id="14" w:name="_Toc240657523"/>
       <w:r>
         <w:t xml:space="preserve">4.2 </w:t>
       </w:r>
@@ -8945,7 +8945,7 @@
         </w:rPr>
         <w:lastRenderedPageBreak/>
         <w:drawing>
-          <wp:inline distT="0" distB="0" distL="0" distR="0" wp14:anchorId="077F8ED9" wp14:editId="4397CA1D">
+          <wp:inline distT="0" distB="0" distL="0" distR="0" wp14:anchorId="5C90E850" wp14:editId="3E2D263F">
             <wp:extent cx="2204617" cy="6299999"/>
             <wp:effectExtent l="0" t="0" r="0" b="0"/>
             <wp:docPr id="3" name="Picture 3"/>
@@ -9091,7 +9091,7 @@
         <w:pStyle w:val="2"/>
         <w:widowControl/>
       </w:pPr>
-      <w:bookmarkStart w:id="15" w:name="_Toc240653581"/>
+      <w:bookmarkStart w:id="15" w:name="_Toc240657524"/>
       <w:r>
         <w:t xml:space="preserve">4.3 </w:t>
       </w:r>
@@ -9125,7 +9125,7 @@
         </w:rPr>
         <w:lastRenderedPageBreak/>
         <w:drawing>
-          <wp:inline distT="0" distB="0" distL="0" distR="0" wp14:anchorId="3131859D" wp14:editId="53DFB206">
+          <wp:inline distT="0" distB="0" distL="0" distR="0" wp14:anchorId="652108EA" wp14:editId="3F5FE488">
             <wp:extent cx="2643356" cy="6299998"/>
             <wp:effectExtent l="0" t="0" r="0" b="0"/>
             <wp:docPr id="4" name="Picture 4"/>
@@ -9257,7 +9257,7 @@
         <w:pStyle w:val="2"/>
         <w:widowControl/>
       </w:pPr>
-      <w:bookmarkStart w:id="16" w:name="_Toc240653582"/>
+      <w:bookmarkStart w:id="16" w:name="_Toc240657525"/>
       <w:r>
         <w:t xml:space="preserve">4.4 </w:t>
       </w:r>
@@ -9291,7 +9291,7 @@
         </w:rPr>
         <w:lastRenderedPageBreak/>
         <w:drawing>
-          <wp:inline distT="0" distB="0" distL="0" distR="0" wp14:anchorId="47BD6FCA" wp14:editId="49766988">
+          <wp:inline distT="0" distB="0" distL="0" distR="0" wp14:anchorId="5CCF01FB" wp14:editId="0C8BEC74">
             <wp:extent cx="4500000" cy="6300000"/>
             <wp:effectExtent l="0" t="0" r="0" b="0"/>
             <wp:docPr id="5" name="Picture 5"/>
@@ -9423,7 +9423,7 @@
         <w:pStyle w:val="2"/>
         <w:widowControl/>
       </w:pPr>
-      <w:bookmarkStart w:id="17" w:name="_Toc240653583"/>
+      <w:bookmarkStart w:id="17" w:name="_Toc240657526"/>
       <w:r>
         <w:t xml:space="preserve">4.5 </w:t>
       </w:r>
@@ -9457,7 +9457,7 @@
         </w:rPr>
         <w:lastRenderedPageBreak/>
         <w:drawing>
-          <wp:inline distT="0" distB="0" distL="0" distR="0" wp14:anchorId="5EBB5561" wp14:editId="53C7554F">
+          <wp:inline distT="0" distB="0" distL="0" distR="0" wp14:anchorId="6EFAD1B0" wp14:editId="274B4BF1">
             <wp:extent cx="6120000" cy="5971250"/>
             <wp:effectExtent l="0" t="0" r="0" b="0"/>
             <wp:docPr id="6" name="Picture 6"/>
@@ -9657,7 +9657,7 @@
         <w:pStyle w:val="1"/>
         <w:widowControl/>
       </w:pPr>
-      <w:bookmarkStart w:id="18" w:name="_Toc240653584"/>
+      <w:bookmarkStart w:id="18" w:name="_Toc240657527"/>
       <w:r>
         <w:lastRenderedPageBreak/>
         <w:t>第五章</w:t>
@@ -9675,7 +9675,7 @@
         <w:pStyle w:val="2"/>
         <w:widowControl/>
       </w:pPr>
-      <w:bookmarkStart w:id="19" w:name="_Toc240653585"/>
+      <w:bookmarkStart w:id="19" w:name="_Toc240657528"/>
       <w:r>
         <w:t xml:space="preserve">5.1 </w:t>
       </w:r>
@@ -9688,7 +9688,7 @@
       <w:pPr>
         <w:pStyle w:val="31"/>
       </w:pPr>
-      <w:bookmarkStart w:id="20" w:name="_Toc240653586"/>
+      <w:bookmarkStart w:id="20" w:name="_Toc240657529"/>
       <w:r>
         <w:t xml:space="preserve">5.1.1 </w:t>
       </w:r>
@@ -9971,7 +9971,7 @@
       <w:pPr>
         <w:pStyle w:val="31"/>
       </w:pPr>
-      <w:bookmarkStart w:id="21" w:name="_Toc240653587"/>
+      <w:bookmarkStart w:id="21" w:name="_Toc240657530"/>
       <w:r>
         <w:t xml:space="preserve">5.1.2 </w:t>
       </w:r>
@@ -10323,7 +10323,7 @@
         <w:pStyle w:val="2"/>
         <w:widowControl/>
       </w:pPr>
-      <w:bookmarkStart w:id="22" w:name="_Toc240653588"/>
+      <w:bookmarkStart w:id="22" w:name="_Toc240657531"/>
       <w:r>
         <w:t xml:space="preserve">5.2 </w:t>
       </w:r>
@@ -10363,7 +10363,7 @@
         </w:rPr>
         <w:lastRenderedPageBreak/>
         <w:drawing>
-          <wp:inline distT="0" distB="0" distL="0" distR="0" wp14:anchorId="2120A732" wp14:editId="7CBAE76D">
+          <wp:inline distT="0" distB="0" distL="0" distR="0" wp14:anchorId="0EAD31E6" wp14:editId="255FF3C3">
             <wp:extent cx="5556705" cy="5760000"/>
             <wp:effectExtent l="0" t="0" r="0" b="0"/>
             <wp:docPr id="7" name="Picture 7"/>
@@ -10434,7 +10434,7 @@
       <w:pPr>
         <w:pStyle w:val="31"/>
       </w:pPr>
-      <w:bookmarkStart w:id="23" w:name="_Toc240653589"/>
+      <w:bookmarkStart w:id="23" w:name="_Toc240657532"/>
       <w:r>
         <w:t xml:space="preserve">5.2.1 </w:t>
       </w:r>
@@ -10536,7 +10536,7 @@
         </w:rPr>
         <w:lastRenderedPageBreak/>
         <w:drawing>
-          <wp:inline distT="0" distB="0" distL="0" distR="0" wp14:anchorId="294D3EA1" wp14:editId="13686E0C">
+          <wp:inline distT="0" distB="0" distL="0" distR="0" wp14:anchorId="6D1743F2" wp14:editId="30969F63">
             <wp:extent cx="5815916" cy="6299999"/>
             <wp:effectExtent l="0" t="0" r="0" b="0"/>
             <wp:docPr id="8" name="Picture 8"/>
@@ -10607,7 +10607,7 @@
       <w:pPr>
         <w:pStyle w:val="31"/>
       </w:pPr>
-      <w:bookmarkStart w:id="24" w:name="_Toc240653590"/>
+      <w:bookmarkStart w:id="24" w:name="_Toc240657533"/>
       <w:r>
         <w:t xml:space="preserve">5.2.2 </w:t>
       </w:r>
@@ -10667,7 +10667,7 @@
         </w:rPr>
         <w:lastRenderedPageBreak/>
         <w:drawing>
-          <wp:inline distT="0" distB="0" distL="0" distR="0" wp14:anchorId="285287BF" wp14:editId="012E6582">
+          <wp:inline distT="0" distB="0" distL="0" distR="0" wp14:anchorId="1D6D7833" wp14:editId="0BA91133">
             <wp:extent cx="6120000" cy="4854684"/>
             <wp:effectExtent l="0" t="0" r="0" b="0"/>
             <wp:docPr id="9" name="Picture 9"/>
@@ -10738,7 +10738,7 @@
       <w:pPr>
         <w:pStyle w:val="31"/>
       </w:pPr>
-      <w:bookmarkStart w:id="25" w:name="_Toc240653591"/>
+      <w:bookmarkStart w:id="25" w:name="_Toc240657534"/>
       <w:r>
         <w:t xml:space="preserve">5.2.3 AI </w:t>
       </w:r>
@@ -10751,7 +10751,7 @@
       <w:pPr>
         <w:pStyle w:val="41"/>
       </w:pPr>
-      <w:bookmarkStart w:id="26" w:name="_Toc240653592"/>
+      <w:bookmarkStart w:id="26" w:name="_Toc240657535"/>
       <w:r>
         <w:t xml:space="preserve">5.2.3.1 </w:t>
       </w:r>
@@ -10783,7 +10783,7 @@
       <w:pPr>
         <w:pStyle w:val="41"/>
       </w:pPr>
-      <w:bookmarkStart w:id="27" w:name="_Toc240653593"/>
+      <w:bookmarkStart w:id="27" w:name="_Toc240657536"/>
       <w:r>
         <w:t xml:space="preserve">5.2.3.2 </w:t>
       </w:r>
@@ -10844,7 +10844,7 @@
         <w:pStyle w:val="2"/>
         <w:widowControl/>
       </w:pPr>
-      <w:bookmarkStart w:id="28" w:name="_Toc240653594"/>
+      <w:bookmarkStart w:id="28" w:name="_Toc240657537"/>
       <w:r>
         <w:lastRenderedPageBreak/>
         <w:t xml:space="preserve">5.3 </w:t>
@@ -10858,7 +10858,7 @@
       <w:pPr>
         <w:pStyle w:val="31"/>
       </w:pPr>
-      <w:bookmarkStart w:id="29" w:name="_Toc240653595"/>
+      <w:bookmarkStart w:id="29" w:name="_Toc240657538"/>
       <w:r>
         <w:t xml:space="preserve">5.3.1 </w:t>
       </w:r>
@@ -12416,7 +12416,7 @@
         </w:rPr>
         <w:lastRenderedPageBreak/>
         <w:drawing>
-          <wp:inline distT="0" distB="0" distL="0" distR="0" wp14:anchorId="6BF8EBC3" wp14:editId="4779993E">
+          <wp:inline distT="0" distB="0" distL="0" distR="0" wp14:anchorId="70058EBE" wp14:editId="2041F83A">
             <wp:extent cx="5556705" cy="5760000"/>
             <wp:effectExtent l="0" t="0" r="0" b="0"/>
             <wp:docPr id="10" name="Picture 10"/>
@@ -12487,7 +12487,7 @@
       <w:pPr>
         <w:pStyle w:val="31"/>
       </w:pPr>
-      <w:bookmarkStart w:id="30" w:name="_Toc240653596"/>
+      <w:bookmarkStart w:id="30" w:name="_Toc240657539"/>
       <w:r>
         <w:t xml:space="preserve">5.3.2 </w:t>
       </w:r>
@@ -13575,7 +13575,7 @@
           <w:noProof/>
         </w:rPr>
         <w:drawing>
-          <wp:inline distT="0" distB="0" distL="0" distR="0" wp14:anchorId="1EF8B937" wp14:editId="46E636B7">
+          <wp:inline distT="0" distB="0" distL="0" distR="0" wp14:anchorId="1DDC7D73" wp14:editId="2EC556FB">
             <wp:extent cx="5556705" cy="5760000"/>
             <wp:effectExtent l="0" t="0" r="0" b="0"/>
             <wp:docPr id="11" name="Picture 11"/>
@@ -13659,7 +13659,7 @@
       <w:pPr>
         <w:pStyle w:val="31"/>
       </w:pPr>
-      <w:bookmarkStart w:id="31" w:name="_Toc240653597"/>
+      <w:bookmarkStart w:id="31" w:name="_Toc240657540"/>
       <w:r>
         <w:t xml:space="preserve">5.3.3 </w:t>
       </w:r>
@@ -14477,7 +14477,7 @@
       <w:pPr>
         <w:pStyle w:val="31"/>
       </w:pPr>
-      <w:bookmarkStart w:id="32" w:name="_Toc240653598"/>
+      <w:bookmarkStart w:id="32" w:name="_Toc240657541"/>
       <w:r>
         <w:t xml:space="preserve">5.3.4 </w:t>
       </w:r>
@@ -15959,7 +15959,7 @@
         </w:rPr>
         <w:lastRenderedPageBreak/>
         <w:drawing>
-          <wp:inline distT="0" distB="0" distL="0" distR="0" wp14:anchorId="08CDEC1E" wp14:editId="5EE7E202">
+          <wp:inline distT="0" distB="0" distL="0" distR="0" wp14:anchorId="63A6A97B" wp14:editId="0BC0CCC5">
             <wp:extent cx="5556705" cy="5760000"/>
             <wp:effectExtent l="0" t="0" r="0" b="0"/>
             <wp:docPr id="12" name="Picture 12"/>
@@ -16042,7 +16042,7 @@
       <w:pPr>
         <w:pStyle w:val="31"/>
       </w:pPr>
-      <w:bookmarkStart w:id="33" w:name="_Toc240653599"/>
+      <w:bookmarkStart w:id="33" w:name="_Toc240657542"/>
       <w:r>
         <w:t xml:space="preserve">5.3.5 </w:t>
       </w:r>
@@ -16745,7 +16745,7 @@
       <w:pPr>
         <w:pStyle w:val="31"/>
       </w:pPr>
-      <w:bookmarkStart w:id="34" w:name="_Toc240653600"/>
+      <w:bookmarkStart w:id="34" w:name="_Toc240657543"/>
       <w:r>
         <w:t xml:space="preserve">5.3.6 </w:t>
       </w:r>
@@ -17113,7 +17113,7 @@
         </w:rPr>
         <w:lastRenderedPageBreak/>
         <w:drawing>
-          <wp:inline distT="0" distB="0" distL="0" distR="0" wp14:anchorId="00D65FE4" wp14:editId="3B29564A">
+          <wp:inline distT="0" distB="0" distL="0" distR="0" wp14:anchorId="7E7C696B" wp14:editId="05E5357F">
             <wp:extent cx="4862117" cy="5040000"/>
             <wp:effectExtent l="0" t="0" r="0" b="0"/>
             <wp:docPr id="13" name="Picture 13"/>
@@ -17601,12 +17601,12 @@
       <w:pPr>
         <w:pStyle w:val="31"/>
       </w:pPr>
-      <w:bookmarkStart w:id="35" w:name="_Toc240653601"/>
+      <w:bookmarkStart w:id="35" w:name="_Toc240657544"/>
       <w:r>
         <w:t xml:space="preserve">5.3.7 </w:t>
       </w:r>
       <w:r>
-        <w:t>分层上下文与显式历史记忆</w:t>
+        <w:t>分层记忆与版本化会话状态架构</w:t>
       </w:r>
       <w:bookmarkEnd w:id="35"/>
     </w:p>
@@ -17619,7 +17619,7 @@
           <w:rFonts w:ascii="Times New Roman" w:eastAsia="楷体" w:hAnsi="Times New Roman"/>
           <w:color w:val="000000"/>
         </w:rPr>
-        <w:t>系统根据数据用途组织短期消息、中期会话前提与长期历史记录。三类上下文分别承担语义连续性、当前事实约束及历史复用，保存方式如下。</w:t>
+        <w:t>系统采用应用层分层记忆架构，由消息窗口管理、会话事实管理和历史记录管理三个部分组成。前端维护近期交流与页面状态，服务端管理确认前提及修订号，持久化模块保存用户显式提交的历史资料。三类上下文分别承担语义连续性、当前事实约束及历史复用，保存方式如下。</w:t>
       </w:r>
     </w:p>
     <w:tbl>
@@ -18199,6 +18199,1011 @@
           <w:rFonts w:ascii="Times New Roman" w:eastAsia="楷体" w:hAnsi="Times New Roman"/>
           <w:color w:val="000000"/>
         </w:rPr>
+        <w:t>为描述这套架构，设</w:t>
+      </w:r>
+      <w:r>
+        <w:rPr>
+          <w:rFonts w:ascii="Times New Roman" w:eastAsia="楷体" w:hAnsi="Times New Roman"/>
+          <w:color w:val="000000"/>
+        </w:rPr>
+        <w:t xml:space="preserve"> u </w:t>
+      </w:r>
+      <w:r>
+        <w:rPr>
+          <w:rFonts w:ascii="Times New Roman" w:eastAsia="楷体" w:hAnsi="Times New Roman"/>
+          <w:color w:val="000000"/>
+        </w:rPr>
+        <w:t>为当前用户，</w:t>
+      </w:r>
+      <w:r>
+        <w:rPr>
+          <w:rFonts w:ascii="Times New Roman" w:eastAsia="楷体" w:hAnsi="Times New Roman"/>
+          <w:color w:val="000000"/>
+        </w:rPr>
+        <w:t xml:space="preserve">t </w:t>
+      </w:r>
+      <w:r>
+        <w:rPr>
+          <w:rFonts w:ascii="Times New Roman" w:eastAsia="楷体" w:hAnsi="Times New Roman"/>
+          <w:color w:val="000000"/>
+        </w:rPr>
+        <w:t>为请求时点，</w:t>
+      </w:r>
+      <w:r>
+        <w:rPr>
+          <w:rFonts w:ascii="Times New Roman" w:eastAsia="楷体" w:hAnsi="Times New Roman"/>
+          <w:color w:val="000000"/>
+        </w:rPr>
+        <w:t xml:space="preserve">D_t </w:t>
+      </w:r>
+      <w:r>
+        <w:rPr>
+          <w:rFonts w:ascii="Times New Roman" w:eastAsia="楷体" w:hAnsi="Times New Roman"/>
+          <w:color w:val="000000"/>
+        </w:rPr>
+        <w:t>为提交给服务端的历史消息序列，</w:t>
+      </w:r>
+      <w:r>
+        <w:rPr>
+          <w:rFonts w:ascii="Times New Roman" w:eastAsia="楷体" w:hAnsi="Times New Roman"/>
+          <w:color w:val="000000"/>
+        </w:rPr>
+        <w:t xml:space="preserve">H_t </w:t>
+      </w:r>
+      <w:r>
+        <w:rPr>
+          <w:rFonts w:ascii="Times New Roman" w:eastAsia="楷体" w:hAnsi="Times New Roman"/>
+          <w:color w:val="000000"/>
+        </w:rPr>
+        <w:t>为本轮实际采用的消息窗口。</w:t>
+      </w:r>
+      <w:r>
+        <w:rPr>
+          <w:rFonts w:ascii="Times New Roman" w:eastAsia="楷体" w:hAnsi="Times New Roman"/>
+          <w:color w:val="000000"/>
+        </w:rPr>
+        <w:t xml:space="preserve">F_t </w:t>
+      </w:r>
+      <w:r>
+        <w:rPr>
+          <w:rFonts w:ascii="Times New Roman" w:eastAsia="楷体" w:hAnsi="Times New Roman"/>
+          <w:color w:val="000000"/>
+        </w:rPr>
+        <w:t>表示从服务端读取的当前事实，包含数据模式</w:t>
+      </w:r>
+      <w:r>
+        <w:rPr>
+          <w:rFonts w:ascii="Times New Roman" w:eastAsia="楷体" w:hAnsi="Times New Roman"/>
+          <w:color w:val="000000"/>
+        </w:rPr>
+        <w:t xml:space="preserve"> d_t</w:t>
+      </w:r>
+      <w:r>
+        <w:rPr>
+          <w:rFonts w:ascii="Times New Roman" w:eastAsia="楷体" w:hAnsi="Times New Roman"/>
+          <w:color w:val="000000"/>
+        </w:rPr>
+        <w:t>、问卷快照标识</w:t>
+      </w:r>
+      <w:r>
+        <w:rPr>
+          <w:rFonts w:ascii="Times New Roman" w:eastAsia="楷体" w:hAnsi="Times New Roman"/>
+          <w:color w:val="000000"/>
+        </w:rPr>
+        <w:t xml:space="preserve"> q_t</w:t>
+      </w:r>
+      <w:r>
+        <w:rPr>
+          <w:rFonts w:ascii="Times New Roman" w:eastAsia="楷体" w:hAnsi="Times New Roman"/>
+          <w:color w:val="000000"/>
+        </w:rPr>
+        <w:t>、有效画像</w:t>
+      </w:r>
+      <w:r>
+        <w:rPr>
+          <w:rFonts w:ascii="Times New Roman" w:eastAsia="楷体" w:hAnsi="Times New Roman"/>
+          <w:color w:val="000000"/>
+        </w:rPr>
+        <w:t xml:space="preserve"> P_t </w:t>
+      </w:r>
+      <w:r>
+        <w:rPr>
+          <w:rFonts w:ascii="Times New Roman" w:eastAsia="楷体" w:hAnsi="Times New Roman"/>
+          <w:color w:val="000000"/>
+        </w:rPr>
+        <w:t>和持仓组合</w:t>
+      </w:r>
+      <w:r>
+        <w:rPr>
+          <w:rFonts w:ascii="Times New Roman" w:eastAsia="楷体" w:hAnsi="Times New Roman"/>
+          <w:color w:val="000000"/>
+        </w:rPr>
+        <w:t xml:space="preserve"> B_t</w:t>
+      </w:r>
+      <w:r>
+        <w:rPr>
+          <w:rFonts w:ascii="Times New Roman" w:eastAsia="楷体" w:hAnsi="Times New Roman"/>
+          <w:color w:val="000000"/>
+        </w:rPr>
+        <w:t>。会话状态可形式化为：</w:t>
+      </w:r>
+    </w:p>
+    <w:p>
+      <w:pPr>
+        <w:keepNext/>
+        <w:widowControl/>
+        <w:tabs>
+          <w:tab w:val="center" w:pos="4819"/>
+          <w:tab w:val="right" w:pos="9638"/>
+        </w:tabs>
+        <w:ind w:firstLine="0"/>
+        <w:jc w:val="left"/>
+      </w:pPr>
+      <w:r>
+        <w:tab/>
+      </w:r>
+      <m:oMath>
+        <m:sSub>
+          <m:sSubPr>
+            <m:ctrlPr>
+              <w:rPr>
+                <w:rFonts w:ascii="Cambria Math" w:hAnsi="Cambria Math"/>
+              </w:rPr>
+            </m:ctrlPr>
+          </m:sSubPr>
+          <m:e>
+            <m:r>
+              <w:rPr>
+                <w:rFonts w:ascii="Cambria Math" w:hAnsi="Cambria Math"/>
+              </w:rPr>
+              <m:t>H</m:t>
+            </m:r>
+          </m:e>
+          <m:sub>
+            <m:r>
+              <w:rPr>
+                <w:rFonts w:ascii="Cambria Math" w:hAnsi="Cambria Math"/>
+              </w:rPr>
+              <m:t>t</m:t>
+            </m:r>
+          </m:sub>
+        </m:sSub>
+        <m:r>
+          <w:rPr>
+            <w:rFonts w:ascii="Cambria Math" w:hAnsi="Cambria Math"/>
+          </w:rPr>
+          <m:t>=</m:t>
+        </m:r>
+        <m:sSub>
+          <m:sSubPr>
+            <m:ctrlPr>
+              <w:rPr>
+                <w:rFonts w:ascii="Cambria Math" w:hAnsi="Cambria Math"/>
+              </w:rPr>
+            </m:ctrlPr>
+          </m:sSubPr>
+          <m:e>
+            <m:r>
+              <w:rPr>
+                <w:rFonts w:ascii="Cambria Math" w:hAnsi="Cambria Math"/>
+              </w:rPr>
+              <m:t>Tail</m:t>
+            </m:r>
+          </m:e>
+          <m:sub>
+            <m:r>
+              <w:rPr>
+                <w:rFonts w:ascii="Cambria Math" w:hAnsi="Cambria Math"/>
+              </w:rPr>
+              <m:t>6</m:t>
+            </m:r>
+          </m:sub>
+        </m:sSub>
+        <m:r>
+          <w:rPr>
+            <w:rFonts w:ascii="Cambria Math" w:hAnsi="Cambria Math"/>
+          </w:rPr>
+          <m:t>(</m:t>
+        </m:r>
+        <m:sSub>
+          <m:sSubPr>
+            <m:ctrlPr>
+              <w:rPr>
+                <w:rFonts w:ascii="Cambria Math" w:hAnsi="Cambria Math"/>
+              </w:rPr>
+            </m:ctrlPr>
+          </m:sSubPr>
+          <m:e>
+            <m:r>
+              <w:rPr>
+                <w:rFonts w:ascii="Cambria Math" w:hAnsi="Cambria Math"/>
+              </w:rPr>
+              <m:t>D</m:t>
+            </m:r>
+          </m:e>
+          <m:sub>
+            <m:r>
+              <w:rPr>
+                <w:rFonts w:ascii="Cambria Math" w:hAnsi="Cambria Math"/>
+              </w:rPr>
+              <m:t>t</m:t>
+            </m:r>
+          </m:sub>
+        </m:sSub>
+        <m:r>
+          <w:rPr>
+            <w:rFonts w:ascii="Cambria Math" w:hAnsi="Cambria Math"/>
+          </w:rPr>
+          <m:t>),</m:t>
+        </m:r>
+        <m:sSub>
+          <m:sSubPr>
+            <m:ctrlPr>
+              <w:rPr>
+                <w:rFonts w:ascii="Cambria Math" w:hAnsi="Cambria Math"/>
+              </w:rPr>
+            </m:ctrlPr>
+          </m:sSubPr>
+          <m:e>
+            <m:r>
+              <w:rPr>
+                <w:rFonts w:ascii="Cambria Math" w:hAnsi="Cambria Math"/>
+              </w:rPr>
+              <m:t>F</m:t>
+            </m:r>
+          </m:e>
+          <m:sub>
+            <m:r>
+              <w:rPr>
+                <w:rFonts w:ascii="Cambria Math" w:hAnsi="Cambria Math"/>
+              </w:rPr>
+              <m:t>t</m:t>
+            </m:r>
+          </m:sub>
+        </m:sSub>
+        <m:r>
+          <w:rPr>
+            <w:rFonts w:ascii="Cambria Math" w:hAnsi="Cambria Math"/>
+          </w:rPr>
+          <m:t>=(</m:t>
+        </m:r>
+        <m:sSub>
+          <m:sSubPr>
+            <m:ctrlPr>
+              <w:rPr>
+                <w:rFonts w:ascii="Cambria Math" w:hAnsi="Cambria Math"/>
+              </w:rPr>
+            </m:ctrlPr>
+          </m:sSubPr>
+          <m:e>
+            <m:r>
+              <w:rPr>
+                <w:rFonts w:ascii="Cambria Math" w:hAnsi="Cambria Math"/>
+              </w:rPr>
+              <m:t>d</m:t>
+            </m:r>
+          </m:e>
+          <m:sub>
+            <m:r>
+              <w:rPr>
+                <w:rFonts w:ascii="Cambria Math" w:hAnsi="Cambria Math"/>
+              </w:rPr>
+              <m:t>t</m:t>
+            </m:r>
+          </m:sub>
+        </m:sSub>
+        <m:r>
+          <w:rPr>
+            <w:rFonts w:ascii="Cambria Math" w:hAnsi="Cambria Math"/>
+          </w:rPr>
+          <m:t>,</m:t>
+        </m:r>
+        <m:sSub>
+          <m:sSubPr>
+            <m:ctrlPr>
+              <w:rPr>
+                <w:rFonts w:ascii="Cambria Math" w:hAnsi="Cambria Math"/>
+              </w:rPr>
+            </m:ctrlPr>
+          </m:sSubPr>
+          <m:e>
+            <m:r>
+              <w:rPr>
+                <w:rFonts w:ascii="Cambria Math" w:hAnsi="Cambria Math"/>
+              </w:rPr>
+              <m:t>q</m:t>
+            </m:r>
+          </m:e>
+          <m:sub>
+            <m:r>
+              <w:rPr>
+                <w:rFonts w:ascii="Cambria Math" w:hAnsi="Cambria Math"/>
+              </w:rPr>
+              <m:t>t</m:t>
+            </m:r>
+          </m:sub>
+        </m:sSub>
+        <m:r>
+          <w:rPr>
+            <w:rFonts w:ascii="Cambria Math" w:hAnsi="Cambria Math"/>
+          </w:rPr>
+          <m:t>,</m:t>
+        </m:r>
+        <m:sSub>
+          <m:sSubPr>
+            <m:ctrlPr>
+              <w:rPr>
+                <w:rFonts w:ascii="Cambria Math" w:hAnsi="Cambria Math"/>
+              </w:rPr>
+            </m:ctrlPr>
+          </m:sSubPr>
+          <m:e>
+            <m:r>
+              <w:rPr>
+                <w:rFonts w:ascii="Cambria Math" w:hAnsi="Cambria Math"/>
+              </w:rPr>
+              <m:t>P</m:t>
+            </m:r>
+          </m:e>
+          <m:sub>
+            <m:r>
+              <w:rPr>
+                <w:rFonts w:ascii="Cambria Math" w:hAnsi="Cambria Math"/>
+              </w:rPr>
+              <m:t>t</m:t>
+            </m:r>
+          </m:sub>
+        </m:sSub>
+        <m:r>
+          <w:rPr>
+            <w:rFonts w:ascii="Cambria Math" w:hAnsi="Cambria Math"/>
+          </w:rPr>
+          <m:t>,</m:t>
+        </m:r>
+        <m:sSub>
+          <m:sSubPr>
+            <m:ctrlPr>
+              <w:rPr>
+                <w:rFonts w:ascii="Cambria Math" w:hAnsi="Cambria Math"/>
+              </w:rPr>
+            </m:ctrlPr>
+          </m:sSubPr>
+          <m:e>
+            <m:r>
+              <w:rPr>
+                <w:rFonts w:ascii="Cambria Math" w:hAnsi="Cambria Math"/>
+              </w:rPr>
+              <m:t>B</m:t>
+            </m:r>
+          </m:e>
+          <m:sub>
+            <m:r>
+              <w:rPr>
+                <w:rFonts w:ascii="Cambria Math" w:hAnsi="Cambria Math"/>
+              </w:rPr>
+              <m:t>t</m:t>
+            </m:r>
+          </m:sub>
+        </m:sSub>
+        <m:r>
+          <w:rPr>
+            <w:rFonts w:ascii="Cambria Math" w:hAnsi="Cambria Math"/>
+          </w:rPr>
+          <m:t>),</m:t>
+        </m:r>
+        <m:sSubSup>
+          <m:sSubSupPr>
+            <m:ctrlPr>
+              <w:rPr>
+                <w:rFonts w:ascii="Cambria Math" w:hAnsi="Cambria Math"/>
+              </w:rPr>
+            </m:ctrlPr>
+          </m:sSubSupPr>
+          <m:e>
+            <m:r>
+              <w:rPr>
+                <w:rFonts w:ascii="Cambria Math" w:hAnsi="Cambria Math"/>
+              </w:rPr>
+              <m:t>S</m:t>
+            </m:r>
+          </m:e>
+          <m:sub>
+            <m:r>
+              <w:rPr>
+                <w:rFonts w:ascii="Cambria Math" w:hAnsi="Cambria Math"/>
+              </w:rPr>
+              <m:t>t</m:t>
+            </m:r>
+          </m:sub>
+          <m:sup>
+            <m:d>
+              <m:dPr>
+                <m:ctrlPr>
+                  <w:rPr>
+                    <w:rFonts w:ascii="Cambria Math" w:hAnsi="Cambria Math"/>
+                  </w:rPr>
+                </m:ctrlPr>
+              </m:dPr>
+              <m:e>
+                <m:r>
+                  <w:rPr>
+                    <w:rFonts w:ascii="Cambria Math" w:hAnsi="Cambria Math"/>
+                  </w:rPr>
+                  <m:t>u</m:t>
+                </m:r>
+              </m:e>
+            </m:d>
+          </m:sup>
+        </m:sSubSup>
+        <m:r>
+          <w:rPr>
+            <w:rFonts w:ascii="Cambria Math" w:hAnsi="Cambria Math"/>
+          </w:rPr>
+          <m:t>=(</m:t>
+        </m:r>
+        <m:sSub>
+          <m:sSubPr>
+            <m:ctrlPr>
+              <w:rPr>
+                <w:rFonts w:ascii="Cambria Math" w:hAnsi="Cambria Math"/>
+              </w:rPr>
+            </m:ctrlPr>
+          </m:sSubPr>
+          <m:e>
+            <m:r>
+              <w:rPr>
+                <w:rFonts w:ascii="Cambria Math" w:hAnsi="Cambria Math"/>
+              </w:rPr>
+              <m:t>H</m:t>
+            </m:r>
+          </m:e>
+          <m:sub>
+            <m:r>
+              <w:rPr>
+                <w:rFonts w:ascii="Cambria Math" w:hAnsi="Cambria Math"/>
+              </w:rPr>
+              <m:t>t</m:t>
+            </m:r>
+          </m:sub>
+        </m:sSub>
+        <m:r>
+          <w:rPr>
+            <w:rFonts w:ascii="Cambria Math" w:hAnsi="Cambria Math"/>
+          </w:rPr>
+          <m:t>,</m:t>
+        </m:r>
+        <m:sSub>
+          <m:sSubPr>
+            <m:ctrlPr>
+              <w:rPr>
+                <w:rFonts w:ascii="Cambria Math" w:hAnsi="Cambria Math"/>
+              </w:rPr>
+            </m:ctrlPr>
+          </m:sSubPr>
+          <m:e>
+            <m:r>
+              <w:rPr>
+                <w:rFonts w:ascii="Cambria Math" w:hAnsi="Cambria Math"/>
+              </w:rPr>
+              <m:t>F</m:t>
+            </m:r>
+          </m:e>
+          <m:sub>
+            <m:r>
+              <w:rPr>
+                <w:rFonts w:ascii="Cambria Math" w:hAnsi="Cambria Math"/>
+              </w:rPr>
+              <m:t>t</m:t>
+            </m:r>
+          </m:sub>
+        </m:sSub>
+        <m:r>
+          <w:rPr>
+            <w:rFonts w:ascii="Cambria Math" w:hAnsi="Cambria Math"/>
+          </w:rPr>
+          <m:t>,</m:t>
+        </m:r>
+        <m:sSub>
+          <m:sSubPr>
+            <m:ctrlPr>
+              <w:rPr>
+                <w:rFonts w:ascii="Cambria Math" w:hAnsi="Cambria Math"/>
+              </w:rPr>
+            </m:ctrlPr>
+          </m:sSubPr>
+          <m:e>
+            <m:r>
+              <w:rPr>
+                <w:rFonts w:ascii="Cambria Math" w:hAnsi="Cambria Math"/>
+              </w:rPr>
+              <m:t>r</m:t>
+            </m:r>
+          </m:e>
+          <m:sub>
+            <m:r>
+              <w:rPr>
+                <w:rFonts w:ascii="Cambria Math" w:hAnsi="Cambria Math"/>
+              </w:rPr>
+              <m:t>t</m:t>
+            </m:r>
+          </m:sub>
+        </m:sSub>
+        <m:r>
+          <w:rPr>
+            <w:rFonts w:ascii="Cambria Math" w:hAnsi="Cambria Math"/>
+          </w:rPr>
+          <m:t>,</m:t>
+        </m:r>
+        <m:sSub>
+          <m:sSubPr>
+            <m:ctrlPr>
+              <w:rPr>
+                <w:rFonts w:ascii="Cambria Math" w:hAnsi="Cambria Math"/>
+              </w:rPr>
+            </m:ctrlPr>
+          </m:sSubPr>
+          <m:e>
+            <m:r>
+              <w:rPr>
+                <w:rFonts w:ascii="Cambria Math" w:hAnsi="Cambria Math"/>
+              </w:rPr>
+              <m:t>h</m:t>
+            </m:r>
+          </m:e>
+          <m:sub>
+            <m:r>
+              <w:rPr>
+                <w:rFonts w:ascii="Cambria Math" w:hAnsi="Cambria Math"/>
+              </w:rPr>
+              <m:t>t</m:t>
+            </m:r>
+          </m:sub>
+        </m:sSub>
+        <m:r>
+          <w:rPr>
+            <w:rFonts w:ascii="Cambria Math" w:hAnsi="Cambria Math"/>
+          </w:rPr>
+          <m:t>)</m:t>
+        </m:r>
+      </m:oMath>
+      <w:r>
+        <w:rPr>
+          <w:rFonts w:ascii="Times New Roman" w:eastAsia="楷体" w:hAnsi="Times New Roman"/>
+          <w:color w:val="000000"/>
+        </w:rPr>
+        <w:tab/>
+        <w:t>(5-15)</w:t>
+      </w:r>
+    </w:p>
+    <w:p>
+      <w:pPr>
+        <w:widowControl/>
+      </w:pPr>
+      <w:r>
+        <w:rPr>
+          <w:rFonts w:ascii="Times New Roman" w:eastAsia="楷体" w:hAnsi="Times New Roman"/>
+          <w:color w:val="000000"/>
+        </w:rPr>
+        <w:t>式</w:t>
+      </w:r>
+      <w:r>
+        <w:rPr>
+          <w:rFonts w:ascii="Times New Roman" w:eastAsia="楷体" w:hAnsi="Times New Roman"/>
+          <w:color w:val="000000"/>
+        </w:rPr>
+        <w:t xml:space="preserve"> 5-15 </w:t>
+      </w:r>
+      <w:r>
+        <w:rPr>
+          <w:rFonts w:ascii="Times New Roman" w:eastAsia="楷体" w:hAnsi="Times New Roman"/>
+          <w:color w:val="000000"/>
+        </w:rPr>
+        <w:t>中，</w:t>
+      </w:r>
+      <w:r>
+        <w:rPr>
+          <w:rFonts w:ascii="Times New Roman" w:eastAsia="楷体" w:hAnsi="Times New Roman"/>
+          <w:color w:val="000000"/>
+        </w:rPr>
+        <w:t xml:space="preserve">r_t </w:t>
+      </w:r>
+      <w:r>
+        <w:rPr>
+          <w:rFonts w:ascii="Times New Roman" w:eastAsia="楷体" w:hAnsi="Times New Roman"/>
+          <w:color w:val="000000"/>
+        </w:rPr>
+        <w:t>与</w:t>
+      </w:r>
+      <w:r>
+        <w:rPr>
+          <w:rFonts w:ascii="Times New Roman" w:eastAsia="楷体" w:hAnsi="Times New Roman"/>
+          <w:color w:val="000000"/>
+        </w:rPr>
+        <w:t xml:space="preserve"> h_t </w:t>
+      </w:r>
+      <w:r>
+        <w:rPr>
+          <w:rFonts w:ascii="Times New Roman" w:eastAsia="楷体" w:hAnsi="Times New Roman"/>
+          <w:color w:val="000000"/>
+        </w:rPr>
+        <w:t>分别为确认记录的修订号与内容指纹，</w:t>
+      </w:r>
+      <w:r>
+        <w:rPr>
+          <w:rFonts w:ascii="Times New Roman" w:eastAsia="楷体" w:hAnsi="Times New Roman"/>
+          <w:color w:val="000000"/>
+        </w:rPr>
+        <w:t xml:space="preserve">S_t </w:t>
+      </w:r>
+      <w:r>
+        <w:rPr>
+          <w:rFonts w:ascii="Times New Roman" w:eastAsia="楷体" w:hAnsi="Times New Roman"/>
+          <w:color w:val="000000"/>
+        </w:rPr>
+        <w:t>为这些现有对象的联合表示。</w:t>
+      </w:r>
+      <w:r>
+        <w:rPr>
+          <w:rFonts w:ascii="Times New Roman" w:eastAsia="楷体" w:hAnsi="Times New Roman"/>
+          <w:color w:val="000000"/>
+        </w:rPr>
+        <w:t xml:space="preserve">Tail </w:t>
+      </w:r>
+      <w:r>
+        <w:rPr>
+          <w:rFonts w:ascii="Times New Roman" w:eastAsia="楷体" w:hAnsi="Times New Roman"/>
+          <w:color w:val="000000"/>
+        </w:rPr>
+        <w:t>表示保留序列末尾最多六条消息，保留原有角色与顺序。该窗口按消息条数控制输入范围；用户的一条问题与助手的一条回答分别计数。问卷与组合另行保存，使早期聊天文本移出窗口后，当前确认的投资条件仍有独立来源。</w:t>
+      </w:r>
+    </w:p>
+    <w:p>
+      <w:pPr>
+        <w:widowControl/>
+      </w:pPr>
+      <w:r>
+        <w:rPr>
+          <w:rFonts w:ascii="Times New Roman" w:eastAsia="楷体" w:hAnsi="Times New Roman"/>
+          <w:color w:val="000000"/>
+        </w:rPr>
+        <w:t>模型请求通过消息编排形成。设</w:t>
+      </w:r>
+      <w:r>
+        <w:rPr>
+          <w:rFonts w:ascii="Times New Roman" w:eastAsia="楷体" w:hAnsi="Times New Roman"/>
+          <w:color w:val="000000"/>
+        </w:rPr>
+        <w:t xml:space="preserve"> I </w:t>
+      </w:r>
+      <w:r>
+        <w:rPr>
+          <w:rFonts w:ascii="Times New Roman" w:eastAsia="楷体" w:hAnsi="Times New Roman"/>
+          <w:color w:val="000000"/>
+        </w:rPr>
+        <w:t>为系统指令，</w:t>
+      </w:r>
+      <w:r>
+        <w:rPr>
+          <w:rFonts w:ascii="Times New Roman" w:eastAsia="楷体" w:hAnsi="Times New Roman"/>
+          <w:color w:val="000000"/>
+        </w:rPr>
+        <w:t xml:space="preserve">Γ </w:t>
+      </w:r>
+      <w:r>
+        <w:rPr>
+          <w:rFonts w:ascii="Times New Roman" w:eastAsia="楷体" w:hAnsi="Times New Roman"/>
+          <w:color w:val="000000"/>
+        </w:rPr>
+        <w:t>为服务端将已核验事实转换为画像与持仓上下文的过程，</w:t>
+      </w:r>
+      <w:r>
+        <w:rPr>
+          <w:rFonts w:ascii="Times New Roman" w:eastAsia="楷体" w:hAnsi="Times New Roman"/>
+          <w:color w:val="000000"/>
+        </w:rPr>
+        <w:t xml:space="preserve">x_t </w:t>
+      </w:r>
+      <w:r>
+        <w:rPr>
+          <w:rFonts w:ascii="Times New Roman" w:eastAsia="楷体" w:hAnsi="Times New Roman"/>
+          <w:color w:val="000000"/>
+        </w:rPr>
+        <w:t>为当前用户问题，符号</w:t>
+      </w:r>
+      <w:r>
+        <w:rPr>
+          <w:rFonts w:ascii="Times New Roman" w:eastAsia="楷体" w:hAnsi="Times New Roman"/>
+          <w:color w:val="000000"/>
+        </w:rPr>
+        <w:t xml:space="preserve"> ⊕ </w:t>
+      </w:r>
+      <w:r>
+        <w:rPr>
+          <w:rFonts w:ascii="Times New Roman" w:eastAsia="楷体" w:hAnsi="Times New Roman"/>
+          <w:color w:val="000000"/>
+        </w:rPr>
+        <w:t>表示有序连接，则已绑定有效前提的请求为：</w:t>
+      </w:r>
+    </w:p>
+    <w:p>
+      <w:pPr>
+        <w:keepNext/>
+        <w:widowControl/>
+        <w:tabs>
+          <w:tab w:val="center" w:pos="4819"/>
+          <w:tab w:val="right" w:pos="9638"/>
+        </w:tabs>
+        <w:ind w:firstLine="0"/>
+        <w:jc w:val="left"/>
+      </w:pPr>
+      <w:r>
+        <w:tab/>
+      </w:r>
+      <m:oMath>
+        <m:sSub>
+          <m:sSubPr>
+            <m:ctrlPr>
+              <w:rPr>
+                <w:rFonts w:ascii="Cambria Math" w:hAnsi="Cambria Math"/>
+              </w:rPr>
+            </m:ctrlPr>
+          </m:sSubPr>
+          <m:e>
+            <m:r>
+              <w:rPr>
+                <w:rFonts w:ascii="Cambria Math" w:hAnsi="Cambria Math"/>
+              </w:rPr>
+              <m:t>C</m:t>
+            </m:r>
+          </m:e>
+          <m:sub>
+            <m:r>
+              <w:rPr>
+                <w:rFonts w:ascii="Cambria Math" w:hAnsi="Cambria Math"/>
+              </w:rPr>
+              <m:t>t</m:t>
+            </m:r>
+          </m:sub>
+        </m:sSub>
+        <m:r>
+          <w:rPr>
+            <w:rFonts w:ascii="Cambria Math" w:hAnsi="Cambria Math"/>
+          </w:rPr>
+          <m:t>=[</m:t>
+        </m:r>
+        <m:r>
+          <w:rPr>
+            <w:rFonts w:ascii="Cambria Math" w:hAnsi="Cambria Math"/>
+          </w:rPr>
+          <m:t>I</m:t>
+        </m:r>
+        <m:r>
+          <w:rPr>
+            <w:rFonts w:ascii="Cambria Math" w:hAnsi="Cambria Math"/>
+          </w:rPr>
+          <m:t>⊕</m:t>
+        </m:r>
+        <m:r>
+          <w:rPr>
+            <w:rFonts w:ascii="Cambria Math" w:hAnsi="Cambria Math"/>
+          </w:rPr>
+          <m:t>Γ</m:t>
+        </m:r>
+        <m:r>
+          <w:rPr>
+            <w:rFonts w:ascii="Cambria Math" w:hAnsi="Cambria Math"/>
+          </w:rPr>
+          <m:t>(</m:t>
+        </m:r>
+        <m:sSub>
+          <m:sSubPr>
+            <m:ctrlPr>
+              <w:rPr>
+                <w:rFonts w:ascii="Cambria Math" w:hAnsi="Cambria Math"/>
+              </w:rPr>
+            </m:ctrlPr>
+          </m:sSubPr>
+          <m:e>
+            <m:r>
+              <w:rPr>
+                <w:rFonts w:ascii="Cambria Math" w:hAnsi="Cambria Math"/>
+              </w:rPr>
+              <m:t>F</m:t>
+            </m:r>
+          </m:e>
+          <m:sub>
+            <m:r>
+              <w:rPr>
+                <w:rFonts w:ascii="Cambria Math" w:hAnsi="Cambria Math"/>
+              </w:rPr>
+              <m:t>t</m:t>
+            </m:r>
+          </m:sub>
+        </m:sSub>
+        <m:r>
+          <w:rPr>
+            <w:rFonts w:ascii="Cambria Math" w:hAnsi="Cambria Math"/>
+          </w:rPr>
+          <m:t>,</m:t>
+        </m:r>
+        <m:sSub>
+          <m:sSubPr>
+            <m:ctrlPr>
+              <w:rPr>
+                <w:rFonts w:ascii="Cambria Math" w:hAnsi="Cambria Math"/>
+              </w:rPr>
+            </m:ctrlPr>
+          </m:sSubPr>
+          <m:e>
+            <m:r>
+              <w:rPr>
+                <w:rFonts w:ascii="Cambria Math" w:hAnsi="Cambria Math"/>
+              </w:rPr>
+              <m:t>r</m:t>
+            </m:r>
+          </m:e>
+          <m:sub>
+            <m:r>
+              <w:rPr>
+                <w:rFonts w:ascii="Cambria Math" w:hAnsi="Cambria Math"/>
+              </w:rPr>
+              <m:t>t</m:t>
+            </m:r>
+          </m:sub>
+        </m:sSub>
+        <m:r>
+          <w:rPr>
+            <w:rFonts w:ascii="Cambria Math" w:hAnsi="Cambria Math"/>
+          </w:rPr>
+          <m:t>)]⊕</m:t>
+        </m:r>
+        <m:sSub>
+          <m:sSubPr>
+            <m:ctrlPr>
+              <w:rPr>
+                <w:rFonts w:ascii="Cambria Math" w:hAnsi="Cambria Math"/>
+              </w:rPr>
+            </m:ctrlPr>
+          </m:sSubPr>
+          <m:e>
+            <m:r>
+              <w:rPr>
+                <w:rFonts w:ascii="Cambria Math" w:hAnsi="Cambria Math"/>
+              </w:rPr>
+              <m:t>H</m:t>
+            </m:r>
+          </m:e>
+          <m:sub>
+            <m:r>
+              <w:rPr>
+                <w:rFonts w:ascii="Cambria Math" w:hAnsi="Cambria Math"/>
+              </w:rPr>
+              <m:t>t</m:t>
+            </m:r>
+          </m:sub>
+        </m:sSub>
+        <m:r>
+          <w:rPr>
+            <w:rFonts w:ascii="Cambria Math" w:hAnsi="Cambria Math"/>
+          </w:rPr>
+          <m:t>⊕[</m:t>
+        </m:r>
+        <m:r>
+          <w:rPr>
+            <w:rFonts w:ascii="Cambria Math" w:hAnsi="Cambria Math"/>
+          </w:rPr>
+          <m:t>User</m:t>
+        </m:r>
+        <m:r>
+          <w:rPr>
+            <w:rFonts w:ascii="Cambria Math" w:hAnsi="Cambria Math"/>
+          </w:rPr>
+          <m:t>(</m:t>
+        </m:r>
+        <m:sSub>
+          <m:sSubPr>
+            <m:ctrlPr>
+              <w:rPr>
+                <w:rFonts w:ascii="Cambria Math" w:hAnsi="Cambria Math"/>
+              </w:rPr>
+            </m:ctrlPr>
+          </m:sSubPr>
+          <m:e>
+            <m:r>
+              <w:rPr>
+                <w:rFonts w:ascii="Cambria Math" w:hAnsi="Cambria Math"/>
+              </w:rPr>
+              <m:t>x</m:t>
+            </m:r>
+          </m:e>
+          <m:sub>
+            <m:r>
+              <w:rPr>
+                <w:rFonts w:ascii="Cambria Math" w:hAnsi="Cambria Math"/>
+              </w:rPr>
+              <m:t>t</m:t>
+            </m:r>
+          </m:sub>
+        </m:sSub>
+        <m:r>
+          <w:rPr>
+            <w:rFonts w:ascii="Cambria Math" w:hAnsi="Cambria Math"/>
+          </w:rPr>
+          <m:t>)]</m:t>
+        </m:r>
+      </m:oMath>
+      <w:r>
+        <w:rPr>
+          <w:rFonts w:ascii="Times New Roman" w:eastAsia="楷体" w:hAnsi="Times New Roman"/>
+          <w:color w:val="000000"/>
+        </w:rPr>
+        <w:tab/>
+        <w:t>(5-16)</w:t>
+      </w:r>
+    </w:p>
+    <w:p>
+      <w:pPr>
+        <w:widowControl/>
+      </w:pPr>
+      <w:r>
+        <w:rPr>
+          <w:rFonts w:ascii="Times New Roman" w:eastAsia="楷体" w:hAnsi="Times New Roman"/>
+          <w:color w:val="000000"/>
+        </w:rPr>
+        <w:t>式</w:t>
+      </w:r>
+      <w:r>
+        <w:rPr>
+          <w:rFonts w:ascii="Times New Roman" w:eastAsia="楷体" w:hAnsi="Times New Roman"/>
+          <w:color w:val="000000"/>
+        </w:rPr>
+        <w:t xml:space="preserve"> 5-16 </w:t>
+      </w:r>
+      <w:r>
+        <w:rPr>
+          <w:rFonts w:ascii="Times New Roman" w:eastAsia="楷体" w:hAnsi="Times New Roman"/>
+          <w:color w:val="000000"/>
+        </w:rPr>
+        <w:t>对应聊天服务构建</w:t>
+      </w:r>
+      <w:r>
+        <w:rPr>
+          <w:rFonts w:ascii="Times New Roman" w:eastAsia="楷体" w:hAnsi="Times New Roman"/>
+          <w:color w:val="000000"/>
+        </w:rPr>
+        <w:t xml:space="preserve"> messages </w:t>
+      </w:r>
+      <w:r>
+        <w:rPr>
+          <w:rFonts w:ascii="Times New Roman" w:eastAsia="楷体" w:hAnsi="Times New Roman"/>
+          <w:color w:val="000000"/>
+        </w:rPr>
+        <w:t>的过程：系统消息包含规则及已核验条件，随后加入历史消息，最后加入当前问题。金融数值仍由工具计算，</w:t>
+      </w:r>
+      <w:r>
+        <w:rPr>
+          <w:rFonts w:ascii="Times New Roman" w:eastAsia="楷体" w:hAnsi="Times New Roman"/>
+          <w:color w:val="000000"/>
+        </w:rPr>
+        <w:t xml:space="preserve">Γ </w:t>
+      </w:r>
+      <w:r>
+        <w:rPr>
+          <w:rFonts w:ascii="Times New Roman" w:eastAsia="楷体" w:hAnsi="Times New Roman"/>
+          <w:color w:val="000000"/>
+        </w:rPr>
+        <w:t>只整理输入资料。历史检索结果不会自动加入该序列；用户恢复和确认后的资料通过当前事实路径进入。由此，架构分别控制语言上下文、计算前提和历史复用三个入口。</w:t>
+      </w:r>
+    </w:p>
+    <w:p>
+      <w:pPr>
+        <w:widowControl/>
+      </w:pPr>
+      <w:r>
+        <w:rPr>
+          <w:rFonts w:ascii="Times New Roman" w:eastAsia="楷体" w:hAnsi="Times New Roman"/>
+          <w:color w:val="000000"/>
+        </w:rPr>
         <w:t>会话前提从服务端当前记录生成，包含画像、持仓快照和数据模式。系统对规范化内容计算指纹，并为确认记录维护修订号。用户在分析过程中修改持仓或画像时，当前指纹与确认指纹出现差异，后续请求要求重新确认；流式输出期间也会再次核对，防止旧前提继续支撑当前结论。</w:t>
       </w:r>
     </w:p>
@@ -18211,6 +19216,238 @@
           <w:rFonts w:ascii="Times New Roman" w:eastAsia="楷体" w:hAnsi="Times New Roman"/>
           <w:color w:val="000000"/>
         </w:rPr>
+        <w:t>指纹使用</w:t>
+      </w:r>
+      <w:r>
+        <w:rPr>
+          <w:rFonts w:ascii="Times New Roman" w:eastAsia="楷体" w:hAnsi="Times New Roman"/>
+          <w:color w:val="000000"/>
+        </w:rPr>
+        <w:t xml:space="preserve"> SHA-256 </w:t>
+      </w:r>
+      <w:r>
+        <w:rPr>
+          <w:rFonts w:ascii="Times New Roman" w:eastAsia="楷体" w:hAnsi="Times New Roman"/>
+          <w:color w:val="000000"/>
+        </w:rPr>
+        <w:t>计算。</w:t>
+      </w:r>
+      <w:r>
+        <w:rPr>
+          <w:rFonts w:ascii="Times New Roman" w:eastAsia="楷体" w:hAnsi="Times New Roman"/>
+          <w:color w:val="000000"/>
+        </w:rPr>
+        <w:t xml:space="preserve">CanonicalJSON </w:t>
+      </w:r>
+      <w:r>
+        <w:rPr>
+          <w:rFonts w:ascii="Times New Roman" w:eastAsia="楷体" w:hAnsi="Times New Roman"/>
+          <w:color w:val="000000"/>
+        </w:rPr>
+        <w:t>对字段顺序及分隔形式作确定性处理，再编码为</w:t>
+      </w:r>
+      <w:r>
+        <w:rPr>
+          <w:rFonts w:ascii="Times New Roman" w:eastAsia="楷体" w:hAnsi="Times New Roman"/>
+          <w:color w:val="000000"/>
+        </w:rPr>
+        <w:t xml:space="preserve"> UTF-8</w:t>
+      </w:r>
+      <w:r>
+        <w:rPr>
+          <w:rFonts w:ascii="Times New Roman" w:eastAsia="楷体" w:hAnsi="Times New Roman"/>
+          <w:color w:val="000000"/>
+        </w:rPr>
+        <w:t>；因此，相同字段内容在该序列化规则下形成相同输入字节。对于一个已确认版本</w:t>
+      </w:r>
+      <w:r>
+        <w:rPr>
+          <w:rFonts w:ascii="Times New Roman" w:eastAsia="楷体" w:hAnsi="Times New Roman"/>
+          <w:color w:val="000000"/>
+        </w:rPr>
+        <w:t xml:space="preserve"> r</w:t>
+      </w:r>
+      <w:r>
+        <w:rPr>
+          <w:rFonts w:ascii="Times New Roman" w:eastAsia="楷体" w:hAnsi="Times New Roman"/>
+          <w:color w:val="000000"/>
+        </w:rPr>
+        <w:t>，其记录满足：</w:t>
+      </w:r>
+    </w:p>
+    <w:p>
+      <w:pPr>
+        <w:keepNext/>
+        <w:widowControl/>
+        <w:tabs>
+          <w:tab w:val="center" w:pos="4819"/>
+          <w:tab w:val="right" w:pos="9638"/>
+        </w:tabs>
+        <w:ind w:firstLine="0"/>
+        <w:jc w:val="left"/>
+      </w:pPr>
+      <w:r>
+        <w:lastRenderedPageBreak/>
+        <w:tab/>
+      </w:r>
+      <m:oMath>
+        <m:sSub>
+          <m:sSubPr>
+            <m:ctrlPr>
+              <w:rPr>
+                <w:rFonts w:ascii="Cambria Math" w:hAnsi="Cambria Math"/>
+              </w:rPr>
+            </m:ctrlPr>
+          </m:sSubPr>
+          <m:e>
+            <m:r>
+              <w:rPr>
+                <w:rFonts w:ascii="Cambria Math" w:hAnsi="Cambria Math"/>
+              </w:rPr>
+              <m:t>h</m:t>
+            </m:r>
+          </m:e>
+          <m:sub>
+            <m:r>
+              <w:rPr>
+                <w:rFonts w:ascii="Cambria Math" w:hAnsi="Cambria Math"/>
+              </w:rPr>
+              <m:t>r</m:t>
+            </m:r>
+          </m:sub>
+        </m:sSub>
+        <m:r>
+          <w:rPr>
+            <w:rFonts w:ascii="Cambria Math" w:hAnsi="Cambria Math"/>
+          </w:rPr>
+          <m:t>=</m:t>
+        </m:r>
+        <m:r>
+          <w:rPr>
+            <w:rFonts w:ascii="Cambria Math" w:hAnsi="Cambria Math"/>
+          </w:rPr>
+          <m:t>SHA</m:t>
+        </m:r>
+        <m:r>
+          <w:rPr>
+            <w:rFonts w:ascii="Cambria Math" w:hAnsi="Cambria Math"/>
+          </w:rPr>
+          <m:t>256(</m:t>
+        </m:r>
+        <m:r>
+          <w:rPr>
+            <w:rFonts w:ascii="Cambria Math" w:hAnsi="Cambria Math"/>
+          </w:rPr>
+          <m:t>UTF</m:t>
+        </m:r>
+        <m:r>
+          <w:rPr>
+            <w:rFonts w:ascii="Cambria Math" w:hAnsi="Cambria Math"/>
+          </w:rPr>
+          <m:t>8(</m:t>
+        </m:r>
+        <m:r>
+          <w:rPr>
+            <w:rFonts w:ascii="Cambria Math" w:hAnsi="Cambria Math"/>
+          </w:rPr>
+          <m:t>CanonicalJSON</m:t>
+        </m:r>
+        <m:r>
+          <w:rPr>
+            <w:rFonts w:ascii="Cambria Math" w:hAnsi="Cambria Math"/>
+          </w:rPr>
+          <m:t>(</m:t>
+        </m:r>
+        <m:sSub>
+          <m:sSubPr>
+            <m:ctrlPr>
+              <w:rPr>
+                <w:rFonts w:ascii="Cambria Math" w:hAnsi="Cambria Math"/>
+              </w:rPr>
+            </m:ctrlPr>
+          </m:sSubPr>
+          <m:e>
+            <m:r>
+              <w:rPr>
+                <w:rFonts w:ascii="Cambria Math" w:hAnsi="Cambria Math"/>
+              </w:rPr>
+              <m:t>F</m:t>
+            </m:r>
+          </m:e>
+          <m:sub>
+            <m:r>
+              <w:rPr>
+                <w:rFonts w:ascii="Cambria Math" w:hAnsi="Cambria Math"/>
+              </w:rPr>
+              <m:t>r</m:t>
+            </m:r>
+          </m:sub>
+        </m:sSub>
+        <m:r>
+          <w:rPr>
+            <w:rFonts w:ascii="Cambria Math" w:hAnsi="Cambria Math"/>
+          </w:rPr>
+          <m:t>)))</m:t>
+        </m:r>
+      </m:oMath>
+      <w:r>
+        <w:rPr>
+          <w:rFonts w:ascii="Times New Roman" w:eastAsia="楷体" w:hAnsi="Times New Roman"/>
+          <w:color w:val="000000"/>
+        </w:rPr>
+        <w:tab/>
+        <w:t>(5-17)</w:t>
+      </w:r>
+    </w:p>
+    <w:p>
+      <w:pPr>
+        <w:widowControl/>
+      </w:pPr>
+      <w:r>
+        <w:rPr>
+          <w:rFonts w:ascii="Times New Roman" w:eastAsia="楷体" w:hAnsi="Times New Roman"/>
+          <w:color w:val="000000"/>
+        </w:rPr>
+        <w:t>式</w:t>
+      </w:r>
+      <w:r>
+        <w:rPr>
+          <w:rFonts w:ascii="Times New Roman" w:eastAsia="楷体" w:hAnsi="Times New Roman"/>
+          <w:color w:val="000000"/>
+        </w:rPr>
+        <w:t xml:space="preserve"> 5-17 </w:t>
+      </w:r>
+      <w:r>
+        <w:rPr>
+          <w:rFonts w:ascii="Times New Roman" w:eastAsia="楷体" w:hAnsi="Times New Roman"/>
+          <w:color w:val="000000"/>
+        </w:rPr>
+        <w:t>用于比较确认时事实与当前事实是否一致，哈希值承担内容一致性检查。确认写入同时检查</w:t>
+      </w:r>
+      <w:r>
+        <w:rPr>
+          <w:rFonts w:ascii="Times New Roman" w:eastAsia="楷体" w:hAnsi="Times New Roman"/>
+          <w:color w:val="000000"/>
+        </w:rPr>
+        <w:t xml:space="preserve"> expected_revision</w:t>
+      </w:r>
+      <w:r>
+        <w:rPr>
+          <w:rFonts w:ascii="Times New Roman" w:eastAsia="楷体" w:hAnsi="Times New Roman"/>
+          <w:color w:val="000000"/>
+        </w:rPr>
+        <w:t>；只有请求修订与当前存储修订一致，才能保存新记录并将修订号增加一。内容检查覆盖资料变化，修订检查覆盖确认记录变化，二者共同确定本轮是否可以继续使用指定前提。</w:t>
+      </w:r>
+    </w:p>
+    <w:p>
+      <w:pPr>
+        <w:widowControl/>
+      </w:pPr>
+      <w:r>
+        <w:rPr>
+          <w:rFonts w:ascii="Times New Roman" w:eastAsia="楷体" w:hAnsi="Times New Roman"/>
+          <w:color w:val="000000"/>
+        </w:rPr>
         <w:t>长期记忆保存经过校验的结构化对象及内容哈希。检索按用户归属读取最近</w:t>
       </w:r>
       <w:r>
@@ -18244,9 +19481,21 @@
     </w:p>
     <w:p>
       <w:pPr>
+        <w:widowControl/>
+      </w:pPr>
+      <w:r>
+        <w:rPr>
+          <w:rFonts w:ascii="Times New Roman" w:eastAsia="楷体" w:hAnsi="Times New Roman"/>
+          <w:color w:val="000000"/>
+        </w:rPr>
+        <w:t>历史记录采用追加保存方式，保存内容包括问卷、画像、组合以及允许的意图、计划和关联标识。研究结果通过标识关联，恢复资料时清空页面中的派生结果。相同内容的重复保存由内容身份识别，读取时检查用户归属与内容完整性。长期保存的单位因此是一次显式确认的结构化上下文，查询和恢复都围绕该单位进行。</w:t>
+      </w:r>
+    </w:p>
+    <w:p>
+      <w:pPr>
         <w:pStyle w:val="31"/>
       </w:pPr>
-      <w:bookmarkStart w:id="36" w:name="_Toc240653602"/>
+      <w:bookmarkStart w:id="36" w:name="_Toc240657545"/>
       <w:r>
         <w:t xml:space="preserve">5.3.8 </w:t>
       </w:r>
@@ -18360,7 +19609,7 @@
         </w:rPr>
         <w:lastRenderedPageBreak/>
         <w:drawing>
-          <wp:inline distT="0" distB="0" distL="0" distR="0" wp14:anchorId="3BE03205" wp14:editId="22EBC6A8">
+          <wp:inline distT="0" distB="0" distL="0" distR="0" wp14:anchorId="4541F3EC" wp14:editId="0E3773B6">
             <wp:extent cx="5350584" cy="6300000"/>
             <wp:effectExtent l="0" t="0" r="0" b="0"/>
             <wp:docPr id="14" name="Picture 14"/>
@@ -18458,7 +19707,7 @@
         <w:pStyle w:val="1"/>
         <w:widowControl/>
       </w:pPr>
-      <w:bookmarkStart w:id="37" w:name="_Toc240653603"/>
+      <w:bookmarkStart w:id="37" w:name="_Toc240657546"/>
       <w:r>
         <w:lastRenderedPageBreak/>
         <w:t>第六章</w:t>
@@ -18476,7 +19725,7 @@
         <w:pStyle w:val="2"/>
         <w:widowControl/>
       </w:pPr>
-      <w:bookmarkStart w:id="38" w:name="_Toc240653604"/>
+      <w:bookmarkStart w:id="38" w:name="_Toc240657547"/>
       <w:r>
         <w:t xml:space="preserve">6.1 </w:t>
       </w:r>
@@ -18489,7 +19738,7 @@
       <w:pPr>
         <w:pStyle w:val="31"/>
       </w:pPr>
-      <w:bookmarkStart w:id="39" w:name="_Toc240653605"/>
+      <w:bookmarkStart w:id="39" w:name="_Toc240657548"/>
       <w:r>
         <w:t xml:space="preserve">6.1.1 </w:t>
       </w:r>
@@ -18612,7 +19861,7 @@
       <w:pPr>
         <w:pStyle w:val="31"/>
       </w:pPr>
-      <w:bookmarkStart w:id="40" w:name="_Toc240653606"/>
+      <w:bookmarkStart w:id="40" w:name="_Toc240657549"/>
       <w:r>
         <w:t xml:space="preserve">6.1.2 </w:t>
       </w:r>
@@ -18659,6 +19908,74 @@
           <w:color w:val="000000"/>
         </w:rPr>
         <w:t>，同时让数量与风险预算始终来自可校验的结构化记录。</w:t>
+      </w:r>
+    </w:p>
+    <w:p>
+      <w:pPr>
+        <w:widowControl/>
+      </w:pPr>
+      <w:r>
+        <w:rPr>
+          <w:rFonts w:ascii="Times New Roman" w:eastAsia="楷体" w:hAnsi="Times New Roman"/>
+          <w:color w:val="000000"/>
+        </w:rPr>
+        <w:t>这一机制将多轮咨询中的两个变化过程分别管理：消息在每轮交流后延长，事实在用户修改资料并确认后产生新版本。消息窗口可以继续提供主题线索，但计算输入必须通过当前版本检查。例如，</w:t>
+      </w:r>
+      <w:r>
+        <w:rPr>
+          <w:rFonts w:ascii="Times New Roman" w:eastAsia="楷体" w:hAnsi="Times New Roman"/>
+          <w:color w:val="000000"/>
+        </w:rPr>
+        <w:t>“</w:t>
+      </w:r>
+      <w:r>
+        <w:rPr>
+          <w:rFonts w:ascii="Times New Roman" w:eastAsia="楷体" w:hAnsi="Times New Roman"/>
+          <w:color w:val="000000"/>
+        </w:rPr>
+        <w:t>继续分析刚才那只股票</w:t>
+      </w:r>
+      <w:r>
+        <w:rPr>
+          <w:rFonts w:ascii="Times New Roman" w:eastAsia="楷体" w:hAnsi="Times New Roman"/>
+          <w:color w:val="000000"/>
+        </w:rPr>
+        <w:t>”</w:t>
+      </w:r>
+      <w:r>
+        <w:rPr>
+          <w:rFonts w:ascii="Times New Roman" w:eastAsia="楷体" w:hAnsi="Times New Roman"/>
+          <w:color w:val="000000"/>
+        </w:rPr>
+        <w:t>可以继承讨论对象；</w:t>
+      </w:r>
+      <w:r>
+        <w:rPr>
+          <w:rFonts w:ascii="Times New Roman" w:eastAsia="楷体" w:hAnsi="Times New Roman"/>
+          <w:color w:val="000000"/>
+        </w:rPr>
+        <w:t>“</w:t>
+      </w:r>
+      <w:r>
+        <w:rPr>
+          <w:rFonts w:ascii="Times New Roman" w:eastAsia="楷体" w:hAnsi="Times New Roman"/>
+          <w:color w:val="000000"/>
+        </w:rPr>
+        <w:t>我现在增加了一倍持仓</w:t>
+      </w:r>
+      <w:r>
+        <w:rPr>
+          <w:rFonts w:ascii="Times New Roman" w:eastAsia="楷体" w:hAnsi="Times New Roman"/>
+          <w:color w:val="000000"/>
+        </w:rPr>
+        <w:t>”</w:t>
+      </w:r>
+      <w:r>
+        <w:rPr>
+          <w:rFonts w:ascii="Times New Roman" w:eastAsia="楷体" w:hAnsi="Times New Roman"/>
+          <w:color w:val="000000"/>
+        </w:rPr>
+        <w:t>属于需要核对的条件变化，文本中的新数量不能自动替换服务端组合。系统通过资料更新与确认入口建立新的计算前提。</w:t>
       </w:r>
     </w:p>
     <w:p>
@@ -19011,12 +20328,12 @@
       <w:pPr>
         <w:pStyle w:val="31"/>
       </w:pPr>
-      <w:bookmarkStart w:id="41" w:name="_Toc240653607"/>
+      <w:bookmarkStart w:id="41" w:name="_Toc240657550"/>
       <w:r>
         <w:t xml:space="preserve">6.1.3 </w:t>
       </w:r>
       <w:r>
-        <w:t>变化检测与可追踪复核</w:t>
+        <w:t>输出期间的连续版本校验</w:t>
       </w:r>
       <w:bookmarkEnd w:id="41"/>
     </w:p>
@@ -19029,279 +20346,71 @@
           <w:rFonts w:ascii="Times New Roman" w:eastAsia="楷体" w:hAnsi="Times New Roman"/>
           <w:color w:val="000000"/>
         </w:rPr>
-        <w:t>系统按数据模式、问卷标识、画像和组合四类内容记录变化位置，返回需要确认的具体原因。对显式提交的结构化事实声明，还可按照字段规则核对数值与引用对象，例如数量要求精确一致，市值采用明确的绝对容差。该检查作用于结构化声明，不对自由文本自动给出全面事实认证。</w:t>
-      </w:r>
-    </w:p>
-    <w:p>
-      <w:pPr>
-        <w:pStyle w:val="31"/>
-      </w:pPr>
-      <w:bookmarkStart w:id="42" w:name="_Toc240653608"/>
-      <w:r>
+        <w:t>一次模型与工具调用可能持续多个输出片段，期间用户仍可能修改资料。系统在聊天入口完成检查后，还在转发各个后续输出片段前重新读取确认记录和当前事实。</w:t>
+      </w:r>
+      <w:r>
+        <w:rPr>
+          <w:rFonts w:ascii="Times New Roman" w:eastAsia="楷体" w:hAnsi="Times New Roman"/>
+          <w:color w:val="000000"/>
+        </w:rPr>
         <w:lastRenderedPageBreak/>
-        <w:t xml:space="preserve">6.1.4 </w:t>
-      </w:r>
-      <w:r>
-        <w:t>工程价值</w:t>
-      </w:r>
-      <w:bookmarkEnd w:id="42"/>
-    </w:p>
-    <w:p>
-      <w:pPr>
-        <w:widowControl/>
-      </w:pPr>
-      <w:r>
-        <w:rPr>
-          <w:rFonts w:ascii="Times New Roman" w:eastAsia="楷体" w:hAnsi="Times New Roman"/>
-          <w:color w:val="000000"/>
-        </w:rPr>
-        <w:t>这一设计将多轮对话的连续性与金融输入的一致性共同纳入服务流程。发生变化时能够定位到具体资料，用户确认后继续研究；每轮分析也能够回答</w:t>
-      </w:r>
-      <w:r>
-        <w:rPr>
-          <w:rFonts w:ascii="Times New Roman" w:eastAsia="楷体" w:hAnsi="Times New Roman"/>
-          <w:color w:val="000000"/>
-        </w:rPr>
-        <w:t>“</w:t>
-      </w:r>
-      <w:r>
-        <w:rPr>
-          <w:rFonts w:ascii="Times New Roman" w:eastAsia="楷体" w:hAnsi="Times New Roman"/>
-          <w:color w:val="000000"/>
-        </w:rPr>
-        <w:t>使用的是哪一版画像与持仓</w:t>
-      </w:r>
-      <w:r>
-        <w:rPr>
-          <w:rFonts w:ascii="Times New Roman" w:eastAsia="楷体" w:hAnsi="Times New Roman"/>
-          <w:color w:val="000000"/>
-        </w:rPr>
-        <w:t>”</w:t>
-      </w:r>
-      <w:r>
-        <w:rPr>
-          <w:rFonts w:ascii="Times New Roman" w:eastAsia="楷体" w:hAnsi="Times New Roman"/>
-          <w:color w:val="000000"/>
-        </w:rPr>
-        <w:t>。技术贡献集中于对话、版本记录和确定性复核之间的联合控制。</w:t>
-      </w:r>
-    </w:p>
-    <w:p>
-      <w:pPr>
-        <w:pStyle w:val="2"/>
-        <w:widowControl/>
-      </w:pPr>
-      <w:bookmarkStart w:id="43" w:name="_Toc240653609"/>
-      <w:r>
-        <w:t xml:space="preserve">6.2 </w:t>
-      </w:r>
-      <w:r>
-        <w:t>从来源独立性到建议资格的证据状态传递</w:t>
-      </w:r>
-      <w:bookmarkEnd w:id="43"/>
-    </w:p>
-    <w:p>
-      <w:pPr>
-        <w:pStyle w:val="31"/>
-      </w:pPr>
-      <w:bookmarkStart w:id="44" w:name="_Toc240653610"/>
-      <w:r>
-        <w:t xml:space="preserve">6.2.1 </w:t>
-      </w:r>
-      <w:r>
-        <w:t>问题背景</w:t>
-      </w:r>
-      <w:bookmarkEnd w:id="44"/>
-    </w:p>
-    <w:p>
-      <w:pPr>
-        <w:widowControl/>
-      </w:pPr>
-      <w:r>
-        <w:rPr>
-          <w:rFonts w:ascii="Times New Roman" w:eastAsia="楷体" w:hAnsi="Times New Roman"/>
-          <w:color w:val="000000"/>
-        </w:rPr>
-        <w:t>金融研究中的多篇材料可能转载同一公告，相同指标也可能采用不同单位或报告期间。资料数量增加，并不直接代表结论获得了更多独立依据。</w:t>
-      </w:r>
-      <w:r>
-        <w:rPr>
-          <w:rFonts w:ascii="Times New Roman" w:eastAsia="楷体" w:hAnsi="Times New Roman"/>
-          <w:color w:val="000000"/>
-        </w:rPr>
-        <w:t xml:space="preserve">VeriCite </w:t>
-      </w:r>
-      <w:r>
-        <w:rPr>
-          <w:rFonts w:ascii="Times New Roman" w:eastAsia="楷体" w:hAnsi="Times New Roman"/>
-          <w:color w:val="000000"/>
-        </w:rPr>
-        <w:t>关注声明与证据之间的校验</w:t>
-      </w:r>
-      <w:r>
-        <w:rPr>
-          <w:rFonts w:ascii="Times New Roman" w:eastAsia="楷体" w:hAnsi="Times New Roman"/>
-          <w:color w:val="000000"/>
-        </w:rPr>
-        <w:t>[2]</w:t>
-      </w:r>
-      <w:r>
-        <w:rPr>
-          <w:rFonts w:ascii="Times New Roman" w:eastAsia="楷体" w:hAnsi="Times New Roman"/>
-          <w:color w:val="000000"/>
-        </w:rPr>
-        <w:t>，</w:t>
-      </w:r>
-      <w:r>
-        <w:rPr>
-          <w:rFonts w:ascii="Times New Roman" w:eastAsia="楷体" w:hAnsi="Times New Roman"/>
-          <w:color w:val="000000"/>
-        </w:rPr>
-        <w:t xml:space="preserve">LineageRAG </w:t>
-      </w:r>
-      <w:r>
-        <w:rPr>
-          <w:rFonts w:ascii="Times New Roman" w:eastAsia="楷体" w:hAnsi="Times New Roman"/>
-          <w:color w:val="000000"/>
-        </w:rPr>
-        <w:t>关注证据需求到原始来源的追踪</w:t>
-      </w:r>
-      <w:r>
-        <w:rPr>
-          <w:rFonts w:ascii="Times New Roman" w:eastAsia="楷体" w:hAnsi="Times New Roman"/>
-          <w:color w:val="000000"/>
-        </w:rPr>
-        <w:t>[3]</w:t>
-      </w:r>
-      <w:r>
-        <w:rPr>
-          <w:rFonts w:ascii="Times New Roman" w:eastAsia="楷体" w:hAnsi="Times New Roman"/>
-          <w:color w:val="000000"/>
-        </w:rPr>
-        <w:t>。</w:t>
-      </w:r>
-      <w:r>
-        <w:rPr>
-          <w:rFonts w:ascii="Times New Roman" w:eastAsia="楷体" w:hAnsi="Times New Roman"/>
-          <w:color w:val="000000"/>
-        </w:rPr>
-        <w:t xml:space="preserve">Prism </w:t>
-      </w:r>
-      <w:r>
-        <w:rPr>
-          <w:rFonts w:ascii="Times New Roman" w:eastAsia="楷体" w:hAnsi="Times New Roman"/>
-          <w:color w:val="000000"/>
-        </w:rPr>
-        <w:t>结合金融数据特点，将口径检查、来源去重和冲突处置纳入同一个证据验证过程。</w:t>
-      </w:r>
-    </w:p>
-    <w:p>
-      <w:pPr>
-        <w:pStyle w:val="31"/>
-      </w:pPr>
-      <w:bookmarkStart w:id="45" w:name="_Toc240653611"/>
-      <w:r>
-        <w:t xml:space="preserve">6.2.2 </w:t>
-      </w:r>
-      <w:r>
-        <w:t>跨研究阶段的证据使用条件</w:t>
-      </w:r>
-      <w:bookmarkEnd w:id="45"/>
-    </w:p>
-    <w:p>
-      <w:pPr>
-        <w:widowControl/>
-      </w:pPr>
-      <w:r>
-        <w:rPr>
-          <w:rFonts w:ascii="Times New Roman" w:eastAsia="楷体" w:hAnsi="Times New Roman"/>
-          <w:color w:val="000000"/>
-        </w:rPr>
-        <w:t xml:space="preserve">Prism </w:t>
-      </w:r>
-      <w:r>
-        <w:rPr>
-          <w:rFonts w:ascii="Times New Roman" w:eastAsia="楷体" w:hAnsi="Times New Roman"/>
-          <w:color w:val="000000"/>
-        </w:rPr>
-        <w:t>将证据质量作为后续对象能否生成的条件。原始观测先完成口径和来源检查，声明获得支持后才能形成验证事实；研究发现引用这些事实，候选建议再引用研究发现。引用关系随对象保存，使最终结果能够回查到原始依据和验证状态。</w:t>
-      </w:r>
-    </w:p>
-    <w:p>
-      <w:pPr>
-        <w:widowControl/>
-      </w:pPr>
-      <w:r>
-        <w:rPr>
-          <w:rFonts w:ascii="Times New Roman" w:eastAsia="楷体" w:hAnsi="Times New Roman"/>
-          <w:color w:val="000000"/>
-        </w:rPr>
-        <w:t>这一组织方式同时处理来源数量与来源关系。假设研究得到三条内容一致的记录，其中两条转载同一公告，第三条来自另一个已标识来源，独立支持数为二。继续增加同一公告的转载，引用记录可以增加，支持数量保持不变。若其中一个来源出现两个矛盾数值，该来源组进入冲突处理，后续流程保留需要复核的原因。</w:t>
-      </w:r>
-    </w:p>
-    <w:p>
-      <w:pPr>
-        <w:widowControl/>
-      </w:pPr>
-      <w:r>
-        <w:rPr>
-          <w:rFonts w:ascii="Times New Roman" w:eastAsia="楷体" w:hAnsi="Times New Roman"/>
-          <w:color w:val="000000"/>
-        </w:rPr>
-        <w:t>研究执行状态也参与判断。节点只取得部分数据时，验证过程携带部分完成标记；空结果与查询失败分别记录。这样，数据来源不足、数值相互矛盾和请求未成功能够对应不同原因，用户可以据此决定补充来源、核对口径或重新查询。</w:t>
-      </w:r>
-    </w:p>
-    <w:p>
-      <w:pPr>
-        <w:pStyle w:val="31"/>
-      </w:pPr>
-      <w:bookmarkStart w:id="46" w:name="_Toc240653612"/>
-      <w:r>
-        <w:t xml:space="preserve">6.2.3 </w:t>
-      </w:r>
-      <w:r>
-        <w:t>同源重复不变性</w:t>
-      </w:r>
-      <w:bookmarkEnd w:id="46"/>
-    </w:p>
-    <w:p>
-      <w:pPr>
-        <w:widowControl/>
-      </w:pPr>
-      <w:r>
-        <w:rPr>
-          <w:rFonts w:ascii="Times New Roman" w:eastAsia="楷体" w:hAnsi="Times New Roman"/>
-          <w:color w:val="000000"/>
-        </w:rPr>
-        <w:t>定义</w:t>
-      </w:r>
-      <w:r>
-        <w:rPr>
-          <w:rFonts w:ascii="Times New Roman" w:eastAsia="楷体" w:hAnsi="Times New Roman"/>
-          <w:color w:val="000000"/>
-        </w:rPr>
-        <w:t xml:space="preserve"> D </w:t>
-      </w:r>
-      <w:r>
-        <w:rPr>
-          <w:rFonts w:ascii="Times New Roman" w:eastAsia="楷体" w:hAnsi="Times New Roman"/>
-          <w:color w:val="000000"/>
-        </w:rPr>
-        <w:t>为独立支持数、独立反对数与判定状态组成的结果。当新增观测</w:t>
-      </w:r>
-      <w:r>
-        <w:rPr>
-          <w:rFonts w:ascii="Times New Roman" w:eastAsia="楷体" w:hAnsi="Times New Roman"/>
-          <w:color w:val="000000"/>
-        </w:rPr>
-        <w:t xml:space="preserve"> o′ </w:t>
-      </w:r>
-      <w:r>
-        <w:rPr>
-          <w:rFonts w:ascii="Times New Roman" w:eastAsia="楷体" w:hAnsi="Times New Roman"/>
-          <w:color w:val="000000"/>
-        </w:rPr>
-        <w:t>具有新的记录标识，但与已有有效观测具有相同口径、来源关联和数值时，聚合满足：</w:t>
+        <w:t>设</w:t>
+      </w:r>
+      <w:r>
+        <w:rPr>
+          <w:rFonts w:ascii="Times New Roman" w:eastAsia="楷体" w:hAnsi="Times New Roman"/>
+          <w:color w:val="000000"/>
+        </w:rPr>
+        <w:t xml:space="preserve"> τ_k </w:t>
+      </w:r>
+      <w:r>
+        <w:rPr>
+          <w:rFonts w:ascii="Times New Roman" w:eastAsia="楷体" w:hAnsi="Times New Roman"/>
+          <w:color w:val="000000"/>
+        </w:rPr>
+        <w:t>为第</w:t>
+      </w:r>
+      <w:r>
+        <w:rPr>
+          <w:rFonts w:ascii="Times New Roman" w:eastAsia="楷体" w:hAnsi="Times New Roman"/>
+          <w:color w:val="000000"/>
+        </w:rPr>
+        <w:t xml:space="preserve"> k </w:t>
+      </w:r>
+      <w:r>
+        <w:rPr>
+          <w:rFonts w:ascii="Times New Roman" w:eastAsia="楷体" w:hAnsi="Times New Roman"/>
+          <w:color w:val="000000"/>
+        </w:rPr>
+        <w:t>个片段的检查时点，</w:t>
+      </w:r>
+      <w:r>
+        <w:rPr>
+          <w:rFonts w:ascii="Times New Roman" w:eastAsia="楷体" w:hAnsi="Times New Roman"/>
+          <w:color w:val="000000"/>
+        </w:rPr>
+        <w:t xml:space="preserve">Valid </w:t>
+      </w:r>
+      <w:r>
+        <w:rPr>
+          <w:rFonts w:ascii="Times New Roman" w:eastAsia="楷体" w:hAnsi="Times New Roman"/>
+          <w:color w:val="000000"/>
+        </w:rPr>
+        <w:t>使用式</w:t>
+      </w:r>
+      <w:r>
+        <w:rPr>
+          <w:rFonts w:ascii="Times New Roman" w:eastAsia="楷体" w:hAnsi="Times New Roman"/>
+          <w:color w:val="000000"/>
+        </w:rPr>
+        <w:t xml:space="preserve"> 6-1 </w:t>
+      </w:r>
+      <w:r>
+        <w:rPr>
+          <w:rFonts w:ascii="Times New Roman" w:eastAsia="楷体" w:hAnsi="Times New Roman"/>
+          <w:color w:val="000000"/>
+        </w:rPr>
+        <w:t>的版本及指纹条件，本轮继续转发的必要条件为：</w:t>
       </w:r>
     </w:p>
     <w:p>
@@ -19323,6 +20432,1194 @@
           <w:rPr>
             <w:rFonts w:ascii="Cambria Math" w:hAnsi="Cambria Math"/>
           </w:rPr>
+          <m:t>Continue</m:t>
+        </m:r>
+        <m:r>
+          <w:rPr>
+            <w:rFonts w:ascii="Cambria Math" w:hAnsi="Cambria Math"/>
+          </w:rPr>
+          <m:t>(</m:t>
+        </m:r>
+        <m:r>
+          <w:rPr>
+            <w:rFonts w:ascii="Cambria Math" w:hAnsi="Cambria Math"/>
+          </w:rPr>
+          <m:t>k</m:t>
+        </m:r>
+        <m:r>
+          <w:rPr>
+            <w:rFonts w:ascii="Cambria Math" w:hAnsi="Cambria Math"/>
+          </w:rPr>
+          <m:t>)=</m:t>
+        </m:r>
+        <m:nary>
+          <m:naryPr>
+            <m:chr m:val="⋀"/>
+            <m:limLoc m:val="subSup"/>
+            <m:grow m:val="1"/>
+            <m:ctrlPr>
+              <w:rPr>
+                <w:rFonts w:ascii="Cambria Math" w:hAnsi="Cambria Math"/>
+              </w:rPr>
+            </m:ctrlPr>
+          </m:naryPr>
+          <m:sub>
+            <m:r>
+              <w:rPr>
+                <w:rFonts w:ascii="Cambria Math" w:hAnsi="Cambria Math"/>
+              </w:rPr>
+              <m:t>j</m:t>
+            </m:r>
+            <m:r>
+              <w:rPr>
+                <w:rFonts w:ascii="Cambria Math" w:hAnsi="Cambria Math"/>
+              </w:rPr>
+              <m:t>=1</m:t>
+            </m:r>
+          </m:sub>
+          <m:sup>
+            <m:r>
+              <w:rPr>
+                <w:rFonts w:ascii="Cambria Math" w:hAnsi="Cambria Math"/>
+              </w:rPr>
+              <m:t>k</m:t>
+            </m:r>
+          </m:sup>
+          <m:e>
+            <m:sSub>
+              <m:sSubPr>
+                <m:ctrlPr>
+                  <w:rPr>
+                    <w:rFonts w:ascii="Cambria Math" w:hAnsi="Cambria Math"/>
+                  </w:rPr>
+                </m:ctrlPr>
+              </m:sSubPr>
+              <m:e>
+                <m:r>
+                  <w:rPr>
+                    <w:rFonts w:ascii="Cambria Math" w:hAnsi="Cambria Math"/>
+                  </w:rPr>
+                  <m:t>Valid</m:t>
+                </m:r>
+              </m:e>
+              <m:sub>
+                <m:sSub>
+                  <m:sSubPr>
+                    <m:ctrlPr>
+                      <w:rPr>
+                        <w:rFonts w:ascii="Cambria Math" w:hAnsi="Cambria Math"/>
+                      </w:rPr>
+                    </m:ctrlPr>
+                  </m:sSubPr>
+                  <m:e>
+                    <m:r>
+                      <w:rPr>
+                        <w:rFonts w:ascii="Cambria Math" w:hAnsi="Cambria Math"/>
+                      </w:rPr>
+                      <m:t>τ</m:t>
+                    </m:r>
+                  </m:e>
+                  <m:sub>
+                    <m:r>
+                      <w:rPr>
+                        <w:rFonts w:ascii="Cambria Math" w:hAnsi="Cambria Math"/>
+                      </w:rPr>
+                      <m:t>j</m:t>
+                    </m:r>
+                  </m:sub>
+                </m:sSub>
+              </m:sub>
+            </m:sSub>
+          </m:e>
+        </m:nary>
+        <m:r>
+          <w:rPr>
+            <w:rFonts w:ascii="Cambria Math" w:hAnsi="Cambria Math"/>
+          </w:rPr>
+          <m:t>,</m:t>
+        </m:r>
+        <m:r>
+          <w:rPr>
+            <w:rFonts w:ascii="Cambria Math" w:hAnsi="Cambria Math"/>
+          </w:rPr>
+          <m:t>Continue</m:t>
+        </m:r>
+        <m:r>
+          <w:rPr>
+            <w:rFonts w:ascii="Cambria Math" w:hAnsi="Cambria Math"/>
+          </w:rPr>
+          <m:t>(</m:t>
+        </m:r>
+        <m:r>
+          <w:rPr>
+            <w:rFonts w:ascii="Cambria Math" w:hAnsi="Cambria Math"/>
+          </w:rPr>
+          <m:t>k</m:t>
+        </m:r>
+        <m:r>
+          <w:rPr>
+            <w:rFonts w:ascii="Cambria Math" w:hAnsi="Cambria Math"/>
+          </w:rPr>
+          <m:t>)=0⇒</m:t>
+        </m:r>
+        <m:r>
+          <w:rPr>
+            <w:rFonts w:ascii="Cambria Math" w:hAnsi="Cambria Math"/>
+          </w:rPr>
+          <m:t>StopStream</m:t>
+        </m:r>
+      </m:oMath>
+      <w:r>
+        <w:rPr>
+          <w:rFonts w:ascii="Times New Roman" w:eastAsia="楷体" w:hAnsi="Times New Roman"/>
+          <w:color w:val="000000"/>
+        </w:rPr>
+        <w:tab/>
+        <w:t>(6-2)</w:t>
+      </w:r>
+    </w:p>
+    <w:p>
+      <w:pPr>
+        <w:widowControl/>
+      </w:pPr>
+      <w:r>
+        <w:rPr>
+          <w:rFonts w:ascii="Times New Roman" w:eastAsia="楷体" w:hAnsi="Times New Roman"/>
+          <w:color w:val="000000"/>
+        </w:rPr>
+        <w:t>式</w:t>
+      </w:r>
+      <w:r>
+        <w:rPr>
+          <w:rFonts w:ascii="Times New Roman" w:eastAsia="楷体" w:hAnsi="Times New Roman"/>
+          <w:color w:val="000000"/>
+        </w:rPr>
+        <w:t xml:space="preserve"> 6-2 </w:t>
+      </w:r>
+      <w:r>
+        <w:rPr>
+          <w:rFonts w:ascii="Times New Roman" w:eastAsia="楷体" w:hAnsi="Times New Roman"/>
+          <w:color w:val="000000"/>
+        </w:rPr>
+        <w:t>描述输出控制规则。任一次检查发现版本变化、事实变化或必要资料无法读取，服务端返回错误事件并结束本轮输出；已经显示的内容仍需按原有前提理解。检查发生在片段转发前的离散时点，适用范围是本轮后续输出的放行控制。该机制让请求开始后的条件变化也能影响服务结果。</w:t>
+      </w:r>
+    </w:p>
+    <w:tbl>
+      <w:tblPr>
+        <w:tblW w:w="0" w:type="auto"/>
+        <w:tblBorders>
+          <w:top w:val="single" w:sz="0" w:space="0" w:color="DEE0E3"/>
+          <w:left w:val="single" w:sz="0" w:space="0" w:color="DEE0E3"/>
+          <w:bottom w:val="single" w:sz="0" w:space="0" w:color="DEE0E3"/>
+          <w:right w:val="single" w:sz="0" w:space="0" w:color="DEE0E3"/>
+          <w:insideH w:val="single" w:sz="0" w:space="0" w:color="DEE0E3"/>
+          <w:insideV w:val="single" w:sz="0" w:space="0" w:color="DEE0E3"/>
+        </w:tblBorders>
+        <w:tblLayout w:type="fixed"/>
+        <w:tblCellMar>
+          <w:left w:w="10" w:type="dxa"/>
+          <w:right w:w="10" w:type="dxa"/>
+        </w:tblCellMar>
+        <w:tblLook w:val="04A0" w:firstRow="1" w:lastRow="0" w:firstColumn="1" w:lastColumn="0" w:noHBand="0" w:noVBand="1"/>
+      </w:tblPr>
+      <w:tblGrid>
+        <w:gridCol w:w="2409"/>
+        <w:gridCol w:w="2409"/>
+        <w:gridCol w:w="2409"/>
+        <w:gridCol w:w="2409"/>
+      </w:tblGrid>
+      <w:tr>
+        <w:trPr>
+          <w:cantSplit/>
+          <w:tblHeader/>
+        </w:trPr>
+        <w:tc>
+          <w:tcPr>
+            <w:tcW w:w="2409" w:type="dxa"/>
+          </w:tcPr>
+          <w:p>
+            <w:pPr>
+              <w:keepNext/>
+              <w:spacing w:before="60" w:after="60"/>
+              <w:ind w:firstLine="0"/>
+              <w:jc w:val="left"/>
+            </w:pPr>
+            <w:r>
+              <w:rPr>
+                <w:rFonts w:ascii="Times New Roman" w:eastAsia="楷体" w:hAnsi="Times New Roman"/>
+                <w:b/>
+                <w:color w:val="000000"/>
+                <w:sz w:val="20"/>
+              </w:rPr>
+              <w:t>当前状态</w:t>
+            </w:r>
+          </w:p>
+        </w:tc>
+        <w:tc>
+          <w:tcPr>
+            <w:tcW w:w="2409" w:type="dxa"/>
+          </w:tcPr>
+          <w:p>
+            <w:pPr>
+              <w:keepNext/>
+              <w:spacing w:before="60" w:after="60"/>
+              <w:ind w:firstLine="0"/>
+              <w:jc w:val="left"/>
+            </w:pPr>
+            <w:r>
+              <w:rPr>
+                <w:rFonts w:ascii="Times New Roman" w:eastAsia="楷体" w:hAnsi="Times New Roman"/>
+                <w:b/>
+                <w:color w:val="000000"/>
+                <w:sz w:val="20"/>
+              </w:rPr>
+              <w:t>触发事件</w:t>
+            </w:r>
+          </w:p>
+        </w:tc>
+        <w:tc>
+          <w:tcPr>
+            <w:tcW w:w="2409" w:type="dxa"/>
+          </w:tcPr>
+          <w:p>
+            <w:pPr>
+              <w:keepNext/>
+              <w:spacing w:before="60" w:after="60"/>
+              <w:ind w:firstLine="0"/>
+              <w:jc w:val="left"/>
+            </w:pPr>
+            <w:r>
+              <w:rPr>
+                <w:rFonts w:ascii="Times New Roman" w:eastAsia="楷体" w:hAnsi="Times New Roman"/>
+                <w:b/>
+                <w:color w:val="000000"/>
+                <w:sz w:val="20"/>
+              </w:rPr>
+              <w:t>检查条件</w:t>
+            </w:r>
+          </w:p>
+        </w:tc>
+        <w:tc>
+          <w:tcPr>
+            <w:tcW w:w="2409" w:type="dxa"/>
+          </w:tcPr>
+          <w:p>
+            <w:pPr>
+              <w:keepNext/>
+              <w:spacing w:before="60" w:after="60"/>
+              <w:ind w:firstLine="0"/>
+              <w:jc w:val="left"/>
+            </w:pPr>
+            <w:r>
+              <w:rPr>
+                <w:rFonts w:ascii="Times New Roman" w:eastAsia="楷体" w:hAnsi="Times New Roman"/>
+                <w:b/>
+                <w:color w:val="000000"/>
+                <w:sz w:val="20"/>
+              </w:rPr>
+              <w:t>后续处理</w:t>
+            </w:r>
+          </w:p>
+        </w:tc>
+      </w:tr>
+      <w:tr>
+        <w:trPr>
+          <w:cantSplit/>
+        </w:trPr>
+        <w:tc>
+          <w:tcPr>
+            <w:tcW w:w="2409" w:type="dxa"/>
+          </w:tcPr>
+          <w:p>
+            <w:pPr>
+              <w:keepNext/>
+              <w:spacing w:before="60" w:after="60"/>
+              <w:ind w:firstLine="0"/>
+              <w:jc w:val="left"/>
+            </w:pPr>
+            <w:r>
+              <w:rPr>
+                <w:rFonts w:ascii="Times New Roman" w:eastAsia="楷体" w:hAnsi="Times New Roman"/>
+                <w:color w:val="000000"/>
+                <w:sz w:val="20"/>
+              </w:rPr>
+              <w:t>NOT_LOCKED</w:t>
+            </w:r>
+          </w:p>
+        </w:tc>
+        <w:tc>
+          <w:tcPr>
+            <w:tcW w:w="2409" w:type="dxa"/>
+          </w:tcPr>
+          <w:p>
+            <w:pPr>
+              <w:keepNext/>
+              <w:spacing w:before="60" w:after="60"/>
+              <w:ind w:firstLine="0"/>
+              <w:jc w:val="left"/>
+            </w:pPr>
+            <w:r>
+              <w:rPr>
+                <w:rFonts w:ascii="Times New Roman" w:eastAsia="楷体" w:hAnsi="Times New Roman"/>
+                <w:color w:val="000000"/>
+                <w:sz w:val="20"/>
+              </w:rPr>
+              <w:t>用户请求确认</w:t>
+            </w:r>
+          </w:p>
+        </w:tc>
+        <w:tc>
+          <w:tcPr>
+            <w:tcW w:w="2409" w:type="dxa"/>
+          </w:tcPr>
+          <w:p>
+            <w:pPr>
+              <w:keepNext/>
+              <w:spacing w:before="60" w:after="60"/>
+              <w:ind w:firstLine="0"/>
+              <w:jc w:val="left"/>
+            </w:pPr>
+            <w:r>
+              <w:rPr>
+                <w:rFonts w:ascii="Times New Roman" w:eastAsia="楷体" w:hAnsi="Times New Roman"/>
+                <w:color w:val="000000"/>
+                <w:sz w:val="20"/>
+              </w:rPr>
+              <w:t>问卷与持仓齐备，修订符合要求</w:t>
+            </w:r>
+          </w:p>
+        </w:tc>
+        <w:tc>
+          <w:tcPr>
+            <w:tcW w:w="2409" w:type="dxa"/>
+          </w:tcPr>
+          <w:p>
+            <w:pPr>
+              <w:keepNext/>
+              <w:spacing w:before="60" w:after="60"/>
+              <w:ind w:firstLine="0"/>
+              <w:jc w:val="left"/>
+            </w:pPr>
+            <w:r>
+              <w:rPr>
+                <w:rFonts w:ascii="Times New Roman" w:eastAsia="楷体" w:hAnsi="Times New Roman"/>
+                <w:color w:val="000000"/>
+                <w:sz w:val="20"/>
+              </w:rPr>
+              <w:t>保存确认记录，进入</w:t>
+            </w:r>
+            <w:r>
+              <w:rPr>
+                <w:rFonts w:ascii="Times New Roman" w:eastAsia="楷体" w:hAnsi="Times New Roman"/>
+                <w:color w:val="000000"/>
+                <w:sz w:val="20"/>
+              </w:rPr>
+              <w:t xml:space="preserve"> LOCKED</w:t>
+            </w:r>
+          </w:p>
+        </w:tc>
+      </w:tr>
+      <w:tr>
+        <w:trPr>
+          <w:cantSplit/>
+        </w:trPr>
+        <w:tc>
+          <w:tcPr>
+            <w:tcW w:w="2409" w:type="dxa"/>
+          </w:tcPr>
+          <w:p>
+            <w:pPr>
+              <w:keepNext/>
+              <w:spacing w:before="60" w:after="60"/>
+              <w:ind w:firstLine="0"/>
+              <w:jc w:val="left"/>
+            </w:pPr>
+            <w:r>
+              <w:rPr>
+                <w:rFonts w:ascii="Times New Roman" w:eastAsia="楷体" w:hAnsi="Times New Roman"/>
+                <w:color w:val="000000"/>
+                <w:sz w:val="20"/>
+              </w:rPr>
+              <w:t>LOCKED</w:t>
+            </w:r>
+          </w:p>
+        </w:tc>
+        <w:tc>
+          <w:tcPr>
+            <w:tcW w:w="2409" w:type="dxa"/>
+          </w:tcPr>
+          <w:p>
+            <w:pPr>
+              <w:keepNext/>
+              <w:spacing w:before="60" w:after="60"/>
+              <w:ind w:firstLine="0"/>
+              <w:jc w:val="left"/>
+            </w:pPr>
+            <w:r>
+              <w:rPr>
+                <w:rFonts w:ascii="Times New Roman" w:eastAsia="楷体" w:hAnsi="Times New Roman"/>
+                <w:color w:val="000000"/>
+                <w:sz w:val="20"/>
+              </w:rPr>
+              <w:t>发起绑定前提的追问</w:t>
+            </w:r>
+          </w:p>
+        </w:tc>
+        <w:tc>
+          <w:tcPr>
+            <w:tcW w:w="2409" w:type="dxa"/>
+          </w:tcPr>
+          <w:p>
+            <w:pPr>
+              <w:keepNext/>
+              <w:spacing w:before="60" w:after="60"/>
+              <w:ind w:firstLine="0"/>
+              <w:jc w:val="left"/>
+            </w:pPr>
+            <w:r>
+              <w:rPr>
+                <w:rFonts w:ascii="Times New Roman" w:eastAsia="楷体" w:hAnsi="Times New Roman"/>
+                <w:color w:val="000000"/>
+                <w:sz w:val="20"/>
+              </w:rPr>
+              <w:t>用户归属、请求修订与当前事实一致</w:t>
+            </w:r>
+          </w:p>
+        </w:tc>
+        <w:tc>
+          <w:tcPr>
+            <w:tcW w:w="2409" w:type="dxa"/>
+          </w:tcPr>
+          <w:p>
+            <w:pPr>
+              <w:keepNext/>
+              <w:spacing w:before="60" w:after="60"/>
+              <w:ind w:firstLine="0"/>
+              <w:jc w:val="left"/>
+            </w:pPr>
+            <w:r>
+              <w:rPr>
+                <w:rFonts w:ascii="Times New Roman" w:eastAsia="楷体" w:hAnsi="Times New Roman"/>
+                <w:color w:val="000000"/>
+                <w:sz w:val="20"/>
+              </w:rPr>
+              <w:t>组织上下文并调用模型及工具</w:t>
+            </w:r>
+          </w:p>
+        </w:tc>
+      </w:tr>
+      <w:tr>
+        <w:trPr>
+          <w:cantSplit/>
+        </w:trPr>
+        <w:tc>
+          <w:tcPr>
+            <w:tcW w:w="2409" w:type="dxa"/>
+          </w:tcPr>
+          <w:p>
+            <w:pPr>
+              <w:keepNext/>
+              <w:spacing w:before="60" w:after="60"/>
+              <w:ind w:firstLine="0"/>
+              <w:jc w:val="left"/>
+            </w:pPr>
+            <w:r>
+              <w:rPr>
+                <w:rFonts w:ascii="Times New Roman" w:eastAsia="楷体" w:hAnsi="Times New Roman"/>
+                <w:color w:val="000000"/>
+                <w:sz w:val="20"/>
+              </w:rPr>
+              <w:t>LOCKED</w:t>
+            </w:r>
+          </w:p>
+        </w:tc>
+        <w:tc>
+          <w:tcPr>
+            <w:tcW w:w="2409" w:type="dxa"/>
+          </w:tcPr>
+          <w:p>
+            <w:pPr>
+              <w:keepNext/>
+              <w:spacing w:before="60" w:after="60"/>
+              <w:ind w:firstLine="0"/>
+              <w:jc w:val="left"/>
+            </w:pPr>
+            <w:r>
+              <w:rPr>
+                <w:rFonts w:ascii="Times New Roman" w:eastAsia="楷体" w:hAnsi="Times New Roman"/>
+                <w:color w:val="000000"/>
+                <w:sz w:val="20"/>
+              </w:rPr>
+              <w:t>画像、持仓或数据模式变化</w:t>
+            </w:r>
+          </w:p>
+        </w:tc>
+        <w:tc>
+          <w:tcPr>
+            <w:tcW w:w="2409" w:type="dxa"/>
+          </w:tcPr>
+          <w:p>
+            <w:pPr>
+              <w:keepNext/>
+              <w:spacing w:before="60" w:after="60"/>
+              <w:ind w:firstLine="0"/>
+              <w:jc w:val="left"/>
+            </w:pPr>
+            <w:r>
+              <w:rPr>
+                <w:rFonts w:ascii="Times New Roman" w:eastAsia="楷体" w:hAnsi="Times New Roman"/>
+                <w:color w:val="000000"/>
+                <w:sz w:val="20"/>
+              </w:rPr>
+              <w:t>当前指纹与确认内容不一致</w:t>
+            </w:r>
+          </w:p>
+        </w:tc>
+        <w:tc>
+          <w:tcPr>
+            <w:tcW w:w="2409" w:type="dxa"/>
+          </w:tcPr>
+          <w:p>
+            <w:pPr>
+              <w:keepNext/>
+              <w:spacing w:before="60" w:after="60"/>
+              <w:ind w:firstLine="0"/>
+              <w:jc w:val="left"/>
+            </w:pPr>
+            <w:r>
+              <w:rPr>
+                <w:rFonts w:ascii="Times New Roman" w:eastAsia="楷体" w:hAnsi="Times New Roman"/>
+                <w:color w:val="000000"/>
+                <w:sz w:val="20"/>
+              </w:rPr>
+              <w:t>返回</w:t>
+            </w:r>
+            <w:r>
+              <w:rPr>
+                <w:rFonts w:ascii="Times New Roman" w:eastAsia="楷体" w:hAnsi="Times New Roman"/>
+                <w:color w:val="000000"/>
+                <w:sz w:val="20"/>
+              </w:rPr>
+              <w:t xml:space="preserve"> DRIFT_DETECTED</w:t>
+            </w:r>
+            <w:r>
+              <w:rPr>
+                <w:rFonts w:ascii="Times New Roman" w:eastAsia="楷体" w:hAnsi="Times New Roman"/>
+                <w:color w:val="000000"/>
+                <w:sz w:val="20"/>
+              </w:rPr>
+              <w:t>，要求重新确认</w:t>
+            </w:r>
+          </w:p>
+        </w:tc>
+      </w:tr>
+      <w:tr>
+        <w:trPr>
+          <w:cantSplit/>
+        </w:trPr>
+        <w:tc>
+          <w:tcPr>
+            <w:tcW w:w="2409" w:type="dxa"/>
+          </w:tcPr>
+          <w:p>
+            <w:pPr>
+              <w:keepNext/>
+              <w:spacing w:before="60" w:after="60"/>
+              <w:ind w:firstLine="0"/>
+              <w:jc w:val="left"/>
+            </w:pPr>
+            <w:r>
+              <w:rPr>
+                <w:rFonts w:ascii="Times New Roman" w:eastAsia="楷体" w:hAnsi="Times New Roman"/>
+                <w:color w:val="000000"/>
+                <w:sz w:val="20"/>
+              </w:rPr>
+              <w:t>输出进行中</w:t>
+            </w:r>
+          </w:p>
+        </w:tc>
+        <w:tc>
+          <w:tcPr>
+            <w:tcW w:w="2409" w:type="dxa"/>
+          </w:tcPr>
+          <w:p>
+            <w:pPr>
+              <w:keepNext/>
+              <w:spacing w:before="60" w:after="60"/>
+              <w:ind w:firstLine="0"/>
+              <w:jc w:val="left"/>
+            </w:pPr>
+            <w:r>
+              <w:rPr>
+                <w:rFonts w:ascii="Times New Roman" w:eastAsia="楷体" w:hAnsi="Times New Roman"/>
+                <w:color w:val="000000"/>
+                <w:sz w:val="20"/>
+              </w:rPr>
+              <w:t>后续片段准备转发</w:t>
+            </w:r>
+          </w:p>
+        </w:tc>
+        <w:tc>
+          <w:tcPr>
+            <w:tcW w:w="2409" w:type="dxa"/>
+          </w:tcPr>
+          <w:p>
+            <w:pPr>
+              <w:keepNext/>
+              <w:spacing w:before="60" w:after="60"/>
+              <w:ind w:firstLine="0"/>
+              <w:jc w:val="left"/>
+            </w:pPr>
+            <w:r>
+              <w:rPr>
+                <w:rFonts w:ascii="Times New Roman" w:eastAsia="楷体" w:hAnsi="Times New Roman"/>
+                <w:color w:val="000000"/>
+                <w:sz w:val="20"/>
+              </w:rPr>
+              <w:t>再次检查修订与事实状态</w:t>
+            </w:r>
+          </w:p>
+        </w:tc>
+        <w:tc>
+          <w:tcPr>
+            <w:tcW w:w="2409" w:type="dxa"/>
+          </w:tcPr>
+          <w:p>
+            <w:pPr>
+              <w:keepNext/>
+              <w:spacing w:before="60" w:after="60"/>
+              <w:ind w:firstLine="0"/>
+              <w:jc w:val="left"/>
+            </w:pPr>
+            <w:r>
+              <w:rPr>
+                <w:rFonts w:ascii="Times New Roman" w:eastAsia="楷体" w:hAnsi="Times New Roman"/>
+                <w:color w:val="000000"/>
+                <w:sz w:val="20"/>
+              </w:rPr>
+              <w:t>通过后继续；不通过则结束输出</w:t>
+            </w:r>
+          </w:p>
+        </w:tc>
+      </w:tr>
+      <w:tr>
+        <w:trPr>
+          <w:cantSplit/>
+        </w:trPr>
+        <w:tc>
+          <w:tcPr>
+            <w:tcW w:w="2409" w:type="dxa"/>
+          </w:tcPr>
+          <w:p>
+            <w:pPr>
+              <w:keepNext/>
+              <w:spacing w:before="60" w:after="60"/>
+              <w:ind w:firstLine="0"/>
+              <w:jc w:val="left"/>
+            </w:pPr>
+            <w:r>
+              <w:rPr>
+                <w:rFonts w:ascii="Times New Roman" w:eastAsia="楷体" w:hAnsi="Times New Roman"/>
+                <w:color w:val="000000"/>
+                <w:sz w:val="20"/>
+              </w:rPr>
+              <w:t>DRIFT_DETECTED</w:t>
+            </w:r>
+          </w:p>
+        </w:tc>
+        <w:tc>
+          <w:tcPr>
+            <w:tcW w:w="2409" w:type="dxa"/>
+          </w:tcPr>
+          <w:p>
+            <w:pPr>
+              <w:keepNext/>
+              <w:spacing w:before="60" w:after="60"/>
+              <w:ind w:firstLine="0"/>
+              <w:jc w:val="left"/>
+            </w:pPr>
+            <w:r>
+              <w:rPr>
+                <w:rFonts w:ascii="Times New Roman" w:eastAsia="楷体" w:hAnsi="Times New Roman"/>
+                <w:color w:val="000000"/>
+                <w:sz w:val="20"/>
+              </w:rPr>
+              <w:t>用户重新确认</w:t>
+            </w:r>
+          </w:p>
+        </w:tc>
+        <w:tc>
+          <w:tcPr>
+            <w:tcW w:w="2409" w:type="dxa"/>
+          </w:tcPr>
+          <w:p>
+            <w:pPr>
+              <w:keepNext/>
+              <w:spacing w:before="60" w:after="60"/>
+              <w:ind w:firstLine="0"/>
+              <w:jc w:val="left"/>
+            </w:pPr>
+            <w:r>
+              <w:rPr>
+                <w:rFonts w:ascii="Times New Roman" w:eastAsia="楷体" w:hAnsi="Times New Roman"/>
+                <w:color w:val="000000"/>
+                <w:sz w:val="20"/>
+              </w:rPr>
+              <w:t>当前资料有效，预期修订一致</w:t>
+            </w:r>
+          </w:p>
+        </w:tc>
+        <w:tc>
+          <w:tcPr>
+            <w:tcW w:w="2409" w:type="dxa"/>
+          </w:tcPr>
+          <w:p>
+            <w:pPr>
+              <w:keepNext/>
+              <w:spacing w:before="60" w:after="60"/>
+              <w:ind w:firstLine="0"/>
+              <w:jc w:val="left"/>
+            </w:pPr>
+            <w:r>
+              <w:rPr>
+                <w:rFonts w:ascii="Times New Roman" w:eastAsia="楷体" w:hAnsi="Times New Roman"/>
+                <w:color w:val="000000"/>
+                <w:sz w:val="20"/>
+              </w:rPr>
+              <w:t>保存新前提，下一次请求使用新修订</w:t>
+            </w:r>
+          </w:p>
+        </w:tc>
+      </w:tr>
+    </w:tbl>
+    <w:p>
+      <w:pPr>
+        <w:widowControl/>
+        <w:ind w:firstLine="0"/>
+        <w:jc w:val="center"/>
+      </w:pPr>
+      <w:r>
+        <w:rPr>
+          <w:rFonts w:ascii="Times New Roman" w:eastAsia="楷体" w:hAnsi="Times New Roman"/>
+          <w:color w:val="000000"/>
+          <w:sz w:val="21"/>
+        </w:rPr>
+        <w:t>表</w:t>
+      </w:r>
+      <w:r>
+        <w:rPr>
+          <w:rFonts w:ascii="Times New Roman" w:eastAsia="楷体" w:hAnsi="Times New Roman"/>
+          <w:color w:val="000000"/>
+          <w:sz w:val="21"/>
+        </w:rPr>
+        <w:t xml:space="preserve"> 6-1 </w:t>
+      </w:r>
+      <w:r>
+        <w:rPr>
+          <w:rFonts w:ascii="Times New Roman" w:eastAsia="楷体" w:hAnsi="Times New Roman"/>
+          <w:color w:val="000000"/>
+          <w:sz w:val="21"/>
+        </w:rPr>
+        <w:t>会话前提状态与输出处理</w:t>
+      </w:r>
+    </w:p>
+    <w:p>
+      <w:pPr>
+        <w:widowControl/>
+      </w:pPr>
+      <w:r>
+        <w:rPr>
+          <w:rFonts w:ascii="Times New Roman" w:eastAsia="楷体" w:hAnsi="Times New Roman"/>
+          <w:color w:val="000000"/>
+        </w:rPr>
+        <w:t>表中</w:t>
+      </w:r>
+      <w:r>
+        <w:rPr>
+          <w:rFonts w:ascii="Times New Roman" w:eastAsia="楷体" w:hAnsi="Times New Roman"/>
+          <w:color w:val="000000"/>
+        </w:rPr>
+        <w:t xml:space="preserve"> NOT_LOCKED</w:t>
+      </w:r>
+      <w:r>
+        <w:rPr>
+          <w:rFonts w:ascii="Times New Roman" w:eastAsia="楷体" w:hAnsi="Times New Roman"/>
+          <w:color w:val="000000"/>
+        </w:rPr>
+        <w:t>、</w:t>
+      </w:r>
+      <w:r>
+        <w:rPr>
+          <w:rFonts w:ascii="Times New Roman" w:eastAsia="楷体" w:hAnsi="Times New Roman"/>
+          <w:color w:val="000000"/>
+        </w:rPr>
+        <w:t xml:space="preserve">LOCKED </w:t>
+      </w:r>
+      <w:r>
+        <w:rPr>
+          <w:rFonts w:ascii="Times New Roman" w:eastAsia="楷体" w:hAnsi="Times New Roman"/>
+          <w:color w:val="000000"/>
+        </w:rPr>
+        <w:t>和</w:t>
+      </w:r>
+      <w:r>
+        <w:rPr>
+          <w:rFonts w:ascii="Times New Roman" w:eastAsia="楷体" w:hAnsi="Times New Roman"/>
+          <w:color w:val="000000"/>
+        </w:rPr>
+        <w:t xml:space="preserve"> DRIFT_DETECTED </w:t>
+      </w:r>
+      <w:r>
+        <w:rPr>
+          <w:rFonts w:ascii="Times New Roman" w:eastAsia="楷体" w:hAnsi="Times New Roman"/>
+          <w:color w:val="000000"/>
+        </w:rPr>
+        <w:t>为会话前提状态，</w:t>
+      </w:r>
+      <w:r>
+        <w:rPr>
+          <w:rFonts w:ascii="Times New Roman" w:eastAsia="楷体" w:hAnsi="Times New Roman"/>
+          <w:color w:val="000000"/>
+        </w:rPr>
+        <w:t>“</w:t>
+      </w:r>
+      <w:r>
+        <w:rPr>
+          <w:rFonts w:ascii="Times New Roman" w:eastAsia="楷体" w:hAnsi="Times New Roman"/>
+          <w:color w:val="000000"/>
+        </w:rPr>
+        <w:t>输出进行中</w:t>
+      </w:r>
+      <w:r>
+        <w:rPr>
+          <w:rFonts w:ascii="Times New Roman" w:eastAsia="楷体" w:hAnsi="Times New Roman"/>
+          <w:color w:val="000000"/>
+        </w:rPr>
+        <w:t>”</w:t>
+      </w:r>
+      <w:r>
+        <w:rPr>
+          <w:rFonts w:ascii="Times New Roman" w:eastAsia="楷体" w:hAnsi="Times New Roman"/>
+          <w:color w:val="000000"/>
+        </w:rPr>
+        <w:t>为请求执行阶段。两者共同描述一次咨询从确认、调用到条件变化后的处理过程。</w:t>
+      </w:r>
+    </w:p>
+    <w:p>
+      <w:pPr>
+        <w:widowControl/>
+      </w:pPr>
+      <w:r>
+        <w:rPr>
+          <w:rFonts w:ascii="Times New Roman" w:eastAsia="楷体" w:hAnsi="Times New Roman"/>
+          <w:color w:val="000000"/>
+        </w:rPr>
+        <w:t>系统按数据模式、问卷标识、画像和组合四类内容记录变化位置，返回需要确认的具体原因。对显式提交的结构化事实声明，还可按照字段规则核对数值与引用对象，例如数量要求精确一致，市值采用明确的绝对容差。该检查作用于结构化声明，不对自由文本自动给出全面事实认证。</w:t>
+      </w:r>
+    </w:p>
+    <w:p>
+      <w:pPr>
+        <w:pStyle w:val="31"/>
+      </w:pPr>
+      <w:bookmarkStart w:id="42" w:name="_Toc240657551"/>
+      <w:r>
+        <w:t xml:space="preserve">6.1.4 </w:t>
+      </w:r>
+      <w:r>
+        <w:t>工程价值</w:t>
+      </w:r>
+      <w:bookmarkEnd w:id="42"/>
+    </w:p>
+    <w:p>
+      <w:pPr>
+        <w:widowControl/>
+      </w:pPr>
+      <w:r>
+        <w:rPr>
+          <w:rFonts w:ascii="Times New Roman" w:eastAsia="楷体" w:hAnsi="Times New Roman"/>
+          <w:color w:val="000000"/>
+        </w:rPr>
+        <w:t>这一设计将多轮对话的连续性与金融输入的一致性共同纳入服务流程。发生变化时能够定位到具体资料，用户确认后继续研究；每轮分析也能够回答</w:t>
+      </w:r>
+      <w:r>
+        <w:rPr>
+          <w:rFonts w:ascii="Times New Roman" w:eastAsia="楷体" w:hAnsi="Times New Roman"/>
+          <w:color w:val="000000"/>
+        </w:rPr>
+        <w:t>“</w:t>
+      </w:r>
+      <w:r>
+        <w:rPr>
+          <w:rFonts w:ascii="Times New Roman" w:eastAsia="楷体" w:hAnsi="Times New Roman"/>
+          <w:color w:val="000000"/>
+        </w:rPr>
+        <w:t>使用的是哪一版画像与持仓</w:t>
+      </w:r>
+      <w:r>
+        <w:rPr>
+          <w:rFonts w:ascii="Times New Roman" w:eastAsia="楷体" w:hAnsi="Times New Roman"/>
+          <w:color w:val="000000"/>
+        </w:rPr>
+        <w:t>”</w:t>
+      </w:r>
+      <w:r>
+        <w:rPr>
+          <w:rFonts w:ascii="Times New Roman" w:eastAsia="楷体" w:hAnsi="Times New Roman"/>
+          <w:color w:val="000000"/>
+        </w:rPr>
+        <w:t>。技术贡献集中于对话、版本记录和确定性复核之间的联合控制。</w:t>
+      </w:r>
+    </w:p>
+    <w:p>
+      <w:pPr>
+        <w:widowControl/>
+      </w:pPr>
+      <w:r>
+        <w:rPr>
+          <w:rFonts w:ascii="Times New Roman" w:eastAsia="楷体" w:hAnsi="Times New Roman"/>
+          <w:color w:val="000000"/>
+        </w:rPr>
+        <w:t>具体到连续使用场景，用户以修订一完成持仓分析，随后修改数量。旧修订的追问在进入分析时被要求重新确认；若修改发生在回答期间，后续片段的版本检查终止该次输出。用户确认后形成修订二，再次请求时保留相关交流语境并采用新事实。该过程使同一讨论主题能够持续，而每次金融测算均有明确的事实版本。</w:t>
+      </w:r>
+    </w:p>
+    <w:p>
+      <w:pPr>
+        <w:pStyle w:val="2"/>
+        <w:widowControl/>
+      </w:pPr>
+      <w:bookmarkStart w:id="43" w:name="_Toc240657552"/>
+      <w:r>
+        <w:lastRenderedPageBreak/>
+        <w:t xml:space="preserve">6.2 </w:t>
+      </w:r>
+      <w:r>
+        <w:t>从来源独立性到建议资格的证据状态传递</w:t>
+      </w:r>
+      <w:bookmarkEnd w:id="43"/>
+    </w:p>
+    <w:p>
+      <w:pPr>
+        <w:pStyle w:val="31"/>
+      </w:pPr>
+      <w:bookmarkStart w:id="44" w:name="_Toc240657553"/>
+      <w:r>
+        <w:t xml:space="preserve">6.2.1 </w:t>
+      </w:r>
+      <w:r>
+        <w:t>问题背景</w:t>
+      </w:r>
+      <w:bookmarkEnd w:id="44"/>
+    </w:p>
+    <w:p>
+      <w:pPr>
+        <w:widowControl/>
+      </w:pPr>
+      <w:r>
+        <w:rPr>
+          <w:rFonts w:ascii="Times New Roman" w:eastAsia="楷体" w:hAnsi="Times New Roman"/>
+          <w:color w:val="000000"/>
+        </w:rPr>
+        <w:t>金融研究中的多篇材料可能转载同一公告，相同指标也可能采用不同单位或报告期间。资料数量增加，并不直接代表结论获得了更多独立依据。</w:t>
+      </w:r>
+      <w:r>
+        <w:rPr>
+          <w:rFonts w:ascii="Times New Roman" w:eastAsia="楷体" w:hAnsi="Times New Roman"/>
+          <w:color w:val="000000"/>
+        </w:rPr>
+        <w:t xml:space="preserve">VeriCite </w:t>
+      </w:r>
+      <w:r>
+        <w:rPr>
+          <w:rFonts w:ascii="Times New Roman" w:eastAsia="楷体" w:hAnsi="Times New Roman"/>
+          <w:color w:val="000000"/>
+        </w:rPr>
+        <w:t>关注声明与证据之间的校验</w:t>
+      </w:r>
+      <w:r>
+        <w:rPr>
+          <w:rFonts w:ascii="Times New Roman" w:eastAsia="楷体" w:hAnsi="Times New Roman"/>
+          <w:color w:val="000000"/>
+        </w:rPr>
+        <w:t>[2]</w:t>
+      </w:r>
+      <w:r>
+        <w:rPr>
+          <w:rFonts w:ascii="Times New Roman" w:eastAsia="楷体" w:hAnsi="Times New Roman"/>
+          <w:color w:val="000000"/>
+        </w:rPr>
+        <w:t>，</w:t>
+      </w:r>
+      <w:r>
+        <w:rPr>
+          <w:rFonts w:ascii="Times New Roman" w:eastAsia="楷体" w:hAnsi="Times New Roman"/>
+          <w:color w:val="000000"/>
+        </w:rPr>
+        <w:t xml:space="preserve">LineageRAG </w:t>
+      </w:r>
+      <w:r>
+        <w:rPr>
+          <w:rFonts w:ascii="Times New Roman" w:eastAsia="楷体" w:hAnsi="Times New Roman"/>
+          <w:color w:val="000000"/>
+        </w:rPr>
+        <w:t>关注证据需求到原始来源的追踪</w:t>
+      </w:r>
+      <w:r>
+        <w:rPr>
+          <w:rFonts w:ascii="Times New Roman" w:eastAsia="楷体" w:hAnsi="Times New Roman"/>
+          <w:color w:val="000000"/>
+        </w:rPr>
+        <w:t>[3]</w:t>
+      </w:r>
+      <w:r>
+        <w:rPr>
+          <w:rFonts w:ascii="Times New Roman" w:eastAsia="楷体" w:hAnsi="Times New Roman"/>
+          <w:color w:val="000000"/>
+        </w:rPr>
+        <w:t>。</w:t>
+      </w:r>
+      <w:r>
+        <w:rPr>
+          <w:rFonts w:ascii="Times New Roman" w:eastAsia="楷体" w:hAnsi="Times New Roman"/>
+          <w:color w:val="000000"/>
+        </w:rPr>
+        <w:t xml:space="preserve">Prism </w:t>
+      </w:r>
+      <w:r>
+        <w:rPr>
+          <w:rFonts w:ascii="Times New Roman" w:eastAsia="楷体" w:hAnsi="Times New Roman"/>
+          <w:color w:val="000000"/>
+        </w:rPr>
+        <w:t>结合金融数据特点，将口径检查、来源去重和冲突处置纳入同一个证据验证过程。</w:t>
+      </w:r>
+    </w:p>
+    <w:p>
+      <w:pPr>
+        <w:pStyle w:val="31"/>
+      </w:pPr>
+      <w:bookmarkStart w:id="45" w:name="_Toc240657554"/>
+      <w:r>
+        <w:t xml:space="preserve">6.2.2 </w:t>
+      </w:r>
+      <w:r>
+        <w:t>跨研究阶段的证据使用条件</w:t>
+      </w:r>
+      <w:bookmarkEnd w:id="45"/>
+    </w:p>
+    <w:p>
+      <w:pPr>
+        <w:widowControl/>
+      </w:pPr>
+      <w:r>
+        <w:rPr>
+          <w:rFonts w:ascii="Times New Roman" w:eastAsia="楷体" w:hAnsi="Times New Roman"/>
+          <w:color w:val="000000"/>
+        </w:rPr>
+        <w:t xml:space="preserve">Prism </w:t>
+      </w:r>
+      <w:r>
+        <w:rPr>
+          <w:rFonts w:ascii="Times New Roman" w:eastAsia="楷体" w:hAnsi="Times New Roman"/>
+          <w:color w:val="000000"/>
+        </w:rPr>
+        <w:t>将证据质量作为后续对象能否生成的条件。原始观测先完成口径和来源检查，声明获得支持后才能形成验证事实；研究发现引用这些事实，候选建议再引用研究发现。引用关系随对象保存，使最终结果能够回查到原始依据和验证状态。</w:t>
+      </w:r>
+    </w:p>
+    <w:p>
+      <w:pPr>
+        <w:widowControl/>
+      </w:pPr>
+      <w:r>
+        <w:rPr>
+          <w:rFonts w:ascii="Times New Roman" w:eastAsia="楷体" w:hAnsi="Times New Roman"/>
+          <w:color w:val="000000"/>
+        </w:rPr>
+        <w:t>这一组织方式同时处理来源数量与来源关系。假设研究得到三条内容一致的记录，其中两条转载同一公告，第三条来自另一个已标识来源，独立支持数为二。继续增加同一公告的转载，引用记录可以增加，支持数量保持不变。若其中一个来源出现两个矛盾数值，该来源组进入冲突处理，后续流程保留需要复核的原因。</w:t>
+      </w:r>
+    </w:p>
+    <w:p>
+      <w:pPr>
+        <w:widowControl/>
+      </w:pPr>
+      <w:r>
+        <w:rPr>
+          <w:rFonts w:ascii="Times New Roman" w:eastAsia="楷体" w:hAnsi="Times New Roman"/>
+          <w:color w:val="000000"/>
+        </w:rPr>
+        <w:t>研究执行状态也参与判断。节点只取得部分数据时，验证过程携带部分完成标记；空结果与查询失败分别记录。这样，数据来源不足、数值相互矛盾和请求未成功能够对应不同原因，用户可以据此决定补充来源、核对口径或重新查询。</w:t>
+      </w:r>
+    </w:p>
+    <w:p>
+      <w:pPr>
+        <w:pStyle w:val="31"/>
+      </w:pPr>
+      <w:bookmarkStart w:id="46" w:name="_Toc240657555"/>
+      <w:r>
+        <w:t xml:space="preserve">6.2.3 </w:t>
+      </w:r>
+      <w:r>
+        <w:t>同源重复不变性</w:t>
+      </w:r>
+      <w:bookmarkEnd w:id="46"/>
+    </w:p>
+    <w:p>
+      <w:pPr>
+        <w:widowControl/>
+      </w:pPr>
+      <w:r>
+        <w:rPr>
+          <w:rFonts w:ascii="Times New Roman" w:eastAsia="楷体" w:hAnsi="Times New Roman"/>
+          <w:color w:val="000000"/>
+        </w:rPr>
+        <w:t>定义</w:t>
+      </w:r>
+      <w:r>
+        <w:rPr>
+          <w:rFonts w:ascii="Times New Roman" w:eastAsia="楷体" w:hAnsi="Times New Roman"/>
+          <w:color w:val="000000"/>
+        </w:rPr>
+        <w:t xml:space="preserve"> D </w:t>
+      </w:r>
+      <w:r>
+        <w:rPr>
+          <w:rFonts w:ascii="Times New Roman" w:eastAsia="楷体" w:hAnsi="Times New Roman"/>
+          <w:color w:val="000000"/>
+        </w:rPr>
+        <w:t>为独立支持数、独立反对数与判定状态组成的结果。当新增观测</w:t>
+      </w:r>
+      <w:r>
+        <w:rPr>
+          <w:rFonts w:ascii="Times New Roman" w:eastAsia="楷体" w:hAnsi="Times New Roman"/>
+          <w:color w:val="000000"/>
+        </w:rPr>
+        <w:t xml:space="preserve"> o′ </w:t>
+      </w:r>
+      <w:r>
+        <w:rPr>
+          <w:rFonts w:ascii="Times New Roman" w:eastAsia="楷体" w:hAnsi="Times New Roman"/>
+          <w:color w:val="000000"/>
+        </w:rPr>
+        <w:t>具有新的记录标识，但与已有有效观测具有相同口径、来源关联和数值时，聚合满足：</w:t>
+      </w:r>
+    </w:p>
+    <w:p>
+      <w:pPr>
+        <w:keepNext/>
+        <w:widowControl/>
+        <w:tabs>
+          <w:tab w:val="center" w:pos="4819"/>
+          <w:tab w:val="right" w:pos="9638"/>
+        </w:tabs>
+        <w:ind w:firstLine="0"/>
+        <w:jc w:val="left"/>
+      </w:pPr>
+      <w:r>
+        <w:tab/>
+      </w:r>
+      <m:oMath>
+        <m:r>
+          <w:rPr>
+            <w:rFonts w:ascii="Cambria Math" w:hAnsi="Cambria Math"/>
+          </w:rPr>
           <m:t>D</m:t>
         </m:r>
         <m:r>
@@ -19411,7 +21708,7 @@
           <w:color w:val="000000"/>
         </w:rPr>
         <w:tab/>
-        <w:t>(6-2)</w:t>
+        <w:t>(6-3)</w:t>
       </w:r>
     </w:p>
     <w:p>
@@ -19430,7 +21727,7 @@
           <w:rFonts w:ascii="Times New Roman" w:eastAsia="楷体" w:hAnsi="Times New Roman"/>
           <w:color w:val="000000"/>
         </w:rPr>
-        <w:t xml:space="preserve"> 6-2 </w:t>
+        <w:t xml:space="preserve"> 6-3 </w:t>
       </w:r>
       <w:r>
         <w:rPr>
@@ -19444,7 +21741,7 @@
       <w:pPr>
         <w:pStyle w:val="31"/>
       </w:pPr>
-      <w:bookmarkStart w:id="47" w:name="_Toc240653613"/>
+      <w:bookmarkStart w:id="47" w:name="_Toc240657556"/>
       <w:r>
         <w:t xml:space="preserve">6.2.4 </w:t>
       </w:r>
@@ -19462,15 +21759,7 @@
           <w:rFonts w:ascii="Times New Roman" w:eastAsia="楷体" w:hAnsi="Times New Roman"/>
           <w:color w:val="000000"/>
         </w:rPr>
-        <w:t>在结构化建议审查阶段，系统继续检查证据、事实、研究发现之间的引用完整性及状态。一个研究任务执行结束，仅说明任务进入终态；其结论能否支撑建议，还取决于上述条件。项目由此将来源去重、冲突保留和建议资格连接起来，提供可以逐级</w:t>
-      </w:r>
-      <w:r>
-        <w:rPr>
-          <w:rFonts w:ascii="Times New Roman" w:eastAsia="楷体" w:hAnsi="Times New Roman"/>
-          <w:color w:val="000000"/>
-        </w:rPr>
-        <w:lastRenderedPageBreak/>
-        <w:t>追踪的研究依据。来源独立性以提供方给出的关联标识为基础，识别质量仍需要数据接入环节保证。</w:t>
+        <w:t>在结构化建议审查阶段，系统继续检查证据、事实、研究发现之间的引用完整性及状态。一个研究任务执行结束，仅说明任务进入终态；其结论能否支撑建议，还取决于上述条件。项目由此将来源去重、冲突保留和建议资格连接起来，提供可以逐级追踪的研究依据。来源独立性以提供方给出的关联标识为基础，识别质量仍需要数据接入环节保证。</w:t>
       </w:r>
     </w:p>
     <w:p>
@@ -19478,8 +21767,9 @@
         <w:pStyle w:val="2"/>
         <w:widowControl/>
       </w:pPr>
-      <w:bookmarkStart w:id="48" w:name="_Toc240653614"/>
-      <w:r>
+      <w:bookmarkStart w:id="48" w:name="_Toc240657557"/>
+      <w:r>
+        <w:lastRenderedPageBreak/>
         <w:t xml:space="preserve">6.3 </w:t>
       </w:r>
       <w:r>
@@ -19491,7 +21781,7 @@
       <w:pPr>
         <w:pStyle w:val="31"/>
       </w:pPr>
-      <w:bookmarkStart w:id="49" w:name="_Toc240653615"/>
+      <w:bookmarkStart w:id="49" w:name="_Toc240657558"/>
       <w:r>
         <w:t xml:space="preserve">6.3.1 </w:t>
       </w:r>
@@ -19544,7 +21834,7 @@
       <w:pPr>
         <w:pStyle w:val="31"/>
       </w:pPr>
-      <w:bookmarkStart w:id="50" w:name="_Toc240653616"/>
+      <w:bookmarkStart w:id="50" w:name="_Toc240657559"/>
       <w:r>
         <w:t xml:space="preserve">6.3.2 </w:t>
       </w:r>
@@ -19621,7 +21911,7 @@
       <w:pPr>
         <w:pStyle w:val="31"/>
       </w:pPr>
-      <w:bookmarkStart w:id="51" w:name="_Toc240653617"/>
+      <w:bookmarkStart w:id="51" w:name="_Toc240657560"/>
       <w:r>
         <w:t xml:space="preserve">6.3.3 </w:t>
       </w:r>
@@ -19672,7 +21962,7 @@
       <w:pPr>
         <w:pStyle w:val="31"/>
       </w:pPr>
-      <w:bookmarkStart w:id="52" w:name="_Toc240653618"/>
+      <w:bookmarkStart w:id="52" w:name="_Toc240657561"/>
       <w:r>
         <w:t xml:space="preserve">6.3.4 </w:t>
       </w:r>
@@ -19698,7 +21988,7 @@
         <w:pStyle w:val="2"/>
         <w:widowControl/>
       </w:pPr>
-      <w:bookmarkStart w:id="53" w:name="_Toc240653619"/>
+      <w:bookmarkStart w:id="53" w:name="_Toc240657562"/>
       <w:r>
         <w:lastRenderedPageBreak/>
         <w:t xml:space="preserve">6.4 </w:t>
@@ -19712,7 +22002,7 @@
       <w:pPr>
         <w:pStyle w:val="31"/>
       </w:pPr>
-      <w:bookmarkStart w:id="54" w:name="_Toc240653620"/>
+      <w:bookmarkStart w:id="54" w:name="_Toc240657563"/>
       <w:r>
         <w:t xml:space="preserve">6.4.1 </w:t>
       </w:r>
@@ -19751,7 +22041,7 @@
       <w:pPr>
         <w:pStyle w:val="31"/>
       </w:pPr>
-      <w:bookmarkStart w:id="55" w:name="_Toc240653621"/>
+      <w:bookmarkStart w:id="55" w:name="_Toc240657564"/>
       <w:r>
         <w:t xml:space="preserve">6.4.2 </w:t>
       </w:r>
@@ -19795,6 +22085,536 @@
           <w:rFonts w:ascii="Times New Roman" w:eastAsia="楷体" w:hAnsi="Times New Roman"/>
           <w:color w:val="000000"/>
         </w:rPr>
+        <w:t>设</w:t>
+      </w:r>
+      <w:r>
+        <w:rPr>
+          <w:rFonts w:ascii="Times New Roman" w:eastAsia="楷体" w:hAnsi="Times New Roman"/>
+          <w:color w:val="000000"/>
+        </w:rPr>
+        <w:t xml:space="preserve"> M_u </w:t>
+      </w:r>
+      <w:r>
+        <w:rPr>
+          <w:rFonts w:ascii="Times New Roman" w:eastAsia="楷体" w:hAnsi="Times New Roman"/>
+          <w:color w:val="000000"/>
+        </w:rPr>
+        <w:t>为用户</w:t>
+      </w:r>
+      <w:r>
+        <w:rPr>
+          <w:rFonts w:ascii="Times New Roman" w:eastAsia="楷体" w:hAnsi="Times New Roman"/>
+          <w:color w:val="000000"/>
+        </w:rPr>
+        <w:t xml:space="preserve"> u </w:t>
+      </w:r>
+      <w:r>
+        <w:rPr>
+          <w:rFonts w:ascii="Times New Roman" w:eastAsia="楷体" w:hAnsi="Times New Roman"/>
+          <w:color w:val="000000"/>
+        </w:rPr>
+        <w:t>的显式保存记录，</w:t>
+      </w:r>
+      <w:r>
+        <w:rPr>
+          <w:rFonts w:ascii="Times New Roman" w:eastAsia="楷体" w:hAnsi="Times New Roman"/>
+          <w:color w:val="000000"/>
+        </w:rPr>
+        <w:t xml:space="preserve">π_desc </w:t>
+      </w:r>
+      <w:r>
+        <w:rPr>
+          <w:rFonts w:ascii="Times New Roman" w:eastAsia="楷体" w:hAnsi="Times New Roman"/>
+          <w:color w:val="000000"/>
+        </w:rPr>
+        <w:t>为描述字段提取操作，</w:t>
+      </w:r>
+      <w:r>
+        <w:rPr>
+          <w:rFonts w:ascii="Times New Roman" w:eastAsia="楷体" w:hAnsi="Times New Roman"/>
+          <w:color w:val="000000"/>
+        </w:rPr>
+        <w:t xml:space="preserve">R_t </w:t>
+      </w:r>
+      <w:r>
+        <w:rPr>
+          <w:rFonts w:ascii="Times New Roman" w:eastAsia="楷体" w:hAnsi="Times New Roman"/>
+          <w:color w:val="000000"/>
+        </w:rPr>
+        <w:t>为排序返回的历史记录标识序列，</w:t>
+      </w:r>
+      <w:r>
+        <w:rPr>
+          <w:rFonts w:ascii="Times New Roman" w:eastAsia="楷体" w:hAnsi="Times New Roman"/>
+          <w:color w:val="000000"/>
+        </w:rPr>
+        <w:t xml:space="preserve">L </w:t>
+      </w:r>
+      <w:r>
+        <w:rPr>
+          <w:rFonts w:ascii="Times New Roman" w:eastAsia="楷体" w:hAnsi="Times New Roman"/>
+          <w:color w:val="000000"/>
+        </w:rPr>
+        <w:t>为本次返回数量上限，则检索阶段表达为：</w:t>
+      </w:r>
+    </w:p>
+    <w:p>
+      <w:pPr>
+        <w:keepNext/>
+        <w:widowControl/>
+        <w:tabs>
+          <w:tab w:val="center" w:pos="4819"/>
+          <w:tab w:val="right" w:pos="9638"/>
+        </w:tabs>
+        <w:ind w:firstLine="0"/>
+        <w:jc w:val="left"/>
+      </w:pPr>
+      <w:r>
+        <w:tab/>
+      </w:r>
+      <m:oMath>
+        <m:sSub>
+          <m:sSubPr>
+            <m:ctrlPr>
+              <w:rPr>
+                <w:rFonts w:ascii="Cambria Math" w:hAnsi="Cambria Math"/>
+              </w:rPr>
+            </m:ctrlPr>
+          </m:sSubPr>
+          <m:e>
+            <m:r>
+              <m:rPr>
+                <m:scr m:val="script"/>
+              </m:rPr>
+              <w:rPr>
+                <w:rFonts w:ascii="Cambria Math" w:hAnsi="Cambria Math"/>
+              </w:rPr>
+              <m:t>K</m:t>
+            </m:r>
+          </m:e>
+          <m:sub>
+            <m:r>
+              <w:rPr>
+                <w:rFonts w:ascii="Cambria Math" w:hAnsi="Cambria Math"/>
+              </w:rPr>
+              <m:t>u</m:t>
+            </m:r>
+          </m:sub>
+        </m:sSub>
+        <m:r>
+          <w:rPr>
+            <w:rFonts w:ascii="Cambria Math" w:hAnsi="Cambria Math"/>
+          </w:rPr>
+          <m:t>=</m:t>
+        </m:r>
+        <m:sSub>
+          <m:sSubPr>
+            <m:ctrlPr>
+              <w:rPr>
+                <w:rFonts w:ascii="Cambria Math" w:hAnsi="Cambria Math"/>
+              </w:rPr>
+            </m:ctrlPr>
+          </m:sSubPr>
+          <m:e>
+            <m:r>
+              <w:rPr>
+                <w:rFonts w:ascii="Cambria Math" w:hAnsi="Cambria Math"/>
+              </w:rPr>
+              <m:t>Latest</m:t>
+            </m:r>
+          </m:e>
+          <m:sub>
+            <m:r>
+              <w:rPr>
+                <w:rFonts w:ascii="Cambria Math" w:hAnsi="Cambria Math"/>
+              </w:rPr>
+              <m:t>100</m:t>
+            </m:r>
+          </m:sub>
+        </m:sSub>
+        <m:r>
+          <w:rPr>
+            <w:rFonts w:ascii="Cambria Math" w:hAnsi="Cambria Math"/>
+          </w:rPr>
+          <m:t>(</m:t>
+        </m:r>
+        <m:sSub>
+          <m:sSubPr>
+            <m:ctrlPr>
+              <w:rPr>
+                <w:rFonts w:ascii="Cambria Math" w:hAnsi="Cambria Math"/>
+              </w:rPr>
+            </m:ctrlPr>
+          </m:sSubPr>
+          <m:e>
+            <m:r>
+              <w:rPr>
+                <w:rFonts w:ascii="Cambria Math" w:hAnsi="Cambria Math"/>
+              </w:rPr>
+              <m:t>M</m:t>
+            </m:r>
+          </m:e>
+          <m:sub>
+            <m:r>
+              <w:rPr>
+                <w:rFonts w:ascii="Cambria Math" w:hAnsi="Cambria Math"/>
+              </w:rPr>
+              <m:t>u</m:t>
+            </m:r>
+          </m:sub>
+        </m:sSub>
+        <m:r>
+          <w:rPr>
+            <w:rFonts w:ascii="Cambria Math" w:hAnsi="Cambria Math"/>
+          </w:rPr>
+          <m:t>),</m:t>
+        </m:r>
+        <m:sSub>
+          <m:sSubPr>
+            <m:ctrlPr>
+              <w:rPr>
+                <w:rFonts w:ascii="Cambria Math" w:hAnsi="Cambria Math"/>
+              </w:rPr>
+            </m:ctrlPr>
+          </m:sSubPr>
+          <m:e>
+            <m:r>
+              <w:rPr>
+                <w:rFonts w:ascii="Cambria Math" w:hAnsi="Cambria Math"/>
+              </w:rPr>
+              <m:t>R</m:t>
+            </m:r>
+          </m:e>
+          <m:sub>
+            <m:r>
+              <w:rPr>
+                <w:rFonts w:ascii="Cambria Math" w:hAnsi="Cambria Math"/>
+              </w:rPr>
+              <m:t>t</m:t>
+            </m:r>
+          </m:sub>
+        </m:sSub>
+        <m:r>
+          <w:rPr>
+            <w:rFonts w:ascii="Cambria Math" w:hAnsi="Cambria Math"/>
+          </w:rPr>
+          <m:t>=</m:t>
+        </m:r>
+        <m:r>
+          <w:rPr>
+            <w:rFonts w:ascii="Cambria Math" w:hAnsi="Cambria Math"/>
+          </w:rPr>
+          <m:t>Rank</m:t>
+        </m:r>
+        <m:r>
+          <w:rPr>
+            <w:rFonts w:ascii="Cambria Math" w:hAnsi="Cambria Math"/>
+          </w:rPr>
+          <m:t>(</m:t>
+        </m:r>
+        <m:sSub>
+          <m:sSubPr>
+            <m:ctrlPr>
+              <w:rPr>
+                <w:rFonts w:ascii="Cambria Math" w:hAnsi="Cambria Math"/>
+              </w:rPr>
+            </m:ctrlPr>
+          </m:sSubPr>
+          <m:e>
+            <m:r>
+              <w:rPr>
+                <w:rFonts w:ascii="Cambria Math" w:hAnsi="Cambria Math"/>
+              </w:rPr>
+              <m:t>x</m:t>
+            </m:r>
+          </m:e>
+          <m:sub>
+            <m:r>
+              <w:rPr>
+                <w:rFonts w:ascii="Cambria Math" w:hAnsi="Cambria Math"/>
+              </w:rPr>
+              <m:t>t</m:t>
+            </m:r>
+          </m:sub>
+        </m:sSub>
+        <m:r>
+          <w:rPr>
+            <w:rFonts w:ascii="Cambria Math" w:hAnsi="Cambria Math"/>
+          </w:rPr>
+          <m:t>,</m:t>
+        </m:r>
+        <m:sSub>
+          <m:sSubPr>
+            <m:ctrlPr>
+              <w:rPr>
+                <w:rFonts w:ascii="Cambria Math" w:hAnsi="Cambria Math"/>
+              </w:rPr>
+            </m:ctrlPr>
+          </m:sSubPr>
+          <m:e>
+            <m:r>
+              <w:rPr>
+                <w:rFonts w:ascii="Cambria Math" w:hAnsi="Cambria Math"/>
+              </w:rPr>
+              <m:t>π</m:t>
+            </m:r>
+          </m:e>
+          <m:sub>
+            <m:r>
+              <m:rPr>
+                <m:sty m:val="p"/>
+              </m:rPr>
+              <w:rPr>
+                <w:rFonts w:ascii="Cambria Math" w:hAnsi="Cambria Math"/>
+              </w:rPr>
+              <m:t>desc</m:t>
+            </m:r>
+          </m:sub>
+        </m:sSub>
+        <m:r>
+          <w:rPr>
+            <w:rFonts w:ascii="Cambria Math" w:hAnsi="Cambria Math"/>
+          </w:rPr>
+          <m:t>(</m:t>
+        </m:r>
+        <m:sSub>
+          <m:sSubPr>
+            <m:ctrlPr>
+              <w:rPr>
+                <w:rFonts w:ascii="Cambria Math" w:hAnsi="Cambria Math"/>
+              </w:rPr>
+            </m:ctrlPr>
+          </m:sSubPr>
+          <m:e>
+            <m:r>
+              <m:rPr>
+                <m:scr m:val="script"/>
+              </m:rPr>
+              <w:rPr>
+                <w:rFonts w:ascii="Cambria Math" w:hAnsi="Cambria Math"/>
+              </w:rPr>
+              <m:t>K</m:t>
+            </m:r>
+          </m:e>
+          <m:sub>
+            <m:r>
+              <w:rPr>
+                <w:rFonts w:ascii="Cambria Math" w:hAnsi="Cambria Math"/>
+              </w:rPr>
+              <m:t>u</m:t>
+            </m:r>
+          </m:sub>
+        </m:sSub>
+        <m:r>
+          <w:rPr>
+            <w:rFonts w:ascii="Cambria Math" w:hAnsi="Cambria Math"/>
+          </w:rPr>
+          <m:t>),</m:t>
+        </m:r>
+        <m:r>
+          <w:rPr>
+            <w:rFonts w:ascii="Cambria Math" w:hAnsi="Cambria Math"/>
+          </w:rPr>
+          <m:t>L</m:t>
+        </m:r>
+        <m:r>
+          <w:rPr>
+            <w:rFonts w:ascii="Cambria Math" w:hAnsi="Cambria Math"/>
+          </w:rPr>
+          <m:t>),</m:t>
+        </m:r>
+        <m:sSub>
+          <m:sSubPr>
+            <m:ctrlPr>
+              <w:rPr>
+                <w:rFonts w:ascii="Cambria Math" w:hAnsi="Cambria Math"/>
+              </w:rPr>
+            </m:ctrlPr>
+          </m:sSubPr>
+          <m:e>
+            <m:r>
+              <w:rPr>
+                <w:rFonts w:ascii="Cambria Math" w:hAnsi="Cambria Math"/>
+              </w:rPr>
+              <m:t>R</m:t>
+            </m:r>
+          </m:e>
+          <m:sub>
+            <m:r>
+              <w:rPr>
+                <w:rFonts w:ascii="Cambria Math" w:hAnsi="Cambria Math"/>
+              </w:rPr>
+              <m:t>t</m:t>
+            </m:r>
+          </m:sub>
+        </m:sSub>
+        <m:r>
+          <w:rPr>
+            <w:rFonts w:ascii="Cambria Math" w:hAnsi="Cambria Math"/>
+          </w:rPr>
+          <m:t>⊆</m:t>
+        </m:r>
+        <m:r>
+          <w:rPr>
+            <w:rFonts w:ascii="Cambria Math" w:hAnsi="Cambria Math"/>
+          </w:rPr>
+          <m:t>IDs</m:t>
+        </m:r>
+        <m:r>
+          <w:rPr>
+            <w:rFonts w:ascii="Cambria Math" w:hAnsi="Cambria Math"/>
+          </w:rPr>
+          <m:t>(</m:t>
+        </m:r>
+        <m:sSub>
+          <m:sSubPr>
+            <m:ctrlPr>
+              <w:rPr>
+                <w:rFonts w:ascii="Cambria Math" w:hAnsi="Cambria Math"/>
+              </w:rPr>
+            </m:ctrlPr>
+          </m:sSubPr>
+          <m:e>
+            <m:r>
+              <m:rPr>
+                <m:scr m:val="script"/>
+              </m:rPr>
+              <w:rPr>
+                <w:rFonts w:ascii="Cambria Math" w:hAnsi="Cambria Math"/>
+              </w:rPr>
+              <m:t>K</m:t>
+            </m:r>
+          </m:e>
+          <m:sub>
+            <m:r>
+              <w:rPr>
+                <w:rFonts w:ascii="Cambria Math" w:hAnsi="Cambria Math"/>
+              </w:rPr>
+              <m:t>u</m:t>
+            </m:r>
+          </m:sub>
+        </m:sSub>
+        <m:r>
+          <w:rPr>
+            <w:rFonts w:ascii="Cambria Math" w:hAnsi="Cambria Math"/>
+          </w:rPr>
+          <m:t>)</m:t>
+        </m:r>
+      </m:oMath>
+      <w:r>
+        <w:rPr>
+          <w:rFonts w:ascii="Times New Roman" w:eastAsia="楷体" w:hAnsi="Times New Roman"/>
+          <w:color w:val="000000"/>
+        </w:rPr>
+        <w:tab/>
+        <w:t>(6-4)</w:t>
+      </w:r>
+    </w:p>
+    <w:p>
+      <w:pPr>
+        <w:widowControl/>
+      </w:pPr>
+      <w:r>
+        <w:rPr>
+          <w:rFonts w:ascii="Times New Roman" w:eastAsia="楷体" w:hAnsi="Times New Roman"/>
+          <w:color w:val="000000"/>
+        </w:rPr>
+        <w:t>式</w:t>
+      </w:r>
+      <w:r>
+        <w:rPr>
+          <w:rFonts w:ascii="Times New Roman" w:eastAsia="楷体" w:hAnsi="Times New Roman"/>
+          <w:color w:val="000000"/>
+        </w:rPr>
+        <w:t xml:space="preserve"> 6-4 </w:t>
+      </w:r>
+      <w:r>
+        <w:rPr>
+          <w:rFonts w:ascii="Times New Roman" w:eastAsia="楷体" w:hAnsi="Times New Roman"/>
+          <w:color w:val="000000"/>
+        </w:rPr>
+        <w:t>中，子集关系约束返回序列中的全部标识，要求每项来自授权候选集合；结果还需满足数量不超过</w:t>
+      </w:r>
+      <w:r>
+        <w:rPr>
+          <w:rFonts w:ascii="Times New Roman" w:eastAsia="楷体" w:hAnsi="Times New Roman"/>
+          <w:color w:val="000000"/>
+        </w:rPr>
+        <w:t xml:space="preserve"> L </w:t>
+      </w:r>
+      <w:r>
+        <w:rPr>
+          <w:rFonts w:ascii="Times New Roman" w:eastAsia="楷体" w:hAnsi="Times New Roman"/>
+          <w:color w:val="000000"/>
+        </w:rPr>
+        <w:t>且标识不重复。</w:t>
+      </w:r>
+      <w:r>
+        <w:rPr>
+          <w:rFonts w:ascii="Times New Roman" w:eastAsia="楷体" w:hAnsi="Times New Roman"/>
+          <w:color w:val="000000"/>
+        </w:rPr>
+        <w:t xml:space="preserve">L </w:t>
+      </w:r>
+      <w:r>
+        <w:rPr>
+          <w:rFonts w:ascii="Times New Roman" w:eastAsia="楷体" w:hAnsi="Times New Roman"/>
+          <w:color w:val="000000"/>
+        </w:rPr>
+        <w:t>默认为</w:t>
+      </w:r>
+      <w:r>
+        <w:rPr>
+          <w:rFonts w:ascii="Times New Roman" w:eastAsia="楷体" w:hAnsi="Times New Roman"/>
+          <w:color w:val="000000"/>
+        </w:rPr>
+        <w:t xml:space="preserve"> 10</w:t>
+      </w:r>
+      <w:r>
+        <w:rPr>
+          <w:rFonts w:ascii="Times New Roman" w:eastAsia="楷体" w:hAnsi="Times New Roman"/>
+          <w:color w:val="000000"/>
+        </w:rPr>
+        <w:t>，可在</w:t>
+      </w:r>
+      <w:r>
+        <w:rPr>
+          <w:rFonts w:ascii="Times New Roman" w:eastAsia="楷体" w:hAnsi="Times New Roman"/>
+          <w:color w:val="000000"/>
+        </w:rPr>
+        <w:t xml:space="preserve"> 1 </w:t>
+      </w:r>
+      <w:r>
+        <w:rPr>
+          <w:rFonts w:ascii="Times New Roman" w:eastAsia="楷体" w:hAnsi="Times New Roman"/>
+          <w:color w:val="000000"/>
+        </w:rPr>
+        <w:t>至</w:t>
+      </w:r>
+      <w:r>
+        <w:rPr>
+          <w:rFonts w:ascii="Times New Roman" w:eastAsia="楷体" w:hAnsi="Times New Roman"/>
+          <w:color w:val="000000"/>
+        </w:rPr>
+        <w:t xml:space="preserve"> 20 </w:t>
+      </w:r>
+      <w:r>
+        <w:rPr>
+          <w:rFonts w:ascii="Times New Roman" w:eastAsia="楷体" w:hAnsi="Times New Roman"/>
+          <w:color w:val="000000"/>
+        </w:rPr>
+        <w:t>之间设置。排序器接收限定字段并返回记录标识与匹配字段名，完整持仓通过授权读取入口获取。模型排序的作用是发现相关记录，记录归属与内容身份由程序校验。</w:t>
+      </w:r>
+    </w:p>
+    <w:p>
+      <w:pPr>
+        <w:widowControl/>
+      </w:pPr>
+      <w:r>
+        <w:rPr>
+          <w:rFonts w:ascii="Times New Roman" w:eastAsia="楷体" w:hAnsi="Times New Roman"/>
+          <w:color w:val="000000"/>
+        </w:rPr>
         <w:t>系统校验模型输出的记录标识必须属于候选集合，匹配字段必须真实存在，并检查返回数量及重复标识。若模型不可用或输出不符合要求，检索返回有限关键词匹配及对应原因，界面能够识别实际使用的检索方式。</w:t>
       </w:r>
     </w:p>
@@ -19812,10 +22632,302 @@
     </w:p>
     <w:p>
       <w:pPr>
+        <w:widowControl/>
+      </w:pPr>
+      <w:r>
+        <w:rPr>
+          <w:rFonts w:ascii="Times New Roman" w:eastAsia="楷体" w:hAnsi="Times New Roman"/>
+          <w:color w:val="000000"/>
+        </w:rPr>
+        <w:t>恢复与确认具有不同的数据作用。设</w:t>
+      </w:r>
+      <w:r>
+        <w:rPr>
+          <w:rFonts w:ascii="Times New Roman" w:eastAsia="楷体" w:hAnsi="Times New Roman"/>
+          <w:color w:val="000000"/>
+        </w:rPr>
+        <w:t xml:space="preserve"> W </w:t>
+      </w:r>
+      <w:r>
+        <w:rPr>
+          <w:rFonts w:ascii="Times New Roman" w:eastAsia="楷体" w:hAnsi="Times New Roman"/>
+          <w:color w:val="000000"/>
+        </w:rPr>
+        <w:t>为工作台资料状态，</w:t>
+      </w:r>
+      <w:r>
+        <w:rPr>
+          <w:rFonts w:ascii="Times New Roman" w:eastAsia="楷体" w:hAnsi="Times New Roman"/>
+          <w:color w:val="000000"/>
+        </w:rPr>
+        <w:t xml:space="preserve">A </w:t>
+      </w:r>
+      <w:r>
+        <w:rPr>
+          <w:rFonts w:ascii="Times New Roman" w:eastAsia="楷体" w:hAnsi="Times New Roman"/>
+          <w:color w:val="000000"/>
+        </w:rPr>
+        <w:t>为页面中的派生分析状态，</w:t>
+      </w:r>
+      <w:r>
+        <w:rPr>
+          <w:rFonts w:ascii="Times New Roman" w:eastAsia="楷体" w:hAnsi="Times New Roman"/>
+          <w:color w:val="000000"/>
+        </w:rPr>
+        <w:t xml:space="preserve">m </w:t>
+      </w:r>
+      <w:r>
+        <w:rPr>
+          <w:rFonts w:ascii="Times New Roman" w:eastAsia="楷体" w:hAnsi="Times New Roman"/>
+          <w:color w:val="000000"/>
+        </w:rPr>
+        <w:t>为用户选中的历史记录，</w:t>
+      </w:r>
+      <w:r>
+        <w:rPr>
+          <w:rFonts w:ascii="Times New Roman" w:eastAsia="楷体" w:hAnsi="Times New Roman"/>
+          <w:color w:val="000000"/>
+        </w:rPr>
+        <w:t xml:space="preserve">Load </w:t>
+      </w:r>
+      <w:r>
+        <w:rPr>
+          <w:rFonts w:ascii="Times New Roman" w:eastAsia="楷体" w:hAnsi="Times New Roman"/>
+          <w:color w:val="000000"/>
+        </w:rPr>
+        <w:t>表示载入问卷、画像与持仓，则恢复操作可表达为：</w:t>
+      </w:r>
+    </w:p>
+    <w:p>
+      <w:pPr>
+        <w:keepNext/>
+        <w:widowControl/>
+        <w:tabs>
+          <w:tab w:val="center" w:pos="4819"/>
+          <w:tab w:val="right" w:pos="9638"/>
+        </w:tabs>
+        <w:ind w:firstLine="0"/>
+        <w:jc w:val="left"/>
+      </w:pPr>
+      <w:r>
+        <w:tab/>
+      </w:r>
+      <m:oMath>
+        <m:sSub>
+          <m:sSubPr>
+            <m:ctrlPr>
+              <w:rPr>
+                <w:rFonts w:ascii="Cambria Math" w:hAnsi="Cambria Math"/>
+              </w:rPr>
+            </m:ctrlPr>
+          </m:sSubPr>
+          <m:e>
+            <m:r>
+              <w:rPr>
+                <w:rFonts w:ascii="Cambria Math" w:hAnsi="Cambria Math"/>
+              </w:rPr>
+              <m:t>Restore</m:t>
+            </m:r>
+          </m:e>
+          <m:sub>
+            <m:r>
+              <w:rPr>
+                <w:rFonts w:ascii="Cambria Math" w:hAnsi="Cambria Math"/>
+              </w:rPr>
+              <m:t>m</m:t>
+            </m:r>
+          </m:sub>
+        </m:sSub>
+        <m:r>
+          <w:rPr>
+            <w:rFonts w:ascii="Cambria Math" w:hAnsi="Cambria Math"/>
+          </w:rPr>
+          <m:t>(</m:t>
+        </m:r>
+        <m:r>
+          <w:rPr>
+            <w:rFonts w:ascii="Cambria Math" w:hAnsi="Cambria Math"/>
+          </w:rPr>
+          <m:t>W</m:t>
+        </m:r>
+        <m:r>
+          <w:rPr>
+            <w:rFonts w:ascii="Cambria Math" w:hAnsi="Cambria Math"/>
+          </w:rPr>
+          <m:t>,</m:t>
+        </m:r>
+        <m:r>
+          <w:rPr>
+            <w:rFonts w:ascii="Cambria Math" w:hAnsi="Cambria Math"/>
+          </w:rPr>
+          <m:t>A</m:t>
+        </m:r>
+        <m:r>
+          <w:rPr>
+            <w:rFonts w:ascii="Cambria Math" w:hAnsi="Cambria Math"/>
+          </w:rPr>
+          <m:t>)=(</m:t>
+        </m:r>
+        <m:r>
+          <w:rPr>
+            <w:rFonts w:ascii="Cambria Math" w:hAnsi="Cambria Math"/>
+          </w:rPr>
+          <m:t>Load</m:t>
+        </m:r>
+        <m:r>
+          <w:rPr>
+            <w:rFonts w:ascii="Cambria Math" w:hAnsi="Cambria Math"/>
+          </w:rPr>
+          <m:t>(</m:t>
+        </m:r>
+        <m:r>
+          <w:rPr>
+            <w:rFonts w:ascii="Cambria Math" w:hAnsi="Cambria Math"/>
+          </w:rPr>
+          <m:t>m</m:t>
+        </m:r>
+        <m:r>
+          <w:rPr>
+            <w:rFonts w:ascii="Cambria Math" w:hAnsi="Cambria Math"/>
+          </w:rPr>
+          <m:t>),∅),</m:t>
+        </m:r>
+        <m:r>
+          <w:rPr>
+            <w:rFonts w:ascii="Cambria Math" w:hAnsi="Cambria Math"/>
+          </w:rPr>
+          <m:t>m</m:t>
+        </m:r>
+        <m:r>
+          <w:rPr>
+            <w:rFonts w:ascii="Cambria Math" w:hAnsi="Cambria Math"/>
+          </w:rPr>
+          <m:t>∈</m:t>
+        </m:r>
+        <m:sSub>
+          <m:sSubPr>
+            <m:ctrlPr>
+              <w:rPr>
+                <w:rFonts w:ascii="Cambria Math" w:hAnsi="Cambria Math"/>
+              </w:rPr>
+            </m:ctrlPr>
+          </m:sSubPr>
+          <m:e>
+            <m:r>
+              <w:rPr>
+                <w:rFonts w:ascii="Cambria Math" w:hAnsi="Cambria Math"/>
+              </w:rPr>
+              <m:t>M</m:t>
+            </m:r>
+          </m:e>
+          <m:sub>
+            <m:r>
+              <w:rPr>
+                <w:rFonts w:ascii="Cambria Math" w:hAnsi="Cambria Math"/>
+              </w:rPr>
+              <m:t>u</m:t>
+            </m:r>
+          </m:sub>
+        </m:sSub>
+      </m:oMath>
+      <w:r>
+        <w:rPr>
+          <w:rFonts w:ascii="Times New Roman" w:eastAsia="楷体" w:hAnsi="Times New Roman"/>
+          <w:color w:val="000000"/>
+        </w:rPr>
+        <w:tab/>
+        <w:t>(6-5)</w:t>
+      </w:r>
+    </w:p>
+    <w:p>
+      <w:pPr>
+        <w:widowControl/>
+      </w:pPr>
+      <w:r>
+        <w:rPr>
+          <w:rFonts w:ascii="Times New Roman" w:eastAsia="楷体" w:hAnsi="Times New Roman"/>
+          <w:color w:val="000000"/>
+        </w:rPr>
+        <w:t>式</w:t>
+      </w:r>
+      <w:r>
+        <w:rPr>
+          <w:rFonts w:ascii="Times New Roman" w:eastAsia="楷体" w:hAnsi="Times New Roman"/>
+          <w:color w:val="000000"/>
+        </w:rPr>
+        <w:t xml:space="preserve"> 6-5 </w:t>
+      </w:r>
+      <w:r>
+        <w:rPr>
+          <w:rFonts w:ascii="Times New Roman" w:eastAsia="楷体" w:hAnsi="Times New Roman"/>
+          <w:color w:val="000000"/>
+        </w:rPr>
+        <w:t>中的空集表示清除相应派生分析状态，历史记录本身继续保留。恢复操作更新工作台资料，服务端确认前提仍经独立入口读取、核对并确认。只有用户将需要复用的资料更新为当前有效输入后，才能采用新的确认版本开展个性化计算。这一顺序把</w:t>
+      </w:r>
+      <w:r>
+        <w:rPr>
+          <w:rFonts w:ascii="Times New Roman" w:eastAsia="楷体" w:hAnsi="Times New Roman"/>
+          <w:color w:val="000000"/>
+        </w:rPr>
+        <w:t>“</w:t>
+      </w:r>
+      <w:r>
+        <w:rPr>
+          <w:rFonts w:ascii="Times New Roman" w:eastAsia="楷体" w:hAnsi="Times New Roman"/>
+          <w:color w:val="000000"/>
+        </w:rPr>
+        <w:t>找到相关历史</w:t>
+      </w:r>
+      <w:r>
+        <w:rPr>
+          <w:rFonts w:ascii="Times New Roman" w:eastAsia="楷体" w:hAnsi="Times New Roman"/>
+          <w:color w:val="000000"/>
+        </w:rPr>
+        <w:t>”</w:t>
+      </w:r>
+      <w:r>
+        <w:rPr>
+          <w:rFonts w:ascii="Times New Roman" w:eastAsia="楷体" w:hAnsi="Times New Roman"/>
+          <w:color w:val="000000"/>
+        </w:rPr>
+        <w:t>与</w:t>
+      </w:r>
+      <w:r>
+        <w:rPr>
+          <w:rFonts w:ascii="Times New Roman" w:eastAsia="楷体" w:hAnsi="Times New Roman"/>
+          <w:color w:val="000000"/>
+        </w:rPr>
+        <w:t>“</w:t>
+      </w:r>
+      <w:r>
+        <w:rPr>
+          <w:rFonts w:ascii="Times New Roman" w:eastAsia="楷体" w:hAnsi="Times New Roman"/>
+          <w:color w:val="000000"/>
+        </w:rPr>
+        <w:t>允许参与当前决策</w:t>
+      </w:r>
+      <w:r>
+        <w:rPr>
+          <w:rFonts w:ascii="Times New Roman" w:eastAsia="楷体" w:hAnsi="Times New Roman"/>
+          <w:color w:val="000000"/>
+        </w:rPr>
+        <w:t>”</w:t>
+      </w:r>
+      <w:r>
+        <w:rPr>
+          <w:rFonts w:ascii="Times New Roman" w:eastAsia="楷体" w:hAnsi="Times New Roman"/>
+          <w:color w:val="000000"/>
+        </w:rPr>
+        <w:t>连接为可检查的处理过程。</w:t>
+      </w:r>
+    </w:p>
+    <w:p>
+      <w:pPr>
         <w:pStyle w:val="31"/>
       </w:pPr>
-      <w:bookmarkStart w:id="56" w:name="_Toc240653622"/>
-      <w:r>
+      <w:bookmarkStart w:id="56" w:name="_Toc240657565"/>
+      <w:r>
+        <w:lastRenderedPageBreak/>
         <w:t xml:space="preserve">6.4.3 </w:t>
       </w:r>
       <w:r>
@@ -19865,9 +22977,49 @@
     </w:p>
     <w:p>
       <w:pPr>
+        <w:widowControl/>
+      </w:pPr>
+      <w:r>
+        <w:rPr>
+          <w:rFonts w:ascii="Times New Roman" w:eastAsia="楷体" w:hAnsi="Times New Roman"/>
+          <w:color w:val="000000"/>
+        </w:rPr>
+        <w:t>例如，历史记录保存了某只基金及当时的投资目标，本次用户希望继续讨论该资产。检索首先依据基金名称与目标找回记录，展示匹配字段；用户选择后载入历史组合，旧分析结果同时清空。如果数量已经变化，用户更新数量并确认当前资料；随后提出</w:t>
+      </w:r>
+      <w:r>
+        <w:rPr>
+          <w:rFonts w:ascii="Times New Roman" w:eastAsia="楷体" w:hAnsi="Times New Roman"/>
+          <w:color w:val="000000"/>
+        </w:rPr>
+        <w:t>“</w:t>
+      </w:r>
+      <w:r>
+        <w:rPr>
+          <w:rFonts w:ascii="Times New Roman" w:eastAsia="楷体" w:hAnsi="Times New Roman"/>
+          <w:color w:val="000000"/>
+        </w:rPr>
+        <w:t>这次增加配置后风险如何</w:t>
+      </w:r>
+      <w:r>
+        <w:rPr>
+          <w:rFonts w:ascii="Times New Roman" w:eastAsia="楷体" w:hAnsi="Times New Roman"/>
+          <w:color w:val="000000"/>
+        </w:rPr>
+        <w:t>”</w:t>
+      </w:r>
+      <w:r>
+        <w:rPr>
+          <w:rFonts w:ascii="Times New Roman" w:eastAsia="楷体" w:hAnsi="Times New Roman"/>
+          <w:color w:val="000000"/>
+        </w:rPr>
+        <w:t>，系统使用新确认版本进行测算。历史记录提供持续交流的入口，当前数量、预算及研究数据在各自的核验环节重新确定。</w:t>
+      </w:r>
+    </w:p>
+    <w:p>
+      <w:pPr>
         <w:pStyle w:val="31"/>
       </w:pPr>
-      <w:bookmarkStart w:id="57" w:name="_Toc240653623"/>
+      <w:bookmarkStart w:id="57" w:name="_Toc240657566"/>
       <w:r>
         <w:t xml:space="preserve">6.4.4 </w:t>
       </w:r>
@@ -19893,7 +23045,7 @@
         <w:pStyle w:val="2"/>
         <w:widowControl/>
       </w:pPr>
-      <w:bookmarkStart w:id="58" w:name="_Toc240653624"/>
+      <w:bookmarkStart w:id="58" w:name="_Toc240657567"/>
       <w:r>
         <w:t xml:space="preserve">6.5 </w:t>
       </w:r>
@@ -19954,7 +23106,7 @@
         <w:pStyle w:val="1"/>
         <w:widowControl/>
       </w:pPr>
-      <w:bookmarkStart w:id="59" w:name="_Toc240653625"/>
+      <w:bookmarkStart w:id="59" w:name="_Toc240657568"/>
       <w:r>
         <w:lastRenderedPageBreak/>
         <w:t>第七章</w:t>
@@ -19972,7 +23124,7 @@
         <w:pStyle w:val="2"/>
         <w:widowControl/>
       </w:pPr>
-      <w:bookmarkStart w:id="60" w:name="_Toc240653626"/>
+      <w:bookmarkStart w:id="60" w:name="_Toc240657569"/>
       <w:r>
         <w:t xml:space="preserve">7.1 </w:t>
       </w:r>
@@ -21724,7 +24876,7 @@
         <w:pStyle w:val="2"/>
         <w:widowControl/>
       </w:pPr>
-      <w:bookmarkStart w:id="61" w:name="_Toc240653627"/>
+      <w:bookmarkStart w:id="61" w:name="_Toc240657570"/>
       <w:r>
         <w:lastRenderedPageBreak/>
         <w:t xml:space="preserve">7.2 </w:t>
@@ -22410,7 +25562,7 @@
         <w:pStyle w:val="2"/>
         <w:widowControl/>
       </w:pPr>
-      <w:bookmarkStart w:id="62" w:name="_Toc240653628"/>
+      <w:bookmarkStart w:id="62" w:name="_Toc240657571"/>
       <w:r>
         <w:t xml:space="preserve">7.3 </w:t>
       </w:r>
@@ -22492,7 +25644,7 @@
         <w:pStyle w:val="2"/>
         <w:widowControl/>
       </w:pPr>
-      <w:bookmarkStart w:id="63" w:name="_Toc240653629"/>
+      <w:bookmarkStart w:id="63" w:name="_Toc240657572"/>
       <w:r>
         <w:t xml:space="preserve">7.4 </w:t>
       </w:r>
@@ -22574,7 +25726,7 @@
         <w:pStyle w:val="1"/>
         <w:widowControl/>
       </w:pPr>
-      <w:bookmarkStart w:id="64" w:name="_Toc240653630"/>
+      <w:bookmarkStart w:id="64" w:name="_Toc240657573"/>
       <w:r>
         <w:lastRenderedPageBreak/>
         <w:t>第八章</w:t>
@@ -22662,7 +25814,7 @@
         <w:pStyle w:val="1"/>
         <w:widowControl/>
       </w:pPr>
-      <w:bookmarkStart w:id="65" w:name="_Toc240653631"/>
+      <w:bookmarkStart w:id="65" w:name="_Toc240657574"/>
       <w:r>
         <w:lastRenderedPageBreak/>
         <w:t>附录</w:t>
@@ -24618,7 +27770,7 @@
     <w:next w:val="a"/>
     <w:autoRedefine/>
     <w:uiPriority w:val="39"/>
-    <w:rsid w:val="00D37E7C"/>
+    <w:rsid w:val="00F1190B"/>
     <w:pPr>
       <w:spacing w:after="0" w:line="240" w:lineRule="auto"/>
       <w:ind w:leftChars="600" w:left="1260"/>
@@ -24633,7 +27785,7 @@
     <w:basedOn w:val="a0"/>
     <w:uiPriority w:val="99"/>
     <w:unhideWhenUsed/>
-    <w:rsid w:val="00D37E7C"/>
+    <w:rsid w:val="00F1190B"/>
     <w:rPr>
       <w:color w:val="0000FF" w:themeColor="hyperlink"/>
       <w:u w:val="single"/>

--- a/docs/submission/Prism-技术文档-评审版.docx
+++ b/docs/submission/Prism-技术文档-评审版.docx
@@ -101,7 +101,7 @@
       <w:r>
         <w:fldChar w:fldCharType="separate"/>
       </w:r>
-      <w:hyperlink w:anchor="_Toc240657509" w:history="1">
+      <w:hyperlink w:anchor="_Toc240658011" w:history="1">
         <w:r>
           <w:rPr>
             <w:rStyle w:val="a5"/>
@@ -152,7 +152,7 @@
             <w:noProof/>
             <w:webHidden/>
           </w:rPr>
-          <w:instrText>PAGEREF _Toc240657509 \h</w:instrText>
+          <w:instrText>PAGEREF _Toc240658011 \h</w:instrText>
         </w:r>
         <w:r>
           <w:rPr>
@@ -210,7 +210,7 @@
           <w14:ligatures w14:val="standardContextual"/>
         </w:rPr>
       </w:pPr>
-      <w:hyperlink w:anchor="_Toc240657510" w:history="1">
+      <w:hyperlink w:anchor="_Toc240658012" w:history="1">
         <w:r>
           <w:rPr>
             <w:rStyle w:val="a5"/>
@@ -254,7 +254,7 @@
             <w:noProof/>
             <w:webHidden/>
           </w:rPr>
-          <w:instrText>PAGEREF _Toc240657510 \h</w:instrText>
+          <w:instrText>PAGEREF _Toc240658012 \h</w:instrText>
         </w:r>
         <w:r>
           <w:rPr>
@@ -312,7 +312,7 @@
           <w14:ligatures w14:val="standardContextual"/>
         </w:rPr>
       </w:pPr>
-      <w:hyperlink w:anchor="_Toc240657511" w:history="1">
+      <w:hyperlink w:anchor="_Toc240658013" w:history="1">
         <w:r>
           <w:rPr>
             <w:rStyle w:val="a5"/>
@@ -356,7 +356,7 @@
             <w:noProof/>
             <w:webHidden/>
           </w:rPr>
-          <w:instrText>PAGEREF _Toc240657511 \h</w:instrText>
+          <w:instrText>PAGEREF _Toc240658013 \h</w:instrText>
         </w:r>
         <w:r>
           <w:rPr>
@@ -414,7 +414,7 @@
           <w14:ligatures w14:val="standardContextual"/>
         </w:rPr>
       </w:pPr>
-      <w:hyperlink w:anchor="_Toc240657512" w:history="1">
+      <w:hyperlink w:anchor="_Toc240658014" w:history="1">
         <w:r>
           <w:rPr>
             <w:rStyle w:val="a5"/>
@@ -458,7 +458,7 @@
             <w:noProof/>
             <w:webHidden/>
           </w:rPr>
-          <w:instrText>PAGEREF _Toc240657512 \h</w:instrText>
+          <w:instrText>PAGEREF _Toc240658014 \h</w:instrText>
         </w:r>
         <w:r>
           <w:rPr>
@@ -515,7 +515,7 @@
           <w14:ligatures w14:val="standardContextual"/>
         </w:rPr>
       </w:pPr>
-      <w:hyperlink w:anchor="_Toc240657513" w:history="1">
+      <w:hyperlink w:anchor="_Toc240658015" w:history="1">
         <w:r>
           <w:rPr>
             <w:rStyle w:val="a5"/>
@@ -566,7 +566,7 @@
             <w:noProof/>
             <w:webHidden/>
           </w:rPr>
-          <w:instrText>PAGEREF _Toc240657513 \h</w:instrText>
+          <w:instrText>PAGEREF _Toc240658015 \h</w:instrText>
         </w:r>
         <w:r>
           <w:rPr>
@@ -624,7 +624,7 @@
           <w14:ligatures w14:val="standardContextual"/>
         </w:rPr>
       </w:pPr>
-      <w:hyperlink w:anchor="_Toc240657514" w:history="1">
+      <w:hyperlink w:anchor="_Toc240658016" w:history="1">
         <w:r>
           <w:rPr>
             <w:rStyle w:val="a5"/>
@@ -668,7 +668,7 @@
             <w:noProof/>
             <w:webHidden/>
           </w:rPr>
-          <w:instrText>PAGEREF _Toc240657514 \h</w:instrText>
+          <w:instrText>PAGEREF _Toc240658016 \h</w:instrText>
         </w:r>
         <w:r>
           <w:rPr>
@@ -726,7 +726,7 @@
           <w14:ligatures w14:val="standardContextual"/>
         </w:rPr>
       </w:pPr>
-      <w:hyperlink w:anchor="_Toc240657515" w:history="1">
+      <w:hyperlink w:anchor="_Toc240658017" w:history="1">
         <w:r>
           <w:rPr>
             <w:rStyle w:val="a5"/>
@@ -770,7 +770,7 @@
             <w:noProof/>
             <w:webHidden/>
           </w:rPr>
-          <w:instrText>PAGEREF _Toc240657515 \h</w:instrText>
+          <w:instrText>PAGEREF _Toc240658017 \h</w:instrText>
         </w:r>
         <w:r>
           <w:rPr>
@@ -828,7 +828,7 @@
           <w14:ligatures w14:val="standardContextual"/>
         </w:rPr>
       </w:pPr>
-      <w:hyperlink w:anchor="_Toc240657516" w:history="1">
+      <w:hyperlink w:anchor="_Toc240658018" w:history="1">
         <w:r>
           <w:rPr>
             <w:rStyle w:val="a5"/>
@@ -872,7 +872,7 @@
             <w:noProof/>
             <w:webHidden/>
           </w:rPr>
-          <w:instrText>PAGEREF _Toc240657516 \h</w:instrText>
+          <w:instrText>PAGEREF _Toc240658018 \h</w:instrText>
         </w:r>
         <w:r>
           <w:rPr>
@@ -929,7 +929,7 @@
           <w14:ligatures w14:val="standardContextual"/>
         </w:rPr>
       </w:pPr>
-      <w:hyperlink w:anchor="_Toc240657517" w:history="1">
+      <w:hyperlink w:anchor="_Toc240658019" w:history="1">
         <w:r>
           <w:rPr>
             <w:rStyle w:val="a5"/>
@@ -980,7 +980,7 @@
             <w:noProof/>
             <w:webHidden/>
           </w:rPr>
-          <w:instrText>PAGEREF _Toc240657517 \h</w:instrText>
+          <w:instrText>PAGEREF _Toc240658019 \h</w:instrText>
         </w:r>
         <w:r>
           <w:rPr>
@@ -1038,7 +1038,7 @@
           <w14:ligatures w14:val="standardContextual"/>
         </w:rPr>
       </w:pPr>
-      <w:hyperlink w:anchor="_Toc240657518" w:history="1">
+      <w:hyperlink w:anchor="_Toc240658020" w:history="1">
         <w:r>
           <w:rPr>
             <w:rStyle w:val="a5"/>
@@ -1082,7 +1082,7 @@
             <w:noProof/>
             <w:webHidden/>
           </w:rPr>
-          <w:instrText>PAGEREF _Toc240657518 \h</w:instrText>
+          <w:instrText>PAGEREF _Toc240658020 \h</w:instrText>
         </w:r>
         <w:r>
           <w:rPr>
@@ -1140,7 +1140,7 @@
           <w14:ligatures w14:val="standardContextual"/>
         </w:rPr>
       </w:pPr>
-      <w:hyperlink w:anchor="_Toc240657519" w:history="1">
+      <w:hyperlink w:anchor="_Toc240658021" w:history="1">
         <w:r>
           <w:rPr>
             <w:rStyle w:val="a5"/>
@@ -1184,7 +1184,7 @@
             <w:noProof/>
             <w:webHidden/>
           </w:rPr>
-          <w:instrText>PAGEREF _Toc240657519 \h</w:instrText>
+          <w:instrText>PAGEREF _Toc240658021 \h</w:instrText>
         </w:r>
         <w:r>
           <w:rPr>
@@ -1242,7 +1242,7 @@
           <w14:ligatures w14:val="standardContextual"/>
         </w:rPr>
       </w:pPr>
-      <w:hyperlink w:anchor="_Toc240657520" w:history="1">
+      <w:hyperlink w:anchor="_Toc240658022" w:history="1">
         <w:r>
           <w:rPr>
             <w:rStyle w:val="a5"/>
@@ -1286,7 +1286,7 @@
             <w:noProof/>
             <w:webHidden/>
           </w:rPr>
-          <w:instrText>PAGEREF _Toc240657520 \h</w:instrText>
+          <w:instrText>PAGEREF _Toc240658022 \h</w:instrText>
         </w:r>
         <w:r>
           <w:rPr>
@@ -1343,7 +1343,7 @@
           <w14:ligatures w14:val="standardContextual"/>
         </w:rPr>
       </w:pPr>
-      <w:hyperlink w:anchor="_Toc240657521" w:history="1">
+      <w:hyperlink w:anchor="_Toc240658023" w:history="1">
         <w:r>
           <w:rPr>
             <w:rStyle w:val="a5"/>
@@ -1394,7 +1394,7 @@
             <w:noProof/>
             <w:webHidden/>
           </w:rPr>
-          <w:instrText>PAGEREF _Toc240657521 \h</w:instrText>
+          <w:instrText>PAGEREF _Toc240658023 \h</w:instrText>
         </w:r>
         <w:r>
           <w:rPr>
@@ -1452,7 +1452,7 @@
           <w14:ligatures w14:val="standardContextual"/>
         </w:rPr>
       </w:pPr>
-      <w:hyperlink w:anchor="_Toc240657522" w:history="1">
+      <w:hyperlink w:anchor="_Toc240658024" w:history="1">
         <w:r>
           <w:rPr>
             <w:rStyle w:val="a5"/>
@@ -1496,7 +1496,7 @@
             <w:noProof/>
             <w:webHidden/>
           </w:rPr>
-          <w:instrText>PAGEREF _Toc240657522 \h</w:instrText>
+          <w:instrText>PAGEREF _Toc240658024 \h</w:instrText>
         </w:r>
         <w:r>
           <w:rPr>
@@ -1554,7 +1554,7 @@
           <w14:ligatures w14:val="standardContextual"/>
         </w:rPr>
       </w:pPr>
-      <w:hyperlink w:anchor="_Toc240657523" w:history="1">
+      <w:hyperlink w:anchor="_Toc240658025" w:history="1">
         <w:r>
           <w:rPr>
             <w:rStyle w:val="a5"/>
@@ -1598,7 +1598,7 @@
             <w:noProof/>
             <w:webHidden/>
           </w:rPr>
-          <w:instrText>PAGEREF _Toc240657523 \h</w:instrText>
+          <w:instrText>PAGEREF _Toc240658025 \h</w:instrText>
         </w:r>
         <w:r>
           <w:rPr>
@@ -1656,7 +1656,7 @@
           <w14:ligatures w14:val="standardContextual"/>
         </w:rPr>
       </w:pPr>
-      <w:hyperlink w:anchor="_Toc240657524" w:history="1">
+      <w:hyperlink w:anchor="_Toc240658026" w:history="1">
         <w:r>
           <w:rPr>
             <w:rStyle w:val="a5"/>
@@ -1700,7 +1700,7 @@
             <w:noProof/>
             <w:webHidden/>
           </w:rPr>
-          <w:instrText>PAGEREF _Toc240657524 \h</w:instrText>
+          <w:instrText>PAGEREF _Toc240658026 \h</w:instrText>
         </w:r>
         <w:r>
           <w:rPr>
@@ -1758,7 +1758,7 @@
           <w14:ligatures w14:val="standardContextual"/>
         </w:rPr>
       </w:pPr>
-      <w:hyperlink w:anchor="_Toc240657525" w:history="1">
+      <w:hyperlink w:anchor="_Toc240658027" w:history="1">
         <w:r>
           <w:rPr>
             <w:rStyle w:val="a5"/>
@@ -1802,7 +1802,7 @@
             <w:noProof/>
             <w:webHidden/>
           </w:rPr>
-          <w:instrText>PAGEREF _Toc240657525 \h</w:instrText>
+          <w:instrText>PAGEREF _Toc240658027 \h</w:instrText>
         </w:r>
         <w:r>
           <w:rPr>
@@ -1860,7 +1860,7 @@
           <w14:ligatures w14:val="standardContextual"/>
         </w:rPr>
       </w:pPr>
-      <w:hyperlink w:anchor="_Toc240657526" w:history="1">
+      <w:hyperlink w:anchor="_Toc240658028" w:history="1">
         <w:r>
           <w:rPr>
             <w:rStyle w:val="a5"/>
@@ -1904,7 +1904,7 @@
             <w:noProof/>
             <w:webHidden/>
           </w:rPr>
-          <w:instrText>PAGEREF _Toc240657526 \h</w:instrText>
+          <w:instrText>PAGEREF _Toc240658028 \h</w:instrText>
         </w:r>
         <w:r>
           <w:rPr>
@@ -1961,7 +1961,7 @@
           <w14:ligatures w14:val="standardContextual"/>
         </w:rPr>
       </w:pPr>
-      <w:hyperlink w:anchor="_Toc240657527" w:history="1">
+      <w:hyperlink w:anchor="_Toc240658029" w:history="1">
         <w:r>
           <w:rPr>
             <w:rStyle w:val="a5"/>
@@ -2012,7 +2012,7 @@
             <w:noProof/>
             <w:webHidden/>
           </w:rPr>
-          <w:instrText>PAGEREF _Toc240657527 \h</w:instrText>
+          <w:instrText>PAGEREF _Toc240658029 \h</w:instrText>
         </w:r>
         <w:r>
           <w:rPr>
@@ -2070,7 +2070,7 @@
           <w14:ligatures w14:val="standardContextual"/>
         </w:rPr>
       </w:pPr>
-      <w:hyperlink w:anchor="_Toc240657528" w:history="1">
+      <w:hyperlink w:anchor="_Toc240658030" w:history="1">
         <w:r>
           <w:rPr>
             <w:rStyle w:val="a5"/>
@@ -2114,7 +2114,7 @@
             <w:noProof/>
             <w:webHidden/>
           </w:rPr>
-          <w:instrText>PAGEREF _Toc240657528 \h</w:instrText>
+          <w:instrText>PAGEREF _Toc240658030 \h</w:instrText>
         </w:r>
         <w:r>
           <w:rPr>
@@ -2172,7 +2172,7 @@
           <w14:ligatures w14:val="standardContextual"/>
         </w:rPr>
       </w:pPr>
-      <w:hyperlink w:anchor="_Toc240657529" w:history="1">
+      <w:hyperlink w:anchor="_Toc240658031" w:history="1">
         <w:r>
           <w:rPr>
             <w:rStyle w:val="a5"/>
@@ -2216,7 +2216,7 @@
             <w:noProof/>
             <w:webHidden/>
           </w:rPr>
-          <w:instrText>PAGEREF _Toc240657529 \h</w:instrText>
+          <w:instrText>PAGEREF _Toc240658031 \h</w:instrText>
         </w:r>
         <w:r>
           <w:rPr>
@@ -2274,7 +2274,7 @@
           <w14:ligatures w14:val="standardContextual"/>
         </w:rPr>
       </w:pPr>
-      <w:hyperlink w:anchor="_Toc240657530" w:history="1">
+      <w:hyperlink w:anchor="_Toc240658032" w:history="1">
         <w:r>
           <w:rPr>
             <w:rStyle w:val="a5"/>
@@ -2318,7 +2318,7 @@
             <w:noProof/>
             <w:webHidden/>
           </w:rPr>
-          <w:instrText>PAGEREF _Toc240657530 \h</w:instrText>
+          <w:instrText>PAGEREF _Toc240658032 \h</w:instrText>
         </w:r>
         <w:r>
           <w:rPr>
@@ -2376,7 +2376,7 @@
           <w14:ligatures w14:val="standardContextual"/>
         </w:rPr>
       </w:pPr>
-      <w:hyperlink w:anchor="_Toc240657531" w:history="1">
+      <w:hyperlink w:anchor="_Toc240658033" w:history="1">
         <w:r>
           <w:rPr>
             <w:rStyle w:val="a5"/>
@@ -2434,7 +2434,7 @@
             <w:noProof/>
             <w:webHidden/>
           </w:rPr>
-          <w:instrText>PAGEREF _Toc240657531 \h</w:instrText>
+          <w:instrText>PAGEREF _Toc240658033 \h</w:instrText>
         </w:r>
         <w:r>
           <w:rPr>
@@ -2492,7 +2492,7 @@
           <w14:ligatures w14:val="standardContextual"/>
         </w:rPr>
       </w:pPr>
-      <w:hyperlink w:anchor="_Toc240657532" w:history="1">
+      <w:hyperlink w:anchor="_Toc240658034" w:history="1">
         <w:r>
           <w:rPr>
             <w:rStyle w:val="a5"/>
@@ -2536,7 +2536,7 @@
             <w:noProof/>
             <w:webHidden/>
           </w:rPr>
-          <w:instrText>PAGEREF _Toc240657532 \h</w:instrText>
+          <w:instrText>PAGEREF _Toc240658034 \h</w:instrText>
         </w:r>
         <w:r>
           <w:rPr>
@@ -2594,7 +2594,7 @@
           <w14:ligatures w14:val="standardContextual"/>
         </w:rPr>
       </w:pPr>
-      <w:hyperlink w:anchor="_Toc240657533" w:history="1">
+      <w:hyperlink w:anchor="_Toc240658035" w:history="1">
         <w:r>
           <w:rPr>
             <w:rStyle w:val="a5"/>
@@ -2638,7 +2638,7 @@
             <w:noProof/>
             <w:webHidden/>
           </w:rPr>
-          <w:instrText>PAGEREF _Toc240657533 \h</w:instrText>
+          <w:instrText>PAGEREF _Toc240658035 \h</w:instrText>
         </w:r>
         <w:r>
           <w:rPr>
@@ -2696,7 +2696,7 @@
           <w14:ligatures w14:val="standardContextual"/>
         </w:rPr>
       </w:pPr>
-      <w:hyperlink w:anchor="_Toc240657534" w:history="1">
+      <w:hyperlink w:anchor="_Toc240658036" w:history="1">
         <w:r>
           <w:rPr>
             <w:rStyle w:val="a5"/>
@@ -2740,7 +2740,7 @@
             <w:noProof/>
             <w:webHidden/>
           </w:rPr>
-          <w:instrText>PAGEREF _Toc240657534 \h</w:instrText>
+          <w:instrText>PAGEREF _Toc240658036 \h</w:instrText>
         </w:r>
         <w:r>
           <w:rPr>
@@ -2798,7 +2798,7 @@
           <w14:ligatures w14:val="standardContextual"/>
         </w:rPr>
       </w:pPr>
-      <w:hyperlink w:anchor="_Toc240657535" w:history="1">
+      <w:hyperlink w:anchor="_Toc240658037" w:history="1">
         <w:r>
           <w:rPr>
             <w:rStyle w:val="a5"/>
@@ -2842,7 +2842,7 @@
             <w:noProof/>
             <w:webHidden/>
           </w:rPr>
-          <w:instrText>PAGEREF _Toc240657535 \h</w:instrText>
+          <w:instrText>PAGEREF _Toc240658037 \h</w:instrText>
         </w:r>
         <w:r>
           <w:rPr>
@@ -2900,7 +2900,7 @@
           <w14:ligatures w14:val="standardContextual"/>
         </w:rPr>
       </w:pPr>
-      <w:hyperlink w:anchor="_Toc240657536" w:history="1">
+      <w:hyperlink w:anchor="_Toc240658038" w:history="1">
         <w:r>
           <w:rPr>
             <w:rStyle w:val="a5"/>
@@ -2944,7 +2944,7 @@
             <w:noProof/>
             <w:webHidden/>
           </w:rPr>
-          <w:instrText>PAGEREF _Toc240657536 \h</w:instrText>
+          <w:instrText>PAGEREF _Toc240658038 \h</w:instrText>
         </w:r>
         <w:r>
           <w:rPr>
@@ -3002,7 +3002,7 @@
           <w14:ligatures w14:val="standardContextual"/>
         </w:rPr>
       </w:pPr>
-      <w:hyperlink w:anchor="_Toc240657537" w:history="1">
+      <w:hyperlink w:anchor="_Toc240658039" w:history="1">
         <w:r>
           <w:rPr>
             <w:rStyle w:val="a5"/>
@@ -3046,7 +3046,7 @@
             <w:noProof/>
             <w:webHidden/>
           </w:rPr>
-          <w:instrText>PAGEREF _Toc240657537 \h</w:instrText>
+          <w:instrText>PAGEREF _Toc240658039 \h</w:instrText>
         </w:r>
         <w:r>
           <w:rPr>
@@ -3104,7 +3104,7 @@
           <w14:ligatures w14:val="standardContextual"/>
         </w:rPr>
       </w:pPr>
-      <w:hyperlink w:anchor="_Toc240657538" w:history="1">
+      <w:hyperlink w:anchor="_Toc240658040" w:history="1">
         <w:r>
           <w:rPr>
             <w:rStyle w:val="a5"/>
@@ -3148,7 +3148,7 @@
             <w:noProof/>
             <w:webHidden/>
           </w:rPr>
-          <w:instrText>PAGEREF _Toc240657538 \h</w:instrText>
+          <w:instrText>PAGEREF _Toc240658040 \h</w:instrText>
         </w:r>
         <w:r>
           <w:rPr>
@@ -3206,7 +3206,7 @@
           <w14:ligatures w14:val="standardContextual"/>
         </w:rPr>
       </w:pPr>
-      <w:hyperlink w:anchor="_Toc240657539" w:history="1">
+      <w:hyperlink w:anchor="_Toc240658041" w:history="1">
         <w:r>
           <w:rPr>
             <w:rStyle w:val="a5"/>
@@ -3250,7 +3250,7 @@
             <w:noProof/>
             <w:webHidden/>
           </w:rPr>
-          <w:instrText>PAGEREF _Toc240657539 \h</w:instrText>
+          <w:instrText>PAGEREF _Toc240658041 \h</w:instrText>
         </w:r>
         <w:r>
           <w:rPr>
@@ -3308,7 +3308,7 @@
           <w14:ligatures w14:val="standardContextual"/>
         </w:rPr>
       </w:pPr>
-      <w:hyperlink w:anchor="_Toc240657540" w:history="1">
+      <w:hyperlink w:anchor="_Toc240658042" w:history="1">
         <w:r>
           <w:rPr>
             <w:rStyle w:val="a5"/>
@@ -3352,7 +3352,7 @@
             <w:noProof/>
             <w:webHidden/>
           </w:rPr>
-          <w:instrText>PAGEREF _Toc240657540 \h</w:instrText>
+          <w:instrText>PAGEREF _Toc240658042 \h</w:instrText>
         </w:r>
         <w:r>
           <w:rPr>
@@ -3410,7 +3410,7 @@
           <w14:ligatures w14:val="standardContextual"/>
         </w:rPr>
       </w:pPr>
-      <w:hyperlink w:anchor="_Toc240657541" w:history="1">
+      <w:hyperlink w:anchor="_Toc240658043" w:history="1">
         <w:r>
           <w:rPr>
             <w:rStyle w:val="a5"/>
@@ -3454,7 +3454,7 @@
             <w:noProof/>
             <w:webHidden/>
           </w:rPr>
-          <w:instrText>PAGEREF _Toc240657541 \h</w:instrText>
+          <w:instrText>PAGEREF _Toc240658043 \h</w:instrText>
         </w:r>
         <w:r>
           <w:rPr>
@@ -3512,7 +3512,7 @@
           <w14:ligatures w14:val="standardContextual"/>
         </w:rPr>
       </w:pPr>
-      <w:hyperlink w:anchor="_Toc240657542" w:history="1">
+      <w:hyperlink w:anchor="_Toc240658044" w:history="1">
         <w:r>
           <w:rPr>
             <w:rStyle w:val="a5"/>
@@ -3570,7 +3570,7 @@
             <w:noProof/>
             <w:webHidden/>
           </w:rPr>
-          <w:instrText>PAGEREF _Toc240657542 \h</w:instrText>
+          <w:instrText>PAGEREF _Toc240658044 \h</w:instrText>
         </w:r>
         <w:r>
           <w:rPr>
@@ -3628,7 +3628,7 @@
           <w14:ligatures w14:val="standardContextual"/>
         </w:rPr>
       </w:pPr>
-      <w:hyperlink w:anchor="_Toc240657543" w:history="1">
+      <w:hyperlink w:anchor="_Toc240658045" w:history="1">
         <w:r>
           <w:rPr>
             <w:rStyle w:val="a5"/>
@@ -3672,7 +3672,7 @@
             <w:noProof/>
             <w:webHidden/>
           </w:rPr>
-          <w:instrText>PAGEREF _Toc240657543 \h</w:instrText>
+          <w:instrText>PAGEREF _Toc240658045 \h</w:instrText>
         </w:r>
         <w:r>
           <w:rPr>
@@ -3730,7 +3730,7 @@
           <w14:ligatures w14:val="standardContextual"/>
         </w:rPr>
       </w:pPr>
-      <w:hyperlink w:anchor="_Toc240657544" w:history="1">
+      <w:hyperlink w:anchor="_Toc240658046" w:history="1">
         <w:r>
           <w:rPr>
             <w:rStyle w:val="a5"/>
@@ -3774,7 +3774,7 @@
             <w:noProof/>
             <w:webHidden/>
           </w:rPr>
-          <w:instrText>PAGEREF _Toc240657544 \h</w:instrText>
+          <w:instrText>PAGEREF _Toc240658046 \h</w:instrText>
         </w:r>
         <w:r>
           <w:rPr>
@@ -3832,7 +3832,7 @@
           <w14:ligatures w14:val="standardContextual"/>
         </w:rPr>
       </w:pPr>
-      <w:hyperlink w:anchor="_Toc240657545" w:history="1">
+      <w:hyperlink w:anchor="_Toc240658047" w:history="1">
         <w:r>
           <w:rPr>
             <w:rStyle w:val="a5"/>
@@ -3876,7 +3876,7 @@
             <w:noProof/>
             <w:webHidden/>
           </w:rPr>
-          <w:instrText>PAGEREF _Toc240657545 \h</w:instrText>
+          <w:instrText>PAGEREF _Toc240658047 \h</w:instrText>
         </w:r>
         <w:r>
           <w:rPr>
@@ -3933,7 +3933,7 @@
           <w14:ligatures w14:val="standardContextual"/>
         </w:rPr>
       </w:pPr>
-      <w:hyperlink w:anchor="_Toc240657546" w:history="1">
+      <w:hyperlink w:anchor="_Toc240658048" w:history="1">
         <w:r>
           <w:rPr>
             <w:rStyle w:val="a5"/>
@@ -3984,7 +3984,7 @@
             <w:noProof/>
             <w:webHidden/>
           </w:rPr>
-          <w:instrText>PAGEREF _Toc240657546 \h</w:instrText>
+          <w:instrText>PAGEREF _Toc240658048 \h</w:instrText>
         </w:r>
         <w:r>
           <w:rPr>
@@ -4042,7 +4042,7 @@
           <w14:ligatures w14:val="standardContextual"/>
         </w:rPr>
       </w:pPr>
-      <w:hyperlink w:anchor="_Toc240657547" w:history="1">
+      <w:hyperlink w:anchor="_Toc240658049" w:history="1">
         <w:r>
           <w:rPr>
             <w:rStyle w:val="a5"/>
@@ -4086,7 +4086,7 @@
             <w:noProof/>
             <w:webHidden/>
           </w:rPr>
-          <w:instrText>PAGEREF _Toc240657547 \h</w:instrText>
+          <w:instrText>PAGEREF _Toc240658049 \h</w:instrText>
         </w:r>
         <w:r>
           <w:rPr>
@@ -4144,7 +4144,7 @@
           <w14:ligatures w14:val="standardContextual"/>
         </w:rPr>
       </w:pPr>
-      <w:hyperlink w:anchor="_Toc240657548" w:history="1">
+      <w:hyperlink w:anchor="_Toc240658050" w:history="1">
         <w:r>
           <w:rPr>
             <w:rStyle w:val="a5"/>
@@ -4188,7 +4188,7 @@
             <w:noProof/>
             <w:webHidden/>
           </w:rPr>
-          <w:instrText>PAGEREF _Toc240657548 \h</w:instrText>
+          <w:instrText>PAGEREF _Toc240658050 \h</w:instrText>
         </w:r>
         <w:r>
           <w:rPr>
@@ -4246,7 +4246,7 @@
           <w14:ligatures w14:val="standardContextual"/>
         </w:rPr>
       </w:pPr>
-      <w:hyperlink w:anchor="_Toc240657549" w:history="1">
+      <w:hyperlink w:anchor="_Toc240658051" w:history="1">
         <w:r>
           <w:rPr>
             <w:rStyle w:val="a5"/>
@@ -4290,7 +4290,7 @@
             <w:noProof/>
             <w:webHidden/>
           </w:rPr>
-          <w:instrText>PAGEREF _Toc240657549 \h</w:instrText>
+          <w:instrText>PAGEREF _Toc240658051 \h</w:instrText>
         </w:r>
         <w:r>
           <w:rPr>
@@ -4348,7 +4348,7 @@
           <w14:ligatures w14:val="standardContextual"/>
         </w:rPr>
       </w:pPr>
-      <w:hyperlink w:anchor="_Toc240657550" w:history="1">
+      <w:hyperlink w:anchor="_Toc240658052" w:history="1">
         <w:r>
           <w:rPr>
             <w:rStyle w:val="a5"/>
@@ -4392,7 +4392,7 @@
             <w:noProof/>
             <w:webHidden/>
           </w:rPr>
-          <w:instrText>PAGEREF _Toc240657550 \h</w:instrText>
+          <w:instrText>PAGEREF _Toc240658052 \h</w:instrText>
         </w:r>
         <w:r>
           <w:rPr>
@@ -4450,7 +4450,7 @@
           <w14:ligatures w14:val="standardContextual"/>
         </w:rPr>
       </w:pPr>
-      <w:hyperlink w:anchor="_Toc240657551" w:history="1">
+      <w:hyperlink w:anchor="_Toc240658053" w:history="1">
         <w:r>
           <w:rPr>
             <w:rStyle w:val="a5"/>
@@ -4494,7 +4494,7 @@
             <w:noProof/>
             <w:webHidden/>
           </w:rPr>
-          <w:instrText>PAGEREF _Toc240657551 \h</w:instrText>
+          <w:instrText>PAGEREF _Toc240658053 \h</w:instrText>
         </w:r>
         <w:r>
           <w:rPr>
@@ -4552,7 +4552,7 @@
           <w14:ligatures w14:val="standardContextual"/>
         </w:rPr>
       </w:pPr>
-      <w:hyperlink w:anchor="_Toc240657552" w:history="1">
+      <w:hyperlink w:anchor="_Toc240658054" w:history="1">
         <w:r>
           <w:rPr>
             <w:rStyle w:val="a5"/>
@@ -4596,7 +4596,7 @@
             <w:noProof/>
             <w:webHidden/>
           </w:rPr>
-          <w:instrText>PAGEREF _Toc240657552 \h</w:instrText>
+          <w:instrText>PAGEREF _Toc240658054 \h</w:instrText>
         </w:r>
         <w:r>
           <w:rPr>
@@ -4654,7 +4654,7 @@
           <w14:ligatures w14:val="standardContextual"/>
         </w:rPr>
       </w:pPr>
-      <w:hyperlink w:anchor="_Toc240657553" w:history="1">
+      <w:hyperlink w:anchor="_Toc240658055" w:history="1">
         <w:r>
           <w:rPr>
             <w:rStyle w:val="a5"/>
@@ -4698,7 +4698,7 @@
             <w:noProof/>
             <w:webHidden/>
           </w:rPr>
-          <w:instrText>PAGEREF _Toc240657553 \h</w:instrText>
+          <w:instrText>PAGEREF _Toc240658055 \h</w:instrText>
         </w:r>
         <w:r>
           <w:rPr>
@@ -4756,7 +4756,7 @@
           <w14:ligatures w14:val="standardContextual"/>
         </w:rPr>
       </w:pPr>
-      <w:hyperlink w:anchor="_Toc240657554" w:history="1">
+      <w:hyperlink w:anchor="_Toc240658056" w:history="1">
         <w:r>
           <w:rPr>
             <w:rStyle w:val="a5"/>
@@ -4800,7 +4800,7 @@
             <w:noProof/>
             <w:webHidden/>
           </w:rPr>
-          <w:instrText>PAGEREF _Toc240657554 \h</w:instrText>
+          <w:instrText>PAGEREF _Toc240658056 \h</w:instrText>
         </w:r>
         <w:r>
           <w:rPr>
@@ -4858,7 +4858,7 @@
           <w14:ligatures w14:val="standardContextual"/>
         </w:rPr>
       </w:pPr>
-      <w:hyperlink w:anchor="_Toc240657555" w:history="1">
+      <w:hyperlink w:anchor="_Toc240658057" w:history="1">
         <w:r>
           <w:rPr>
             <w:rStyle w:val="a5"/>
@@ -4902,7 +4902,7 @@
             <w:noProof/>
             <w:webHidden/>
           </w:rPr>
-          <w:instrText>PAGEREF _Toc240657555 \h</w:instrText>
+          <w:instrText>PAGEREF _Toc240658057 \h</w:instrText>
         </w:r>
         <w:r>
           <w:rPr>
@@ -4960,7 +4960,7 @@
           <w14:ligatures w14:val="standardContextual"/>
         </w:rPr>
       </w:pPr>
-      <w:hyperlink w:anchor="_Toc240657556" w:history="1">
+      <w:hyperlink w:anchor="_Toc240658058" w:history="1">
         <w:r>
           <w:rPr>
             <w:rStyle w:val="a5"/>
@@ -5004,7 +5004,7 @@
             <w:noProof/>
             <w:webHidden/>
           </w:rPr>
-          <w:instrText>PAGEREF _Toc240657556 \h</w:instrText>
+          <w:instrText>PAGEREF _Toc240658058 \h</w:instrText>
         </w:r>
         <w:r>
           <w:rPr>
@@ -5062,7 +5062,7 @@
           <w14:ligatures w14:val="standardContextual"/>
         </w:rPr>
       </w:pPr>
-      <w:hyperlink w:anchor="_Toc240657557" w:history="1">
+      <w:hyperlink w:anchor="_Toc240658059" w:history="1">
         <w:r>
           <w:rPr>
             <w:rStyle w:val="a5"/>
@@ -5106,7 +5106,7 @@
             <w:noProof/>
             <w:webHidden/>
           </w:rPr>
-          <w:instrText>PAGEREF _Toc240657557 \h</w:instrText>
+          <w:instrText>PAGEREF _Toc240658059 \h</w:instrText>
         </w:r>
         <w:r>
           <w:rPr>
@@ -5164,7 +5164,7 @@
           <w14:ligatures w14:val="standardContextual"/>
         </w:rPr>
       </w:pPr>
-      <w:hyperlink w:anchor="_Toc240657558" w:history="1">
+      <w:hyperlink w:anchor="_Toc240658060" w:history="1">
         <w:r>
           <w:rPr>
             <w:rStyle w:val="a5"/>
@@ -5208,7 +5208,7 @@
             <w:noProof/>
             <w:webHidden/>
           </w:rPr>
-          <w:instrText>PAGEREF _Toc240657558 \h</w:instrText>
+          <w:instrText>PAGEREF _Toc240658060 \h</w:instrText>
         </w:r>
         <w:r>
           <w:rPr>
@@ -5266,7 +5266,7 @@
           <w14:ligatures w14:val="standardContextual"/>
         </w:rPr>
       </w:pPr>
-      <w:hyperlink w:anchor="_Toc240657559" w:history="1">
+      <w:hyperlink w:anchor="_Toc240658061" w:history="1">
         <w:r>
           <w:rPr>
             <w:rStyle w:val="a5"/>
@@ -5310,7 +5310,7 @@
             <w:noProof/>
             <w:webHidden/>
           </w:rPr>
-          <w:instrText>PAGEREF _Toc240657559 \h</w:instrText>
+          <w:instrText>PAGEREF _Toc240658061 \h</w:instrText>
         </w:r>
         <w:r>
           <w:rPr>
@@ -5368,7 +5368,7 @@
           <w14:ligatures w14:val="standardContextual"/>
         </w:rPr>
       </w:pPr>
-      <w:hyperlink w:anchor="_Toc240657560" w:history="1">
+      <w:hyperlink w:anchor="_Toc240658062" w:history="1">
         <w:r>
           <w:rPr>
             <w:rStyle w:val="a5"/>
@@ -5412,7 +5412,7 @@
             <w:noProof/>
             <w:webHidden/>
           </w:rPr>
-          <w:instrText>PAGEREF _Toc240657560 \h</w:instrText>
+          <w:instrText>PAGEREF _Toc240658062 \h</w:instrText>
         </w:r>
         <w:r>
           <w:rPr>
@@ -5470,7 +5470,7 @@
           <w14:ligatures w14:val="standardContextual"/>
         </w:rPr>
       </w:pPr>
-      <w:hyperlink w:anchor="_Toc240657561" w:history="1">
+      <w:hyperlink w:anchor="_Toc240658063" w:history="1">
         <w:r>
           <w:rPr>
             <w:rStyle w:val="a5"/>
@@ -5514,7 +5514,7 @@
             <w:noProof/>
             <w:webHidden/>
           </w:rPr>
-          <w:instrText>PAGEREF _Toc240657561 \h</w:instrText>
+          <w:instrText>PAGEREF _Toc240658063 \h</w:instrText>
         </w:r>
         <w:r>
           <w:rPr>
@@ -5572,7 +5572,7 @@
           <w14:ligatures w14:val="standardContextual"/>
         </w:rPr>
       </w:pPr>
-      <w:hyperlink w:anchor="_Toc240657562" w:history="1">
+      <w:hyperlink w:anchor="_Toc240658064" w:history="1">
         <w:r>
           <w:rPr>
             <w:rStyle w:val="a5"/>
@@ -5616,7 +5616,7 @@
             <w:noProof/>
             <w:webHidden/>
           </w:rPr>
-          <w:instrText>PAGEREF _Toc240657562 \h</w:instrText>
+          <w:instrText>PAGEREF _Toc240658064 \h</w:instrText>
         </w:r>
         <w:r>
           <w:rPr>
@@ -5674,7 +5674,7 @@
           <w14:ligatures w14:val="standardContextual"/>
         </w:rPr>
       </w:pPr>
-      <w:hyperlink w:anchor="_Toc240657563" w:history="1">
+      <w:hyperlink w:anchor="_Toc240658065" w:history="1">
         <w:r>
           <w:rPr>
             <w:rStyle w:val="a5"/>
@@ -5718,7 +5718,7 @@
             <w:noProof/>
             <w:webHidden/>
           </w:rPr>
-          <w:instrText>PAGEREF _Toc240657563 \h</w:instrText>
+          <w:instrText>PAGEREF _Toc240658065 \h</w:instrText>
         </w:r>
         <w:r>
           <w:rPr>
@@ -5776,7 +5776,7 @@
           <w14:ligatures w14:val="standardContextual"/>
         </w:rPr>
       </w:pPr>
-      <w:hyperlink w:anchor="_Toc240657564" w:history="1">
+      <w:hyperlink w:anchor="_Toc240658066" w:history="1">
         <w:r>
           <w:rPr>
             <w:rStyle w:val="a5"/>
@@ -5820,7 +5820,7 @@
             <w:noProof/>
             <w:webHidden/>
           </w:rPr>
-          <w:instrText>PAGEREF _Toc240657564 \h</w:instrText>
+          <w:instrText>PAGEREF _Toc240658066 \h</w:instrText>
         </w:r>
         <w:r>
           <w:rPr>
@@ -5878,7 +5878,7 @@
           <w14:ligatures w14:val="standardContextual"/>
         </w:rPr>
       </w:pPr>
-      <w:hyperlink w:anchor="_Toc240657565" w:history="1">
+      <w:hyperlink w:anchor="_Toc240658067" w:history="1">
         <w:r>
           <w:rPr>
             <w:rStyle w:val="a5"/>
@@ -5922,7 +5922,7 @@
             <w:noProof/>
             <w:webHidden/>
           </w:rPr>
-          <w:instrText>PAGEREF _Toc240657565 \h</w:instrText>
+          <w:instrText>PAGEREF _Toc240658067 \h</w:instrText>
         </w:r>
         <w:r>
           <w:rPr>
@@ -5980,7 +5980,7 @@
           <w14:ligatures w14:val="standardContextual"/>
         </w:rPr>
       </w:pPr>
-      <w:hyperlink w:anchor="_Toc240657566" w:history="1">
+      <w:hyperlink w:anchor="_Toc240658068" w:history="1">
         <w:r>
           <w:rPr>
             <w:rStyle w:val="a5"/>
@@ -6024,7 +6024,7 @@
             <w:noProof/>
             <w:webHidden/>
           </w:rPr>
-          <w:instrText>PAGEREF _Toc240657566 \h</w:instrText>
+          <w:instrText>PAGEREF _Toc240658068 \h</w:instrText>
         </w:r>
         <w:r>
           <w:rPr>
@@ -6082,7 +6082,7 @@
           <w14:ligatures w14:val="standardContextual"/>
         </w:rPr>
       </w:pPr>
-      <w:hyperlink w:anchor="_Toc240657567" w:history="1">
+      <w:hyperlink w:anchor="_Toc240658069" w:history="1">
         <w:r>
           <w:rPr>
             <w:rStyle w:val="a5"/>
@@ -6126,7 +6126,7 @@
             <w:noProof/>
             <w:webHidden/>
           </w:rPr>
-          <w:instrText>PAGEREF _Toc240657567 \h</w:instrText>
+          <w:instrText>PAGEREF _Toc240658069 \h</w:instrText>
         </w:r>
         <w:r>
           <w:rPr>
@@ -6183,7 +6183,7 @@
           <w14:ligatures w14:val="standardContextual"/>
         </w:rPr>
       </w:pPr>
-      <w:hyperlink w:anchor="_Toc240657568" w:history="1">
+      <w:hyperlink w:anchor="_Toc240658070" w:history="1">
         <w:r>
           <w:rPr>
             <w:rStyle w:val="a5"/>
@@ -6234,7 +6234,7 @@
             <w:noProof/>
             <w:webHidden/>
           </w:rPr>
-          <w:instrText>PAGEREF _Toc240657568 \h</w:instrText>
+          <w:instrText>PAGEREF _Toc240658070 \h</w:instrText>
         </w:r>
         <w:r>
           <w:rPr>
@@ -6292,7 +6292,7 @@
           <w14:ligatures w14:val="standardContextual"/>
         </w:rPr>
       </w:pPr>
-      <w:hyperlink w:anchor="_Toc240657569" w:history="1">
+      <w:hyperlink w:anchor="_Toc240658071" w:history="1">
         <w:r>
           <w:rPr>
             <w:rStyle w:val="a5"/>
@@ -6336,7 +6336,7 @@
             <w:noProof/>
             <w:webHidden/>
           </w:rPr>
-          <w:instrText>PAGEREF _Toc240657569 \h</w:instrText>
+          <w:instrText>PAGEREF _Toc240658071 \h</w:instrText>
         </w:r>
         <w:r>
           <w:rPr>
@@ -6394,7 +6394,7 @@
           <w14:ligatures w14:val="standardContextual"/>
         </w:rPr>
       </w:pPr>
-      <w:hyperlink w:anchor="_Toc240657570" w:history="1">
+      <w:hyperlink w:anchor="_Toc240658072" w:history="1">
         <w:r>
           <w:rPr>
             <w:rStyle w:val="a5"/>
@@ -6438,7 +6438,7 @@
             <w:noProof/>
             <w:webHidden/>
           </w:rPr>
-          <w:instrText>PAGEREF _Toc240657570 \h</w:instrText>
+          <w:instrText>PAGEREF _Toc240658072 \h</w:instrText>
         </w:r>
         <w:r>
           <w:rPr>
@@ -6496,7 +6496,7 @@
           <w14:ligatures w14:val="standardContextual"/>
         </w:rPr>
       </w:pPr>
-      <w:hyperlink w:anchor="_Toc240657571" w:history="1">
+      <w:hyperlink w:anchor="_Toc240658073" w:history="1">
         <w:r>
           <w:rPr>
             <w:rStyle w:val="a5"/>
@@ -6540,7 +6540,7 @@
             <w:noProof/>
             <w:webHidden/>
           </w:rPr>
-          <w:instrText>PAGEREF _Toc240657571 \h</w:instrText>
+          <w:instrText>PAGEREF _Toc240658073 \h</w:instrText>
         </w:r>
         <w:r>
           <w:rPr>
@@ -6598,7 +6598,7 @@
           <w14:ligatures w14:val="standardContextual"/>
         </w:rPr>
       </w:pPr>
-      <w:hyperlink w:anchor="_Toc240657572" w:history="1">
+      <w:hyperlink w:anchor="_Toc240658074" w:history="1">
         <w:r>
           <w:rPr>
             <w:rStyle w:val="a5"/>
@@ -6642,7 +6642,7 @@
             <w:noProof/>
             <w:webHidden/>
           </w:rPr>
-          <w:instrText>PAGEREF _Toc240657572 \h</w:instrText>
+          <w:instrText>PAGEREF _Toc240658074 \h</w:instrText>
         </w:r>
         <w:r>
           <w:rPr>
@@ -6699,7 +6699,7 @@
           <w14:ligatures w14:val="standardContextual"/>
         </w:rPr>
       </w:pPr>
-      <w:hyperlink w:anchor="_Toc240657573" w:history="1">
+      <w:hyperlink w:anchor="_Toc240658075" w:history="1">
         <w:r>
           <w:rPr>
             <w:rStyle w:val="a5"/>
@@ -6750,7 +6750,7 @@
             <w:noProof/>
             <w:webHidden/>
           </w:rPr>
-          <w:instrText>PAGEREF _Toc240657573 \h</w:instrText>
+          <w:instrText>PAGEREF _Toc240658075 \h</w:instrText>
         </w:r>
         <w:r>
           <w:rPr>
@@ -6807,7 +6807,7 @@
           <w14:ligatures w14:val="standardContextual"/>
         </w:rPr>
       </w:pPr>
-      <w:hyperlink w:anchor="_Toc240657574" w:history="1">
+      <w:hyperlink w:anchor="_Toc240658076" w:history="1">
         <w:r>
           <w:rPr>
             <w:rStyle w:val="a5"/>
@@ -6858,7 +6858,7 @@
             <w:noProof/>
             <w:webHidden/>
           </w:rPr>
-          <w:instrText>PAGEREF _Toc240657574 \h</w:instrText>
+          <w:instrText>PAGEREF _Toc240658076 \h</w:instrText>
         </w:r>
         <w:r>
           <w:rPr>
@@ -6913,7 +6913,7 @@
         <w:pStyle w:val="1"/>
         <w:widowControl/>
       </w:pPr>
-      <w:bookmarkStart w:id="0" w:name="_Toc240657509"/>
+      <w:bookmarkStart w:id="0" w:name="_Toc240658011"/>
       <w:r>
         <w:lastRenderedPageBreak/>
         <w:t>第一章</w:t>
@@ -6931,7 +6931,7 @@
         <w:pStyle w:val="2"/>
         <w:widowControl/>
       </w:pPr>
-      <w:bookmarkStart w:id="1" w:name="_Toc240657510"/>
+      <w:bookmarkStart w:id="1" w:name="_Toc240658012"/>
       <w:r>
         <w:t xml:space="preserve">1.1 </w:t>
       </w:r>
@@ -7004,7 +7004,7 @@
         <w:pStyle w:val="2"/>
         <w:widowControl/>
       </w:pPr>
-      <w:bookmarkStart w:id="2" w:name="_Toc240657511"/>
+      <w:bookmarkStart w:id="2" w:name="_Toc240658013"/>
       <w:r>
         <w:t xml:space="preserve">1.2 </w:t>
       </w:r>
@@ -7030,7 +7030,7 @@
         <w:pStyle w:val="2"/>
         <w:widowControl/>
       </w:pPr>
-      <w:bookmarkStart w:id="3" w:name="_Toc240657512"/>
+      <w:bookmarkStart w:id="3" w:name="_Toc240658014"/>
       <w:r>
         <w:t xml:space="preserve">1.3 </w:t>
       </w:r>
@@ -7290,7 +7290,7 @@
         <w:pStyle w:val="1"/>
         <w:widowControl/>
       </w:pPr>
-      <w:bookmarkStart w:id="4" w:name="_Toc240657513"/>
+      <w:bookmarkStart w:id="4" w:name="_Toc240658015"/>
       <w:r>
         <w:lastRenderedPageBreak/>
         <w:t>第二章</w:t>
@@ -7308,7 +7308,7 @@
         <w:pStyle w:val="2"/>
         <w:widowControl/>
       </w:pPr>
-      <w:bookmarkStart w:id="5" w:name="_Toc240657514"/>
+      <w:bookmarkStart w:id="5" w:name="_Toc240658016"/>
       <w:r>
         <w:t xml:space="preserve">2.1 </w:t>
       </w:r>
@@ -7917,7 +7917,7 @@
         <w:pStyle w:val="2"/>
         <w:widowControl/>
       </w:pPr>
-      <w:bookmarkStart w:id="6" w:name="_Toc240657515"/>
+      <w:bookmarkStart w:id="6" w:name="_Toc240658017"/>
       <w:r>
         <w:t xml:space="preserve">2.2 </w:t>
       </w:r>
@@ -7943,7 +7943,7 @@
         <w:pStyle w:val="2"/>
         <w:widowControl/>
       </w:pPr>
-      <w:bookmarkStart w:id="7" w:name="_Toc240657516"/>
+      <w:bookmarkStart w:id="7" w:name="_Toc240658018"/>
       <w:r>
         <w:t xml:space="preserve">2.3 </w:t>
       </w:r>
@@ -7969,7 +7969,7 @@
         <w:pStyle w:val="1"/>
         <w:widowControl/>
       </w:pPr>
-      <w:bookmarkStart w:id="8" w:name="_Toc240657517"/>
+      <w:bookmarkStart w:id="8" w:name="_Toc240658019"/>
       <w:r>
         <w:lastRenderedPageBreak/>
         <w:t>第三章</w:t>
@@ -7987,7 +7987,7 @@
         <w:pStyle w:val="2"/>
         <w:widowControl/>
       </w:pPr>
-      <w:bookmarkStart w:id="9" w:name="_Toc240657518"/>
+      <w:bookmarkStart w:id="9" w:name="_Toc240658020"/>
       <w:r>
         <w:t xml:space="preserve">3.1 </w:t>
       </w:r>
@@ -8020,7 +8020,7 @@
           <w:noProof/>
         </w:rPr>
         <w:drawing>
-          <wp:inline distT="0" distB="0" distL="0" distR="0" wp14:anchorId="2399E7C5" wp14:editId="625D41C9">
+          <wp:inline distT="0" distB="0" distL="0" distR="0" wp14:anchorId="462A637C" wp14:editId="63375E77">
             <wp:extent cx="5556705" cy="5760000"/>
             <wp:effectExtent l="0" t="0" r="0" b="0"/>
             <wp:docPr id="1" name="Picture 1"/>
@@ -8092,7 +8092,7 @@
         <w:pStyle w:val="2"/>
         <w:widowControl/>
       </w:pPr>
-      <w:bookmarkStart w:id="10" w:name="_Toc240657519"/>
+      <w:bookmarkStart w:id="10" w:name="_Toc240658021"/>
       <w:r>
         <w:lastRenderedPageBreak/>
         <w:t xml:space="preserve">3.2 </w:t>
@@ -8702,7 +8702,7 @@
         <w:pStyle w:val="2"/>
         <w:widowControl/>
       </w:pPr>
-      <w:bookmarkStart w:id="11" w:name="_Toc240657520"/>
+      <w:bookmarkStart w:id="11" w:name="_Toc240658022"/>
       <w:r>
         <w:t xml:space="preserve">3.3 </w:t>
       </w:r>
@@ -8728,7 +8728,7 @@
         <w:pStyle w:val="1"/>
         <w:widowControl/>
       </w:pPr>
-      <w:bookmarkStart w:id="12" w:name="_Toc240657521"/>
+      <w:bookmarkStart w:id="12" w:name="_Toc240658023"/>
       <w:r>
         <w:lastRenderedPageBreak/>
         <w:t>第四章</w:t>
@@ -8746,7 +8746,7 @@
         <w:pStyle w:val="2"/>
         <w:widowControl/>
       </w:pPr>
-      <w:bookmarkStart w:id="13" w:name="_Toc240657522"/>
+      <w:bookmarkStart w:id="13" w:name="_Toc240658024"/>
       <w:r>
         <w:t xml:space="preserve">4.1 </w:t>
       </w:r>
@@ -8779,7 +8779,7 @@
           <w:noProof/>
         </w:rPr>
         <w:drawing>
-          <wp:inline distT="0" distB="0" distL="0" distR="0" wp14:anchorId="2EB1B854" wp14:editId="72F92F1A">
+          <wp:inline distT="0" distB="0" distL="0" distR="0" wp14:anchorId="5E2FF3F0" wp14:editId="70AE2FED">
             <wp:extent cx="6120000" cy="4951250"/>
             <wp:effectExtent l="0" t="0" r="0" b="0"/>
             <wp:docPr id="2" name="Picture 2"/>
@@ -8911,7 +8911,7 @@
         <w:pStyle w:val="2"/>
         <w:widowControl/>
       </w:pPr>
-      <w:bookmarkStart w:id="14" w:name="_Toc240657523"/>
+      <w:bookmarkStart w:id="14" w:name="_Toc240658025"/>
       <w:r>
         <w:t xml:space="preserve">4.2 </w:t>
       </w:r>
@@ -8945,7 +8945,7 @@
         </w:rPr>
         <w:lastRenderedPageBreak/>
         <w:drawing>
-          <wp:inline distT="0" distB="0" distL="0" distR="0" wp14:anchorId="5C90E850" wp14:editId="3E2D263F">
+          <wp:inline distT="0" distB="0" distL="0" distR="0" wp14:anchorId="65718CF5" wp14:editId="50398891">
             <wp:extent cx="2204617" cy="6299999"/>
             <wp:effectExtent l="0" t="0" r="0" b="0"/>
             <wp:docPr id="3" name="Picture 3"/>
@@ -9091,7 +9091,7 @@
         <w:pStyle w:val="2"/>
         <w:widowControl/>
       </w:pPr>
-      <w:bookmarkStart w:id="15" w:name="_Toc240657524"/>
+      <w:bookmarkStart w:id="15" w:name="_Toc240658026"/>
       <w:r>
         <w:t xml:space="preserve">4.3 </w:t>
       </w:r>
@@ -9125,7 +9125,7 @@
         </w:rPr>
         <w:lastRenderedPageBreak/>
         <w:drawing>
-          <wp:inline distT="0" distB="0" distL="0" distR="0" wp14:anchorId="652108EA" wp14:editId="3F5FE488">
+          <wp:inline distT="0" distB="0" distL="0" distR="0" wp14:anchorId="4A38FC4A" wp14:editId="07338604">
             <wp:extent cx="2643356" cy="6299998"/>
             <wp:effectExtent l="0" t="0" r="0" b="0"/>
             <wp:docPr id="4" name="Picture 4"/>
@@ -9257,7 +9257,7 @@
         <w:pStyle w:val="2"/>
         <w:widowControl/>
       </w:pPr>
-      <w:bookmarkStart w:id="16" w:name="_Toc240657525"/>
+      <w:bookmarkStart w:id="16" w:name="_Toc240658027"/>
       <w:r>
         <w:t xml:space="preserve">4.4 </w:t>
       </w:r>
@@ -9291,7 +9291,7 @@
         </w:rPr>
         <w:lastRenderedPageBreak/>
         <w:drawing>
-          <wp:inline distT="0" distB="0" distL="0" distR="0" wp14:anchorId="5CCF01FB" wp14:editId="0C8BEC74">
+          <wp:inline distT="0" distB="0" distL="0" distR="0" wp14:anchorId="5EA906D7" wp14:editId="15785993">
             <wp:extent cx="4500000" cy="6300000"/>
             <wp:effectExtent l="0" t="0" r="0" b="0"/>
             <wp:docPr id="5" name="Picture 5"/>
@@ -9423,7 +9423,7 @@
         <w:pStyle w:val="2"/>
         <w:widowControl/>
       </w:pPr>
-      <w:bookmarkStart w:id="17" w:name="_Toc240657526"/>
+      <w:bookmarkStart w:id="17" w:name="_Toc240658028"/>
       <w:r>
         <w:t xml:space="preserve">4.5 </w:t>
       </w:r>
@@ -9457,7 +9457,7 @@
         </w:rPr>
         <w:lastRenderedPageBreak/>
         <w:drawing>
-          <wp:inline distT="0" distB="0" distL="0" distR="0" wp14:anchorId="6EFAD1B0" wp14:editId="274B4BF1">
+          <wp:inline distT="0" distB="0" distL="0" distR="0" wp14:anchorId="45110C5B" wp14:editId="3A13E27D">
             <wp:extent cx="6120000" cy="5971250"/>
             <wp:effectExtent l="0" t="0" r="0" b="0"/>
             <wp:docPr id="6" name="Picture 6"/>
@@ -9657,7 +9657,7 @@
         <w:pStyle w:val="1"/>
         <w:widowControl/>
       </w:pPr>
-      <w:bookmarkStart w:id="18" w:name="_Toc240657527"/>
+      <w:bookmarkStart w:id="18" w:name="_Toc240658029"/>
       <w:r>
         <w:lastRenderedPageBreak/>
         <w:t>第五章</w:t>
@@ -9675,7 +9675,7 @@
         <w:pStyle w:val="2"/>
         <w:widowControl/>
       </w:pPr>
-      <w:bookmarkStart w:id="19" w:name="_Toc240657528"/>
+      <w:bookmarkStart w:id="19" w:name="_Toc240658030"/>
       <w:r>
         <w:t xml:space="preserve">5.1 </w:t>
       </w:r>
@@ -9688,7 +9688,7 @@
       <w:pPr>
         <w:pStyle w:val="31"/>
       </w:pPr>
-      <w:bookmarkStart w:id="20" w:name="_Toc240657529"/>
+      <w:bookmarkStart w:id="20" w:name="_Toc240658031"/>
       <w:r>
         <w:t xml:space="preserve">5.1.1 </w:t>
       </w:r>
@@ -9971,7 +9971,7 @@
       <w:pPr>
         <w:pStyle w:val="31"/>
       </w:pPr>
-      <w:bookmarkStart w:id="21" w:name="_Toc240657530"/>
+      <w:bookmarkStart w:id="21" w:name="_Toc240658032"/>
       <w:r>
         <w:t xml:space="preserve">5.1.2 </w:t>
       </w:r>
@@ -10323,7 +10323,7 @@
         <w:pStyle w:val="2"/>
         <w:widowControl/>
       </w:pPr>
-      <w:bookmarkStart w:id="22" w:name="_Toc240657531"/>
+      <w:bookmarkStart w:id="22" w:name="_Toc240658033"/>
       <w:r>
         <w:t xml:space="preserve">5.2 </w:t>
       </w:r>
@@ -10363,7 +10363,7 @@
         </w:rPr>
         <w:lastRenderedPageBreak/>
         <w:drawing>
-          <wp:inline distT="0" distB="0" distL="0" distR="0" wp14:anchorId="0EAD31E6" wp14:editId="255FF3C3">
+          <wp:inline distT="0" distB="0" distL="0" distR="0" wp14:anchorId="27E4B0AD" wp14:editId="0B5A9978">
             <wp:extent cx="5556705" cy="5760000"/>
             <wp:effectExtent l="0" t="0" r="0" b="0"/>
             <wp:docPr id="7" name="Picture 7"/>
@@ -10434,7 +10434,7 @@
       <w:pPr>
         <w:pStyle w:val="31"/>
       </w:pPr>
-      <w:bookmarkStart w:id="23" w:name="_Toc240657532"/>
+      <w:bookmarkStart w:id="23" w:name="_Toc240658034"/>
       <w:r>
         <w:t xml:space="preserve">5.2.1 </w:t>
       </w:r>
@@ -10536,7 +10536,7 @@
         </w:rPr>
         <w:lastRenderedPageBreak/>
         <w:drawing>
-          <wp:inline distT="0" distB="0" distL="0" distR="0" wp14:anchorId="6D1743F2" wp14:editId="30969F63">
+          <wp:inline distT="0" distB="0" distL="0" distR="0" wp14:anchorId="2DBE420C" wp14:editId="76F89BB3">
             <wp:extent cx="5815916" cy="6299999"/>
             <wp:effectExtent l="0" t="0" r="0" b="0"/>
             <wp:docPr id="8" name="Picture 8"/>
@@ -10607,7 +10607,7 @@
       <w:pPr>
         <w:pStyle w:val="31"/>
       </w:pPr>
-      <w:bookmarkStart w:id="24" w:name="_Toc240657533"/>
+      <w:bookmarkStart w:id="24" w:name="_Toc240658035"/>
       <w:r>
         <w:t xml:space="preserve">5.2.2 </w:t>
       </w:r>
@@ -10667,7 +10667,7 @@
         </w:rPr>
         <w:lastRenderedPageBreak/>
         <w:drawing>
-          <wp:inline distT="0" distB="0" distL="0" distR="0" wp14:anchorId="1D6D7833" wp14:editId="0BA91133">
+          <wp:inline distT="0" distB="0" distL="0" distR="0" wp14:anchorId="3A7A1DF6" wp14:editId="79DC2AA0">
             <wp:extent cx="6120000" cy="4854684"/>
             <wp:effectExtent l="0" t="0" r="0" b="0"/>
             <wp:docPr id="9" name="Picture 9"/>
@@ -10738,7 +10738,7 @@
       <w:pPr>
         <w:pStyle w:val="31"/>
       </w:pPr>
-      <w:bookmarkStart w:id="25" w:name="_Toc240657534"/>
+      <w:bookmarkStart w:id="25" w:name="_Toc240658036"/>
       <w:r>
         <w:t xml:space="preserve">5.2.3 AI </w:t>
       </w:r>
@@ -10751,7 +10751,7 @@
       <w:pPr>
         <w:pStyle w:val="41"/>
       </w:pPr>
-      <w:bookmarkStart w:id="26" w:name="_Toc240657535"/>
+      <w:bookmarkStart w:id="26" w:name="_Toc240658037"/>
       <w:r>
         <w:t xml:space="preserve">5.2.3.1 </w:t>
       </w:r>
@@ -10783,7 +10783,7 @@
       <w:pPr>
         <w:pStyle w:val="41"/>
       </w:pPr>
-      <w:bookmarkStart w:id="27" w:name="_Toc240657536"/>
+      <w:bookmarkStart w:id="27" w:name="_Toc240658038"/>
       <w:r>
         <w:t xml:space="preserve">5.2.3.2 </w:t>
       </w:r>
@@ -10844,7 +10844,7 @@
         <w:pStyle w:val="2"/>
         <w:widowControl/>
       </w:pPr>
-      <w:bookmarkStart w:id="28" w:name="_Toc240657537"/>
+      <w:bookmarkStart w:id="28" w:name="_Toc240658039"/>
       <w:r>
         <w:lastRenderedPageBreak/>
         <w:t xml:space="preserve">5.3 </w:t>
@@ -10858,7 +10858,7 @@
       <w:pPr>
         <w:pStyle w:val="31"/>
       </w:pPr>
-      <w:bookmarkStart w:id="29" w:name="_Toc240657538"/>
+      <w:bookmarkStart w:id="29" w:name="_Toc240658040"/>
       <w:r>
         <w:t xml:space="preserve">5.3.1 </w:t>
       </w:r>
@@ -12416,7 +12416,7 @@
         </w:rPr>
         <w:lastRenderedPageBreak/>
         <w:drawing>
-          <wp:inline distT="0" distB="0" distL="0" distR="0" wp14:anchorId="70058EBE" wp14:editId="2041F83A">
+          <wp:inline distT="0" distB="0" distL="0" distR="0" wp14:anchorId="0E5C282D" wp14:editId="007DF721">
             <wp:extent cx="5556705" cy="5760000"/>
             <wp:effectExtent l="0" t="0" r="0" b="0"/>
             <wp:docPr id="10" name="Picture 10"/>
@@ -12487,7 +12487,7 @@
       <w:pPr>
         <w:pStyle w:val="31"/>
       </w:pPr>
-      <w:bookmarkStart w:id="30" w:name="_Toc240657539"/>
+      <w:bookmarkStart w:id="30" w:name="_Toc240658041"/>
       <w:r>
         <w:t xml:space="preserve">5.3.2 </w:t>
       </w:r>
@@ -13575,7 +13575,7 @@
           <w:noProof/>
         </w:rPr>
         <w:drawing>
-          <wp:inline distT="0" distB="0" distL="0" distR="0" wp14:anchorId="1DDC7D73" wp14:editId="2EC556FB">
+          <wp:inline distT="0" distB="0" distL="0" distR="0" wp14:anchorId="7B7E69FA" wp14:editId="3BB4967B">
             <wp:extent cx="5556705" cy="5760000"/>
             <wp:effectExtent l="0" t="0" r="0" b="0"/>
             <wp:docPr id="11" name="Picture 11"/>
@@ -13659,7 +13659,7 @@
       <w:pPr>
         <w:pStyle w:val="31"/>
       </w:pPr>
-      <w:bookmarkStart w:id="31" w:name="_Toc240657540"/>
+      <w:bookmarkStart w:id="31" w:name="_Toc240658042"/>
       <w:r>
         <w:t xml:space="preserve">5.3.3 </w:t>
       </w:r>
@@ -14477,7 +14477,7 @@
       <w:pPr>
         <w:pStyle w:val="31"/>
       </w:pPr>
-      <w:bookmarkStart w:id="32" w:name="_Toc240657541"/>
+      <w:bookmarkStart w:id="32" w:name="_Toc240658043"/>
       <w:r>
         <w:t xml:space="preserve">5.3.4 </w:t>
       </w:r>
@@ -15959,7 +15959,7 @@
         </w:rPr>
         <w:lastRenderedPageBreak/>
         <w:drawing>
-          <wp:inline distT="0" distB="0" distL="0" distR="0" wp14:anchorId="63A6A97B" wp14:editId="0BC0CCC5">
+          <wp:inline distT="0" distB="0" distL="0" distR="0" wp14:anchorId="19FDB90A" wp14:editId="35B06BA2">
             <wp:extent cx="5556705" cy="5760000"/>
             <wp:effectExtent l="0" t="0" r="0" b="0"/>
             <wp:docPr id="12" name="Picture 12"/>
@@ -16042,7 +16042,7 @@
       <w:pPr>
         <w:pStyle w:val="31"/>
       </w:pPr>
-      <w:bookmarkStart w:id="33" w:name="_Toc240657542"/>
+      <w:bookmarkStart w:id="33" w:name="_Toc240658044"/>
       <w:r>
         <w:t xml:space="preserve">5.3.5 </w:t>
       </w:r>
@@ -16745,7 +16745,7 @@
       <w:pPr>
         <w:pStyle w:val="31"/>
       </w:pPr>
-      <w:bookmarkStart w:id="34" w:name="_Toc240657543"/>
+      <w:bookmarkStart w:id="34" w:name="_Toc240658045"/>
       <w:r>
         <w:t xml:space="preserve">5.3.6 </w:t>
       </w:r>
@@ -17113,7 +17113,7 @@
         </w:rPr>
         <w:lastRenderedPageBreak/>
         <w:drawing>
-          <wp:inline distT="0" distB="0" distL="0" distR="0" wp14:anchorId="7E7C696B" wp14:editId="05E5357F">
+          <wp:inline distT="0" distB="0" distL="0" distR="0" wp14:anchorId="4C1DE5C4" wp14:editId="320467B8">
             <wp:extent cx="4862117" cy="5040000"/>
             <wp:effectExtent l="0" t="0" r="0" b="0"/>
             <wp:docPr id="13" name="Picture 13"/>
@@ -17601,7 +17601,7 @@
       <w:pPr>
         <w:pStyle w:val="31"/>
       </w:pPr>
-      <w:bookmarkStart w:id="35" w:name="_Toc240657544"/>
+      <w:bookmarkStart w:id="35" w:name="_Toc240658046"/>
       <w:r>
         <w:t xml:space="preserve">5.3.7 </w:t>
       </w:r>
@@ -19204,18 +19204,6 @@
           <w:rFonts w:ascii="Times New Roman" w:eastAsia="楷体" w:hAnsi="Times New Roman"/>
           <w:color w:val="000000"/>
         </w:rPr>
-        <w:t>会话前提从服务端当前记录生成，包含画像、持仓快照和数据模式。系统对规范化内容计算指纹，并为确认记录维护修订号。用户在分析过程中修改持仓或画像时，当前指纹与确认指纹出现差异，后续请求要求重新确认；流式输出期间也会再次核对，防止旧前提继续支撑当前结论。</w:t>
-      </w:r>
-    </w:p>
-    <w:p>
-      <w:pPr>
-        <w:widowControl/>
-      </w:pPr>
-      <w:r>
-        <w:rPr>
-          <w:rFonts w:ascii="Times New Roman" w:eastAsia="楷体" w:hAnsi="Times New Roman"/>
-          <w:color w:val="000000"/>
-        </w:rPr>
         <w:t>指纹使用</w:t>
       </w:r>
       <w:r>
@@ -19287,7 +19275,6 @@
         <w:jc w:val="left"/>
       </w:pPr>
       <w:r>
-        <w:lastRenderedPageBreak/>
         <w:tab/>
       </w:r>
       <m:oMath>
@@ -19436,7 +19423,15 @@
           <w:rFonts w:ascii="Times New Roman" w:eastAsia="楷体" w:hAnsi="Times New Roman"/>
           <w:color w:val="000000"/>
         </w:rPr>
-        <w:t>；只有请求修订与当前存储修订一致，才能保存新记录并将修订号增加一。内容检查覆盖资料变化，修订检查覆盖确认记录变化，二者共同确定本轮是否可以继续使用指定前提。</w:t>
+        <w:t>；只有请求修订与当前存储修订一致，才能保存新</w:t>
+      </w:r>
+      <w:r>
+        <w:rPr>
+          <w:rFonts w:ascii="Times New Roman" w:eastAsia="楷体" w:hAnsi="Times New Roman"/>
+          <w:color w:val="000000"/>
+        </w:rPr>
+        <w:lastRenderedPageBreak/>
+        <w:t>记录并将修订号增加一。内容检查覆盖资料变化，修订检查覆盖确认记录变化，二者共同确定本轮是否可以继续使用指定前提。</w:t>
       </w:r>
     </w:p>
     <w:p>
@@ -19448,36 +19443,49 @@
           <w:rFonts w:ascii="Times New Roman" w:eastAsia="楷体" w:hAnsi="Times New Roman"/>
           <w:color w:val="000000"/>
         </w:rPr>
-        <w:t>长期记忆保存经过校验的结构化对象及内容哈希。检索按用户归属读取最近</w:t>
-      </w:r>
-      <w:r>
-        <w:rPr>
-          <w:rFonts w:ascii="Times New Roman" w:eastAsia="楷体" w:hAnsi="Times New Roman"/>
-          <w:color w:val="000000"/>
-        </w:rPr>
-        <w:t xml:space="preserve"> 100 </w:t>
-      </w:r>
-      <w:r>
-        <w:rPr>
-          <w:rFonts w:ascii="Times New Roman" w:eastAsia="楷体" w:hAnsi="Times New Roman"/>
-          <w:color w:val="000000"/>
-        </w:rPr>
-        <w:t>条显式记录，配置模型时根据风险等级、期限、资产名称及意图等描述字段排序；未配置或模型不可用时返回带原因标识的有限关键词匹配。检索结果保持</w:t>
-      </w:r>
-      <w:r>
-        <w:rPr>
-          <w:rFonts w:ascii="Times New Roman" w:eastAsia="楷体" w:hAnsi="Times New Roman"/>
-          <w:color w:val="000000"/>
-        </w:rPr>
-        <w:t xml:space="preserve"> HISTORICAL_ONLY </w:t>
-      </w:r>
-      <w:r>
-        <w:rPr>
-          <w:rFonts w:ascii="Times New Roman" w:eastAsia="楷体" w:hAnsi="Times New Roman"/>
-          <w:color w:val="000000"/>
-        </w:rPr>
-        <w:t>状态，不自动覆盖当前画像与持仓。用户选择恢复后，界面载入历史资料并清空派生结果，当前分析还需重新确认与计算。</w:t>
-      </w:r>
+        <w:t>历史记录采用追加保存方式，保存内容包括问卷、画像、组合以及允许的意图、计划和关联标识。研究结果通过标识关联，相同内容的重复保存由内容身份识别，读取时检查用户归属与内容完整性。长期保存的单位是一次显式确认的结构化上下文。输出期间的版本检查见</w:t>
+      </w:r>
+      <w:r>
+        <w:rPr>
+          <w:rFonts w:ascii="Times New Roman" w:eastAsia="楷体" w:hAnsi="Times New Roman"/>
+          <w:color w:val="000000"/>
+        </w:rPr>
+        <w:t xml:space="preserve"> 6.1 </w:t>
+      </w:r>
+      <w:r>
+        <w:rPr>
+          <w:rFonts w:ascii="Times New Roman" w:eastAsia="楷体" w:hAnsi="Times New Roman"/>
+          <w:color w:val="000000"/>
+        </w:rPr>
+        <w:t>节，历史检索与恢复条件见</w:t>
+      </w:r>
+      <w:r>
+        <w:rPr>
+          <w:rFonts w:ascii="Times New Roman" w:eastAsia="楷体" w:hAnsi="Times New Roman"/>
+          <w:color w:val="000000"/>
+        </w:rPr>
+        <w:t xml:space="preserve"> 6.4 </w:t>
+      </w:r>
+      <w:r>
+        <w:rPr>
+          <w:rFonts w:ascii="Times New Roman" w:eastAsia="楷体" w:hAnsi="Times New Roman"/>
+          <w:color w:val="000000"/>
+        </w:rPr>
+        <w:t>节。</w:t>
+      </w:r>
+    </w:p>
+    <w:p>
+      <w:pPr>
+        <w:pStyle w:val="31"/>
+      </w:pPr>
+      <w:bookmarkStart w:id="36" w:name="_Toc240658047"/>
+      <w:r>
+        <w:t xml:space="preserve">5.3.8 </w:t>
+      </w:r>
+      <w:r>
+        <w:t>多轮追问与工具需求路由</w:t>
+      </w:r>
+      <w:bookmarkEnd w:id="36"/>
     </w:p>
     <w:p>
       <w:pPr>
@@ -19488,21 +19496,8 @@
           <w:rFonts w:ascii="Times New Roman" w:eastAsia="楷体" w:hAnsi="Times New Roman"/>
           <w:color w:val="000000"/>
         </w:rPr>
-        <w:t>历史记录采用追加保存方式，保存内容包括问卷、画像、组合以及允许的意图、计划和关联标识。研究结果通过标识关联，恢复资料时清空页面中的派生结果。相同内容的重复保存由内容身份识别，读取时检查用户归属与内容完整性。长期保存的单位因此是一次显式确认的结构化上下文，查询和恢复都围绕该单位进行。</w:t>
-      </w:r>
-    </w:p>
-    <w:p>
-      <w:pPr>
-        <w:pStyle w:val="31"/>
-      </w:pPr>
-      <w:bookmarkStart w:id="36" w:name="_Toc240657545"/>
-      <w:r>
-        <w:t xml:space="preserve">5.3.8 </w:t>
-      </w:r>
-      <w:r>
-        <w:t>多轮追问与工具需求路由</w:t>
-      </w:r>
-      <w:bookmarkEnd w:id="36"/>
+        <w:t>请求入口根据是否携带会话前提标识处理上下文。已绑定的请求先检查用户归属、修订及当前事实，检查通过后从服务端构建画像与持仓上下文；未绑定的请求清除客户端提交的个性化资料，继续进入聊天流程。已有绑定但检查不通过的请求返回重新确认提示。</w:t>
+      </w:r>
     </w:p>
     <w:p>
       <w:pPr>
@@ -19513,7 +19508,7 @@
           <w:rFonts w:ascii="Times New Roman" w:eastAsia="楷体" w:hAnsi="Times New Roman"/>
           <w:color w:val="000000"/>
         </w:rPr>
-        <w:t>每轮问题均重新判定是否依赖外部金融事实或个人持仓计算。分类器结合当前问题及近期消息，返回明确的工具需求标记。一般闲聊、自我介绍、写作翻译、概念或公式解释允许进入一般回答；具体证券行情、财务新闻、个人持仓分析以及金额和调仓测算要求调用工具。无法确定时按需要工具处理。</w:t>
+        <w:t>进入聊天流程后，每轮问题重新判定是否依赖外部金融事实或个人持仓计算。分类器结合当前问题及近期消息，返回工具需求标记。一般闲聊、自我介绍、写作翻译、概念或公式解释允许进入一般回答；具体证券行情、财务新闻、个人持仓分析以及金额和调仓测算要求使用对应工具或业务入口。无法确定时按需要工具处理。一般行情查询可以在未绑定个人前提时调用查询工具；持仓体检需要有效的确认上下文。</w:t>
       </w:r>
     </w:p>
     <w:p>
@@ -19553,7 +19548,7 @@
           <w:rFonts w:ascii="Times New Roman" w:eastAsia="楷体" w:hAnsi="Times New Roman"/>
           <w:color w:val="000000"/>
         </w:rPr>
-        <w:t>，系统借助近期消息理解指代，同时从服务端确认前提读取数量与画像，并调用确定性测算。用户提出</w:t>
+        <w:t>，系统借助近期消息理解讨论对象，聊天调仓工具返回进入调仓计划的提示。用户在该入口确认已刷新持仓、目标权重与换手约束后执行确定性测算。聊天中的持仓体检工具可以在有效前提下直接计算组合健康指标；用户追问</w:t>
       </w:r>
       <w:r>
         <w:rPr>
@@ -19581,7 +19576,7 @@
           <w:rFonts w:ascii="Times New Roman" w:eastAsia="楷体" w:hAnsi="Times New Roman"/>
           <w:color w:val="000000"/>
         </w:rPr>
-        <w:t>时，回答可结合已有计算依据解释预算规则；如果追问改变了持仓或投资条件，则需要更新资料并重新确认相关前提。</w:t>
+        <w:t>时，回答可结合体检结果解释预算规则。若投资条件变化，则需要更新资料并重新确认。</w:t>
       </w:r>
     </w:p>
     <w:p>
@@ -19609,8 +19604,8 @@
         </w:rPr>
         <w:lastRenderedPageBreak/>
         <w:drawing>
-          <wp:inline distT="0" distB="0" distL="0" distR="0" wp14:anchorId="4541F3EC" wp14:editId="0E3773B6">
-            <wp:extent cx="5350584" cy="6300000"/>
+          <wp:inline distT="0" distB="0" distL="0" distR="0" wp14:anchorId="6E0BDDAD" wp14:editId="58441BE6">
+            <wp:extent cx="6120000" cy="6102447"/>
             <wp:effectExtent l="0" t="0" r="0" b="0"/>
             <wp:docPr id="14" name="Picture 14"/>
             <wp:cNvGraphicFramePr>
@@ -19632,7 +19627,7 @@
                   <pic:spPr>
                     <a:xfrm>
                       <a:off x="0" y="0"/>
-                      <a:ext cx="5350584" cy="6300000"/>
+                      <a:ext cx="6120000" cy="6102447"/>
                     </a:xfrm>
                     <a:prstGeom prst="rect">
                       <a:avLst/>
@@ -19673,7 +19668,7 @@
           <w:color w:val="000000"/>
           <w:sz w:val="21"/>
         </w:rPr>
-        <w:t>画像记忆对话与专业分析的数据流</w:t>
+        <w:t>画像记忆与聊天工具的数据流</w:t>
       </w:r>
     </w:p>
     <w:p>
@@ -19699,7 +19694,21 @@
           <w:rFonts w:ascii="Times New Roman" w:eastAsia="楷体" w:hAnsi="Times New Roman"/>
           <w:color w:val="000000"/>
         </w:rPr>
-        <w:t>中，结构化建议路径经过独立双闸门，聊天工具转述路径根据工具结果组织回答。二者共用用户资料和事实来源，按各自入口执行结果检查。历史检索结果需要经过用户选择与确认，才能重新成为当前分析输入。</w:t>
+        <w:t>中，入口校验先于模型的工具需求判定。聊天分别提供一般回答、金融资料查询和持仓体检；调仓需求引导用户进入专用计划入口。绑定前提的请求在后续输出期间继续检查版本。历史资料需要经用户选择、更新和确认进入当前上下文。专业研究与结构化建议使用图</w:t>
+      </w:r>
+      <w:r>
+        <w:rPr>
+          <w:rFonts w:ascii="Times New Roman" w:eastAsia="楷体" w:hAnsi="Times New Roman"/>
+          <w:color w:val="000000"/>
+        </w:rPr>
+        <w:t xml:space="preserve"> 5-7 </w:t>
+      </w:r>
+      <w:r>
+        <w:rPr>
+          <w:rFonts w:ascii="Times New Roman" w:eastAsia="楷体" w:hAnsi="Times New Roman"/>
+          <w:color w:val="000000"/>
+        </w:rPr>
+        <w:t>所示的任务执行及双重审查流程。</w:t>
       </w:r>
     </w:p>
     <w:p>
@@ -19707,7 +19716,7 @@
         <w:pStyle w:val="1"/>
         <w:widowControl/>
       </w:pPr>
-      <w:bookmarkStart w:id="37" w:name="_Toc240657546"/>
+      <w:bookmarkStart w:id="37" w:name="_Toc240658048"/>
       <w:r>
         <w:lastRenderedPageBreak/>
         <w:t>第六章</w:t>
@@ -19725,7 +19734,7 @@
         <w:pStyle w:val="2"/>
         <w:widowControl/>
       </w:pPr>
-      <w:bookmarkStart w:id="38" w:name="_Toc240657547"/>
+      <w:bookmarkStart w:id="38" w:name="_Toc240658049"/>
       <w:r>
         <w:t xml:space="preserve">6.1 </w:t>
       </w:r>
@@ -19738,7 +19747,7 @@
       <w:pPr>
         <w:pStyle w:val="31"/>
       </w:pPr>
-      <w:bookmarkStart w:id="39" w:name="_Toc240657548"/>
+      <w:bookmarkStart w:id="39" w:name="_Toc240658050"/>
       <w:r>
         <w:t xml:space="preserve">6.1.1 </w:t>
       </w:r>
@@ -19861,7 +19870,7 @@
       <w:pPr>
         <w:pStyle w:val="31"/>
       </w:pPr>
-      <w:bookmarkStart w:id="40" w:name="_Toc240657549"/>
+      <w:bookmarkStart w:id="40" w:name="_Toc240658051"/>
       <w:r>
         <w:t xml:space="preserve">6.1.2 </w:t>
       </w:r>
@@ -20328,7 +20337,7 @@
       <w:pPr>
         <w:pStyle w:val="31"/>
       </w:pPr>
-      <w:bookmarkStart w:id="41" w:name="_Toc240657550"/>
+      <w:bookmarkStart w:id="41" w:name="_Toc240658052"/>
       <w:r>
         <w:t xml:space="preserve">6.1.3 </w:t>
       </w:r>
@@ -21321,7 +21330,7 @@
       <w:pPr>
         <w:pStyle w:val="31"/>
       </w:pPr>
-      <w:bookmarkStart w:id="42" w:name="_Toc240657551"/>
+      <w:bookmarkStart w:id="42" w:name="_Toc240658053"/>
       <w:r>
         <w:t xml:space="preserve">6.1.4 </w:t>
       </w:r>
@@ -21387,7 +21396,7 @@
         <w:pStyle w:val="2"/>
         <w:widowControl/>
       </w:pPr>
-      <w:bookmarkStart w:id="43" w:name="_Toc240657552"/>
+      <w:bookmarkStart w:id="43" w:name="_Toc240658054"/>
       <w:r>
         <w:lastRenderedPageBreak/>
         <w:t xml:space="preserve">6.2 </w:t>
@@ -21401,7 +21410,7 @@
       <w:pPr>
         <w:pStyle w:val="31"/>
       </w:pPr>
-      <w:bookmarkStart w:id="44" w:name="_Toc240657553"/>
+      <w:bookmarkStart w:id="44" w:name="_Toc240658055"/>
       <w:r>
         <w:t xml:space="preserve">6.2.1 </w:t>
       </w:r>
@@ -21496,7 +21505,7 @@
       <w:pPr>
         <w:pStyle w:val="31"/>
       </w:pPr>
-      <w:bookmarkStart w:id="45" w:name="_Toc240657554"/>
+      <w:bookmarkStart w:id="45" w:name="_Toc240658056"/>
       <w:r>
         <w:t xml:space="preserve">6.2.2 </w:t>
       </w:r>
@@ -21552,7 +21561,7 @@
       <w:pPr>
         <w:pStyle w:val="31"/>
       </w:pPr>
-      <w:bookmarkStart w:id="46" w:name="_Toc240657555"/>
+      <w:bookmarkStart w:id="46" w:name="_Toc240658057"/>
       <w:r>
         <w:t xml:space="preserve">6.2.3 </w:t>
       </w:r>
@@ -21741,7 +21750,7 @@
       <w:pPr>
         <w:pStyle w:val="31"/>
       </w:pPr>
-      <w:bookmarkStart w:id="47" w:name="_Toc240657556"/>
+      <w:bookmarkStart w:id="47" w:name="_Toc240658058"/>
       <w:r>
         <w:t xml:space="preserve">6.2.4 </w:t>
       </w:r>
@@ -21767,7 +21776,7 @@
         <w:pStyle w:val="2"/>
         <w:widowControl/>
       </w:pPr>
-      <w:bookmarkStart w:id="48" w:name="_Toc240657557"/>
+      <w:bookmarkStart w:id="48" w:name="_Toc240658059"/>
       <w:r>
         <w:lastRenderedPageBreak/>
         <w:t xml:space="preserve">6.3 </w:t>
@@ -21781,7 +21790,7 @@
       <w:pPr>
         <w:pStyle w:val="31"/>
       </w:pPr>
-      <w:bookmarkStart w:id="49" w:name="_Toc240657558"/>
+      <w:bookmarkStart w:id="49" w:name="_Toc240658060"/>
       <w:r>
         <w:t xml:space="preserve">6.3.1 </w:t>
       </w:r>
@@ -21834,7 +21843,7 @@
       <w:pPr>
         <w:pStyle w:val="31"/>
       </w:pPr>
-      <w:bookmarkStart w:id="50" w:name="_Toc240657559"/>
+      <w:bookmarkStart w:id="50" w:name="_Toc240658061"/>
       <w:r>
         <w:t xml:space="preserve">6.3.2 </w:t>
       </w:r>
@@ -21911,7 +21920,7 @@
       <w:pPr>
         <w:pStyle w:val="31"/>
       </w:pPr>
-      <w:bookmarkStart w:id="51" w:name="_Toc240657560"/>
+      <w:bookmarkStart w:id="51" w:name="_Toc240658062"/>
       <w:r>
         <w:t xml:space="preserve">6.3.3 </w:t>
       </w:r>
@@ -21962,7 +21971,7 @@
       <w:pPr>
         <w:pStyle w:val="31"/>
       </w:pPr>
-      <w:bookmarkStart w:id="52" w:name="_Toc240657561"/>
+      <w:bookmarkStart w:id="52" w:name="_Toc240658063"/>
       <w:r>
         <w:t xml:space="preserve">6.3.4 </w:t>
       </w:r>
@@ -21988,7 +21997,7 @@
         <w:pStyle w:val="2"/>
         <w:widowControl/>
       </w:pPr>
-      <w:bookmarkStart w:id="53" w:name="_Toc240657562"/>
+      <w:bookmarkStart w:id="53" w:name="_Toc240658064"/>
       <w:r>
         <w:lastRenderedPageBreak/>
         <w:t xml:space="preserve">6.4 </w:t>
@@ -22002,7 +22011,7 @@
       <w:pPr>
         <w:pStyle w:val="31"/>
       </w:pPr>
-      <w:bookmarkStart w:id="54" w:name="_Toc240657563"/>
+      <w:bookmarkStart w:id="54" w:name="_Toc240658065"/>
       <w:r>
         <w:t xml:space="preserve">6.4.1 </w:t>
       </w:r>
@@ -22041,7 +22050,7 @@
       <w:pPr>
         <w:pStyle w:val="31"/>
       </w:pPr>
-      <w:bookmarkStart w:id="55" w:name="_Toc240657564"/>
+      <w:bookmarkStart w:id="55" w:name="_Toc240658066"/>
       <w:r>
         <w:t xml:space="preserve">6.4.2 </w:t>
       </w:r>
@@ -22925,7 +22934,7 @@
       <w:pPr>
         <w:pStyle w:val="31"/>
       </w:pPr>
-      <w:bookmarkStart w:id="56" w:name="_Toc240657565"/>
+      <w:bookmarkStart w:id="56" w:name="_Toc240658067"/>
       <w:r>
         <w:lastRenderedPageBreak/>
         <w:t xml:space="preserve">6.4.3 </w:t>
@@ -23019,7 +23028,7 @@
       <w:pPr>
         <w:pStyle w:val="31"/>
       </w:pPr>
-      <w:bookmarkStart w:id="57" w:name="_Toc240657566"/>
+      <w:bookmarkStart w:id="57" w:name="_Toc240658068"/>
       <w:r>
         <w:t xml:space="preserve">6.4.4 </w:t>
       </w:r>
@@ -23045,7 +23054,7 @@
         <w:pStyle w:val="2"/>
         <w:widowControl/>
       </w:pPr>
-      <w:bookmarkStart w:id="58" w:name="_Toc240657567"/>
+      <w:bookmarkStart w:id="58" w:name="_Toc240658069"/>
       <w:r>
         <w:t xml:space="preserve">6.5 </w:t>
       </w:r>
@@ -23106,7 +23115,7 @@
         <w:pStyle w:val="1"/>
         <w:widowControl/>
       </w:pPr>
-      <w:bookmarkStart w:id="59" w:name="_Toc240657568"/>
+      <w:bookmarkStart w:id="59" w:name="_Toc240658070"/>
       <w:r>
         <w:lastRenderedPageBreak/>
         <w:t>第七章</w:t>
@@ -23124,7 +23133,7 @@
         <w:pStyle w:val="2"/>
         <w:widowControl/>
       </w:pPr>
-      <w:bookmarkStart w:id="60" w:name="_Toc240657569"/>
+      <w:bookmarkStart w:id="60" w:name="_Toc240658071"/>
       <w:r>
         <w:t xml:space="preserve">7.1 </w:t>
       </w:r>
@@ -24876,7 +24885,7 @@
         <w:pStyle w:val="2"/>
         <w:widowControl/>
       </w:pPr>
-      <w:bookmarkStart w:id="61" w:name="_Toc240657570"/>
+      <w:bookmarkStart w:id="61" w:name="_Toc240658072"/>
       <w:r>
         <w:lastRenderedPageBreak/>
         <w:t xml:space="preserve">7.2 </w:t>
@@ -25562,7 +25571,7 @@
         <w:pStyle w:val="2"/>
         <w:widowControl/>
       </w:pPr>
-      <w:bookmarkStart w:id="62" w:name="_Toc240657571"/>
+      <w:bookmarkStart w:id="62" w:name="_Toc240658073"/>
       <w:r>
         <w:t xml:space="preserve">7.3 </w:t>
       </w:r>
@@ -25644,7 +25653,7 @@
         <w:pStyle w:val="2"/>
         <w:widowControl/>
       </w:pPr>
-      <w:bookmarkStart w:id="63" w:name="_Toc240657572"/>
+      <w:bookmarkStart w:id="63" w:name="_Toc240658074"/>
       <w:r>
         <w:t xml:space="preserve">7.4 </w:t>
       </w:r>
@@ -25726,7 +25735,7 @@
         <w:pStyle w:val="1"/>
         <w:widowControl/>
       </w:pPr>
-      <w:bookmarkStart w:id="64" w:name="_Toc240657573"/>
+      <w:bookmarkStart w:id="64" w:name="_Toc240658075"/>
       <w:r>
         <w:lastRenderedPageBreak/>
         <w:t>第八章</w:t>
@@ -25814,7 +25823,7 @@
         <w:pStyle w:val="1"/>
         <w:widowControl/>
       </w:pPr>
-      <w:bookmarkStart w:id="65" w:name="_Toc240657574"/>
+      <w:bookmarkStart w:id="65" w:name="_Toc240658076"/>
       <w:r>
         <w:lastRenderedPageBreak/>
         <w:t>附录</w:t>
@@ -27770,7 +27779,7 @@
     <w:next w:val="a"/>
     <w:autoRedefine/>
     <w:uiPriority w:val="39"/>
-    <w:rsid w:val="00F1190B"/>
+    <w:rsid w:val="00642ACC"/>
     <w:pPr>
       <w:spacing w:after="0" w:line="240" w:lineRule="auto"/>
       <w:ind w:leftChars="600" w:left="1260"/>
@@ -27785,7 +27794,7 @@
     <w:basedOn w:val="a0"/>
     <w:uiPriority w:val="99"/>
     <w:unhideWhenUsed/>
-    <w:rsid w:val="00F1190B"/>
+    <w:rsid w:val="00642ACC"/>
     <w:rPr>
       <w:color w:val="0000FF" w:themeColor="hyperlink"/>
       <w:u w:val="single"/>
